--- a/Space_News_17_07_2026.docx
+++ b/Space_News_17_07_2026.docx
@@ -155,7 +155,7 @@
           <w:b/>
           <w:sz w:val="26"/>
         </w:rPr>
-        <w:t>1. Over 100 scientists quit Isro, govt steps in to tighten exit norms amid mass resignations: Reports | India News - Hindustan Times</w:t>
+        <w:t>1. Department of space moves to stem exodus from key Isro missions; at least 100 quit in past few months: So - The Times of India</w:t>
       </w:r>
     </w:p>
     <w:p>
@@ -175,43 +175,9 @@
     </w:p>
     <w:p>
       <w:pPr>
-        <w:spacing w:after="120"/>
         <w:jc w:val="center"/>
       </w:pPr>
-      <w:r>
-        <w:drawing>
-          <wp:inline xmlns:a="http://schemas.openxmlformats.org/drawingml/2006/main" xmlns:pic="http://schemas.openxmlformats.org/drawingml/2006/picture">
-            <wp:extent cx="4389120" cy="2470379"/>
-            <wp:docPr id="3" name="Picture 3"/>
-            <wp:cNvGraphicFramePr>
-              <a:graphicFrameLocks noChangeAspect="1"/>
-            </wp:cNvGraphicFramePr>
-            <a:graphic>
-              <a:graphicData uri="http://schemas.openxmlformats.org/drawingml/2006/picture">
-                <pic:pic>
-                  <pic:nvPicPr>
-                    <pic:cNvPr id="0" name="image.jpg"/>
-                    <pic:cNvPicPr/>
-                  </pic:nvPicPr>
-                  <pic:blipFill>
-                    <a:blip r:embed="rId13"/>
-                    <a:stretch>
-                      <a:fillRect/>
-                    </a:stretch>
-                  </pic:blipFill>
-                  <pic:spPr>
-                    <a:xfrm>
-                      <a:off x="0" y="0"/>
-                      <a:ext cx="4389120" cy="2470379"/>
-                    </a:xfrm>
-                    <a:prstGeom prst="rect"/>
-                  </pic:spPr>
-                </pic:pic>
-              </a:graphicData>
-            </a:graphic>
-          </wp:inline>
-        </w:drawing>
-      </w:r>
+      <w:r/>
     </w:p>
     <w:p>
       <w:pPr>
@@ -223,7 +189,7 @@
           <w:rFonts w:ascii="Times New Roman" w:hAnsi="Times New Roman"/>
           <w:sz w:val="24"/>
         </w:rPr>
-        <w:t>As per media reports, this move from the Centre comes after around 100 scientists submitted their resignations. The memorandum further adds that all requests for resignation and retirement will now be referred to the Department of Space. Centre has directed Isro centres not to accept resignation or voluntary retirement requests from Group 'A' scientific and technical personnel associated with Gaganyaan and other key missions, according to an internal document issued on July 14, accessed by India Today. The Indian Space Research Organisation (ISRO) has reportedly been hit by mass resignations with with at least 100 scientists putting in their papers in recent months, prompting Centre to step in to tighten rules on voluntary exits and retirement, especially for those working on critical missions such as Gaganyaan. While the Department of Space has not officially disclosed the number of departures, the Times of India reported multiple Isro sources have stated that between 100 and 120 scientists may have resigned in recent months. Nearly 80 scientists have left the UR Rao Satellite Centre (URSC) in Karnataka's Bengaluru, while around 20 departures have been reported from the Vikram Sarabhai Space Centre (VSSC) in Kerala's Thiruvananthapuram, per the report. While sources confirmed 100 resignations, they added that the number could be around 120, TOI reported. Also Read | Road to Bharatiya Antariksh Station, Moon and beyond: ISRO shows how tech maturity accumulates Acknowledging the mass resignations, ISRO chairman V Narayana told the publication that the space organisation was prepared to deal with the departures. "Yes, a lot of people go, but that's part of every organisation. The move [memorandum] isn't only to retain, but also to ensure that important projects don't suffer all of a sudden. But if someone is still going, someone else will take responsibility. We're taking care of it," he was quoted as saying.</w:t>
+        <w:t>Department of space moves to stem exodus from key Isro missions; at least 100 quit in past few months: So The Times of India</w:t>
       </w:r>
     </w:p>
     <w:p>
@@ -244,7 +210,62 @@
           <w:b/>
           <w:sz w:val="26"/>
         </w:rPr>
-        <w:t>2. Higher pay, better opportunities, more recognition: Why scientists are leaving Isro - India Today</w:t>
+        <w:t>2. Special YUVIKA Programme for Oman Students - ISRO</w:t>
+      </w:r>
+    </w:p>
+    <w:p>
+      <w:pPr>
+        <w:spacing w:after="80"/>
+        <w:jc w:val="left"/>
+      </w:pPr>
+      <w:hyperlink r:id="rId13">
+        <w:r>
+          <w:rPr>
+            <w:color w:val="0000FF"/>
+            <w:u w:val="single"/>
+          </w:rPr>
+          <w:t>Read more</w:t>
+        </w:r>
+      </w:hyperlink>
+    </w:p>
+    <w:p>
+      <w:pPr>
+        <w:jc w:val="center"/>
+      </w:pPr>
+      <w:r/>
+    </w:p>
+    <w:p>
+      <w:pPr>
+        <w:spacing w:after="120" w:line="276" w:lineRule="auto"/>
+        <w:jc w:val="both"/>
+      </w:pPr>
+      <w:r>
+        <w:rPr>
+          <w:rFonts w:ascii="Times New Roman" w:hAnsi="Times New Roman"/>
+          <w:sz w:val="24"/>
+        </w:rPr>
+        <w:t>July 15, 2026 YUva VIjyani KArayakram (YUVIKA) programme was conceived to impart basic knowledge on Space Technology, Space Science and Space Applications to young students. The Hon'ble Prime Minister, during his visit to Oman on 18th December, 2025, announced the organization of the YUVIKA programme for Omani students. Accordingly, ISRO planned one week residential programme at SDSC SHAR, Sriharikota and processed the same through MEA. In follow up the Ministry of Education, Sultanate of Oman, has nominated eight students and two observers from Omani schools to participate in the programme. The programme was inaugurated on 13th July, 2026 by Shri S Muthuchezian, Director, SDSC SHAR. The programme includes classroom training, practical demonstrations of experiments, hands-on experience with robotic kits, model rocketry, field visits and Interaction with ISRO scientists.</w:t>
+      </w:r>
+    </w:p>
+    <w:p>
+      <w:pPr>
+        <w:pBdr>
+          <w:bottom w:val="single" w:sz="6" w:space="6" w:color="A6A6A6"/>
+        </w:pBdr>
+      </w:pPr>
+    </w:p>
+    <w:p/>
+    <w:p>
+      <w:pPr>
+        <w:spacing w:after="60"/>
+      </w:pPr>
+      <w:r>
+        <w:rPr>
+          <w:rFonts w:ascii="Times New Roman" w:hAnsi="Times New Roman"/>
+          <w:b/>
+          <w:sz w:val="26"/>
+        </w:rPr>
+        <w:t>3. ISRO resignations: Govt tightens exit rules for Gaganyaan and other critical projects after 100+ reported - The Economic Times</w:t>
       </w:r>
     </w:p>
     <w:p>
@@ -270,7 +291,151 @@
       <w:r>
         <w:drawing>
           <wp:inline xmlns:a="http://schemas.openxmlformats.org/drawingml/2006/main" xmlns:pic="http://schemas.openxmlformats.org/drawingml/2006/picture">
-            <wp:extent cx="4389120" cy="2468880"/>
+            <wp:extent cx="4389120" cy="2173559"/>
+            <wp:docPr id="3" name="Picture 3"/>
+            <wp:cNvGraphicFramePr>
+              <a:graphicFrameLocks noChangeAspect="1"/>
+            </wp:cNvGraphicFramePr>
+            <a:graphic>
+              <a:graphicData uri="http://schemas.openxmlformats.org/drawingml/2006/picture">
+                <pic:pic>
+                  <pic:nvPicPr>
+                    <pic:cNvPr id="0" name="image.png"/>
+                    <pic:cNvPicPr/>
+                  </pic:nvPicPr>
+                  <pic:blipFill>
+                    <a:blip r:embed="rId15"/>
+                    <a:stretch>
+                      <a:fillRect/>
+                    </a:stretch>
+                  </pic:blipFill>
+                  <pic:spPr>
+                    <a:xfrm>
+                      <a:off x="0" y="0"/>
+                      <a:ext cx="4389120" cy="2173559"/>
+                    </a:xfrm>
+                    <a:prstGeom prst="rect"/>
+                  </pic:spPr>
+                </pic:pic>
+              </a:graphicData>
+            </a:graphic>
+          </wp:inline>
+        </w:drawing>
+      </w:r>
+    </w:p>
+    <w:p>
+      <w:pPr>
+        <w:spacing w:after="120" w:line="276" w:lineRule="auto"/>
+        <w:jc w:val="both"/>
+      </w:pPr>
+      <w:r>
+        <w:rPr>
+          <w:rFonts w:ascii="Times New Roman" w:hAnsi="Times New Roman"/>
+          <w:sz w:val="24"/>
+        </w:rPr>
+        <w:t>Synopsis The Department of Space has tightened rules for scientists leaving ISRO. This action follows a significant number of scientists resigning from key projects. Previously, centre directors could approve these departures, but now DoS will decide. This move aims to retain experienced personnel and ensure project continuity. ISRO acknowledges attrition but states projects will continue as planned.</w:t>
+      </w:r>
+    </w:p>
+    <w:p>
+      <w:pPr>
+        <w:pBdr>
+          <w:bottom w:val="single" w:sz="6" w:space="6" w:color="A6A6A6"/>
+        </w:pBdr>
+      </w:pPr>
+    </w:p>
+    <w:p/>
+    <w:p>
+      <w:pPr>
+        <w:spacing w:after="60"/>
+      </w:pPr>
+      <w:r>
+        <w:rPr>
+          <w:rFonts w:ascii="Times New Roman" w:hAnsi="Times New Roman"/>
+          <w:b/>
+          <w:sz w:val="26"/>
+        </w:rPr>
+        <w:t>4. NASA Uses Subscale Aircraft to Accelerate Flight Innovation</w:t>
+      </w:r>
+    </w:p>
+    <w:p>
+      <w:pPr>
+        <w:spacing w:after="80"/>
+        <w:jc w:val="left"/>
+      </w:pPr>
+      <w:hyperlink r:id="rId16">
+        <w:r>
+          <w:rPr>
+            <w:color w:val="0000FF"/>
+            <w:u w:val="single"/>
+          </w:rPr>
+          <w:t>Read more</w:t>
+        </w:r>
+      </w:hyperlink>
+    </w:p>
+    <w:p>
+      <w:pPr>
+        <w:jc w:val="center"/>
+      </w:pPr>
+      <w:r/>
+    </w:p>
+    <w:p>
+      <w:pPr>
+        <w:spacing w:after="120" w:line="276" w:lineRule="auto"/>
+        <w:jc w:val="both"/>
+      </w:pPr>
+      <w:r>
+        <w:rPr>
+          <w:rFonts w:ascii="Times New Roman" w:hAnsi="Times New Roman"/>
+          <w:sz w:val="24"/>
+        </w:rPr>
+        <w:t>Testing new aerospace concepts in flight remains one of NASA's most effective ways to advance knowledge and reduce risk. The Dale Reed Subscale Flight Research Laboratory at NASA's Armstrong Flight Research Center in Edwards, California, supports this mission by using small, remotely piloted and autonomous aircraft as cost‑effective platforms to mature innovative ideas, accelerate learning, and enable smoother transitions to full‑scale flight. When experiments require a flight platform, several NASA remotely piloted aircraft are available: the Alta‑X quadrotor; the Dryden Remotely Operated Integrated Drone (DROID) with its 10‑foot wingspan; and the Multi‑Use Cub, a 14‑foot‑span fixed‑wing aircraft with an expandable payload capacity for flight experiments. For electric vertical takeoff and landing testing, the HQ‑90 quadrotor provides an additional option. Once aircraft and experiments are cleared for operations, laboratory pilots support the mission, including ground operations and flight activities. Justin Link, left, holds the subscale aircraft in place, while Justin Hall manages engine speed during preliminary engine tests on Friday, Sept. 12, 2025, at NASA's Armstong Flight Research Center in Edwards, California. Link is a pilot for small uncrewed aircraft systems at the center's Dale Reed Subscale Flight Research Laboratory and Hall is the chief pilot. NASA/Christopher LC Clark Flight expertise Each staff member serves as an experienced and certified subscale aircraft pilot and is prepared to fly unique one-of-a-kind or modified commercial aircraft wherever the mission requires. NASA's FireSense project conducted flights in the Geneva State Forest, located about 100 miles south of Montgomery, Alabama. NASA Armstrong flight research staff integrated the instrument onto an Alta-X drone and tested the system before deployment. Two team members then transported the drone and sensor to the forest, prepared the vehicle for flight, and operated it during the mission. The NASA sensor was flown on the drone to demonstrate how remotely piloted aircraft can gather localized weather data that influences smoke movement and fire behavior. This information may help operational agencies improve wildfire decision-making and better allocate firefighters and resources. Other missions occur closer to NASA Armstrong, such as the Enhancing Parachutes by Instrumenting the Canopy (EPIC) project. EPIC involved air‑launching a capsule containing a parachute and flexible sensor from the Alta‑X. Laboratory staff piloted the flights, supported flight operations, and worked with the EPIC team to design and integrate the parachute‑drop mechanism and safety system into the aircraft. These tests demonstrated that a flexible sensor could help researchers study supersonic parachutes. Continuation of this work can help fill gaps in computer models, making supersonic parachutes safer and more reliable for delivering science instruments and payloads to Mars. Justin Link, left, pilot for small uncrewed aircraft systems, and Justin Hall, chief pilot for small uncrewed aircraft systems, install weather instruments on NASA's Alta X drone at the agency's Armstrong Flight Research Center in Edwards, California. Members of the center's Dale Reed Subscale Flight Research Laboratory used the Alta X to support the agency's FireSense project in March 2025 for a prescribed burn in Geneva State Forest, which is about 100 miles south of Montgomery, Alabama. NASA/Steve Freeman Advancing challenging research The Dale Reed Subscale Flight Research Laboratory uses rapid design and testing capabilities to help small aircraft fly big ideas. These concepts could lead to future breakthroughs that support NASA's missions across aeronautics, science, and exploration. For decades, NASA and its partners have advanced Automatic Collision Avoidance Technology. The research demonstrated an autopilot could detect and recover from an imminent ground collision - a capability now helping save lives in high‑performance U.S. military jets. NASA Armstrong had key roles in that work and developed a simplified version, the Automatic Ground Collision Avoidance System, which was installed on the DROID for testing. The system demonstrated on the DROID - developed to assist general aviation pilots as well as remotely piloted and autonomous aircraft - performed well and led to further research toward a version that provides alerts and steering cues. The NASA Armstrong Technology Transfer Office is working to license the technology for U.S. businesses to develop the system as a commercial product. The Prandtl‑D (Preliminary Research Aerodynamic Design to Lower Drag) flying‑wing glider was also designed, fabricated, and flown at NASA Armstrong. Researchers found that its twisted wing design could reduce drag and generate thrust at the wingtips, advancing concepts that may support greater fuel economy for future aircraft. The original Prandtl‑D is now part of the Smithsonian National Air and Space Museum collection in Washington, and the Prandtl-D3 is at the California Science Center in Los Angeles. Researchers continue developing the next generation of the design in the laboratory. A wide range of capabilities in the laboratory help transform promising concepts into flight-ready test structures. These include rapid prototyping using traditional and advanced 3D manufacturing techniques, as well as composite and conventional fabrication processes. The team of engineers and technicians also provides custom component design and specialized fabrication to meet unique research needs. The laboratory supports electrical and mechanical design, hardware and software integration, and the safety and flight-readiness processes required for successful missions. Additional technical facilities, such as the Experimental Fabrication Branch and the Environmental Laboratory at NASA Armstrong, further enhance these capabilities. Together, they support development, testing, and validation activities that advance NASA's aeronautics and exploration goals.</w:t>
+      </w:r>
+    </w:p>
+    <w:p>
+      <w:pPr>
+        <w:pBdr>
+          <w:bottom w:val="single" w:sz="6" w:space="6" w:color="A6A6A6"/>
+        </w:pBdr>
+      </w:pPr>
+    </w:p>
+    <w:p/>
+    <w:p>
+      <w:pPr>
+        <w:spacing w:after="60"/>
+      </w:pPr>
+      <w:r>
+        <w:rPr>
+          <w:rFonts w:ascii="Times New Roman" w:hAnsi="Times New Roman"/>
+          <w:b/>
+          <w:sz w:val="26"/>
+        </w:rPr>
+        <w:t>5. NASA Study of Pristine Meteorite Adds to Story of Ancient Asteroids</w:t>
+      </w:r>
+    </w:p>
+    <w:p>
+      <w:pPr>
+        <w:spacing w:after="80"/>
+        <w:jc w:val="left"/>
+      </w:pPr>
+      <w:hyperlink r:id="rId17">
+        <w:r>
+          <w:rPr>
+            <w:color w:val="0000FF"/>
+            <w:u w:val="single"/>
+          </w:rPr>
+          <w:t>Read more</w:t>
+        </w:r>
+      </w:hyperlink>
+    </w:p>
+    <w:p>
+      <w:pPr>
+        <w:spacing w:after="120"/>
+        <w:jc w:val="center"/>
+      </w:pPr>
+      <w:r>
+        <w:drawing>
+          <wp:inline xmlns:a="http://schemas.openxmlformats.org/drawingml/2006/main" xmlns:pic="http://schemas.openxmlformats.org/drawingml/2006/picture">
+            <wp:extent cx="4389120" cy="2623572"/>
             <wp:docPr id="4" name="Picture 4"/>
             <wp:cNvGraphicFramePr>
               <a:graphicFrameLocks noChangeAspect="1"/>
@@ -283,7 +448,418 @@
                     <pic:cNvPicPr/>
                   </pic:nvPicPr>
                   <pic:blipFill>
-                    <a:blip r:embed="rId15"/>
+                    <a:blip r:embed="rId18"/>
+                    <a:stretch>
+                      <a:fillRect/>
+                    </a:stretch>
+                  </pic:blipFill>
+                  <pic:spPr>
+                    <a:xfrm>
+                      <a:off x="0" y="0"/>
+                      <a:ext cx="4389120" cy="2623572"/>
+                    </a:xfrm>
+                    <a:prstGeom prst="rect"/>
+                  </pic:spPr>
+                </pic:pic>
+              </a:graphicData>
+            </a:graphic>
+          </wp:inline>
+        </w:drawing>
+      </w:r>
+    </w:p>
+    <w:p>
+      <w:pPr>
+        <w:spacing w:after="120" w:line="276" w:lineRule="auto"/>
+        <w:jc w:val="both"/>
+      </w:pPr>
+      <w:r>
+        <w:rPr>
+          <w:rFonts w:ascii="Times New Roman" w:hAnsi="Times New Roman"/>
+          <w:sz w:val="24"/>
+        </w:rPr>
+        <w:t>C1 clasts in Hillsborough: On the left is a back-scattered electron image with two C1 748 clasts circled. On the right, an X-ray map of the same area as (A), indicating Na enrichment in 749 of the C1 clasts relative to the bulk of Hillsborough. Credit: NASA/SETI A meteorite recovered immediately upon its fall to Earth on July 16, 2024, is helping NASA scientists uncover new clues about ancient water, the chemical evolution of primitive asteroids, and the ingredients that may have helped make life possible throughout the early solar system. This rapid recovery began when an amateur astronomer in New Jersey quickly recognized that a newly fallen meteorite had landed on his property. Recognizing its scientific value and wearing protective gloves, he collected the fragments and stored them in aluminum foil and glass containers, which preserved delicate minerals and organic compounds that are often altered by moisture, weather, and contamination. As the meteorite fell to Earth, cameras across New Jersey captured its fiery passage through the atmosphere. Scientists used these observations to reconstruct the fireball's trajectory and, after recovering the meteorite, combined this data with laboratory analyses to determine where in the solar system the rock most likely originated. In a study published Wednesday in the journal Science Advances, researchers found evidence that ancient salty water altered minerals within the meteorite's parent asteroid, preserving unique minerals and a rich inventory of organic compounds. "When we have both a documented fireball and a quick recovery of its meteorite, we can learn not only what the rock is made of, but where it came from in the asteroid belt," said Peter Jenniskens, meteor astronomer at both NASA's Ames Research Center in California's Silicon Valley and the SETI Institute, and lead author of the study. Combined radar detections from the Hillsborough meteorite fall. The green line shows the fireball's projected path, while colored radar signatures show falling meteorite fragments drifting east-northeast with prevailing winds. Credit: NASA/Marc Fries Named for the township where it was recovered, the Hillsborough meteorite belongs to a class of carbon-rich meteorites known as CM carbonaceous chondrites. These primitive rocks preserve some of the oldest materials in the solar system, recording the chemical processes that shaped asteroids more than 4.5 billion years ago. While examining the unusually pristine meteorite, researchers found a mosaic of tiny broken-up rocks and noticed that some contained unusually high concentrations of sodium - an unexpected finding for this type of meteorite. The surprising signal prompted a closer investigation using powerful electron microscopes that allowed scientists to examine the meteorite from the millimeter scale down to individual atoms. By combining observations across multiple scales, researchers reconstructed the history of the minerals and the fluids that once flowed through them. These analyses revealed microscopic fractures filled with sodium-rich material left behind by ancient brines. Unlike pure water, brines contain dissolved salts that allow them to transport elements and chemically alter the rocks they move through. In the case of the Hillsborough sample, those ancient fluids altered the asteroid's minerals and left behind chemical evidence that remained preserved for billions of years. Scientists were also able to detect fragile sodium-carbonate salts that normally react with moisture in Earth's atmosphere before they can be studied. Jangmi Han, a paper co-author and mineralogist at NASA's Johnson Space Center in Houston, identified evidence of ancient brines preserved within microscopic fractures. Similar salts were identified in samples returned from the asteroids Bennu and Ryugu by NASA's OSIRIS-REx mission and JAXA's (Japan Aerospace Exploration Agency) Hayabusa2 mission. However,Hillsborough marks the first time the salts have been identified in a CM carbonaceous chondrite meteorite, offering a new glimpse into the surfaces of the primitive asteroids that produced these meteorites. Together, these findings suggest that ancient, salt-rich brines were more widespread among primitive asteroids than previously recognized, and provide scientists with new opportunities to compare how water altered different asteroid bodies across the early solar system. "The chips of the most salt-rich bits of this meteorite are quite comparable to the samples returned by the Hayabusa2 and OSIRIS-REx missions," said Mike Zolensky, a meteorite researcher at NASA Johnson and co-author of the study. "They're not identical. They're different in some very interesting ways, but they've seen very similar processes." Following the history of water through the solar system is an essential part of understanding the origin of life. Mike Zolensky Meteorite Researcher Scientists expected Hillsborough to contain a rich suite of organic compounds because it is a CM carbonaceous chondrite. What made the meteorite exceptional was how quickly it was recovered, allowing researchers to study those compounds before prolonged exposure to Earth's environment could contaminate the sample. "One of the big surprises for me when we analyzed a small chip of the Hillsborough meteorite was the complexity of amino acids and other organic compounds," said Danny Glavin, senior scientist in the Astrobiology Analytical Laboratory at NASA's Goddard Space Flight Center in Greenbelt, Maryland, and co-author of the study. Its diversity of amino acids and other organic compounds is, comparable to the Murchison meteorite, a nearly 100-kilogram carbonaceous chondrite that fell in Australia in 1969 and became the benchmark for extraterrestrial organic chemistry. "It's just more proof that the chemical building blocks of life could have been delivered - and are still being delivered - to Earth today by these carbonaceous asteroid fragments," said Glavin, who was a co-investigator on OSIRIS-REx, leading an international team that studied the organic composition of the samples delivered to Earth from asteroid Bennu in 2023. Understanding the Hillsborough meteorite required expertise from multiple scientific disciplines. Astronomers reconstructed the meteorite's journey through space, finding evidence that it may have originated from the Erigone asteroid family in the inner asteroid belt, home to the asteroid Donaldjohanson, which was visited in 2025 by NASA's Lucy spacecraft. Mineralogists identified evidence of ancient brines preserved within microscopic fractures, while organic chemists analyzed the meteorite's inventory of amino acids and other organic compounds. "Together, those complementary studies are helping scientists build one of the clearest pictures yet of how primitive asteroids such as the asteroid Erigone evolved chemically over billions of years," said Jenniskens. Researchers continue to study the Hillsborough meteorite, revealing new details about how water transformed primitive asteroids and shaped the early solar system. By tracing the history of water on primitive asteroids, scientists are learning how water and the chemical ingredients for life were distributed throughout the early solar system. "If you follow the water through the solar system, you're actually following life," Zolensky said. "Following the history of water through the solar system is an essential part of understanding the origin of life." For more information on NASA's astromaterials research and exploration, visit: https://science.nasa.gov/astromaterials Karen Fox / Molly Wasser Headquarters, Washington 240-285-5155 / 240-419-1732 karen.c.fox@nasa.gov / molly.l.wasser@nasa.gov Victoria Segovia NASA's Johnson Space Center, Houston 281-483-5111 victoria.segovia@nasa.gov</w:t>
+      </w:r>
+    </w:p>
+    <w:p>
+      <w:pPr>
+        <w:pBdr>
+          <w:bottom w:val="single" w:sz="6" w:space="6" w:color="A6A6A6"/>
+        </w:pBdr>
+      </w:pPr>
+    </w:p>
+    <w:p/>
+    <w:p>
+      <w:pPr>
+        <w:spacing w:after="60"/>
+      </w:pPr>
+      <w:r>
+        <w:rPr>
+          <w:rFonts w:ascii="Times New Roman" w:hAnsi="Times New Roman"/>
+          <w:b/>
+          <w:sz w:val="26"/>
+        </w:rPr>
+        <w:t>6. How NASA's Artemis III Lander Test Will Pave Way for Moon Landings</w:t>
+      </w:r>
+    </w:p>
+    <w:p>
+      <w:pPr>
+        <w:spacing w:after="80"/>
+        <w:jc w:val="left"/>
+      </w:pPr>
+      <w:hyperlink r:id="rId19">
+        <w:r>
+          <w:rPr>
+            <w:color w:val="0000FF"/>
+            <w:u w:val="single"/>
+          </w:rPr>
+          <w:t>Read more</w:t>
+        </w:r>
+      </w:hyperlink>
+    </w:p>
+    <w:p>
+      <w:pPr>
+        <w:spacing w:after="120"/>
+        <w:jc w:val="center"/>
+      </w:pPr>
+      <w:r>
+        <w:drawing>
+          <wp:inline xmlns:a="http://schemas.openxmlformats.org/drawingml/2006/main" xmlns:pic="http://schemas.openxmlformats.org/drawingml/2006/picture">
+            <wp:extent cx="4389120" cy="2926080"/>
+            <wp:docPr id="5" name="Picture 5"/>
+            <wp:cNvGraphicFramePr>
+              <a:graphicFrameLocks noChangeAspect="1"/>
+            </wp:cNvGraphicFramePr>
+            <a:graphic>
+              <a:graphicData uri="http://schemas.openxmlformats.org/drawingml/2006/picture">
+                <pic:pic>
+                  <pic:nvPicPr>
+                    <pic:cNvPr id="0" name="image.jpg"/>
+                    <pic:cNvPicPr/>
+                  </pic:nvPicPr>
+                  <pic:blipFill>
+                    <a:blip r:embed="rId20"/>
+                    <a:stretch>
+                      <a:fillRect/>
+                    </a:stretch>
+                  </pic:blipFill>
+                  <pic:spPr>
+                    <a:xfrm>
+                      <a:off x="0" y="0"/>
+                      <a:ext cx="4389120" cy="2926080"/>
+                    </a:xfrm>
+                    <a:prstGeom prst="rect"/>
+                  </pic:spPr>
+                </pic:pic>
+              </a:graphicData>
+            </a:graphic>
+          </wp:inline>
+        </w:drawing>
+      </w:r>
+    </w:p>
+    <w:p>
+      <w:pPr>
+        <w:spacing w:after="120" w:line="276" w:lineRule="auto"/>
+        <w:jc w:val="both"/>
+      </w:pPr>
+      <w:r>
+        <w:rPr>
+          <w:rFonts w:ascii="Times New Roman" w:hAnsi="Times New Roman"/>
+          <w:sz w:val="24"/>
+        </w:rPr>
+        <w:t>Before Artemis astronauts land on the Moon's surface in 2028, NASA will conduct the Artemis III demonstration mission in 2027, allowing teams on Earth and in orbit to practice rendezvous and docking operations between commercial human landing systems and the Orion spacecraft. Data from that mission, along with future uncrewed demonstration missions at the Moon, will support astronaut safety and mission success for crewed lunar landings. NASA is working with two American companies to develop the human landing systems that will safely transport astronauts from lunar orbit to the Moon's surface and back for future Artemis missions. For Artemis III, both SpaceX and Blue Origin will fly test versions, or test articles, of the crewed landers that will be used for future Moon landings. The lander test articles will launch by commercial rockets, while the Artemis III crew will launch to low Earth orbit in Orion atop the agency's SLS (Space Launch System) rocket. Stage setting for crewed flights NASA and the human landing system providers have been working closely together to plan and determine capabilities for the Artemis III mission. With missions fast approaching, both SpaceX and Blue Origin are optimizing hardware availability and capability. SpaceX plans to use the company's latest version of Starship and basis of the future Starship HLS, called Version 3, while Blue Origin will test their planned HLS crew cabin, allowing each company to apply lessons learned prior to uncrewed and crewed missions on the Moon. "Each human landing system provider has taken a different approach to the Artemis III mission," said Steve Creech, program manager, Human Landing System Program, NASA's Marshall Space Flight Center in Huntsville, Alabama. "Ultimately, SpaceX and Blue Origin have put forward a list of aggressive objectives and goals intended to complement upcoming uncrewed demonstration missions at the Moon so that we can gain both understanding and confidence in the spacecraft and launch vehicles prior to a crewed landing. The lander prototype designs will inform future development efforts and will continue to mature over the next year." For the Artemis III mission, the Blue Moon test lander will be based on Blue Origin's current architecture for its Mark 2 crew lander, incorporating all the major avionics and flight software and control systems to ensure flight operations from this demonstration mission can directly translate to crewed lunar flights. Up to two crew members, donning orange Orion crew survival system suits, will open the hatch to enter the Blue Origin test lander. The production hardware must incorporate many of the same systems and subsystems, including an Environmental Control and Life Support System (ECLSS), a crew cabin, and avionics. These artist's concepts depict Blue Origin's Blue Moon Mark 2 human landing system test article in Earth orbit and docked with NASA's Orion spacecraft as part of NASA's upcoming Artemis III demonstration mission in low Earth orbit. Blue Origin These artist's concepts depict Blue Origin's Blue Moon Mark 2 human landing system test article in Earth orbit and docked with NASA's Orion spacecraft as part of NASA's upcoming Artemis III demonstration mission in low Earth orbit. Blue Origin The Blue Origin lander also will fly with an instrumented lunar surface spacesuit mass simulator. Like the suited "Moonikin" manikin that flew aboard Orion during the uncrewed Artemis I test flight, the low-fidelity spacesuit mass simulator will provide real-time feedback about the environment within the Blue Moon crew cabin. SpaceX's Starship lander test article will use a Starship Version 3, currently in production and testing, with an added docking system installed on the nose of the 171-foot (52-m) spacecraft, enabling NASA and SpaceX to evaluate how the entire integrated stack of Orion and the Starship test lander interact. NASA and SpaceX are identifying controllability and communications tests for the Artemis III mission. Astronauts will not enter the Starship test lander during Artemis III. These artist's concepts depict NASA's Orion spacecraft and SpaceX's Starship human landing system test article during docking operations as part of NASA's upcoming Artemis III demonstration mission in low Earth orbit. SpaceX These artist's concepts depict NASA's Orion spacecraft and SpaceX's Starship human landing system test article during docking operations as part of NASA's upcoming Artemis III demonstration mission in low Earth orbit. SpaceX Launch cadence NASA, SpaceX, and Blue Origin will launch three of the world's most powerful rockets within a short timeframe of one another, exercising ground processing, launch crews, and facilities as well as control centers, networking, and data exchange at key sites across the country during two separate, back-to-back rendezvous and docking maneuvers between Orion and the lander test articles, before a safe splashdown of the Artemis III crew in Orion. "Artemis III will be a highly choreographed dance with a demanding launch sequence across multiple launch pads and equally demanding mission operations for our ground and flight crews, making it one of the most complex and ambitious missions NASA has ever undertaken," said Jeremy Parsons, Artemis program manager. "The demonstration mission will set the stage before our next giant leap. NASA's expertise in systems engineering and integration, as well as launch and mission operations in low Earth orbit, will bring the mission together." For future crewed missions to the Moon, NASA and one of the commercial lander partners will execute a "dual launch campaign," prepositioning the lander in orbit to await a crewed Orion, launched on SLS. Launching the three rockets in succession of one another for Artemis III offers a unique opportunity to practice launch processing and operations. Blue Origin's lander test article is planned to launch first and will be able to loiter in space for up to 30 days, allowing for checkouts in orbit prior to the launch of SLS and Orion from Launch Complex 39B at NASA's Kennedy Space Center in Florida. The Blue Origin test article will launch at a set trajectory to meet a designated "parking" orbit for these systems checks. Artemis III will be a highly choreographed dance with a demanding launch sequence across multiple launch pads and equally demanding mission operations for our ground and flight crews, making it one of the most complex and ambitious missions NASA has ever undertaken. Jeremy Parsons Artemis program manager Following the completion of Blue Origin's rendezvous and docking operations testing and the Artemis III crewed launch on SLS, SpaceX will launch its Starship lander test article to rendezvous with Orion and its crew for its phase of on-orbit testing. Throughout the Artemis III mission, Orion will fly in a circular orbit. All three rockets will have more launch opportunities than are available for a lunar mission and will be able to reach the designated mission altitude in a single launch. Docking operations During docking and undocking operations, Orion and the Artemis III crew will use the lander test articles as the targets, while Orion will operate as the chaser spacecraft. This is the same configuration planned for future crew landing mission to the Moon. NASA will ensure both test landers are mission ready and crew safe prior to Artemis III. These verifications will be based on functional and performance requirements for the test lander designs and hazard controls for hardware and software, ensuring the Artemis III astronauts inside Orion are safe throughout both docking phases of the mission. SpaceX and Blue Origin have already tested their docking capabilities for their respective landers on the ground. SpaceX's docking capability was qualified in 2023; Blue Origin conducted development ground testing on its pressurized docking system earlier this year. A key difference between the docking capabilities of both lander test articles will be the location of docking. Orion will dock along the side of the Blue Moon test lander, adjacent to the crew cabin. Later, Orion will dock nose-to-nose with the giant SpaceX test lander. Software testing between spacecrafts will help demonstrate that the commercial human landing system prototypes and Orion can meet at a precise time and location in space. When Orion docks with the Blue Moon test lander, the Orion spacecraft's software will control the docked spacecraft. Meanwhile, the SpaceX test article will control the docked spacecraft for the second portion of the mission. During the docking phases, teams with NASA and the commercial partners will be able to test hardware and software interoperability, as well as dynamics of how the integrated lander-Orion spacecraft moves in space. Through the Artemis program, NASA will send astronauts to explore the Moon for scientific discovery, economic benefits, and to build the foundation for the first crewed missions to Mars - for the benefit of all. News Media Contact AmberJacobson Headquarters, Washington 240.298.1832 amber.c.jacobson@nasa.gov Corinne Beckinger Marshall Space Flight Center, Huntsville, Ala. 256-544-0034 corinne.m.beckinger@nasa.gov</w:t>
+      </w:r>
+    </w:p>
+    <w:p>
+      <w:pPr>
+        <w:pBdr>
+          <w:bottom w:val="single" w:sz="6" w:space="6" w:color="A6A6A6"/>
+        </w:pBdr>
+      </w:pPr>
+    </w:p>
+    <w:p/>
+    <w:p>
+      <w:pPr>
+        <w:spacing w:after="60"/>
+      </w:pPr>
+      <w:r>
+        <w:rPr>
+          <w:rFonts w:ascii="Times New Roman" w:hAnsi="Times New Roman"/>
+          <w:b/>
+          <w:sz w:val="26"/>
+        </w:rPr>
+        <w:t>7. Anil Menon Launches to Space Station</w:t>
+      </w:r>
+    </w:p>
+    <w:p>
+      <w:pPr>
+        <w:spacing w:after="80"/>
+        <w:jc w:val="left"/>
+      </w:pPr>
+      <w:hyperlink r:id="rId21">
+        <w:r>
+          <w:rPr>
+            <w:color w:val="0000FF"/>
+            <w:u w:val="single"/>
+          </w:rPr>
+          <w:t>Read more</w:t>
+        </w:r>
+      </w:hyperlink>
+    </w:p>
+    <w:p>
+      <w:pPr>
+        <w:jc w:val="center"/>
+      </w:pPr>
+      <w:r/>
+    </w:p>
+    <w:p>
+      <w:pPr>
+        <w:spacing w:after="120" w:line="276" w:lineRule="auto"/>
+        <w:jc w:val="both"/>
+      </w:pPr>
+      <w:r>
+        <w:rPr>
+          <w:rFonts w:ascii="Times New Roman" w:hAnsi="Times New Roman"/>
+          <w:sz w:val="24"/>
+        </w:rPr>
+        <w:t>NASA/John Kraus NASA astronaut candidate Anna Menon and her children watch as a Soyuz rocket launches to the International Space Station with NASA astronaut Anil Menon and Roscosmos cosmonauts Pyotr Dubrov and Anna Kikina, Tuesday, July 14, 2026, at the Baikonur Cosmodrome in Kazakhstan. The trio lifted off for the Soyuz MS-29 mission at 7:47 p.m. local time to begin their long-duration stay aboard the orbital outpost. During his stay on the station, Menon will conduct scientific research and technology demonstrations aimed at advancing human space exploration and benefiting life on Earth. Image credit: NASA/John Kraus</w:t>
+      </w:r>
+    </w:p>
+    <w:p>
+      <w:pPr>
+        <w:pBdr>
+          <w:bottom w:val="single" w:sz="6" w:space="6" w:color="A6A6A6"/>
+        </w:pBdr>
+      </w:pPr>
+    </w:p>
+    <w:p/>
+    <w:p>
+      <w:pPr>
+        <w:spacing w:after="60"/>
+      </w:pPr>
+      <w:r>
+        <w:rPr>
+          <w:rFonts w:ascii="Times New Roman" w:hAnsi="Times New Roman"/>
+          <w:b/>
+          <w:sz w:val="26"/>
+        </w:rPr>
+        <w:t>8. NASA's Perseverance Rover Provides Sweeping View of Broom Point</w:t>
+      </w:r>
+    </w:p>
+    <w:p>
+      <w:pPr>
+        <w:spacing w:after="80"/>
+        <w:jc w:val="left"/>
+      </w:pPr>
+      <w:hyperlink r:id="rId22">
+        <w:r>
+          <w:rPr>
+            <w:color w:val="0000FF"/>
+            <w:u w:val="single"/>
+          </w:rPr>
+          <w:t>Read more</w:t>
+        </w:r>
+      </w:hyperlink>
+    </w:p>
+    <w:p>
+      <w:pPr>
+        <w:spacing w:after="120"/>
+        <w:jc w:val="center"/>
+      </w:pPr>
+      <w:r>
+        <w:drawing>
+          <wp:inline xmlns:a="http://schemas.openxmlformats.org/drawingml/2006/main" xmlns:pic="http://schemas.openxmlformats.org/drawingml/2006/picture">
+            <wp:extent cx="4389120" cy="1549908"/>
+            <wp:docPr id="6" name="Picture 6"/>
+            <wp:cNvGraphicFramePr>
+              <a:graphicFrameLocks noChangeAspect="1"/>
+            </wp:cNvGraphicFramePr>
+            <a:graphic>
+              <a:graphicData uri="http://schemas.openxmlformats.org/drawingml/2006/picture">
+                <pic:pic>
+                  <pic:nvPicPr>
+                    <pic:cNvPr id="0" name="image.png"/>
+                    <pic:cNvPicPr/>
+                  </pic:nvPicPr>
+                  <pic:blipFill>
+                    <a:blip r:embed="rId23"/>
+                    <a:stretch>
+                      <a:fillRect/>
+                    </a:stretch>
+                  </pic:blipFill>
+                  <pic:spPr>
+                    <a:xfrm>
+                      <a:off x="0" y="0"/>
+                      <a:ext cx="4389120" cy="1549908"/>
+                    </a:xfrm>
+                    <a:prstGeom prst="rect"/>
+                  </pic:spPr>
+                </pic:pic>
+              </a:graphicData>
+            </a:graphic>
+          </wp:inline>
+        </w:drawing>
+      </w:r>
+    </w:p>
+    <w:p>
+      <w:pPr>
+        <w:spacing w:after="120" w:line="276" w:lineRule="auto"/>
+        <w:jc w:val="both"/>
+      </w:pPr>
+      <w:r>
+        <w:rPr>
+          <w:rFonts w:ascii="Times New Roman" w:hAnsi="Times New Roman"/>
+          <w:sz w:val="24"/>
+        </w:rPr>
+        <w:t>Description This view looking back up at the outside lip of the 490-foot-tall (150-meter-tall) rim of Jezero Crater was taken by the Mastcam-Z instrument aboard NASA's Perseverance on May 15, 2025, the 1,505th day, or sol, of the rover's mission to Mars. The bright-colored rocks exposed across the slope, running from middle left to middle right of the image, belong to a formation the science team calls the "Broom Point member," a 245-foot-thick (75-meter-thick) stack of ancient rock. This sequence of layered bedrock is likely more than 3.9 billion years old, making it among the oldest terrain ever examined by a Mars rover. Evidence uncovered by Perseverance indicates this thick section of rock was built by repeated asteroid strikes, with layers tilting at nearly vertical angles exceeding 80 degrees due to the subsequent colossal impacts that created the Isidis Basin and Jezero Crater. The rover's tracks are visible in the image, showing Perseverance's descent of the steep crater rim slope. Figure A Figure A includes annotations: Dashed yellow lines indicate upper and lower boundaries of the Broom Point member Black lines indicate rover traverses White circles indicate locations rover stopped for science collection Red icons indicate locations of cored samples collected by Perseverance: "Bell Island" on April 22, 2025 (Sol 1,483) and "Main River" on March 10, 2025 (Sol 1,441) NASA's Jet Propulsion Laboratory, which is managed for the agency by Caltech in Pasadena, California, built and manages operations of the Perseverance rover. Arizona State University leads the operations of the Mastcam-Z instrument, working in collaboration with Malin Space Science Systems in San Diego, on the design, fabrication, testing, and operation of the cameras, and in collaboration with the Niels Bohr Institute of the University of Copenhagen on the design, fabrication, and testing of the calibration targets. For more about Perseverance: science.nasa.gov/mission/mars-2020-perseverance/</w:t>
+      </w:r>
+    </w:p>
+    <w:p>
+      <w:pPr>
+        <w:pBdr>
+          <w:bottom w:val="single" w:sz="6" w:space="6" w:color="A6A6A6"/>
+        </w:pBdr>
+      </w:pPr>
+    </w:p>
+    <w:p/>
+    <w:p>
+      <w:pPr>
+        <w:spacing w:after="60"/>
+      </w:pPr>
+      <w:r>
+        <w:rPr>
+          <w:rFonts w:ascii="Times New Roman" w:hAnsi="Times New Roman"/>
+          <w:b/>
+          <w:sz w:val="26"/>
+        </w:rPr>
+        <w:t>9. Perseverance's Trip to 'Broom Point'</w:t>
+      </w:r>
+    </w:p>
+    <w:p>
+      <w:pPr>
+        <w:spacing w:after="80"/>
+        <w:jc w:val="left"/>
+      </w:pPr>
+      <w:hyperlink r:id="rId24">
+        <w:r>
+          <w:rPr>
+            <w:color w:val="0000FF"/>
+            <w:u w:val="single"/>
+          </w:rPr>
+          <w:t>Read more</w:t>
+        </w:r>
+      </w:hyperlink>
+    </w:p>
+    <w:p>
+      <w:pPr>
+        <w:spacing w:after="120"/>
+        <w:jc w:val="center"/>
+      </w:pPr>
+      <w:r>
+        <w:drawing>
+          <wp:inline xmlns:a="http://schemas.openxmlformats.org/drawingml/2006/main" xmlns:pic="http://schemas.openxmlformats.org/drawingml/2006/picture">
+            <wp:extent cx="4389120" cy="1728216"/>
+            <wp:docPr id="7" name="Picture 7"/>
+            <wp:cNvGraphicFramePr>
+              <a:graphicFrameLocks noChangeAspect="1"/>
+            </wp:cNvGraphicFramePr>
+            <a:graphic>
+              <a:graphicData uri="http://schemas.openxmlformats.org/drawingml/2006/picture">
+                <pic:pic>
+                  <pic:nvPicPr>
+                    <pic:cNvPr id="0" name="image.png"/>
+                    <pic:cNvPicPr/>
+                  </pic:nvPicPr>
+                  <pic:blipFill>
+                    <a:blip r:embed="rId25"/>
+                    <a:stretch>
+                      <a:fillRect/>
+                    </a:stretch>
+                  </pic:blipFill>
+                  <pic:spPr>
+                    <a:xfrm>
+                      <a:off x="0" y="0"/>
+                      <a:ext cx="4389120" cy="1728216"/>
+                    </a:xfrm>
+                    <a:prstGeom prst="rect"/>
+                  </pic:spPr>
+                </pic:pic>
+              </a:graphicData>
+            </a:graphic>
+          </wp:inline>
+        </w:drawing>
+      </w:r>
+    </w:p>
+    <w:p>
+      <w:pPr>
+        <w:spacing w:after="120" w:line="276" w:lineRule="auto"/>
+        <w:jc w:val="both"/>
+      </w:pPr>
+      <w:r>
+        <w:rPr>
+          <w:rFonts w:ascii="Times New Roman" w:hAnsi="Times New Roman"/>
+          <w:sz w:val="24"/>
+        </w:rPr>
+        <w:t>Description This orbital map shows the path NASA's Perseverance Mars rover took to get to a location the science team has dubbed the "Broom Point member," a sequence of layered bedrock likely more than 3.9 billion years old. As planned, the rover landed inside Jezero Crater on Feb. 18, 2021. It investigated the crater's western delta and inlet river valley, Neretva Vallis, before summiting the crater rim in December 2024 following a rim-to-crest climb of 2,620 feet (800 meters). The Broom Point region is situated on the outer edge of the crater rim and was visited by the rover in mid-2025. The yellow dot indicates location where the rover took a selfie. NASA's Jet Propulsion Laboratory, which is managed for the agency by Caltech in Pasadena, California, built and manages operations of the Perseverance rover. Arizona State University leads the operations of the Mastcam-Z instrument, working in collaboration with Malin Space Science Systems in San Diego, on the design, fabrication, testing, and operation of the cameras, and in collaboration with the Niels Bohr Institute of the University of Copenhagen on the design, fabrication, and testing of the calibration targets. For more about Perseverance: science.nasa.gov/mission/mars-2020-perseverance/ JPL manages the Mars Reconnaissance Orbiter for NASA's Science Mission Directorate in Washington as part of NASA's Mars Exploration Program portfolio. Lockheed Martin Space in Denver built MRO and supports its operations. The University of Arizona, in Tucson, operates HiRISE, which was built by Ball Aerospace &amp; Technologies Corp., in Boulder, Colorado. For more information, visit: science.nasa.gov/mission/mars-reconnaissance-orbiter</w:t>
+      </w:r>
+    </w:p>
+    <w:p>
+      <w:pPr>
+        <w:pBdr>
+          <w:bottom w:val="single" w:sz="6" w:space="6" w:color="A6A6A6"/>
+        </w:pBdr>
+      </w:pPr>
+    </w:p>
+    <w:p/>
+    <w:p>
+      <w:pPr>
+        <w:spacing w:after="60"/>
+      </w:pPr>
+      <w:r>
+        <w:rPr>
+          <w:rFonts w:ascii="Times New Roman" w:hAnsi="Times New Roman"/>
+          <w:b/>
+          <w:sz w:val="26"/>
+        </w:rPr>
+        <w:t>10. 'Full steam ahead': NASA ramps up prep for Artemis III astronaut launch in 2027</w:t>
+      </w:r>
+    </w:p>
+    <w:p>
+      <w:pPr>
+        <w:spacing w:after="80"/>
+        <w:jc w:val="left"/>
+      </w:pPr>
+      <w:hyperlink r:id="rId26">
+        <w:r>
+          <w:rPr>
+            <w:color w:val="0000FF"/>
+            <w:u w:val="single"/>
+          </w:rPr>
+          <w:t>Read more</w:t>
+        </w:r>
+      </w:hyperlink>
+    </w:p>
+    <w:p>
+      <w:pPr>
+        <w:spacing w:after="120"/>
+        <w:jc w:val="center"/>
+      </w:pPr>
+      <w:r>
+        <w:drawing>
+          <wp:inline xmlns:a="http://schemas.openxmlformats.org/drawingml/2006/main" xmlns:pic="http://schemas.openxmlformats.org/drawingml/2006/picture">
+            <wp:extent cx="4389120" cy="2468880"/>
+            <wp:docPr id="8" name="Picture 8"/>
+            <wp:cNvGraphicFramePr>
+              <a:graphicFrameLocks noChangeAspect="1"/>
+            </wp:cNvGraphicFramePr>
+            <a:graphic>
+              <a:graphicData uri="http://schemas.openxmlformats.org/drawingml/2006/picture">
+                <pic:pic>
+                  <pic:nvPicPr>
+                    <pic:cNvPr id="0" name="image.jpg"/>
+                    <pic:cNvPicPr/>
+                  </pic:nvPicPr>
+                  <pic:blipFill>
+                    <a:blip r:embed="rId27"/>
                     <a:stretch>
                       <a:fillRect/>
                     </a:stretch>
@@ -312,789 +888,7 @@
           <w:rFonts w:ascii="Times New Roman" w:hAnsi="Times New Roman"/>
           <w:sz w:val="24"/>
         </w:rPr>
-        <w:t>India's space programme is facing an unexpected challenge, not from failed launches or technical setbacks, but from a growing exodus of experienced scientists from the Indian Space Research Organisation (Isro). Over 100 scientists have either resigned or taken voluntary retirement from the space agency within the last few months. The Department of Space (DoS) has now stepped in to stem the departures, issuing a fresh directive that restricts resignations and voluntary retirement of scientists working on flagship missions such as Gaganyaan. Read Full Story While the move points to the strategic importance of retaining talent, it also raises a larger question: Why are scientists choosing to leave Isro at a time when India's space ambitions have never been bigger? Isro is facing a major brain drain as the agency is hit by a wave of resignations. (Photo: PTI) WHY ARE SCIENTISTS LEAVING ISRO? Industry experts and senior officials within Isro point to a combination of factors ranging from the explosive growth of India's private space sector to organisational bottlenecks and uncertainty surrounding major national missions. One of the biggest drivers is the emergence of a vibrant private space ecosystem. Since the space sector was opened to private participation in 2020, startups such as Skyroot Aerospace, Agnikul Cosmos, Pixxel, Bellatrix Aerospace, Dhruva Space, Digantara and several others have transformed India's aerospace landscape. These companies are developing rockets, satellites, propulsion systems and space-based services at a pace that was unimaginable just a few years ago. For Isro scientists, the appeal is obvious. Private companies often offer significantly better salaries, stock options, greater flexibility and the opportunity to work in fast-moving environments where ideas move quickly from the drawing board to hardware. Unlike traditional government organisations, startups also provide leadership roles at an earlier stage of a scientist's career, along with the opportunity to build entirely new technologies. The trend is being reinforced by former Isro veterans themselves. Over the past few years, several retired and former senior Isro officials have gone on to establish or mentor aerospace startups, helping create an ecosystem that is increasingly attracting talent away from the national space agency. Their experience, combined with growing private investment, has opened career paths that previously did not exist for India's aerospace engineers. However, the attraction of private industry tells only part of the story. India's first private rocket, Vikram-1, on the launch pad. (Photo: Skyroot) DELAYS, EXTENDED TIMELINE, LOW ACCOUNTABILITY The departures also come at a time when Isro is grappling with an unusual slowdown in mission execution. Several high-profile missions, including the Gaganyaan G1 test flight, SSLV-L1, GSLV-F17 and the industry-built PSLV-N1, have slipped beyond their announced timelines. The twin PSLV setbacks earlier this year have further delayed launch activities, with the agency yet to publicly release a detailed failure assessment. Within sections of the organisation, there is also growing discussion about decision-making becoming increasingly centralised. Multiple current and former officials, speaking privately, have suggested that major technical and administrative decisions are now concentrated within the Chairman's Office, slowing approvals and limiting operational flexibility. EMPLOYMENT MODEL NEEDS TO CHANGE Senior officials, on condition of anonymity, also said that the space agency needs to look at western space agencies like Nasa and the European Space Agency for their employment models, which are mostly project-based. Nasa's workforce structure combines permanent civil servants, contractors, and project-specific hires. This gives the agency flexibility while retaining critical institutional expertise. Many space policy experts believe Isro could benefit from expanding this hybrid model. As India's private space ecosystem grows, Isro can increasingly focus on: Mission design and systems engineering. Human spaceflight and deep-space exploration. Advanced R&amp;D such as reusable rockets and nuclear propulsion. ISRO RUSHING TO PLUG THE ISSUE The Department of Space's July 14 memorandum reflects concerns that the departures are affecting nationally important programmes. Scientists associated with Gaganyaan and other flagship missions will no longer be allowed to leave through routine approvals; instead, every resignation must now be cleared by the Department of Space. Although the number of departures represents only a small fraction of Isro's workforce of over 14,600 employees, the impact is disproportionately large because many of those leaving possess years of specialised expertise gained through missions such as Chandrayaan-3, SpaDeX and Gaganyaan. Such knowledge cannot be replaced simply by recruiting new graduates. Scientists associated with Gaganyaan and other flagship missions will no longer be allowed to leave through routine approvals. (Photo: Generative AI by India Today) The talent shift also reflects a broader transition in India's space sector. For decades, Isro was virtually the only destination for ambitious aerospace engineers. Today, it has become the anchor of a much larger ecosystem where private companies offer alternative career paths with competitive compensation, faster growth and the opportunity to shape the next generation of space technology. For Isro, the challenge is no longer just attracting the country's brightest minds, it is also retaining them. - Ends</w:t>
-      </w:r>
-    </w:p>
-    <w:p>
-      <w:pPr>
-        <w:pBdr>
-          <w:bottom w:val="single" w:sz="6" w:space="6" w:color="A6A6A6"/>
-        </w:pBdr>
-      </w:pPr>
-    </w:p>
-    <w:p/>
-    <w:p>
-      <w:pPr>
-        <w:spacing w:after="60"/>
-      </w:pPr>
-      <w:r>
-        <w:rPr>
-          <w:rFonts w:ascii="Times New Roman" w:hAnsi="Times New Roman"/>
-          <w:b/>
-          <w:sz w:val="26"/>
-        </w:rPr>
-        <w:t>3. India opened space to private players. ISRO brain drain is one result - ThePrint</w:t>
-      </w:r>
-    </w:p>
-    <w:p>
-      <w:pPr>
-        <w:spacing w:after="80"/>
-        <w:jc w:val="left"/>
-      </w:pPr>
-      <w:hyperlink r:id="rId16">
-        <w:r>
-          <w:rPr>
-            <w:color w:val="0000FF"/>
-            <w:u w:val="single"/>
-          </w:rPr>
-          <w:t>Read more</w:t>
-        </w:r>
-      </w:hyperlink>
-    </w:p>
-    <w:p>
-      <w:pPr>
-        <w:spacing w:after="120"/>
-        <w:jc w:val="center"/>
-      </w:pPr>
-      <w:r>
-        <w:drawing>
-          <wp:inline xmlns:a="http://schemas.openxmlformats.org/drawingml/2006/main" xmlns:pic="http://schemas.openxmlformats.org/drawingml/2006/picture">
-            <wp:extent cx="4389120" cy="4389120"/>
-            <wp:docPr id="5" name="Picture 5"/>
-            <wp:cNvGraphicFramePr>
-              <a:graphicFrameLocks noChangeAspect="1"/>
-            </wp:cNvGraphicFramePr>
-            <a:graphic>
-              <a:graphicData uri="http://schemas.openxmlformats.org/drawingml/2006/picture">
-                <pic:pic>
-                  <pic:nvPicPr>
-                    <pic:cNvPr id="0" name="image.png"/>
-                    <pic:cNvPicPr/>
-                  </pic:nvPicPr>
-                  <pic:blipFill>
-                    <a:blip r:embed="rId17"/>
-                    <a:stretch>
-                      <a:fillRect/>
-                    </a:stretch>
-                  </pic:blipFill>
-                  <pic:spPr>
-                    <a:xfrm>
-                      <a:off x="0" y="0"/>
-                      <a:ext cx="4389120" cy="4389120"/>
-                    </a:xfrm>
-                    <a:prstGeom prst="rect"/>
-                  </pic:spPr>
-                </pic:pic>
-              </a:graphicData>
-            </a:graphic>
-          </wp:inline>
-        </w:drawing>
-      </w:r>
-    </w:p>
-    <w:p>
-      <w:pPr>
-        <w:spacing w:after="120" w:line="276" w:lineRule="auto"/>
-        <w:jc w:val="both"/>
-      </w:pPr>
-      <w:r>
-        <w:rPr>
-          <w:rFonts w:ascii="Times New Roman" w:hAnsi="Times New Roman"/>
-          <w:sz w:val="24"/>
-        </w:rPr>
-        <w:t>Taking note of a spate of resignations in ISRO over the last year, the Department of Space (DoS) on July 14 issued an office memorandum, directing centres including the Vikram Sarabhai Space Centre (VSSC) and the UR Rao Satellite Centre (URSC) to not accept routine resignations from Group-A scientists. It is the Centre's policy of opening India's space sector to private players that is now haunting ISRO. Space scientists are now turning to the roughly 400 new space startups, which promise better opportunities and pay. New Delhi: The Indian Space Research Organisation is witnessing a surge in resignations due to low pay, and the private sector offering better opportunities to scientists. This has prompted the Centre to tighten rules around exits and voluntary retirements, said scientists who quit the government space agency in recent months. This category of scientists and technical personnel includes senior professionals, who are an integral part of important missions like the upcoming human spaceflight Gaganyaan, the setting up of the Bharatiya Antariksh Station and the Chandrayaan-4 lunar return mission. "Of late, it is noticed that there has been a spate of requests for voluntary retirement and resignation from Group 'A' Scientific/Technical personnel of ISRO including those associated with the prestigious Gaganyaan and other important missions/projects, severely impacting the implementation of projects of national importance," read ISRO's memorandum, seen by ThePrint. The order added, "In view of this, it has been decided that voluntary retirement and resignation requests from Scientific and Technical personnel associated with the Gaganyaan and other important Mission/ Projects may not be accepted as a matter of routine." DoS officials that ThePrint spoke to said that the order essentially means that every request for an early retirement and resignation by a senior scientist or a core member of "critical future missions" will first have to be cleared by the corresponding centre's directors and then passed on to the ministry for a final decision. Officials said, however, that the directive does not mean a blanket ban on resignations across the space agency. It is applicable to certain significant centres, including the Satish Dhawan Space Centre, VSSC, URSC, ISRO Telemetry and the National Remote Sensing Centre (NRSC). "We, of course, cannot stop people from leaving. But the ministry will review resignation requests of core scientists, who are leading important missions," an ISRO official told ThePrint. The official said that while an exact number is not known, around 120 personnel, including senior scientists, have left ISRO in the last 12 months. The most significant among the recent resignations was senior scientist Victor Joseph earlier this year. He was the project director of Launch Vehicle Mk-3, which is slated to carry the Gaganyaan Mission to space in February this year. Since then, at least two senior scientists associated to the Gaganyaan Mission have quit, according to ministry sources. Low pay better private opportunities Scientists who have recently quit ISRO said that the recent opening up of the space sector for private players has come as an opportunity for many, particularly young scientists. "Since the Indian Space Policy 2023, many space startups have started coming up and these provide better creative opportunities and pay packages. This is an incentive, especially for the younger lot," said a scientist, who left ISRO in 2024 to join a private company. ISRO data shows that attrition numbers started increasing with more private players entering the sector in the lead up to the space policy. Between 2018 and 2022, 381 scientists resigned from across ISRO centres. Similarly, 38 scientists quit the space agency for better opportunities from 2023 to mid-2024. Among all the ISRO centres, the Vikram Sarabhai Space Centre in Thiruvananthapuram and the Space Applications Centre in Ahmedabad-both among the most coveted centres of ISRO-have recorded the highest attrition. Meanwhile, the UR Rao Space Centre in Bengaluru has the lowest resignations. Between 2012 and 2017, 289 scientists quit ISRO from 25 of its centres. The situation remained the same ever since 2017, with only a minor improvement in 2023 and 2024 after missions like Chandrayaan-3 and Aditya-L1-India's first mission to study the sun-were launched. Data show that in 2023, ISRO had a staff strength of 9,337 group A or tier-1 scientists, 2,303 group B scientists, and 1,141 group C scientists, apart from its administrative staff. (Edited by Aakriti Handa)</w:t>
-      </w:r>
-    </w:p>
-    <w:p>
-      <w:pPr>
-        <w:pBdr>
-          <w:bottom w:val="single" w:sz="6" w:space="6" w:color="A6A6A6"/>
-        </w:pBdr>
-      </w:pPr>
-    </w:p>
-    <w:p/>
-    <w:p>
-      <w:pPr>
-        <w:spacing w:after="60"/>
-      </w:pPr>
-      <w:r>
-        <w:rPr>
-          <w:rFonts w:ascii="Times New Roman" w:hAnsi="Times New Roman"/>
-          <w:b/>
-          <w:sz w:val="26"/>
-        </w:rPr>
-        <w:t>4. 'Many Come And Go': Science Minister Downplays ISRO Resignations - NDTV</w:t>
-      </w:r>
-    </w:p>
-    <w:p>
-      <w:pPr>
-        <w:spacing w:after="80"/>
-        <w:jc w:val="left"/>
-      </w:pPr>
-      <w:hyperlink r:id="rId18">
-        <w:r>
-          <w:rPr>
-            <w:color w:val="0000FF"/>
-            <w:u w:val="single"/>
-          </w:rPr>
-          <w:t>Read more</w:t>
-        </w:r>
-      </w:hyperlink>
-    </w:p>
-    <w:p>
-      <w:pPr>
-        <w:spacing w:after="120" w:line="276" w:lineRule="auto"/>
-        <w:jc w:val="both"/>
-      </w:pPr>
-      <w:r>
-        <w:rPr>
-          <w:rFonts w:ascii="Times New Roman" w:hAnsi="Times New Roman"/>
-          <w:sz w:val="24"/>
-        </w:rPr>
-        <w:t>'Many Come And Go': Science Minister Downplays ISRO Resignations NDTV</w:t>
-      </w:r>
-    </w:p>
-    <w:p>
-      <w:pPr>
-        <w:pBdr>
-          <w:bottom w:val="single" w:sz="6" w:space="6" w:color="A6A6A6"/>
-        </w:pBdr>
-      </w:pPr>
-    </w:p>
-    <w:p/>
-    <w:p>
-      <w:pPr>
-        <w:spacing w:after="60"/>
-      </w:pPr>
-      <w:r>
-        <w:rPr>
-          <w:rFonts w:ascii="Times New Roman" w:hAnsi="Times New Roman"/>
-          <w:b/>
-          <w:sz w:val="26"/>
-        </w:rPr>
-        <w:t>5. ISRO's scientist exit wave: What is the reason behind mass exodus? - Moneycontrol.com</w:t>
-      </w:r>
-    </w:p>
-    <w:p>
-      <w:pPr>
-        <w:spacing w:after="80"/>
-        <w:jc w:val="left"/>
-      </w:pPr>
-      <w:hyperlink r:id="rId19">
-        <w:r>
-          <w:rPr>
-            <w:color w:val="0000FF"/>
-            <w:u w:val="single"/>
-          </w:rPr>
-          <w:t>Read more</w:t>
-        </w:r>
-      </w:hyperlink>
-    </w:p>
-    <w:p>
-      <w:pPr>
-        <w:spacing w:after="120"/>
-        <w:jc w:val="center"/>
-      </w:pPr>
-      <w:r>
-        <w:drawing>
-          <wp:inline xmlns:a="http://schemas.openxmlformats.org/drawingml/2006/main" xmlns:pic="http://schemas.openxmlformats.org/drawingml/2006/picture">
-            <wp:extent cx="4389120" cy="2468880"/>
-            <wp:docPr id="6" name="Picture 6"/>
-            <wp:cNvGraphicFramePr>
-              <a:graphicFrameLocks noChangeAspect="1"/>
-            </wp:cNvGraphicFramePr>
-            <a:graphic>
-              <a:graphicData uri="http://schemas.openxmlformats.org/drawingml/2006/picture">
-                <pic:pic>
-                  <pic:nvPicPr>
-                    <pic:cNvPr id="0" name="image.jpg"/>
-                    <pic:cNvPicPr/>
-                  </pic:nvPicPr>
-                  <pic:blipFill>
-                    <a:blip r:embed="rId20"/>
-                    <a:stretch>
-                      <a:fillRect/>
-                    </a:stretch>
-                  </pic:blipFill>
-                  <pic:spPr>
-                    <a:xfrm>
-                      <a:off x="0" y="0"/>
-                      <a:ext cx="4389120" cy="2468880"/>
-                    </a:xfrm>
-                    <a:prstGeom prst="rect"/>
-                  </pic:spPr>
-                </pic:pic>
-              </a:graphicData>
-            </a:graphic>
-          </wp:inline>
-        </w:drawing>
-      </w:r>
-    </w:p>
-    <w:p>
-      <w:pPr>
-        <w:spacing w:after="120" w:line="276" w:lineRule="auto"/>
-        <w:jc w:val="both"/>
-      </w:pPr>
-      <w:r>
-        <w:rPr>
-          <w:rFonts w:ascii="Times New Roman" w:hAnsi="Times New Roman"/>
-          <w:sz w:val="24"/>
-        </w:rPr>
-        <w:t>ISRO's scientist exit wave: What is the reason behind mass exodus? Moneycontrol.com</w:t>
-      </w:r>
-    </w:p>
-    <w:p>
-      <w:pPr>
-        <w:pBdr>
-          <w:bottom w:val="single" w:sz="6" w:space="6" w:color="A6A6A6"/>
-        </w:pBdr>
-      </w:pPr>
-    </w:p>
-    <w:p/>
-    <w:p>
-      <w:pPr>
-        <w:spacing w:after="60"/>
-      </w:pPr>
-      <w:r>
-        <w:rPr>
-          <w:rFonts w:ascii="Times New Roman" w:hAnsi="Times New Roman"/>
-          <w:b/>
-          <w:sz w:val="26"/>
-        </w:rPr>
-        <w:t>6. A Tide-Fueled Trove of Biodiversity in Guinea-Bissau</w:t>
-      </w:r>
-    </w:p>
-    <w:p>
-      <w:pPr>
-        <w:spacing w:after="80"/>
-        <w:jc w:val="left"/>
-      </w:pPr>
-      <w:hyperlink r:id="rId21">
-        <w:r>
-          <w:rPr>
-            <w:color w:val="0000FF"/>
-            <w:u w:val="single"/>
-          </w:rPr>
-          <w:t>Read more</w:t>
-        </w:r>
-      </w:hyperlink>
-    </w:p>
-    <w:p>
-      <w:pPr>
-        <w:spacing w:after="120"/>
-        <w:jc w:val="center"/>
-      </w:pPr>
-      <w:r>
-        <w:drawing>
-          <wp:inline xmlns:a="http://schemas.openxmlformats.org/drawingml/2006/main" xmlns:pic="http://schemas.openxmlformats.org/drawingml/2006/picture">
-            <wp:extent cx="4389120" cy="2926080"/>
-            <wp:docPr id="7" name="Picture 7"/>
-            <wp:cNvGraphicFramePr>
-              <a:graphicFrameLocks noChangeAspect="1"/>
-            </wp:cNvGraphicFramePr>
-            <a:graphic>
-              <a:graphicData uri="http://schemas.openxmlformats.org/drawingml/2006/picture">
-                <pic:pic>
-                  <pic:nvPicPr>
-                    <pic:cNvPr id="0" name="image.jpg"/>
-                    <pic:cNvPicPr/>
-                  </pic:nvPicPr>
-                  <pic:blipFill>
-                    <a:blip r:embed="rId22"/>
-                    <a:stretch>
-                      <a:fillRect/>
-                    </a:stretch>
-                  </pic:blipFill>
-                  <pic:spPr>
-                    <a:xfrm>
-                      <a:off x="0" y="0"/>
-                      <a:ext cx="4389120" cy="2926080"/>
-                    </a:xfrm>
-                    <a:prstGeom prst="rect"/>
-                  </pic:spPr>
-                </pic:pic>
-              </a:graphicData>
-            </a:graphic>
-          </wp:inline>
-        </w:drawing>
-      </w:r>
-    </w:p>
-    <w:p>
-      <w:pPr>
-        <w:spacing w:after="120" w:line="276" w:lineRule="auto"/>
-        <w:jc w:val="both"/>
-      </w:pPr>
-      <w:r>
-        <w:rPr>
-          <w:rFonts w:ascii="Times New Roman" w:hAnsi="Times New Roman"/>
-          <w:sz w:val="24"/>
-        </w:rPr>
-        <w:t>Relatively low tidal waters expose sandflats and mudflats in the Bijagós Archipelago of Guinea-Bissau in this image acquired on November 28, 2025, with the OLI (Operational Land Imager) on Landsat 8 . These coastal landforms support an array of invertebrates, making the archipelago a popular stopover for migratory shorebirds. NASA Earth Observatory/Lauren Dauphin Twice each day, tides ebb and flow through a maze of sandy channels, mudflats, and mangrove forests that flank the 88 islands and islets of Guinea-Bissau's Bijagós Archipelago (Arquipélago dos Bijagós in Portuguese). Seen from above, the process leads to stark changes to the landscape: around low tide, intertidal mudflats and sandflats emerge from the sea, causing islands to grow significantly before shrinking again hours later. The perpetual rhythm of the tides sustains outpourings of marine life in an archipelago that, as of 2025, was inscribed as a UNESCO World Heritage site. The site protects the only active deltaic archipelago on Africa's Atlantic coast, a place where tides, river sediments, coastal upwelling, and coastal currents come together to shape unusually productive and biodiverse island ecosystems. UNESCO estimates that the islands support some 870,000 migratory shorebirds, making this one of the most important feeding areas for birds in West Africa along the East Atlantic Flyway. Hundreds of species of birds dine on a potpourri of marine worms, crustaceans, mollusks, and small fish found on mudflats exposed by low tides. During high tides, manatees, dolphins, and schools of fish move closer to the islands, pushing deeper into the mangrove forests that ring them, and tens of thousands of sea turtles swim inland to sandy beaches as they hunt for nesting sites. A huge population of green sea turtles nests on the tiny island of Poilão, part of the João Vieira and Poilão Marine National Park. After hatching, young turtles make perilous nighttime dashes to the water, often pursued by crabs, lizards, and birds. Once they reach the water, baby sea turtles face an array of predators, including jacks, barracudas, groupers, and snappers that patrol shallow waters as well as tuna, mackerel, sharks, and rays in deeper waters. According to some estimates, less than 1 percent of green sea turtle hatchlings survive to adulthood. A 2025 analysis of the region's tides explored why the archipelago has some of the largest tidal ranges in West Africa. The researchers concluded that the region's wide, shallow shelf and the estuary's geometry combine to create a tidal range of up to 7 meters (23 feet), compared to about 1 meter (3 feet) in many other parts of the West African coast. The scientists used altimetry data from the NASA/CNES TOPEX/Poseidon, Jason-1, and Jason-2 satellites to help validate their findings. NASA Earth Observatory images by Lauren Dauphin, using Landsat data from the U.S. Geological Survey. Story by Adam Voiland. Downloads November 28, 2025 References &amp; Resources</w:t>
-      </w:r>
-    </w:p>
-    <w:p>
-      <w:pPr>
-        <w:pBdr>
-          <w:bottom w:val="single" w:sz="6" w:space="6" w:color="A6A6A6"/>
-        </w:pBdr>
-      </w:pPr>
-    </w:p>
-    <w:p/>
-    <w:p>
-      <w:pPr>
-        <w:spacing w:after="60"/>
-      </w:pPr>
-      <w:r>
-        <w:rPr>
-          <w:rFonts w:ascii="Times New Roman" w:hAnsi="Times New Roman"/>
-          <w:b/>
-          <w:sz w:val="26"/>
-        </w:rPr>
-        <w:t>7. NASA Welcomes Serbia as Newest Artemis Accords Signatory</w:t>
-      </w:r>
-    </w:p>
-    <w:p>
-      <w:pPr>
-        <w:spacing w:after="80"/>
-        <w:jc w:val="left"/>
-      </w:pPr>
-      <w:hyperlink r:id="rId23">
-        <w:r>
-          <w:rPr>
-            <w:color w:val="0000FF"/>
-            <w:u w:val="single"/>
-          </w:rPr>
-          <w:t>Read more</w:t>
-        </w:r>
-      </w:hyperlink>
-    </w:p>
-    <w:p>
-      <w:pPr>
-        <w:jc w:val="center"/>
-      </w:pPr>
-      <w:r/>
-    </w:p>
-    <w:p>
-      <w:pPr>
-        <w:spacing w:after="120" w:line="276" w:lineRule="auto"/>
-        <w:jc w:val="both"/>
-      </w:pPr>
-      <w:r>
-        <w:rPr>
-          <w:rFonts w:ascii="Times New Roman" w:hAnsi="Times New Roman"/>
-          <w:sz w:val="24"/>
-        </w:rPr>
-        <w:t>Serbia's Minister of Foreign Affairs Marko Đurić, right, shakes hands with NASA Deputy Administrator Matt Anderson, left, after signing the Artemis Accords Thursday, July 16, at NASA Headquarters in Washington. NASA/Keegan Barber The Republic of Serbia signed the Artemis Accords Thursday during a ceremony hosted by NASA at the agency's Headquarters in Washington, becoming the 69th nation to join a large community of like-minded nations committed to the peaceful, transparent, and responsible exploration of space. "Serbia's connection to NASA reaches back to the Apollo program, when the work of Serbian engineers helped make some of humanity's greatest achievements in space possible," said NASA Deputy Administrator Matt Anderson. "Among them was Milojko 'Mike' Vučelić, who was awarded the Presidential Medal of Freedom for the critical role he played in bringing the Apollo 13 crew safely home. Their story stands as a reminder that the greatest achievements in space are made possible by talented people working together." The broader team of Serbian American engineers played key roles during the Apollo era across systems engineering, propulsion, power systems, spacecraft docking, electronics reliability, and mission coordination. Their expertise supported critical functions ranging from lunar landing analysis to safe spacecraft docking. Serbia's Minister of Foreign Affairs Marko Đurić signed the Artemis Accords on behalf of the country. "The great beyond has always inspired humanity to achieve its greatest feats - from the Roman 'per aspera ad astra' to Norman Vincent Peale's belief that if we aim for the Moon, we will at least land among the stars," said Đurić. "Those words feel especially fitting today. We come from a nation of great minds like Nikola Tesla and Milutin Milanković, but also from the legacy of David Vujic, one of the pioneers of the Apollo missions and a member of the 'Serbian Seven,' a group of engineers and technicians whose contributions to NASA helped make the Moon landing possible. In that spirit, we owe it to both our brave ancestors and our children to keep pushing toward new frontiers - to explore, to inspire one another, and to dare even greater things." By signing the Artemis Accords, nations open the door to opportunities for future lunar exploration with NASA, such as providing science and technology payloads for the U.S.-led Moon Base and CubeSats for upcoming Artemis missions, advancing humanity's return to the Moon, and shaping the Golden Age of space exploration and innovation. Ambassador of the Republic of Serbia to the United States Dragan Šutanovac; State Secretary for Serbia's Ministry of Science, Technological Development and Innovation Marija Gnjatović; and U.S. Department of State Assistant Secretary for Oceans and International Environmental and Scientific Affairs Wesley Brooks all participated in Serbia's signing ceremony. In 2020, NASA and the Department of State joined with seven other founding nations to establish the Artemis Accords, responding to the growing interest in lunar activities by both governments and private companies. They introduced the first set of practical principles aimed at enhancing the safety and coordination between nations as they explore the Moon, Mars, and beyond, committing nations to: explore peaceably and transparently render aid to those in need enable access to scientific data ensure activities do not interfere with those of others preserve historically significant sites and artifacts by developing best practices Five years later, President Donald J. Trump's National Space Policy directed NASA to establish a sustained lunar outpost. With this Moon Base, NASA is putting the principles of the Artemis Accords into practice, inviting every signatory to take part in the endeavor. More countries are expected to sign the Artemis Accords in the months and years ahead, as NASA continues its work to establish a safe, peaceful, and prosperous future in space. Learn more about the Artemis Accords at: https://www.nasa.gov/artemis-accords</w:t>
-      </w:r>
-    </w:p>
-    <w:p>
-      <w:pPr>
-        <w:pBdr>
-          <w:bottom w:val="single" w:sz="6" w:space="6" w:color="A6A6A6"/>
-        </w:pBdr>
-      </w:pPr>
-    </w:p>
-    <w:p/>
-    <w:p>
-      <w:pPr>
-        <w:spacing w:after="60"/>
-      </w:pPr>
-      <w:r>
-        <w:rPr>
-          <w:rFonts w:ascii="Times New Roman" w:hAnsi="Times New Roman"/>
-          <w:b/>
-          <w:sz w:val="26"/>
-        </w:rPr>
-        <w:t>8. NASA Study Finds Near-Earth Asteroid Is Actually Comet</w:t>
-      </w:r>
-    </w:p>
-    <w:p>
-      <w:pPr>
-        <w:spacing w:after="80"/>
-        <w:jc w:val="left"/>
-      </w:pPr>
-      <w:hyperlink r:id="rId24">
-        <w:r>
-          <w:rPr>
-            <w:color w:val="0000FF"/>
-            <w:u w:val="single"/>
-          </w:rPr>
-          <w:t>Read more</w:t>
-        </w:r>
-      </w:hyperlink>
-    </w:p>
-    <w:p>
-      <w:pPr>
-        <w:jc w:val="center"/>
-      </w:pPr>
-      <w:r/>
-    </w:p>
-    <w:p>
-      <w:pPr>
-        <w:spacing w:after="120" w:line="276" w:lineRule="auto"/>
-        <w:jc w:val="both"/>
-      </w:pPr>
-      <w:r>
-        <w:rPr>
-          <w:rFonts w:ascii="Times New Roman" w:hAnsi="Times New Roman"/>
-          <w:sz w:val="24"/>
-        </w:rPr>
-        <w:t>This artist's concept depicts a near-Earth asteroid with an elongated orbit. A few objects such as these can exhibit significant perturbations in their motion around the Sun and, like the asteroid 1998 SH2, could turn out to be regular comets with a weak tail and coma (the gas and dust around a comet's nucleus). NASA/JPL-Caltech New research led by scientists at NASA's Jet Propulsion Laboratory in Southern California has revealed the identity of a puzzling near-Earth object by precisely tracking its motion through space and using powerful observatories that image faint celestial objects. This object has a dual personality: Past images hadn't revealed obvious cometlike activity, suggesting it might be an asteroid, but its motion recently proved to be irregular like that of a comet. The scientists detailed their findings in a study published in the journal Nature Astronomy. The puzzle began on Aug. 28, 2025, when the object, provisionally known as the asteroid 1998 SH2, passed safely within 2 million miles (3 million kilometers) of our planet during its 4½-year orbit around the Sun. Researchers looking to observe 1998 SH2 with NASA's Deep Space Network (DSN) planetary radar system had calculated its position using data from previous orbits and factored in the effects that the gravity of the Sun and planets would have on its path. But when 1998 SH2 didn't show up where they expected, they realized that something unanticipated had been influencing the object's motion. Object tracking By using optical astrometry to precisely measure the object's position in the sky, the researchers were able to identify the cause. "After we measured the nongravitational perturbations affecting the motion of 1998 SH2 and recognized they weren't compatible with the object being an asteroid, we suspected the object could be an active comet," said Davide Farnocchia, a navigation engineer with NASA's Center for Near-Earth Object Studies at JPL and study lead. Although 1998 SH2's orbit around the Sun had been well-tracked from 1998 to 2016, the object had completed two solar orbits without additional observations by telescopes until the 2025 DSN attempts. Analyzing all observations collected since the object's discovery in 1998, researchers determined the perturbations to 1998 SH2's motion and hypothesized that the object may be generating a small thrust by venting gas into space, causing it to deviate from its predicted path. This venting results from the Sun heating ice mixed with rocky material, turning the ice into a gas. With regular comets, this activity forms a trademark bright tail and coma - the gas and dust surrounding a comet's nucleus. But when an object produces gas and dust in much smaller quantities, its tail and coma may not be detectable to most observatories. Tail, coma emerge The August 2025 close approach to Earth of 1998 SH2 provided the perfect opportunity for the paper's authors to gather observational evidence of visible cometary activity. They reached out to astronomers at the Canada-France-Hawaii Telescope, a 3.6-meter (12-foot) optical/infrared telescope near the summit of Mauna Kea, Hawaii, and the 1.5-meter (5-foot) European Southern Observatory's Danish Telescope in La Silla, Chile, to observe. Astronomers at the powerful European Southern Observatory's 8.2-meter (27-foot) Very Large Telescope on the Chilean mountain Cerro Paranal also tracked the object. "The images we collected from these observatories showed a weak but clear tail, thus confirming that 1998 SH2 is, in fact, a comet," said Olivier Hainaut, an astronomer with the European Southern Observatory and coauthor of the study. "That's how science works - you form a hypothesis, and you set out to test it. This data is exactly what was needed to confirm our hypothesis that 1998 SH2 was a comet." As an outcome of the investigation, 1998 SH2 will receive an additional comet provisional designation, P/1998 SH2. Planetary defense implications The research also sheds light on another, even more unusual, class of objects called dark comets. Like 1998 SH2, dark comets exhibit significant irregularities, or perturbations, in their trajectory but lack other visible evidence of comet activity - there's no coma, tail, or visible outgassing. These enigmatic objects fall into two distinct populations: larger ones with orbits similar to those of Jupiter-family comets (short period comets with highly elliptical, or eccentric, orbits), and smaller ones that orbit closer to the Sun. Since the 2016 discovery of the first dark comet, about a dozen more have been identified. The paper's authors suggest that many of the larger dark comets, which have orbits like 1998 SH2's, could turn out to be regular comets if astronomers get the right opportunity to observe them with powerful telescopes capable of imaging incredibly faint objects. And by analyzing the motion of all near-Earth objects using precision astrometry data, researchers may reveal more comets that were previously designated as asteroids if they exhibit cometlike nongravitational perturbations. "This work shows the importance of continuously tracking near-Earth objects," said Farnocchia. "Because of outgassing, the motion of comets is more significantly perturbed than that of asteroids. Detecting these perturbations can be an important diagnostic tool for planetary defense that will help understand which objects may be comets rather than asteroids, how their orbits evolve, and how that influences their Earth impact risks." Hunting for near-Earth objects NASA's upcoming Near-Earth Object (NEO) Surveyor will collect data that can be used to support this effort. The first space survey telescope to be built for planetary defense, this next-generation mission will seek out some of the hardest-to-find near-Earth objects, such as dark asteroids and comets that don't reflect much visible light. NASA's Center for Near Earth Object Studies, the Goldstone Solar System Radar Group, and NEO Surveyor all are managed by JPL and supported by the agency's Planetary Defense Coordination Office in Washington. Caltech in Pasadena manages JPL for NASA. The DSN receives programmatic oversight from the SCaN (Space Communications and Navigation) program office, also at NASA headquarters. More information about planetary radar, NASA's Center for Near Earth Object Studies, and near-Earth objects can be found at: https://www.jpl.nasa.gov/asteroid-watch News Media Contacts Ian J. O'Neill Jet Propulsion Laboratory, Pasadena, Calif. 818-354-2649 ian.j.oneill@jpl.nasa.gov Karen Fox / Molly Wasser NASA Headquarters, Washington 202-358-1600 karen.c.fox@nasa.gov / molly.l.wasser@nasa.gov 2026-046</w:t>
-      </w:r>
-    </w:p>
-    <w:p>
-      <w:pPr>
-        <w:pBdr>
-          <w:bottom w:val="single" w:sz="6" w:space="6" w:color="A6A6A6"/>
-        </w:pBdr>
-      </w:pPr>
-    </w:p>
-    <w:p/>
-    <w:p>
-      <w:pPr>
-        <w:spacing w:after="60"/>
-      </w:pPr>
-      <w:r>
-        <w:rPr>
-          <w:rFonts w:ascii="Times New Roman" w:hAnsi="Times New Roman"/>
-          <w:b/>
-          <w:sz w:val="26"/>
-        </w:rPr>
-        <w:t>9. SpaceX's Starship Flight 13 test launch aborts at last second (video)</w:t>
-      </w:r>
-    </w:p>
-    <w:p>
-      <w:pPr>
-        <w:spacing w:after="80"/>
-        <w:jc w:val="left"/>
-      </w:pPr>
-      <w:hyperlink r:id="rId25">
-        <w:r>
-          <w:rPr>
-            <w:color w:val="0000FF"/>
-            <w:u w:val="single"/>
-          </w:rPr>
-          <w:t>Read more</w:t>
-        </w:r>
-      </w:hyperlink>
-    </w:p>
-    <w:p>
-      <w:pPr>
-        <w:spacing w:after="120"/>
-        <w:jc w:val="center"/>
-      </w:pPr>
-      <w:r>
-        <w:drawing>
-          <wp:inline xmlns:a="http://schemas.openxmlformats.org/drawingml/2006/main" xmlns:pic="http://schemas.openxmlformats.org/drawingml/2006/picture">
-            <wp:extent cx="4389120" cy="2469740"/>
-            <wp:docPr id="8" name="Picture 8"/>
-            <wp:cNvGraphicFramePr>
-              <a:graphicFrameLocks noChangeAspect="1"/>
-            </wp:cNvGraphicFramePr>
-            <a:graphic>
-              <a:graphicData uri="http://schemas.openxmlformats.org/drawingml/2006/picture">
-                <pic:pic>
-                  <pic:nvPicPr>
-                    <pic:cNvPr id="0" name="image.png"/>
-                    <pic:cNvPicPr/>
-                  </pic:nvPicPr>
-                  <pic:blipFill>
-                    <a:blip r:embed="rId26"/>
-                    <a:stretch>
-                      <a:fillRect/>
-                    </a:stretch>
-                  </pic:blipFill>
-                  <pic:spPr>
-                    <a:xfrm>
-                      <a:off x="0" y="0"/>
-                      <a:ext cx="4389120" cy="2469740"/>
-                    </a:xfrm>
-                    <a:prstGeom prst="rect"/>
-                  </pic:spPr>
-                </pic:pic>
-              </a:graphicData>
-            </a:graphic>
-          </wp:inline>
-        </w:drawing>
-      </w:r>
-    </w:p>
-    <w:p>
-      <w:pPr>
-        <w:spacing w:after="120" w:line="276" w:lineRule="auto"/>
-        <w:jc w:val="both"/>
-      </w:pPr>
-      <w:r>
-        <w:rPr>
-          <w:rFonts w:ascii="Times New Roman" w:hAnsi="Times New Roman"/>
-          <w:sz w:val="24"/>
-        </w:rPr>
-        <w:t>Click for next article Starship wasn't quite ready to fly today (July 16). SpaceX tried to launch the Starship megarocket on its 13th test flight today but couldn't quite pull it off. Something went wrong just as the giant vehicle's 33 first-stage Raptor engines started to fire up, and an abort was triggered. "We'll take some time, dig into what triggered that abort once the booster was igniting to launch, and then we'll figure out what our path forward is going to be," SpaceX's Dan Huot said during the company's launch webcast today. SpaceX's second V3 Starship vehicle tries to launch on July 16, 2026. The attempt was aborted at the last second. (Image credit: SpaceX) It didn't take long for SpaceX to narrow in on the root cause and address it. "To be confident of a good flight, 2 Raptors will be removed &amp; replaced. Most probable launch timing is early next week," company founder and CEO Elon Musk said this evening via X , the social media platform he owns. Starship Flight 13 will fly from SpaceX's Starbase site in South Texas. Today's attempt occurred at 6:45 p.m. EDT (2245 GMT; 5:45 p.m. local time), right at the beginning of a 90-minute launch window. $39.99 at Amazon Starship Die Cast Rocket Model Was $47.99 Now $39.99 on Amazon. Even if you can't see SpaceX's Starship in person, you can score a model of your own. Standing at 13.77 inches (35 cm), this is a 1:375 ratio of SpaceX's Starship as a desktop model. The materials here are alloy steel and it weighs just 225g. Flight 13 will be the second test launch of Starship Version 3 (V3), an upgraded variant of the megarocket designed to get it up to operational status. V3's first jaunt, Flight 12 on May 22 , was mostly successful, but there were a few issues. For example, Starship's Super Heavy first stage didn't steer itself back for a controlled splashdown in the Gulf of Mexico as planned, and the Ship upper stage wasn't able to relight one of its Raptor engines in space. Starship V3 will get a second chance on Flight 13, whose goals are similar to those of Flight 12: Get Super Heavy down on target in the Gulf and send Ship most of the way around the world, for a controlled splashdown of its own off the coast of Western Australia. (Ship pulled that off on Flight 12.) There are a few new objectives, however. The most notable is the payload suite flying on Flight 13 - 20 of SpaceX's next-gen Starlink V3 internet satellites. The company wants to build a constellation of 100,000 Starlink V3 spacecraft in low Earth orbit using Starship, and Flight 13 will mark the satellites' first-ever trip to space. They won't stay up there, however; the spacecraft will be deployed on Ship's suborbital trajectory and will crash back to Earth after about 20 minutes, according to SpaceX. Six of the 20 Starlinks going up on Flight 13 will be equipped with cameras, to image Ship's heat shield. SpaceX did this with a couple of V2 Starlinks on Flight 12 as well. Editor's note: This story was updated at 9:38 p.m. ET on July 16 with information from an Elon Musk X post.</w:t>
-      </w:r>
-    </w:p>
-    <w:p>
-      <w:pPr>
-        <w:pBdr>
-          <w:bottom w:val="single" w:sz="6" w:space="6" w:color="A6A6A6"/>
-        </w:pBdr>
-      </w:pPr>
-    </w:p>
-    <w:p/>
-    <w:p>
-      <w:pPr>
-        <w:spacing w:after="60"/>
-      </w:pPr>
-      <w:r>
-        <w:rPr>
-          <w:rFonts w:ascii="Times New Roman" w:hAnsi="Times New Roman"/>
-          <w:b/>
-          <w:sz w:val="26"/>
-        </w:rPr>
-        <w:t>10. SpaceX stacks massive Starship rocket ahead of today's Flight 13 test launch (video)</w:t>
-      </w:r>
-    </w:p>
-    <w:p>
-      <w:pPr>
-        <w:spacing w:after="80"/>
-        <w:jc w:val="left"/>
-      </w:pPr>
-      <w:hyperlink r:id="rId27">
-        <w:r>
-          <w:rPr>
-            <w:color w:val="0000FF"/>
-            <w:u w:val="single"/>
-          </w:rPr>
-          <w:t>Read more</w:t>
-        </w:r>
-      </w:hyperlink>
-    </w:p>
-    <w:p>
-      <w:pPr>
-        <w:spacing w:after="120"/>
-        <w:jc w:val="center"/>
-      </w:pPr>
-      <w:r>
-        <w:drawing>
-          <wp:inline xmlns:a="http://schemas.openxmlformats.org/drawingml/2006/main" xmlns:pic="http://schemas.openxmlformats.org/drawingml/2006/picture">
-            <wp:extent cx="4389120" cy="2468880"/>
-            <wp:docPr id="9" name="Picture 9"/>
-            <wp:cNvGraphicFramePr>
-              <a:graphicFrameLocks noChangeAspect="1"/>
-            </wp:cNvGraphicFramePr>
-            <a:graphic>
-              <a:graphicData uri="http://schemas.openxmlformats.org/drawingml/2006/picture">
-                <pic:pic>
-                  <pic:nvPicPr>
-                    <pic:cNvPr id="0" name="image.jpg"/>
-                    <pic:cNvPicPr/>
-                  </pic:nvPicPr>
-                  <pic:blipFill>
-                    <a:blip r:embed="rId28"/>
-                    <a:stretch>
-                      <a:fillRect/>
-                    </a:stretch>
-                  </pic:blipFill>
-                  <pic:spPr>
-                    <a:xfrm>
-                      <a:off x="0" y="0"/>
-                      <a:ext cx="4389120" cy="2468880"/>
-                    </a:xfrm>
-                    <a:prstGeom prst="rect"/>
-                  </pic:spPr>
-                </pic:pic>
-              </a:graphicData>
-            </a:graphic>
-          </wp:inline>
-        </w:drawing>
-      </w:r>
-    </w:p>
-    <w:p>
-      <w:pPr>
-        <w:spacing w:after="120" w:line="276" w:lineRule="auto"/>
-        <w:jc w:val="both"/>
-      </w:pPr>
-      <w:r>
-        <w:rPr>
-          <w:rFonts w:ascii="Times New Roman" w:hAnsi="Times New Roman"/>
-          <w:sz w:val="24"/>
-        </w:rPr>
-        <w:t>Click for next article Update for 7:10 p.m. ET on July 16: SpaceX's Starship Flight 13 test launch aborted at the last second on July 16: Read our abort story . Starship is about to take to the skies on a bold new test flight of the world's most powerful rocket. After several days of testing, SpaceX has stacked and readied its massive Starship rocket for its 13th test flight . Liftoff is scheduled to occur today (July 16) during a 90-minute launch window that opens at 6:45 p.m. EDT (2245 GMT), from pad 2 at SpaceX's facility in Starbase, Texas. Both stages had been in their respective Starbase hangars for final checkouts following successful engine tests. Booster 40, the Super Heavy first stage launching on Starship Flight 13 , was returned to the pad yesterday (July 15). Ship 40, the mission's upper-stage spacecraft, was rolled from the hangar beginning yesterday evening. The rocket was stacked overnight, according to a SpaceX post on X , and now awaits prelaunch procedures ahead of the beginning of Flight 13's launch countdown. Starship is stacked at Starbase, Texas, ahead of its planned 13th test launch on July 16, 2026. (Image credit: SpaceX) Flight 13 will launch the second "Version 3" (V3) Starship, a new iteration featuring extensive design upgrades to help mature the rocket toward clearing the vehicle for official operation. Compared to its Version 2 predecessor, V3 is taller, carries more propellant, and has lost significant mass around its engine section due to upgraded avionics systems. V3 is also equipped with 33 of SpaceX's upgraded Raptor 3 engines on Super Heavy, and another six (three sea-level, three vacuum-optimized) Raptor 3s on Ship. Starship is designed for full reusability, with both Super Heavy and Ship capable of returning to their launch site for landing and refurbishment, which means making sure there's enough fuel in the tank to make the journey back. One critical upgrade for Starship V3 involves the propellant transfer docking ports that have been added to Ship's dorsal side (opposite the heat-shield tiles on its belly, or ventral side). Ship uses the majority of its fuel getting to space and will therefore require propellant transfers from various refueling flights in order to fly beyond low Earth orbit . NASA is eyeing the development progress of Starship very closely, with a vested interest in the spacecraft's yet-unproven ability to transfer and maintain the types of cryogenic fuels that power its Raptor 3s. NASA has contracted SpaceX to design a lunar lander version of Starship to return astronauts to the moon as a part of the agency's Artemis program , and effectively managing its onboard propellants is one of the requirements on NASA's checklist to certify the vehicle to fly with crews. $39.99 at Amazon Starship Die Cast Rocket Model Was $47.99 Now $39.99 on Amazon. Even if you can't see SpaceX's Starship in person, you can score a model of your own. Standing at 13.77 inches (35 cm), this is a 1:375 ratio of SpaceX's Starship as a desktop model. The materials here are alloy steel and it weighs just 225g. SpaceX plans to complete such a demonstration later this year in preparation for Artemis III , targeted for mid-to-late 2027, which will fly a crew of four aboard NASA's Orion spacecraft to dock with Ship in Earth orbit ahead of the program's first moon landing mission on Artemis IV in 2028. NASA contracted Blue Origin 's Blue Moon spacecraft as an additional Artemis lander, which will also launch to Earth orbit for docking operations with Orion during Artemis III. Starship's readiness to fly those future missions will largely be determined by the rocket's performance on Flight 13, and its subsequent test launches in the coming months. Today's launch aims to smooth over a few rough patches that the vehicle ran into during V3's debut on the mostly successful Flight 12 , which occurred on May 22. Those hiccups included Super Heavy failing to steer itself back to Earth for a controlled splashdown and Ship not relighting one of its Raptor engines in space as planned. Stacking Starship for Flight 13 pic.twitter.com/L4XN6gqgRtJuly 16, 2026 If all goes according to plan on today's launch, Super Heavy will perform a boostback burn and soft splashdown in the Gulf of Mexico. Ship will carry on with a suborbital trajectory, and is expected to release 20 Starlink V3 satellites - the first of the upgraded Starlinks to fly to space. Six of those spacecraft are equipped with cameras to inspect Ship's heat-shield tiles during flight. The satellites , though, will be on the same suborbital trajectory as Ship, and are expected to burn up during reentry through Earth's atmosphere . Ship is scheduled to perform a landing burn and soft splashdown of its own a little more than an hour after liftoff, and will meet a watery demise in the Indian Ocean.</w:t>
-      </w:r>
-    </w:p>
-    <w:p>
-      <w:pPr>
-        <w:pBdr>
-          <w:bottom w:val="single" w:sz="6" w:space="6" w:color="A6A6A6"/>
-        </w:pBdr>
-      </w:pPr>
-    </w:p>
-    <w:p/>
-    <w:p>
-      <w:pPr>
-        <w:spacing w:after="60"/>
-      </w:pPr>
-      <w:r>
-        <w:rPr>
-          <w:rFonts w:ascii="Times New Roman" w:hAnsi="Times New Roman"/>
-          <w:b/>
-          <w:sz w:val="26"/>
-        </w:rPr>
-        <w:t>11. SpaceX launches 21 'data transport' satellites for US military (video, photos)</w:t>
-      </w:r>
-    </w:p>
-    <w:p>
-      <w:pPr>
-        <w:spacing w:after="80"/>
-        <w:jc w:val="left"/>
-      </w:pPr>
-      <w:hyperlink r:id="rId29">
-        <w:r>
-          <w:rPr>
-            <w:color w:val="0000FF"/>
-            <w:u w:val="single"/>
-          </w:rPr>
-          <w:t>Read more</w:t>
-        </w:r>
-      </w:hyperlink>
-    </w:p>
-    <w:p>
-      <w:pPr>
-        <w:spacing w:after="120"/>
-        <w:jc w:val="center"/>
-      </w:pPr>
-      <w:r>
-        <w:drawing>
-          <wp:inline xmlns:a="http://schemas.openxmlformats.org/drawingml/2006/main" xmlns:pic="http://schemas.openxmlformats.org/drawingml/2006/picture">
-            <wp:extent cx="4389120" cy="2468880"/>
-            <wp:docPr id="10" name="Picture 10"/>
-            <wp:cNvGraphicFramePr>
-              <a:graphicFrameLocks noChangeAspect="1"/>
-            </wp:cNvGraphicFramePr>
-            <a:graphic>
-              <a:graphicData uri="http://schemas.openxmlformats.org/drawingml/2006/picture">
-                <pic:pic>
-                  <pic:nvPicPr>
-                    <pic:cNvPr id="0" name="image.jpg"/>
-                    <pic:cNvPicPr/>
-                  </pic:nvPicPr>
-                  <pic:blipFill>
-                    <a:blip r:embed="rId30"/>
-                    <a:stretch>
-                      <a:fillRect/>
-                    </a:stretch>
-                  </pic:blipFill>
-                  <pic:spPr>
-                    <a:xfrm>
-                      <a:off x="0" y="0"/>
-                      <a:ext cx="4389120" cy="2468880"/>
-                    </a:xfrm>
-                    <a:prstGeom prst="rect"/>
-                  </pic:spPr>
-                </pic:pic>
-              </a:graphicData>
-            </a:graphic>
-          </wp:inline>
-        </w:drawing>
-      </w:r>
-    </w:p>
-    <w:p>
-      <w:pPr>
-        <w:spacing w:after="120" w:line="276" w:lineRule="auto"/>
-        <w:jc w:val="both"/>
-      </w:pPr>
-      <w:r>
-        <w:rPr>
-          <w:rFonts w:ascii="Times New Roman" w:hAnsi="Times New Roman"/>
-          <w:sz w:val="24"/>
-        </w:rPr>
-        <w:t>Click for next article Starship isn't the only SpaceX rocket flying today. A Falcon 9 rocket launched from California's Vandenberg Space Force Base today (July 16), carrying 21 satellites for the U.S. military's advanced new "Tranche 1 Transport Layer" (T1TL) constellation to orbit. Liftoff took place at 4:32 p.m. EDT (2032 GMT; 1:32 p.m. local California time). A SpaceX Falcon 9 rocket launches the Third Tranche 1 Mission for the U.S. Space Development Agency from Vandenberg Space Force Base in California on July 16, 2026. (Image credit: SpaceX) SpaceX's Starship megarocket - the biggest and most powerful launch vehicle ever built - is slated to make its 13th test flight a few hours later. It will lift off from the company's Starbase site in South Texas during a 90-minute window that opens at 6:45 p.m. EDT (2245 GMT; 5:45 p.m. local Texas time). SpaceX will stream that mission live, and Space.com will carry the feed . Coverage will begin about half an hour before launch. Today's Falcon 9 flight helps assemble the T1TL, a network in low Earth orbit (LEO) that will be operated by the U.S. Space Force 's Space Development Agency (SDA). The T1TL "will provide global communications access and deliver persistent regional encrypted connectivity in support of warfighter missions around the globe," SDA officials wrote in a explainer . The T1TL will eventually consist of 126 satellites, which will be built by York Space Systems, Lockheed Martin and Northrop Grumman. Sixty-three of the spacecraft have now launched to date, on three Falcon 9 launches from Vandenberg - one last September , another last October and today. These 126 spacecraft will be part of a larger LEO network that the SDA calls the Proliferated Warfighter Space Architecture. The PWSA is "a proliferated constellation of hundreds of optically linked small satellites, in low-Earth orbit (LEO), delivering capability at speed to the warfighter," SDA officials wrote in a Tranche 1 fact sheet . "SDA leverages spiral development to deploy and proliferate new capability into a new generation of the PWSA every two years, called a 'tranche,' to continually increase capability used by the warfighter," they added. The first stage of a SpaceX Falcon 9 rocket rests on a drone ship after launching the Third Tranche 1 Mission for the U.S. Space Development Agency on July 16, 2026. (Image credit: SpaceX) Previous Booster 1103 launches NROL-179 | 2 Starlink missions Everything went according to plan today, at least during the mission's early stages. The Falcon 9's first stage came back to Earth about 8.5 minutes after liftoff for a landing in the Pacific Ocean, on the drone ship "Of Course I Still Love You." According to a SpaceX mission description , it was the fourth flight for this particular booster, which is designated 1103. The Falcon 9's upper stage continued hauling the 21 satellites to LEO. We don't know when or exactly where they'll be deployed; the SpaceX mission description doesn't provide that information, and the company cut off its launch webcast shortly after booster landing at the request of the SDA. Editor's note: This story was updated at 4:44 p.m. ET on July 16 with news of successful launch and booster landing.</w:t>
-      </w:r>
-    </w:p>
-    <w:p>
-      <w:pPr>
-        <w:pBdr>
-          <w:bottom w:val="single" w:sz="6" w:space="6" w:color="A6A6A6"/>
-        </w:pBdr>
-      </w:pPr>
-    </w:p>
-    <w:p/>
-    <w:p>
-      <w:pPr>
-        <w:spacing w:after="60"/>
-      </w:pPr>
-      <w:r>
-        <w:rPr>
-          <w:rFonts w:ascii="Times New Roman" w:hAnsi="Times New Roman"/>
-          <w:b/>
-          <w:sz w:val="26"/>
-        </w:rPr>
-        <w:t>12. How NASA's Artemis III lander test will pave way for moon landings</w:t>
-      </w:r>
-    </w:p>
-    <w:p>
-      <w:pPr>
-        <w:spacing w:after="80"/>
-        <w:jc w:val="left"/>
-      </w:pPr>
-      <w:hyperlink r:id="rId31">
-        <w:r>
-          <w:rPr>
-            <w:color w:val="0000FF"/>
-            <w:u w:val="single"/>
-          </w:rPr>
-          <w:t>Read more</w:t>
-        </w:r>
-      </w:hyperlink>
-    </w:p>
-    <w:p>
-      <w:pPr>
-        <w:spacing w:after="120"/>
-        <w:jc w:val="center"/>
-      </w:pPr>
-      <w:r>
-        <w:drawing>
-          <wp:inline xmlns:a="http://schemas.openxmlformats.org/drawingml/2006/main" xmlns:pic="http://schemas.openxmlformats.org/drawingml/2006/picture">
-            <wp:extent cx="4389120" cy="4389120"/>
-            <wp:docPr id="11" name="Picture 11"/>
-            <wp:cNvGraphicFramePr>
-              <a:graphicFrameLocks noChangeAspect="1"/>
-            </wp:cNvGraphicFramePr>
-            <a:graphic>
-              <a:graphicData uri="http://schemas.openxmlformats.org/drawingml/2006/picture">
-                <pic:pic>
-                  <pic:nvPicPr>
-                    <pic:cNvPr id="0" name="image.jpg"/>
-                    <pic:cNvPicPr/>
-                  </pic:nvPicPr>
-                  <pic:blipFill>
-                    <a:blip r:embed="rId32"/>
-                    <a:stretch>
-                      <a:fillRect/>
-                    </a:stretch>
-                  </pic:blipFill>
-                  <pic:spPr>
-                    <a:xfrm>
-                      <a:off x="0" y="0"/>
-                      <a:ext cx="4389120" cy="4389120"/>
-                    </a:xfrm>
-                    <a:prstGeom prst="rect"/>
-                  </pic:spPr>
-                </pic:pic>
-              </a:graphicData>
-            </a:graphic>
-          </wp:inline>
-        </w:drawing>
-      </w:r>
-    </w:p>
-    <w:p>
-      <w:pPr>
-        <w:spacing w:after="120" w:line="276" w:lineRule="auto"/>
-        <w:jc w:val="both"/>
-      </w:pPr>
-      <w:r>
-        <w:rPr>
-          <w:rFonts w:ascii="Times New Roman" w:hAnsi="Times New Roman"/>
-          <w:sz w:val="24"/>
-        </w:rPr>
-        <w:t>Before Artemis astronauts land on the moon's surface in 2028, NASA will conduct the Artemis III demonstration mission in 2027, allowing teams on Earth and in orbit to practice rendezvous and docking operations between commercial human landing systems and the Orion spacecraft. Data from that mission, along with future uncrewed demonstration missions at the moon, will support ast...</w:t>
+        <w:t>Click for next article Two of the four RS-25 engines that will power the core stage of Artemis III's Space Launch System rocket. NASA is picking up the pace on its Artemis III mission preparations, pressing forward on multiple fronts to assemble launch vehicle hardware and beginning routine simulations inside Artemis mission control. The agency is "full steam ahead," according to a July 13 NASA update . Across Kennedy Space Center (KSC) in Florida, components of Artemis III's Space Launch System (SLS) rocket are coming together, undergoing tests and awaiting transportation for final integration ahead of next year's launch. NASA is targeting mid-to-late 2027 for Artemis III, which will launch four astronauts into low Earth orbit (LEO) aboard the Orion spacecraft . It will be the second crewed mission of NASA's Artemis program , which aims to establish a permanent human presence on the moon . Artemis III will be a critical stepping stone in NASA's lunar landing architecture, despite the mission not actually flying to the moon. Instead, SLS will launch Orion and its four-person crew into LEO for rendezvous and docking operations with the program's two commercial lunar lander vehicles: SpaceX 's Starship and Blue Origin 's Blue Moon spacecraft. With the completion of the massively successful Artemis II mission that flew astronauts around the moon in April and the second half of 2026 beginning to count down, NASA has shifted into full gear to complete assembly and testing of the hardware that will launch Artemis III . Several components for the mission's SLS rocket have arrived in the Vehicle Assembly Building (VAB) at KSC. The SLS core stage was delivered at the end of April , and it was connected with the rocket's engine block section in May. The first two of the core stage's four RS-25 engines arrived in June and will be installed on the SLS engine block once the remaining two are delivered, after which NASA plans to begin integration with the mobile launch platform (MLP) and launch operations tests. A temporary weather cap was also delivered in June, which will protect the stage when NASA transports it to the launch pad for tests before the full vehicle is stacked. The bottom segments of both SLS solid rocket boosters (SRBs) were delivered over the last week , and they have been mounted on the MLP, according to NASA's update. The upper SRB segments arrived at KSC via train in June and will undergo inspection and testing before the twin boosters are fully stacked. Per NASA: Artemis launch director Charlie Blackwell-Thompson participates in the launch countdown simulation on July 2, 2026, in Firing Room 1 of the Launch Control Center. Image credit: NASA/Chad Siwik Per NASA: Employees pose for a photograph following work inside the VAB to secure the left-hand aft assembly solid rocket booster segment to the mobile launcher at the VAB on July 9, 2026. Image credit: NASA/Ben Smegelsky Per NASA: The left-hand and right-hand aft assembly solid rocket booster segments for NASA's Artemis III SLS (Space Launch System) rocket are secured to the mobile launcher at the agency's Vehicle Assembly Building at NASA's Kennedy Space Center in Florida on July 11, 2026. Image credit: NASA/Frank Michaux Per NASA: Artemis III astronauts Randy Bresnik and Andre Douglas visit the Multi-Payload Processing Facility at NASA's Kennedy Space Center on July 10, 2026. Image credit: NASA/Cory Huston Inside KSC's Neil Armstrong Operations and Checkout Building, the Artemis III Orion is making significant progress - engineers have now finished installation of the spacecraft's heat shield. Artemis III will be the first Orion mission to use an upgraded heat shield, featuring design improvements gleaned from analysis of unexpected wear on the heat shield flown on Artemis I . Orion's service module is also currently inside the Operations and Checkout Building and recently completed acoustic testing. Both the service module and Orion capsule are now being prepared for joining and eventual transportation to the VAB for stacking. The pieces for Artemis III are coming together at @NASAKennedy.The twin solid rocket boosters? They're getting stacked.The launch team? They're simulating the countdown.The heat shield? It's now attached to the Orion spacecraft.Full steam ahead for Artemis III. pic.twitter.com/2f92kv6HEiJuly 13, 2026 On the personnel side of things, Artemis III team members at KSC have begun monthly launch simulation tests to hone procedures for SLS propellant loading, terminal count operations (the final 10 minutes prior to liftoff) and launch day operations. Those tests will continue regularly leading up to Artemis III's launch next year, according to NASA. As teams across NASA are busy readying all the pieces for Artemis III, others are looking ahead to the program's first lunar landing, planned for Artemis IV. That mission, scheduled for late 2028, will deliver a crew of astronauts to the surface of the moon for the first time since 1972. The SLS that will get them there is also coming together piece by piece.</w:t>
       </w:r>
     </w:p>
     <w:sectPr>

--- a/Space_News_17_07_2026.docx
+++ b/Space_News_17_07_2026.docx
@@ -155,7 +155,7 @@
           <w:b/>
           <w:sz w:val="26"/>
         </w:rPr>
-        <w:t>1. Department of space moves to stem exodus from key Isro missions; at least 100 quit in past few months: So - The Times of India</w:t>
+        <w:t>1. Over 100 scientists quit Isro, govt steps in to tighten exit norms amid mass resignations: Reports | India News - Hindustan Times</w:t>
       </w:r>
     </w:p>
     <w:p>
@@ -175,9 +175,43 @@
     </w:p>
     <w:p>
       <w:pPr>
+        <w:spacing w:after="120"/>
         <w:jc w:val="center"/>
       </w:pPr>
-      <w:r/>
+      <w:r>
+        <w:drawing>
+          <wp:inline xmlns:a="http://schemas.openxmlformats.org/drawingml/2006/main" xmlns:pic="http://schemas.openxmlformats.org/drawingml/2006/picture">
+            <wp:extent cx="4389120" cy="2470379"/>
+            <wp:docPr id="3" name="Picture 3"/>
+            <wp:cNvGraphicFramePr>
+              <a:graphicFrameLocks noChangeAspect="1"/>
+            </wp:cNvGraphicFramePr>
+            <a:graphic>
+              <a:graphicData uri="http://schemas.openxmlformats.org/drawingml/2006/picture">
+                <pic:pic>
+                  <pic:nvPicPr>
+                    <pic:cNvPr id="0" name="image.jpg"/>
+                    <pic:cNvPicPr/>
+                  </pic:nvPicPr>
+                  <pic:blipFill>
+                    <a:blip r:embed="rId13"/>
+                    <a:stretch>
+                      <a:fillRect/>
+                    </a:stretch>
+                  </pic:blipFill>
+                  <pic:spPr>
+                    <a:xfrm>
+                      <a:off x="0" y="0"/>
+                      <a:ext cx="4389120" cy="2470379"/>
+                    </a:xfrm>
+                    <a:prstGeom prst="rect"/>
+                  </pic:spPr>
+                </pic:pic>
+              </a:graphicData>
+            </a:graphic>
+          </wp:inline>
+        </w:drawing>
+      </w:r>
     </w:p>
     <w:p>
       <w:pPr>
@@ -189,7 +223,7 @@
           <w:rFonts w:ascii="Times New Roman" w:hAnsi="Times New Roman"/>
           <w:sz w:val="24"/>
         </w:rPr>
-        <w:t>Department of space moves to stem exodus from key Isro missions; at least 100 quit in past few months: So The Times of India</w:t>
+        <w:t>As per media reports, this move from the Centre comes after around 100 scientists submitted their resignations. The memorandum further adds that all requests for resignation and retirement will now be referred to the Department of Space. Centre has directed Isro centres not to accept resignation or voluntary retirement requests from Group 'A' scientific and technical personnel associated with Gaganyaan and other key missions, according to an internal document issued on July 14, accessed by India Today. The Indian Space Research Organisation (ISRO) has reportedly been hit by mass resignations with with at least 100 scientists putting in their papers in recent months, prompting Centre to step in to tighten rules on voluntary exits and retirement, especially for those working on critical missions such as Gaganyaan. While the Department of Space has not officially disclosed the number of departures, the Times of India reported multiple Isro sources have stated that between 100 and 120 scientists may have resigned in recent months. Nearly 80 scientists have left the UR Rao Satellite Centre (URSC) in Karnataka's Bengaluru, while around 20 departures have been reported from the Vikram Sarabhai Space Centre (VSSC) in Kerala's Thiruvananthapuram, per the report. While sources confirmed 100 resignations, they added that the number could be around 120, TOI reported. Also Read | Road to Bharatiya Antariksh Station, Moon and beyond: ISRO shows how tech maturity accumulates Acknowledging the mass resignations, ISRO chairman V Narayana told the publication that the space organisation was prepared to deal with the departures. "Yes, a lot of people go, but that's part of every organisation. The move [memorandum] isn't only to retain, but also to ensure that important projects don't suffer all of a sudden. But if someone is still going, someone else will take responsibility. We're taking care of it," he was quoted as saying.</w:t>
       </w:r>
     </w:p>
     <w:p>
@@ -210,62 +244,7 @@
           <w:b/>
           <w:sz w:val="26"/>
         </w:rPr>
-        <w:t>2. Special YUVIKA Programme for Oman Students - ISRO</w:t>
-      </w:r>
-    </w:p>
-    <w:p>
-      <w:pPr>
-        <w:spacing w:after="80"/>
-        <w:jc w:val="left"/>
-      </w:pPr>
-      <w:hyperlink r:id="rId13">
-        <w:r>
-          <w:rPr>
-            <w:color w:val="0000FF"/>
-            <w:u w:val="single"/>
-          </w:rPr>
-          <w:t>Read more</w:t>
-        </w:r>
-      </w:hyperlink>
-    </w:p>
-    <w:p>
-      <w:pPr>
-        <w:jc w:val="center"/>
-      </w:pPr>
-      <w:r/>
-    </w:p>
-    <w:p>
-      <w:pPr>
-        <w:spacing w:after="120" w:line="276" w:lineRule="auto"/>
-        <w:jc w:val="both"/>
-      </w:pPr>
-      <w:r>
-        <w:rPr>
-          <w:rFonts w:ascii="Times New Roman" w:hAnsi="Times New Roman"/>
-          <w:sz w:val="24"/>
-        </w:rPr>
-        <w:t>July 15, 2026 YUva VIjyani KArayakram (YUVIKA) programme was conceived to impart basic knowledge on Space Technology, Space Science and Space Applications to young students. The Hon'ble Prime Minister, during his visit to Oman on 18th December, 2025, announced the organization of the YUVIKA programme for Omani students. Accordingly, ISRO planned one week residential programme at SDSC SHAR, Sriharikota and processed the same through MEA. In follow up the Ministry of Education, Sultanate of Oman, has nominated eight students and two observers from Omani schools to participate in the programme. The programme was inaugurated on 13th July, 2026 by Shri S Muthuchezian, Director, SDSC SHAR. The programme includes classroom training, practical demonstrations of experiments, hands-on experience with robotic kits, model rocketry, field visits and Interaction with ISRO scientists.</w:t>
-      </w:r>
-    </w:p>
-    <w:p>
-      <w:pPr>
-        <w:pBdr>
-          <w:bottom w:val="single" w:sz="6" w:space="6" w:color="A6A6A6"/>
-        </w:pBdr>
-      </w:pPr>
-    </w:p>
-    <w:p/>
-    <w:p>
-      <w:pPr>
-        <w:spacing w:after="60"/>
-      </w:pPr>
-      <w:r>
-        <w:rPr>
-          <w:rFonts w:ascii="Times New Roman" w:hAnsi="Times New Roman"/>
-          <w:b/>
-          <w:sz w:val="26"/>
-        </w:rPr>
-        <w:t>3. ISRO resignations: Govt tightens exit rules for Gaganyaan and other critical projects after 100+ reported - The Economic Times</w:t>
+        <w:t>2. Higher pay, better opportunities, more recognition: Why scientists are leaving Isro - India Today</w:t>
       </w:r>
     </w:p>
     <w:p>
@@ -291,8 +270,8 @@
       <w:r>
         <w:drawing>
           <wp:inline xmlns:a="http://schemas.openxmlformats.org/drawingml/2006/main" xmlns:pic="http://schemas.openxmlformats.org/drawingml/2006/picture">
-            <wp:extent cx="4389120" cy="2173559"/>
-            <wp:docPr id="3" name="Picture 3"/>
+            <wp:extent cx="4389120" cy="2468880"/>
+            <wp:docPr id="4" name="Picture 4"/>
             <wp:cNvGraphicFramePr>
               <a:graphicFrameLocks noChangeAspect="1"/>
             </wp:cNvGraphicFramePr>
@@ -300,7 +279,7 @@
               <a:graphicData uri="http://schemas.openxmlformats.org/drawingml/2006/picture">
                 <pic:pic>
                   <pic:nvPicPr>
-                    <pic:cNvPr id="0" name="image.png"/>
+                    <pic:cNvPr id="0" name="image.jpg"/>
                     <pic:cNvPicPr/>
                   </pic:nvPicPr>
                   <pic:blipFill>
@@ -312,7 +291,7 @@
                   <pic:spPr>
                     <a:xfrm>
                       <a:off x="0" y="0"/>
-                      <a:ext cx="4389120" cy="2173559"/>
+                      <a:ext cx="4389120" cy="2468880"/>
                     </a:xfrm>
                     <a:prstGeom prst="rect"/>
                   </pic:spPr>
@@ -333,7 +312,7 @@
           <w:rFonts w:ascii="Times New Roman" w:hAnsi="Times New Roman"/>
           <w:sz w:val="24"/>
         </w:rPr>
-        <w:t>Synopsis The Department of Space has tightened rules for scientists leaving ISRO. This action follows a significant number of scientists resigning from key projects. Previously, centre directors could approve these departures, but now DoS will decide. This move aims to retain experienced personnel and ensure project continuity. ISRO acknowledges attrition but states projects will continue as planned.</w:t>
+        <w:t>India's space programme is facing an unexpected challenge, not from failed launches or technical setbacks, but from a growing exodus of experienced scientists from the Indian Space Research Organisation (Isro). Over 100 scientists have either resigned or taken voluntary retirement from the space agency within the last few months. The Department of Space (DoS) has now stepped in to stem the departures, issuing a fresh directive that restricts resignations and voluntary retirement of scientists working on flagship missions such as Gaganyaan. Read Full Story While the move points to the strategic importance of retaining talent, it also raises a larger question: Why are scientists choosing to leave Isro at a time when India's space ambitions have never been bigger? Isro is facing a major brain drain as the agency is hit by a wave of resignations. (Photo: PTI) WHY ARE SCIENTISTS LEAVING ISRO? Industry experts and senior officials within Isro point to a combination of factors ranging from the explosive growth of India's private space sector to organisational bottlenecks and uncertainty surrounding major national missions. One of the biggest drivers is the emergence of a vibrant private space ecosystem. Since the space sector was opened to private participation in 2020, startups such as Skyroot Aerospace, Agnikul Cosmos, Pixxel, Bellatrix Aerospace, Dhruva Space, Digantara and several others have transformed India's aerospace landscape. These companies are developing rockets, satellites, propulsion systems and space-based services at a pace that was unimaginable just a few years ago. For Isro scientists, the appeal is obvious. Private companies often offer significantly better salaries, stock options, greater flexibility and the opportunity to work in fast-moving environments where ideas move quickly from the drawing board to hardware. Unlike traditional government organisations, startups also provide leadership roles at an earlier stage of a scientist's career, along with the opportunity to build entirely new technologies. The trend is being reinforced by former Isro veterans themselves. Over the past few years, several retired and former senior Isro officials have gone on to establish or mentor aerospace startups, helping create an ecosystem that is increasingly attracting talent away from the national space agency. Their experience, combined with growing private investment, has opened career paths that previously did not exist for India's aerospace engineers. However, the attraction of private industry tells only part of the story. India's first private rocket, Vikram-1, on the launch pad. (Photo: Skyroot) DELAYS, EXTENDED TIMELINE, LOW ACCOUNTABILITY The departures also come at a time when Isro is grappling with an unusual slowdown in mission execution. Several high-profile missions, including the Gaganyaan G1 test flight, SSLV-L1, GSLV-F17 and the industry-built PSLV-N1, have slipped beyond their announced timelines. The twin PSLV setbacks earlier this year have further delayed launch activities, with the agency yet to publicly release a detailed failure assessment. Within sections of the organisation, there is also growing discussion about decision-making becoming increasingly centralised. Multiple current and former officials, speaking privately, have suggested that major technical and administrative decisions are now concentrated within the Chairman's Office, slowing approvals and limiting operational flexibility. EMPLOYMENT MODEL NEEDS TO CHANGE Senior officials, on condition of anonymity, also said that the space agency needs to look at western space agencies like Nasa and the European Space Agency for their employment models, which are mostly project-based. Nasa's workforce structure combines permanent civil servants, contractors, and project-specific hires. This gives the agency flexibility while retaining critical institutional expertise. Many space policy experts believe Isro could benefit from expanding this hybrid model. As India's private space ecosystem grows, Isro can increasingly focus on: Mission design and systems engineering. Human spaceflight and deep-space exploration. Advanced R&amp;D such as reusable rockets and nuclear propulsion. ISRO RUSHING TO PLUG THE ISSUE The Department of Space's July 14 memorandum reflects concerns that the departures are affecting nationally important programmes. Scientists associated with Gaganyaan and other flagship missions will no longer be allowed to leave through routine approvals; instead, every resignation must now be cleared by the Department of Space. Although the number of departures represents only a small fraction of Isro's workforce of over 14,600 employees, the impact is disproportionately large because many of those leaving possess years of specialised expertise gained through missions such as Chandrayaan-3, SpaDeX and Gaganyaan. Such knowledge cannot be replaced simply by recruiting new graduates. Scientists associated with Gaganyaan and other flagship missions will no longer be allowed to leave through routine approvals. (Photo: Generative AI by India Today) The talent shift also reflects a broader transition in India's space sector. For decades, Isro was virtually the only destination for ambitious aerospace engineers. Today, it has become the anchor of a much larger ecosystem where private companies offer alternative career paths with competitive compensation, faster growth and the opportunity to shape the next generation of space technology. For Isro, the challenge is no longer just attracting the country's brightest minds, it is also retaining them. - Ends</w:t>
       </w:r>
     </w:p>
     <w:p>
@@ -354,7 +333,7 @@
           <w:b/>
           <w:sz w:val="26"/>
         </w:rPr>
-        <w:t>4. NASA Uses Subscale Aircraft to Accelerate Flight Innovation</w:t>
+        <w:t>3. Explained: The ISRO Exodus 'Bad news for India!' After scientists started quitting, Govt issues memo: No easy exits for ISRO team on Gaganyaan &amp; major missions. Former ISRO - Indian Space Research Organization scientists raise concerns Archana Solanki - LinkedIn</w:t>
       </w:r>
     </w:p>
     <w:p>
@@ -374,9 +353,43 @@
     </w:p>
     <w:p>
       <w:pPr>
+        <w:spacing w:after="120"/>
         <w:jc w:val="center"/>
       </w:pPr>
-      <w:r/>
+      <w:r>
+        <w:drawing>
+          <wp:inline xmlns:a="http://schemas.openxmlformats.org/drawingml/2006/main" xmlns:pic="http://schemas.openxmlformats.org/drawingml/2006/picture">
+            <wp:extent cx="4389120" cy="743193"/>
+            <wp:docPr id="5" name="Picture 5"/>
+            <wp:cNvGraphicFramePr>
+              <a:graphicFrameLocks noChangeAspect="1"/>
+            </wp:cNvGraphicFramePr>
+            <a:graphic>
+              <a:graphicData uri="http://schemas.openxmlformats.org/drawingml/2006/picture">
+                <pic:pic>
+                  <pic:nvPicPr>
+                    <pic:cNvPr id="0" name="image.jpg"/>
+                    <pic:cNvPicPr/>
+                  </pic:nvPicPr>
+                  <pic:blipFill>
+                    <a:blip r:embed="rId17"/>
+                    <a:stretch>
+                      <a:fillRect/>
+                    </a:stretch>
+                  </pic:blipFill>
+                  <pic:spPr>
+                    <a:xfrm>
+                      <a:off x="0" y="0"/>
+                      <a:ext cx="4389120" cy="743193"/>
+                    </a:xfrm>
+                    <a:prstGeom prst="rect"/>
+                  </pic:spPr>
+                </pic:pic>
+              </a:graphicData>
+            </a:graphic>
+          </wp:inline>
+        </w:drawing>
+      </w:r>
     </w:p>
     <w:p>
       <w:pPr>
@@ -388,7 +401,7 @@
           <w:rFonts w:ascii="Times New Roman" w:hAnsi="Times New Roman"/>
           <w:sz w:val="24"/>
         </w:rPr>
-        <w:t>Testing new aerospace concepts in flight remains one of NASA's most effective ways to advance knowledge and reduce risk. The Dale Reed Subscale Flight Research Laboratory at NASA's Armstrong Flight Research Center in Edwards, California, supports this mission by using small, remotely piloted and autonomous aircraft as cost‑effective platforms to mature innovative ideas, accelerate learning, and enable smoother transitions to full‑scale flight. When experiments require a flight platform, several NASA remotely piloted aircraft are available: the Alta‑X quadrotor; the Dryden Remotely Operated Integrated Drone (DROID) with its 10‑foot wingspan; and the Multi‑Use Cub, a 14‑foot‑span fixed‑wing aircraft with an expandable payload capacity for flight experiments. For electric vertical takeoff and landing testing, the HQ‑90 quadrotor provides an additional option. Once aircraft and experiments are cleared for operations, laboratory pilots support the mission, including ground operations and flight activities. Justin Link, left, holds the subscale aircraft in place, while Justin Hall manages engine speed during preliminary engine tests on Friday, Sept. 12, 2025, at NASA's Armstong Flight Research Center in Edwards, California. Link is a pilot for small uncrewed aircraft systems at the center's Dale Reed Subscale Flight Research Laboratory and Hall is the chief pilot. NASA/Christopher LC Clark Flight expertise Each staff member serves as an experienced and certified subscale aircraft pilot and is prepared to fly unique one-of-a-kind or modified commercial aircraft wherever the mission requires. NASA's FireSense project conducted flights in the Geneva State Forest, located about 100 miles south of Montgomery, Alabama. NASA Armstrong flight research staff integrated the instrument onto an Alta-X drone and tested the system before deployment. Two team members then transported the drone and sensor to the forest, prepared the vehicle for flight, and operated it during the mission. The NASA sensor was flown on the drone to demonstrate how remotely piloted aircraft can gather localized weather data that influences smoke movement and fire behavior. This information may help operational agencies improve wildfire decision-making and better allocate firefighters and resources. Other missions occur closer to NASA Armstrong, such as the Enhancing Parachutes by Instrumenting the Canopy (EPIC) project. EPIC involved air‑launching a capsule containing a parachute and flexible sensor from the Alta‑X. Laboratory staff piloted the flights, supported flight operations, and worked with the EPIC team to design and integrate the parachute‑drop mechanism and safety system into the aircraft. These tests demonstrated that a flexible sensor could help researchers study supersonic parachutes. Continuation of this work can help fill gaps in computer models, making supersonic parachutes safer and more reliable for delivering science instruments and payloads to Mars. Justin Link, left, pilot for small uncrewed aircraft systems, and Justin Hall, chief pilot for small uncrewed aircraft systems, install weather instruments on NASA's Alta X drone at the agency's Armstrong Flight Research Center in Edwards, California. Members of the center's Dale Reed Subscale Flight Research Laboratory used the Alta X to support the agency's FireSense project in March 2025 for a prescribed burn in Geneva State Forest, which is about 100 miles south of Montgomery, Alabama. NASA/Steve Freeman Advancing challenging research The Dale Reed Subscale Flight Research Laboratory uses rapid design and testing capabilities to help small aircraft fly big ideas. These concepts could lead to future breakthroughs that support NASA's missions across aeronautics, science, and exploration. For decades, NASA and its partners have advanced Automatic Collision Avoidance Technology. The research demonstrated an autopilot could detect and recover from an imminent ground collision - a capability now helping save lives in high‑performance U.S. military jets. NASA Armstrong had key roles in that work and developed a simplified version, the Automatic Ground Collision Avoidance System, which was installed on the DROID for testing. The system demonstrated on the DROID - developed to assist general aviation pilots as well as remotely piloted and autonomous aircraft - performed well and led to further research toward a version that provides alerts and steering cues. The NASA Armstrong Technology Transfer Office is working to license the technology for U.S. businesses to develop the system as a commercial product. The Prandtl‑D (Preliminary Research Aerodynamic Design to Lower Drag) flying‑wing glider was also designed, fabricated, and flown at NASA Armstrong. Researchers found that its twisted wing design could reduce drag and generate thrust at the wingtips, advancing concepts that may support greater fuel economy for future aircraft. The original Prandtl‑D is now part of the Smithsonian National Air and Space Museum collection in Washington, and the Prandtl-D3 is at the California Science Center in Los Angeles. Researchers continue developing the next generation of the design in the laboratory. A wide range of capabilities in the laboratory help transform promising concepts into flight-ready test structures. These include rapid prototyping using traditional and advanced 3D manufacturing techniques, as well as composite and conventional fabrication processes. The team of engineers and technicians also provides custom component design and specialized fabrication to meet unique research needs. The laboratory supports electrical and mechanical design, hardware and software integration, and the safety and flight-readiness processes required for successful missions. Additional technical facilities, such as the Experimental Fabrication Branch and the Environmental Laboratory at NASA Armstrong, further enhance these capabilities. Together, they support development, testing, and validation activities that advance NASA's aeronautics and exploration goals.</w:t>
+        <w:t>CNBC-TV18 201,773 followers 15h Report this post Explained: The ISRO Exodus 'Bad news for India!' After scientists started quitting, Govt issues memo: No easy exits for ISRO team on Gaganyaan &amp; major missions. Former ISRO - Indian Space Research Organization scientists raise concerns Archana Solanki …more 8 Comments Like Comment Share Copy LinkedIn Facebook Transcript Many ISRO scientists are quitting. Critical missions like Gaganyaan could be impacted and the government is trying to stop these resignations. The Department of Space has issued a new memorandum asking Indian Space Research Organization centres not to accept voluntary retirement or resignation requests from senior scientists and engineers. Instead, every such request must now be sent to the Department of Space for final approval. So how did we get here? Well, according to a Times of India report, more than 100 scientists and engineers have recently quit ISRO. It is this. Exodus that prompted the government to step in. Well, the memorandum instructs ISRO centres not to accept voluntary retirement or resignation requests, especially from Group A scientific and technical personnel who are working on Gaganyaan and other critical missions until those projects are completed. So what has the ISRO chairman said on this? ISRO chairman WE Narayanan spoke to the Times of India. He acknowledged the resignations but said that the organization remains equipped to manage the transition. He said. And I quote, yes, a lot of people go, but that's part of every organization. If somebody is still going, someone else will take over. We're taking care of it, UN quote. So why are these resignations such a big deal? Well, the Gaganyaan mission, which is India's first human Space Flight program, is already running behind schedule. Its first uncrewed mission, originally planned for 2026, has been pushed. Now, the bigger challenge is not simply replacing vacant positions. It's replacing years of mission specific knowledge and expertise built over programs like Gaganyaan and Chandra. And to understand what's driving this trend. I spoke to two very senior former Astro scientists who worked on critical missions. They spoke to me off the record. Both expressed concern that Israel is losing experienced talent to the private space sector where scientists have better opportunities, greater recognition and faster career growth. While they were saddened by these resignations, they warned their critical missions could suffer. And one of them even said that times are changing and if changes are not made internally, we will not be able to compete with the world. Remember, these concerns come at a time when India's private sectors. Space sector has expanded rapidly. The number of registered space startups has grown from just one in 2014 to more than 400 today. Following the Startup India initiative in 2026, companies like Pixel, Dhruva Space, Sky Route Aerospace, Agni Kul, Cosmos and Bellatrix Aerospace have created new opportunities for engineers and scientists. Ram Babu G. 11h Report this comment Any rational person will leave a government institute like ISRO, since salaries there are fixed, low, and not performance-based. Meanwhile, India's private space sector is booming, thanks to investment from foreign investors. The rise in AI capabilities over the last decade especially in computer vision, has enabled radical applications and use cases, which has created traction for India as a cheap location to build and launch satellites, since swarms of satellites can now work together as a group thanks to these AI advances. Private companies can pay several times more than the government can, and their pay is highly merit- and performance-based. Syed M. Ahmed Sandesh Meshram Ashu Kumar Rakesh Kumar Yadav Reply 1 Reaction 2 Reactions Rajarshi Basu 12h The government needs to change their old house style of working. Lot of stress with low remuneration may be driving these switches. When a country counts on the best, package also should be competitive to keep motivation ongoing. Pragya Thakur 13h This is the reson that they are offered a position by private players in space research also if they haven't filed all th research it will definitely dump on all the resources on research and mission too. Pratyaksh Raj Government MLA,MP and other ministers increased their salary but they didn't increase salaries to scientists. Dinesh K Nelamuru https://www.linkedin.com/posts/dinesh-k-nelamuru-289120135_isro-spacesector-talentretention-activity-7483548123626270720-MztY?utm_source=share&amp;utm_medium=member_desktop&amp;rcm=ACoAACDxf4kBo6HckPtLz-84LY4xuWgZCSFPZeQ Syed M. Ahmed Commenting for wider coverage See more comments To view or add a comment, sign in</w:t>
       </w:r>
     </w:p>
     <w:p>
@@ -409,7 +422,7 @@
           <w:b/>
           <w:sz w:val="26"/>
         </w:rPr>
-        <w:t>5. NASA Study of Pristine Meteorite Adds to Story of Ancient Asteroids</w:t>
+        <w:t>4. 'Many Come And Go': Science Minister Downplays ISRO Resignations - NDTV</w:t>
       </w:r>
     </w:p>
     <w:p>
@@ -417,7 +430,7 @@
         <w:spacing w:after="80"/>
         <w:jc w:val="left"/>
       </w:pPr>
-      <w:hyperlink r:id="rId17">
+      <w:hyperlink r:id="rId18">
         <w:r>
           <w:rPr>
             <w:color w:val="0000FF"/>
@@ -429,46 +442,6 @@
     </w:p>
     <w:p>
       <w:pPr>
-        <w:spacing w:after="120"/>
-        <w:jc w:val="center"/>
-      </w:pPr>
-      <w:r>
-        <w:drawing>
-          <wp:inline xmlns:a="http://schemas.openxmlformats.org/drawingml/2006/main" xmlns:pic="http://schemas.openxmlformats.org/drawingml/2006/picture">
-            <wp:extent cx="4389120" cy="2623572"/>
-            <wp:docPr id="4" name="Picture 4"/>
-            <wp:cNvGraphicFramePr>
-              <a:graphicFrameLocks noChangeAspect="1"/>
-            </wp:cNvGraphicFramePr>
-            <a:graphic>
-              <a:graphicData uri="http://schemas.openxmlformats.org/drawingml/2006/picture">
-                <pic:pic>
-                  <pic:nvPicPr>
-                    <pic:cNvPr id="0" name="image.jpg"/>
-                    <pic:cNvPicPr/>
-                  </pic:nvPicPr>
-                  <pic:blipFill>
-                    <a:blip r:embed="rId18"/>
-                    <a:stretch>
-                      <a:fillRect/>
-                    </a:stretch>
-                  </pic:blipFill>
-                  <pic:spPr>
-                    <a:xfrm>
-                      <a:off x="0" y="0"/>
-                      <a:ext cx="4389120" cy="2623572"/>
-                    </a:xfrm>
-                    <a:prstGeom prst="rect"/>
-                  </pic:spPr>
-                </pic:pic>
-              </a:graphicData>
-            </a:graphic>
-          </wp:inline>
-        </w:drawing>
-      </w:r>
-    </w:p>
-    <w:p>
-      <w:pPr>
         <w:spacing w:after="120" w:line="276" w:lineRule="auto"/>
         <w:jc w:val="both"/>
       </w:pPr>
@@ -477,7 +450,7 @@
           <w:rFonts w:ascii="Times New Roman" w:hAnsi="Times New Roman"/>
           <w:sz w:val="24"/>
         </w:rPr>
-        <w:t>C1 clasts in Hillsborough: On the left is a back-scattered electron image with two C1 748 clasts circled. On the right, an X-ray map of the same area as (A), indicating Na enrichment in 749 of the C1 clasts relative to the bulk of Hillsborough. Credit: NASA/SETI A meteorite recovered immediately upon its fall to Earth on July 16, 2024, is helping NASA scientists uncover new clues about ancient water, the chemical evolution of primitive asteroids, and the ingredients that may have helped make life possible throughout the early solar system. This rapid recovery began when an amateur astronomer in New Jersey quickly recognized that a newly fallen meteorite had landed on his property. Recognizing its scientific value and wearing protective gloves, he collected the fragments and stored them in aluminum foil and glass containers, which preserved delicate minerals and organic compounds that are often altered by moisture, weather, and contamination. As the meteorite fell to Earth, cameras across New Jersey captured its fiery passage through the atmosphere. Scientists used these observations to reconstruct the fireball's trajectory and, after recovering the meteorite, combined this data with laboratory analyses to determine where in the solar system the rock most likely originated. In a study published Wednesday in the journal Science Advances, researchers found evidence that ancient salty water altered minerals within the meteorite's parent asteroid, preserving unique minerals and a rich inventory of organic compounds. "When we have both a documented fireball and a quick recovery of its meteorite, we can learn not only what the rock is made of, but where it came from in the asteroid belt," said Peter Jenniskens, meteor astronomer at both NASA's Ames Research Center in California's Silicon Valley and the SETI Institute, and lead author of the study. Combined radar detections from the Hillsborough meteorite fall. The green line shows the fireball's projected path, while colored radar signatures show falling meteorite fragments drifting east-northeast with prevailing winds. Credit: NASA/Marc Fries Named for the township where it was recovered, the Hillsborough meteorite belongs to a class of carbon-rich meteorites known as CM carbonaceous chondrites. These primitive rocks preserve some of the oldest materials in the solar system, recording the chemical processes that shaped asteroids more than 4.5 billion years ago. While examining the unusually pristine meteorite, researchers found a mosaic of tiny broken-up rocks and noticed that some contained unusually high concentrations of sodium - an unexpected finding for this type of meteorite. The surprising signal prompted a closer investigation using powerful electron microscopes that allowed scientists to examine the meteorite from the millimeter scale down to individual atoms. By combining observations across multiple scales, researchers reconstructed the history of the minerals and the fluids that once flowed through them. These analyses revealed microscopic fractures filled with sodium-rich material left behind by ancient brines. Unlike pure water, brines contain dissolved salts that allow them to transport elements and chemically alter the rocks they move through. In the case of the Hillsborough sample, those ancient fluids altered the asteroid's minerals and left behind chemical evidence that remained preserved for billions of years. Scientists were also able to detect fragile sodium-carbonate salts that normally react with moisture in Earth's atmosphere before they can be studied. Jangmi Han, a paper co-author and mineralogist at NASA's Johnson Space Center in Houston, identified evidence of ancient brines preserved within microscopic fractures. Similar salts were identified in samples returned from the asteroids Bennu and Ryugu by NASA's OSIRIS-REx mission and JAXA's (Japan Aerospace Exploration Agency) Hayabusa2 mission. However,Hillsborough marks the first time the salts have been identified in a CM carbonaceous chondrite meteorite, offering a new glimpse into the surfaces of the primitive asteroids that produced these meteorites. Together, these findings suggest that ancient, salt-rich brines were more widespread among primitive asteroids than previously recognized, and provide scientists with new opportunities to compare how water altered different asteroid bodies across the early solar system. "The chips of the most salt-rich bits of this meteorite are quite comparable to the samples returned by the Hayabusa2 and OSIRIS-REx missions," said Mike Zolensky, a meteorite researcher at NASA Johnson and co-author of the study. "They're not identical. They're different in some very interesting ways, but they've seen very similar processes." Following the history of water through the solar system is an essential part of understanding the origin of life. Mike Zolensky Meteorite Researcher Scientists expected Hillsborough to contain a rich suite of organic compounds because it is a CM carbonaceous chondrite. What made the meteorite exceptional was how quickly it was recovered, allowing researchers to study those compounds before prolonged exposure to Earth's environment could contaminate the sample. "One of the big surprises for me when we analyzed a small chip of the Hillsborough meteorite was the complexity of amino acids and other organic compounds," said Danny Glavin, senior scientist in the Astrobiology Analytical Laboratory at NASA's Goddard Space Flight Center in Greenbelt, Maryland, and co-author of the study. Its diversity of amino acids and other organic compounds is, comparable to the Murchison meteorite, a nearly 100-kilogram carbonaceous chondrite that fell in Australia in 1969 and became the benchmark for extraterrestrial organic chemistry. "It's just more proof that the chemical building blocks of life could have been delivered - and are still being delivered - to Earth today by these carbonaceous asteroid fragments," said Glavin, who was a co-investigator on OSIRIS-REx, leading an international team that studied the organic composition of the samples delivered to Earth from asteroid Bennu in 2023. Understanding the Hillsborough meteorite required expertise from multiple scientific disciplines. Astronomers reconstructed the meteorite's journey through space, finding evidence that it may have originated from the Erigone asteroid family in the inner asteroid belt, home to the asteroid Donaldjohanson, which was visited in 2025 by NASA's Lucy spacecraft. Mineralogists identified evidence of ancient brines preserved within microscopic fractures, while organic chemists analyzed the meteorite's inventory of amino acids and other organic compounds. "Together, those complementary studies are helping scientists build one of the clearest pictures yet of how primitive asteroids such as the asteroid Erigone evolved chemically over billions of years," said Jenniskens. Researchers continue to study the Hillsborough meteorite, revealing new details about how water transformed primitive asteroids and shaped the early solar system. By tracing the history of water on primitive asteroids, scientists are learning how water and the chemical ingredients for life were distributed throughout the early solar system. "If you follow the water through the solar system, you're actually following life," Zolensky said. "Following the history of water through the solar system is an essential part of understanding the origin of life." For more information on NASA's astromaterials research and exploration, visit: https://science.nasa.gov/astromaterials Karen Fox / Molly Wasser Headquarters, Washington 240-285-5155 / 240-419-1732 karen.c.fox@nasa.gov / molly.l.wasser@nasa.gov Victoria Segovia NASA's Johnson Space Center, Houston 281-483-5111 victoria.segovia@nasa.gov</w:t>
+        <w:t>'Many Come And Go': Science Minister Downplays ISRO Resignations NDTV</w:t>
       </w:r>
     </w:p>
     <w:p>
@@ -498,7 +471,7 @@
           <w:b/>
           <w:sz w:val="26"/>
         </w:rPr>
-        <w:t>6. How NASA's Artemis III Lander Test Will Pave Way for Moon Landings</w:t>
+        <w:t>5. ISRO's scientist exit wave: What is the reason behind mass exodus? - Moneycontrol.com</w:t>
       </w:r>
     </w:p>
     <w:p>
@@ -524,8 +497,8 @@
       <w:r>
         <w:drawing>
           <wp:inline xmlns:a="http://schemas.openxmlformats.org/drawingml/2006/main" xmlns:pic="http://schemas.openxmlformats.org/drawingml/2006/picture">
-            <wp:extent cx="4389120" cy="2926080"/>
-            <wp:docPr id="5" name="Picture 5"/>
+            <wp:extent cx="4389120" cy="2468880"/>
+            <wp:docPr id="6" name="Picture 6"/>
             <wp:cNvGraphicFramePr>
               <a:graphicFrameLocks noChangeAspect="1"/>
             </wp:cNvGraphicFramePr>
@@ -538,6 +511,184 @@
                   </pic:nvPicPr>
                   <pic:blipFill>
                     <a:blip r:embed="rId20"/>
+                    <a:stretch>
+                      <a:fillRect/>
+                    </a:stretch>
+                  </pic:blipFill>
+                  <pic:spPr>
+                    <a:xfrm>
+                      <a:off x="0" y="0"/>
+                      <a:ext cx="4389120" cy="2468880"/>
+                    </a:xfrm>
+                    <a:prstGeom prst="rect"/>
+                  </pic:spPr>
+                </pic:pic>
+              </a:graphicData>
+            </a:graphic>
+          </wp:inline>
+        </w:drawing>
+      </w:r>
+    </w:p>
+    <w:p>
+      <w:pPr>
+        <w:spacing w:after="120" w:line="276" w:lineRule="auto"/>
+        <w:jc w:val="both"/>
+      </w:pPr>
+      <w:r>
+        <w:rPr>
+          <w:rFonts w:ascii="Times New Roman" w:hAnsi="Times New Roman"/>
+          <w:sz w:val="24"/>
+        </w:rPr>
+        <w:t>To a question about the ISRO memo, Union Minister Jitendra Singh said it was "for administrative reasons" and not because of any other factor. ISRO The Indian Space Research Organisation (ISRO) has reportedly been hit by mass exodus with at least 100 scientists putting in their papers in recent months, prompting Centre to step in to tighten rules on voluntary exits and retirement, especially for those working on critical missions such as Gaganyaan. The memorandum further adds that all requests for resignation and retirement will now be referred to the Department of Space. Reason behind mass exodus While the Department of Space has not officially disclosed the number of departures, the Times of India reported multiple ISRO sources have stated that between 100 and 120 scientists may have resigned in recent months. Nearly 80 scientists have left the UR Rao Satellite Centre (URSC) in Karnataka's Bengaluru, while around 20 departures have been reported from the Vikram Sarabhai Space Centre (VSSC) in Kerala's Thiruvananthapuram, per the report. While sources confirmed 100 resignations, they added that the number could be around 120, TOI reported. Acknowledging the mass resignations, ISRO chairman V Narayana told the publication that the space organisation was prepared to deal with the departures. "Yes, a lot of people go, but that's part of every organisation. The move [memorandum] isn't only to retain, but also to ensure that important projects don't suffer all of a sudden. But if someone is still going, someone else will take responsibility. We're taking care of it," he was quoted as saying. Centre tightens exit rule The Department of Space (DoS) has issued a new directive to major space research centres of the ISRO, tightening rules on voluntary retirement and resignations amid a mass exodus in the Indian space agency. The memorandum, issued on July 14 to centres like the UR Rao Satellite Centre (URSC) and the Vikram Sarabhai Space Centre (VSSC), directed them not to routinely accept resignation or voluntary retirement requests from Group 'A' scientific and technical personnel linked to Gaganyaan - India's prestigious human spaceflight programme - and other "important missions". "Of late, it is noticed that there has been spate of requests for voluntary retirement and resignation from Group 'A' Scientific/Technical personnel of ISRO including those associated with the prestigious Gaganyaan and other important missions/projects severely impacting the implementation of projects of national importance," according to the directive, as reported by NDTV. "In view of this, it has been decided that voluntary retirement and resignation requests from Scientific &amp; Technical personnel associated with the Gaganyaan and other important Mission / Projects may not be accepted as a matter of routine," it added. These centres were told that any such requests received from scientific or technical personnel, even of and below the rank of scientist and engineer, should be sent to the Department of Space with "clear recommendations" of their directors for final decision. The order reverses a key administrative change made in 2020 that allowed ISRO centre directors and heads to accept voluntary retirement and resignation requests from Group A scientific and technical personnel up to scientist/engineer-SG level. 'Many come and go' "No, that is because... that is for administrative reasons so that the decision can be taken at a much mature level," the Union Minister of State for Science and Technology told reporters. He said ISRO has a very large workforce that as people leave, many also join. "Many have gone, many have come," he said, and pointed out there was no controversy on the matter.</w:t>
+      </w:r>
+    </w:p>
+    <w:p>
+      <w:pPr>
+        <w:pBdr>
+          <w:bottom w:val="single" w:sz="6" w:space="6" w:color="A6A6A6"/>
+        </w:pBdr>
+      </w:pPr>
+    </w:p>
+    <w:p/>
+    <w:p>
+      <w:pPr>
+        <w:spacing w:after="60"/>
+      </w:pPr>
+      <w:r>
+        <w:rPr>
+          <w:rFonts w:ascii="Times New Roman" w:hAnsi="Times New Roman"/>
+          <w:b/>
+          <w:sz w:val="26"/>
+        </w:rPr>
+        <w:t>6. India opened space to private players. ISRO brain drain is one result - ThePrint</w:t>
+      </w:r>
+    </w:p>
+    <w:p>
+      <w:pPr>
+        <w:spacing w:after="80"/>
+        <w:jc w:val="left"/>
+      </w:pPr>
+      <w:hyperlink r:id="rId21">
+        <w:r>
+          <w:rPr>
+            <w:color w:val="0000FF"/>
+            <w:u w:val="single"/>
+          </w:rPr>
+          <w:t>Read more</w:t>
+        </w:r>
+      </w:hyperlink>
+    </w:p>
+    <w:p>
+      <w:pPr>
+        <w:spacing w:after="120"/>
+        <w:jc w:val="center"/>
+      </w:pPr>
+      <w:r>
+        <w:drawing>
+          <wp:inline xmlns:a="http://schemas.openxmlformats.org/drawingml/2006/main" xmlns:pic="http://schemas.openxmlformats.org/drawingml/2006/picture">
+            <wp:extent cx="4389120" cy="4389120"/>
+            <wp:docPr id="7" name="Picture 7"/>
+            <wp:cNvGraphicFramePr>
+              <a:graphicFrameLocks noChangeAspect="1"/>
+            </wp:cNvGraphicFramePr>
+            <a:graphic>
+              <a:graphicData uri="http://schemas.openxmlformats.org/drawingml/2006/picture">
+                <pic:pic>
+                  <pic:nvPicPr>
+                    <pic:cNvPr id="0" name="image.png"/>
+                    <pic:cNvPicPr/>
+                  </pic:nvPicPr>
+                  <pic:blipFill>
+                    <a:blip r:embed="rId22"/>
+                    <a:stretch>
+                      <a:fillRect/>
+                    </a:stretch>
+                  </pic:blipFill>
+                  <pic:spPr>
+                    <a:xfrm>
+                      <a:off x="0" y="0"/>
+                      <a:ext cx="4389120" cy="4389120"/>
+                    </a:xfrm>
+                    <a:prstGeom prst="rect"/>
+                  </pic:spPr>
+                </pic:pic>
+              </a:graphicData>
+            </a:graphic>
+          </wp:inline>
+        </w:drawing>
+      </w:r>
+    </w:p>
+    <w:p>
+      <w:pPr>
+        <w:spacing w:after="120" w:line="276" w:lineRule="auto"/>
+        <w:jc w:val="both"/>
+      </w:pPr>
+      <w:r>
+        <w:rPr>
+          <w:rFonts w:ascii="Times New Roman" w:hAnsi="Times New Roman"/>
+          <w:sz w:val="24"/>
+        </w:rPr>
+        <w:t>Taking note of a spate of resignations in ISRO over the last year, the Department of Space (DoS) on July 14 issued an office memorandum, directing centres including the Vikram Sarabhai Space Centre (VSSC) and the UR Rao Satellite Centre (URSC) to not accept routine resignations from Group-A scientists. It is the Centre's policy of opening India's space sector to private players that is now haunting ISRO. Space scientists are now turning to the roughly 400 new space startups, which promise better opportunities and pay. New Delhi: The Indian Space Research Organisation is witnessing a surge in resignations due to low pay, and the private sector offering better opportunities to scientists. This has prompted the Centre to tighten rules around exits and voluntary retirements, said scientists who quit the government space agency in recent months. This category of scientists and technical personnel includes senior professionals, who are an integral part of important missions like the upcoming human spaceflight Gaganyaan, the setting up of the Bharatiya Antariksh Station and the Chandrayaan-4 lunar return mission. "Of late, it is noticed that there has been a spate of requests for voluntary retirement and resignation from Group 'A' Scientific/Technical personnel of ISRO including those associated with the prestigious Gaganyaan and other important missions/projects, severely impacting the implementation of projects of national importance," read ISRO's memorandum, seen by ThePrint. The order added, "In view of this, it has been decided that voluntary retirement and resignation requests from Scientific and Technical personnel associated with the Gaganyaan and other important Mission/ Projects may not be accepted as a matter of routine." DoS officials that ThePrint spoke to said that the order essentially means that every request for an early retirement and resignation by a senior scientist or a core member of "critical future missions" will first have to be cleared by the corresponding centre's directors and then passed on to the ministry for a final decision. Officials said, however, that the directive does not mean a blanket ban on resignations across the space agency. It is applicable to certain significant centres, including the Satish Dhawan Space Centre, VSSC, URSC, ISRO Telemetry and the National Remote Sensing Centre (NRSC). "We, of course, cannot stop people from leaving. But the ministry will review resignation requests of core scientists, who are leading important missions," an ISRO official told ThePrint. The official said that while an exact number is not known, around 120 personnel, including senior scientists, have left ISRO in the last 12 months. The most significant among the recent resignations was senior scientist Victor Joseph earlier this year. He was the project director of Launch Vehicle Mk-3, which is slated to carry the Gaganyaan Mission to space in February this year. Since then, at least two senior scientists associated to the Gaganyaan Mission have quit, according to ministry sources. Low pay better private opportunities Scientists who have recently quit ISRO said that the recent opening up of the space sector for private players has come as an opportunity for many, particularly young scientists. "Since the Indian Space Policy 2023, many space startups have started coming up and these provide better creative opportunities and pay packages. This is an incentive, especially for the younger lot," said a scientist, who left ISRO in 2024 to join a private company. ISRO data shows that attrition numbers started increasing with more private players entering the sector in the lead up to the space policy. Between 2018 and 2022, 381 scientists resigned from across ISRO centres. Similarly, 38 scientists quit the space agency for better opportunities from 2023 to mid-2024. Among all the ISRO centres, the Vikram Sarabhai Space Centre in Thiruvananthapuram and the Space Applications Centre in Ahmedabad-both among the most coveted centres of ISRO-have recorded the highest attrition. Meanwhile, the UR Rao Space Centre in Bengaluru has the lowest resignations. Between 2012 and 2017, 289 scientists quit ISRO from 25 of its centres. The situation remained the same ever since 2017, with only a minor improvement in 2023 and 2024 after missions like Chandrayaan-3 and Aditya-L1-India's first mission to study the sun-were launched. Data show that in 2023, ISRO had a staff strength of 9,337 group A or tier-1 scientists, 2,303 group B scientists, and 1,141 group C scientists, apart from its administrative staff. (Edited by Aakriti Handa)</w:t>
+      </w:r>
+    </w:p>
+    <w:p>
+      <w:pPr>
+        <w:pBdr>
+          <w:bottom w:val="single" w:sz="6" w:space="6" w:color="A6A6A6"/>
+        </w:pBdr>
+      </w:pPr>
+    </w:p>
+    <w:p/>
+    <w:p>
+      <w:pPr>
+        <w:spacing w:after="60"/>
+      </w:pPr>
+      <w:r>
+        <w:rPr>
+          <w:rFonts w:ascii="Times New Roman" w:hAnsi="Times New Roman"/>
+          <w:b/>
+          <w:sz w:val="26"/>
+        </w:rPr>
+        <w:t>7. A Tide-Fueled Trove of Biodiversity in Guinea-Bissau</w:t>
+      </w:r>
+    </w:p>
+    <w:p>
+      <w:pPr>
+        <w:spacing w:after="80"/>
+        <w:jc w:val="left"/>
+      </w:pPr>
+      <w:hyperlink r:id="rId23">
+        <w:r>
+          <w:rPr>
+            <w:color w:val="0000FF"/>
+            <w:u w:val="single"/>
+          </w:rPr>
+          <w:t>Read more</w:t>
+        </w:r>
+      </w:hyperlink>
+    </w:p>
+    <w:p>
+      <w:pPr>
+        <w:spacing w:after="120"/>
+        <w:jc w:val="center"/>
+      </w:pPr>
+      <w:r>
+        <w:drawing>
+          <wp:inline xmlns:a="http://schemas.openxmlformats.org/drawingml/2006/main" xmlns:pic="http://schemas.openxmlformats.org/drawingml/2006/picture">
+            <wp:extent cx="4389120" cy="2926080"/>
+            <wp:docPr id="8" name="Picture 8"/>
+            <wp:cNvGraphicFramePr>
+              <a:graphicFrameLocks noChangeAspect="1"/>
+            </wp:cNvGraphicFramePr>
+            <a:graphic>
+              <a:graphicData uri="http://schemas.openxmlformats.org/drawingml/2006/picture">
+                <pic:pic>
+                  <pic:nvPicPr>
+                    <pic:cNvPr id="0" name="image.jpg"/>
+                    <pic:cNvPicPr/>
+                  </pic:nvPicPr>
+                  <pic:blipFill>
+                    <a:blip r:embed="rId24"/>
                     <a:stretch>
                       <a:fillRect/>
                     </a:stretch>
@@ -566,7 +717,7 @@
           <w:rFonts w:ascii="Times New Roman" w:hAnsi="Times New Roman"/>
           <w:sz w:val="24"/>
         </w:rPr>
-        <w:t>Before Artemis astronauts land on the Moon's surface in 2028, NASA will conduct the Artemis III demonstration mission in 2027, allowing teams on Earth and in orbit to practice rendezvous and docking operations between commercial human landing systems and the Orion spacecraft. Data from that mission, along with future uncrewed demonstration missions at the Moon, will support astronaut safety and mission success for crewed lunar landings. NASA is working with two American companies to develop the human landing systems that will safely transport astronauts from lunar orbit to the Moon's surface and back for future Artemis missions. For Artemis III, both SpaceX and Blue Origin will fly test versions, or test articles, of the crewed landers that will be used for future Moon landings. The lander test articles will launch by commercial rockets, while the Artemis III crew will launch to low Earth orbit in Orion atop the agency's SLS (Space Launch System) rocket. Stage setting for crewed flights NASA and the human landing system providers have been working closely together to plan and determine capabilities for the Artemis III mission. With missions fast approaching, both SpaceX and Blue Origin are optimizing hardware availability and capability. SpaceX plans to use the company's latest version of Starship and basis of the future Starship HLS, called Version 3, while Blue Origin will test their planned HLS crew cabin, allowing each company to apply lessons learned prior to uncrewed and crewed missions on the Moon. "Each human landing system provider has taken a different approach to the Artemis III mission," said Steve Creech, program manager, Human Landing System Program, NASA's Marshall Space Flight Center in Huntsville, Alabama. "Ultimately, SpaceX and Blue Origin have put forward a list of aggressive objectives and goals intended to complement upcoming uncrewed demonstration missions at the Moon so that we can gain both understanding and confidence in the spacecraft and launch vehicles prior to a crewed landing. The lander prototype designs will inform future development efforts and will continue to mature over the next year." For the Artemis III mission, the Blue Moon test lander will be based on Blue Origin's current architecture for its Mark 2 crew lander, incorporating all the major avionics and flight software and control systems to ensure flight operations from this demonstration mission can directly translate to crewed lunar flights. Up to two crew members, donning orange Orion crew survival system suits, will open the hatch to enter the Blue Origin test lander. The production hardware must incorporate many of the same systems and subsystems, including an Environmental Control and Life Support System (ECLSS), a crew cabin, and avionics. These artist's concepts depict Blue Origin's Blue Moon Mark 2 human landing system test article in Earth orbit and docked with NASA's Orion spacecraft as part of NASA's upcoming Artemis III demonstration mission in low Earth orbit. Blue Origin These artist's concepts depict Blue Origin's Blue Moon Mark 2 human landing system test article in Earth orbit and docked with NASA's Orion spacecraft as part of NASA's upcoming Artemis III demonstration mission in low Earth orbit. Blue Origin The Blue Origin lander also will fly with an instrumented lunar surface spacesuit mass simulator. Like the suited "Moonikin" manikin that flew aboard Orion during the uncrewed Artemis I test flight, the low-fidelity spacesuit mass simulator will provide real-time feedback about the environment within the Blue Moon crew cabin. SpaceX's Starship lander test article will use a Starship Version 3, currently in production and testing, with an added docking system installed on the nose of the 171-foot (52-m) spacecraft, enabling NASA and SpaceX to evaluate how the entire integrated stack of Orion and the Starship test lander interact. NASA and SpaceX are identifying controllability and communications tests for the Artemis III mission. Astronauts will not enter the Starship test lander during Artemis III. These artist's concepts depict NASA's Orion spacecraft and SpaceX's Starship human landing system test article during docking operations as part of NASA's upcoming Artemis III demonstration mission in low Earth orbit. SpaceX These artist's concepts depict NASA's Orion spacecraft and SpaceX's Starship human landing system test article during docking operations as part of NASA's upcoming Artemis III demonstration mission in low Earth orbit. SpaceX Launch cadence NASA, SpaceX, and Blue Origin will launch three of the world's most powerful rockets within a short timeframe of one another, exercising ground processing, launch crews, and facilities as well as control centers, networking, and data exchange at key sites across the country during two separate, back-to-back rendezvous and docking maneuvers between Orion and the lander test articles, before a safe splashdown of the Artemis III crew in Orion. "Artemis III will be a highly choreographed dance with a demanding launch sequence across multiple launch pads and equally demanding mission operations for our ground and flight crews, making it one of the most complex and ambitious missions NASA has ever undertaken," said Jeremy Parsons, Artemis program manager. "The demonstration mission will set the stage before our next giant leap. NASA's expertise in systems engineering and integration, as well as launch and mission operations in low Earth orbit, will bring the mission together." For future crewed missions to the Moon, NASA and one of the commercial lander partners will execute a "dual launch campaign," prepositioning the lander in orbit to await a crewed Orion, launched on SLS. Launching the three rockets in succession of one another for Artemis III offers a unique opportunity to practice launch processing and operations. Blue Origin's lander test article is planned to launch first and will be able to loiter in space for up to 30 days, allowing for checkouts in orbit prior to the launch of SLS and Orion from Launch Complex 39B at NASA's Kennedy Space Center in Florida. The Blue Origin test article will launch at a set trajectory to meet a designated "parking" orbit for these systems checks. Artemis III will be a highly choreographed dance with a demanding launch sequence across multiple launch pads and equally demanding mission operations for our ground and flight crews, making it one of the most complex and ambitious missions NASA has ever undertaken. Jeremy Parsons Artemis program manager Following the completion of Blue Origin's rendezvous and docking operations testing and the Artemis III crewed launch on SLS, SpaceX will launch its Starship lander test article to rendezvous with Orion and its crew for its phase of on-orbit testing. Throughout the Artemis III mission, Orion will fly in a circular orbit. All three rockets will have more launch opportunities than are available for a lunar mission and will be able to reach the designated mission altitude in a single launch. Docking operations During docking and undocking operations, Orion and the Artemis III crew will use the lander test articles as the targets, while Orion will operate as the chaser spacecraft. This is the same configuration planned for future crew landing mission to the Moon. NASA will ensure both test landers are mission ready and crew safe prior to Artemis III. These verifications will be based on functional and performance requirements for the test lander designs and hazard controls for hardware and software, ensuring the Artemis III astronauts inside Orion are safe throughout both docking phases of the mission. SpaceX and Blue Origin have already tested their docking capabilities for their respective landers on the ground. SpaceX's docking capability was qualified in 2023; Blue Origin conducted development ground testing on its pressurized docking system earlier this year. A key difference between the docking capabilities of both lander test articles will be the location of docking. Orion will dock along the side of the Blue Moon test lander, adjacent to the crew cabin. Later, Orion will dock nose-to-nose with the giant SpaceX test lander. Software testing between spacecrafts will help demonstrate that the commercial human landing system prototypes and Orion can meet at a precise time and location in space. When Orion docks with the Blue Moon test lander, the Orion spacecraft's software will control the docked spacecraft. Meanwhile, the SpaceX test article will control the docked spacecraft for the second portion of the mission. During the docking phases, teams with NASA and the commercial partners will be able to test hardware and software interoperability, as well as dynamics of how the integrated lander-Orion spacecraft moves in space. Through the Artemis program, NASA will send astronauts to explore the Moon for scientific discovery, economic benefits, and to build the foundation for the first crewed missions to Mars - for the benefit of all. News Media Contact AmberJacobson Headquarters, Washington 240.298.1832 amber.c.jacobson@nasa.gov Corinne Beckinger Marshall Space Flight Center, Huntsville, Ala. 256-544-0034 corinne.m.beckinger@nasa.gov</w:t>
+        <w:t>Relatively low tidal waters expose sandflats and mudflats in the Bijagós Archipelago of Guinea-Bissau in this image acquired on November 28, 2025, with the OLI (Operational Land Imager) on Landsat 8 . These coastal landforms support an array of invertebrates, making the archipelago a popular stopover for migratory shorebirds. NASA Earth Observatory/Lauren Dauphin Twice each day, tides ebb and flow through a maze of sandy channels, mudflats, and mangrove forests that flank the 88 islands and islets of Guinea-Bissau's Bijagós Archipelago (Arquipélago dos Bijagós in Portuguese). Seen from above, the process leads to stark changes to the landscape: around low tide, intertidal mudflats and sandflats emerge from the sea, causing islands to grow significantly before shrinking again hours later. The perpetual rhythm of the tides sustains outpourings of marine life in an archipelago that, as of 2025, was inscribed as a UNESCO World Heritage site. The site protects the only active deltaic archipelago on Africa's Atlantic coast, a place where tides, river sediments, coastal upwelling, and coastal currents come together to shape unusually productive and biodiverse island ecosystems. UNESCO estimates that the islands support some 870,000 migratory shorebirds, making this one of the most important feeding areas for birds in West Africa along the East Atlantic Flyway. Hundreds of species of birds dine on a potpourri of marine worms, crustaceans, mollusks, and small fish found on mudflats exposed by low tides. During high tides, manatees, dolphins, and schools of fish move closer to the islands, pushing deeper into the mangrove forests that ring them, and tens of thousands of sea turtles swim inland to sandy beaches as they hunt for nesting sites. A huge population of green sea turtles nests on the tiny island of Poilão, part of the João Vieira and Poilão Marine National Park. After hatching, young turtles make perilous nighttime dashes to the water, often pursued by crabs, lizards, and birds. Once they reach the water, baby sea turtles face an array of predators, including jacks, barracudas, groupers, and snappers that patrol shallow waters as well as tuna, mackerel, sharks, and rays in deeper waters. According to some estimates, less than 1 percent of green sea turtle hatchlings survive to adulthood. A 2025 analysis of the region's tides explored why the archipelago has some of the largest tidal ranges in West Africa. The researchers concluded that the region's wide, shallow shelf and the estuary's geometry combine to create a tidal range of up to 7 meters (23 feet), compared to about 1 meter (3 feet) in many other parts of the West African coast. The scientists used altimetry data from the NASA/CNES TOPEX/Poseidon, Jason-1, and Jason-2 satellites to help validate their findings. NASA Earth Observatory images by Lauren Dauphin, using Landsat data from the U.S. Geological Survey. Story by Adam Voiland. Downloads November 28, 2025 References &amp; Resources</w:t>
       </w:r>
     </w:p>
     <w:p>
@@ -587,7 +738,7 @@
           <w:b/>
           <w:sz w:val="26"/>
         </w:rPr>
-        <w:t>7. Anil Menon Launches to Space Station</w:t>
+        <w:t>8. NASA Welcomes Serbia as Newest Artemis Accords Signatory</w:t>
       </w:r>
     </w:p>
     <w:p>
@@ -595,7 +746,96 @@
         <w:spacing w:after="80"/>
         <w:jc w:val="left"/>
       </w:pPr>
-      <w:hyperlink r:id="rId21">
+      <w:hyperlink r:id="rId25">
+        <w:r>
+          <w:rPr>
+            <w:color w:val="0000FF"/>
+            <w:u w:val="single"/>
+          </w:rPr>
+          <w:t>Read more</w:t>
+        </w:r>
+      </w:hyperlink>
+    </w:p>
+    <w:p>
+      <w:pPr>
+        <w:spacing w:after="120"/>
+        <w:jc w:val="center"/>
+      </w:pPr>
+      <w:r>
+        <w:drawing>
+          <wp:inline xmlns:a="http://schemas.openxmlformats.org/drawingml/2006/main" xmlns:pic="http://schemas.openxmlformats.org/drawingml/2006/picture">
+            <wp:extent cx="4389120" cy="3291840"/>
+            <wp:docPr id="9" name="Picture 9"/>
+            <wp:cNvGraphicFramePr>
+              <a:graphicFrameLocks noChangeAspect="1"/>
+            </wp:cNvGraphicFramePr>
+            <a:graphic>
+              <a:graphicData uri="http://schemas.openxmlformats.org/drawingml/2006/picture">
+                <pic:pic>
+                  <pic:nvPicPr>
+                    <pic:cNvPr id="0" name="image.jpg"/>
+                    <pic:cNvPicPr/>
+                  </pic:nvPicPr>
+                  <pic:blipFill>
+                    <a:blip r:embed="rId26"/>
+                    <a:stretch>
+                      <a:fillRect/>
+                    </a:stretch>
+                  </pic:blipFill>
+                  <pic:spPr>
+                    <a:xfrm>
+                      <a:off x="0" y="0"/>
+                      <a:ext cx="4389120" cy="3291840"/>
+                    </a:xfrm>
+                    <a:prstGeom prst="rect"/>
+                  </pic:spPr>
+                </pic:pic>
+              </a:graphicData>
+            </a:graphic>
+          </wp:inline>
+        </w:drawing>
+      </w:r>
+    </w:p>
+    <w:p>
+      <w:pPr>
+        <w:spacing w:after="120" w:line="276" w:lineRule="auto"/>
+        <w:jc w:val="both"/>
+      </w:pPr>
+      <w:r>
+        <w:rPr>
+          <w:rFonts w:ascii="Times New Roman" w:hAnsi="Times New Roman"/>
+          <w:sz w:val="24"/>
+        </w:rPr>
+        <w:t>Serbia's Minister of Foreign Affairs Marko Đurić, right, shakes hands with NASA Deputy Administrator Matt Anderson, left, after signing the Artemis Accords Thursday, July 16, at NASA Headquarters in Washington. NASA/Keegan Barber The Republic of Serbia signed the Artemis Accords Thursday during a ceremony hosted by NASA at the agency's Headquarters in Washington, becoming the 69th nation to join a large community of like-minded nations committed to the peaceful, transparent, and responsible exploration of space. "Serbia's connection to NASA reaches back to the Apollo program, when the work of Serbian engineers helped make some of humanity's greatest achievements in space possible," said NASA Deputy Administrator Matt Anderson. "Among them was Milojko 'Mike' Vučelić, who was awarded the Presidential Medal of Freedom for the critical role he played in bringing the Apollo 13 crew safely home. Their story stands as a reminder that the greatest achievements in space are made possible by talented people working together." The broader team of Serbian American engineers played key roles during the Apollo era across systems engineering, propulsion, power systems, spacecraft docking, electronics reliability, and mission coordination. Their expertise supported critical functions ranging from lunar landing analysis to safe spacecraft docking. Serbia's Minister of Foreign Affairs Marko Đurić signed the Artemis Accords on behalf of the country. "The great beyond has always inspired humanity to achieve its greatest feats - from the Roman 'per aspera ad astra' to Norman Vincent Peale's belief that if we aim for the Moon, we will at least land among the stars," said Đurić. "Those words feel especially fitting today. We come from a nation of great minds like Nikola Tesla and Milutin Milanković, but also from the legacy of David Vujic, one of the pioneers of the Apollo missions and a member of the 'Serbian Seven,' a group of engineers and technicians whose contributions to NASA helped make the Moon landing possible. In that spirit, we owe it to both our brave ancestors and our children to keep pushing toward new frontiers - to explore, to inspire one another, and to dare even greater things." By signing the Artemis Accords, nations open the door to opportunities for future lunar exploration with NASA, such as providing science and technology payloads for the U.S.-led Moon Base and CubeSats for upcoming Artemis missions, advancing humanity's return to the Moon, and shaping the Golden Age of space exploration and innovation. Ambassador of the Republic of Serbia to the United States Dragan Šutanovac; State Secretary for Serbia's Ministry of Science, Technological Development and Innovation Marija Gnjatović; and U.S. Department of State Assistant Secretary for Oceans and International Environmental and Scientific Affairs Wesley Brooks all participated in Serbia's signing ceremony. In 2020, NASA and the Department of State joined with seven other founding nations to establish the Artemis Accords, responding to the growing interest in lunar activities by both governments and private companies. They introduced the first set of practical principles aimed at enhancing the safety and coordination between nations as they explore the Moon, Mars, and beyond, committing nations to: explore peaceably and transparently render aid to those in need enable access to scientific data ensure activities do not interfere with those of others preserve historically significant sites and artifacts by developing best practices Five years later, President Donald J. Trump's National Space Policy directed NASA to establish a sustained lunar outpost. With this Moon Base, NASA is putting the principles of the Artemis Accords into practice, inviting every signatory to take part in the endeavor. More countries are expected to sign the Artemis Accords in the months and years ahead, as NASA continues its work to establish a safe, peaceful, and prosperous future in space. Learn more about the Artemis Accords at: https://www.nasa.gov/artemis-accords</w:t>
+      </w:r>
+    </w:p>
+    <w:p>
+      <w:pPr>
+        <w:pBdr>
+          <w:bottom w:val="single" w:sz="6" w:space="6" w:color="A6A6A6"/>
+        </w:pBdr>
+      </w:pPr>
+    </w:p>
+    <w:p/>
+    <w:p>
+      <w:pPr>
+        <w:spacing w:after="60"/>
+      </w:pPr>
+      <w:r>
+        <w:rPr>
+          <w:rFonts w:ascii="Times New Roman" w:hAnsi="Times New Roman"/>
+          <w:b/>
+          <w:sz w:val="26"/>
+        </w:rPr>
+        <w:t>9. NASA Study Finds Near-Earth Asteroid Is Actually Comet</w:t>
+      </w:r>
+    </w:p>
+    <w:p>
+      <w:pPr>
+        <w:spacing w:after="80"/>
+        <w:jc w:val="left"/>
+      </w:pPr>
+      <w:hyperlink r:id="rId27">
         <w:r>
           <w:rPr>
             <w:color w:val="0000FF"/>
@@ -621,7 +861,7 @@
           <w:rFonts w:ascii="Times New Roman" w:hAnsi="Times New Roman"/>
           <w:sz w:val="24"/>
         </w:rPr>
-        <w:t>NASA/John Kraus NASA astronaut candidate Anna Menon and her children watch as a Soyuz rocket launches to the International Space Station with NASA astronaut Anil Menon and Roscosmos cosmonauts Pyotr Dubrov and Anna Kikina, Tuesday, July 14, 2026, at the Baikonur Cosmodrome in Kazakhstan. The trio lifted off for the Soyuz MS-29 mission at 7:47 p.m. local time to begin their long-duration stay aboard the orbital outpost. During his stay on the station, Menon will conduct scientific research and technology demonstrations aimed at advancing human space exploration and benefiting life on Earth. Image credit: NASA/John Kraus</w:t>
+        <w:t>This artist's concept depicts a near-Earth asteroid with an elongated orbit. A few objects such as these can exhibit significant perturbations in their motion around the Sun and, like the asteroid 1998 SH2, could turn out to be regular comets with a weak tail and coma (the gas and dust around a comet's nucleus). NASA/JPL-Caltech New research led by scientists at NASA's Jet Propulsion Laboratory in Southern California has revealed the identity of a puzzling near-Earth object by precisely tracking its motion through space and using powerful observatories that image faint celestial objects. This object has a dual personality: Past images hadn't revealed obvious cometlike activity, suggesting it might be an asteroid, but its motion recently proved to be irregular like that of a comet. The scientists detailed their findings in a study published in the journal Nature Astronomy. The puzzle began on Aug. 28, 2025, when the object, provisionally known as the asteroid 1998 SH2, passed safely within 2 million miles (3 million kilometers) of our planet during its 4½-year orbit around the Sun. Researchers looking to observe 1998 SH2 with NASA's Deep Space Network (DSN) planetary radar system had calculated its position using data from previous orbits and factored in the effects that the gravity of the Sun and planets would have on its path. But when 1998 SH2 didn't show up where they expected, they realized that something unanticipated had been influencing the object's motion. Object tracking By using optical astrometry to precisely measure the object's position in the sky, the researchers were able to identify the cause. "After we measured the nongravitational perturbations affecting the motion of 1998 SH2 and recognized they weren't compatible with the object being an asteroid, we suspected the object could be an active comet," said Davide Farnocchia, a navigation engineer with NASA's Center for Near-Earth Object Studies at JPL and study lead. Although 1998 SH2's orbit around the Sun had been well-tracked from 1998 to 2016, the object had completed two solar orbits without additional observations by telescopes until the 2025 DSN attempts. Analyzing all observations collected since the object's discovery in 1998, researchers determined the perturbations to 1998 SH2's motion and hypothesized that the object may be generating a small thrust by venting gas into space, causing it to deviate from its predicted path. This venting results from the Sun heating ice mixed with rocky material, turning the ice into a gas. With regular comets, this activity forms a trademark bright tail and coma - the gas and dust surrounding a comet's nucleus. But when an object produces gas and dust in much smaller quantities, its tail and coma may not be detectable to most observatories. Tail, coma emerge The August 2025 close approach to Earth of 1998 SH2 provided the perfect opportunity for the paper's authors to gather observational evidence of visible cometary activity. They reached out to astronomers at the Canada-France-Hawaii Telescope, a 3.6-meter (12-foot) optical/infrared telescope near the summit of Mauna Kea, Hawaii, and the 1.5-meter (5-foot) European Southern Observatory's Danish Telescope in La Silla, Chile, to observe. Astronomers at the powerful European Southern Observatory's 8.2-meter (27-foot) Very Large Telescope on the Chilean mountain Cerro Paranal also tracked the object. "The images we collected from these observatories showed a weak but clear tail, thus confirming that 1998 SH2 is, in fact, a comet," said Olivier Hainaut, an astronomer with the European Southern Observatory and coauthor of the study. "That's how science works - you form a hypothesis, and you set out to test it. This data is exactly what was needed to confirm our hypothesis that 1998 SH2 was a comet." As an outcome of the investigation, 1998 SH2 will receive an additional comet provisional designation, P/1998 SH2. Planetary defense implications The research also sheds light on another, even more unusual, class of objects called dark comets. Like 1998 SH2, dark comets exhibit significant irregularities, or perturbations, in their trajectory but lack other visible evidence of comet activity - there's no coma, tail, or visible outgassing. These enigmatic objects fall into two distinct populations: larger ones with orbits similar to those of Jupiter-family comets (short period comets with highly elliptical, or eccentric, orbits), and smaller ones that orbit closer to the Sun. Since the 2016 discovery of the first dark comet, about a dozen more have been identified. The paper's authors suggest that many of the larger dark comets, which have orbits like 1998 SH2's, could turn out to be regular comets if astronomers get the right opportunity to observe them with powerful telescopes capable of imaging incredibly faint objects. And by analyzing the motion of all near-Earth objects using precision astrometry data, researchers may reveal more comets that were previously designated as asteroids if they exhibit cometlike nongravitational perturbations. "This work shows the importance of continuously tracking near-Earth objects," said Farnocchia. "Because of outgassing, the motion of comets is more significantly perturbed than that of asteroids. Detecting these perturbations can be an important diagnostic tool for planetary defense that will help understand which objects may be comets rather than asteroids, how their orbits evolve, and how that influences their Earth impact risks." Hunting for near-Earth objects NASA's upcoming Near-Earth Object (NEO) Surveyor will collect data that can be used to support this effort. The first space survey telescope to be built for planetary defense, this next-generation mission will seek out some of the hardest-to-find near-Earth objects, such as dark asteroids and comets that don't reflect much visible light. NASA's Center for Near Earth Object Studies, the Goldstone Solar System Radar Group, and NEO Surveyor all are managed by JPL and supported by the agency's Planetary Defense Coordination Office in Washington. Caltech in Pasadena manages JPL for NASA. The DSN receives programmatic oversight from the SCaN (Space Communications and Navigation) program office, also at NASA headquarters. More information about planetary radar, NASA's Center for Near Earth Object Studies, and near-Earth objects can be found at: https://www.jpl.nasa.gov/asteroid-watch News Media Contacts Ian J. O'Neill Jet Propulsion Laboratory, Pasadena, Calif. 818-354-2649 ian.j.oneill@jpl.nasa.gov Karen Fox / Molly Wasser NASA Headquarters, Washington 202-358-1600 karen.c.fox@nasa.gov / molly.l.wasser@nasa.gov 2026-046</w:t>
       </w:r>
     </w:p>
     <w:p>
@@ -642,7 +882,7 @@
           <w:b/>
           <w:sz w:val="26"/>
         </w:rPr>
-        <w:t>8. NASA's Perseverance Rover Provides Sweeping View of Broom Point</w:t>
+        <w:t>10. SpaceX's Starship Flight 13 test launch aborts at last second (video)</w:t>
       </w:r>
     </w:p>
     <w:p>
@@ -650,7 +890,7 @@
         <w:spacing w:after="80"/>
         <w:jc w:val="left"/>
       </w:pPr>
-      <w:hyperlink r:id="rId22">
+      <w:hyperlink r:id="rId28">
         <w:r>
           <w:rPr>
             <w:color w:val="0000FF"/>
@@ -668,8 +908,8 @@
       <w:r>
         <w:drawing>
           <wp:inline xmlns:a="http://schemas.openxmlformats.org/drawingml/2006/main" xmlns:pic="http://schemas.openxmlformats.org/drawingml/2006/picture">
-            <wp:extent cx="4389120" cy="1549908"/>
-            <wp:docPr id="6" name="Picture 6"/>
+            <wp:extent cx="4389120" cy="2469740"/>
+            <wp:docPr id="10" name="Picture 10"/>
             <wp:cNvGraphicFramePr>
               <a:graphicFrameLocks noChangeAspect="1"/>
             </wp:cNvGraphicFramePr>
@@ -681,7 +921,7 @@
                     <pic:cNvPicPr/>
                   </pic:nvPicPr>
                   <pic:blipFill>
-                    <a:blip r:embed="rId23"/>
+                    <a:blip r:embed="rId29"/>
                     <a:stretch>
                       <a:fillRect/>
                     </a:stretch>
@@ -689,7 +929,7 @@
                   <pic:spPr>
                     <a:xfrm>
                       <a:off x="0" y="0"/>
-                      <a:ext cx="4389120" cy="1549908"/>
+                      <a:ext cx="4389120" cy="2469740"/>
                     </a:xfrm>
                     <a:prstGeom prst="rect"/>
                   </pic:spPr>
@@ -710,7 +950,7 @@
           <w:rFonts w:ascii="Times New Roman" w:hAnsi="Times New Roman"/>
           <w:sz w:val="24"/>
         </w:rPr>
-        <w:t>Description This view looking back up at the outside lip of the 490-foot-tall (150-meter-tall) rim of Jezero Crater was taken by the Mastcam-Z instrument aboard NASA's Perseverance on May 15, 2025, the 1,505th day, or sol, of the rover's mission to Mars. The bright-colored rocks exposed across the slope, running from middle left to middle right of the image, belong to a formation the science team calls the "Broom Point member," a 245-foot-thick (75-meter-thick) stack of ancient rock. This sequence of layered bedrock is likely more than 3.9 billion years old, making it among the oldest terrain ever examined by a Mars rover. Evidence uncovered by Perseverance indicates this thick section of rock was built by repeated asteroid strikes, with layers tilting at nearly vertical angles exceeding 80 degrees due to the subsequent colossal impacts that created the Isidis Basin and Jezero Crater. The rover's tracks are visible in the image, showing Perseverance's descent of the steep crater rim slope. Figure A Figure A includes annotations: Dashed yellow lines indicate upper and lower boundaries of the Broom Point member Black lines indicate rover traverses White circles indicate locations rover stopped for science collection Red icons indicate locations of cored samples collected by Perseverance: "Bell Island" on April 22, 2025 (Sol 1,483) and "Main River" on March 10, 2025 (Sol 1,441) NASA's Jet Propulsion Laboratory, which is managed for the agency by Caltech in Pasadena, California, built and manages operations of the Perseverance rover. Arizona State University leads the operations of the Mastcam-Z instrument, working in collaboration with Malin Space Science Systems in San Diego, on the design, fabrication, testing, and operation of the cameras, and in collaboration with the Niels Bohr Institute of the University of Copenhagen on the design, fabrication, and testing of the calibration targets. For more about Perseverance: science.nasa.gov/mission/mars-2020-perseverance/</w:t>
+        <w:t>Click for next article Starship wasn't quite ready to fly today (July 16). SpaceX tried to launch the Starship megarocket on its 13th test flight today but couldn't quite pull it off. Something went wrong just as the giant vehicle's 33 first-stage Raptor engines started to fire up, and an abort was triggered. "We'll take some time, dig into what triggered that abort once the booster was igniting to launch, and then we'll figure out what our path forward is going to be," SpaceX's Dan Huot said during the company's launch webcast today. SpaceX's second V3 Starship vehicle tries to launch on July 16, 2026. The attempt was aborted at the last second. (Image credit: SpaceX) It didn't take long for SpaceX to narrow in on the root cause and address it. "To be confident of a good flight, 2 Raptors will be removed &amp; replaced. Most probable launch timing is early next week," company founder and CEO Elon Musk said this evening via X , the social media platform he owns. Starship Flight 13 will fly from SpaceX's Starbase site in South Texas. Today's attempt occurred at 6:45 p.m. EDT (2245 GMT; 5:45 p.m. local time), right at the beginning of a 90-minute launch window. $39.99 at Amazon Starship Die Cast Rocket Model Was $47.99 Now $39.99 on Amazon. Even if you can't see SpaceX's Starship in person, you can score a model of your own. Standing at 13.77 inches (35 cm), this is a 1:375 ratio of SpaceX's Starship as a desktop model. The materials here are alloy steel and it weighs just 225g. Flight 13 will be the second test launch of Starship Version 3 (V3), an upgraded variant of the megarocket designed to get it up to operational status. V3's first jaunt, Flight 12 on May 22 , was mostly successful, but there were a few issues. For example, Starship's Super Heavy first stage didn't steer itself back for a controlled splashdown in the Gulf of Mexico as planned, and the Ship upper stage wasn't able to relight one of its Raptor engines in space. Starship V3 will get a second chance on Flight 13, whose goals are similar to those of Flight 12: Get Super Heavy down on target in the Gulf and send Ship most of the way around the world, for a controlled splashdown of its own off the coast of Western Australia. (Ship pulled that off on Flight 12.) There are a few new objectives, however. The most notable is the payload suite flying on Flight 13 - 20 of SpaceX's next-gen Starlink V3 internet satellites. The company wants to build a constellation of 100,000 Starlink V3 spacecraft in low Earth orbit using Starship, and Flight 13 will mark the satellites' first-ever trip to space. They won't stay up there, however; the spacecraft will be deployed on Ship's suborbital trajectory and will crash back to Earth after about 20 minutes, according to SpaceX. Six of the 20 Starlinks going up on Flight 13 will be equipped with cameras, to image Ship's heat shield. SpaceX did this with a couple of V2 Starlinks on Flight 12 as well. Editor's note: This story was updated at 9:38 p.m. ET on July 16 with information from an Elon Musk X post.</w:t>
       </w:r>
     </w:p>
     <w:p>
@@ -731,7 +971,7 @@
           <w:b/>
           <w:sz w:val="26"/>
         </w:rPr>
-        <w:t>9. Perseverance's Trip to 'Broom Point'</w:t>
+        <w:t>11. SpaceX stacks massive Starship rocket ahead of today's Flight 13 test launch (video)</w:t>
       </w:r>
     </w:p>
     <w:p>
@@ -739,96 +979,7 @@
         <w:spacing w:after="80"/>
         <w:jc w:val="left"/>
       </w:pPr>
-      <w:hyperlink r:id="rId24">
-        <w:r>
-          <w:rPr>
-            <w:color w:val="0000FF"/>
-            <w:u w:val="single"/>
-          </w:rPr>
-          <w:t>Read more</w:t>
-        </w:r>
-      </w:hyperlink>
-    </w:p>
-    <w:p>
-      <w:pPr>
-        <w:spacing w:after="120"/>
-        <w:jc w:val="center"/>
-      </w:pPr>
-      <w:r>
-        <w:drawing>
-          <wp:inline xmlns:a="http://schemas.openxmlformats.org/drawingml/2006/main" xmlns:pic="http://schemas.openxmlformats.org/drawingml/2006/picture">
-            <wp:extent cx="4389120" cy="1728216"/>
-            <wp:docPr id="7" name="Picture 7"/>
-            <wp:cNvGraphicFramePr>
-              <a:graphicFrameLocks noChangeAspect="1"/>
-            </wp:cNvGraphicFramePr>
-            <a:graphic>
-              <a:graphicData uri="http://schemas.openxmlformats.org/drawingml/2006/picture">
-                <pic:pic>
-                  <pic:nvPicPr>
-                    <pic:cNvPr id="0" name="image.png"/>
-                    <pic:cNvPicPr/>
-                  </pic:nvPicPr>
-                  <pic:blipFill>
-                    <a:blip r:embed="rId25"/>
-                    <a:stretch>
-                      <a:fillRect/>
-                    </a:stretch>
-                  </pic:blipFill>
-                  <pic:spPr>
-                    <a:xfrm>
-                      <a:off x="0" y="0"/>
-                      <a:ext cx="4389120" cy="1728216"/>
-                    </a:xfrm>
-                    <a:prstGeom prst="rect"/>
-                  </pic:spPr>
-                </pic:pic>
-              </a:graphicData>
-            </a:graphic>
-          </wp:inline>
-        </w:drawing>
-      </w:r>
-    </w:p>
-    <w:p>
-      <w:pPr>
-        <w:spacing w:after="120" w:line="276" w:lineRule="auto"/>
-        <w:jc w:val="both"/>
-      </w:pPr>
-      <w:r>
-        <w:rPr>
-          <w:rFonts w:ascii="Times New Roman" w:hAnsi="Times New Roman"/>
-          <w:sz w:val="24"/>
-        </w:rPr>
-        <w:t>Description This orbital map shows the path NASA's Perseverance Mars rover took to get to a location the science team has dubbed the "Broom Point member," a sequence of layered bedrock likely more than 3.9 billion years old. As planned, the rover landed inside Jezero Crater on Feb. 18, 2021. It investigated the crater's western delta and inlet river valley, Neretva Vallis, before summiting the crater rim in December 2024 following a rim-to-crest climb of 2,620 feet (800 meters). The Broom Point region is situated on the outer edge of the crater rim and was visited by the rover in mid-2025. The yellow dot indicates location where the rover took a selfie. NASA's Jet Propulsion Laboratory, which is managed for the agency by Caltech in Pasadena, California, built and manages operations of the Perseverance rover. Arizona State University leads the operations of the Mastcam-Z instrument, working in collaboration with Malin Space Science Systems in San Diego, on the design, fabrication, testing, and operation of the cameras, and in collaboration with the Niels Bohr Institute of the University of Copenhagen on the design, fabrication, and testing of the calibration targets. For more about Perseverance: science.nasa.gov/mission/mars-2020-perseverance/ JPL manages the Mars Reconnaissance Orbiter for NASA's Science Mission Directorate in Washington as part of NASA's Mars Exploration Program portfolio. Lockheed Martin Space in Denver built MRO and supports its operations. The University of Arizona, in Tucson, operates HiRISE, which was built by Ball Aerospace &amp; Technologies Corp., in Boulder, Colorado. For more information, visit: science.nasa.gov/mission/mars-reconnaissance-orbiter</w:t>
-      </w:r>
-    </w:p>
-    <w:p>
-      <w:pPr>
-        <w:pBdr>
-          <w:bottom w:val="single" w:sz="6" w:space="6" w:color="A6A6A6"/>
-        </w:pBdr>
-      </w:pPr>
-    </w:p>
-    <w:p/>
-    <w:p>
-      <w:pPr>
-        <w:spacing w:after="60"/>
-      </w:pPr>
-      <w:r>
-        <w:rPr>
-          <w:rFonts w:ascii="Times New Roman" w:hAnsi="Times New Roman"/>
-          <w:b/>
-          <w:sz w:val="26"/>
-        </w:rPr>
-        <w:t>10. 'Full steam ahead': NASA ramps up prep for Artemis III astronaut launch in 2027</w:t>
-      </w:r>
-    </w:p>
-    <w:p>
-      <w:pPr>
-        <w:spacing w:after="80"/>
-        <w:jc w:val="left"/>
-      </w:pPr>
-      <w:hyperlink r:id="rId26">
+      <w:hyperlink r:id="rId30">
         <w:r>
           <w:rPr>
             <w:color w:val="0000FF"/>
@@ -847,7 +998,7 @@
         <w:drawing>
           <wp:inline xmlns:a="http://schemas.openxmlformats.org/drawingml/2006/main" xmlns:pic="http://schemas.openxmlformats.org/drawingml/2006/picture">
             <wp:extent cx="4389120" cy="2468880"/>
-            <wp:docPr id="8" name="Picture 8"/>
+            <wp:docPr id="11" name="Picture 11"/>
             <wp:cNvGraphicFramePr>
               <a:graphicFrameLocks noChangeAspect="1"/>
             </wp:cNvGraphicFramePr>
@@ -859,7 +1010,7 @@
                     <pic:cNvPicPr/>
                   </pic:nvPicPr>
                   <pic:blipFill>
-                    <a:blip r:embed="rId27"/>
+                    <a:blip r:embed="rId31"/>
                     <a:stretch>
                       <a:fillRect/>
                     </a:stretch>
@@ -888,7 +1039,185 @@
           <w:rFonts w:ascii="Times New Roman" w:hAnsi="Times New Roman"/>
           <w:sz w:val="24"/>
         </w:rPr>
-        <w:t>Click for next article Two of the four RS-25 engines that will power the core stage of Artemis III's Space Launch System rocket. NASA is picking up the pace on its Artemis III mission preparations, pressing forward on multiple fronts to assemble launch vehicle hardware and beginning routine simulations inside Artemis mission control. The agency is "full steam ahead," according to a July 13 NASA update . Across Kennedy Space Center (KSC) in Florida, components of Artemis III's Space Launch System (SLS) rocket are coming together, undergoing tests and awaiting transportation for final integration ahead of next year's launch. NASA is targeting mid-to-late 2027 for Artemis III, which will launch four astronauts into low Earth orbit (LEO) aboard the Orion spacecraft . It will be the second crewed mission of NASA's Artemis program , which aims to establish a permanent human presence on the moon . Artemis III will be a critical stepping stone in NASA's lunar landing architecture, despite the mission not actually flying to the moon. Instead, SLS will launch Orion and its four-person crew into LEO for rendezvous and docking operations with the program's two commercial lunar lander vehicles: SpaceX 's Starship and Blue Origin 's Blue Moon spacecraft. With the completion of the massively successful Artemis II mission that flew astronauts around the moon in April and the second half of 2026 beginning to count down, NASA has shifted into full gear to complete assembly and testing of the hardware that will launch Artemis III . Several components for the mission's SLS rocket have arrived in the Vehicle Assembly Building (VAB) at KSC. The SLS core stage was delivered at the end of April , and it was connected with the rocket's engine block section in May. The first two of the core stage's four RS-25 engines arrived in June and will be installed on the SLS engine block once the remaining two are delivered, after which NASA plans to begin integration with the mobile launch platform (MLP) and launch operations tests. A temporary weather cap was also delivered in June, which will protect the stage when NASA transports it to the launch pad for tests before the full vehicle is stacked. The bottom segments of both SLS solid rocket boosters (SRBs) were delivered over the last week , and they have been mounted on the MLP, according to NASA's update. The upper SRB segments arrived at KSC via train in June and will undergo inspection and testing before the twin boosters are fully stacked. Per NASA: Artemis launch director Charlie Blackwell-Thompson participates in the launch countdown simulation on July 2, 2026, in Firing Room 1 of the Launch Control Center. Image credit: NASA/Chad Siwik Per NASA: Employees pose for a photograph following work inside the VAB to secure the left-hand aft assembly solid rocket booster segment to the mobile launcher at the VAB on July 9, 2026. Image credit: NASA/Ben Smegelsky Per NASA: The left-hand and right-hand aft assembly solid rocket booster segments for NASA's Artemis III SLS (Space Launch System) rocket are secured to the mobile launcher at the agency's Vehicle Assembly Building at NASA's Kennedy Space Center in Florida on July 11, 2026. Image credit: NASA/Frank Michaux Per NASA: Artemis III astronauts Randy Bresnik and Andre Douglas visit the Multi-Payload Processing Facility at NASA's Kennedy Space Center on July 10, 2026. Image credit: NASA/Cory Huston Inside KSC's Neil Armstrong Operations and Checkout Building, the Artemis III Orion is making significant progress - engineers have now finished installation of the spacecraft's heat shield. Artemis III will be the first Orion mission to use an upgraded heat shield, featuring design improvements gleaned from analysis of unexpected wear on the heat shield flown on Artemis I . Orion's service module is also currently inside the Operations and Checkout Building and recently completed acoustic testing. Both the service module and Orion capsule are now being prepared for joining and eventual transportation to the VAB for stacking. The pieces for Artemis III are coming together at @NASAKennedy.The twin solid rocket boosters? They're getting stacked.The launch team? They're simulating the countdown.The heat shield? It's now attached to the Orion spacecraft.Full steam ahead for Artemis III. pic.twitter.com/2f92kv6HEiJuly 13, 2026 On the personnel side of things, Artemis III team members at KSC have begun monthly launch simulation tests to hone procedures for SLS propellant loading, terminal count operations (the final 10 minutes prior to liftoff) and launch day operations. Those tests will continue regularly leading up to Artemis III's launch next year, according to NASA. As teams across NASA are busy readying all the pieces for Artemis III, others are looking ahead to the program's first lunar landing, planned for Artemis IV. That mission, scheduled for late 2028, will deliver a crew of astronauts to the surface of the moon for the first time since 1972. The SLS that will get them there is also coming together piece by piece.</w:t>
+        <w:t>Click for next article Update for 7:10 p.m. ET on July 16: SpaceX's Starship Flight 13 test launch aborted at the last second on July 16: Read our abort story . Starship is about to take to the skies on a bold new test flight of the world's most powerful rocket. After several days of testing, SpaceX has stacked and readied its massive Starship rocket for its 13th test flight . Liftoff is scheduled to occur today (July 16) during a 90-minute launch window that opens at 6:45 p.m. EDT (2245 GMT), from pad 2 at SpaceX's facility in Starbase, Texas. Both stages had been in their respective Starbase hangars for final checkouts following successful engine tests. Booster 40, the Super Heavy first stage launching on Starship Flight 13 , was returned to the pad yesterday (July 15). Ship 40, the mission's upper-stage spacecraft, was rolled from the hangar beginning yesterday evening. The rocket was stacked overnight, according to a SpaceX post on X , and now awaits prelaunch procedures ahead of the beginning of Flight 13's launch countdown. Starship is stacked at Starbase, Texas, ahead of its planned 13th test launch on July 16, 2026. (Image credit: SpaceX) Flight 13 will launch the second "Version 3" (V3) Starship, a new iteration featuring extensive design upgrades to help mature the rocket toward clearing the vehicle for official operation. Compared to its Version 2 predecessor, V3 is taller, carries more propellant, and has lost significant mass around its engine section due to upgraded avionics systems. V3 is also equipped with 33 of SpaceX's upgraded Raptor 3 engines on Super Heavy, and another six (three sea-level, three vacuum-optimized) Raptor 3s on Ship. Starship is designed for full reusability, with both Super Heavy and Ship capable of returning to their launch site for landing and refurbishment, which means making sure there's enough fuel in the tank to make the journey back. One critical upgrade for Starship V3 involves the propellant transfer docking ports that have been added to Ship's dorsal side (opposite the heat-shield tiles on its belly, or ventral side). Ship uses the majority of its fuel getting to space and will therefore require propellant transfers from various refueling flights in order to fly beyond low Earth orbit . NASA is eyeing the development progress of Starship very closely, with a vested interest in the spacecraft's yet-unproven ability to transfer and maintain the types of cryogenic fuels that power its Raptor 3s. NASA has contracted SpaceX to design a lunar lander version of Starship to return astronauts to the moon as a part of the agency's Artemis program , and effectively managing its onboard propellants is one of the requirements on NASA's checklist to certify the vehicle to fly with crews. $39.99 at Amazon Starship Die Cast Rocket Model Was $47.99 Now $39.99 on Amazon. Even if you can't see SpaceX's Starship in person, you can score a model of your own. Standing at 13.77 inches (35 cm), this is a 1:375 ratio of SpaceX's Starship as a desktop model. The materials here are alloy steel and it weighs just 225g. SpaceX plans to complete such a demonstration later this year in preparation for Artemis III , targeted for mid-to-late 2027, which will fly a crew of four aboard NASA's Orion spacecraft to dock with Ship in Earth orbit ahead of the program's first moon landing mission on Artemis IV in 2028. NASA contracted Blue Origin 's Blue Moon spacecraft as an additional Artemis lander, which will also launch to Earth orbit for docking operations with Orion during Artemis III. Starship's readiness to fly those future missions will largely be determined by the rocket's performance on Flight 13, and its subsequent test launches in the coming months. Today's launch aims to smooth over a few rough patches that the vehicle ran into during V3's debut on the mostly successful Flight 12 , which occurred on May 22. Those hiccups included Super Heavy failing to steer itself back to Earth for a controlled splashdown and Ship not relighting one of its Raptor engines in space as planned. Stacking Starship for Flight 13 pic.twitter.com/L4XN6gqgRtJuly 16, 2026 If all goes according to plan on today's launch, Super Heavy will perform a boostback burn and soft splashdown in the Gulf of Mexico. Ship will carry on with a suborbital trajectory, and is expected to release 20 Starlink V3 satellites - the first of the upgraded Starlinks to fly to space. Six of those spacecraft are equipped with cameras to inspect Ship's heat-shield tiles during flight. The satellites , though, will be on the same suborbital trajectory as Ship, and are expected to burn up during reentry through Earth's atmosphere . Ship is scheduled to perform a landing burn and soft splashdown of its own a little more than an hour after liftoff, and will meet a watery demise in the Indian Ocean.</w:t>
+      </w:r>
+    </w:p>
+    <w:p>
+      <w:pPr>
+        <w:pBdr>
+          <w:bottom w:val="single" w:sz="6" w:space="6" w:color="A6A6A6"/>
+        </w:pBdr>
+      </w:pPr>
+    </w:p>
+    <w:p/>
+    <w:p>
+      <w:pPr>
+        <w:spacing w:after="60"/>
+      </w:pPr>
+      <w:r>
+        <w:rPr>
+          <w:rFonts w:ascii="Times New Roman" w:hAnsi="Times New Roman"/>
+          <w:b/>
+          <w:sz w:val="26"/>
+        </w:rPr>
+        <w:t>12. SpaceX launches 21 'data transport' satellites for US military (video, photos)</w:t>
+      </w:r>
+    </w:p>
+    <w:p>
+      <w:pPr>
+        <w:spacing w:after="80"/>
+        <w:jc w:val="left"/>
+      </w:pPr>
+      <w:hyperlink r:id="rId32">
+        <w:r>
+          <w:rPr>
+            <w:color w:val="0000FF"/>
+            <w:u w:val="single"/>
+          </w:rPr>
+          <w:t>Read more</w:t>
+        </w:r>
+      </w:hyperlink>
+    </w:p>
+    <w:p>
+      <w:pPr>
+        <w:spacing w:after="120"/>
+        <w:jc w:val="center"/>
+      </w:pPr>
+      <w:r>
+        <w:drawing>
+          <wp:inline xmlns:a="http://schemas.openxmlformats.org/drawingml/2006/main" xmlns:pic="http://schemas.openxmlformats.org/drawingml/2006/picture">
+            <wp:extent cx="4389120" cy="2468880"/>
+            <wp:docPr id="12" name="Picture 12"/>
+            <wp:cNvGraphicFramePr>
+              <a:graphicFrameLocks noChangeAspect="1"/>
+            </wp:cNvGraphicFramePr>
+            <a:graphic>
+              <a:graphicData uri="http://schemas.openxmlformats.org/drawingml/2006/picture">
+                <pic:pic>
+                  <pic:nvPicPr>
+                    <pic:cNvPr id="0" name="image.jpg"/>
+                    <pic:cNvPicPr/>
+                  </pic:nvPicPr>
+                  <pic:blipFill>
+                    <a:blip r:embed="rId33"/>
+                    <a:stretch>
+                      <a:fillRect/>
+                    </a:stretch>
+                  </pic:blipFill>
+                  <pic:spPr>
+                    <a:xfrm>
+                      <a:off x="0" y="0"/>
+                      <a:ext cx="4389120" cy="2468880"/>
+                    </a:xfrm>
+                    <a:prstGeom prst="rect"/>
+                  </pic:spPr>
+                </pic:pic>
+              </a:graphicData>
+            </a:graphic>
+          </wp:inline>
+        </w:drawing>
+      </w:r>
+    </w:p>
+    <w:p>
+      <w:pPr>
+        <w:spacing w:after="120" w:line="276" w:lineRule="auto"/>
+        <w:jc w:val="both"/>
+      </w:pPr>
+      <w:r>
+        <w:rPr>
+          <w:rFonts w:ascii="Times New Roman" w:hAnsi="Times New Roman"/>
+          <w:sz w:val="24"/>
+        </w:rPr>
+        <w:t>Click for next article Starship isn't the only SpaceX rocket flying today. A Falcon 9 rocket launched from California's Vandenberg Space Force Base today (July 16), carrying 21 satellites for the U.S. military's advanced new "Tranche 1 Transport Layer" (T1TL) constellation to orbit. Liftoff took place at 4:32 p.m. EDT (2032 GMT; 1:32 p.m. local California time). A SpaceX Falcon 9 rocket launches the Third Tranche 1 Mission for the U.S. Space Development Agency from Vandenberg Space Force Base in California on July 16, 2026. (Image credit: SpaceX) SpaceX's Starship megarocket - the biggest and most powerful launch vehicle ever built - is slated to make its 13th test flight a few hours later. It will lift off from the company's Starbase site in South Texas during a 90-minute window that opens at 6:45 p.m. EDT (2245 GMT; 5:45 p.m. local Texas time). SpaceX will stream that mission live, and Space.com will carry the feed . Coverage will begin about half an hour before launch. Today's Falcon 9 flight helps assemble the T1TL, a network in low Earth orbit (LEO) that will be operated by the U.S. Space Force 's Space Development Agency (SDA). The T1TL "will provide global communications access and deliver persistent regional encrypted connectivity in support of warfighter missions around the globe," SDA officials wrote in a explainer . The T1TL will eventually consist of 126 satellites, which will be built by York Space Systems, Lockheed Martin and Northrop Grumman. Sixty-three of the spacecraft have now launched to date, on three Falcon 9 launches from Vandenberg - one last September , another last October and today. These 126 spacecraft will be part of a larger LEO network that the SDA calls the Proliferated Warfighter Space Architecture. The PWSA is "a proliferated constellation of hundreds of optically linked small satellites, in low-Earth orbit (LEO), delivering capability at speed to the warfighter," SDA officials wrote in a Tranche 1 fact sheet . "SDA leverages spiral development to deploy and proliferate new capability into a new generation of the PWSA every two years, called a 'tranche,' to continually increase capability used by the warfighter," they added. The first stage of a SpaceX Falcon 9 rocket rests on a drone ship after launching the Third Tranche 1 Mission for the U.S. Space Development Agency on July 16, 2026. (Image credit: SpaceX) Previous Booster 1103 launches NROL-179 | 2 Starlink missions Everything went according to plan today, at least during the mission's early stages. The Falcon 9's first stage came back to Earth about 8.5 minutes after liftoff for a landing in the Pacific Ocean, on the drone ship "Of Course I Still Love You." According to a SpaceX mission description , it was the fourth flight for this particular booster, which is designated 1103. The Falcon 9's upper stage continued hauling the 21 satellites to LEO. We don't know when or exactly where they'll be deployed; the SpaceX mission description doesn't provide that information, and the company cut off its launch webcast shortly after booster landing at the request of the SDA. Editor's note: This story was updated at 4:44 p.m. ET on July 16 with news of successful launch and booster landing.</w:t>
+      </w:r>
+    </w:p>
+    <w:p>
+      <w:pPr>
+        <w:pBdr>
+          <w:bottom w:val="single" w:sz="6" w:space="6" w:color="A6A6A6"/>
+        </w:pBdr>
+      </w:pPr>
+    </w:p>
+    <w:p/>
+    <w:p>
+      <w:pPr>
+        <w:spacing w:after="60"/>
+      </w:pPr>
+      <w:r>
+        <w:rPr>
+          <w:rFonts w:ascii="Times New Roman" w:hAnsi="Times New Roman"/>
+          <w:b/>
+          <w:sz w:val="26"/>
+        </w:rPr>
+        <w:t>13. How NASA's Artemis III lander test will pave way for moon landings</w:t>
+      </w:r>
+    </w:p>
+    <w:p>
+      <w:pPr>
+        <w:spacing w:after="80"/>
+        <w:jc w:val="left"/>
+      </w:pPr>
+      <w:hyperlink r:id="rId34">
+        <w:r>
+          <w:rPr>
+            <w:color w:val="0000FF"/>
+            <w:u w:val="single"/>
+          </w:rPr>
+          <w:t>Read more</w:t>
+        </w:r>
+      </w:hyperlink>
+    </w:p>
+    <w:p>
+      <w:pPr>
+        <w:spacing w:after="120"/>
+        <w:jc w:val="center"/>
+      </w:pPr>
+      <w:r>
+        <w:drawing>
+          <wp:inline xmlns:a="http://schemas.openxmlformats.org/drawingml/2006/main" xmlns:pic="http://schemas.openxmlformats.org/drawingml/2006/picture">
+            <wp:extent cx="4389120" cy="4389120"/>
+            <wp:docPr id="13" name="Picture 13"/>
+            <wp:cNvGraphicFramePr>
+              <a:graphicFrameLocks noChangeAspect="1"/>
+            </wp:cNvGraphicFramePr>
+            <a:graphic>
+              <a:graphicData uri="http://schemas.openxmlformats.org/drawingml/2006/picture">
+                <pic:pic>
+                  <pic:nvPicPr>
+                    <pic:cNvPr id="0" name="image.jpg"/>
+                    <pic:cNvPicPr/>
+                  </pic:nvPicPr>
+                  <pic:blipFill>
+                    <a:blip r:embed="rId35"/>
+                    <a:stretch>
+                      <a:fillRect/>
+                    </a:stretch>
+                  </pic:blipFill>
+                  <pic:spPr>
+                    <a:xfrm>
+                      <a:off x="0" y="0"/>
+                      <a:ext cx="4389120" cy="4389120"/>
+                    </a:xfrm>
+                    <a:prstGeom prst="rect"/>
+                  </pic:spPr>
+                </pic:pic>
+              </a:graphicData>
+            </a:graphic>
+          </wp:inline>
+        </w:drawing>
+      </w:r>
+    </w:p>
+    <w:p>
+      <w:pPr>
+        <w:spacing w:after="120" w:line="276" w:lineRule="auto"/>
+        <w:jc w:val="both"/>
+      </w:pPr>
+      <w:r>
+        <w:rPr>
+          <w:rFonts w:ascii="Times New Roman" w:hAnsi="Times New Roman"/>
+          <w:sz w:val="24"/>
+        </w:rPr>
+        <w:t>Before Artemis astronauts land on the moon's surface in 2028, NASA will conduct the Artemis III demonstration mission in 2027, allowing teams on Earth and in orbit to practice rendezvous and docking operations between commercial human landing systems and the Orion spacecraft. Data from that mission, along with future uncrewed demonstration missions at the moon, will support ast...</w:t>
       </w:r>
     </w:p>
     <w:sectPr>

--- a/Space_News_17_07_2026.docx
+++ b/Space_News_17_07_2026.docx
@@ -155,7 +155,7 @@
           <w:b/>
           <w:sz w:val="26"/>
         </w:rPr>
-        <w:t>1. Over 100 scientists quit Isro, govt steps in to tighten exit norms amid mass resignations: Reports | India News - Hindustan Times</w:t>
+        <w:t>1. Excessive smartphone use affects memory &amp; relationships, warns psychologist</w:t>
       </w:r>
     </w:p>
     <w:p>
@@ -181,413 +181,8 @@
       <w:r>
         <w:drawing>
           <wp:inline xmlns:a="http://schemas.openxmlformats.org/drawingml/2006/main" xmlns:pic="http://schemas.openxmlformats.org/drawingml/2006/picture">
-            <wp:extent cx="4389120" cy="2470379"/>
+            <wp:extent cx="4389120" cy="4389120"/>
             <wp:docPr id="3" name="Picture 3"/>
-            <wp:cNvGraphicFramePr>
-              <a:graphicFrameLocks noChangeAspect="1"/>
-            </wp:cNvGraphicFramePr>
-            <a:graphic>
-              <a:graphicData uri="http://schemas.openxmlformats.org/drawingml/2006/picture">
-                <pic:pic>
-                  <pic:nvPicPr>
-                    <pic:cNvPr id="0" name="image.jpg"/>
-                    <pic:cNvPicPr/>
-                  </pic:nvPicPr>
-                  <pic:blipFill>
-                    <a:blip r:embed="rId13"/>
-                    <a:stretch>
-                      <a:fillRect/>
-                    </a:stretch>
-                  </pic:blipFill>
-                  <pic:spPr>
-                    <a:xfrm>
-                      <a:off x="0" y="0"/>
-                      <a:ext cx="4389120" cy="2470379"/>
-                    </a:xfrm>
-                    <a:prstGeom prst="rect"/>
-                  </pic:spPr>
-                </pic:pic>
-              </a:graphicData>
-            </a:graphic>
-          </wp:inline>
-        </w:drawing>
-      </w:r>
-    </w:p>
-    <w:p>
-      <w:pPr>
-        <w:spacing w:after="120" w:line="276" w:lineRule="auto"/>
-        <w:jc w:val="both"/>
-      </w:pPr>
-      <w:r>
-        <w:rPr>
-          <w:rFonts w:ascii="Times New Roman" w:hAnsi="Times New Roman"/>
-          <w:sz w:val="24"/>
-        </w:rPr>
-        <w:t>As per media reports, this move from the Centre comes after around 100 scientists submitted their resignations. The memorandum further adds that all requests for resignation and retirement will now be referred to the Department of Space. Centre has directed Isro centres not to accept resignation or voluntary retirement requests from Group 'A' scientific and technical personnel associated with Gaganyaan and other key missions, according to an internal document issued on July 14, accessed by India Today. The Indian Space Research Organisation (ISRO) has reportedly been hit by mass resignations with with at least 100 scientists putting in their papers in recent months, prompting Centre to step in to tighten rules on voluntary exits and retirement, especially for those working on critical missions such as Gaganyaan. While the Department of Space has not officially disclosed the number of departures, the Times of India reported multiple Isro sources have stated that between 100 and 120 scientists may have resigned in recent months. Nearly 80 scientists have left the UR Rao Satellite Centre (URSC) in Karnataka's Bengaluru, while around 20 departures have been reported from the Vikram Sarabhai Space Centre (VSSC) in Kerala's Thiruvananthapuram, per the report. While sources confirmed 100 resignations, they added that the number could be around 120, TOI reported. Also Read | Road to Bharatiya Antariksh Station, Moon and beyond: ISRO shows how tech maturity accumulates Acknowledging the mass resignations, ISRO chairman V Narayana told the publication that the space organisation was prepared to deal with the departures. "Yes, a lot of people go, but that's part of every organisation. The move [memorandum] isn't only to retain, but also to ensure that important projects don't suffer all of a sudden. But if someone is still going, someone else will take responsibility. We're taking care of it," he was quoted as saying.</w:t>
-      </w:r>
-    </w:p>
-    <w:p>
-      <w:pPr>
-        <w:pBdr>
-          <w:bottom w:val="single" w:sz="6" w:space="6" w:color="A6A6A6"/>
-        </w:pBdr>
-      </w:pPr>
-    </w:p>
-    <w:p/>
-    <w:p>
-      <w:pPr>
-        <w:spacing w:after="60"/>
-      </w:pPr>
-      <w:r>
-        <w:rPr>
-          <w:rFonts w:ascii="Times New Roman" w:hAnsi="Times New Roman"/>
-          <w:b/>
-          <w:sz w:val="26"/>
-        </w:rPr>
-        <w:t>2. Higher pay, better opportunities, more recognition: Why scientists are leaving Isro - India Today</w:t>
-      </w:r>
-    </w:p>
-    <w:p>
-      <w:pPr>
-        <w:spacing w:after="80"/>
-        <w:jc w:val="left"/>
-      </w:pPr>
-      <w:hyperlink r:id="rId14">
-        <w:r>
-          <w:rPr>
-            <w:color w:val="0000FF"/>
-            <w:u w:val="single"/>
-          </w:rPr>
-          <w:t>Read more</w:t>
-        </w:r>
-      </w:hyperlink>
-    </w:p>
-    <w:p>
-      <w:pPr>
-        <w:spacing w:after="120"/>
-        <w:jc w:val="center"/>
-      </w:pPr>
-      <w:r>
-        <w:drawing>
-          <wp:inline xmlns:a="http://schemas.openxmlformats.org/drawingml/2006/main" xmlns:pic="http://schemas.openxmlformats.org/drawingml/2006/picture">
-            <wp:extent cx="4389120" cy="2468880"/>
-            <wp:docPr id="4" name="Picture 4"/>
-            <wp:cNvGraphicFramePr>
-              <a:graphicFrameLocks noChangeAspect="1"/>
-            </wp:cNvGraphicFramePr>
-            <a:graphic>
-              <a:graphicData uri="http://schemas.openxmlformats.org/drawingml/2006/picture">
-                <pic:pic>
-                  <pic:nvPicPr>
-                    <pic:cNvPr id="0" name="image.jpg"/>
-                    <pic:cNvPicPr/>
-                  </pic:nvPicPr>
-                  <pic:blipFill>
-                    <a:blip r:embed="rId15"/>
-                    <a:stretch>
-                      <a:fillRect/>
-                    </a:stretch>
-                  </pic:blipFill>
-                  <pic:spPr>
-                    <a:xfrm>
-                      <a:off x="0" y="0"/>
-                      <a:ext cx="4389120" cy="2468880"/>
-                    </a:xfrm>
-                    <a:prstGeom prst="rect"/>
-                  </pic:spPr>
-                </pic:pic>
-              </a:graphicData>
-            </a:graphic>
-          </wp:inline>
-        </w:drawing>
-      </w:r>
-    </w:p>
-    <w:p>
-      <w:pPr>
-        <w:spacing w:after="120" w:line="276" w:lineRule="auto"/>
-        <w:jc w:val="both"/>
-      </w:pPr>
-      <w:r>
-        <w:rPr>
-          <w:rFonts w:ascii="Times New Roman" w:hAnsi="Times New Roman"/>
-          <w:sz w:val="24"/>
-        </w:rPr>
-        <w:t>India's space programme is facing an unexpected challenge, not from failed launches or technical setbacks, but from a growing exodus of experienced scientists from the Indian Space Research Organisation (Isro). Over 100 scientists have either resigned or taken voluntary retirement from the space agency within the last few months. The Department of Space (DoS) has now stepped in to stem the departures, issuing a fresh directive that restricts resignations and voluntary retirement of scientists working on flagship missions such as Gaganyaan. Read Full Story While the move points to the strategic importance of retaining talent, it also raises a larger question: Why are scientists choosing to leave Isro at a time when India's space ambitions have never been bigger? Isro is facing a major brain drain as the agency is hit by a wave of resignations. (Photo: PTI) WHY ARE SCIENTISTS LEAVING ISRO? Industry experts and senior officials within Isro point to a combination of factors ranging from the explosive growth of India's private space sector to organisational bottlenecks and uncertainty surrounding major national missions. One of the biggest drivers is the emergence of a vibrant private space ecosystem. Since the space sector was opened to private participation in 2020, startups such as Skyroot Aerospace, Agnikul Cosmos, Pixxel, Bellatrix Aerospace, Dhruva Space, Digantara and several others have transformed India's aerospace landscape. These companies are developing rockets, satellites, propulsion systems and space-based services at a pace that was unimaginable just a few years ago. For Isro scientists, the appeal is obvious. Private companies often offer significantly better salaries, stock options, greater flexibility and the opportunity to work in fast-moving environments where ideas move quickly from the drawing board to hardware. Unlike traditional government organisations, startups also provide leadership roles at an earlier stage of a scientist's career, along with the opportunity to build entirely new technologies. The trend is being reinforced by former Isro veterans themselves. Over the past few years, several retired and former senior Isro officials have gone on to establish or mentor aerospace startups, helping create an ecosystem that is increasingly attracting talent away from the national space agency. Their experience, combined with growing private investment, has opened career paths that previously did not exist for India's aerospace engineers. However, the attraction of private industry tells only part of the story. India's first private rocket, Vikram-1, on the launch pad. (Photo: Skyroot) DELAYS, EXTENDED TIMELINE, LOW ACCOUNTABILITY The departures also come at a time when Isro is grappling with an unusual slowdown in mission execution. Several high-profile missions, including the Gaganyaan G1 test flight, SSLV-L1, GSLV-F17 and the industry-built PSLV-N1, have slipped beyond their announced timelines. The twin PSLV setbacks earlier this year have further delayed launch activities, with the agency yet to publicly release a detailed failure assessment. Within sections of the organisation, there is also growing discussion about decision-making becoming increasingly centralised. Multiple current and former officials, speaking privately, have suggested that major technical and administrative decisions are now concentrated within the Chairman's Office, slowing approvals and limiting operational flexibility. EMPLOYMENT MODEL NEEDS TO CHANGE Senior officials, on condition of anonymity, also said that the space agency needs to look at western space agencies like Nasa and the European Space Agency for their employment models, which are mostly project-based. Nasa's workforce structure combines permanent civil servants, contractors, and project-specific hires. This gives the agency flexibility while retaining critical institutional expertise. Many space policy experts believe Isro could benefit from expanding this hybrid model. As India's private space ecosystem grows, Isro can increasingly focus on: Mission design and systems engineering. Human spaceflight and deep-space exploration. Advanced R&amp;D such as reusable rockets and nuclear propulsion. ISRO RUSHING TO PLUG THE ISSUE The Department of Space's July 14 memorandum reflects concerns that the departures are affecting nationally important programmes. Scientists associated with Gaganyaan and other flagship missions will no longer be allowed to leave through routine approvals; instead, every resignation must now be cleared by the Department of Space. Although the number of departures represents only a small fraction of Isro's workforce of over 14,600 employees, the impact is disproportionately large because many of those leaving possess years of specialised expertise gained through missions such as Chandrayaan-3, SpaDeX and Gaganyaan. Such knowledge cannot be replaced simply by recruiting new graduates. Scientists associated with Gaganyaan and other flagship missions will no longer be allowed to leave through routine approvals. (Photo: Generative AI by India Today) The talent shift also reflects a broader transition in India's space sector. For decades, Isro was virtually the only destination for ambitious aerospace engineers. Today, it has become the anchor of a much larger ecosystem where private companies offer alternative career paths with competitive compensation, faster growth and the opportunity to shape the next generation of space technology. For Isro, the challenge is no longer just attracting the country's brightest minds, it is also retaining them. - Ends</w:t>
-      </w:r>
-    </w:p>
-    <w:p>
-      <w:pPr>
-        <w:pBdr>
-          <w:bottom w:val="single" w:sz="6" w:space="6" w:color="A6A6A6"/>
-        </w:pBdr>
-      </w:pPr>
-    </w:p>
-    <w:p/>
-    <w:p>
-      <w:pPr>
-        <w:spacing w:after="60"/>
-      </w:pPr>
-      <w:r>
-        <w:rPr>
-          <w:rFonts w:ascii="Times New Roman" w:hAnsi="Times New Roman"/>
-          <w:b/>
-          <w:sz w:val="26"/>
-        </w:rPr>
-        <w:t>3. Explained: The ISRO Exodus 'Bad news for India!' After scientists started quitting, Govt issues memo: No easy exits for ISRO team on Gaganyaan &amp; major missions. Former ISRO - Indian Space Research Organization scientists raise concerns Archana Solanki - LinkedIn</w:t>
-      </w:r>
-    </w:p>
-    <w:p>
-      <w:pPr>
-        <w:spacing w:after="80"/>
-        <w:jc w:val="left"/>
-      </w:pPr>
-      <w:hyperlink r:id="rId16">
-        <w:r>
-          <w:rPr>
-            <w:color w:val="0000FF"/>
-            <w:u w:val="single"/>
-          </w:rPr>
-          <w:t>Read more</w:t>
-        </w:r>
-      </w:hyperlink>
-    </w:p>
-    <w:p>
-      <w:pPr>
-        <w:spacing w:after="120"/>
-        <w:jc w:val="center"/>
-      </w:pPr>
-      <w:r>
-        <w:drawing>
-          <wp:inline xmlns:a="http://schemas.openxmlformats.org/drawingml/2006/main" xmlns:pic="http://schemas.openxmlformats.org/drawingml/2006/picture">
-            <wp:extent cx="4389120" cy="743193"/>
-            <wp:docPr id="5" name="Picture 5"/>
-            <wp:cNvGraphicFramePr>
-              <a:graphicFrameLocks noChangeAspect="1"/>
-            </wp:cNvGraphicFramePr>
-            <a:graphic>
-              <a:graphicData uri="http://schemas.openxmlformats.org/drawingml/2006/picture">
-                <pic:pic>
-                  <pic:nvPicPr>
-                    <pic:cNvPr id="0" name="image.jpg"/>
-                    <pic:cNvPicPr/>
-                  </pic:nvPicPr>
-                  <pic:blipFill>
-                    <a:blip r:embed="rId17"/>
-                    <a:stretch>
-                      <a:fillRect/>
-                    </a:stretch>
-                  </pic:blipFill>
-                  <pic:spPr>
-                    <a:xfrm>
-                      <a:off x="0" y="0"/>
-                      <a:ext cx="4389120" cy="743193"/>
-                    </a:xfrm>
-                    <a:prstGeom prst="rect"/>
-                  </pic:spPr>
-                </pic:pic>
-              </a:graphicData>
-            </a:graphic>
-          </wp:inline>
-        </w:drawing>
-      </w:r>
-    </w:p>
-    <w:p>
-      <w:pPr>
-        <w:spacing w:after="120" w:line="276" w:lineRule="auto"/>
-        <w:jc w:val="both"/>
-      </w:pPr>
-      <w:r>
-        <w:rPr>
-          <w:rFonts w:ascii="Times New Roman" w:hAnsi="Times New Roman"/>
-          <w:sz w:val="24"/>
-        </w:rPr>
-        <w:t>CNBC-TV18 201,773 followers 15h Report this post Explained: The ISRO Exodus 'Bad news for India!' After scientists started quitting, Govt issues memo: No easy exits for ISRO team on Gaganyaan &amp; major missions. Former ISRO - Indian Space Research Organization scientists raise concerns Archana Solanki …more 8 Comments Like Comment Share Copy LinkedIn Facebook Transcript Many ISRO scientists are quitting. Critical missions like Gaganyaan could be impacted and the government is trying to stop these resignations. The Department of Space has issued a new memorandum asking Indian Space Research Organization centres not to accept voluntary retirement or resignation requests from senior scientists and engineers. Instead, every such request must now be sent to the Department of Space for final approval. So how did we get here? Well, according to a Times of India report, more than 100 scientists and engineers have recently quit ISRO. It is this. Exodus that prompted the government to step in. Well, the memorandum instructs ISRO centres not to accept voluntary retirement or resignation requests, especially from Group A scientific and technical personnel who are working on Gaganyaan and other critical missions until those projects are completed. So what has the ISRO chairman said on this? ISRO chairman WE Narayanan spoke to the Times of India. He acknowledged the resignations but said that the organization remains equipped to manage the transition. He said. And I quote, yes, a lot of people go, but that's part of every organization. If somebody is still going, someone else will take over. We're taking care of it, UN quote. So why are these resignations such a big deal? Well, the Gaganyaan mission, which is India's first human Space Flight program, is already running behind schedule. Its first uncrewed mission, originally planned for 2026, has been pushed. Now, the bigger challenge is not simply replacing vacant positions. It's replacing years of mission specific knowledge and expertise built over programs like Gaganyaan and Chandra. And to understand what's driving this trend. I spoke to two very senior former Astro scientists who worked on critical missions. They spoke to me off the record. Both expressed concern that Israel is losing experienced talent to the private space sector where scientists have better opportunities, greater recognition and faster career growth. While they were saddened by these resignations, they warned their critical missions could suffer. And one of them even said that times are changing and if changes are not made internally, we will not be able to compete with the world. Remember, these concerns come at a time when India's private sectors. Space sector has expanded rapidly. The number of registered space startups has grown from just one in 2014 to more than 400 today. Following the Startup India initiative in 2026, companies like Pixel, Dhruva Space, Sky Route Aerospace, Agni Kul, Cosmos and Bellatrix Aerospace have created new opportunities for engineers and scientists. Ram Babu G. 11h Report this comment Any rational person will leave a government institute like ISRO, since salaries there are fixed, low, and not performance-based. Meanwhile, India's private space sector is booming, thanks to investment from foreign investors. The rise in AI capabilities over the last decade especially in computer vision, has enabled radical applications and use cases, which has created traction for India as a cheap location to build and launch satellites, since swarms of satellites can now work together as a group thanks to these AI advances. Private companies can pay several times more than the government can, and their pay is highly merit- and performance-based. Syed M. Ahmed Sandesh Meshram Ashu Kumar Rakesh Kumar Yadav Reply 1 Reaction 2 Reactions Rajarshi Basu 12h The government needs to change their old house style of working. Lot of stress with low remuneration may be driving these switches. When a country counts on the best, package also should be competitive to keep motivation ongoing. Pragya Thakur 13h This is the reson that they are offered a position by private players in space research also if they haven't filed all th research it will definitely dump on all the resources on research and mission too. Pratyaksh Raj Government MLA,MP and other ministers increased their salary but they didn't increase salaries to scientists. Dinesh K Nelamuru https://www.linkedin.com/posts/dinesh-k-nelamuru-289120135_isro-spacesector-talentretention-activity-7483548123626270720-MztY?utm_source=share&amp;utm_medium=member_desktop&amp;rcm=ACoAACDxf4kBo6HckPtLz-84LY4xuWgZCSFPZeQ Syed M. Ahmed Commenting for wider coverage See more comments To view or add a comment, sign in</w:t>
-      </w:r>
-    </w:p>
-    <w:p>
-      <w:pPr>
-        <w:pBdr>
-          <w:bottom w:val="single" w:sz="6" w:space="6" w:color="A6A6A6"/>
-        </w:pBdr>
-      </w:pPr>
-    </w:p>
-    <w:p/>
-    <w:p>
-      <w:pPr>
-        <w:spacing w:after="60"/>
-      </w:pPr>
-      <w:r>
-        <w:rPr>
-          <w:rFonts w:ascii="Times New Roman" w:hAnsi="Times New Roman"/>
-          <w:b/>
-          <w:sz w:val="26"/>
-        </w:rPr>
-        <w:t>4. 'Many Come And Go': Science Minister Downplays ISRO Resignations - NDTV</w:t>
-      </w:r>
-    </w:p>
-    <w:p>
-      <w:pPr>
-        <w:spacing w:after="80"/>
-        <w:jc w:val="left"/>
-      </w:pPr>
-      <w:hyperlink r:id="rId18">
-        <w:r>
-          <w:rPr>
-            <w:color w:val="0000FF"/>
-            <w:u w:val="single"/>
-          </w:rPr>
-          <w:t>Read more</w:t>
-        </w:r>
-      </w:hyperlink>
-    </w:p>
-    <w:p>
-      <w:pPr>
-        <w:spacing w:after="120" w:line="276" w:lineRule="auto"/>
-        <w:jc w:val="both"/>
-      </w:pPr>
-      <w:r>
-        <w:rPr>
-          <w:rFonts w:ascii="Times New Roman" w:hAnsi="Times New Roman"/>
-          <w:sz w:val="24"/>
-        </w:rPr>
-        <w:t>'Many Come And Go': Science Minister Downplays ISRO Resignations NDTV</w:t>
-      </w:r>
-    </w:p>
-    <w:p>
-      <w:pPr>
-        <w:pBdr>
-          <w:bottom w:val="single" w:sz="6" w:space="6" w:color="A6A6A6"/>
-        </w:pBdr>
-      </w:pPr>
-    </w:p>
-    <w:p/>
-    <w:p>
-      <w:pPr>
-        <w:spacing w:after="60"/>
-      </w:pPr>
-      <w:r>
-        <w:rPr>
-          <w:rFonts w:ascii="Times New Roman" w:hAnsi="Times New Roman"/>
-          <w:b/>
-          <w:sz w:val="26"/>
-        </w:rPr>
-        <w:t>5. ISRO's scientist exit wave: What is the reason behind mass exodus? - Moneycontrol.com</w:t>
-      </w:r>
-    </w:p>
-    <w:p>
-      <w:pPr>
-        <w:spacing w:after="80"/>
-        <w:jc w:val="left"/>
-      </w:pPr>
-      <w:hyperlink r:id="rId19">
-        <w:r>
-          <w:rPr>
-            <w:color w:val="0000FF"/>
-            <w:u w:val="single"/>
-          </w:rPr>
-          <w:t>Read more</w:t>
-        </w:r>
-      </w:hyperlink>
-    </w:p>
-    <w:p>
-      <w:pPr>
-        <w:spacing w:after="120"/>
-        <w:jc w:val="center"/>
-      </w:pPr>
-      <w:r>
-        <w:drawing>
-          <wp:inline xmlns:a="http://schemas.openxmlformats.org/drawingml/2006/main" xmlns:pic="http://schemas.openxmlformats.org/drawingml/2006/picture">
-            <wp:extent cx="4389120" cy="2468880"/>
-            <wp:docPr id="6" name="Picture 6"/>
-            <wp:cNvGraphicFramePr>
-              <a:graphicFrameLocks noChangeAspect="1"/>
-            </wp:cNvGraphicFramePr>
-            <a:graphic>
-              <a:graphicData uri="http://schemas.openxmlformats.org/drawingml/2006/picture">
-                <pic:pic>
-                  <pic:nvPicPr>
-                    <pic:cNvPr id="0" name="image.jpg"/>
-                    <pic:cNvPicPr/>
-                  </pic:nvPicPr>
-                  <pic:blipFill>
-                    <a:blip r:embed="rId20"/>
-                    <a:stretch>
-                      <a:fillRect/>
-                    </a:stretch>
-                  </pic:blipFill>
-                  <pic:spPr>
-                    <a:xfrm>
-                      <a:off x="0" y="0"/>
-                      <a:ext cx="4389120" cy="2468880"/>
-                    </a:xfrm>
-                    <a:prstGeom prst="rect"/>
-                  </pic:spPr>
-                </pic:pic>
-              </a:graphicData>
-            </a:graphic>
-          </wp:inline>
-        </w:drawing>
-      </w:r>
-    </w:p>
-    <w:p>
-      <w:pPr>
-        <w:spacing w:after="120" w:line="276" w:lineRule="auto"/>
-        <w:jc w:val="both"/>
-      </w:pPr>
-      <w:r>
-        <w:rPr>
-          <w:rFonts w:ascii="Times New Roman" w:hAnsi="Times New Roman"/>
-          <w:sz w:val="24"/>
-        </w:rPr>
-        <w:t>To a question about the ISRO memo, Union Minister Jitendra Singh said it was "for administrative reasons" and not because of any other factor. ISRO The Indian Space Research Organisation (ISRO) has reportedly been hit by mass exodus with at least 100 scientists putting in their papers in recent months, prompting Centre to step in to tighten rules on voluntary exits and retirement, especially for those working on critical missions such as Gaganyaan. The memorandum further adds that all requests for resignation and retirement will now be referred to the Department of Space. Reason behind mass exodus While the Department of Space has not officially disclosed the number of departures, the Times of India reported multiple ISRO sources have stated that between 100 and 120 scientists may have resigned in recent months. Nearly 80 scientists have left the UR Rao Satellite Centre (URSC) in Karnataka's Bengaluru, while around 20 departures have been reported from the Vikram Sarabhai Space Centre (VSSC) in Kerala's Thiruvananthapuram, per the report. While sources confirmed 100 resignations, they added that the number could be around 120, TOI reported. Acknowledging the mass resignations, ISRO chairman V Narayana told the publication that the space organisation was prepared to deal with the departures. "Yes, a lot of people go, but that's part of every organisation. The move [memorandum] isn't only to retain, but also to ensure that important projects don't suffer all of a sudden. But if someone is still going, someone else will take responsibility. We're taking care of it," he was quoted as saying. Centre tightens exit rule The Department of Space (DoS) has issued a new directive to major space research centres of the ISRO, tightening rules on voluntary retirement and resignations amid a mass exodus in the Indian space agency. The memorandum, issued on July 14 to centres like the UR Rao Satellite Centre (URSC) and the Vikram Sarabhai Space Centre (VSSC), directed them not to routinely accept resignation or voluntary retirement requests from Group 'A' scientific and technical personnel linked to Gaganyaan - India's prestigious human spaceflight programme - and other "important missions". "Of late, it is noticed that there has been spate of requests for voluntary retirement and resignation from Group 'A' Scientific/Technical personnel of ISRO including those associated with the prestigious Gaganyaan and other important missions/projects severely impacting the implementation of projects of national importance," according to the directive, as reported by NDTV. "In view of this, it has been decided that voluntary retirement and resignation requests from Scientific &amp; Technical personnel associated with the Gaganyaan and other important Mission / Projects may not be accepted as a matter of routine," it added. These centres were told that any such requests received from scientific or technical personnel, even of and below the rank of scientist and engineer, should be sent to the Department of Space with "clear recommendations" of their directors for final decision. The order reverses a key administrative change made in 2020 that allowed ISRO centre directors and heads to accept voluntary retirement and resignation requests from Group A scientific and technical personnel up to scientist/engineer-SG level. 'Many come and go' "No, that is because... that is for administrative reasons so that the decision can be taken at a much mature level," the Union Minister of State for Science and Technology told reporters. He said ISRO has a very large workforce that as people leave, many also join. "Many have gone, many have come," he said, and pointed out there was no controversy on the matter.</w:t>
-      </w:r>
-    </w:p>
-    <w:p>
-      <w:pPr>
-        <w:pBdr>
-          <w:bottom w:val="single" w:sz="6" w:space="6" w:color="A6A6A6"/>
-        </w:pBdr>
-      </w:pPr>
-    </w:p>
-    <w:p/>
-    <w:p>
-      <w:pPr>
-        <w:spacing w:after="60"/>
-      </w:pPr>
-      <w:r>
-        <w:rPr>
-          <w:rFonts w:ascii="Times New Roman" w:hAnsi="Times New Roman"/>
-          <w:b/>
-          <w:sz w:val="26"/>
-        </w:rPr>
-        <w:t>6. India opened space to private players. ISRO brain drain is one result - ThePrint</w:t>
-      </w:r>
-    </w:p>
-    <w:p>
-      <w:pPr>
-        <w:spacing w:after="80"/>
-        <w:jc w:val="left"/>
-      </w:pPr>
-      <w:hyperlink r:id="rId21">
-        <w:r>
-          <w:rPr>
-            <w:color w:val="0000FF"/>
-            <w:u w:val="single"/>
-          </w:rPr>
-          <w:t>Read more</w:t>
-        </w:r>
-      </w:hyperlink>
-    </w:p>
-    <w:p>
-      <w:pPr>
-        <w:spacing w:after="120"/>
-        <w:jc w:val="center"/>
-      </w:pPr>
-      <w:r>
-        <w:drawing>
-          <wp:inline xmlns:a="http://schemas.openxmlformats.org/drawingml/2006/main" xmlns:pic="http://schemas.openxmlformats.org/drawingml/2006/picture">
-            <wp:extent cx="4389120" cy="4389120"/>
-            <wp:docPr id="7" name="Picture 7"/>
             <wp:cNvGraphicFramePr>
               <a:graphicFrameLocks noChangeAspect="1"/>
             </wp:cNvGraphicFramePr>
@@ -599,7 +194,7 @@
                     <pic:cNvPicPr/>
                   </pic:nvPicPr>
                   <pic:blipFill>
-                    <a:blip r:embed="rId22"/>
+                    <a:blip r:embed="rId13"/>
                     <a:stretch>
                       <a:fillRect/>
                     </a:stretch>
@@ -628,7 +223,7 @@
           <w:rFonts w:ascii="Times New Roman" w:hAnsi="Times New Roman"/>
           <w:sz w:val="24"/>
         </w:rPr>
-        <w:t>Taking note of a spate of resignations in ISRO over the last year, the Department of Space (DoS) on July 14 issued an office memorandum, directing centres including the Vikram Sarabhai Space Centre (VSSC) and the UR Rao Satellite Centre (URSC) to not accept routine resignations from Group-A scientists. It is the Centre's policy of opening India's space sector to private players that is now haunting ISRO. Space scientists are now turning to the roughly 400 new space startups, which promise better opportunities and pay. New Delhi: The Indian Space Research Organisation is witnessing a surge in resignations due to low pay, and the private sector offering better opportunities to scientists. This has prompted the Centre to tighten rules around exits and voluntary retirements, said scientists who quit the government space agency in recent months. This category of scientists and technical personnel includes senior professionals, who are an integral part of important missions like the upcoming human spaceflight Gaganyaan, the setting up of the Bharatiya Antariksh Station and the Chandrayaan-4 lunar return mission. "Of late, it is noticed that there has been a spate of requests for voluntary retirement and resignation from Group 'A' Scientific/Technical personnel of ISRO including those associated with the prestigious Gaganyaan and other important missions/projects, severely impacting the implementation of projects of national importance," read ISRO's memorandum, seen by ThePrint. The order added, "In view of this, it has been decided that voluntary retirement and resignation requests from Scientific and Technical personnel associated with the Gaganyaan and other important Mission/ Projects may not be accepted as a matter of routine." DoS officials that ThePrint spoke to said that the order essentially means that every request for an early retirement and resignation by a senior scientist or a core member of "critical future missions" will first have to be cleared by the corresponding centre's directors and then passed on to the ministry for a final decision. Officials said, however, that the directive does not mean a blanket ban on resignations across the space agency. It is applicable to certain significant centres, including the Satish Dhawan Space Centre, VSSC, URSC, ISRO Telemetry and the National Remote Sensing Centre (NRSC). "We, of course, cannot stop people from leaving. But the ministry will review resignation requests of core scientists, who are leading important missions," an ISRO official told ThePrint. The official said that while an exact number is not known, around 120 personnel, including senior scientists, have left ISRO in the last 12 months. The most significant among the recent resignations was senior scientist Victor Joseph earlier this year. He was the project director of Launch Vehicle Mk-3, which is slated to carry the Gaganyaan Mission to space in February this year. Since then, at least two senior scientists associated to the Gaganyaan Mission have quit, according to ministry sources. Low pay better private opportunities Scientists who have recently quit ISRO said that the recent opening up of the space sector for private players has come as an opportunity for many, particularly young scientists. "Since the Indian Space Policy 2023, many space startups have started coming up and these provide better creative opportunities and pay packages. This is an incentive, especially for the younger lot," said a scientist, who left ISRO in 2024 to join a private company. ISRO data shows that attrition numbers started increasing with more private players entering the sector in the lead up to the space policy. Between 2018 and 2022, 381 scientists resigned from across ISRO centres. Similarly, 38 scientists quit the space agency for better opportunities from 2023 to mid-2024. Among all the ISRO centres, the Vikram Sarabhai Space Centre in Thiruvananthapuram and the Space Applications Centre in Ahmedabad-both among the most coveted centres of ISRO-have recorded the highest attrition. Meanwhile, the UR Rao Space Centre in Bengaluru has the lowest resignations. Between 2012 and 2017, 289 scientists quit ISRO from 25 of its centres. The situation remained the same ever since 2017, with only a minor improvement in 2023 and 2024 after missions like Chandrayaan-3 and Aditya-L1-India's first mission to study the sun-were launched. Data show that in 2023, ISRO had a staff strength of 9,337 group A or tier-1 scientists, 2,303 group B scientists, and 1,141 group C scientists, apart from its administrative staff. (Edited by Aakriti Handa)</w:t>
+        <w:t>PIONEER EDGE NEWS SERVICE/Dehradun From checking messages the moment a notification pops up to scrolling endlessly during free time, smartphones have become an inseparable part of daily life. Mental health experts, however, warn that excessive phone use is taking a toll on focus, memory and real-life relationships. A noted Dehradun-based psychologist, Bhagyalaxmi said that frequent notifications trigger the brain's system by creating an expectation of receiving new information, messages or social validation. "This encourages people to check their phones repeatedly, leading to a pattern that closely resembles behavioural addiction," she said. Sharing more, she said that constant interruptions make it harder for the brain to stay focused on one task for long. "Over time, excessive screen time may also affect memory as people increasingly depend on their phones instead of recalling information on their own. Regularly switching between apps and daily activities further reduces concentration and productivity," she warned. According to Bhagyalaxmi, warning signs of unhealthy smartphone dependence include feeling anxious without the phone, checking it repeatedly without any specific reason, being unable to reduce screen time, sleep disturbances and neglecting work, studies or personal relationships. Echoing the same view, a Dehradun user Sahil Mehra said that excessive phone use has reduced meaningful face-to-face conversations and weakened family interactions. "Even when people are sitting together, many remain busy looking at their screens instead of talking to one another," he said. Another user, Niharika Taak said that people now instinctively reach for their phones whenever they receive a notification or even when they are simply bored. "It has become a habit and we hardly realise it," she said. Bhagyalaxmi further warned that children and teenagers are more vulnerable to the effects of excessive smartphone use because their brains are still developing. She stressed that parents, schools and workplaces should encourage healthier digital habits by promoting offline activities, setting screen-time limits and creating device-free spaces. "If left unchecked, prolonged smartphone use may contribute to stress, anxiety, erratic sleep pattern and a decline in overall mental well-being," she cautioned.</w:t>
       </w:r>
     </w:p>
     <w:p>
@@ -649,7 +244,528 @@
           <w:b/>
           <w:sz w:val="26"/>
         </w:rPr>
-        <w:t>7. A Tide-Fueled Trove of Biodiversity in Guinea-Bissau</w:t>
+        <w:t>2. UP has provided over 9 lakh govt jobs transparently since 2017: CM Yogi Adityanath</w:t>
+      </w:r>
+    </w:p>
+    <w:p>
+      <w:pPr>
+        <w:spacing w:after="80"/>
+        <w:jc w:val="left"/>
+      </w:pPr>
+      <w:hyperlink r:id="rId14">
+        <w:r>
+          <w:rPr>
+            <w:color w:val="0000FF"/>
+            <w:u w:val="single"/>
+          </w:rPr>
+          <w:t>Read more</w:t>
+        </w:r>
+      </w:hyperlink>
+    </w:p>
+    <w:p>
+      <w:pPr>
+        <w:spacing w:after="120"/>
+        <w:jc w:val="center"/>
+      </w:pPr>
+      <w:r>
+        <w:drawing>
+          <wp:inline xmlns:a="http://schemas.openxmlformats.org/drawingml/2006/main" xmlns:pic="http://schemas.openxmlformats.org/drawingml/2006/picture">
+            <wp:extent cx="4389120" cy="4389120"/>
+            <wp:docPr id="4" name="Picture 4"/>
+            <wp:cNvGraphicFramePr>
+              <a:graphicFrameLocks noChangeAspect="1"/>
+            </wp:cNvGraphicFramePr>
+            <a:graphic>
+              <a:graphicData uri="http://schemas.openxmlformats.org/drawingml/2006/picture">
+                <pic:pic>
+                  <pic:nvPicPr>
+                    <pic:cNvPr id="0" name="image.png"/>
+                    <pic:cNvPicPr/>
+                  </pic:nvPicPr>
+                  <pic:blipFill>
+                    <a:blip r:embed="rId15"/>
+                    <a:stretch>
+                      <a:fillRect/>
+                    </a:stretch>
+                  </pic:blipFill>
+                  <pic:spPr>
+                    <a:xfrm>
+                      <a:off x="0" y="0"/>
+                      <a:ext cx="4389120" cy="4389120"/>
+                    </a:xfrm>
+                    <a:prstGeom prst="rect"/>
+                  </pic:spPr>
+                </pic:pic>
+              </a:graphicData>
+            </a:graphic>
+          </wp:inline>
+        </w:drawing>
+      </w:r>
+    </w:p>
+    <w:p>
+      <w:pPr>
+        <w:spacing w:after="120" w:line="276" w:lineRule="auto"/>
+        <w:jc w:val="both"/>
+      </w:pPr>
+      <w:r>
+        <w:rPr>
+          <w:rFonts w:ascii="Times New Roman" w:hAnsi="Times New Roman"/>
+          <w:sz w:val="24"/>
+        </w:rPr>
+        <w:t>- Governance - 3 min read The CM said Uttar Pradesh's demographic dividend would be central to achieving the state's ambition of becoming a $1-trillion economy, stressing that investments in skill development and industry-oriented training were critical to creating employment. ETGovernment Desk - ETGovernment - Published On Jul 15, 2026 at 10:56 PM IST Select ETGovernment as Preferred Choice on Google Copy Link Share on WhatsApp Share on Linkedin Share on X Share on Telegram Share on Facebook Chief minister Yogi Adityanath said the state has provided more than 9 lakh government jobs over the past nine years through a transparent recruitment process, while over 3.25 crore youth, artisans and entrepreneurs have been linked to employment and self-employment opportunities. Lucknow: Uttar Pradesh Chief Minister Yogi Adityanath on Tuesday said that his government has provided more than 9 lakh government jobs through a transparent recruitment process over the past nine years. Addressing a felicitation ceremony for youth trained under the Uttar Pradesh Skill Development Mission and Industrial Training Institutes (ITIs) on the occasion of World Youth Skills Day , the chief minister said the state has provided more than 9 lakh government jobs over the past nine years through a transparent recruitment process, while over 3.25 crore youth, artisans and entrepreneurs have been linked to employment and self-employment opportunities. Advt The chief minister said Uttar Pradesh's demographic dividend would be central to achieving the state's ambition of becoming a $1-trillion economy, stressing that investments in skill development and industry-oriented training were critical to creating employment. He said the state's Industrial Training Institutes and skill development centres are expanding training beyond conventional trades to emerging technologies such as artificial intelligence, robotics, drone technology, 3D printing and semiconductor manufacturing. According to him, these programmes will be extended beyond major urban centres to districts including Mahoba, Chitrakoot, Sonbhadra, Ballia and Bahraich. Adityanath also highlighted the state's industrial ecosystem, saying Uttar Pradesh now has around 96 lakh MSME units that form the backbone of its economy. He said traditional sectors such as Moradabad's brassware, Firozabad's glass industry, Bhadohi's carpets, Lucknow's chikankari, Banarasi textiles and Azamgarh's black pottery have received renewed policy support under the current government. Referring to defence manufacturing, the chief minister said the BrahMos missile production facility being developed in Lucknow has already generated employment for around 500 ITI, polytechnic and engineering graduates from across Uttar Pradesh. He said the project was retained in Lucknow to maximise employment opportunities for local youth. Strengthening overseas employment initiatives Adityanath also announced that the government is strengthening overseas employment initiatives by providing language training for countries such as Japan, enabling skilled youth to access international job opportunities. He said industrial and employment zones named after Sardar Vallabhbhai Patel are being planned across districts through coordination between the MSME, Skill Development, Vocational Education, Labour and Employment departments to encourage entrepreneurship and job creation. Urging young people to become job creators rather than job seekers, the chief minister said demand for skilled workers was growing across sectors including electronics, advanced manufacturing, digital services, piped natural gas and the Har Ghar Nal Yojana. During the event, Adityanath felicitated youth trained under the state's skill development programmes and interacted with beneficiaries showcasing products developed through vocational training. UPSDM launches digital skilling platforms At the World Youth Skills Day programme in Lucknow, Minister of State (Independent Charge) for Vocational Education, Skill Development and Entrepreneurship Kapil Dev Agrawal inaugurated Kaushal Setu, a digital portal of the Uttar Pradesh Skill Development Mission (UPSDM) that will enable the online registration and empanelment of training partners. The platform digitises the entire application process, including document submission, with the objective of reducing paperwork and improving transparency. The minister also launched Kaushal Sarathi, a portal that allows young people to locate district-wise training centres, courses and authorised training partners through an interactive digital map. The platform provides information on training centre locations, contact details and available programmes, helping candidates identify suitable skill courses. During the event, UPSDM signed memorandums of understanding with KLK Private Limited and Winsome Textile Industries Ltd to provide industry-led training and placement opportunities in sectors such as robotics, artificial intelligence and textiles. A coffee table book titled Skilling the Future Uttar Pradesh: Journey from Training to Transformation was also released, showcasing the state's skill development initiatives and outcomes. ETGovernment Desk , --&gt; - By - See more on: - Uttar Pradesh government jobs , - Yogi Adityanath employment initiatives , - skill development training , - Uttar Pradesh Skill Development Mission , - World Youth Skills Day Telegram Facebook Comments What are your thoughts? Comment Now --&gt; Comment Now Read Comment (1) All Comments By commenting, you agree to the Prohibited Content Policy Post Find this Comment Offensive? Choose your reason below and click on the submit button. This will alert our moderators to take actions REASONS FOR REPORTING Foul Language Defamatory Inciting hatred against a certain community Out of Context / Spam Others Report Join the community of 2M+ industry professionals. Subscribe to Newsletter to get latest insights &amp; analysis in your inbox. All about ETGovernment industry right on your smartphone! - Download the ETGovernment App and get the Realtime updates and Save your favourite articles. Scan to download App --&gt;</w:t>
+      </w:r>
+    </w:p>
+    <w:p>
+      <w:pPr>
+        <w:pBdr>
+          <w:bottom w:val="single" w:sz="6" w:space="6" w:color="A6A6A6"/>
+        </w:pBdr>
+      </w:pPr>
+    </w:p>
+    <w:p/>
+    <w:p>
+      <w:pPr>
+        <w:spacing w:after="60"/>
+      </w:pPr>
+      <w:r>
+        <w:rPr>
+          <w:rFonts w:ascii="Times New Roman" w:hAnsi="Times New Roman"/>
+          <w:b/>
+          <w:sz w:val="26"/>
+        </w:rPr>
+        <w:t>3. India Launches Campaign for '28-29 Non-Perm UNSC Seat</w:t>
+      </w:r>
+    </w:p>
+    <w:p>
+      <w:pPr>
+        <w:spacing w:after="80"/>
+        <w:jc w:val="left"/>
+      </w:pPr>
+      <w:hyperlink r:id="rId16">
+        <w:r>
+          <w:rPr>
+            <w:color w:val="0000FF"/>
+            <w:u w:val="single"/>
+          </w:rPr>
+          <w:t>Read more</w:t>
+        </w:r>
+      </w:hyperlink>
+    </w:p>
+    <w:p>
+      <w:pPr>
+        <w:spacing w:after="120"/>
+        <w:jc w:val="center"/>
+      </w:pPr>
+      <w:r>
+        <w:drawing>
+          <wp:inline xmlns:a="http://schemas.openxmlformats.org/drawingml/2006/main" xmlns:pic="http://schemas.openxmlformats.org/drawingml/2006/picture">
+            <wp:extent cx="4389120" cy="4389120"/>
+            <wp:docPr id="5" name="Picture 5"/>
+            <wp:cNvGraphicFramePr>
+              <a:graphicFrameLocks noChangeAspect="1"/>
+            </wp:cNvGraphicFramePr>
+            <a:graphic>
+              <a:graphicData uri="http://schemas.openxmlformats.org/drawingml/2006/picture">
+                <pic:pic>
+                  <pic:nvPicPr>
+                    <pic:cNvPr id="0" name="image.png"/>
+                    <pic:cNvPicPr/>
+                  </pic:nvPicPr>
+                  <pic:blipFill>
+                    <a:blip r:embed="rId15"/>
+                    <a:stretch>
+                      <a:fillRect/>
+                    </a:stretch>
+                  </pic:blipFill>
+                  <pic:spPr>
+                    <a:xfrm>
+                      <a:off x="0" y="0"/>
+                      <a:ext cx="4389120" cy="4389120"/>
+                    </a:xfrm>
+                    <a:prstGeom prst="rect"/>
+                  </pic:spPr>
+                </pic:pic>
+              </a:graphicData>
+            </a:graphic>
+          </wp:inline>
+        </w:drawing>
+      </w:r>
+    </w:p>
+    <w:p>
+      <w:pPr>
+        <w:spacing w:after="120" w:line="276" w:lineRule="auto"/>
+        <w:jc w:val="both"/>
+      </w:pPr>
+      <w:r>
+        <w:rPr>
+          <w:rFonts w:ascii="Times New Roman" w:hAnsi="Times New Roman"/>
+          <w:sz w:val="24"/>
+        </w:rPr>
+        <w:t>- Governance - 1 min read India's priorities include the Voice of the Global South and reformed multilateralism. The nation will also focus on AI's impact and countering terror financing. Stronger maritime cooperation and seafarer safety are also key concerns. Dipanjan Roy Chaudhury - ETGovernment - Published On Jul 15, 2026 at 05:33 PM IST Select ETGovernment as Preferred Choice on Google Copy Link Share on WhatsApp Share on Linkedin Share on X Share on Telegram Share on Facebook India has launched its campaign for a non-permanent UN Security Council seat. External affairs minister S Jaishankar unveiled the SHANTI framework for global governance. New Delhi: India has launched its campaign for a non-permanent seat on the UN Security Council (UNSC) for the 2028-29 term, with external affairs minister S Jaishankar unveiling the 'SHANTI' framework as the cornerstone of New Delhi's approach to global governance . Launching the campaign at an event at the UN headquarters in New York on Tuesday, attended by diplomats and UN officials, he said India's engagement with the UN would be guided by SHANTI - Securing Holistic Advancement through Norms, Trust, Integrity. Advt He outlined six priorities for India's candidature: Voice of the Global South, advancing reformed multilateralism, promoting future-ready peacekeeping, addressing threats arising from the misuse of artificial intelligence, securing maritime commons and countering terror financing. "We are all aware that global governance has to reform in order to transform," Jaishankar said. "For that to happen, multilateralism must be democratic, representative and effective... There will be understandably different points of view and divergent interests on the major issues of the day. But that only enhances the value of harmonising them and enabling the Security Council to be more robust, responsive and ready. Nations like India, which have a long history of bridging differences and building consensus, can certainly make their due contribution." Jaishankar said India had put forward a human-centric vision of AI that draws on both its capabilities and India's traditions. "That is why the recent AI Impact Summit in India was based on a vision of 'AI for all'. Equally important, we are also determined to counter the misuse of AI and threats it may pose to international peace and security in different ways," he said. Calling for stronger maritime cooperation, he said: "The safety of seafarers is another major concern thrown up by developments in the Gulf." Dipanjan Roy Chaudhury , --&gt; - By - See more on: - India UN Security Council 2028-29 , - SHANTI framework , - Non-permanent seat UNSC , - S Jaishankar , - Global governance Telegram Facebook Comments What are your thoughts? Comment Now --&gt; Comment Now Read Comment (1) All Comments By commenting, you agree to the Prohibited Content Policy Post Find this Comment Offensive? Choose your reason below and click on the submit button. This will alert our moderators to take actions REASONS FOR REPORTING Foul Language Defamatory Inciting hatred against a certain community Out of Context / Spam Others Report Join the community of 2M+ industry professionals. Subscribe to Newsletter to get latest insights &amp; analysis in your inbox. All about ETGovernment industry right on your smartphone! - Download the ETGovernment App and get the Realtime updates and Save your favourite articles. Scan to download App --&gt;</w:t>
+      </w:r>
+    </w:p>
+    <w:p>
+      <w:pPr>
+        <w:pBdr>
+          <w:bottom w:val="single" w:sz="6" w:space="6" w:color="A6A6A6"/>
+        </w:pBdr>
+      </w:pPr>
+    </w:p>
+    <w:p/>
+    <w:p>
+      <w:pPr>
+        <w:spacing w:after="60"/>
+      </w:pPr>
+      <w:r>
+        <w:rPr>
+          <w:rFonts w:ascii="Times New Roman" w:hAnsi="Times New Roman"/>
+          <w:b/>
+          <w:sz w:val="26"/>
+        </w:rPr>
+        <w:t>4. UP to host over 200 Japanese CEOs in August as Yamanashi pushes investment partnerships</w:t>
+      </w:r>
+    </w:p>
+    <w:p>
+      <w:pPr>
+        <w:spacing w:after="80"/>
+        <w:jc w:val="left"/>
+      </w:pPr>
+      <w:hyperlink r:id="rId17">
+        <w:r>
+          <w:rPr>
+            <w:color w:val="0000FF"/>
+            <w:u w:val="single"/>
+          </w:rPr>
+          <w:t>Read more</w:t>
+        </w:r>
+      </w:hyperlink>
+    </w:p>
+    <w:p>
+      <w:pPr>
+        <w:spacing w:after="120"/>
+        <w:jc w:val="center"/>
+      </w:pPr>
+      <w:r>
+        <w:drawing>
+          <wp:inline xmlns:a="http://schemas.openxmlformats.org/drawingml/2006/main" xmlns:pic="http://schemas.openxmlformats.org/drawingml/2006/picture">
+            <wp:extent cx="4389120" cy="4389120"/>
+            <wp:docPr id="6" name="Picture 6"/>
+            <wp:cNvGraphicFramePr>
+              <a:graphicFrameLocks noChangeAspect="1"/>
+            </wp:cNvGraphicFramePr>
+            <a:graphic>
+              <a:graphicData uri="http://schemas.openxmlformats.org/drawingml/2006/picture">
+                <pic:pic>
+                  <pic:nvPicPr>
+                    <pic:cNvPr id="0" name="image.png"/>
+                    <pic:cNvPicPr/>
+                  </pic:nvPicPr>
+                  <pic:blipFill>
+                    <a:blip r:embed="rId15"/>
+                    <a:stretch>
+                      <a:fillRect/>
+                    </a:stretch>
+                  </pic:blipFill>
+                  <pic:spPr>
+                    <a:xfrm>
+                      <a:off x="0" y="0"/>
+                      <a:ext cx="4389120" cy="4389120"/>
+                    </a:xfrm>
+                    <a:prstGeom prst="rect"/>
+                  </pic:spPr>
+                </pic:pic>
+              </a:graphicData>
+            </a:graphic>
+          </wp:inline>
+        </w:drawing>
+      </w:r>
+    </w:p>
+    <w:p>
+      <w:pPr>
+        <w:spacing w:after="120" w:line="276" w:lineRule="auto"/>
+        <w:jc w:val="both"/>
+      </w:pPr>
+      <w:r>
+        <w:rPr>
+          <w:rFonts w:ascii="Times New Roman" w:hAnsi="Times New Roman"/>
+          <w:sz w:val="24"/>
+        </w:rPr>
+        <w:t>- Economy - 1 min read The visit is aimed at exploring investment opportunities across priority sectors including manufacturing, renewable energy, green hydrogen, automobiles, food processing, GCCs, tourism and skill development, while strengthening economic and technology partnerships between UP and Japan. ETGovernment Desk - ETGovernment - Published On Jul 15, 2026 at 10:10 PM IST Select ETGovernment as Preferred Choice on Google Copy Link Share on WhatsApp Share on Linkedin Share on X Share on Telegram Share on Facebook Ahead of the visit, a 12-member delegation from Yamanashi Prefecture, led by Narendra Upadhyay, Advisor to the Prefectural Government, met officials at Invest UP in Lucknow to finalise the itinerary and business engagement plan. Lucknow: Uttar Pradesh is set to host one of its largest Japanese business delegations next month, with more than 200 chief executives from Japan, including companies from Yamanashi Prefecture , scheduled to visit the state from August 19 for a five-day investment outreach programme. The visit is aimed at exploring investment opportunities across priority sectors including manufacturing , renewable energy, green hydrogen, automobiles, food processing, Global Capability Centres (GCCs), tourism and skill development, while strengthening economic and technology partnerships between Uttar Pradesh and Japan. Advt Ahead of the visit, a 12-member delegation from Yamanashi Prefecture, led by Narendra Upadhyay, Advisor to the Prefectural Government, met officials at Invest UP in Lucknow to finalise the itinerary and business engagement plan. The visit follows Chief Minister Yogi Adityanath's recent outreach to Japan and is expected to build on discussions held during that tour. The preparatory meeting was chaired by Infrastructure and Industrial Development Commissioner (IIDC) Deepak Kumar and attended by Invest UP CEO Vijay Kiran Anand and Additional CEO Shashank Chaudhary. According to officials, the August programme will feature government-to-business (G2B) and business-to-business (B2B) meetings involving senior state officials, Japanese companies and industry stakeholders. The discussions will focus on facilitating investments in manufacturing, clean energy, green hydrogen, GCCs, automotive, food processing, and workforce collaboration. Officials said the visit could culminate in the signing of fresh memorandums of understanding (MoUs), issuance of Letters of Comfort (LoCs) and land allotments for proposed investment projects in the state. As part of the preparatory engagements, the Yamanashi delegation also met Tourism and Culture Minister Jaiveer Singh to discuss opportunities for expanding tourism and cultural cooperation. The discussions covered tourism infrastructure development, improved connectivity, heritage conservation, and potential investments in hospitality and wellness tourism. ETGovernment Desk , --&gt; - By - See more on: - Uttar Pradesh , - Japanese CEOs , - Yamanashi Prefecture , - investment opportunities , - manufacturing Telegram Facebook Comments What are your thoughts? Comment Now --&gt; Comment Now Read Comment (1) All Comments By commenting, you agree to the Prohibited Content Policy Post Find this Comment Offensive? Choose your reason below and click on the submit button. This will alert our moderators to take actions REASONS FOR REPORTING Foul Language Defamatory Inciting hatred against a certain community Out of Context / Spam Others Report Join the community of 2M+ industry professionals. Subscribe to Newsletter to get latest insights &amp; analysis in your inbox. All about ETGovernment industry right on your smartphone! - Download the ETGovernment App and get the Realtime updates and Save your favourite articles. Scan to download App --&gt;</w:t>
+      </w:r>
+    </w:p>
+    <w:p>
+      <w:pPr>
+        <w:pBdr>
+          <w:bottom w:val="single" w:sz="6" w:space="6" w:color="A6A6A6"/>
+        </w:pBdr>
+      </w:pPr>
+    </w:p>
+    <w:p/>
+    <w:p>
+      <w:pPr>
+        <w:spacing w:after="60"/>
+      </w:pPr>
+      <w:r>
+        <w:rPr>
+          <w:rFonts w:ascii="Times New Roman" w:hAnsi="Times New Roman"/>
+          <w:b/>
+          <w:sz w:val="26"/>
+        </w:rPr>
+        <w:t>5. Department of space moves to stem exodus from key Isro missions; at least 100 quit in past few months: So - The Times of India</w:t>
+      </w:r>
+    </w:p>
+    <w:p>
+      <w:pPr>
+        <w:spacing w:after="80"/>
+        <w:jc w:val="left"/>
+      </w:pPr>
+      <w:hyperlink r:id="rId18">
+        <w:r>
+          <w:rPr>
+            <w:color w:val="0000FF"/>
+            <w:u w:val="single"/>
+          </w:rPr>
+          <w:t>Read more</w:t>
+        </w:r>
+      </w:hyperlink>
+    </w:p>
+    <w:p>
+      <w:pPr>
+        <w:jc w:val="center"/>
+      </w:pPr>
+      <w:r/>
+    </w:p>
+    <w:p>
+      <w:pPr>
+        <w:spacing w:after="120" w:line="276" w:lineRule="auto"/>
+        <w:jc w:val="both"/>
+      </w:pPr>
+      <w:r>
+        <w:rPr>
+          <w:rFonts w:ascii="Times New Roman" w:hAnsi="Times New Roman"/>
+          <w:sz w:val="24"/>
+        </w:rPr>
+        <w:t>Department of space moves to stem exodus from key Isro missions; at least 100 quit in past few months: So The Times of India</w:t>
+      </w:r>
+    </w:p>
+    <w:p>
+      <w:pPr>
+        <w:pBdr>
+          <w:bottom w:val="single" w:sz="6" w:space="6" w:color="A6A6A6"/>
+        </w:pBdr>
+      </w:pPr>
+    </w:p>
+    <w:p/>
+    <w:p>
+      <w:pPr>
+        <w:spacing w:after="60"/>
+      </w:pPr>
+      <w:r>
+        <w:rPr>
+          <w:rFonts w:ascii="Times New Roman" w:hAnsi="Times New Roman"/>
+          <w:b/>
+          <w:sz w:val="26"/>
+        </w:rPr>
+        <w:t>6. Special YUVIKA Programme for Oman Students - ISRO</w:t>
+      </w:r>
+    </w:p>
+    <w:p>
+      <w:pPr>
+        <w:spacing w:after="80"/>
+        <w:jc w:val="left"/>
+      </w:pPr>
+      <w:hyperlink r:id="rId19">
+        <w:r>
+          <w:rPr>
+            <w:color w:val="0000FF"/>
+            <w:u w:val="single"/>
+          </w:rPr>
+          <w:t>Read more</w:t>
+        </w:r>
+      </w:hyperlink>
+    </w:p>
+    <w:p>
+      <w:pPr>
+        <w:jc w:val="center"/>
+      </w:pPr>
+      <w:r/>
+    </w:p>
+    <w:p>
+      <w:pPr>
+        <w:spacing w:after="120" w:line="276" w:lineRule="auto"/>
+        <w:jc w:val="both"/>
+      </w:pPr>
+      <w:r>
+        <w:rPr>
+          <w:rFonts w:ascii="Times New Roman" w:hAnsi="Times New Roman"/>
+          <w:sz w:val="24"/>
+        </w:rPr>
+        <w:t>July 15, 2026 YUva VIjyani KArayakram (YUVIKA) programme was conceived to impart basic knowledge on Space Technology, Space Science and Space Applications to young students. The Hon'ble Prime Minister, during his visit to Oman on 18th December, 2025, announced the organization of the YUVIKA programme for Omani students. Accordingly, ISRO planned one week residential programme at SDSC SHAR, Sriharikota and processed the same through MEA. In follow up the Ministry of Education, Sultanate of Oman, has nominated eight students and two observers from Omani schools to participate in the programme. The programme was inaugurated on 13th July, 2026 by Shri S Muthuchezian, Director, SDSC SHAR. The programme includes classroom training, practical demonstrations of experiments, hands-on experience with robotic kits, model rocketry, field visits and Interaction with ISRO scientists.</w:t>
+      </w:r>
+    </w:p>
+    <w:p>
+      <w:pPr>
+        <w:pBdr>
+          <w:bottom w:val="single" w:sz="6" w:space="6" w:color="A6A6A6"/>
+        </w:pBdr>
+      </w:pPr>
+    </w:p>
+    <w:p/>
+    <w:p>
+      <w:pPr>
+        <w:spacing w:after="60"/>
+      </w:pPr>
+      <w:r>
+        <w:rPr>
+          <w:rFonts w:ascii="Times New Roman" w:hAnsi="Times New Roman"/>
+          <w:b/>
+          <w:sz w:val="26"/>
+        </w:rPr>
+        <w:t>7. ISRO resignations: Govt tightens exit rules for Gaganyaan and other critical projects after 100+ reported - The Economic Times</w:t>
+      </w:r>
+    </w:p>
+    <w:p>
+      <w:pPr>
+        <w:spacing w:after="80"/>
+        <w:jc w:val="left"/>
+      </w:pPr>
+      <w:hyperlink r:id="rId20">
+        <w:r>
+          <w:rPr>
+            <w:color w:val="0000FF"/>
+            <w:u w:val="single"/>
+          </w:rPr>
+          <w:t>Read more</w:t>
+        </w:r>
+      </w:hyperlink>
+    </w:p>
+    <w:p>
+      <w:pPr>
+        <w:spacing w:after="120"/>
+        <w:jc w:val="center"/>
+      </w:pPr>
+      <w:r>
+        <w:drawing>
+          <wp:inline xmlns:a="http://schemas.openxmlformats.org/drawingml/2006/main" xmlns:pic="http://schemas.openxmlformats.org/drawingml/2006/picture">
+            <wp:extent cx="4389120" cy="2173559"/>
+            <wp:docPr id="7" name="Picture 7"/>
+            <wp:cNvGraphicFramePr>
+              <a:graphicFrameLocks noChangeAspect="1"/>
+            </wp:cNvGraphicFramePr>
+            <a:graphic>
+              <a:graphicData uri="http://schemas.openxmlformats.org/drawingml/2006/picture">
+                <pic:pic>
+                  <pic:nvPicPr>
+                    <pic:cNvPr id="0" name="image.png"/>
+                    <pic:cNvPicPr/>
+                  </pic:nvPicPr>
+                  <pic:blipFill>
+                    <a:blip r:embed="rId21"/>
+                    <a:stretch>
+                      <a:fillRect/>
+                    </a:stretch>
+                  </pic:blipFill>
+                  <pic:spPr>
+                    <a:xfrm>
+                      <a:off x="0" y="0"/>
+                      <a:ext cx="4389120" cy="2173559"/>
+                    </a:xfrm>
+                    <a:prstGeom prst="rect"/>
+                  </pic:spPr>
+                </pic:pic>
+              </a:graphicData>
+            </a:graphic>
+          </wp:inline>
+        </w:drawing>
+      </w:r>
+    </w:p>
+    <w:p>
+      <w:pPr>
+        <w:spacing w:after="120" w:line="276" w:lineRule="auto"/>
+        <w:jc w:val="both"/>
+      </w:pPr>
+      <w:r>
+        <w:rPr>
+          <w:rFonts w:ascii="Times New Roman" w:hAnsi="Times New Roman"/>
+          <w:sz w:val="24"/>
+        </w:rPr>
+        <w:t>Synopsis The Department of Space has tightened rules for scientists leaving ISRO. This action follows a significant number of scientists resigning from key projects. Previously, centre directors could approve these departures, but now DoS will decide. This move aims to retain experienced personnel and ensure project continuity. ISRO acknowledges attrition but states projects will continue as planned.</w:t>
+      </w:r>
+    </w:p>
+    <w:p>
+      <w:pPr>
+        <w:pBdr>
+          <w:bottom w:val="single" w:sz="6" w:space="6" w:color="A6A6A6"/>
+        </w:pBdr>
+      </w:pPr>
+    </w:p>
+    <w:p/>
+    <w:p>
+      <w:pPr>
+        <w:spacing w:after="60"/>
+      </w:pPr>
+      <w:r>
+        <w:rPr>
+          <w:rFonts w:ascii="Times New Roman" w:hAnsi="Times New Roman"/>
+          <w:b/>
+          <w:sz w:val="26"/>
+        </w:rPr>
+        <w:t>8. NASA Uses Subscale Aircraft to Accelerate Flight Innovation</w:t>
+      </w:r>
+    </w:p>
+    <w:p>
+      <w:pPr>
+        <w:spacing w:after="80"/>
+        <w:jc w:val="left"/>
+      </w:pPr>
+      <w:hyperlink r:id="rId22">
+        <w:r>
+          <w:rPr>
+            <w:color w:val="0000FF"/>
+            <w:u w:val="single"/>
+          </w:rPr>
+          <w:t>Read more</w:t>
+        </w:r>
+      </w:hyperlink>
+    </w:p>
+    <w:p>
+      <w:pPr>
+        <w:jc w:val="center"/>
+      </w:pPr>
+      <w:r/>
+    </w:p>
+    <w:p>
+      <w:pPr>
+        <w:spacing w:after="120" w:line="276" w:lineRule="auto"/>
+        <w:jc w:val="both"/>
+      </w:pPr>
+      <w:r>
+        <w:rPr>
+          <w:rFonts w:ascii="Times New Roman" w:hAnsi="Times New Roman"/>
+          <w:sz w:val="24"/>
+        </w:rPr>
+        <w:t>Testing new aerospace concepts in flight remains one of NASA's most effective ways to advance knowledge and reduce risk. The Dale Reed Subscale Flight Research Laboratory at NASA's Armstrong Flight Research Center in Edwards, California, supports this mission by using small, remotely piloted and autonomous aircraft as cost‑effective platforms to mature innovative ideas, accelerate learning, and enable smoother transitions to full‑scale flight. When experiments require a flight platform, several NASA remotely piloted aircraft are available: the Alta‑X quadrotor; the Dryden Remotely Operated Integrated Drone (DROID) with its 10‑foot wingspan; and the Multi‑Use Cub, a 14‑foot‑span fixed‑wing aircraft with an expandable payload capacity for flight experiments. For electric vertical takeoff and landing testing, the HQ‑90 quadrotor provides an additional option. Once aircraft and experiments are cleared for operations, laboratory pilots support the mission, including ground operations and flight activities. Justin Link, left, holds the subscale aircraft in place, while Justin Hall manages engine speed during preliminary engine tests on Friday, Sept. 12, 2025, at NASA's Armstong Flight Research Center in Edwards, California. Link is a pilot for small uncrewed aircraft systems at the center's Dale Reed Subscale Flight Research Laboratory and Hall is the chief pilot. NASA/Christopher LC Clark Flight expertise Each staff member serves as an experienced and certified subscale aircraft pilot and is prepared to fly unique one-of-a-kind or modified commercial aircraft wherever the mission requires. NASA's FireSense project conducted flights in the Geneva State Forest, located about 100 miles south of Montgomery, Alabama. NASA Armstrong flight research staff integrated the instrument onto an Alta-X drone and tested the system before deployment. Two team members then transported the drone and sensor to the forest, prepared the vehicle for flight, and operated it during the mission. The NASA sensor was flown on the drone to demonstrate how remotely piloted aircraft can gather localized weather data that influences smoke movement and fire behavior. This information may help operational agencies improve wildfire decision-making and better allocate firefighters and resources. Other missions occur closer to NASA Armstrong, such as the Enhancing Parachutes by Instrumenting the Canopy (EPIC) project. EPIC involved air‑launching a capsule containing a parachute and flexible sensor from the Alta‑X. Laboratory staff piloted the flights, supported flight operations, and worked with the EPIC team to design and integrate the parachute‑drop mechanism and safety system into the aircraft. These tests demonstrated that a flexible sensor could help researchers study supersonic parachutes. Continuation of this work can help fill gaps in computer models, making supersonic parachutes safer and more reliable for delivering science instruments and payloads to Mars. Justin Link, left, pilot for small uncrewed aircraft systems, and Justin Hall, chief pilot for small uncrewed aircraft systems, install weather instruments on NASA's Alta X drone at the agency's Armstrong Flight Research Center in Edwards, California. Members of the center's Dale Reed Subscale Flight Research Laboratory used the Alta X to support the agency's FireSense project in March 2025 for a prescribed burn in Geneva State Forest, which is about 100 miles south of Montgomery, Alabama. NASA/Steve Freeman Advancing challenging research The Dale Reed Subscale Flight Research Laboratory uses rapid design and testing capabilities to help small aircraft fly big ideas. These concepts could lead to future breakthroughs that support NASA's missions across aeronautics, science, and exploration. For decades, NASA and its partners have advanced Automatic Collision Avoidance Technology. The research demonstrated an autopilot could detect and recover from an imminent ground collision - a capability now helping save lives in high‑performance U.S. military jets. NASA Armstrong had key roles in that work and developed a simplified version, the Automatic Ground Collision Avoidance System, which was installed on the DROID for testing. The system demonstrated on the DROID - developed to assist general aviation pilots as well as remotely piloted and autonomous aircraft - performed well and led to further research toward a version that provides alerts and steering cues. The NASA Armstrong Technology Transfer Office is working to license the technology for U.S. businesses to develop the system as a commercial product. The Prandtl‑D (Preliminary Research Aerodynamic Design to Lower Drag) flying‑wing glider was also designed, fabricated, and flown at NASA Armstrong. Researchers found that its twisted wing design could reduce drag and generate thrust at the wingtips, advancing concepts that may support greater fuel economy for future aircraft. The original Prandtl‑D is now part of the Smithsonian National Air and Space Museum collection in Washington, and the Prandtl-D3 is at the California Science Center in Los Angeles. Researchers continue developing the next generation of the design in the laboratory. A wide range of capabilities in the laboratory help transform promising concepts into flight-ready test structures. These include rapid prototyping using traditional and advanced 3D manufacturing techniques, as well as composite and conventional fabrication processes. The team of engineers and technicians also provides custom component design and specialized fabrication to meet unique research needs. The laboratory supports electrical and mechanical design, hardware and software integration, and the safety and flight-readiness processes required for successful missions. Additional technical facilities, such as the Experimental Fabrication Branch and the Environmental Laboratory at NASA Armstrong, further enhance these capabilities. Together, they support development, testing, and validation activities that advance NASA's aeronautics and exploration goals.</w:t>
+      </w:r>
+    </w:p>
+    <w:p>
+      <w:pPr>
+        <w:pBdr>
+          <w:bottom w:val="single" w:sz="6" w:space="6" w:color="A6A6A6"/>
+        </w:pBdr>
+      </w:pPr>
+    </w:p>
+    <w:p/>
+    <w:p>
+      <w:pPr>
+        <w:spacing w:after="60"/>
+      </w:pPr>
+      <w:r>
+        <w:rPr>
+          <w:rFonts w:ascii="Times New Roman" w:hAnsi="Times New Roman"/>
+          <w:b/>
+          <w:sz w:val="26"/>
+        </w:rPr>
+        <w:t>9. NASA Study of Pristine Meteorite Adds to Story of Ancient Asteroids</w:t>
       </w:r>
     </w:p>
     <w:p>
@@ -675,7 +791,7 @@
       <w:r>
         <w:drawing>
           <wp:inline xmlns:a="http://schemas.openxmlformats.org/drawingml/2006/main" xmlns:pic="http://schemas.openxmlformats.org/drawingml/2006/picture">
-            <wp:extent cx="4389120" cy="2926080"/>
+            <wp:extent cx="4389120" cy="2623572"/>
             <wp:docPr id="8" name="Picture 8"/>
             <wp:cNvGraphicFramePr>
               <a:graphicFrameLocks noChangeAspect="1"/>
@@ -689,6 +805,95 @@
                   </pic:nvPicPr>
                   <pic:blipFill>
                     <a:blip r:embed="rId24"/>
+                    <a:stretch>
+                      <a:fillRect/>
+                    </a:stretch>
+                  </pic:blipFill>
+                  <pic:spPr>
+                    <a:xfrm>
+                      <a:off x="0" y="0"/>
+                      <a:ext cx="4389120" cy="2623572"/>
+                    </a:xfrm>
+                    <a:prstGeom prst="rect"/>
+                  </pic:spPr>
+                </pic:pic>
+              </a:graphicData>
+            </a:graphic>
+          </wp:inline>
+        </w:drawing>
+      </w:r>
+    </w:p>
+    <w:p>
+      <w:pPr>
+        <w:spacing w:after="120" w:line="276" w:lineRule="auto"/>
+        <w:jc w:val="both"/>
+      </w:pPr>
+      <w:r>
+        <w:rPr>
+          <w:rFonts w:ascii="Times New Roman" w:hAnsi="Times New Roman"/>
+          <w:sz w:val="24"/>
+        </w:rPr>
+        <w:t>C1 clasts in Hillsborough: On the left is a back-scattered electron image with two C1 748 clasts circled. On the right, an X-ray map of the same area as (A), indicating Na enrichment in 749 of the C1 clasts relative to the bulk of Hillsborough. Credit: NASA/SETI A meteorite recovered immediately upon its fall to Earth on July 16, 2024, is helping NASA scientists uncover new clues about ancient water, the chemical evolution of primitive asteroids, and the ingredients that may have helped make life possible throughout the early solar system. This rapid recovery began when an amateur astronomer in New Jersey quickly recognized that a newly fallen meteorite had landed on his property. Recognizing its scientific value and wearing protective gloves, he collected the fragments and stored them in aluminum foil and glass containers, which preserved delicate minerals and organic compounds that are often altered by moisture, weather, and contamination. As the meteorite fell to Earth, cameras across New Jersey captured its fiery passage through the atmosphere. Scientists used these observations to reconstruct the fireball's trajectory and, after recovering the meteorite, combined this data with laboratory analyses to determine where in the solar system the rock most likely originated. In a study published Wednesday in the journal Science Advances, researchers found evidence that ancient salty water altered minerals within the meteorite's parent asteroid, preserving unique minerals and a rich inventory of organic compounds. "When we have both a documented fireball and a quick recovery of its meteorite, we can learn not only what the rock is made of, but where it came from in the asteroid belt," said Peter Jenniskens, meteor astronomer at both NASA's Ames Research Center in California's Silicon Valley and the SETI Institute, and lead author of the study. Combined radar detections from the Hillsborough meteorite fall. The green line shows the fireball's projected path, while colored radar signatures show falling meteorite fragments drifting east-northeast with prevailing winds. Credit: NASA/Marc Fries Named for the township where it was recovered, the Hillsborough meteorite belongs to a class of carbon-rich meteorites known as CM carbonaceous chondrites. These primitive rocks preserve some of the oldest materials in the solar system, recording the chemical processes that shaped asteroids more than 4.5 billion years ago. While examining the unusually pristine meteorite, researchers found a mosaic of tiny broken-up rocks and noticed that some contained unusually high concentrations of sodium - an unexpected finding for this type of meteorite. The surprising signal prompted a closer investigation using powerful electron microscopes that allowed scientists to examine the meteorite from the millimeter scale down to individual atoms. By combining observations across multiple scales, researchers reconstructed the history of the minerals and the fluids that once flowed through them. These analyses revealed microscopic fractures filled with sodium-rich material left behind by ancient brines. Unlike pure water, brines contain dissolved salts that allow them to transport elements and chemically alter the rocks they move through. In the case of the Hillsborough sample, those ancient fluids altered the asteroid's minerals and left behind chemical evidence that remained preserved for billions of years. Scientists were also able to detect fragile sodium-carbonate salts that normally react with moisture in Earth's atmosphere before they can be studied. Jangmi Han, a paper co-author and mineralogist at NASA's Johnson Space Center in Houston, identified evidence of ancient brines preserved within microscopic fractures. Similar salts were identified in samples returned from the asteroids Bennu and Ryugu by NASA's OSIRIS-REx mission and JAXA's (Japan Aerospace Exploration Agency) Hayabusa2 mission. However,Hillsborough marks the first time the salts have been identified in a CM carbonaceous chondrite meteorite, offering a new glimpse into the surfaces of the primitive asteroids that produced these meteorites. Together, these findings suggest that ancient, salt-rich brines were more widespread among primitive asteroids than previously recognized, and provide scientists with new opportunities to compare how water altered different asteroid bodies across the early solar system. "The chips of the most salt-rich bits of this meteorite are quite comparable to the samples returned by the Hayabusa2 and OSIRIS-REx missions," said Mike Zolensky, a meteorite researcher at NASA Johnson and co-author of the study. "They're not identical. They're different in some very interesting ways, but they've seen very similar processes." Following the history of water through the solar system is an essential part of understanding the origin of life. Mike Zolensky Meteorite Researcher Scientists expected Hillsborough to contain a rich suite of organic compounds because it is a CM carbonaceous chondrite. What made the meteorite exceptional was how quickly it was recovered, allowing researchers to study those compounds before prolonged exposure to Earth's environment could contaminate the sample. "One of the big surprises for me when we analyzed a small chip of the Hillsborough meteorite was the complexity of amino acids and other organic compounds," said Danny Glavin, senior scientist in the Astrobiology Analytical Laboratory at NASA's Goddard Space Flight Center in Greenbelt, Maryland, and co-author of the study. Its diversity of amino acids and other organic compounds is, comparable to the Murchison meteorite, a nearly 100-kilogram carbonaceous chondrite that fell in Australia in 1969 and became the benchmark for extraterrestrial organic chemistry. "It's just more proof that the chemical building blocks of life could have been delivered - and are still being delivered - to Earth today by these carbonaceous asteroid fragments," said Glavin, who was a co-investigator on OSIRIS-REx, leading an international team that studied the organic composition of the samples delivered to Earth from asteroid Bennu in 2023. Understanding the Hillsborough meteorite required expertise from multiple scientific disciplines. Astronomers reconstructed the meteorite's journey through space, finding evidence that it may have originated from the Erigone asteroid family in the inner asteroid belt, home to the asteroid Donaldjohanson, which was visited in 2025 by NASA's Lucy spacecraft. Mineralogists identified evidence of ancient brines preserved within microscopic fractures, while organic chemists analyzed the meteorite's inventory of amino acids and other organic compounds. "Together, those complementary studies are helping scientists build one of the clearest pictures yet of how primitive asteroids such as the asteroid Erigone evolved chemically over billions of years," said Jenniskens. Researchers continue to study the Hillsborough meteorite, revealing new details about how water transformed primitive asteroids and shaped the early solar system. By tracing the history of water on primitive asteroids, scientists are learning how water and the chemical ingredients for life were distributed throughout the early solar system. "If you follow the water through the solar system, you're actually following life," Zolensky said. "Following the history of water through the solar system is an essential part of understanding the origin of life." For more information on NASA's astromaterials research and exploration, visit: https://science.nasa.gov/astromaterials Karen Fox / Molly Wasser Headquarters, Washington 240-285-5155 / 240-419-1732 karen.c.fox@nasa.gov / molly.l.wasser@nasa.gov Victoria Segovia NASA's Johnson Space Center, Houston 281-483-5111 victoria.segovia@nasa.gov</w:t>
+      </w:r>
+    </w:p>
+    <w:p>
+      <w:pPr>
+        <w:pBdr>
+          <w:bottom w:val="single" w:sz="6" w:space="6" w:color="A6A6A6"/>
+        </w:pBdr>
+      </w:pPr>
+    </w:p>
+    <w:p/>
+    <w:p>
+      <w:pPr>
+        <w:spacing w:after="60"/>
+      </w:pPr>
+      <w:r>
+        <w:rPr>
+          <w:rFonts w:ascii="Times New Roman" w:hAnsi="Times New Roman"/>
+          <w:b/>
+          <w:sz w:val="26"/>
+        </w:rPr>
+        <w:t>10. How NASA's Artemis III Lander Test Will Pave Way for Moon Landings</w:t>
+      </w:r>
+    </w:p>
+    <w:p>
+      <w:pPr>
+        <w:spacing w:after="80"/>
+        <w:jc w:val="left"/>
+      </w:pPr>
+      <w:hyperlink r:id="rId25">
+        <w:r>
+          <w:rPr>
+            <w:color w:val="0000FF"/>
+            <w:u w:val="single"/>
+          </w:rPr>
+          <w:t>Read more</w:t>
+        </w:r>
+      </w:hyperlink>
+    </w:p>
+    <w:p>
+      <w:pPr>
+        <w:spacing w:after="120"/>
+        <w:jc w:val="center"/>
+      </w:pPr>
+      <w:r>
+        <w:drawing>
+          <wp:inline xmlns:a="http://schemas.openxmlformats.org/drawingml/2006/main" xmlns:pic="http://schemas.openxmlformats.org/drawingml/2006/picture">
+            <wp:extent cx="4389120" cy="2926080"/>
+            <wp:docPr id="9" name="Picture 9"/>
+            <wp:cNvGraphicFramePr>
+              <a:graphicFrameLocks noChangeAspect="1"/>
+            </wp:cNvGraphicFramePr>
+            <a:graphic>
+              <a:graphicData uri="http://schemas.openxmlformats.org/drawingml/2006/picture">
+                <pic:pic>
+                  <pic:nvPicPr>
+                    <pic:cNvPr id="0" name="image.jpg"/>
+                    <pic:cNvPicPr/>
+                  </pic:nvPicPr>
+                  <pic:blipFill>
+                    <a:blip r:embed="rId26"/>
                     <a:stretch>
                       <a:fillRect/>
                     </a:stretch>
@@ -717,7 +922,7 @@
           <w:rFonts w:ascii="Times New Roman" w:hAnsi="Times New Roman"/>
           <w:sz w:val="24"/>
         </w:rPr>
-        <w:t>Relatively low tidal waters expose sandflats and mudflats in the Bijagós Archipelago of Guinea-Bissau in this image acquired on November 28, 2025, with the OLI (Operational Land Imager) on Landsat 8 . These coastal landforms support an array of invertebrates, making the archipelago a popular stopover for migratory shorebirds. NASA Earth Observatory/Lauren Dauphin Twice each day, tides ebb and flow through a maze of sandy channels, mudflats, and mangrove forests that flank the 88 islands and islets of Guinea-Bissau's Bijagós Archipelago (Arquipélago dos Bijagós in Portuguese). Seen from above, the process leads to stark changes to the landscape: around low tide, intertidal mudflats and sandflats emerge from the sea, causing islands to grow significantly before shrinking again hours later. The perpetual rhythm of the tides sustains outpourings of marine life in an archipelago that, as of 2025, was inscribed as a UNESCO World Heritage site. The site protects the only active deltaic archipelago on Africa's Atlantic coast, a place where tides, river sediments, coastal upwelling, and coastal currents come together to shape unusually productive and biodiverse island ecosystems. UNESCO estimates that the islands support some 870,000 migratory shorebirds, making this one of the most important feeding areas for birds in West Africa along the East Atlantic Flyway. Hundreds of species of birds dine on a potpourri of marine worms, crustaceans, mollusks, and small fish found on mudflats exposed by low tides. During high tides, manatees, dolphins, and schools of fish move closer to the islands, pushing deeper into the mangrove forests that ring them, and tens of thousands of sea turtles swim inland to sandy beaches as they hunt for nesting sites. A huge population of green sea turtles nests on the tiny island of Poilão, part of the João Vieira and Poilão Marine National Park. After hatching, young turtles make perilous nighttime dashes to the water, often pursued by crabs, lizards, and birds. Once they reach the water, baby sea turtles face an array of predators, including jacks, barracudas, groupers, and snappers that patrol shallow waters as well as tuna, mackerel, sharks, and rays in deeper waters. According to some estimates, less than 1 percent of green sea turtle hatchlings survive to adulthood. A 2025 analysis of the region's tides explored why the archipelago has some of the largest tidal ranges in West Africa. The researchers concluded that the region's wide, shallow shelf and the estuary's geometry combine to create a tidal range of up to 7 meters (23 feet), compared to about 1 meter (3 feet) in many other parts of the West African coast. The scientists used altimetry data from the NASA/CNES TOPEX/Poseidon, Jason-1, and Jason-2 satellites to help validate their findings. NASA Earth Observatory images by Lauren Dauphin, using Landsat data from the U.S. Geological Survey. Story by Adam Voiland. Downloads November 28, 2025 References &amp; Resources</w:t>
+        <w:t>Before Artemis astronauts land on the Moon's surface in 2028, NASA will conduct the Artemis III demonstration mission in 2027, allowing teams on Earth and in orbit to practice rendezvous and docking operations between commercial human landing systems and the Orion spacecraft. Data from that mission, along with future uncrewed demonstration missions at the Moon, will support astronaut safety and mission success for crewed lunar landings. NASA is working with two American companies to develop the human landing systems that will safely transport astronauts from lunar orbit to the Moon's surface and back for future Artemis missions. For Artemis III, both SpaceX and Blue Origin will fly test versions, or test articles, of the crewed landers that will be used for future Moon landings. The lander test articles will launch by commercial rockets, while the Artemis III crew will launch to low Earth orbit in Orion atop the agency's SLS (Space Launch System) rocket. Stage setting for crewed flights NASA and the human landing system providers have been working closely together to plan and determine capabilities for the Artemis III mission. With missions fast approaching, both SpaceX and Blue Origin are optimizing hardware availability and capability. SpaceX plans to use the company's latest version of Starship and basis of the future Starship HLS, called Version 3, while Blue Origin will test their planned HLS crew cabin, allowing each company to apply lessons learned prior to uncrewed and crewed missions on the Moon. "Each human landing system provider has taken a different approach to the Artemis III mission," said Steve Creech, program manager, Human Landing System Program, NASA's Marshall Space Flight Center in Huntsville, Alabama. "Ultimately, SpaceX and Blue Origin have put forward a list of aggressive objectives and goals intended to complement upcoming uncrewed demonstration missions at the Moon so that we can gain both understanding and confidence in the spacecraft and launch vehicles prior to a crewed landing. The lander prototype designs will inform future development efforts and will continue to mature over the next year." For the Artemis III mission, the Blue Moon test lander will be based on Blue Origin's current architecture for its Mark 2 crew lander, incorporating all the major avionics and flight software and control systems to ensure flight operations from this demonstration mission can directly translate to crewed lunar flights. Up to two crew members, donning orange Orion crew survival system suits, will open the hatch to enter the Blue Origin test lander. The production hardware must incorporate many of the same systems and subsystems, including an Environmental Control and Life Support System (ECLSS), a crew cabin, and avionics. These artist's concepts depict Blue Origin's Blue Moon Mark 2 human landing system test article in Earth orbit and docked with NASA's Orion spacecraft as part of NASA's upcoming Artemis III demonstration mission in low Earth orbit. Blue Origin These artist's concepts depict Blue Origin's Blue Moon Mark 2 human landing system test article in Earth orbit and docked with NASA's Orion spacecraft as part of NASA's upcoming Artemis III demonstration mission in low Earth orbit. Blue Origin The Blue Origin lander also will fly with an instrumented lunar surface spacesuit mass simulator. Like the suited "Moonikin" manikin that flew aboard Orion during the uncrewed Artemis I test flight, the low-fidelity spacesuit mass simulator will provide real-time feedback about the environment within the Blue Moon crew cabin. SpaceX's Starship lander test article will use a Starship Version 3, currently in production and testing, with an added docking system installed on the nose of the 171-foot (52-m) spacecraft, enabling NASA and SpaceX to evaluate how the entire integrated stack of Orion and the Starship test lander interact. NASA and SpaceX are identifying controllability and communications tests for the Artemis III mission. Astronauts will not enter the Starship test lander during Artemis III. These artist's concepts depict NASA's Orion spacecraft and SpaceX's Starship human landing system test article during docking operations as part of NASA's upcoming Artemis III demonstration mission in low Earth orbit. SpaceX These artist's concepts depict NASA's Orion spacecraft and SpaceX's Starship human landing system test article during docking operations as part of NASA's upcoming Artemis III demonstration mission in low Earth orbit. SpaceX Launch cadence NASA, SpaceX, and Blue Origin will launch three of the world's most powerful rockets within a short timeframe of one another, exercising ground processing, launch crews, and facilities as well as control centers, networking, and data exchange at key sites across the country during two separate, back-to-back rendezvous and docking maneuvers between Orion and the lander test articles, before a safe splashdown of the Artemis III crew in Orion. "Artemis III will be a highly choreographed dance with a demanding launch sequence across multiple launch pads and equally demanding mission operations for our ground and flight crews, making it one of the most complex and ambitious missions NASA has ever undertaken," said Jeremy Parsons, Artemis program manager. "The demonstration mission will set the stage before our next giant leap. NASA's expertise in systems engineering and integration, as well as launch and mission operations in low Earth orbit, will bring the mission together." For future crewed missions to the Moon, NASA and one of the commercial lander partners will execute a "dual launch campaign," prepositioning the lander in orbit to await a crewed Orion, launched on SLS. Launching the three rockets in succession of one another for Artemis III offers a unique opportunity to practice launch processing and operations. Blue Origin's lander test article is planned to launch first and will be able to loiter in space for up to 30 days, allowing for checkouts in orbit prior to the launch of SLS and Orion from Launch Complex 39B at NASA's Kennedy Space Center in Florida. The Blue Origin test article will launch at a set trajectory to meet a designated "parking" orbit for these systems checks. Artemis III will be a highly choreographed dance with a demanding launch sequence across multiple launch pads and equally demanding mission operations for our ground and flight crews, making it one of the most complex and ambitious missions NASA has ever undertaken. Jeremy Parsons Artemis program manager Following the completion of Blue Origin's rendezvous and docking operations testing and the Artemis III crewed launch on SLS, SpaceX will launch its Starship lander test article to rendezvous with Orion and its crew for its phase of on-orbit testing. Throughout the Artemis III mission, Orion will fly in a circular orbit. All three rockets will have more launch opportunities than are available for a lunar mission and will be able to reach the designated mission altitude in a single launch. Docking operations During docking and undocking operations, Orion and the Artemis III crew will use the lander test articles as the targets, while Orion will operate as the chaser spacecraft. This is the same configuration planned for future crew landing mission to the Moon. NASA will ensure both test landers are mission ready and crew safe prior to Artemis III. These verifications will be based on functional and performance requirements for the test lander designs and hazard controls for hardware and software, ensuring the Artemis III astronauts inside Orion are safe throughout both docking phases of the mission. SpaceX and Blue Origin have already tested their docking capabilities for their respective landers on the ground. SpaceX's docking capability was qualified in 2023; Blue Origin conducted development ground testing on its pressurized docking system earlier this year. A key difference between the docking capabilities of both lander test articles will be the location of docking. Orion will dock along the side of the Blue Moon test lander, adjacent to the crew cabin. Later, Orion will dock nose-to-nose with the giant SpaceX test lander. Software testing between spacecrafts will help demonstrate that the commercial human landing system prototypes and Orion can meet at a precise time and location in space. When Orion docks with the Blue Moon test lander, the Orion spacecraft's software will control the docked spacecraft. Meanwhile, the SpaceX test article will control the docked spacecraft for the second portion of the mission. During the docking phases, teams with NASA and the commercial partners will be able to test hardware and software interoperability, as well as dynamics of how the integrated lander-Orion spacecraft moves in space. Through the Artemis program, NASA will send astronauts to explore the Moon for scientific discovery, economic benefits, and to build the foundation for the first crewed missions to Mars - for the benefit of all. News Media Contact AmberJacobson Headquarters, Washington 240.298.1832 amber.c.jacobson@nasa.gov Corinne Beckinger Marshall Space Flight Center, Huntsville, Ala. 256-544-0034 corinne.m.beckinger@nasa.gov</w:t>
       </w:r>
     </w:p>
     <w:p>
@@ -738,96 +943,7 @@
           <w:b/>
           <w:sz w:val="26"/>
         </w:rPr>
-        <w:t>8. NASA Welcomes Serbia as Newest Artemis Accords Signatory</w:t>
-      </w:r>
-    </w:p>
-    <w:p>
-      <w:pPr>
-        <w:spacing w:after="80"/>
-        <w:jc w:val="left"/>
-      </w:pPr>
-      <w:hyperlink r:id="rId25">
-        <w:r>
-          <w:rPr>
-            <w:color w:val="0000FF"/>
-            <w:u w:val="single"/>
-          </w:rPr>
-          <w:t>Read more</w:t>
-        </w:r>
-      </w:hyperlink>
-    </w:p>
-    <w:p>
-      <w:pPr>
-        <w:spacing w:after="120"/>
-        <w:jc w:val="center"/>
-      </w:pPr>
-      <w:r>
-        <w:drawing>
-          <wp:inline xmlns:a="http://schemas.openxmlformats.org/drawingml/2006/main" xmlns:pic="http://schemas.openxmlformats.org/drawingml/2006/picture">
-            <wp:extent cx="4389120" cy="3291840"/>
-            <wp:docPr id="9" name="Picture 9"/>
-            <wp:cNvGraphicFramePr>
-              <a:graphicFrameLocks noChangeAspect="1"/>
-            </wp:cNvGraphicFramePr>
-            <a:graphic>
-              <a:graphicData uri="http://schemas.openxmlformats.org/drawingml/2006/picture">
-                <pic:pic>
-                  <pic:nvPicPr>
-                    <pic:cNvPr id="0" name="image.jpg"/>
-                    <pic:cNvPicPr/>
-                  </pic:nvPicPr>
-                  <pic:blipFill>
-                    <a:blip r:embed="rId26"/>
-                    <a:stretch>
-                      <a:fillRect/>
-                    </a:stretch>
-                  </pic:blipFill>
-                  <pic:spPr>
-                    <a:xfrm>
-                      <a:off x="0" y="0"/>
-                      <a:ext cx="4389120" cy="3291840"/>
-                    </a:xfrm>
-                    <a:prstGeom prst="rect"/>
-                  </pic:spPr>
-                </pic:pic>
-              </a:graphicData>
-            </a:graphic>
-          </wp:inline>
-        </w:drawing>
-      </w:r>
-    </w:p>
-    <w:p>
-      <w:pPr>
-        <w:spacing w:after="120" w:line="276" w:lineRule="auto"/>
-        <w:jc w:val="both"/>
-      </w:pPr>
-      <w:r>
-        <w:rPr>
-          <w:rFonts w:ascii="Times New Roman" w:hAnsi="Times New Roman"/>
-          <w:sz w:val="24"/>
-        </w:rPr>
-        <w:t>Serbia's Minister of Foreign Affairs Marko Đurić, right, shakes hands with NASA Deputy Administrator Matt Anderson, left, after signing the Artemis Accords Thursday, July 16, at NASA Headquarters in Washington. NASA/Keegan Barber The Republic of Serbia signed the Artemis Accords Thursday during a ceremony hosted by NASA at the agency's Headquarters in Washington, becoming the 69th nation to join a large community of like-minded nations committed to the peaceful, transparent, and responsible exploration of space. "Serbia's connection to NASA reaches back to the Apollo program, when the work of Serbian engineers helped make some of humanity's greatest achievements in space possible," said NASA Deputy Administrator Matt Anderson. "Among them was Milojko 'Mike' Vučelić, who was awarded the Presidential Medal of Freedom for the critical role he played in bringing the Apollo 13 crew safely home. Their story stands as a reminder that the greatest achievements in space are made possible by talented people working together." The broader team of Serbian American engineers played key roles during the Apollo era across systems engineering, propulsion, power systems, spacecraft docking, electronics reliability, and mission coordination. Their expertise supported critical functions ranging from lunar landing analysis to safe spacecraft docking. Serbia's Minister of Foreign Affairs Marko Đurić signed the Artemis Accords on behalf of the country. "The great beyond has always inspired humanity to achieve its greatest feats - from the Roman 'per aspera ad astra' to Norman Vincent Peale's belief that if we aim for the Moon, we will at least land among the stars," said Đurić. "Those words feel especially fitting today. We come from a nation of great minds like Nikola Tesla and Milutin Milanković, but also from the legacy of David Vujic, one of the pioneers of the Apollo missions and a member of the 'Serbian Seven,' a group of engineers and technicians whose contributions to NASA helped make the Moon landing possible. In that spirit, we owe it to both our brave ancestors and our children to keep pushing toward new frontiers - to explore, to inspire one another, and to dare even greater things." By signing the Artemis Accords, nations open the door to opportunities for future lunar exploration with NASA, such as providing science and technology payloads for the U.S.-led Moon Base and CubeSats for upcoming Artemis missions, advancing humanity's return to the Moon, and shaping the Golden Age of space exploration and innovation. Ambassador of the Republic of Serbia to the United States Dragan Šutanovac; State Secretary for Serbia's Ministry of Science, Technological Development and Innovation Marija Gnjatović; and U.S. Department of State Assistant Secretary for Oceans and International Environmental and Scientific Affairs Wesley Brooks all participated in Serbia's signing ceremony. In 2020, NASA and the Department of State joined with seven other founding nations to establish the Artemis Accords, responding to the growing interest in lunar activities by both governments and private companies. They introduced the first set of practical principles aimed at enhancing the safety and coordination between nations as they explore the Moon, Mars, and beyond, committing nations to: explore peaceably and transparently render aid to those in need enable access to scientific data ensure activities do not interfere with those of others preserve historically significant sites and artifacts by developing best practices Five years later, President Donald J. Trump's National Space Policy directed NASA to establish a sustained lunar outpost. With this Moon Base, NASA is putting the principles of the Artemis Accords into practice, inviting every signatory to take part in the endeavor. More countries are expected to sign the Artemis Accords in the months and years ahead, as NASA continues its work to establish a safe, peaceful, and prosperous future in space. Learn more about the Artemis Accords at: https://www.nasa.gov/artemis-accords</w:t>
-      </w:r>
-    </w:p>
-    <w:p>
-      <w:pPr>
-        <w:pBdr>
-          <w:bottom w:val="single" w:sz="6" w:space="6" w:color="A6A6A6"/>
-        </w:pBdr>
-      </w:pPr>
-    </w:p>
-    <w:p/>
-    <w:p>
-      <w:pPr>
-        <w:spacing w:after="60"/>
-      </w:pPr>
-      <w:r>
-        <w:rPr>
-          <w:rFonts w:ascii="Times New Roman" w:hAnsi="Times New Roman"/>
-          <w:b/>
-          <w:sz w:val="26"/>
-        </w:rPr>
-        <w:t>9. NASA Study Finds Near-Earth Asteroid Is Actually Comet</w:t>
+        <w:t>11. Anil Menon Launches to Space Station</w:t>
       </w:r>
     </w:p>
     <w:p>
@@ -861,7 +977,7 @@
           <w:rFonts w:ascii="Times New Roman" w:hAnsi="Times New Roman"/>
           <w:sz w:val="24"/>
         </w:rPr>
-        <w:t>This artist's concept depicts a near-Earth asteroid with an elongated orbit. A few objects such as these can exhibit significant perturbations in their motion around the Sun and, like the asteroid 1998 SH2, could turn out to be regular comets with a weak tail and coma (the gas and dust around a comet's nucleus). NASA/JPL-Caltech New research led by scientists at NASA's Jet Propulsion Laboratory in Southern California has revealed the identity of a puzzling near-Earth object by precisely tracking its motion through space and using powerful observatories that image faint celestial objects. This object has a dual personality: Past images hadn't revealed obvious cometlike activity, suggesting it might be an asteroid, but its motion recently proved to be irregular like that of a comet. The scientists detailed their findings in a study published in the journal Nature Astronomy. The puzzle began on Aug. 28, 2025, when the object, provisionally known as the asteroid 1998 SH2, passed safely within 2 million miles (3 million kilometers) of our planet during its 4½-year orbit around the Sun. Researchers looking to observe 1998 SH2 with NASA's Deep Space Network (DSN) planetary radar system had calculated its position using data from previous orbits and factored in the effects that the gravity of the Sun and planets would have on its path. But when 1998 SH2 didn't show up where they expected, they realized that something unanticipated had been influencing the object's motion. Object tracking By using optical astrometry to precisely measure the object's position in the sky, the researchers were able to identify the cause. "After we measured the nongravitational perturbations affecting the motion of 1998 SH2 and recognized they weren't compatible with the object being an asteroid, we suspected the object could be an active comet," said Davide Farnocchia, a navigation engineer with NASA's Center for Near-Earth Object Studies at JPL and study lead. Although 1998 SH2's orbit around the Sun had been well-tracked from 1998 to 2016, the object had completed two solar orbits without additional observations by telescopes until the 2025 DSN attempts. Analyzing all observations collected since the object's discovery in 1998, researchers determined the perturbations to 1998 SH2's motion and hypothesized that the object may be generating a small thrust by venting gas into space, causing it to deviate from its predicted path. This venting results from the Sun heating ice mixed with rocky material, turning the ice into a gas. With regular comets, this activity forms a trademark bright tail and coma - the gas and dust surrounding a comet's nucleus. But when an object produces gas and dust in much smaller quantities, its tail and coma may not be detectable to most observatories. Tail, coma emerge The August 2025 close approach to Earth of 1998 SH2 provided the perfect opportunity for the paper's authors to gather observational evidence of visible cometary activity. They reached out to astronomers at the Canada-France-Hawaii Telescope, a 3.6-meter (12-foot) optical/infrared telescope near the summit of Mauna Kea, Hawaii, and the 1.5-meter (5-foot) European Southern Observatory's Danish Telescope in La Silla, Chile, to observe. Astronomers at the powerful European Southern Observatory's 8.2-meter (27-foot) Very Large Telescope on the Chilean mountain Cerro Paranal also tracked the object. "The images we collected from these observatories showed a weak but clear tail, thus confirming that 1998 SH2 is, in fact, a comet," said Olivier Hainaut, an astronomer with the European Southern Observatory and coauthor of the study. "That's how science works - you form a hypothesis, and you set out to test it. This data is exactly what was needed to confirm our hypothesis that 1998 SH2 was a comet." As an outcome of the investigation, 1998 SH2 will receive an additional comet provisional designation, P/1998 SH2. Planetary defense implications The research also sheds light on another, even more unusual, class of objects called dark comets. Like 1998 SH2, dark comets exhibit significant irregularities, or perturbations, in their trajectory but lack other visible evidence of comet activity - there's no coma, tail, or visible outgassing. These enigmatic objects fall into two distinct populations: larger ones with orbits similar to those of Jupiter-family comets (short period comets with highly elliptical, or eccentric, orbits), and smaller ones that orbit closer to the Sun. Since the 2016 discovery of the first dark comet, about a dozen more have been identified. The paper's authors suggest that many of the larger dark comets, which have orbits like 1998 SH2's, could turn out to be regular comets if astronomers get the right opportunity to observe them with powerful telescopes capable of imaging incredibly faint objects. And by analyzing the motion of all near-Earth objects using precision astrometry data, researchers may reveal more comets that were previously designated as asteroids if they exhibit cometlike nongravitational perturbations. "This work shows the importance of continuously tracking near-Earth objects," said Farnocchia. "Because of outgassing, the motion of comets is more significantly perturbed than that of asteroids. Detecting these perturbations can be an important diagnostic tool for planetary defense that will help understand which objects may be comets rather than asteroids, how their orbits evolve, and how that influences their Earth impact risks." Hunting for near-Earth objects NASA's upcoming Near-Earth Object (NEO) Surveyor will collect data that can be used to support this effort. The first space survey telescope to be built for planetary defense, this next-generation mission will seek out some of the hardest-to-find near-Earth objects, such as dark asteroids and comets that don't reflect much visible light. NASA's Center for Near Earth Object Studies, the Goldstone Solar System Radar Group, and NEO Surveyor all are managed by JPL and supported by the agency's Planetary Defense Coordination Office in Washington. Caltech in Pasadena manages JPL for NASA. The DSN receives programmatic oversight from the SCaN (Space Communications and Navigation) program office, also at NASA headquarters. More information about planetary radar, NASA's Center for Near Earth Object Studies, and near-Earth objects can be found at: https://www.jpl.nasa.gov/asteroid-watch News Media Contacts Ian J. O'Neill Jet Propulsion Laboratory, Pasadena, Calif. 818-354-2649 ian.j.oneill@jpl.nasa.gov Karen Fox / Molly Wasser NASA Headquarters, Washington 202-358-1600 karen.c.fox@nasa.gov / molly.l.wasser@nasa.gov 2026-046</w:t>
+        <w:t>NASA/John Kraus NASA astronaut candidate Anna Menon and her children watch as a Soyuz rocket launches to the International Space Station with NASA astronaut Anil Menon and Roscosmos cosmonauts Pyotr Dubrov and Anna Kikina, Tuesday, July 14, 2026, at the Baikonur Cosmodrome in Kazakhstan. The trio lifted off for the Soyuz MS-29 mission at 7:47 p.m. local time to begin their long-duration stay aboard the orbital outpost. During his stay on the station, Menon will conduct scientific research and technology demonstrations aimed at advancing human space exploration and benefiting life on Earth. Image credit: NASA/John Kraus</w:t>
       </w:r>
     </w:p>
     <w:p>
@@ -882,7 +998,7 @@
           <w:b/>
           <w:sz w:val="26"/>
         </w:rPr>
-        <w:t>10. SpaceX's Starship Flight 13 test launch aborts at last second (video)</w:t>
+        <w:t>12. NASA's Perseverance Rover Provides Sweeping View of Broom Point</w:t>
       </w:r>
     </w:p>
     <w:p>
@@ -908,7 +1024,7 @@
       <w:r>
         <w:drawing>
           <wp:inline xmlns:a="http://schemas.openxmlformats.org/drawingml/2006/main" xmlns:pic="http://schemas.openxmlformats.org/drawingml/2006/picture">
-            <wp:extent cx="4389120" cy="2469740"/>
+            <wp:extent cx="4389120" cy="1549908"/>
             <wp:docPr id="10" name="Picture 10"/>
             <wp:cNvGraphicFramePr>
               <a:graphicFrameLocks noChangeAspect="1"/>
@@ -929,7 +1045,7 @@
                   <pic:spPr>
                     <a:xfrm>
                       <a:off x="0" y="0"/>
-                      <a:ext cx="4389120" cy="2469740"/>
+                      <a:ext cx="4389120" cy="1549908"/>
                     </a:xfrm>
                     <a:prstGeom prst="rect"/>
                   </pic:spPr>
@@ -950,7 +1066,7 @@
           <w:rFonts w:ascii="Times New Roman" w:hAnsi="Times New Roman"/>
           <w:sz w:val="24"/>
         </w:rPr>
-        <w:t>Click for next article Starship wasn't quite ready to fly today (July 16). SpaceX tried to launch the Starship megarocket on its 13th test flight today but couldn't quite pull it off. Something went wrong just as the giant vehicle's 33 first-stage Raptor engines started to fire up, and an abort was triggered. "We'll take some time, dig into what triggered that abort once the booster was igniting to launch, and then we'll figure out what our path forward is going to be," SpaceX's Dan Huot said during the company's launch webcast today. SpaceX's second V3 Starship vehicle tries to launch on July 16, 2026. The attempt was aborted at the last second. (Image credit: SpaceX) It didn't take long for SpaceX to narrow in on the root cause and address it. "To be confident of a good flight, 2 Raptors will be removed &amp; replaced. Most probable launch timing is early next week," company founder and CEO Elon Musk said this evening via X , the social media platform he owns. Starship Flight 13 will fly from SpaceX's Starbase site in South Texas. Today's attempt occurred at 6:45 p.m. EDT (2245 GMT; 5:45 p.m. local time), right at the beginning of a 90-minute launch window. $39.99 at Amazon Starship Die Cast Rocket Model Was $47.99 Now $39.99 on Amazon. Even if you can't see SpaceX's Starship in person, you can score a model of your own. Standing at 13.77 inches (35 cm), this is a 1:375 ratio of SpaceX's Starship as a desktop model. The materials here are alloy steel and it weighs just 225g. Flight 13 will be the second test launch of Starship Version 3 (V3), an upgraded variant of the megarocket designed to get it up to operational status. V3's first jaunt, Flight 12 on May 22 , was mostly successful, but there were a few issues. For example, Starship's Super Heavy first stage didn't steer itself back for a controlled splashdown in the Gulf of Mexico as planned, and the Ship upper stage wasn't able to relight one of its Raptor engines in space. Starship V3 will get a second chance on Flight 13, whose goals are similar to those of Flight 12: Get Super Heavy down on target in the Gulf and send Ship most of the way around the world, for a controlled splashdown of its own off the coast of Western Australia. (Ship pulled that off on Flight 12.) There are a few new objectives, however. The most notable is the payload suite flying on Flight 13 - 20 of SpaceX's next-gen Starlink V3 internet satellites. The company wants to build a constellation of 100,000 Starlink V3 spacecraft in low Earth orbit using Starship, and Flight 13 will mark the satellites' first-ever trip to space. They won't stay up there, however; the spacecraft will be deployed on Ship's suborbital trajectory and will crash back to Earth after about 20 minutes, according to SpaceX. Six of the 20 Starlinks going up on Flight 13 will be equipped with cameras, to image Ship's heat shield. SpaceX did this with a couple of V2 Starlinks on Flight 12 as well. Editor's note: This story was updated at 9:38 p.m. ET on July 16 with information from an Elon Musk X post.</w:t>
+        <w:t>Description This view looking back up at the outside lip of the 490-foot-tall (150-meter-tall) rim of Jezero Crater was taken by the Mastcam-Z instrument aboard NASA's Perseverance on May 15, 2025, the 1,505th day, or sol, of the rover's mission to Mars. The bright-colored rocks exposed across the slope, running from middle left to middle right of the image, belong to a formation the science team calls the "Broom Point member," a 245-foot-thick (75-meter-thick) stack of ancient rock. This sequence of layered bedrock is likely more than 3.9 billion years old, making it among the oldest terrain ever examined by a Mars rover. Evidence uncovered by Perseverance indicates this thick section of rock was built by repeated asteroid strikes, with layers tilting at nearly vertical angles exceeding 80 degrees due to the subsequent colossal impacts that created the Isidis Basin and Jezero Crater. The rover's tracks are visible in the image, showing Perseverance's descent of the steep crater rim slope. Figure A Figure A includes annotations: Dashed yellow lines indicate upper and lower boundaries of the Broom Point member Black lines indicate rover traverses White circles indicate locations rover stopped for science collection Red icons indicate locations of cored samples collected by Perseverance: "Bell Island" on April 22, 2025 (Sol 1,483) and "Main River" on March 10, 2025 (Sol 1,441) NASA's Jet Propulsion Laboratory, which is managed for the agency by Caltech in Pasadena, California, built and manages operations of the Perseverance rover. Arizona State University leads the operations of the Mastcam-Z instrument, working in collaboration with Malin Space Science Systems in San Diego, on the design, fabrication, testing, and operation of the cameras, and in collaboration with the Niels Bohr Institute of the University of Copenhagen on the design, fabrication, and testing of the calibration targets. For more about Perseverance: science.nasa.gov/mission/mars-2020-perseverance/</w:t>
       </w:r>
     </w:p>
     <w:p>
@@ -971,7 +1087,7 @@
           <w:b/>
           <w:sz w:val="26"/>
         </w:rPr>
-        <w:t>11. SpaceX stacks massive Starship rocket ahead of today's Flight 13 test launch (video)</w:t>
+        <w:t>13. Perseverance's Trip to 'Broom Point'</w:t>
       </w:r>
     </w:p>
     <w:p>
@@ -997,7 +1113,7 @@
       <w:r>
         <w:drawing>
           <wp:inline xmlns:a="http://schemas.openxmlformats.org/drawingml/2006/main" xmlns:pic="http://schemas.openxmlformats.org/drawingml/2006/picture">
-            <wp:extent cx="4389120" cy="2468880"/>
+            <wp:extent cx="4389120" cy="1728216"/>
             <wp:docPr id="11" name="Picture 11"/>
             <wp:cNvGraphicFramePr>
               <a:graphicFrameLocks noChangeAspect="1"/>
@@ -1006,7 +1122,7 @@
               <a:graphicData uri="http://schemas.openxmlformats.org/drawingml/2006/picture">
                 <pic:pic>
                   <pic:nvPicPr>
-                    <pic:cNvPr id="0" name="image.jpg"/>
+                    <pic:cNvPr id="0" name="image.png"/>
                     <pic:cNvPicPr/>
                   </pic:nvPicPr>
                   <pic:blipFill>
@@ -1018,7 +1134,7 @@
                   <pic:spPr>
                     <a:xfrm>
                       <a:off x="0" y="0"/>
-                      <a:ext cx="4389120" cy="2468880"/>
+                      <a:ext cx="4389120" cy="1728216"/>
                     </a:xfrm>
                     <a:prstGeom prst="rect"/>
                   </pic:spPr>
@@ -1039,7 +1155,7 @@
           <w:rFonts w:ascii="Times New Roman" w:hAnsi="Times New Roman"/>
           <w:sz w:val="24"/>
         </w:rPr>
-        <w:t>Click for next article Update for 7:10 p.m. ET on July 16: SpaceX's Starship Flight 13 test launch aborted at the last second on July 16: Read our abort story . Starship is about to take to the skies on a bold new test flight of the world's most powerful rocket. After several days of testing, SpaceX has stacked and readied its massive Starship rocket for its 13th test flight . Liftoff is scheduled to occur today (July 16) during a 90-minute launch window that opens at 6:45 p.m. EDT (2245 GMT), from pad 2 at SpaceX's facility in Starbase, Texas. Both stages had been in their respective Starbase hangars for final checkouts following successful engine tests. Booster 40, the Super Heavy first stage launching on Starship Flight 13 , was returned to the pad yesterday (July 15). Ship 40, the mission's upper-stage spacecraft, was rolled from the hangar beginning yesterday evening. The rocket was stacked overnight, according to a SpaceX post on X , and now awaits prelaunch procedures ahead of the beginning of Flight 13's launch countdown. Starship is stacked at Starbase, Texas, ahead of its planned 13th test launch on July 16, 2026. (Image credit: SpaceX) Flight 13 will launch the second "Version 3" (V3) Starship, a new iteration featuring extensive design upgrades to help mature the rocket toward clearing the vehicle for official operation. Compared to its Version 2 predecessor, V3 is taller, carries more propellant, and has lost significant mass around its engine section due to upgraded avionics systems. V3 is also equipped with 33 of SpaceX's upgraded Raptor 3 engines on Super Heavy, and another six (three sea-level, three vacuum-optimized) Raptor 3s on Ship. Starship is designed for full reusability, with both Super Heavy and Ship capable of returning to their launch site for landing and refurbishment, which means making sure there's enough fuel in the tank to make the journey back. One critical upgrade for Starship V3 involves the propellant transfer docking ports that have been added to Ship's dorsal side (opposite the heat-shield tiles on its belly, or ventral side). Ship uses the majority of its fuel getting to space and will therefore require propellant transfers from various refueling flights in order to fly beyond low Earth orbit . NASA is eyeing the development progress of Starship very closely, with a vested interest in the spacecraft's yet-unproven ability to transfer and maintain the types of cryogenic fuels that power its Raptor 3s. NASA has contracted SpaceX to design a lunar lander version of Starship to return astronauts to the moon as a part of the agency's Artemis program , and effectively managing its onboard propellants is one of the requirements on NASA's checklist to certify the vehicle to fly with crews. $39.99 at Amazon Starship Die Cast Rocket Model Was $47.99 Now $39.99 on Amazon. Even if you can't see SpaceX's Starship in person, you can score a model of your own. Standing at 13.77 inches (35 cm), this is a 1:375 ratio of SpaceX's Starship as a desktop model. The materials here are alloy steel and it weighs just 225g. SpaceX plans to complete such a demonstration later this year in preparation for Artemis III , targeted for mid-to-late 2027, which will fly a crew of four aboard NASA's Orion spacecraft to dock with Ship in Earth orbit ahead of the program's first moon landing mission on Artemis IV in 2028. NASA contracted Blue Origin 's Blue Moon spacecraft as an additional Artemis lander, which will also launch to Earth orbit for docking operations with Orion during Artemis III. Starship's readiness to fly those future missions will largely be determined by the rocket's performance on Flight 13, and its subsequent test launches in the coming months. Today's launch aims to smooth over a few rough patches that the vehicle ran into during V3's debut on the mostly successful Flight 12 , which occurred on May 22. Those hiccups included Super Heavy failing to steer itself back to Earth for a controlled splashdown and Ship not relighting one of its Raptor engines in space as planned. Stacking Starship for Flight 13 pic.twitter.com/L4XN6gqgRtJuly 16, 2026 If all goes according to plan on today's launch, Super Heavy will perform a boostback burn and soft splashdown in the Gulf of Mexico. Ship will carry on with a suborbital trajectory, and is expected to release 20 Starlink V3 satellites - the first of the upgraded Starlinks to fly to space. Six of those spacecraft are equipped with cameras to inspect Ship's heat-shield tiles during flight. The satellites , though, will be on the same suborbital trajectory as Ship, and are expected to burn up during reentry through Earth's atmosphere . Ship is scheduled to perform a landing burn and soft splashdown of its own a little more than an hour after liftoff, and will meet a watery demise in the Indian Ocean.</w:t>
+        <w:t>Description This orbital map shows the path NASA's Perseverance Mars rover took to get to a location the science team has dubbed the "Broom Point member," a sequence of layered bedrock likely more than 3.9 billion years old. As planned, the rover landed inside Jezero Crater on Feb. 18, 2021. It investigated the crater's western delta and inlet river valley, Neretva Vallis, before summiting the crater rim in December 2024 following a rim-to-crest climb of 2,620 feet (800 meters). The Broom Point region is situated on the outer edge of the crater rim and was visited by the rover in mid-2025. The yellow dot indicates location where the rover took a selfie. NASA's Jet Propulsion Laboratory, which is managed for the agency by Caltech in Pasadena, California, built and manages operations of the Perseverance rover. Arizona State University leads the operations of the Mastcam-Z instrument, working in collaboration with Malin Space Science Systems in San Diego, on the design, fabrication, testing, and operation of the cameras, and in collaboration with the Niels Bohr Institute of the University of Copenhagen on the design, fabrication, and testing of the calibration targets. For more about Perseverance: science.nasa.gov/mission/mars-2020-perseverance/ JPL manages the Mars Reconnaissance Orbiter for NASA's Science Mission Directorate in Washington as part of NASA's Mars Exploration Program portfolio. Lockheed Martin Space in Denver built MRO and supports its operations. The University of Arizona, in Tucson, operates HiRISE, which was built by Ball Aerospace &amp; Technologies Corp., in Boulder, Colorado. For more information, visit: science.nasa.gov/mission/mars-reconnaissance-orbiter</w:t>
       </w:r>
     </w:p>
     <w:p>
@@ -1060,7 +1176,7 @@
           <w:b/>
           <w:sz w:val="26"/>
         </w:rPr>
-        <w:t>12. SpaceX launches 21 'data transport' satellites for US military (video, photos)</w:t>
+        <w:t>14. NASA's Perseverance Rover Reads Record of Ancient Mars Impacts</w:t>
       </w:r>
     </w:p>
     <w:p>
@@ -1069,6 +1185,61 @@
         <w:jc w:val="left"/>
       </w:pPr>
       <w:hyperlink r:id="rId32">
+        <w:r>
+          <w:rPr>
+            <w:color w:val="0000FF"/>
+            <w:u w:val="single"/>
+          </w:rPr>
+          <w:t>Read more</w:t>
+        </w:r>
+      </w:hyperlink>
+    </w:p>
+    <w:p>
+      <w:pPr>
+        <w:jc w:val="center"/>
+      </w:pPr>
+      <w:r/>
+    </w:p>
+    <w:p>
+      <w:pPr>
+        <w:spacing w:after="120" w:line="276" w:lineRule="auto"/>
+        <w:jc w:val="both"/>
+      </w:pPr>
+      <w:r>
+        <w:rPr>
+          <w:rFonts w:ascii="Times New Roman" w:hAnsi="Times New Roman"/>
+          <w:sz w:val="24"/>
+        </w:rPr>
+        <w:t>NASA's Perseverance took this selfie at "Witch Hazel Hill" on Jezero Crater's rim on May 10, 2025. The small dark hole in the rock in front of the rover is the borehole made when the rover collected the "Bell Island" sample. The small puff of dust left of center and below the horizon line is a dust devil. NASA/JPL-Caltech/MSSS NASA's Perseverance Mars rover has uncovered evidence that a 245-foot-thick (75-meter-thick) stack of ancient rock on the rim of Jezero Crater was built by repeated asteroid impacts. Referred to as the "Broom Point member" by the rover's science team, this sequence of layered bedrock is likely more than 3.9 billion years old, making it among the oldest terrain ever examined by a Mars rover. Released Wednesday in the Journal of Geophysical Research: Planets, the findings offer a window into one of the most tumultuous chapters in the history of the solar system. "Since leaving Jezero, Perseverance has been exploring a brand-new frontier, both geographically and geologically - a chapter of Martian time that predates the crater itself," said Ken Farley, Perseverance deputy project scientist at Caltech in Pasadena, California. "On Earth, our earliest geologic history has been fundamentally broken up, deformed, and erased by plate tectonics. Because Mars lacks plate tectonics to recycle its crust, this ancient record remains intact, giving us a rare glimpse into a geological time period that doesn't exist on our own planet." Reading between layers After ascending the western rim of Jezero Crater in late 2024, Perseverance began examining surrounding locations with its science instruments. Their data at Broom Point revealed six distinct rock types, including breccias - rocks composed of angular fragments - alternating with layers of fine-grained, pulverized rock dust. Rock fragments within the breccias are pocked with gas-bubble cavities, indicating they were once molten. The presence of tiny, dark, glassy beads within the layers offered an important clue about how these rocks formed. While volcanoes can produce similar glassy droplets, they rarely occur in such high abundance, pointing to asteroid impacts, instead, as the primary architect. In fact, the largest beads rival those flung out by the dinosaur-killing Chicxulub asteroid's impact on Earth. NASA's Perseverance rover captured its own tracks descending from the rim of Jezero Crater. The bright-colored rocks running from middle left to middle right of the image, a formation dubbed the "Broom Point member," are likely more than 3.9 billion years old, making them among the oldest terrain ever examined by a Mars rover. NASA/JPL-Caltech/ASU/MSSS The repetition of these distinct rock types multiple times throughout this thick sequence of rock indicates that high-energy impact events happened again and again across this region of early Mars. "The different rock layers are a record of variable-sized impacts occurring at different distances from where this rock sequence was accumulating," said Alex Jones, a Ph.D. student in planetary geology at Imperial College London and lead author of the paper. "Some large impacts took place very far away, some small impacts nearby. Their debris all ended up landing here, constructing this thick section of rock." How these layers formed may suggest an interaction with water or ice. Several of the layers look like they may have been formed by fast, ground-hugging debris flows. On Earth, these powerful, fluidlike surges can occur when molten rock hits water or ice that instantly flashes into steam. Cosmic one-two punch Some of Broom Point's layers tilt at angles exceeding 80 degrees - nearly vertical - which is far too steep to be caused by the impact that created Jezero Crater. Instead, scientists suspect a cosmic "one-two punch" shaped this landscape long ago. First, a colossal asteroid impact created the 1,200-mile-wide (1,900-kilometer-wide) Isidis Basin, one of the largest impact basins on Mars, upending and tilting the once-flat rock layers. Later, a second asteroid likely struck, forming Jezero Crater, which measures 28 miles (45 kilometers) across. This second impact fractured and uplifted the already-tilted rocks into the dramatic formations the rover sees today. To pin down exactly when these events took place, the Perseverance team collected two core samples, dubbed "Bell Island" and "Main River." If a future mission were to return them to Earth, laboratory dating could determine when and how often impacts were occurring on early Mars - and, by extension, the infant Earth, whose own early impact record has been erased by billions of years of plate tectonics. "During this violent era, it wasn't rain or snow falling from the sky, but an almost constant barrage of molten rock droplets and pulverized dust kicked up by asteroid impacts," said Jones. "If we can pin down the ages of these layers, it would be like reading a cosmic weather report from 4 billion years ago." This orbital map shows the path NASA's Perseverance Mars rover took from its 2021 landing site in Jezero Crater to the "Broom Point" location in mid-2025. NASA/JPL-Caltech/MRO/HIRISE/UA/ICL More about Perseverance NASA's Jet Propulsion Laboratory in Southern California, which is managed for the agency by Caltech, built and manages operations of the Perseverance rover on behalf of the agency's Science Mission Directorate in Washington, as part of NASA's Mars Exploration Program portfolio. Arizona State University leads the operations of the rover's Mastcam-Z instrument, working in collaboration with Malin Space Science Systems in San Diego, on the design, fabrication, testing, and operation of the cameras. SuperCam is led by Los Alamos National Laboratory in New Mexico, where the instrument's Body Unit was developed. The rover's SHERLOC (Scanning Habitable Environments with Raman and Luminescence for Organics and Chemicals) instrument was built at NASA JPL, and its WATSON (Wide Angle Topographic Sensor for Operations and eNgineering) camera was built at Malin Space Science Systems. For more information on NASA's Perseverance, visit: https://science.nasa.gov/mission/mars-2020-perseverance News Media Contacts DC Agle Jet Propulsion Laboratory, Pasadena, Calif. 818-393-9011 agle@jpl.nasa.gov Karen Fox / Alana Johnson NASA Headquarters, Washington 240-285-5155 / 202-672-4780 karen.c.fox@nasa.gov / alana.r.johnson@nasa.gov 2026-045</w:t>
+      </w:r>
+    </w:p>
+    <w:p>
+      <w:pPr>
+        <w:pBdr>
+          <w:bottom w:val="single" w:sz="6" w:space="6" w:color="A6A6A6"/>
+        </w:pBdr>
+      </w:pPr>
+    </w:p>
+    <w:p/>
+    <w:p>
+      <w:pPr>
+        <w:spacing w:after="60"/>
+      </w:pPr>
+      <w:r>
+        <w:rPr>
+          <w:rFonts w:ascii="Times New Roman" w:hAnsi="Times New Roman"/>
+          <w:b/>
+          <w:sz w:val="26"/>
+        </w:rPr>
+        <w:t>15. 'Full steam ahead': NASA ramps up prep for Artemis III astronaut launch in 2027</w:t>
+      </w:r>
+    </w:p>
+    <w:p>
+      <w:pPr>
+        <w:spacing w:after="80"/>
+        <w:jc w:val="left"/>
+      </w:pPr>
+      <w:hyperlink r:id="rId33">
         <w:r>
           <w:rPr>
             <w:color w:val="0000FF"/>
@@ -1099,7 +1270,7 @@
                     <pic:cNvPicPr/>
                   </pic:nvPicPr>
                   <pic:blipFill>
-                    <a:blip r:embed="rId33"/>
+                    <a:blip r:embed="rId34"/>
                     <a:stretch>
                       <a:fillRect/>
                     </a:stretch>
@@ -1128,96 +1299,7 @@
           <w:rFonts w:ascii="Times New Roman" w:hAnsi="Times New Roman"/>
           <w:sz w:val="24"/>
         </w:rPr>
-        <w:t>Click for next article Starship isn't the only SpaceX rocket flying today. A Falcon 9 rocket launched from California's Vandenberg Space Force Base today (July 16), carrying 21 satellites for the U.S. military's advanced new "Tranche 1 Transport Layer" (T1TL) constellation to orbit. Liftoff took place at 4:32 p.m. EDT (2032 GMT; 1:32 p.m. local California time). A SpaceX Falcon 9 rocket launches the Third Tranche 1 Mission for the U.S. Space Development Agency from Vandenberg Space Force Base in California on July 16, 2026. (Image credit: SpaceX) SpaceX's Starship megarocket - the biggest and most powerful launch vehicle ever built - is slated to make its 13th test flight a few hours later. It will lift off from the company's Starbase site in South Texas during a 90-minute window that opens at 6:45 p.m. EDT (2245 GMT; 5:45 p.m. local Texas time). SpaceX will stream that mission live, and Space.com will carry the feed . Coverage will begin about half an hour before launch. Today's Falcon 9 flight helps assemble the T1TL, a network in low Earth orbit (LEO) that will be operated by the U.S. Space Force 's Space Development Agency (SDA). The T1TL "will provide global communications access and deliver persistent regional encrypted connectivity in support of warfighter missions around the globe," SDA officials wrote in a explainer . The T1TL will eventually consist of 126 satellites, which will be built by York Space Systems, Lockheed Martin and Northrop Grumman. Sixty-three of the spacecraft have now launched to date, on three Falcon 9 launches from Vandenberg - one last September , another last October and today. These 126 spacecraft will be part of a larger LEO network that the SDA calls the Proliferated Warfighter Space Architecture. The PWSA is "a proliferated constellation of hundreds of optically linked small satellites, in low-Earth orbit (LEO), delivering capability at speed to the warfighter," SDA officials wrote in a Tranche 1 fact sheet . "SDA leverages spiral development to deploy and proliferate new capability into a new generation of the PWSA every two years, called a 'tranche,' to continually increase capability used by the warfighter," they added. The first stage of a SpaceX Falcon 9 rocket rests on a drone ship after launching the Third Tranche 1 Mission for the U.S. Space Development Agency on July 16, 2026. (Image credit: SpaceX) Previous Booster 1103 launches NROL-179 | 2 Starlink missions Everything went according to plan today, at least during the mission's early stages. The Falcon 9's first stage came back to Earth about 8.5 minutes after liftoff for a landing in the Pacific Ocean, on the drone ship "Of Course I Still Love You." According to a SpaceX mission description , it was the fourth flight for this particular booster, which is designated 1103. The Falcon 9's upper stage continued hauling the 21 satellites to LEO. We don't know when or exactly where they'll be deployed; the SpaceX mission description doesn't provide that information, and the company cut off its launch webcast shortly after booster landing at the request of the SDA. Editor's note: This story was updated at 4:44 p.m. ET on July 16 with news of successful launch and booster landing.</w:t>
-      </w:r>
-    </w:p>
-    <w:p>
-      <w:pPr>
-        <w:pBdr>
-          <w:bottom w:val="single" w:sz="6" w:space="6" w:color="A6A6A6"/>
-        </w:pBdr>
-      </w:pPr>
-    </w:p>
-    <w:p/>
-    <w:p>
-      <w:pPr>
-        <w:spacing w:after="60"/>
-      </w:pPr>
-      <w:r>
-        <w:rPr>
-          <w:rFonts w:ascii="Times New Roman" w:hAnsi="Times New Roman"/>
-          <w:b/>
-          <w:sz w:val="26"/>
-        </w:rPr>
-        <w:t>13. How NASA's Artemis III lander test will pave way for moon landings</w:t>
-      </w:r>
-    </w:p>
-    <w:p>
-      <w:pPr>
-        <w:spacing w:after="80"/>
-        <w:jc w:val="left"/>
-      </w:pPr>
-      <w:hyperlink r:id="rId34">
-        <w:r>
-          <w:rPr>
-            <w:color w:val="0000FF"/>
-            <w:u w:val="single"/>
-          </w:rPr>
-          <w:t>Read more</w:t>
-        </w:r>
-      </w:hyperlink>
-    </w:p>
-    <w:p>
-      <w:pPr>
-        <w:spacing w:after="120"/>
-        <w:jc w:val="center"/>
-      </w:pPr>
-      <w:r>
-        <w:drawing>
-          <wp:inline xmlns:a="http://schemas.openxmlformats.org/drawingml/2006/main" xmlns:pic="http://schemas.openxmlformats.org/drawingml/2006/picture">
-            <wp:extent cx="4389120" cy="4389120"/>
-            <wp:docPr id="13" name="Picture 13"/>
-            <wp:cNvGraphicFramePr>
-              <a:graphicFrameLocks noChangeAspect="1"/>
-            </wp:cNvGraphicFramePr>
-            <a:graphic>
-              <a:graphicData uri="http://schemas.openxmlformats.org/drawingml/2006/picture">
-                <pic:pic>
-                  <pic:nvPicPr>
-                    <pic:cNvPr id="0" name="image.jpg"/>
-                    <pic:cNvPicPr/>
-                  </pic:nvPicPr>
-                  <pic:blipFill>
-                    <a:blip r:embed="rId35"/>
-                    <a:stretch>
-                      <a:fillRect/>
-                    </a:stretch>
-                  </pic:blipFill>
-                  <pic:spPr>
-                    <a:xfrm>
-                      <a:off x="0" y="0"/>
-                      <a:ext cx="4389120" cy="4389120"/>
-                    </a:xfrm>
-                    <a:prstGeom prst="rect"/>
-                  </pic:spPr>
-                </pic:pic>
-              </a:graphicData>
-            </a:graphic>
-          </wp:inline>
-        </w:drawing>
-      </w:r>
-    </w:p>
-    <w:p>
-      <w:pPr>
-        <w:spacing w:after="120" w:line="276" w:lineRule="auto"/>
-        <w:jc w:val="both"/>
-      </w:pPr>
-      <w:r>
-        <w:rPr>
-          <w:rFonts w:ascii="Times New Roman" w:hAnsi="Times New Roman"/>
-          <w:sz w:val="24"/>
-        </w:rPr>
-        <w:t>Before Artemis astronauts land on the moon's surface in 2028, NASA will conduct the Artemis III demonstration mission in 2027, allowing teams on Earth and in orbit to practice rendezvous and docking operations between commercial human landing systems and the Orion spacecraft. Data from that mission, along with future uncrewed demonstration missions at the moon, will support ast...</w:t>
+        <w:t>Click for next article Two of the four RS-25 engines that will power the core stage of Artemis III's Space Launch System rocket. NASA is picking up the pace on its Artemis III mission preparations, pressing forward on multiple fronts to assemble launch vehicle hardware and beginning routine simulations inside Artemis mission control. The agency is "full steam ahead," according to a July 13 NASA update . Across Kennedy Space Center (KSC) in Florida, components of Artemis III's Space Launch System (SLS) rocket are coming together, undergoing tests and awaiting transportation for final integration ahead of next year's launch. NASA is targeting mid-to-late 2027 for Artemis III, which will launch four astronauts into low Earth orbit (LEO) aboard the Orion spacecraft . It will be the second crewed mission of NASA's Artemis program , which aims to establish a permanent human presence on the moon . Artemis III will be a critical stepping stone in NASA's lunar landing architecture, despite the mission not actually flying to the moon. Instead, SLS will launch Orion and its four-person crew into LEO for rendezvous and docking operations with the program's two commercial lunar lander vehicles: SpaceX 's Starship and Blue Origin 's Blue Moon spacecraft. With the completion of the massively successful Artemis II mission that flew astronauts around the moon in April and the second half of 2026 beginning to count down, NASA has shifted into full gear to complete assembly and testing of the hardware that will launch Artemis III . Several components for the mission's SLS rocket have arrived in the Vehicle Assembly Building (VAB) at KSC. The SLS core stage was delivered at the end of April , and it was connected with the rocket's engine block section in May. The first two of the core stage's four RS-25 engines arrived in June and will be installed on the SLS engine block once the remaining two are delivered, after which NASA plans to begin integration with the mobile launch platform (MLP) and launch operations tests. A temporary weather cap was also delivered in June, which will protect the stage when NASA transports it to the launch pad for tests before the full vehicle is stacked. The bottom segments of both SLS solid rocket boosters (SRBs) were delivered over the last week , and they have been mounted on the MLP, according to NASA's update. The upper SRB segments arrived at KSC via train in June and will undergo inspection and testing before the twin boosters are fully stacked. Per NASA: Artemis launch director Charlie Blackwell-Thompson participates in the launch countdown simulation on July 2, 2026, in Firing Room 1 of the Launch Control Center. Image credit: NASA/Chad Siwik Per NASA: Employees pose for a photograph following work inside the VAB to secure the left-hand aft assembly solid rocket booster segment to the mobile launcher at the VAB on July 9, 2026. Image credit: NASA/Ben Smegelsky Per NASA: The left-hand and right-hand aft assembly solid rocket booster segments for NASA's Artemis III SLS (Space Launch System) rocket are secured to the mobile launcher at the agency's Vehicle Assembly Building at NASA's Kennedy Space Center in Florida on July 11, 2026. Image credit: NASA/Frank Michaux Per NASA: Artemis III astronauts Randy Bresnik and Andre Douglas visit the Multi-Payload Processing Facility at NASA's Kennedy Space Center on July 10, 2026. Image credit: NASA/Cory Huston Inside KSC's Neil Armstrong Operations and Checkout Building, the Artemis III Orion is making significant progress - engineers have now finished installation of the spacecraft's heat shield. Artemis III will be the first Orion mission to use an upgraded heat shield, featuring design improvements gleaned from analysis of unexpected wear on the heat shield flown on Artemis I . Orion's service module is also currently inside the Operations and Checkout Building and recently completed acoustic testing. Both the service module and Orion capsule are now being prepared for joining and eventual transportation to the VAB for stacking. The pieces for Artemis III are coming together at @NASAKennedy.The twin solid rocket boosters? They're getting stacked.The launch team? They're simulating the countdown.The heat shield? It's now attached to the Orion spacecraft.Full steam ahead for Artemis III. pic.twitter.com/2f92kv6HEiJuly 13, 2026 On the personnel side of things, Artemis III team members at KSC have begun monthly launch simulation tests to hone procedures for SLS propellant loading, terminal count operations (the final 10 minutes prior to liftoff) and launch day operations. Those tests will continue regularly leading up to Artemis III's launch next year, according to NASA. As teams across NASA are busy readying all the pieces for Artemis III, others are looking ahead to the program's first lunar landing, planned for Artemis IV. That mission, scheduled for late 2028, will deliver a crew of astronauts to the surface of the moon for the first time since 1972. The SLS that will get them there is also coming together piece by piece.</w:t>
       </w:r>
     </w:p>
     <w:sectPr>

--- a/Space_News_17_07_2026.docx
+++ b/Space_News_17_07_2026.docx
@@ -155,7 +155,7 @@
           <w:b/>
           <w:sz w:val="26"/>
         </w:rPr>
-        <w:t>1. Excessive smartphone use affects memory &amp; relationships, warns psychologist</w:t>
+        <w:t>1. Over 100 scientists quit Isro, govt steps in to tighten exit norms amid mass resignations: Reports | India News - Hindustan Times</w:t>
       </w:r>
     </w:p>
     <w:p>
@@ -181,7 +181,7 @@
       <w:r>
         <w:drawing>
           <wp:inline xmlns:a="http://schemas.openxmlformats.org/drawingml/2006/main" xmlns:pic="http://schemas.openxmlformats.org/drawingml/2006/picture">
-            <wp:extent cx="4389120" cy="4389120"/>
+            <wp:extent cx="4389120" cy="2470379"/>
             <wp:docPr id="3" name="Picture 3"/>
             <wp:cNvGraphicFramePr>
               <a:graphicFrameLocks noChangeAspect="1"/>
@@ -190,7 +190,7 @@
               <a:graphicData uri="http://schemas.openxmlformats.org/drawingml/2006/picture">
                 <pic:pic>
                   <pic:nvPicPr>
-                    <pic:cNvPr id="0" name="image.png"/>
+                    <pic:cNvPr id="0" name="image.jpg"/>
                     <pic:cNvPicPr/>
                   </pic:nvPicPr>
                   <pic:blipFill>
@@ -202,7 +202,7 @@
                   <pic:spPr>
                     <a:xfrm>
                       <a:off x="0" y="0"/>
-                      <a:ext cx="4389120" cy="4389120"/>
+                      <a:ext cx="4389120" cy="2470379"/>
                     </a:xfrm>
                     <a:prstGeom prst="rect"/>
                   </pic:spPr>
@@ -223,7 +223,7 @@
           <w:rFonts w:ascii="Times New Roman" w:hAnsi="Times New Roman"/>
           <w:sz w:val="24"/>
         </w:rPr>
-        <w:t>PIONEER EDGE NEWS SERVICE/Dehradun From checking messages the moment a notification pops up to scrolling endlessly during free time, smartphones have become an inseparable part of daily life. Mental health experts, however, warn that excessive phone use is taking a toll on focus, memory and real-life relationships. A noted Dehradun-based psychologist, Bhagyalaxmi said that frequent notifications trigger the brain's system by creating an expectation of receiving new information, messages or social validation. "This encourages people to check their phones repeatedly, leading to a pattern that closely resembles behavioural addiction," she said. Sharing more, she said that constant interruptions make it harder for the brain to stay focused on one task for long. "Over time, excessive screen time may also affect memory as people increasingly depend on their phones instead of recalling information on their own. Regularly switching between apps and daily activities further reduces concentration and productivity," she warned. According to Bhagyalaxmi, warning signs of unhealthy smartphone dependence include feeling anxious without the phone, checking it repeatedly without any specific reason, being unable to reduce screen time, sleep disturbances and neglecting work, studies or personal relationships. Echoing the same view, a Dehradun user Sahil Mehra said that excessive phone use has reduced meaningful face-to-face conversations and weakened family interactions. "Even when people are sitting together, many remain busy looking at their screens instead of talking to one another," he said. Another user, Niharika Taak said that people now instinctively reach for their phones whenever they receive a notification or even when they are simply bored. "It has become a habit and we hardly realise it," she said. Bhagyalaxmi further warned that children and teenagers are more vulnerable to the effects of excessive smartphone use because their brains are still developing. She stressed that parents, schools and workplaces should encourage healthier digital habits by promoting offline activities, setting screen-time limits and creating device-free spaces. "If left unchecked, prolonged smartphone use may contribute to stress, anxiety, erratic sleep pattern and a decline in overall mental well-being," she cautioned.</w:t>
+        <w:t>As per media reports, this move from the Centre comes after around 100 scientists submitted their resignations. The memorandum further adds that all requests for resignation and retirement will now be referred to the Department of Space. Centre has directed Isro centres not to accept resignation or voluntary retirement requests from Group 'A' scientific and technical personnel associated with Gaganyaan and other key missions, according to an internal document issued on July 14, accessed by India Today. The Indian Space Research Organisation (ISRO) has reportedly been hit by mass resignations with with at least 100 scientists putting in their papers in recent months, prompting Centre to step in to tighten rules on voluntary exits and retirement, especially for those working on critical missions such as Gaganyaan. While the Department of Space has not officially disclosed the number of departures, the Times of India reported multiple Isro sources have stated that between 100 and 120 scientists may have resigned in recent months. Nearly 80 scientists have left the UR Rao Satellite Centre (URSC) in Karnataka's Bengaluru, while around 20 departures have been reported from the Vikram Sarabhai Space Centre (VSSC) in Kerala's Thiruvananthapuram, per the report. While sources confirmed 100 resignations, they added that the number could be around 120, TOI reported. Also Read | Road to Bharatiya Antariksh Station, Moon and beyond: ISRO shows how tech maturity accumulates Acknowledging the mass resignations, ISRO chairman V Narayana told the publication that the space organisation was prepared to deal with the departures. "Yes, a lot of people go, but that's part of every organisation. The move [memorandum] isn't only to retain, but also to ensure that important projects don't suffer all of a sudden. But if someone is still going, someone else will take responsibility. We're taking care of it," he was quoted as saying.</w:t>
       </w:r>
     </w:p>
     <w:p>
@@ -244,7 +244,7 @@
           <w:b/>
           <w:sz w:val="26"/>
         </w:rPr>
-        <w:t>2. UP has provided over 9 lakh govt jobs transparently since 2017: CM Yogi Adityanath</w:t>
+        <w:t>2. Higher pay, better opportunities, more recognition: Why scientists are leaving Isro - India Today</w:t>
       </w:r>
     </w:p>
     <w:p>
@@ -270,7 +270,7 @@
       <w:r>
         <w:drawing>
           <wp:inline xmlns:a="http://schemas.openxmlformats.org/drawingml/2006/main" xmlns:pic="http://schemas.openxmlformats.org/drawingml/2006/picture">
-            <wp:extent cx="4389120" cy="4389120"/>
+            <wp:extent cx="4389120" cy="2468880"/>
             <wp:docPr id="4" name="Picture 4"/>
             <wp:cNvGraphicFramePr>
               <a:graphicFrameLocks noChangeAspect="1"/>
@@ -279,7 +279,7 @@
               <a:graphicData uri="http://schemas.openxmlformats.org/drawingml/2006/picture">
                 <pic:pic>
                   <pic:nvPicPr>
-                    <pic:cNvPr id="0" name="image.png"/>
+                    <pic:cNvPr id="0" name="image.jpg"/>
                     <pic:cNvPicPr/>
                   </pic:nvPicPr>
                   <pic:blipFill>
@@ -291,7 +291,7 @@
                   <pic:spPr>
                     <a:xfrm>
                       <a:off x="0" y="0"/>
-                      <a:ext cx="4389120" cy="4389120"/>
+                      <a:ext cx="4389120" cy="2468880"/>
                     </a:xfrm>
                     <a:prstGeom prst="rect"/>
                   </pic:spPr>
@@ -312,7 +312,7 @@
           <w:rFonts w:ascii="Times New Roman" w:hAnsi="Times New Roman"/>
           <w:sz w:val="24"/>
         </w:rPr>
-        <w:t>- Governance - 3 min read The CM said Uttar Pradesh's demographic dividend would be central to achieving the state's ambition of becoming a $1-trillion economy, stressing that investments in skill development and industry-oriented training were critical to creating employment. ETGovernment Desk - ETGovernment - Published On Jul 15, 2026 at 10:56 PM IST Select ETGovernment as Preferred Choice on Google Copy Link Share on WhatsApp Share on Linkedin Share on X Share on Telegram Share on Facebook Chief minister Yogi Adityanath said the state has provided more than 9 lakh government jobs over the past nine years through a transparent recruitment process, while over 3.25 crore youth, artisans and entrepreneurs have been linked to employment and self-employment opportunities. Lucknow: Uttar Pradesh Chief Minister Yogi Adityanath on Tuesday said that his government has provided more than 9 lakh government jobs through a transparent recruitment process over the past nine years. Addressing a felicitation ceremony for youth trained under the Uttar Pradesh Skill Development Mission and Industrial Training Institutes (ITIs) on the occasion of World Youth Skills Day , the chief minister said the state has provided more than 9 lakh government jobs over the past nine years through a transparent recruitment process, while over 3.25 crore youth, artisans and entrepreneurs have been linked to employment and self-employment opportunities. Advt The chief minister said Uttar Pradesh's demographic dividend would be central to achieving the state's ambition of becoming a $1-trillion economy, stressing that investments in skill development and industry-oriented training were critical to creating employment. He said the state's Industrial Training Institutes and skill development centres are expanding training beyond conventional trades to emerging technologies such as artificial intelligence, robotics, drone technology, 3D printing and semiconductor manufacturing. According to him, these programmes will be extended beyond major urban centres to districts including Mahoba, Chitrakoot, Sonbhadra, Ballia and Bahraich. Adityanath also highlighted the state's industrial ecosystem, saying Uttar Pradesh now has around 96 lakh MSME units that form the backbone of its economy. He said traditional sectors such as Moradabad's brassware, Firozabad's glass industry, Bhadohi's carpets, Lucknow's chikankari, Banarasi textiles and Azamgarh's black pottery have received renewed policy support under the current government. Referring to defence manufacturing, the chief minister said the BrahMos missile production facility being developed in Lucknow has already generated employment for around 500 ITI, polytechnic and engineering graduates from across Uttar Pradesh. He said the project was retained in Lucknow to maximise employment opportunities for local youth. Strengthening overseas employment initiatives Adityanath also announced that the government is strengthening overseas employment initiatives by providing language training for countries such as Japan, enabling skilled youth to access international job opportunities. He said industrial and employment zones named after Sardar Vallabhbhai Patel are being planned across districts through coordination between the MSME, Skill Development, Vocational Education, Labour and Employment departments to encourage entrepreneurship and job creation. Urging young people to become job creators rather than job seekers, the chief minister said demand for skilled workers was growing across sectors including electronics, advanced manufacturing, digital services, piped natural gas and the Har Ghar Nal Yojana. During the event, Adityanath felicitated youth trained under the state's skill development programmes and interacted with beneficiaries showcasing products developed through vocational training. UPSDM launches digital skilling platforms At the World Youth Skills Day programme in Lucknow, Minister of State (Independent Charge) for Vocational Education, Skill Development and Entrepreneurship Kapil Dev Agrawal inaugurated Kaushal Setu, a digital portal of the Uttar Pradesh Skill Development Mission (UPSDM) that will enable the online registration and empanelment of training partners. The platform digitises the entire application process, including document submission, with the objective of reducing paperwork and improving transparency. The minister also launched Kaushal Sarathi, a portal that allows young people to locate district-wise training centres, courses and authorised training partners through an interactive digital map. The platform provides information on training centre locations, contact details and available programmes, helping candidates identify suitable skill courses. During the event, UPSDM signed memorandums of understanding with KLK Private Limited and Winsome Textile Industries Ltd to provide industry-led training and placement opportunities in sectors such as robotics, artificial intelligence and textiles. A coffee table book titled Skilling the Future Uttar Pradesh: Journey from Training to Transformation was also released, showcasing the state's skill development initiatives and outcomes. ETGovernment Desk , --&gt; - By - See more on: - Uttar Pradesh government jobs , - Yogi Adityanath employment initiatives , - skill development training , - Uttar Pradesh Skill Development Mission , - World Youth Skills Day Telegram Facebook Comments What are your thoughts? Comment Now --&gt; Comment Now Read Comment (1) All Comments By commenting, you agree to the Prohibited Content Policy Post Find this Comment Offensive? Choose your reason below and click on the submit button. This will alert our moderators to take actions REASONS FOR REPORTING Foul Language Defamatory Inciting hatred against a certain community Out of Context / Spam Others Report Join the community of 2M+ industry professionals. Subscribe to Newsletter to get latest insights &amp; analysis in your inbox. All about ETGovernment industry right on your smartphone! - Download the ETGovernment App and get the Realtime updates and Save your favourite articles. Scan to download App --&gt;</w:t>
+        <w:t>India's space programme is facing an unexpected challenge, not from failed launches or technical setbacks, but from a growing exodus of experienced scientists from the Indian Space Research Organisation (Isro). Over 100 scientists have either resigned or taken voluntary retirement from the space agency within the last few months. The Department of Space (DoS) has now stepped in to stem the departures, issuing a fresh directive that restricts resignations and voluntary retirement of scientists working on flagship missions such as Gaganyaan. Read Full Story While the move points to the strategic importance of retaining talent, it also raises a larger question: Why are scientists choosing to leave Isro at a time when India's space ambitions have never been bigger? Isro is facing a major brain drain as the agency is hit by a wave of resignations. (Photo: PTI) WHY ARE SCIENTISTS LEAVING ISRO? Industry experts and senior officials within Isro point to a combination of factors ranging from the explosive growth of India's private space sector to organisational bottlenecks and uncertainty surrounding major national missions. One of the biggest drivers is the emergence of a vibrant private space ecosystem. Since the space sector was opened to private participation in 2020, startups such as Skyroot Aerospace, Agnikul Cosmos, Pixxel, Bellatrix Aerospace, Dhruva Space, Digantara and several others have transformed India's aerospace landscape. These companies are developing rockets, satellites, propulsion systems and space-based services at a pace that was unimaginable just a few years ago. For Isro scientists, the appeal is obvious. Private companies often offer significantly better salaries, stock options, greater flexibility and the opportunity to work in fast-moving environments where ideas move quickly from the drawing board to hardware. Unlike traditional government organisations, startups also provide leadership roles at an earlier stage of a scientist's career, along with the opportunity to build entirely new technologies. The trend is being reinforced by former Isro veterans themselves. Over the past few years, several retired and former senior Isro officials have gone on to establish or mentor aerospace startups, helping create an ecosystem that is increasingly attracting talent away from the national space agency. Their experience, combined with growing private investment, has opened career paths that previously did not exist for India's aerospace engineers. However, the attraction of private industry tells only part of the story. India's first private rocket, Vikram-1, on the launch pad. (Photo: Skyroot) DELAYS, EXTENDED TIMELINE, LOW ACCOUNTABILITY The departures also come at a time when Isro is grappling with an unusual slowdown in mission execution. Several high-profile missions, including the Gaganyaan G1 test flight, SSLV-L1, GSLV-F17 and the industry-built PSLV-N1, have slipped beyond their announced timelines. The twin PSLV setbacks earlier this year have further delayed launch activities, with the agency yet to publicly release a detailed failure assessment. Within sections of the organisation, there is also growing discussion about decision-making becoming increasingly centralised. Multiple current and former officials, speaking privately, have suggested that major technical and administrative decisions are now concentrated within the Chairman's Office, slowing approvals and limiting operational flexibility. EMPLOYMENT MODEL NEEDS TO CHANGE Senior officials, on condition of anonymity, also said that the space agency needs to look at western space agencies like Nasa and the European Space Agency for their employment models, which are mostly project-based. Nasa's workforce structure combines permanent civil servants, contractors, and project-specific hires. This gives the agency flexibility while retaining critical institutional expertise. Many space policy experts believe Isro could benefit from expanding this hybrid model. As India's private space ecosystem grows, Isro can increasingly focus on: Mission design and systems engineering. Human spaceflight and deep-space exploration. Advanced R&amp;D such as reusable rockets and nuclear propulsion. ISRO RUSHING TO PLUG THE ISSUE The Department of Space's July 14 memorandum reflects concerns that the departures are affecting nationally important programmes. Scientists associated with Gaganyaan and other flagship missions will no longer be allowed to leave through routine approvals; instead, every resignation must now be cleared by the Department of Space. Although the number of departures represents only a small fraction of Isro's workforce of over 14,600 employees, the impact is disproportionately large because many of those leaving possess years of specialised expertise gained through missions such as Chandrayaan-3, SpaDeX and Gaganyaan. Such knowledge cannot be replaced simply by recruiting new graduates. Scientists associated with Gaganyaan and other flagship missions will no longer be allowed to leave through routine approvals. (Photo: Generative AI by India Today) The talent shift also reflects a broader transition in India's space sector. For decades, Isro was virtually the only destination for ambitious aerospace engineers. Today, it has become the anchor of a much larger ecosystem where private companies offer alternative career paths with competitive compensation, faster growth and the opportunity to shape the next generation of space technology. For Isro, the challenge is no longer just attracting the country's brightest minds, it is also retaining them. - Ends</w:t>
       </w:r>
     </w:p>
     <w:p>
@@ -333,7 +333,7 @@
           <w:b/>
           <w:sz w:val="26"/>
         </w:rPr>
-        <w:t>3. India Launches Campaign for '28-29 Non-Perm UNSC Seat</w:t>
+        <w:t>3. India opened space to private players. ISRO brain drain is one result - ThePrint</w:t>
       </w:r>
     </w:p>
     <w:p>
@@ -372,7 +372,7 @@
                     <pic:cNvPicPr/>
                   </pic:nvPicPr>
                   <pic:blipFill>
-                    <a:blip r:embed="rId15"/>
+                    <a:blip r:embed="rId17"/>
                     <a:stretch>
                       <a:fillRect/>
                     </a:stretch>
@@ -401,7 +401,7 @@
           <w:rFonts w:ascii="Times New Roman" w:hAnsi="Times New Roman"/>
           <w:sz w:val="24"/>
         </w:rPr>
-        <w:t>- Governance - 1 min read India's priorities include the Voice of the Global South and reformed multilateralism. The nation will also focus on AI's impact and countering terror financing. Stronger maritime cooperation and seafarer safety are also key concerns. Dipanjan Roy Chaudhury - ETGovernment - Published On Jul 15, 2026 at 05:33 PM IST Select ETGovernment as Preferred Choice on Google Copy Link Share on WhatsApp Share on Linkedin Share on X Share on Telegram Share on Facebook India has launched its campaign for a non-permanent UN Security Council seat. External affairs minister S Jaishankar unveiled the SHANTI framework for global governance. New Delhi: India has launched its campaign for a non-permanent seat on the UN Security Council (UNSC) for the 2028-29 term, with external affairs minister S Jaishankar unveiling the 'SHANTI' framework as the cornerstone of New Delhi's approach to global governance . Launching the campaign at an event at the UN headquarters in New York on Tuesday, attended by diplomats and UN officials, he said India's engagement with the UN would be guided by SHANTI - Securing Holistic Advancement through Norms, Trust, Integrity. Advt He outlined six priorities for India's candidature: Voice of the Global South, advancing reformed multilateralism, promoting future-ready peacekeeping, addressing threats arising from the misuse of artificial intelligence, securing maritime commons and countering terror financing. "We are all aware that global governance has to reform in order to transform," Jaishankar said. "For that to happen, multilateralism must be democratic, representative and effective... There will be understandably different points of view and divergent interests on the major issues of the day. But that only enhances the value of harmonising them and enabling the Security Council to be more robust, responsive and ready. Nations like India, which have a long history of bridging differences and building consensus, can certainly make their due contribution." Jaishankar said India had put forward a human-centric vision of AI that draws on both its capabilities and India's traditions. "That is why the recent AI Impact Summit in India was based on a vision of 'AI for all'. Equally important, we are also determined to counter the misuse of AI and threats it may pose to international peace and security in different ways," he said. Calling for stronger maritime cooperation, he said: "The safety of seafarers is another major concern thrown up by developments in the Gulf." Dipanjan Roy Chaudhury , --&gt; - By - See more on: - India UN Security Council 2028-29 , - SHANTI framework , - Non-permanent seat UNSC , - S Jaishankar , - Global governance Telegram Facebook Comments What are your thoughts? Comment Now --&gt; Comment Now Read Comment (1) All Comments By commenting, you agree to the Prohibited Content Policy Post Find this Comment Offensive? Choose your reason below and click on the submit button. This will alert our moderators to take actions REASONS FOR REPORTING Foul Language Defamatory Inciting hatred against a certain community Out of Context / Spam Others Report Join the community of 2M+ industry professionals. Subscribe to Newsletter to get latest insights &amp; analysis in your inbox. All about ETGovernment industry right on your smartphone! - Download the ETGovernment App and get the Realtime updates and Save your favourite articles. Scan to download App --&gt;</w:t>
+        <w:t>Taking note of a spate of resignations in ISRO over the last year, the Department of Space (DoS) on July 14 issued an office memorandum, directing centres including the Vikram Sarabhai Space Centre (VSSC) and the UR Rao Satellite Centre (URSC) to not accept routine resignations from Group-A scientists. It is the Centre's policy of opening India's space sector to private players that is now haunting ISRO. Space scientists are now turning to the roughly 400 new space startups, which promise better opportunities and pay. New Delhi: The Indian Space Research Organisation is witnessing a surge in resignations due to low pay, and the private sector offering better opportunities to scientists. This has prompted the Centre to tighten rules around exits and voluntary retirements, said scientists who quit the government space agency in recent months. This category of scientists and technical personnel includes senior professionals, who are an integral part of important missions like the upcoming human spaceflight Gaganyaan, the setting up of the Bharatiya Antariksh Station and the Chandrayaan-4 lunar return mission. "Of late, it is noticed that there has been a spate of requests for voluntary retirement and resignation from Group 'A' Scientific/Technical personnel of ISRO including those associated with the prestigious Gaganyaan and other important missions/projects, severely impacting the implementation of projects of national importance," read ISRO's memorandum, seen by ThePrint. The order added, "In view of this, it has been decided that voluntary retirement and resignation requests from Scientific and Technical personnel associated with the Gaganyaan and other important Mission/ Projects may not be accepted as a matter of routine." DoS officials that ThePrint spoke to said that the order essentially means that every request for an early retirement and resignation by a senior scientist or a core member of "critical future missions" will first have to be cleared by the corresponding centre's directors and then passed on to the ministry for a final decision. Officials said, however, that the directive does not mean a blanket ban on resignations across the space agency. It is applicable to certain significant centres, including the Satish Dhawan Space Centre, VSSC, URSC, ISRO Telemetry and the National Remote Sensing Centre (NRSC). "We, of course, cannot stop people from leaving. But the ministry will review resignation requests of core scientists, who are leading important missions," an ISRO official told ThePrint. The official said that while an exact number is not known, around 120 personnel, including senior scientists, have left ISRO in the last 12 months. The most significant among the recent resignations was senior scientist Victor Joseph earlier this year. He was the project director of Launch Vehicle Mk-3, which is slated to carry the Gaganyaan Mission to space in February this year. Since then, at least two senior scientists associated to the Gaganyaan Mission have quit, according to ministry sources. Low pay better private opportunities Scientists who have recently quit ISRO said that the recent opening up of the space sector for private players has come as an opportunity for many, particularly young scientists. "Since the Indian Space Policy 2023, many space startups have started coming up and these provide better creative opportunities and pay packages. This is an incentive, especially for the younger lot," said a scientist, who left ISRO in 2024 to join a private company. ISRO data shows that attrition numbers started increasing with more private players entering the sector in the lead up to the space policy. Between 2018 and 2022, 381 scientists resigned from across ISRO centres. Similarly, 38 scientists quit the space agency for better opportunities from 2023 to mid-2024. Among all the ISRO centres, the Vikram Sarabhai Space Centre in Thiruvananthapuram and the Space Applications Centre in Ahmedabad-both among the most coveted centres of ISRO-have recorded the highest attrition. Meanwhile, the UR Rao Space Centre in Bengaluru has the lowest resignations. Between 2012 and 2017, 289 scientists quit ISRO from 25 of its centres. The situation remained the same ever since 2017, with only a minor improvement in 2023 and 2024 after missions like Chandrayaan-3 and Aditya-L1-India's first mission to study the sun-were launched. Data show that in 2023, ISRO had a staff strength of 9,337 group A or tier-1 scientists, 2,303 group B scientists, and 1,141 group C scientists, apart from its administrative staff. (Edited by Aakriti Handa)</w:t>
       </w:r>
     </w:p>
     <w:p>
@@ -422,7 +422,7 @@
           <w:b/>
           <w:sz w:val="26"/>
         </w:rPr>
-        <w:t>4. UP to host over 200 Japanese CEOs in August as Yamanashi pushes investment partnerships</w:t>
+        <w:t>4. 'Many Come And Go': Science Minister Downplays ISRO Resignations - NDTV</w:t>
       </w:r>
     </w:p>
     <w:p>
@@ -430,7 +430,611 @@
         <w:spacing w:after="80"/>
         <w:jc w:val="left"/>
       </w:pPr>
-      <w:hyperlink r:id="rId17">
+      <w:hyperlink r:id="rId18">
+        <w:r>
+          <w:rPr>
+            <w:color w:val="0000FF"/>
+            <w:u w:val="single"/>
+          </w:rPr>
+          <w:t>Read more</w:t>
+        </w:r>
+      </w:hyperlink>
+    </w:p>
+    <w:p>
+      <w:pPr>
+        <w:spacing w:after="120" w:line="276" w:lineRule="auto"/>
+        <w:jc w:val="both"/>
+      </w:pPr>
+      <w:r>
+        <w:rPr>
+          <w:rFonts w:ascii="Times New Roman" w:hAnsi="Times New Roman"/>
+          <w:sz w:val="24"/>
+        </w:rPr>
+        <w:t>'Many Come And Go': Science Minister Downplays ISRO Resignations NDTV</w:t>
+      </w:r>
+    </w:p>
+    <w:p>
+      <w:pPr>
+        <w:pBdr>
+          <w:bottom w:val="single" w:sz="6" w:space="6" w:color="A6A6A6"/>
+        </w:pBdr>
+      </w:pPr>
+    </w:p>
+    <w:p/>
+    <w:p>
+      <w:pPr>
+        <w:spacing w:after="60"/>
+      </w:pPr>
+      <w:r>
+        <w:rPr>
+          <w:rFonts w:ascii="Times New Roman" w:hAnsi="Times New Roman"/>
+          <w:b/>
+          <w:sz w:val="26"/>
+        </w:rPr>
+        <w:t>5. ISRO's scientist exit wave: What is the reason behind mass exodus? - Moneycontrol.com</w:t>
+      </w:r>
+    </w:p>
+    <w:p>
+      <w:pPr>
+        <w:spacing w:after="80"/>
+        <w:jc w:val="left"/>
+      </w:pPr>
+      <w:hyperlink r:id="rId19">
+        <w:r>
+          <w:rPr>
+            <w:color w:val="0000FF"/>
+            <w:u w:val="single"/>
+          </w:rPr>
+          <w:t>Read more</w:t>
+        </w:r>
+      </w:hyperlink>
+    </w:p>
+    <w:p>
+      <w:pPr>
+        <w:spacing w:after="120"/>
+        <w:jc w:val="center"/>
+      </w:pPr>
+      <w:r>
+        <w:drawing>
+          <wp:inline xmlns:a="http://schemas.openxmlformats.org/drawingml/2006/main" xmlns:pic="http://schemas.openxmlformats.org/drawingml/2006/picture">
+            <wp:extent cx="4389120" cy="2468880"/>
+            <wp:docPr id="6" name="Picture 6"/>
+            <wp:cNvGraphicFramePr>
+              <a:graphicFrameLocks noChangeAspect="1"/>
+            </wp:cNvGraphicFramePr>
+            <a:graphic>
+              <a:graphicData uri="http://schemas.openxmlformats.org/drawingml/2006/picture">
+                <pic:pic>
+                  <pic:nvPicPr>
+                    <pic:cNvPr id="0" name="image.jpg"/>
+                    <pic:cNvPicPr/>
+                  </pic:nvPicPr>
+                  <pic:blipFill>
+                    <a:blip r:embed="rId20"/>
+                    <a:stretch>
+                      <a:fillRect/>
+                    </a:stretch>
+                  </pic:blipFill>
+                  <pic:spPr>
+                    <a:xfrm>
+                      <a:off x="0" y="0"/>
+                      <a:ext cx="4389120" cy="2468880"/>
+                    </a:xfrm>
+                    <a:prstGeom prst="rect"/>
+                  </pic:spPr>
+                </pic:pic>
+              </a:graphicData>
+            </a:graphic>
+          </wp:inline>
+        </w:drawing>
+      </w:r>
+    </w:p>
+    <w:p>
+      <w:pPr>
+        <w:spacing w:after="120" w:line="276" w:lineRule="auto"/>
+        <w:jc w:val="both"/>
+      </w:pPr>
+      <w:r>
+        <w:rPr>
+          <w:rFonts w:ascii="Times New Roman" w:hAnsi="Times New Roman"/>
+          <w:sz w:val="24"/>
+        </w:rPr>
+        <w:t>ISRO's scientist exit wave: What is the reason behind mass exodus? Moneycontrol.com</w:t>
+      </w:r>
+    </w:p>
+    <w:p>
+      <w:pPr>
+        <w:pBdr>
+          <w:bottom w:val="single" w:sz="6" w:space="6" w:color="A6A6A6"/>
+        </w:pBdr>
+      </w:pPr>
+    </w:p>
+    <w:p/>
+    <w:p>
+      <w:pPr>
+        <w:spacing w:after="60"/>
+      </w:pPr>
+      <w:r>
+        <w:rPr>
+          <w:rFonts w:ascii="Times New Roman" w:hAnsi="Times New Roman"/>
+          <w:b/>
+          <w:sz w:val="26"/>
+        </w:rPr>
+        <w:t>6. A Tide-Fueled Trove of Biodiversity in Guinea-Bissau</w:t>
+      </w:r>
+    </w:p>
+    <w:p>
+      <w:pPr>
+        <w:spacing w:after="80"/>
+        <w:jc w:val="left"/>
+      </w:pPr>
+      <w:hyperlink r:id="rId21">
+        <w:r>
+          <w:rPr>
+            <w:color w:val="0000FF"/>
+            <w:u w:val="single"/>
+          </w:rPr>
+          <w:t>Read more</w:t>
+        </w:r>
+      </w:hyperlink>
+    </w:p>
+    <w:p>
+      <w:pPr>
+        <w:spacing w:after="120"/>
+        <w:jc w:val="center"/>
+      </w:pPr>
+      <w:r>
+        <w:drawing>
+          <wp:inline xmlns:a="http://schemas.openxmlformats.org/drawingml/2006/main" xmlns:pic="http://schemas.openxmlformats.org/drawingml/2006/picture">
+            <wp:extent cx="4389120" cy="2926080"/>
+            <wp:docPr id="7" name="Picture 7"/>
+            <wp:cNvGraphicFramePr>
+              <a:graphicFrameLocks noChangeAspect="1"/>
+            </wp:cNvGraphicFramePr>
+            <a:graphic>
+              <a:graphicData uri="http://schemas.openxmlformats.org/drawingml/2006/picture">
+                <pic:pic>
+                  <pic:nvPicPr>
+                    <pic:cNvPr id="0" name="image.jpg"/>
+                    <pic:cNvPicPr/>
+                  </pic:nvPicPr>
+                  <pic:blipFill>
+                    <a:blip r:embed="rId22"/>
+                    <a:stretch>
+                      <a:fillRect/>
+                    </a:stretch>
+                  </pic:blipFill>
+                  <pic:spPr>
+                    <a:xfrm>
+                      <a:off x="0" y="0"/>
+                      <a:ext cx="4389120" cy="2926080"/>
+                    </a:xfrm>
+                    <a:prstGeom prst="rect"/>
+                  </pic:spPr>
+                </pic:pic>
+              </a:graphicData>
+            </a:graphic>
+          </wp:inline>
+        </w:drawing>
+      </w:r>
+    </w:p>
+    <w:p>
+      <w:pPr>
+        <w:spacing w:after="120" w:line="276" w:lineRule="auto"/>
+        <w:jc w:val="both"/>
+      </w:pPr>
+      <w:r>
+        <w:rPr>
+          <w:rFonts w:ascii="Times New Roman" w:hAnsi="Times New Roman"/>
+          <w:sz w:val="24"/>
+        </w:rPr>
+        <w:t>Relatively low tidal waters expose sandflats and mudflats in the Bijagós Archipelago of Guinea-Bissau in this image acquired on November 28, 2025, with the OLI (Operational Land Imager) on Landsat 8 . These coastal landforms support an array of invertebrates, making the archipelago a popular stopover for migratory shorebirds. NASA Earth Observatory/Lauren Dauphin Twice each day, tides ebb and flow through a maze of sandy channels, mudflats, and mangrove forests that flank the 88 islands and islets of Guinea-Bissau's Bijagós Archipelago (Arquipélago dos Bijagós in Portuguese). Seen from above, the process leads to stark changes to the landscape: around low tide, intertidal mudflats and sandflats emerge from the sea, causing islands to grow significantly before shrinking again hours later. The perpetual rhythm of the tides sustains outpourings of marine life in an archipelago that, as of 2025, was inscribed as a UNESCO World Heritage site. The site protects the only active deltaic archipelago on Africa's Atlantic coast, a place where tides, river sediments, coastal upwelling, and coastal currents come together to shape unusually productive and biodiverse island ecosystems. UNESCO estimates that the islands support some 870,000 migratory shorebirds, making this one of the most important feeding areas for birds in West Africa along the East Atlantic Flyway. Hundreds of species of birds dine on a potpourri of marine worms, crustaceans, mollusks, and small fish found on mudflats exposed by low tides. During high tides, manatees, dolphins, and schools of fish move closer to the islands, pushing deeper into the mangrove forests that ring them, and tens of thousands of sea turtles swim inland to sandy beaches as they hunt for nesting sites. A huge population of green sea turtles nests on the tiny island of Poilão, part of the João Vieira and Poilão Marine National Park. After hatching, young turtles make perilous nighttime dashes to the water, often pursued by crabs, lizards, and birds. Once they reach the water, baby sea turtles face an array of predators, including jacks, barracudas, groupers, and snappers that patrol shallow waters as well as tuna, mackerel, sharks, and rays in deeper waters. According to some estimates, less than 1 percent of green sea turtle hatchlings survive to adulthood. A 2025 analysis of the region's tides explored why the archipelago has some of the largest tidal ranges in West Africa. The researchers concluded that the region's wide, shallow shelf and the estuary's geometry combine to create a tidal range of up to 7 meters (23 feet), compared to about 1 meter (3 feet) in many other parts of the West African coast. The scientists used altimetry data from the NASA/CNES TOPEX/Poseidon, Jason-1, and Jason-2 satellites to help validate their findings. NASA Earth Observatory images by Lauren Dauphin, using Landsat data from the U.S. Geological Survey. Story by Adam Voiland. Downloads November 28, 2025 References &amp; Resources</w:t>
+      </w:r>
+    </w:p>
+    <w:p>
+      <w:pPr>
+        <w:pBdr>
+          <w:bottom w:val="single" w:sz="6" w:space="6" w:color="A6A6A6"/>
+        </w:pBdr>
+      </w:pPr>
+    </w:p>
+    <w:p/>
+    <w:p>
+      <w:pPr>
+        <w:spacing w:after="60"/>
+      </w:pPr>
+      <w:r>
+        <w:rPr>
+          <w:rFonts w:ascii="Times New Roman" w:hAnsi="Times New Roman"/>
+          <w:b/>
+          <w:sz w:val="26"/>
+        </w:rPr>
+        <w:t>7. NASA Welcomes Serbia as Newest Artemis Accords Signatory</w:t>
+      </w:r>
+    </w:p>
+    <w:p>
+      <w:pPr>
+        <w:spacing w:after="80"/>
+        <w:jc w:val="left"/>
+      </w:pPr>
+      <w:hyperlink r:id="rId23">
+        <w:r>
+          <w:rPr>
+            <w:color w:val="0000FF"/>
+            <w:u w:val="single"/>
+          </w:rPr>
+          <w:t>Read more</w:t>
+        </w:r>
+      </w:hyperlink>
+    </w:p>
+    <w:p>
+      <w:pPr>
+        <w:jc w:val="center"/>
+      </w:pPr>
+      <w:r/>
+    </w:p>
+    <w:p>
+      <w:pPr>
+        <w:spacing w:after="120" w:line="276" w:lineRule="auto"/>
+        <w:jc w:val="both"/>
+      </w:pPr>
+      <w:r>
+        <w:rPr>
+          <w:rFonts w:ascii="Times New Roman" w:hAnsi="Times New Roman"/>
+          <w:sz w:val="24"/>
+        </w:rPr>
+        <w:t>Serbia's Minister of Foreign Affairs Marko Đurić, right, shakes hands with NASA Deputy Administrator Matt Anderson, left, after signing the Artemis Accords Thursday, July 16, at NASA Headquarters in Washington. NASA/Keegan Barber The Republic of Serbia signed the Artemis Accords Thursday during a ceremony hosted by NASA at the agency's Headquarters in Washington, becoming the 69th nation to join a large community of like-minded nations committed to the peaceful, transparent, and responsible exploration of space. "Serbia's connection to NASA reaches back to the Apollo program, when the work of Serbian engineers helped make some of humanity's greatest achievements in space possible," said NASA Deputy Administrator Matt Anderson. "Among them was Milojko 'Mike' Vučelić, who was awarded the Presidential Medal of Freedom for the critical role he played in bringing the Apollo 13 crew safely home. Their story stands as a reminder that the greatest achievements in space are made possible by talented people working together." The broader team of Serbian American engineers played key roles during the Apollo era across systems engineering, propulsion, power systems, spacecraft docking, electronics reliability, and mission coordination. Their expertise supported critical functions ranging from lunar landing analysis to safe spacecraft docking. Serbia's Minister of Foreign Affairs Marko Đurić signed the Artemis Accords on behalf of the country. "The great beyond has always inspired humanity to achieve its greatest feats - from the Roman 'per aspera ad astra' to Norman Vincent Peale's belief that if we aim for the Moon, we will at least land among the stars," said Đurić. "Those words feel especially fitting today. We come from a nation of great minds like Nikola Tesla and Milutin Milanković, but also from the legacy of David Vujic, one of the pioneers of the Apollo missions and a member of the 'Serbian Seven,' a group of engineers and technicians whose contributions to NASA helped make the Moon landing possible. In that spirit, we owe it to both our brave ancestors and our children to keep pushing toward new frontiers - to explore, to inspire one another, and to dare even greater things." By signing the Artemis Accords, nations open the door to opportunities for future lunar exploration with NASA, such as providing science and technology payloads for the U.S.-led Moon Base and CubeSats for upcoming Artemis missions, advancing humanity's return to the Moon, and shaping the Golden Age of space exploration and innovation. Ambassador of the Republic of Serbia to the United States Dragan Šutanovac; State Secretary for Serbia's Ministry of Science, Technological Development and Innovation Marija Gnjatović; and U.S. Department of State Assistant Secretary for Oceans and International Environmental and Scientific Affairs Wesley Brooks all participated in Serbia's signing ceremony. In 2020, NASA and the Department of State joined with seven other founding nations to establish the Artemis Accords, responding to the growing interest in lunar activities by both governments and private companies. They introduced the first set of practical principles aimed at enhancing the safety and coordination between nations as they explore the Moon, Mars, and beyond, committing nations to: explore peaceably and transparently render aid to those in need enable access to scientific data ensure activities do not interfere with those of others preserve historically significant sites and artifacts by developing best practices Five years later, President Donald J. Trump's National Space Policy directed NASA to establish a sustained lunar outpost. With this Moon Base, NASA is putting the principles of the Artemis Accords into practice, inviting every signatory to take part in the endeavor. More countries are expected to sign the Artemis Accords in the months and years ahead, as NASA continues its work to establish a safe, peaceful, and prosperous future in space. Learn more about the Artemis Accords at: https://www.nasa.gov/artemis-accords</w:t>
+      </w:r>
+    </w:p>
+    <w:p>
+      <w:pPr>
+        <w:pBdr>
+          <w:bottom w:val="single" w:sz="6" w:space="6" w:color="A6A6A6"/>
+        </w:pBdr>
+      </w:pPr>
+    </w:p>
+    <w:p/>
+    <w:p>
+      <w:pPr>
+        <w:spacing w:after="60"/>
+      </w:pPr>
+      <w:r>
+        <w:rPr>
+          <w:rFonts w:ascii="Times New Roman" w:hAnsi="Times New Roman"/>
+          <w:b/>
+          <w:sz w:val="26"/>
+        </w:rPr>
+        <w:t>8. NASA Study Finds Near-Earth Asteroid Is Actually Comet</w:t>
+      </w:r>
+    </w:p>
+    <w:p>
+      <w:pPr>
+        <w:spacing w:after="80"/>
+        <w:jc w:val="left"/>
+      </w:pPr>
+      <w:hyperlink r:id="rId24">
+        <w:r>
+          <w:rPr>
+            <w:color w:val="0000FF"/>
+            <w:u w:val="single"/>
+          </w:rPr>
+          <w:t>Read more</w:t>
+        </w:r>
+      </w:hyperlink>
+    </w:p>
+    <w:p>
+      <w:pPr>
+        <w:jc w:val="center"/>
+      </w:pPr>
+      <w:r/>
+    </w:p>
+    <w:p>
+      <w:pPr>
+        <w:spacing w:after="120" w:line="276" w:lineRule="auto"/>
+        <w:jc w:val="both"/>
+      </w:pPr>
+      <w:r>
+        <w:rPr>
+          <w:rFonts w:ascii="Times New Roman" w:hAnsi="Times New Roman"/>
+          <w:sz w:val="24"/>
+        </w:rPr>
+        <w:t>This artist's concept depicts a near-Earth asteroid with an elongated orbit. A few objects such as these can exhibit significant perturbations in their motion around the Sun and, like the asteroid 1998 SH2, could turn out to be regular comets with a weak tail and coma (the gas and dust around a comet's nucleus). NASA/JPL-Caltech New research led by scientists at NASA's Jet Propulsion Laboratory in Southern California has revealed the identity of a puzzling near-Earth object by precisely tracking its motion through space and using powerful observatories that image faint celestial objects. This object has a dual personality: Past images hadn't revealed obvious cometlike activity, suggesting it might be an asteroid, but its motion recently proved to be irregular like that of a comet. The scientists detailed their findings in a study published in the journal Nature Astronomy. The puzzle began on Aug. 28, 2025, when the object, provisionally known as the asteroid 1998 SH2, passed safely within 2 million miles (3 million kilometers) of our planet during its 4½-year orbit around the Sun. Researchers looking to observe 1998 SH2 with NASA's Deep Space Network (DSN) planetary radar system had calculated its position using data from previous orbits and factored in the effects that the gravity of the Sun and planets would have on its path. But when 1998 SH2 didn't show up where they expected, they realized that something unanticipated had been influencing the object's motion. Object tracking By using optical astrometry to precisely measure the object's position in the sky, the researchers were able to identify the cause. "After we measured the nongravitational perturbations affecting the motion of 1998 SH2 and recognized they weren't compatible with the object being an asteroid, we suspected the object could be an active comet," said Davide Farnocchia, a navigation engineer with NASA's Center for Near-Earth Object Studies at JPL and study lead. Although 1998 SH2's orbit around the Sun had been well-tracked from 1998 to 2016, the object had completed two solar orbits without additional observations by telescopes until the 2025 DSN attempts. Analyzing all observations collected since the object's discovery in 1998, researchers determined the perturbations to 1998 SH2's motion and hypothesized that the object may be generating a small thrust by venting gas into space, causing it to deviate from its predicted path. This venting results from the Sun heating ice mixed with rocky material, turning the ice into a gas. With regular comets, this activity forms a trademark bright tail and coma - the gas and dust surrounding a comet's nucleus. But when an object produces gas and dust in much smaller quantities, its tail and coma may not be detectable to most observatories. Tail, coma emerge The August 2025 close approach to Earth of 1998 SH2 provided the perfect opportunity for the paper's authors to gather observational evidence of visible cometary activity. They reached out to astronomers at the Canada-France-Hawaii Telescope, a 3.6-meter (12-foot) optical/infrared telescope near the summit of Mauna Kea, Hawaii, and the 1.5-meter (5-foot) European Southern Observatory's Danish Telescope in La Silla, Chile, to observe. Astronomers at the powerful European Southern Observatory's 8.2-meter (27-foot) Very Large Telescope on the Chilean mountain Cerro Paranal also tracked the object. "The images we collected from these observatories showed a weak but clear tail, thus confirming that 1998 SH2 is, in fact, a comet," said Olivier Hainaut, an astronomer with the European Southern Observatory and coauthor of the study. "That's how science works - you form a hypothesis, and you set out to test it. This data is exactly what was needed to confirm our hypothesis that 1998 SH2 was a comet." As an outcome of the investigation, 1998 SH2 will receive an additional comet provisional designation, P/1998 SH2. Planetary defense implications The research also sheds light on another, even more unusual, class of objects called dark comets. Like 1998 SH2, dark comets exhibit significant irregularities, or perturbations, in their trajectory but lack other visible evidence of comet activity - there's no coma, tail, or visible outgassing. These enigmatic objects fall into two distinct populations: larger ones with orbits similar to those of Jupiter-family comets (short period comets with highly elliptical, or eccentric, orbits), and smaller ones that orbit closer to the Sun. Since the 2016 discovery of the first dark comet, about a dozen more have been identified. The paper's authors suggest that many of the larger dark comets, which have orbits like 1998 SH2's, could turn out to be regular comets if astronomers get the right opportunity to observe them with powerful telescopes capable of imaging incredibly faint objects. And by analyzing the motion of all near-Earth objects using precision astrometry data, researchers may reveal more comets that were previously designated as asteroids if they exhibit cometlike nongravitational perturbations. "This work shows the importance of continuously tracking near-Earth objects," said Farnocchia. "Because of outgassing, the motion of comets is more significantly perturbed than that of asteroids. Detecting these perturbations can be an important diagnostic tool for planetary defense that will help understand which objects may be comets rather than asteroids, how their orbits evolve, and how that influences their Earth impact risks." Hunting for near-Earth objects NASA's upcoming Near-Earth Object (NEO) Surveyor will collect data that can be used to support this effort. The first space survey telescope to be built for planetary defense, this next-generation mission will seek out some of the hardest-to-find near-Earth objects, such as dark asteroids and comets that don't reflect much visible light. NASA's Center for Near Earth Object Studies, the Goldstone Solar System Radar Group, and NEO Surveyor all are managed by JPL and supported by the agency's Planetary Defense Coordination Office in Washington. Caltech in Pasadena manages JPL for NASA. The DSN receives programmatic oversight from the SCaN (Space Communications and Navigation) program office, also at NASA headquarters. More information about planetary radar, NASA's Center for Near Earth Object Studies, and near-Earth objects can be found at: https://www.jpl.nasa.gov/asteroid-watch News Media Contacts Ian J. O'Neill Jet Propulsion Laboratory, Pasadena, Calif. 818-354-2649 ian.j.oneill@jpl.nasa.gov Karen Fox / Molly Wasser NASA Headquarters, Washington 202-358-1600 karen.c.fox@nasa.gov / molly.l.wasser@nasa.gov 2026-046</w:t>
+      </w:r>
+    </w:p>
+    <w:p>
+      <w:pPr>
+        <w:pBdr>
+          <w:bottom w:val="single" w:sz="6" w:space="6" w:color="A6A6A6"/>
+        </w:pBdr>
+      </w:pPr>
+    </w:p>
+    <w:p/>
+    <w:p>
+      <w:pPr>
+        <w:spacing w:after="60"/>
+      </w:pPr>
+      <w:r>
+        <w:rPr>
+          <w:rFonts w:ascii="Times New Roman" w:hAnsi="Times New Roman"/>
+          <w:b/>
+          <w:sz w:val="26"/>
+        </w:rPr>
+        <w:t>9. SpaceX's Starship Flight 13 test launch aborts at last second (video)</w:t>
+      </w:r>
+    </w:p>
+    <w:p>
+      <w:pPr>
+        <w:spacing w:after="80"/>
+        <w:jc w:val="left"/>
+      </w:pPr>
+      <w:hyperlink r:id="rId25">
+        <w:r>
+          <w:rPr>
+            <w:color w:val="0000FF"/>
+            <w:u w:val="single"/>
+          </w:rPr>
+          <w:t>Read more</w:t>
+        </w:r>
+      </w:hyperlink>
+    </w:p>
+    <w:p>
+      <w:pPr>
+        <w:spacing w:after="120"/>
+        <w:jc w:val="center"/>
+      </w:pPr>
+      <w:r>
+        <w:drawing>
+          <wp:inline xmlns:a="http://schemas.openxmlformats.org/drawingml/2006/main" xmlns:pic="http://schemas.openxmlformats.org/drawingml/2006/picture">
+            <wp:extent cx="4389120" cy="2469740"/>
+            <wp:docPr id="8" name="Picture 8"/>
+            <wp:cNvGraphicFramePr>
+              <a:graphicFrameLocks noChangeAspect="1"/>
+            </wp:cNvGraphicFramePr>
+            <a:graphic>
+              <a:graphicData uri="http://schemas.openxmlformats.org/drawingml/2006/picture">
+                <pic:pic>
+                  <pic:nvPicPr>
+                    <pic:cNvPr id="0" name="image.png"/>
+                    <pic:cNvPicPr/>
+                  </pic:nvPicPr>
+                  <pic:blipFill>
+                    <a:blip r:embed="rId26"/>
+                    <a:stretch>
+                      <a:fillRect/>
+                    </a:stretch>
+                  </pic:blipFill>
+                  <pic:spPr>
+                    <a:xfrm>
+                      <a:off x="0" y="0"/>
+                      <a:ext cx="4389120" cy="2469740"/>
+                    </a:xfrm>
+                    <a:prstGeom prst="rect"/>
+                  </pic:spPr>
+                </pic:pic>
+              </a:graphicData>
+            </a:graphic>
+          </wp:inline>
+        </w:drawing>
+      </w:r>
+    </w:p>
+    <w:p>
+      <w:pPr>
+        <w:spacing w:after="120" w:line="276" w:lineRule="auto"/>
+        <w:jc w:val="both"/>
+      </w:pPr>
+      <w:r>
+        <w:rPr>
+          <w:rFonts w:ascii="Times New Roman" w:hAnsi="Times New Roman"/>
+          <w:sz w:val="24"/>
+        </w:rPr>
+        <w:t>Click for next article Starship wasn't quite ready to fly today (July 16). SpaceX tried to launch the Starship megarocket on its 13th test flight today but couldn't quite pull it off. Something went wrong just as the giant vehicle's 33 first-stage Raptor engines started to fire up, and an abort was triggered. "We'll take some time, dig into what triggered that abort once the booster was igniting to launch, and then we'll figure out what our path forward is going to be," SpaceX's Dan Huot said during the company's launch webcast today. SpaceX's second V3 Starship vehicle tries to launch on July 16, 2026. The attempt was aborted at the last second. (Image credit: SpaceX) It didn't take long for SpaceX to narrow in on the root cause and address it. "To be confident of a good flight, 2 Raptors will be removed &amp; replaced. Most probable launch timing is early next week," company founder and CEO Elon Musk said this evening via X , the social media platform he owns. Starship Flight 13 will fly from SpaceX's Starbase site in South Texas. Today's attempt occurred at 6:45 p.m. EDT (2245 GMT; 5:45 p.m. local time), right at the beginning of a 90-minute launch window. $39.99 at Amazon Starship Die Cast Rocket Model Was $47.99 Now $39.99 on Amazon. Even if you can't see SpaceX's Starship in person, you can score a model of your own. Standing at 13.77 inches (35 cm), this is a 1:375 ratio of SpaceX's Starship as a desktop model. The materials here are alloy steel and it weighs just 225g. Flight 13 will be the second test launch of Starship Version 3 (V3), an upgraded variant of the megarocket designed to get it up to operational status. V3's first jaunt, Flight 12 on May 22 , was mostly successful, but there were a few issues. For example, Starship's Super Heavy first stage didn't steer itself back for a controlled splashdown in the Gulf of Mexico as planned, and the Ship upper stage wasn't able to relight one of its Raptor engines in space. Starship V3 will get a second chance on Flight 13, whose goals are similar to those of Flight 12: Get Super Heavy down on target in the Gulf and send Ship most of the way around the world, for a controlled splashdown of its own off the coast of Western Australia. (Ship pulled that off on Flight 12.) There are a few new objectives, however. The most notable is the payload suite flying on Flight 13 - 20 of SpaceX's next-gen Starlink V3 internet satellites. The company wants to build a constellation of 100,000 Starlink V3 spacecraft in low Earth orbit using Starship, and Flight 13 will mark the satellites' first-ever trip to space. They won't stay up there, however; the spacecraft will be deployed on Ship's suborbital trajectory and will crash back to Earth after about 20 minutes, according to SpaceX. Six of the 20 Starlinks going up on Flight 13 will be equipped with cameras, to image Ship's heat shield. SpaceX did this with a couple of V2 Starlinks on Flight 12 as well. Editor's note: This story was updated at 9:38 p.m. ET on July 16 with information from an Elon Musk X post.</w:t>
+      </w:r>
+    </w:p>
+    <w:p>
+      <w:pPr>
+        <w:pBdr>
+          <w:bottom w:val="single" w:sz="6" w:space="6" w:color="A6A6A6"/>
+        </w:pBdr>
+      </w:pPr>
+    </w:p>
+    <w:p/>
+    <w:p>
+      <w:pPr>
+        <w:spacing w:after="60"/>
+      </w:pPr>
+      <w:r>
+        <w:rPr>
+          <w:rFonts w:ascii="Times New Roman" w:hAnsi="Times New Roman"/>
+          <w:b/>
+          <w:sz w:val="26"/>
+        </w:rPr>
+        <w:t>10. SpaceX stacks massive Starship rocket ahead of today's Flight 13 test launch (video)</w:t>
+      </w:r>
+    </w:p>
+    <w:p>
+      <w:pPr>
+        <w:spacing w:after="80"/>
+        <w:jc w:val="left"/>
+      </w:pPr>
+      <w:hyperlink r:id="rId27">
+        <w:r>
+          <w:rPr>
+            <w:color w:val="0000FF"/>
+            <w:u w:val="single"/>
+          </w:rPr>
+          <w:t>Read more</w:t>
+        </w:r>
+      </w:hyperlink>
+    </w:p>
+    <w:p>
+      <w:pPr>
+        <w:spacing w:after="120"/>
+        <w:jc w:val="center"/>
+      </w:pPr>
+      <w:r>
+        <w:drawing>
+          <wp:inline xmlns:a="http://schemas.openxmlformats.org/drawingml/2006/main" xmlns:pic="http://schemas.openxmlformats.org/drawingml/2006/picture">
+            <wp:extent cx="4389120" cy="2468880"/>
+            <wp:docPr id="9" name="Picture 9"/>
+            <wp:cNvGraphicFramePr>
+              <a:graphicFrameLocks noChangeAspect="1"/>
+            </wp:cNvGraphicFramePr>
+            <a:graphic>
+              <a:graphicData uri="http://schemas.openxmlformats.org/drawingml/2006/picture">
+                <pic:pic>
+                  <pic:nvPicPr>
+                    <pic:cNvPr id="0" name="image.jpg"/>
+                    <pic:cNvPicPr/>
+                  </pic:nvPicPr>
+                  <pic:blipFill>
+                    <a:blip r:embed="rId28"/>
+                    <a:stretch>
+                      <a:fillRect/>
+                    </a:stretch>
+                  </pic:blipFill>
+                  <pic:spPr>
+                    <a:xfrm>
+                      <a:off x="0" y="0"/>
+                      <a:ext cx="4389120" cy="2468880"/>
+                    </a:xfrm>
+                    <a:prstGeom prst="rect"/>
+                  </pic:spPr>
+                </pic:pic>
+              </a:graphicData>
+            </a:graphic>
+          </wp:inline>
+        </w:drawing>
+      </w:r>
+    </w:p>
+    <w:p>
+      <w:pPr>
+        <w:spacing w:after="120" w:line="276" w:lineRule="auto"/>
+        <w:jc w:val="both"/>
+      </w:pPr>
+      <w:r>
+        <w:rPr>
+          <w:rFonts w:ascii="Times New Roman" w:hAnsi="Times New Roman"/>
+          <w:sz w:val="24"/>
+        </w:rPr>
+        <w:t>Click for next article Update for 7:10 p.m. ET on July 16: SpaceX's Starship Flight 13 test launch aborted at the last second on July 16: Read our abort story . Starship is about to take to the skies on a bold new test flight of the world's most powerful rocket. After several days of testing, SpaceX has stacked and readied its massive Starship rocket for its 13th test flight . Liftoff is scheduled to occur today (July 16) during a 90-minute launch window that opens at 6:45 p.m. EDT (2245 GMT), from pad 2 at SpaceX's facility in Starbase, Texas. Both stages had been in their respective Starbase hangars for final checkouts following successful engine tests. Booster 40, the Super Heavy first stage launching on Starship Flight 13 , was returned to the pad yesterday (July 15). Ship 40, the mission's upper-stage spacecraft, was rolled from the hangar beginning yesterday evening. The rocket was stacked overnight, according to a SpaceX post on X , and now awaits prelaunch procedures ahead of the beginning of Flight 13's launch countdown. Starship is stacked at Starbase, Texas, ahead of its planned 13th test launch on July 16, 2026. (Image credit: SpaceX) Flight 13 will launch the second "Version 3" (V3) Starship, a new iteration featuring extensive design upgrades to help mature the rocket toward clearing the vehicle for official operation. Compared to its Version 2 predecessor, V3 is taller, carries more propellant, and has lost significant mass around its engine section due to upgraded avionics systems. V3 is also equipped with 33 of SpaceX's upgraded Raptor 3 engines on Super Heavy, and another six (three sea-level, three vacuum-optimized) Raptor 3s on Ship. Starship is designed for full reusability, with both Super Heavy and Ship capable of returning to their launch site for landing and refurbishment, which means making sure there's enough fuel in the tank to make the journey back. One critical upgrade for Starship V3 involves the propellant transfer docking ports that have been added to Ship's dorsal side (opposite the heat-shield tiles on its belly, or ventral side). Ship uses the majority of its fuel getting to space and will therefore require propellant transfers from various refueling flights in order to fly beyond low Earth orbit . NASA is eyeing the development progress of Starship very closely, with a vested interest in the spacecraft's yet-unproven ability to transfer and maintain the types of cryogenic fuels that power its Raptor 3s. NASA has contracted SpaceX to design a lunar lander version of Starship to return astronauts to the moon as a part of the agency's Artemis program , and effectively managing its onboard propellants is one of the requirements on NASA's checklist to certify the vehicle to fly with crews. $39.99 at Amazon Starship Die Cast Rocket Model Was $47.99 Now $39.99 on Amazon. Even if you can't see SpaceX's Starship in person, you can score a model of your own. Standing at 13.77 inches (35 cm), this is a 1:375 ratio of SpaceX's Starship as a desktop model. The materials here are alloy steel and it weighs just 225g. SpaceX plans to complete such a demonstration later this year in preparation for Artemis III , targeted for mid-to-late 2027, which will fly a crew of four aboard NASA's Orion spacecraft to dock with Ship in Earth orbit ahead of the program's first moon landing mission on Artemis IV in 2028. NASA contracted Blue Origin 's Blue Moon spacecraft as an additional Artemis lander, which will also launch to Earth orbit for docking operations with Orion during Artemis III. Starship's readiness to fly those future missions will largely be determined by the rocket's performance on Flight 13, and its subsequent test launches in the coming months. Today's launch aims to smooth over a few rough patches that the vehicle ran into during V3's debut on the mostly successful Flight 12 , which occurred on May 22. Those hiccups included Super Heavy failing to steer itself back to Earth for a controlled splashdown and Ship not relighting one of its Raptor engines in space as planned. Stacking Starship for Flight 13 pic.twitter.com/L4XN6gqgRtJuly 16, 2026 If all goes according to plan on today's launch, Super Heavy will perform a boostback burn and soft splashdown in the Gulf of Mexico. Ship will carry on with a suborbital trajectory, and is expected to release 20 Starlink V3 satellites - the first of the upgraded Starlinks to fly to space. Six of those spacecraft are equipped with cameras to inspect Ship's heat-shield tiles during flight. The satellites , though, will be on the same suborbital trajectory as Ship, and are expected to burn up during reentry through Earth's atmosphere . Ship is scheduled to perform a landing burn and soft splashdown of its own a little more than an hour after liftoff, and will meet a watery demise in the Indian Ocean.</w:t>
+      </w:r>
+    </w:p>
+    <w:p>
+      <w:pPr>
+        <w:pBdr>
+          <w:bottom w:val="single" w:sz="6" w:space="6" w:color="A6A6A6"/>
+        </w:pBdr>
+      </w:pPr>
+    </w:p>
+    <w:p/>
+    <w:p>
+      <w:pPr>
+        <w:spacing w:after="60"/>
+      </w:pPr>
+      <w:r>
+        <w:rPr>
+          <w:rFonts w:ascii="Times New Roman" w:hAnsi="Times New Roman"/>
+          <w:b/>
+          <w:sz w:val="26"/>
+        </w:rPr>
+        <w:t>11. SpaceX launches 21 'data transport' satellites for US military (video, photos)</w:t>
+      </w:r>
+    </w:p>
+    <w:p>
+      <w:pPr>
+        <w:spacing w:after="80"/>
+        <w:jc w:val="left"/>
+      </w:pPr>
+      <w:hyperlink r:id="rId29">
+        <w:r>
+          <w:rPr>
+            <w:color w:val="0000FF"/>
+            <w:u w:val="single"/>
+          </w:rPr>
+          <w:t>Read more</w:t>
+        </w:r>
+      </w:hyperlink>
+    </w:p>
+    <w:p>
+      <w:pPr>
+        <w:spacing w:after="120"/>
+        <w:jc w:val="center"/>
+      </w:pPr>
+      <w:r>
+        <w:drawing>
+          <wp:inline xmlns:a="http://schemas.openxmlformats.org/drawingml/2006/main" xmlns:pic="http://schemas.openxmlformats.org/drawingml/2006/picture">
+            <wp:extent cx="4389120" cy="2468880"/>
+            <wp:docPr id="10" name="Picture 10"/>
+            <wp:cNvGraphicFramePr>
+              <a:graphicFrameLocks noChangeAspect="1"/>
+            </wp:cNvGraphicFramePr>
+            <a:graphic>
+              <a:graphicData uri="http://schemas.openxmlformats.org/drawingml/2006/picture">
+                <pic:pic>
+                  <pic:nvPicPr>
+                    <pic:cNvPr id="0" name="image.jpg"/>
+                    <pic:cNvPicPr/>
+                  </pic:nvPicPr>
+                  <pic:blipFill>
+                    <a:blip r:embed="rId30"/>
+                    <a:stretch>
+                      <a:fillRect/>
+                    </a:stretch>
+                  </pic:blipFill>
+                  <pic:spPr>
+                    <a:xfrm>
+                      <a:off x="0" y="0"/>
+                      <a:ext cx="4389120" cy="2468880"/>
+                    </a:xfrm>
+                    <a:prstGeom prst="rect"/>
+                  </pic:spPr>
+                </pic:pic>
+              </a:graphicData>
+            </a:graphic>
+          </wp:inline>
+        </w:drawing>
+      </w:r>
+    </w:p>
+    <w:p>
+      <w:pPr>
+        <w:spacing w:after="120" w:line="276" w:lineRule="auto"/>
+        <w:jc w:val="both"/>
+      </w:pPr>
+      <w:r>
+        <w:rPr>
+          <w:rFonts w:ascii="Times New Roman" w:hAnsi="Times New Roman"/>
+          <w:sz w:val="24"/>
+        </w:rPr>
+        <w:t>Click for next article Starship isn't the only SpaceX rocket flying today. A Falcon 9 rocket launched from California's Vandenberg Space Force Base today (July 16), carrying 21 satellites for the U.S. military's advanced new "Tranche 1 Transport Layer" (T1TL) constellation to orbit. Liftoff took place at 4:32 p.m. EDT (2032 GMT; 1:32 p.m. local California time). A SpaceX Falcon 9 rocket launches the Third Tranche 1 Mission for the U.S. Space Development Agency from Vandenberg Space Force Base in California on July 16, 2026. (Image credit: SpaceX) SpaceX's Starship megarocket - the biggest and most powerful launch vehicle ever built - is slated to make its 13th test flight a few hours later. It will lift off from the company's Starbase site in South Texas during a 90-minute window that opens at 6:45 p.m. EDT (2245 GMT; 5:45 p.m. local Texas time). SpaceX will stream that mission live, and Space.com will carry the feed . Coverage will begin about half an hour before launch. Today's Falcon 9 flight helps assemble the T1TL, a network in low Earth orbit (LEO) that will be operated by the U.S. Space Force 's Space Development Agency (SDA). The T1TL "will provide global communications access and deliver persistent regional encrypted connectivity in support of warfighter missions around the globe," SDA officials wrote in a explainer . The T1TL will eventually consist of 126 satellites, which will be built by York Space Systems, Lockheed Martin and Northrop Grumman. Sixty-three of the spacecraft have now launched to date, on three Falcon 9 launches from Vandenberg - one last September , another last October and today. These 126 spacecraft will be part of a larger LEO network that the SDA calls the Proliferated Warfighter Space Architecture. The PWSA is "a proliferated constellation of hundreds of optically linked small satellites, in low-Earth orbit (LEO), delivering capability at speed to the warfighter," SDA officials wrote in a Tranche 1 fact sheet . "SDA leverages spiral development to deploy and proliferate new capability into a new generation of the PWSA every two years, called a 'tranche,' to continually increase capability used by the warfighter," they added. The first stage of a SpaceX Falcon 9 rocket rests on a drone ship after launching the Third Tranche 1 Mission for the U.S. Space Development Agency on July 16, 2026. (Image credit: SpaceX) Previous Booster 1103 launches NROL-179 | 2 Starlink missions Everything went according to plan today, at least during the mission's early stages. The Falcon 9's first stage came back to Earth about 8.5 minutes after liftoff for a landing in the Pacific Ocean, on the drone ship "Of Course I Still Love You." According to a SpaceX mission description , it was the fourth flight for this particular booster, which is designated 1103. The Falcon 9's upper stage continued hauling the 21 satellites to LEO. We don't know when or exactly where they'll be deployed; the SpaceX mission description doesn't provide that information, and the company cut off its launch webcast shortly after booster landing at the request of the SDA. Editor's note: This story was updated at 4:44 p.m. ET on July 16 with news of successful launch and booster landing.</w:t>
+      </w:r>
+    </w:p>
+    <w:p>
+      <w:pPr>
+        <w:pBdr>
+          <w:bottom w:val="single" w:sz="6" w:space="6" w:color="A6A6A6"/>
+        </w:pBdr>
+      </w:pPr>
+    </w:p>
+    <w:p/>
+    <w:p>
+      <w:pPr>
+        <w:spacing w:after="60"/>
+      </w:pPr>
+      <w:r>
+        <w:rPr>
+          <w:rFonts w:ascii="Times New Roman" w:hAnsi="Times New Roman"/>
+          <w:b/>
+          <w:sz w:val="26"/>
+        </w:rPr>
+        <w:t>12. How NASA's Artemis III lander test will pave way for moon landings</w:t>
+      </w:r>
+    </w:p>
+    <w:p>
+      <w:pPr>
+        <w:spacing w:after="80"/>
+        <w:jc w:val="left"/>
+      </w:pPr>
+      <w:hyperlink r:id="rId31">
         <w:r>
           <w:rPr>
             <w:color w:val="0000FF"/>
@@ -449,7 +1053,7 @@
         <w:drawing>
           <wp:inline xmlns:a="http://schemas.openxmlformats.org/drawingml/2006/main" xmlns:pic="http://schemas.openxmlformats.org/drawingml/2006/picture">
             <wp:extent cx="4389120" cy="4389120"/>
-            <wp:docPr id="6" name="Picture 6"/>
+            <wp:docPr id="11" name="Picture 11"/>
             <wp:cNvGraphicFramePr>
               <a:graphicFrameLocks noChangeAspect="1"/>
             </wp:cNvGraphicFramePr>
@@ -457,11 +1061,11 @@
               <a:graphicData uri="http://schemas.openxmlformats.org/drawingml/2006/picture">
                 <pic:pic>
                   <pic:nvPicPr>
-                    <pic:cNvPr id="0" name="image.png"/>
+                    <pic:cNvPr id="0" name="image.jpg"/>
                     <pic:cNvPicPr/>
                   </pic:nvPicPr>
                   <pic:blipFill>
-                    <a:blip r:embed="rId15"/>
+                    <a:blip r:embed="rId32"/>
                     <a:stretch>
                       <a:fillRect/>
                     </a:stretch>
@@ -490,816 +1094,7 @@
           <w:rFonts w:ascii="Times New Roman" w:hAnsi="Times New Roman"/>
           <w:sz w:val="24"/>
         </w:rPr>
-        <w:t>- Economy - 1 min read The visit is aimed at exploring investment opportunities across priority sectors including manufacturing, renewable energy, green hydrogen, automobiles, food processing, GCCs, tourism and skill development, while strengthening economic and technology partnerships between UP and Japan. ETGovernment Desk - ETGovernment - Published On Jul 15, 2026 at 10:10 PM IST Select ETGovernment as Preferred Choice on Google Copy Link Share on WhatsApp Share on Linkedin Share on X Share on Telegram Share on Facebook Ahead of the visit, a 12-member delegation from Yamanashi Prefecture, led by Narendra Upadhyay, Advisor to the Prefectural Government, met officials at Invest UP in Lucknow to finalise the itinerary and business engagement plan. Lucknow: Uttar Pradesh is set to host one of its largest Japanese business delegations next month, with more than 200 chief executives from Japan, including companies from Yamanashi Prefecture , scheduled to visit the state from August 19 for a five-day investment outreach programme. The visit is aimed at exploring investment opportunities across priority sectors including manufacturing , renewable energy, green hydrogen, automobiles, food processing, Global Capability Centres (GCCs), tourism and skill development, while strengthening economic and technology partnerships between Uttar Pradesh and Japan. Advt Ahead of the visit, a 12-member delegation from Yamanashi Prefecture, led by Narendra Upadhyay, Advisor to the Prefectural Government, met officials at Invest UP in Lucknow to finalise the itinerary and business engagement plan. The visit follows Chief Minister Yogi Adityanath's recent outreach to Japan and is expected to build on discussions held during that tour. The preparatory meeting was chaired by Infrastructure and Industrial Development Commissioner (IIDC) Deepak Kumar and attended by Invest UP CEO Vijay Kiran Anand and Additional CEO Shashank Chaudhary. According to officials, the August programme will feature government-to-business (G2B) and business-to-business (B2B) meetings involving senior state officials, Japanese companies and industry stakeholders. The discussions will focus on facilitating investments in manufacturing, clean energy, green hydrogen, GCCs, automotive, food processing, and workforce collaboration. Officials said the visit could culminate in the signing of fresh memorandums of understanding (MoUs), issuance of Letters of Comfort (LoCs) and land allotments for proposed investment projects in the state. As part of the preparatory engagements, the Yamanashi delegation also met Tourism and Culture Minister Jaiveer Singh to discuss opportunities for expanding tourism and cultural cooperation. The discussions covered tourism infrastructure development, improved connectivity, heritage conservation, and potential investments in hospitality and wellness tourism. ETGovernment Desk , --&gt; - By - See more on: - Uttar Pradesh , - Japanese CEOs , - Yamanashi Prefecture , - investment opportunities , - manufacturing Telegram Facebook Comments What are your thoughts? Comment Now --&gt; Comment Now Read Comment (1) All Comments By commenting, you agree to the Prohibited Content Policy Post Find this Comment Offensive? Choose your reason below and click on the submit button. This will alert our moderators to take actions REASONS FOR REPORTING Foul Language Defamatory Inciting hatred against a certain community Out of Context / Spam Others Report Join the community of 2M+ industry professionals. Subscribe to Newsletter to get latest insights &amp; analysis in your inbox. All about ETGovernment industry right on your smartphone! - Download the ETGovernment App and get the Realtime updates and Save your favourite articles. Scan to download App --&gt;</w:t>
-      </w:r>
-    </w:p>
-    <w:p>
-      <w:pPr>
-        <w:pBdr>
-          <w:bottom w:val="single" w:sz="6" w:space="6" w:color="A6A6A6"/>
-        </w:pBdr>
-      </w:pPr>
-    </w:p>
-    <w:p/>
-    <w:p>
-      <w:pPr>
-        <w:spacing w:after="60"/>
-      </w:pPr>
-      <w:r>
-        <w:rPr>
-          <w:rFonts w:ascii="Times New Roman" w:hAnsi="Times New Roman"/>
-          <w:b/>
-          <w:sz w:val="26"/>
-        </w:rPr>
-        <w:t>5. Department of space moves to stem exodus from key Isro missions; at least 100 quit in past few months: So - The Times of India</w:t>
-      </w:r>
-    </w:p>
-    <w:p>
-      <w:pPr>
-        <w:spacing w:after="80"/>
-        <w:jc w:val="left"/>
-      </w:pPr>
-      <w:hyperlink r:id="rId18">
-        <w:r>
-          <w:rPr>
-            <w:color w:val="0000FF"/>
-            <w:u w:val="single"/>
-          </w:rPr>
-          <w:t>Read more</w:t>
-        </w:r>
-      </w:hyperlink>
-    </w:p>
-    <w:p>
-      <w:pPr>
-        <w:jc w:val="center"/>
-      </w:pPr>
-      <w:r/>
-    </w:p>
-    <w:p>
-      <w:pPr>
-        <w:spacing w:after="120" w:line="276" w:lineRule="auto"/>
-        <w:jc w:val="both"/>
-      </w:pPr>
-      <w:r>
-        <w:rPr>
-          <w:rFonts w:ascii="Times New Roman" w:hAnsi="Times New Roman"/>
-          <w:sz w:val="24"/>
-        </w:rPr>
-        <w:t>Department of space moves to stem exodus from key Isro missions; at least 100 quit in past few months: So The Times of India</w:t>
-      </w:r>
-    </w:p>
-    <w:p>
-      <w:pPr>
-        <w:pBdr>
-          <w:bottom w:val="single" w:sz="6" w:space="6" w:color="A6A6A6"/>
-        </w:pBdr>
-      </w:pPr>
-    </w:p>
-    <w:p/>
-    <w:p>
-      <w:pPr>
-        <w:spacing w:after="60"/>
-      </w:pPr>
-      <w:r>
-        <w:rPr>
-          <w:rFonts w:ascii="Times New Roman" w:hAnsi="Times New Roman"/>
-          <w:b/>
-          <w:sz w:val="26"/>
-        </w:rPr>
-        <w:t>6. Special YUVIKA Programme for Oman Students - ISRO</w:t>
-      </w:r>
-    </w:p>
-    <w:p>
-      <w:pPr>
-        <w:spacing w:after="80"/>
-        <w:jc w:val="left"/>
-      </w:pPr>
-      <w:hyperlink r:id="rId19">
-        <w:r>
-          <w:rPr>
-            <w:color w:val="0000FF"/>
-            <w:u w:val="single"/>
-          </w:rPr>
-          <w:t>Read more</w:t>
-        </w:r>
-      </w:hyperlink>
-    </w:p>
-    <w:p>
-      <w:pPr>
-        <w:jc w:val="center"/>
-      </w:pPr>
-      <w:r/>
-    </w:p>
-    <w:p>
-      <w:pPr>
-        <w:spacing w:after="120" w:line="276" w:lineRule="auto"/>
-        <w:jc w:val="both"/>
-      </w:pPr>
-      <w:r>
-        <w:rPr>
-          <w:rFonts w:ascii="Times New Roman" w:hAnsi="Times New Roman"/>
-          <w:sz w:val="24"/>
-        </w:rPr>
-        <w:t>July 15, 2026 YUva VIjyani KArayakram (YUVIKA) programme was conceived to impart basic knowledge on Space Technology, Space Science and Space Applications to young students. The Hon'ble Prime Minister, during his visit to Oman on 18th December, 2025, announced the organization of the YUVIKA programme for Omani students. Accordingly, ISRO planned one week residential programme at SDSC SHAR, Sriharikota and processed the same through MEA. In follow up the Ministry of Education, Sultanate of Oman, has nominated eight students and two observers from Omani schools to participate in the programme. The programme was inaugurated on 13th July, 2026 by Shri S Muthuchezian, Director, SDSC SHAR. The programme includes classroom training, practical demonstrations of experiments, hands-on experience with robotic kits, model rocketry, field visits and Interaction with ISRO scientists.</w:t>
-      </w:r>
-    </w:p>
-    <w:p>
-      <w:pPr>
-        <w:pBdr>
-          <w:bottom w:val="single" w:sz="6" w:space="6" w:color="A6A6A6"/>
-        </w:pBdr>
-      </w:pPr>
-    </w:p>
-    <w:p/>
-    <w:p>
-      <w:pPr>
-        <w:spacing w:after="60"/>
-      </w:pPr>
-      <w:r>
-        <w:rPr>
-          <w:rFonts w:ascii="Times New Roman" w:hAnsi="Times New Roman"/>
-          <w:b/>
-          <w:sz w:val="26"/>
-        </w:rPr>
-        <w:t>7. ISRO resignations: Govt tightens exit rules for Gaganyaan and other critical projects after 100+ reported - The Economic Times</w:t>
-      </w:r>
-    </w:p>
-    <w:p>
-      <w:pPr>
-        <w:spacing w:after="80"/>
-        <w:jc w:val="left"/>
-      </w:pPr>
-      <w:hyperlink r:id="rId20">
-        <w:r>
-          <w:rPr>
-            <w:color w:val="0000FF"/>
-            <w:u w:val="single"/>
-          </w:rPr>
-          <w:t>Read more</w:t>
-        </w:r>
-      </w:hyperlink>
-    </w:p>
-    <w:p>
-      <w:pPr>
-        <w:spacing w:after="120"/>
-        <w:jc w:val="center"/>
-      </w:pPr>
-      <w:r>
-        <w:drawing>
-          <wp:inline xmlns:a="http://schemas.openxmlformats.org/drawingml/2006/main" xmlns:pic="http://schemas.openxmlformats.org/drawingml/2006/picture">
-            <wp:extent cx="4389120" cy="2173559"/>
-            <wp:docPr id="7" name="Picture 7"/>
-            <wp:cNvGraphicFramePr>
-              <a:graphicFrameLocks noChangeAspect="1"/>
-            </wp:cNvGraphicFramePr>
-            <a:graphic>
-              <a:graphicData uri="http://schemas.openxmlformats.org/drawingml/2006/picture">
-                <pic:pic>
-                  <pic:nvPicPr>
-                    <pic:cNvPr id="0" name="image.png"/>
-                    <pic:cNvPicPr/>
-                  </pic:nvPicPr>
-                  <pic:blipFill>
-                    <a:blip r:embed="rId21"/>
-                    <a:stretch>
-                      <a:fillRect/>
-                    </a:stretch>
-                  </pic:blipFill>
-                  <pic:spPr>
-                    <a:xfrm>
-                      <a:off x="0" y="0"/>
-                      <a:ext cx="4389120" cy="2173559"/>
-                    </a:xfrm>
-                    <a:prstGeom prst="rect"/>
-                  </pic:spPr>
-                </pic:pic>
-              </a:graphicData>
-            </a:graphic>
-          </wp:inline>
-        </w:drawing>
-      </w:r>
-    </w:p>
-    <w:p>
-      <w:pPr>
-        <w:spacing w:after="120" w:line="276" w:lineRule="auto"/>
-        <w:jc w:val="both"/>
-      </w:pPr>
-      <w:r>
-        <w:rPr>
-          <w:rFonts w:ascii="Times New Roman" w:hAnsi="Times New Roman"/>
-          <w:sz w:val="24"/>
-        </w:rPr>
-        <w:t>Synopsis The Department of Space has tightened rules for scientists leaving ISRO. This action follows a significant number of scientists resigning from key projects. Previously, centre directors could approve these departures, but now DoS will decide. This move aims to retain experienced personnel and ensure project continuity. ISRO acknowledges attrition but states projects will continue as planned.</w:t>
-      </w:r>
-    </w:p>
-    <w:p>
-      <w:pPr>
-        <w:pBdr>
-          <w:bottom w:val="single" w:sz="6" w:space="6" w:color="A6A6A6"/>
-        </w:pBdr>
-      </w:pPr>
-    </w:p>
-    <w:p/>
-    <w:p>
-      <w:pPr>
-        <w:spacing w:after="60"/>
-      </w:pPr>
-      <w:r>
-        <w:rPr>
-          <w:rFonts w:ascii="Times New Roman" w:hAnsi="Times New Roman"/>
-          <w:b/>
-          <w:sz w:val="26"/>
-        </w:rPr>
-        <w:t>8. NASA Uses Subscale Aircraft to Accelerate Flight Innovation</w:t>
-      </w:r>
-    </w:p>
-    <w:p>
-      <w:pPr>
-        <w:spacing w:after="80"/>
-        <w:jc w:val="left"/>
-      </w:pPr>
-      <w:hyperlink r:id="rId22">
-        <w:r>
-          <w:rPr>
-            <w:color w:val="0000FF"/>
-            <w:u w:val="single"/>
-          </w:rPr>
-          <w:t>Read more</w:t>
-        </w:r>
-      </w:hyperlink>
-    </w:p>
-    <w:p>
-      <w:pPr>
-        <w:jc w:val="center"/>
-      </w:pPr>
-      <w:r/>
-    </w:p>
-    <w:p>
-      <w:pPr>
-        <w:spacing w:after="120" w:line="276" w:lineRule="auto"/>
-        <w:jc w:val="both"/>
-      </w:pPr>
-      <w:r>
-        <w:rPr>
-          <w:rFonts w:ascii="Times New Roman" w:hAnsi="Times New Roman"/>
-          <w:sz w:val="24"/>
-        </w:rPr>
-        <w:t>Testing new aerospace concepts in flight remains one of NASA's most effective ways to advance knowledge and reduce risk. The Dale Reed Subscale Flight Research Laboratory at NASA's Armstrong Flight Research Center in Edwards, California, supports this mission by using small, remotely piloted and autonomous aircraft as cost‑effective platforms to mature innovative ideas, accelerate learning, and enable smoother transitions to full‑scale flight. When experiments require a flight platform, several NASA remotely piloted aircraft are available: the Alta‑X quadrotor; the Dryden Remotely Operated Integrated Drone (DROID) with its 10‑foot wingspan; and the Multi‑Use Cub, a 14‑foot‑span fixed‑wing aircraft with an expandable payload capacity for flight experiments. For electric vertical takeoff and landing testing, the HQ‑90 quadrotor provides an additional option. Once aircraft and experiments are cleared for operations, laboratory pilots support the mission, including ground operations and flight activities. Justin Link, left, holds the subscale aircraft in place, while Justin Hall manages engine speed during preliminary engine tests on Friday, Sept. 12, 2025, at NASA's Armstong Flight Research Center in Edwards, California. Link is a pilot for small uncrewed aircraft systems at the center's Dale Reed Subscale Flight Research Laboratory and Hall is the chief pilot. NASA/Christopher LC Clark Flight expertise Each staff member serves as an experienced and certified subscale aircraft pilot and is prepared to fly unique one-of-a-kind or modified commercial aircraft wherever the mission requires. NASA's FireSense project conducted flights in the Geneva State Forest, located about 100 miles south of Montgomery, Alabama. NASA Armstrong flight research staff integrated the instrument onto an Alta-X drone and tested the system before deployment. Two team members then transported the drone and sensor to the forest, prepared the vehicle for flight, and operated it during the mission. The NASA sensor was flown on the drone to demonstrate how remotely piloted aircraft can gather localized weather data that influences smoke movement and fire behavior. This information may help operational agencies improve wildfire decision-making and better allocate firefighters and resources. Other missions occur closer to NASA Armstrong, such as the Enhancing Parachutes by Instrumenting the Canopy (EPIC) project. EPIC involved air‑launching a capsule containing a parachute and flexible sensor from the Alta‑X. Laboratory staff piloted the flights, supported flight operations, and worked with the EPIC team to design and integrate the parachute‑drop mechanism and safety system into the aircraft. These tests demonstrated that a flexible sensor could help researchers study supersonic parachutes. Continuation of this work can help fill gaps in computer models, making supersonic parachutes safer and more reliable for delivering science instruments and payloads to Mars. Justin Link, left, pilot for small uncrewed aircraft systems, and Justin Hall, chief pilot for small uncrewed aircraft systems, install weather instruments on NASA's Alta X drone at the agency's Armstrong Flight Research Center in Edwards, California. Members of the center's Dale Reed Subscale Flight Research Laboratory used the Alta X to support the agency's FireSense project in March 2025 for a prescribed burn in Geneva State Forest, which is about 100 miles south of Montgomery, Alabama. NASA/Steve Freeman Advancing challenging research The Dale Reed Subscale Flight Research Laboratory uses rapid design and testing capabilities to help small aircraft fly big ideas. These concepts could lead to future breakthroughs that support NASA's missions across aeronautics, science, and exploration. For decades, NASA and its partners have advanced Automatic Collision Avoidance Technology. The research demonstrated an autopilot could detect and recover from an imminent ground collision - a capability now helping save lives in high‑performance U.S. military jets. NASA Armstrong had key roles in that work and developed a simplified version, the Automatic Ground Collision Avoidance System, which was installed on the DROID for testing. The system demonstrated on the DROID - developed to assist general aviation pilots as well as remotely piloted and autonomous aircraft - performed well and led to further research toward a version that provides alerts and steering cues. The NASA Armstrong Technology Transfer Office is working to license the technology for U.S. businesses to develop the system as a commercial product. The Prandtl‑D (Preliminary Research Aerodynamic Design to Lower Drag) flying‑wing glider was also designed, fabricated, and flown at NASA Armstrong. Researchers found that its twisted wing design could reduce drag and generate thrust at the wingtips, advancing concepts that may support greater fuel economy for future aircraft. The original Prandtl‑D is now part of the Smithsonian National Air and Space Museum collection in Washington, and the Prandtl-D3 is at the California Science Center in Los Angeles. Researchers continue developing the next generation of the design in the laboratory. A wide range of capabilities in the laboratory help transform promising concepts into flight-ready test structures. These include rapid prototyping using traditional and advanced 3D manufacturing techniques, as well as composite and conventional fabrication processes. The team of engineers and technicians also provides custom component design and specialized fabrication to meet unique research needs. The laboratory supports electrical and mechanical design, hardware and software integration, and the safety and flight-readiness processes required for successful missions. Additional technical facilities, such as the Experimental Fabrication Branch and the Environmental Laboratory at NASA Armstrong, further enhance these capabilities. Together, they support development, testing, and validation activities that advance NASA's aeronautics and exploration goals.</w:t>
-      </w:r>
-    </w:p>
-    <w:p>
-      <w:pPr>
-        <w:pBdr>
-          <w:bottom w:val="single" w:sz="6" w:space="6" w:color="A6A6A6"/>
-        </w:pBdr>
-      </w:pPr>
-    </w:p>
-    <w:p/>
-    <w:p>
-      <w:pPr>
-        <w:spacing w:after="60"/>
-      </w:pPr>
-      <w:r>
-        <w:rPr>
-          <w:rFonts w:ascii="Times New Roman" w:hAnsi="Times New Roman"/>
-          <w:b/>
-          <w:sz w:val="26"/>
-        </w:rPr>
-        <w:t>9. NASA Study of Pristine Meteorite Adds to Story of Ancient Asteroids</w:t>
-      </w:r>
-    </w:p>
-    <w:p>
-      <w:pPr>
-        <w:spacing w:after="80"/>
-        <w:jc w:val="left"/>
-      </w:pPr>
-      <w:hyperlink r:id="rId23">
-        <w:r>
-          <w:rPr>
-            <w:color w:val="0000FF"/>
-            <w:u w:val="single"/>
-          </w:rPr>
-          <w:t>Read more</w:t>
-        </w:r>
-      </w:hyperlink>
-    </w:p>
-    <w:p>
-      <w:pPr>
-        <w:spacing w:after="120"/>
-        <w:jc w:val="center"/>
-      </w:pPr>
-      <w:r>
-        <w:drawing>
-          <wp:inline xmlns:a="http://schemas.openxmlformats.org/drawingml/2006/main" xmlns:pic="http://schemas.openxmlformats.org/drawingml/2006/picture">
-            <wp:extent cx="4389120" cy="2623572"/>
-            <wp:docPr id="8" name="Picture 8"/>
-            <wp:cNvGraphicFramePr>
-              <a:graphicFrameLocks noChangeAspect="1"/>
-            </wp:cNvGraphicFramePr>
-            <a:graphic>
-              <a:graphicData uri="http://schemas.openxmlformats.org/drawingml/2006/picture">
-                <pic:pic>
-                  <pic:nvPicPr>
-                    <pic:cNvPr id="0" name="image.jpg"/>
-                    <pic:cNvPicPr/>
-                  </pic:nvPicPr>
-                  <pic:blipFill>
-                    <a:blip r:embed="rId24"/>
-                    <a:stretch>
-                      <a:fillRect/>
-                    </a:stretch>
-                  </pic:blipFill>
-                  <pic:spPr>
-                    <a:xfrm>
-                      <a:off x="0" y="0"/>
-                      <a:ext cx="4389120" cy="2623572"/>
-                    </a:xfrm>
-                    <a:prstGeom prst="rect"/>
-                  </pic:spPr>
-                </pic:pic>
-              </a:graphicData>
-            </a:graphic>
-          </wp:inline>
-        </w:drawing>
-      </w:r>
-    </w:p>
-    <w:p>
-      <w:pPr>
-        <w:spacing w:after="120" w:line="276" w:lineRule="auto"/>
-        <w:jc w:val="both"/>
-      </w:pPr>
-      <w:r>
-        <w:rPr>
-          <w:rFonts w:ascii="Times New Roman" w:hAnsi="Times New Roman"/>
-          <w:sz w:val="24"/>
-        </w:rPr>
-        <w:t>C1 clasts in Hillsborough: On the left is a back-scattered electron image with two C1 748 clasts circled. On the right, an X-ray map of the same area as (A), indicating Na enrichment in 749 of the C1 clasts relative to the bulk of Hillsborough. Credit: NASA/SETI A meteorite recovered immediately upon its fall to Earth on July 16, 2024, is helping NASA scientists uncover new clues about ancient water, the chemical evolution of primitive asteroids, and the ingredients that may have helped make life possible throughout the early solar system. This rapid recovery began when an amateur astronomer in New Jersey quickly recognized that a newly fallen meteorite had landed on his property. Recognizing its scientific value and wearing protective gloves, he collected the fragments and stored them in aluminum foil and glass containers, which preserved delicate minerals and organic compounds that are often altered by moisture, weather, and contamination. As the meteorite fell to Earth, cameras across New Jersey captured its fiery passage through the atmosphere. Scientists used these observations to reconstruct the fireball's trajectory and, after recovering the meteorite, combined this data with laboratory analyses to determine where in the solar system the rock most likely originated. In a study published Wednesday in the journal Science Advances, researchers found evidence that ancient salty water altered minerals within the meteorite's parent asteroid, preserving unique minerals and a rich inventory of organic compounds. "When we have both a documented fireball and a quick recovery of its meteorite, we can learn not only what the rock is made of, but where it came from in the asteroid belt," said Peter Jenniskens, meteor astronomer at both NASA's Ames Research Center in California's Silicon Valley and the SETI Institute, and lead author of the study. Combined radar detections from the Hillsborough meteorite fall. The green line shows the fireball's projected path, while colored radar signatures show falling meteorite fragments drifting east-northeast with prevailing winds. Credit: NASA/Marc Fries Named for the township where it was recovered, the Hillsborough meteorite belongs to a class of carbon-rich meteorites known as CM carbonaceous chondrites. These primitive rocks preserve some of the oldest materials in the solar system, recording the chemical processes that shaped asteroids more than 4.5 billion years ago. While examining the unusually pristine meteorite, researchers found a mosaic of tiny broken-up rocks and noticed that some contained unusually high concentrations of sodium - an unexpected finding for this type of meteorite. The surprising signal prompted a closer investigation using powerful electron microscopes that allowed scientists to examine the meteorite from the millimeter scale down to individual atoms. By combining observations across multiple scales, researchers reconstructed the history of the minerals and the fluids that once flowed through them. These analyses revealed microscopic fractures filled with sodium-rich material left behind by ancient brines. Unlike pure water, brines contain dissolved salts that allow them to transport elements and chemically alter the rocks they move through. In the case of the Hillsborough sample, those ancient fluids altered the asteroid's minerals and left behind chemical evidence that remained preserved for billions of years. Scientists were also able to detect fragile sodium-carbonate salts that normally react with moisture in Earth's atmosphere before they can be studied. Jangmi Han, a paper co-author and mineralogist at NASA's Johnson Space Center in Houston, identified evidence of ancient brines preserved within microscopic fractures. Similar salts were identified in samples returned from the asteroids Bennu and Ryugu by NASA's OSIRIS-REx mission and JAXA's (Japan Aerospace Exploration Agency) Hayabusa2 mission. However,Hillsborough marks the first time the salts have been identified in a CM carbonaceous chondrite meteorite, offering a new glimpse into the surfaces of the primitive asteroids that produced these meteorites. Together, these findings suggest that ancient, salt-rich brines were more widespread among primitive asteroids than previously recognized, and provide scientists with new opportunities to compare how water altered different asteroid bodies across the early solar system. "The chips of the most salt-rich bits of this meteorite are quite comparable to the samples returned by the Hayabusa2 and OSIRIS-REx missions," said Mike Zolensky, a meteorite researcher at NASA Johnson and co-author of the study. "They're not identical. They're different in some very interesting ways, but they've seen very similar processes." Following the history of water through the solar system is an essential part of understanding the origin of life. Mike Zolensky Meteorite Researcher Scientists expected Hillsborough to contain a rich suite of organic compounds because it is a CM carbonaceous chondrite. What made the meteorite exceptional was how quickly it was recovered, allowing researchers to study those compounds before prolonged exposure to Earth's environment could contaminate the sample. "One of the big surprises for me when we analyzed a small chip of the Hillsborough meteorite was the complexity of amino acids and other organic compounds," said Danny Glavin, senior scientist in the Astrobiology Analytical Laboratory at NASA's Goddard Space Flight Center in Greenbelt, Maryland, and co-author of the study. Its diversity of amino acids and other organic compounds is, comparable to the Murchison meteorite, a nearly 100-kilogram carbonaceous chondrite that fell in Australia in 1969 and became the benchmark for extraterrestrial organic chemistry. "It's just more proof that the chemical building blocks of life could have been delivered - and are still being delivered - to Earth today by these carbonaceous asteroid fragments," said Glavin, who was a co-investigator on OSIRIS-REx, leading an international team that studied the organic composition of the samples delivered to Earth from asteroid Bennu in 2023. Understanding the Hillsborough meteorite required expertise from multiple scientific disciplines. Astronomers reconstructed the meteorite's journey through space, finding evidence that it may have originated from the Erigone asteroid family in the inner asteroid belt, home to the asteroid Donaldjohanson, which was visited in 2025 by NASA's Lucy spacecraft. Mineralogists identified evidence of ancient brines preserved within microscopic fractures, while organic chemists analyzed the meteorite's inventory of amino acids and other organic compounds. "Together, those complementary studies are helping scientists build one of the clearest pictures yet of how primitive asteroids such as the asteroid Erigone evolved chemically over billions of years," said Jenniskens. Researchers continue to study the Hillsborough meteorite, revealing new details about how water transformed primitive asteroids and shaped the early solar system. By tracing the history of water on primitive asteroids, scientists are learning how water and the chemical ingredients for life were distributed throughout the early solar system. "If you follow the water through the solar system, you're actually following life," Zolensky said. "Following the history of water through the solar system is an essential part of understanding the origin of life." For more information on NASA's astromaterials research and exploration, visit: https://science.nasa.gov/astromaterials Karen Fox / Molly Wasser Headquarters, Washington 240-285-5155 / 240-419-1732 karen.c.fox@nasa.gov / molly.l.wasser@nasa.gov Victoria Segovia NASA's Johnson Space Center, Houston 281-483-5111 victoria.segovia@nasa.gov</w:t>
-      </w:r>
-    </w:p>
-    <w:p>
-      <w:pPr>
-        <w:pBdr>
-          <w:bottom w:val="single" w:sz="6" w:space="6" w:color="A6A6A6"/>
-        </w:pBdr>
-      </w:pPr>
-    </w:p>
-    <w:p/>
-    <w:p>
-      <w:pPr>
-        <w:spacing w:after="60"/>
-      </w:pPr>
-      <w:r>
-        <w:rPr>
-          <w:rFonts w:ascii="Times New Roman" w:hAnsi="Times New Roman"/>
-          <w:b/>
-          <w:sz w:val="26"/>
-        </w:rPr>
-        <w:t>10. How NASA's Artemis III Lander Test Will Pave Way for Moon Landings</w:t>
-      </w:r>
-    </w:p>
-    <w:p>
-      <w:pPr>
-        <w:spacing w:after="80"/>
-        <w:jc w:val="left"/>
-      </w:pPr>
-      <w:hyperlink r:id="rId25">
-        <w:r>
-          <w:rPr>
-            <w:color w:val="0000FF"/>
-            <w:u w:val="single"/>
-          </w:rPr>
-          <w:t>Read more</w:t>
-        </w:r>
-      </w:hyperlink>
-    </w:p>
-    <w:p>
-      <w:pPr>
-        <w:spacing w:after="120"/>
-        <w:jc w:val="center"/>
-      </w:pPr>
-      <w:r>
-        <w:drawing>
-          <wp:inline xmlns:a="http://schemas.openxmlformats.org/drawingml/2006/main" xmlns:pic="http://schemas.openxmlformats.org/drawingml/2006/picture">
-            <wp:extent cx="4389120" cy="2926080"/>
-            <wp:docPr id="9" name="Picture 9"/>
-            <wp:cNvGraphicFramePr>
-              <a:graphicFrameLocks noChangeAspect="1"/>
-            </wp:cNvGraphicFramePr>
-            <a:graphic>
-              <a:graphicData uri="http://schemas.openxmlformats.org/drawingml/2006/picture">
-                <pic:pic>
-                  <pic:nvPicPr>
-                    <pic:cNvPr id="0" name="image.jpg"/>
-                    <pic:cNvPicPr/>
-                  </pic:nvPicPr>
-                  <pic:blipFill>
-                    <a:blip r:embed="rId26"/>
-                    <a:stretch>
-                      <a:fillRect/>
-                    </a:stretch>
-                  </pic:blipFill>
-                  <pic:spPr>
-                    <a:xfrm>
-                      <a:off x="0" y="0"/>
-                      <a:ext cx="4389120" cy="2926080"/>
-                    </a:xfrm>
-                    <a:prstGeom prst="rect"/>
-                  </pic:spPr>
-                </pic:pic>
-              </a:graphicData>
-            </a:graphic>
-          </wp:inline>
-        </w:drawing>
-      </w:r>
-    </w:p>
-    <w:p>
-      <w:pPr>
-        <w:spacing w:after="120" w:line="276" w:lineRule="auto"/>
-        <w:jc w:val="both"/>
-      </w:pPr>
-      <w:r>
-        <w:rPr>
-          <w:rFonts w:ascii="Times New Roman" w:hAnsi="Times New Roman"/>
-          <w:sz w:val="24"/>
-        </w:rPr>
-        <w:t>Before Artemis astronauts land on the Moon's surface in 2028, NASA will conduct the Artemis III demonstration mission in 2027, allowing teams on Earth and in orbit to practice rendezvous and docking operations between commercial human landing systems and the Orion spacecraft. Data from that mission, along with future uncrewed demonstration missions at the Moon, will support astronaut safety and mission success for crewed lunar landings. NASA is working with two American companies to develop the human landing systems that will safely transport astronauts from lunar orbit to the Moon's surface and back for future Artemis missions. For Artemis III, both SpaceX and Blue Origin will fly test versions, or test articles, of the crewed landers that will be used for future Moon landings. The lander test articles will launch by commercial rockets, while the Artemis III crew will launch to low Earth orbit in Orion atop the agency's SLS (Space Launch System) rocket. Stage setting for crewed flights NASA and the human landing system providers have been working closely together to plan and determine capabilities for the Artemis III mission. With missions fast approaching, both SpaceX and Blue Origin are optimizing hardware availability and capability. SpaceX plans to use the company's latest version of Starship and basis of the future Starship HLS, called Version 3, while Blue Origin will test their planned HLS crew cabin, allowing each company to apply lessons learned prior to uncrewed and crewed missions on the Moon. "Each human landing system provider has taken a different approach to the Artemis III mission," said Steve Creech, program manager, Human Landing System Program, NASA's Marshall Space Flight Center in Huntsville, Alabama. "Ultimately, SpaceX and Blue Origin have put forward a list of aggressive objectives and goals intended to complement upcoming uncrewed demonstration missions at the Moon so that we can gain both understanding and confidence in the spacecraft and launch vehicles prior to a crewed landing. The lander prototype designs will inform future development efforts and will continue to mature over the next year." For the Artemis III mission, the Blue Moon test lander will be based on Blue Origin's current architecture for its Mark 2 crew lander, incorporating all the major avionics and flight software and control systems to ensure flight operations from this demonstration mission can directly translate to crewed lunar flights. Up to two crew members, donning orange Orion crew survival system suits, will open the hatch to enter the Blue Origin test lander. The production hardware must incorporate many of the same systems and subsystems, including an Environmental Control and Life Support System (ECLSS), a crew cabin, and avionics. These artist's concepts depict Blue Origin's Blue Moon Mark 2 human landing system test article in Earth orbit and docked with NASA's Orion spacecraft as part of NASA's upcoming Artemis III demonstration mission in low Earth orbit. Blue Origin These artist's concepts depict Blue Origin's Blue Moon Mark 2 human landing system test article in Earth orbit and docked with NASA's Orion spacecraft as part of NASA's upcoming Artemis III demonstration mission in low Earth orbit. Blue Origin The Blue Origin lander also will fly with an instrumented lunar surface spacesuit mass simulator. Like the suited "Moonikin" manikin that flew aboard Orion during the uncrewed Artemis I test flight, the low-fidelity spacesuit mass simulator will provide real-time feedback about the environment within the Blue Moon crew cabin. SpaceX's Starship lander test article will use a Starship Version 3, currently in production and testing, with an added docking system installed on the nose of the 171-foot (52-m) spacecraft, enabling NASA and SpaceX to evaluate how the entire integrated stack of Orion and the Starship test lander interact. NASA and SpaceX are identifying controllability and communications tests for the Artemis III mission. Astronauts will not enter the Starship test lander during Artemis III. These artist's concepts depict NASA's Orion spacecraft and SpaceX's Starship human landing system test article during docking operations as part of NASA's upcoming Artemis III demonstration mission in low Earth orbit. SpaceX These artist's concepts depict NASA's Orion spacecraft and SpaceX's Starship human landing system test article during docking operations as part of NASA's upcoming Artemis III demonstration mission in low Earth orbit. SpaceX Launch cadence NASA, SpaceX, and Blue Origin will launch three of the world's most powerful rockets within a short timeframe of one another, exercising ground processing, launch crews, and facilities as well as control centers, networking, and data exchange at key sites across the country during two separate, back-to-back rendezvous and docking maneuvers between Orion and the lander test articles, before a safe splashdown of the Artemis III crew in Orion. "Artemis III will be a highly choreographed dance with a demanding launch sequence across multiple launch pads and equally demanding mission operations for our ground and flight crews, making it one of the most complex and ambitious missions NASA has ever undertaken," said Jeremy Parsons, Artemis program manager. "The demonstration mission will set the stage before our next giant leap. NASA's expertise in systems engineering and integration, as well as launch and mission operations in low Earth orbit, will bring the mission together." For future crewed missions to the Moon, NASA and one of the commercial lander partners will execute a "dual launch campaign," prepositioning the lander in orbit to await a crewed Orion, launched on SLS. Launching the three rockets in succession of one another for Artemis III offers a unique opportunity to practice launch processing and operations. Blue Origin's lander test article is planned to launch first and will be able to loiter in space for up to 30 days, allowing for checkouts in orbit prior to the launch of SLS and Orion from Launch Complex 39B at NASA's Kennedy Space Center in Florida. The Blue Origin test article will launch at a set trajectory to meet a designated "parking" orbit for these systems checks. Artemis III will be a highly choreographed dance with a demanding launch sequence across multiple launch pads and equally demanding mission operations for our ground and flight crews, making it one of the most complex and ambitious missions NASA has ever undertaken. Jeremy Parsons Artemis program manager Following the completion of Blue Origin's rendezvous and docking operations testing and the Artemis III crewed launch on SLS, SpaceX will launch its Starship lander test article to rendezvous with Orion and its crew for its phase of on-orbit testing. Throughout the Artemis III mission, Orion will fly in a circular orbit. All three rockets will have more launch opportunities than are available for a lunar mission and will be able to reach the designated mission altitude in a single launch. Docking operations During docking and undocking operations, Orion and the Artemis III crew will use the lander test articles as the targets, while Orion will operate as the chaser spacecraft. This is the same configuration planned for future crew landing mission to the Moon. NASA will ensure both test landers are mission ready and crew safe prior to Artemis III. These verifications will be based on functional and performance requirements for the test lander designs and hazard controls for hardware and software, ensuring the Artemis III astronauts inside Orion are safe throughout both docking phases of the mission. SpaceX and Blue Origin have already tested their docking capabilities for their respective landers on the ground. SpaceX's docking capability was qualified in 2023; Blue Origin conducted development ground testing on its pressurized docking system earlier this year. A key difference between the docking capabilities of both lander test articles will be the location of docking. Orion will dock along the side of the Blue Moon test lander, adjacent to the crew cabin. Later, Orion will dock nose-to-nose with the giant SpaceX test lander. Software testing between spacecrafts will help demonstrate that the commercial human landing system prototypes and Orion can meet at a precise time and location in space. When Orion docks with the Blue Moon test lander, the Orion spacecraft's software will control the docked spacecraft. Meanwhile, the SpaceX test article will control the docked spacecraft for the second portion of the mission. During the docking phases, teams with NASA and the commercial partners will be able to test hardware and software interoperability, as well as dynamics of how the integrated lander-Orion spacecraft moves in space. Through the Artemis program, NASA will send astronauts to explore the Moon for scientific discovery, economic benefits, and to build the foundation for the first crewed missions to Mars - for the benefit of all. News Media Contact AmberJacobson Headquarters, Washington 240.298.1832 amber.c.jacobson@nasa.gov Corinne Beckinger Marshall Space Flight Center, Huntsville, Ala. 256-544-0034 corinne.m.beckinger@nasa.gov</w:t>
-      </w:r>
-    </w:p>
-    <w:p>
-      <w:pPr>
-        <w:pBdr>
-          <w:bottom w:val="single" w:sz="6" w:space="6" w:color="A6A6A6"/>
-        </w:pBdr>
-      </w:pPr>
-    </w:p>
-    <w:p/>
-    <w:p>
-      <w:pPr>
-        <w:spacing w:after="60"/>
-      </w:pPr>
-      <w:r>
-        <w:rPr>
-          <w:rFonts w:ascii="Times New Roman" w:hAnsi="Times New Roman"/>
-          <w:b/>
-          <w:sz w:val="26"/>
-        </w:rPr>
-        <w:t>11. Anil Menon Launches to Space Station</w:t>
-      </w:r>
-    </w:p>
-    <w:p>
-      <w:pPr>
-        <w:spacing w:after="80"/>
-        <w:jc w:val="left"/>
-      </w:pPr>
-      <w:hyperlink r:id="rId27">
-        <w:r>
-          <w:rPr>
-            <w:color w:val="0000FF"/>
-            <w:u w:val="single"/>
-          </w:rPr>
-          <w:t>Read more</w:t>
-        </w:r>
-      </w:hyperlink>
-    </w:p>
-    <w:p>
-      <w:pPr>
-        <w:jc w:val="center"/>
-      </w:pPr>
-      <w:r/>
-    </w:p>
-    <w:p>
-      <w:pPr>
-        <w:spacing w:after="120" w:line="276" w:lineRule="auto"/>
-        <w:jc w:val="both"/>
-      </w:pPr>
-      <w:r>
-        <w:rPr>
-          <w:rFonts w:ascii="Times New Roman" w:hAnsi="Times New Roman"/>
-          <w:sz w:val="24"/>
-        </w:rPr>
-        <w:t>NASA/John Kraus NASA astronaut candidate Anna Menon and her children watch as a Soyuz rocket launches to the International Space Station with NASA astronaut Anil Menon and Roscosmos cosmonauts Pyotr Dubrov and Anna Kikina, Tuesday, July 14, 2026, at the Baikonur Cosmodrome in Kazakhstan. The trio lifted off for the Soyuz MS-29 mission at 7:47 p.m. local time to begin their long-duration stay aboard the orbital outpost. During his stay on the station, Menon will conduct scientific research and technology demonstrations aimed at advancing human space exploration and benefiting life on Earth. Image credit: NASA/John Kraus</w:t>
-      </w:r>
-    </w:p>
-    <w:p>
-      <w:pPr>
-        <w:pBdr>
-          <w:bottom w:val="single" w:sz="6" w:space="6" w:color="A6A6A6"/>
-        </w:pBdr>
-      </w:pPr>
-    </w:p>
-    <w:p/>
-    <w:p>
-      <w:pPr>
-        <w:spacing w:after="60"/>
-      </w:pPr>
-      <w:r>
-        <w:rPr>
-          <w:rFonts w:ascii="Times New Roman" w:hAnsi="Times New Roman"/>
-          <w:b/>
-          <w:sz w:val="26"/>
-        </w:rPr>
-        <w:t>12. NASA's Perseverance Rover Provides Sweeping View of Broom Point</w:t>
-      </w:r>
-    </w:p>
-    <w:p>
-      <w:pPr>
-        <w:spacing w:after="80"/>
-        <w:jc w:val="left"/>
-      </w:pPr>
-      <w:hyperlink r:id="rId28">
-        <w:r>
-          <w:rPr>
-            <w:color w:val="0000FF"/>
-            <w:u w:val="single"/>
-          </w:rPr>
-          <w:t>Read more</w:t>
-        </w:r>
-      </w:hyperlink>
-    </w:p>
-    <w:p>
-      <w:pPr>
-        <w:spacing w:after="120"/>
-        <w:jc w:val="center"/>
-      </w:pPr>
-      <w:r>
-        <w:drawing>
-          <wp:inline xmlns:a="http://schemas.openxmlformats.org/drawingml/2006/main" xmlns:pic="http://schemas.openxmlformats.org/drawingml/2006/picture">
-            <wp:extent cx="4389120" cy="1549908"/>
-            <wp:docPr id="10" name="Picture 10"/>
-            <wp:cNvGraphicFramePr>
-              <a:graphicFrameLocks noChangeAspect="1"/>
-            </wp:cNvGraphicFramePr>
-            <a:graphic>
-              <a:graphicData uri="http://schemas.openxmlformats.org/drawingml/2006/picture">
-                <pic:pic>
-                  <pic:nvPicPr>
-                    <pic:cNvPr id="0" name="image.png"/>
-                    <pic:cNvPicPr/>
-                  </pic:nvPicPr>
-                  <pic:blipFill>
-                    <a:blip r:embed="rId29"/>
-                    <a:stretch>
-                      <a:fillRect/>
-                    </a:stretch>
-                  </pic:blipFill>
-                  <pic:spPr>
-                    <a:xfrm>
-                      <a:off x="0" y="0"/>
-                      <a:ext cx="4389120" cy="1549908"/>
-                    </a:xfrm>
-                    <a:prstGeom prst="rect"/>
-                  </pic:spPr>
-                </pic:pic>
-              </a:graphicData>
-            </a:graphic>
-          </wp:inline>
-        </w:drawing>
-      </w:r>
-    </w:p>
-    <w:p>
-      <w:pPr>
-        <w:spacing w:after="120" w:line="276" w:lineRule="auto"/>
-        <w:jc w:val="both"/>
-      </w:pPr>
-      <w:r>
-        <w:rPr>
-          <w:rFonts w:ascii="Times New Roman" w:hAnsi="Times New Roman"/>
-          <w:sz w:val="24"/>
-        </w:rPr>
-        <w:t>Description This view looking back up at the outside lip of the 490-foot-tall (150-meter-tall) rim of Jezero Crater was taken by the Mastcam-Z instrument aboard NASA's Perseverance on May 15, 2025, the 1,505th day, or sol, of the rover's mission to Mars. The bright-colored rocks exposed across the slope, running from middle left to middle right of the image, belong to a formation the science team calls the "Broom Point member," a 245-foot-thick (75-meter-thick) stack of ancient rock. This sequence of layered bedrock is likely more than 3.9 billion years old, making it among the oldest terrain ever examined by a Mars rover. Evidence uncovered by Perseverance indicates this thick section of rock was built by repeated asteroid strikes, with layers tilting at nearly vertical angles exceeding 80 degrees due to the subsequent colossal impacts that created the Isidis Basin and Jezero Crater. The rover's tracks are visible in the image, showing Perseverance's descent of the steep crater rim slope. Figure A Figure A includes annotations: Dashed yellow lines indicate upper and lower boundaries of the Broom Point member Black lines indicate rover traverses White circles indicate locations rover stopped for science collection Red icons indicate locations of cored samples collected by Perseverance: "Bell Island" on April 22, 2025 (Sol 1,483) and "Main River" on March 10, 2025 (Sol 1,441) NASA's Jet Propulsion Laboratory, which is managed for the agency by Caltech in Pasadena, California, built and manages operations of the Perseverance rover. Arizona State University leads the operations of the Mastcam-Z instrument, working in collaboration with Malin Space Science Systems in San Diego, on the design, fabrication, testing, and operation of the cameras, and in collaboration with the Niels Bohr Institute of the University of Copenhagen on the design, fabrication, and testing of the calibration targets. For more about Perseverance: science.nasa.gov/mission/mars-2020-perseverance/</w:t>
-      </w:r>
-    </w:p>
-    <w:p>
-      <w:pPr>
-        <w:pBdr>
-          <w:bottom w:val="single" w:sz="6" w:space="6" w:color="A6A6A6"/>
-        </w:pBdr>
-      </w:pPr>
-    </w:p>
-    <w:p/>
-    <w:p>
-      <w:pPr>
-        <w:spacing w:after="60"/>
-      </w:pPr>
-      <w:r>
-        <w:rPr>
-          <w:rFonts w:ascii="Times New Roman" w:hAnsi="Times New Roman"/>
-          <w:b/>
-          <w:sz w:val="26"/>
-        </w:rPr>
-        <w:t>13. Perseverance's Trip to 'Broom Point'</w:t>
-      </w:r>
-    </w:p>
-    <w:p>
-      <w:pPr>
-        <w:spacing w:after="80"/>
-        <w:jc w:val="left"/>
-      </w:pPr>
-      <w:hyperlink r:id="rId30">
-        <w:r>
-          <w:rPr>
-            <w:color w:val="0000FF"/>
-            <w:u w:val="single"/>
-          </w:rPr>
-          <w:t>Read more</w:t>
-        </w:r>
-      </w:hyperlink>
-    </w:p>
-    <w:p>
-      <w:pPr>
-        <w:spacing w:after="120"/>
-        <w:jc w:val="center"/>
-      </w:pPr>
-      <w:r>
-        <w:drawing>
-          <wp:inline xmlns:a="http://schemas.openxmlformats.org/drawingml/2006/main" xmlns:pic="http://schemas.openxmlformats.org/drawingml/2006/picture">
-            <wp:extent cx="4389120" cy="1728216"/>
-            <wp:docPr id="11" name="Picture 11"/>
-            <wp:cNvGraphicFramePr>
-              <a:graphicFrameLocks noChangeAspect="1"/>
-            </wp:cNvGraphicFramePr>
-            <a:graphic>
-              <a:graphicData uri="http://schemas.openxmlformats.org/drawingml/2006/picture">
-                <pic:pic>
-                  <pic:nvPicPr>
-                    <pic:cNvPr id="0" name="image.png"/>
-                    <pic:cNvPicPr/>
-                  </pic:nvPicPr>
-                  <pic:blipFill>
-                    <a:blip r:embed="rId31"/>
-                    <a:stretch>
-                      <a:fillRect/>
-                    </a:stretch>
-                  </pic:blipFill>
-                  <pic:spPr>
-                    <a:xfrm>
-                      <a:off x="0" y="0"/>
-                      <a:ext cx="4389120" cy="1728216"/>
-                    </a:xfrm>
-                    <a:prstGeom prst="rect"/>
-                  </pic:spPr>
-                </pic:pic>
-              </a:graphicData>
-            </a:graphic>
-          </wp:inline>
-        </w:drawing>
-      </w:r>
-    </w:p>
-    <w:p>
-      <w:pPr>
-        <w:spacing w:after="120" w:line="276" w:lineRule="auto"/>
-        <w:jc w:val="both"/>
-      </w:pPr>
-      <w:r>
-        <w:rPr>
-          <w:rFonts w:ascii="Times New Roman" w:hAnsi="Times New Roman"/>
-          <w:sz w:val="24"/>
-        </w:rPr>
-        <w:t>Description This orbital map shows the path NASA's Perseverance Mars rover took to get to a location the science team has dubbed the "Broom Point member," a sequence of layered bedrock likely more than 3.9 billion years old. As planned, the rover landed inside Jezero Crater on Feb. 18, 2021. It investigated the crater's western delta and inlet river valley, Neretva Vallis, before summiting the crater rim in December 2024 following a rim-to-crest climb of 2,620 feet (800 meters). The Broom Point region is situated on the outer edge of the crater rim and was visited by the rover in mid-2025. The yellow dot indicates location where the rover took a selfie. NASA's Jet Propulsion Laboratory, which is managed for the agency by Caltech in Pasadena, California, built and manages operations of the Perseverance rover. Arizona State University leads the operations of the Mastcam-Z instrument, working in collaboration with Malin Space Science Systems in San Diego, on the design, fabrication, testing, and operation of the cameras, and in collaboration with the Niels Bohr Institute of the University of Copenhagen on the design, fabrication, and testing of the calibration targets. For more about Perseverance: science.nasa.gov/mission/mars-2020-perseverance/ JPL manages the Mars Reconnaissance Orbiter for NASA's Science Mission Directorate in Washington as part of NASA's Mars Exploration Program portfolio. Lockheed Martin Space in Denver built MRO and supports its operations. The University of Arizona, in Tucson, operates HiRISE, which was built by Ball Aerospace &amp; Technologies Corp., in Boulder, Colorado. For more information, visit: science.nasa.gov/mission/mars-reconnaissance-orbiter</w:t>
-      </w:r>
-    </w:p>
-    <w:p>
-      <w:pPr>
-        <w:pBdr>
-          <w:bottom w:val="single" w:sz="6" w:space="6" w:color="A6A6A6"/>
-        </w:pBdr>
-      </w:pPr>
-    </w:p>
-    <w:p/>
-    <w:p>
-      <w:pPr>
-        <w:spacing w:after="60"/>
-      </w:pPr>
-      <w:r>
-        <w:rPr>
-          <w:rFonts w:ascii="Times New Roman" w:hAnsi="Times New Roman"/>
-          <w:b/>
-          <w:sz w:val="26"/>
-        </w:rPr>
-        <w:t>14. NASA's Perseverance Rover Reads Record of Ancient Mars Impacts</w:t>
-      </w:r>
-    </w:p>
-    <w:p>
-      <w:pPr>
-        <w:spacing w:after="80"/>
-        <w:jc w:val="left"/>
-      </w:pPr>
-      <w:hyperlink r:id="rId32">
-        <w:r>
-          <w:rPr>
-            <w:color w:val="0000FF"/>
-            <w:u w:val="single"/>
-          </w:rPr>
-          <w:t>Read more</w:t>
-        </w:r>
-      </w:hyperlink>
-    </w:p>
-    <w:p>
-      <w:pPr>
-        <w:jc w:val="center"/>
-      </w:pPr>
-      <w:r/>
-    </w:p>
-    <w:p>
-      <w:pPr>
-        <w:spacing w:after="120" w:line="276" w:lineRule="auto"/>
-        <w:jc w:val="both"/>
-      </w:pPr>
-      <w:r>
-        <w:rPr>
-          <w:rFonts w:ascii="Times New Roman" w:hAnsi="Times New Roman"/>
-          <w:sz w:val="24"/>
-        </w:rPr>
-        <w:t>NASA's Perseverance took this selfie at "Witch Hazel Hill" on Jezero Crater's rim on May 10, 2025. The small dark hole in the rock in front of the rover is the borehole made when the rover collected the "Bell Island" sample. The small puff of dust left of center and below the horizon line is a dust devil. NASA/JPL-Caltech/MSSS NASA's Perseverance Mars rover has uncovered evidence that a 245-foot-thick (75-meter-thick) stack of ancient rock on the rim of Jezero Crater was built by repeated asteroid impacts. Referred to as the "Broom Point member" by the rover's science team, this sequence of layered bedrock is likely more than 3.9 billion years old, making it among the oldest terrain ever examined by a Mars rover. Released Wednesday in the Journal of Geophysical Research: Planets, the findings offer a window into one of the most tumultuous chapters in the history of the solar system. "Since leaving Jezero, Perseverance has been exploring a brand-new frontier, both geographically and geologically - a chapter of Martian time that predates the crater itself," said Ken Farley, Perseverance deputy project scientist at Caltech in Pasadena, California. "On Earth, our earliest geologic history has been fundamentally broken up, deformed, and erased by plate tectonics. Because Mars lacks plate tectonics to recycle its crust, this ancient record remains intact, giving us a rare glimpse into a geological time period that doesn't exist on our own planet." Reading between layers After ascending the western rim of Jezero Crater in late 2024, Perseverance began examining surrounding locations with its science instruments. Their data at Broom Point revealed six distinct rock types, including breccias - rocks composed of angular fragments - alternating with layers of fine-grained, pulverized rock dust. Rock fragments within the breccias are pocked with gas-bubble cavities, indicating they were once molten. The presence of tiny, dark, glassy beads within the layers offered an important clue about how these rocks formed. While volcanoes can produce similar glassy droplets, they rarely occur in such high abundance, pointing to asteroid impacts, instead, as the primary architect. In fact, the largest beads rival those flung out by the dinosaur-killing Chicxulub asteroid's impact on Earth. NASA's Perseverance rover captured its own tracks descending from the rim of Jezero Crater. The bright-colored rocks running from middle left to middle right of the image, a formation dubbed the "Broom Point member," are likely more than 3.9 billion years old, making them among the oldest terrain ever examined by a Mars rover. NASA/JPL-Caltech/ASU/MSSS The repetition of these distinct rock types multiple times throughout this thick sequence of rock indicates that high-energy impact events happened again and again across this region of early Mars. "The different rock layers are a record of variable-sized impacts occurring at different distances from where this rock sequence was accumulating," said Alex Jones, a Ph.D. student in planetary geology at Imperial College London and lead author of the paper. "Some large impacts took place very far away, some small impacts nearby. Their debris all ended up landing here, constructing this thick section of rock." How these layers formed may suggest an interaction with water or ice. Several of the layers look like they may have been formed by fast, ground-hugging debris flows. On Earth, these powerful, fluidlike surges can occur when molten rock hits water or ice that instantly flashes into steam. Cosmic one-two punch Some of Broom Point's layers tilt at angles exceeding 80 degrees - nearly vertical - which is far too steep to be caused by the impact that created Jezero Crater. Instead, scientists suspect a cosmic "one-two punch" shaped this landscape long ago. First, a colossal asteroid impact created the 1,200-mile-wide (1,900-kilometer-wide) Isidis Basin, one of the largest impact basins on Mars, upending and tilting the once-flat rock layers. Later, a second asteroid likely struck, forming Jezero Crater, which measures 28 miles (45 kilometers) across. This second impact fractured and uplifted the already-tilted rocks into the dramatic formations the rover sees today. To pin down exactly when these events took place, the Perseverance team collected two core samples, dubbed "Bell Island" and "Main River." If a future mission were to return them to Earth, laboratory dating could determine when and how often impacts were occurring on early Mars - and, by extension, the infant Earth, whose own early impact record has been erased by billions of years of plate tectonics. "During this violent era, it wasn't rain or snow falling from the sky, but an almost constant barrage of molten rock droplets and pulverized dust kicked up by asteroid impacts," said Jones. "If we can pin down the ages of these layers, it would be like reading a cosmic weather report from 4 billion years ago." This orbital map shows the path NASA's Perseverance Mars rover took from its 2021 landing site in Jezero Crater to the "Broom Point" location in mid-2025. NASA/JPL-Caltech/MRO/HIRISE/UA/ICL More about Perseverance NASA's Jet Propulsion Laboratory in Southern California, which is managed for the agency by Caltech, built and manages operations of the Perseverance rover on behalf of the agency's Science Mission Directorate in Washington, as part of NASA's Mars Exploration Program portfolio. Arizona State University leads the operations of the rover's Mastcam-Z instrument, working in collaboration with Malin Space Science Systems in San Diego, on the design, fabrication, testing, and operation of the cameras. SuperCam is led by Los Alamos National Laboratory in New Mexico, where the instrument's Body Unit was developed. The rover's SHERLOC (Scanning Habitable Environments with Raman and Luminescence for Organics and Chemicals) instrument was built at NASA JPL, and its WATSON (Wide Angle Topographic Sensor for Operations and eNgineering) camera was built at Malin Space Science Systems. For more information on NASA's Perseverance, visit: https://science.nasa.gov/mission/mars-2020-perseverance News Media Contacts DC Agle Jet Propulsion Laboratory, Pasadena, Calif. 818-393-9011 agle@jpl.nasa.gov Karen Fox / Alana Johnson NASA Headquarters, Washington 240-285-5155 / 202-672-4780 karen.c.fox@nasa.gov / alana.r.johnson@nasa.gov 2026-045</w:t>
-      </w:r>
-    </w:p>
-    <w:p>
-      <w:pPr>
-        <w:pBdr>
-          <w:bottom w:val="single" w:sz="6" w:space="6" w:color="A6A6A6"/>
-        </w:pBdr>
-      </w:pPr>
-    </w:p>
-    <w:p/>
-    <w:p>
-      <w:pPr>
-        <w:spacing w:after="60"/>
-      </w:pPr>
-      <w:r>
-        <w:rPr>
-          <w:rFonts w:ascii="Times New Roman" w:hAnsi="Times New Roman"/>
-          <w:b/>
-          <w:sz w:val="26"/>
-        </w:rPr>
-        <w:t>15. 'Full steam ahead': NASA ramps up prep for Artemis III astronaut launch in 2027</w:t>
-      </w:r>
-    </w:p>
-    <w:p>
-      <w:pPr>
-        <w:spacing w:after="80"/>
-        <w:jc w:val="left"/>
-      </w:pPr>
-      <w:hyperlink r:id="rId33">
-        <w:r>
-          <w:rPr>
-            <w:color w:val="0000FF"/>
-            <w:u w:val="single"/>
-          </w:rPr>
-          <w:t>Read more</w:t>
-        </w:r>
-      </w:hyperlink>
-    </w:p>
-    <w:p>
-      <w:pPr>
-        <w:spacing w:after="120"/>
-        <w:jc w:val="center"/>
-      </w:pPr>
-      <w:r>
-        <w:drawing>
-          <wp:inline xmlns:a="http://schemas.openxmlformats.org/drawingml/2006/main" xmlns:pic="http://schemas.openxmlformats.org/drawingml/2006/picture">
-            <wp:extent cx="4389120" cy="2468880"/>
-            <wp:docPr id="12" name="Picture 12"/>
-            <wp:cNvGraphicFramePr>
-              <a:graphicFrameLocks noChangeAspect="1"/>
-            </wp:cNvGraphicFramePr>
-            <a:graphic>
-              <a:graphicData uri="http://schemas.openxmlformats.org/drawingml/2006/picture">
-                <pic:pic>
-                  <pic:nvPicPr>
-                    <pic:cNvPr id="0" name="image.jpg"/>
-                    <pic:cNvPicPr/>
-                  </pic:nvPicPr>
-                  <pic:blipFill>
-                    <a:blip r:embed="rId34"/>
-                    <a:stretch>
-                      <a:fillRect/>
-                    </a:stretch>
-                  </pic:blipFill>
-                  <pic:spPr>
-                    <a:xfrm>
-                      <a:off x="0" y="0"/>
-                      <a:ext cx="4389120" cy="2468880"/>
-                    </a:xfrm>
-                    <a:prstGeom prst="rect"/>
-                  </pic:spPr>
-                </pic:pic>
-              </a:graphicData>
-            </a:graphic>
-          </wp:inline>
-        </w:drawing>
-      </w:r>
-    </w:p>
-    <w:p>
-      <w:pPr>
-        <w:spacing w:after="120" w:line="276" w:lineRule="auto"/>
-        <w:jc w:val="both"/>
-      </w:pPr>
-      <w:r>
-        <w:rPr>
-          <w:rFonts w:ascii="Times New Roman" w:hAnsi="Times New Roman"/>
-          <w:sz w:val="24"/>
-        </w:rPr>
-        <w:t>Click for next article Two of the four RS-25 engines that will power the core stage of Artemis III's Space Launch System rocket. NASA is picking up the pace on its Artemis III mission preparations, pressing forward on multiple fronts to assemble launch vehicle hardware and beginning routine simulations inside Artemis mission control. The agency is "full steam ahead," according to a July 13 NASA update . Across Kennedy Space Center (KSC) in Florida, components of Artemis III's Space Launch System (SLS) rocket are coming together, undergoing tests and awaiting transportation for final integration ahead of next year's launch. NASA is targeting mid-to-late 2027 for Artemis III, which will launch four astronauts into low Earth orbit (LEO) aboard the Orion spacecraft . It will be the second crewed mission of NASA's Artemis program , which aims to establish a permanent human presence on the moon . Artemis III will be a critical stepping stone in NASA's lunar landing architecture, despite the mission not actually flying to the moon. Instead, SLS will launch Orion and its four-person crew into LEO for rendezvous and docking operations with the program's two commercial lunar lander vehicles: SpaceX 's Starship and Blue Origin 's Blue Moon spacecraft. With the completion of the massively successful Artemis II mission that flew astronauts around the moon in April and the second half of 2026 beginning to count down, NASA has shifted into full gear to complete assembly and testing of the hardware that will launch Artemis III . Several components for the mission's SLS rocket have arrived in the Vehicle Assembly Building (VAB) at KSC. The SLS core stage was delivered at the end of April , and it was connected with the rocket's engine block section in May. The first two of the core stage's four RS-25 engines arrived in June and will be installed on the SLS engine block once the remaining two are delivered, after which NASA plans to begin integration with the mobile launch platform (MLP) and launch operations tests. A temporary weather cap was also delivered in June, which will protect the stage when NASA transports it to the launch pad for tests before the full vehicle is stacked. The bottom segments of both SLS solid rocket boosters (SRBs) were delivered over the last week , and they have been mounted on the MLP, according to NASA's update. The upper SRB segments arrived at KSC via train in June and will undergo inspection and testing before the twin boosters are fully stacked. Per NASA: Artemis launch director Charlie Blackwell-Thompson participates in the launch countdown simulation on July 2, 2026, in Firing Room 1 of the Launch Control Center. Image credit: NASA/Chad Siwik Per NASA: Employees pose for a photograph following work inside the VAB to secure the left-hand aft assembly solid rocket booster segment to the mobile launcher at the VAB on July 9, 2026. Image credit: NASA/Ben Smegelsky Per NASA: The left-hand and right-hand aft assembly solid rocket booster segments for NASA's Artemis III SLS (Space Launch System) rocket are secured to the mobile launcher at the agency's Vehicle Assembly Building at NASA's Kennedy Space Center in Florida on July 11, 2026. Image credit: NASA/Frank Michaux Per NASA: Artemis III astronauts Randy Bresnik and Andre Douglas visit the Multi-Payload Processing Facility at NASA's Kennedy Space Center on July 10, 2026. Image credit: NASA/Cory Huston Inside KSC's Neil Armstrong Operations and Checkout Building, the Artemis III Orion is making significant progress - engineers have now finished installation of the spacecraft's heat shield. Artemis III will be the first Orion mission to use an upgraded heat shield, featuring design improvements gleaned from analysis of unexpected wear on the heat shield flown on Artemis I . Orion's service module is also currently inside the Operations and Checkout Building and recently completed acoustic testing. Both the service module and Orion capsule are now being prepared for joining and eventual transportation to the VAB for stacking. The pieces for Artemis III are coming together at @NASAKennedy.The twin solid rocket boosters? They're getting stacked.The launch team? They're simulating the countdown.The heat shield? It's now attached to the Orion spacecraft.Full steam ahead for Artemis III. pic.twitter.com/2f92kv6HEiJuly 13, 2026 On the personnel side of things, Artemis III team members at KSC have begun monthly launch simulation tests to hone procedures for SLS propellant loading, terminal count operations (the final 10 minutes prior to liftoff) and launch day operations. Those tests will continue regularly leading up to Artemis III's launch next year, according to NASA. As teams across NASA are busy readying all the pieces for Artemis III, others are looking ahead to the program's first lunar landing, planned for Artemis IV. That mission, scheduled for late 2028, will deliver a crew of astronauts to the surface of the moon for the first time since 1972. The SLS that will get them there is also coming together piece by piece.</w:t>
+        <w:t>Before Artemis astronauts land on the moon's surface in 2028, NASA will conduct the Artemis III demonstration mission in 2027, allowing teams on Earth and in orbit to practice rendezvous and docking operations between commercial human landing systems and the Orion spacecraft. Data from that mission, along with future uncrewed demonstration missions at the moon, will support ast...</w:t>
       </w:r>
     </w:p>
     <w:sectPr>

--- a/Space_News_17_07_2026.docx
+++ b/Space_News_17_07_2026.docx
@@ -155,7 +155,7 @@
           <w:b/>
           <w:sz w:val="26"/>
         </w:rPr>
-        <w:t>1. Over 100 scientists quit Isro, govt steps in to tighten exit norms amid mass resignations: Reports | India News - Hindustan Times</w:t>
+        <w:t>1. Excessive smartphone use affects memory &amp; relationships, warns psychologist</w:t>
       </w:r>
     </w:p>
     <w:p>
@@ -181,7 +181,7 @@
       <w:r>
         <w:drawing>
           <wp:inline xmlns:a="http://schemas.openxmlformats.org/drawingml/2006/main" xmlns:pic="http://schemas.openxmlformats.org/drawingml/2006/picture">
-            <wp:extent cx="4389120" cy="2470379"/>
+            <wp:extent cx="4389120" cy="4389120"/>
             <wp:docPr id="3" name="Picture 3"/>
             <wp:cNvGraphicFramePr>
               <a:graphicFrameLocks noChangeAspect="1"/>
@@ -190,7 +190,7 @@
               <a:graphicData uri="http://schemas.openxmlformats.org/drawingml/2006/picture">
                 <pic:pic>
                   <pic:nvPicPr>
-                    <pic:cNvPr id="0" name="image.jpg"/>
+                    <pic:cNvPr id="0" name="image.png"/>
                     <pic:cNvPicPr/>
                   </pic:nvPicPr>
                   <pic:blipFill>
@@ -202,7 +202,7 @@
                   <pic:spPr>
                     <a:xfrm>
                       <a:off x="0" y="0"/>
-                      <a:ext cx="4389120" cy="2470379"/>
+                      <a:ext cx="4389120" cy="4389120"/>
                     </a:xfrm>
                     <a:prstGeom prst="rect"/>
                   </pic:spPr>
@@ -223,7 +223,7 @@
           <w:rFonts w:ascii="Times New Roman" w:hAnsi="Times New Roman"/>
           <w:sz w:val="24"/>
         </w:rPr>
-        <w:t>As per media reports, this move from the Centre comes after around 100 scientists submitted their resignations. The memorandum further adds that all requests for resignation and retirement will now be referred to the Department of Space. Centre has directed Isro centres not to accept resignation or voluntary retirement requests from Group 'A' scientific and technical personnel associated with Gaganyaan and other key missions, according to an internal document issued on July 14, accessed by India Today. The Indian Space Research Organisation (ISRO) has reportedly been hit by mass resignations with with at least 100 scientists putting in their papers in recent months, prompting Centre to step in to tighten rules on voluntary exits and retirement, especially for those working on critical missions such as Gaganyaan. While the Department of Space has not officially disclosed the number of departures, the Times of India reported multiple Isro sources have stated that between 100 and 120 scientists may have resigned in recent months. Nearly 80 scientists have left the UR Rao Satellite Centre (URSC) in Karnataka's Bengaluru, while around 20 departures have been reported from the Vikram Sarabhai Space Centre (VSSC) in Kerala's Thiruvananthapuram, per the report. While sources confirmed 100 resignations, they added that the number could be around 120, TOI reported. Also Read | Road to Bharatiya Antariksh Station, Moon and beyond: ISRO shows how tech maturity accumulates Acknowledging the mass resignations, ISRO chairman V Narayana told the publication that the space organisation was prepared to deal with the departures. "Yes, a lot of people go, but that's part of every organisation. The move [memorandum] isn't only to retain, but also to ensure that important projects don't suffer all of a sudden. But if someone is still going, someone else will take responsibility. We're taking care of it," he was quoted as saying.</w:t>
+        <w:t>PIONEER EDGE NEWS SERVICE/Dehradun From checking messages the moment a notification pops up to scrolling endlessly during free time, smartphones have become an inseparable part of daily life. Mental health experts, however, warn that excessive phone use is taking a toll on focus, memory and real-life relationships. A noted Dehradun-based psychologist, Bhagyalaxmi said that frequent notifications trigger the brain's system by creating an expectation of receiving new information, messages or social validation. "This encourages people to check their phones repeatedly, leading to a pattern that closely resembles behavioural addiction," she said. Sharing more, she said that constant interruptions make it harder for the brain to stay focused on one task for long. "Over time, excessive screen time may also affect memory as people increasingly depend on their phones instead of recalling information on their own. Regularly switching between apps and daily activities further reduces concentration and productivity," she warned. According to Bhagyalaxmi, warning signs of unhealthy smartphone dependence include feeling anxious without the phone, checking it repeatedly without any specific reason, being unable to reduce screen time, sleep disturbances and neglecting work, studies or personal relationships. Echoing the same view, a Dehradun user Sahil Mehra said that excessive phone use has reduced meaningful face-to-face conversations and weakened family interactions. "Even when people are sitting together, many remain busy looking at their screens instead of talking to one another," he said. Another user, Niharika Taak said that people now instinctively reach for their phones whenever they receive a notification or even when they are simply bored. "It has become a habit and we hardly realise it," she said. Bhagyalaxmi further warned that children and teenagers are more vulnerable to the effects of excessive smartphone use because their brains are still developing. She stressed that parents, schools and workplaces should encourage healthier digital habits by promoting offline activities, setting screen-time limits and creating device-free spaces. "If left unchecked, prolonged smartphone use may contribute to stress, anxiety, erratic sleep pattern and a decline in overall mental well-being," she cautioned.</w:t>
       </w:r>
     </w:p>
     <w:p>
@@ -244,7 +244,7 @@
           <w:b/>
           <w:sz w:val="26"/>
         </w:rPr>
-        <w:t>2. Higher pay, better opportunities, more recognition: Why scientists are leaving Isro - India Today</w:t>
+        <w:t>2. UP has provided over 9 lakh govt jobs transparently since 2017: CM Yogi Adityanath</w:t>
       </w:r>
     </w:p>
     <w:p>
@@ -270,7 +270,7 @@
       <w:r>
         <w:drawing>
           <wp:inline xmlns:a="http://schemas.openxmlformats.org/drawingml/2006/main" xmlns:pic="http://schemas.openxmlformats.org/drawingml/2006/picture">
-            <wp:extent cx="4389120" cy="2468880"/>
+            <wp:extent cx="4389120" cy="4389120"/>
             <wp:docPr id="4" name="Picture 4"/>
             <wp:cNvGraphicFramePr>
               <a:graphicFrameLocks noChangeAspect="1"/>
@@ -279,7 +279,7 @@
               <a:graphicData uri="http://schemas.openxmlformats.org/drawingml/2006/picture">
                 <pic:pic>
                   <pic:nvPicPr>
-                    <pic:cNvPr id="0" name="image.jpg"/>
+                    <pic:cNvPr id="0" name="image.png"/>
                     <pic:cNvPicPr/>
                   </pic:nvPicPr>
                   <pic:blipFill>
@@ -291,7 +291,7 @@
                   <pic:spPr>
                     <a:xfrm>
                       <a:off x="0" y="0"/>
-                      <a:ext cx="4389120" cy="2468880"/>
+                      <a:ext cx="4389120" cy="4389120"/>
                     </a:xfrm>
                     <a:prstGeom prst="rect"/>
                   </pic:spPr>
@@ -312,7 +312,7 @@
           <w:rFonts w:ascii="Times New Roman" w:hAnsi="Times New Roman"/>
           <w:sz w:val="24"/>
         </w:rPr>
-        <w:t>India's space programme is facing an unexpected challenge, not from failed launches or technical setbacks, but from a growing exodus of experienced scientists from the Indian Space Research Organisation (Isro). Over 100 scientists have either resigned or taken voluntary retirement from the space agency within the last few months. The Department of Space (DoS) has now stepped in to stem the departures, issuing a fresh directive that restricts resignations and voluntary retirement of scientists working on flagship missions such as Gaganyaan. Read Full Story While the move points to the strategic importance of retaining talent, it also raises a larger question: Why are scientists choosing to leave Isro at a time when India's space ambitions have never been bigger? Isro is facing a major brain drain as the agency is hit by a wave of resignations. (Photo: PTI) WHY ARE SCIENTISTS LEAVING ISRO? Industry experts and senior officials within Isro point to a combination of factors ranging from the explosive growth of India's private space sector to organisational bottlenecks and uncertainty surrounding major national missions. One of the biggest drivers is the emergence of a vibrant private space ecosystem. Since the space sector was opened to private participation in 2020, startups such as Skyroot Aerospace, Agnikul Cosmos, Pixxel, Bellatrix Aerospace, Dhruva Space, Digantara and several others have transformed India's aerospace landscape. These companies are developing rockets, satellites, propulsion systems and space-based services at a pace that was unimaginable just a few years ago. For Isro scientists, the appeal is obvious. Private companies often offer significantly better salaries, stock options, greater flexibility and the opportunity to work in fast-moving environments where ideas move quickly from the drawing board to hardware. Unlike traditional government organisations, startups also provide leadership roles at an earlier stage of a scientist's career, along with the opportunity to build entirely new technologies. The trend is being reinforced by former Isro veterans themselves. Over the past few years, several retired and former senior Isro officials have gone on to establish or mentor aerospace startups, helping create an ecosystem that is increasingly attracting talent away from the national space agency. Their experience, combined with growing private investment, has opened career paths that previously did not exist for India's aerospace engineers. However, the attraction of private industry tells only part of the story. India's first private rocket, Vikram-1, on the launch pad. (Photo: Skyroot) DELAYS, EXTENDED TIMELINE, LOW ACCOUNTABILITY The departures also come at a time when Isro is grappling with an unusual slowdown in mission execution. Several high-profile missions, including the Gaganyaan G1 test flight, SSLV-L1, GSLV-F17 and the industry-built PSLV-N1, have slipped beyond their announced timelines. The twin PSLV setbacks earlier this year have further delayed launch activities, with the agency yet to publicly release a detailed failure assessment. Within sections of the organisation, there is also growing discussion about decision-making becoming increasingly centralised. Multiple current and former officials, speaking privately, have suggested that major technical and administrative decisions are now concentrated within the Chairman's Office, slowing approvals and limiting operational flexibility. EMPLOYMENT MODEL NEEDS TO CHANGE Senior officials, on condition of anonymity, also said that the space agency needs to look at western space agencies like Nasa and the European Space Agency for their employment models, which are mostly project-based. Nasa's workforce structure combines permanent civil servants, contractors, and project-specific hires. This gives the agency flexibility while retaining critical institutional expertise. Many space policy experts believe Isro could benefit from expanding this hybrid model. As India's private space ecosystem grows, Isro can increasingly focus on: Mission design and systems engineering. Human spaceflight and deep-space exploration. Advanced R&amp;D such as reusable rockets and nuclear propulsion. ISRO RUSHING TO PLUG THE ISSUE The Department of Space's July 14 memorandum reflects concerns that the departures are affecting nationally important programmes. Scientists associated with Gaganyaan and other flagship missions will no longer be allowed to leave through routine approvals; instead, every resignation must now be cleared by the Department of Space. Although the number of departures represents only a small fraction of Isro's workforce of over 14,600 employees, the impact is disproportionately large because many of those leaving possess years of specialised expertise gained through missions such as Chandrayaan-3, SpaDeX and Gaganyaan. Such knowledge cannot be replaced simply by recruiting new graduates. Scientists associated with Gaganyaan and other flagship missions will no longer be allowed to leave through routine approvals. (Photo: Generative AI by India Today) The talent shift also reflects a broader transition in India's space sector. For decades, Isro was virtually the only destination for ambitious aerospace engineers. Today, it has become the anchor of a much larger ecosystem where private companies offer alternative career paths with competitive compensation, faster growth and the opportunity to shape the next generation of space technology. For Isro, the challenge is no longer just attracting the country's brightest minds, it is also retaining them. - Ends</w:t>
+        <w:t>- Governance - 3 min read The CM said Uttar Pradesh's demographic dividend would be central to achieving the state's ambition of becoming a $1-trillion economy, stressing that investments in skill development and industry-oriented training were critical to creating employment. ETGovernment Desk - ETGovernment - Published On Jul 15, 2026 at 10:56 PM IST Select ETGovernment as Preferred Choice on Google Copy Link Share on WhatsApp Share on Linkedin Share on X Share on Telegram Share on Facebook Chief minister Yogi Adityanath said the state has provided more than 9 lakh government jobs over the past nine years through a transparent recruitment process, while over 3.25 crore youth, artisans and entrepreneurs have been linked to employment and self-employment opportunities. Lucknow: Uttar Pradesh Chief Minister Yogi Adityanath on Tuesday said that his government has provided more than 9 lakh government jobs through a transparent recruitment process over the past nine years. Addressing a felicitation ceremony for youth trained under the Uttar Pradesh Skill Development Mission and Industrial Training Institutes (ITIs) on the occasion of World Youth Skills Day , the chief minister said the state has provided more than 9 lakh government jobs over the past nine years through a transparent recruitment process, while over 3.25 crore youth, artisans and entrepreneurs have been linked to employment and self-employment opportunities. Advt The chief minister said Uttar Pradesh's demographic dividend would be central to achieving the state's ambition of becoming a $1-trillion economy, stressing that investments in skill development and industry-oriented training were critical to creating employment. He said the state's Industrial Training Institutes and skill development centres are expanding training beyond conventional trades to emerging technologies such as artificial intelligence, robotics, drone technology, 3D printing and semiconductor manufacturing. According to him, these programmes will be extended beyond major urban centres to districts including Mahoba, Chitrakoot, Sonbhadra, Ballia and Bahraich. Adityanath also highlighted the state's industrial ecosystem, saying Uttar Pradesh now has around 96 lakh MSME units that form the backbone of its economy. He said traditional sectors such as Moradabad's brassware, Firozabad's glass industry, Bhadohi's carpets, Lucknow's chikankari, Banarasi textiles and Azamgarh's black pottery have received renewed policy support under the current government. Referring to defence manufacturing, the chief minister said the BrahMos missile production facility being developed in Lucknow has already generated employment for around 500 ITI, polytechnic and engineering graduates from across Uttar Pradesh. He said the project was retained in Lucknow to maximise employment opportunities for local youth. Strengthening overseas employment initiatives Adityanath also announced that the government is strengthening overseas employment initiatives by providing language training for countries such as Japan, enabling skilled youth to access international job opportunities. He said industrial and employment zones named after Sardar Vallabhbhai Patel are being planned across districts through coordination between the MSME, Skill Development, Vocational Education, Labour and Employment departments to encourage entrepreneurship and job creation. Urging young people to become job creators rather than job seekers, the chief minister said demand for skilled workers was growing across sectors including electronics, advanced manufacturing, digital services, piped natural gas and the Har Ghar Nal Yojana. During the event, Adityanath felicitated youth trained under the state's skill development programmes and interacted with beneficiaries showcasing products developed through vocational training. UPSDM launches digital skilling platforms At the World Youth Skills Day programme in Lucknow, Minister of State (Independent Charge) for Vocational Education, Skill Development and Entrepreneurship Kapil Dev Agrawal inaugurated Kaushal Setu, a digital portal of the Uttar Pradesh Skill Development Mission (UPSDM) that will enable the online registration and empanelment of training partners. The platform digitises the entire application process, including document submission, with the objective of reducing paperwork and improving transparency. The minister also launched Kaushal Sarathi, a portal that allows young people to locate district-wise training centres, courses and authorised training partners through an interactive digital map. The platform provides information on training centre locations, contact details and available programmes, helping candidates identify suitable skill courses. During the event, UPSDM signed memorandums of understanding with KLK Private Limited and Winsome Textile Industries Ltd to provide industry-led training and placement opportunities in sectors such as robotics, artificial intelligence and textiles. A coffee table book titled Skilling the Future Uttar Pradesh: Journey from Training to Transformation was also released, showcasing the state's skill development initiatives and outcomes. ETGovernment Desk , --&gt; - By - See more on: - Uttar Pradesh government jobs , - Yogi Adityanath employment initiatives , - skill development training , - Uttar Pradesh Skill Development Mission , - World Youth Skills Day Telegram Facebook Comments What are your thoughts? Comment Now --&gt; Comment Now Read Comment (1) All Comments By commenting, you agree to the Prohibited Content Policy Post Find this Comment Offensive? Choose your reason below and click on the submit button. This will alert our moderators to take actions REASONS FOR REPORTING Foul Language Defamatory Inciting hatred against a certain community Out of Context / Spam Others Report Join the community of 2M+ industry professionals. Subscribe to Newsletter to get latest insights &amp; analysis in your inbox. All about ETGovernment industry right on your smartphone! - Download the ETGovernment App and get the Realtime updates and Save your favourite articles. Scan to download App --&gt;</w:t>
       </w:r>
     </w:p>
     <w:p>
@@ -333,7 +333,7 @@
           <w:b/>
           <w:sz w:val="26"/>
         </w:rPr>
-        <w:t>3. India opened space to private players. ISRO brain drain is one result - ThePrint</w:t>
+        <w:t>3. India Launches Campaign for '28-29 Non-Perm UNSC Seat</w:t>
       </w:r>
     </w:p>
     <w:p>
@@ -372,7 +372,7 @@
                     <pic:cNvPicPr/>
                   </pic:nvPicPr>
                   <pic:blipFill>
-                    <a:blip r:embed="rId17"/>
+                    <a:blip r:embed="rId15"/>
                     <a:stretch>
                       <a:fillRect/>
                     </a:stretch>
@@ -401,7 +401,7 @@
           <w:rFonts w:ascii="Times New Roman" w:hAnsi="Times New Roman"/>
           <w:sz w:val="24"/>
         </w:rPr>
-        <w:t>Taking note of a spate of resignations in ISRO over the last year, the Department of Space (DoS) on July 14 issued an office memorandum, directing centres including the Vikram Sarabhai Space Centre (VSSC) and the UR Rao Satellite Centre (URSC) to not accept routine resignations from Group-A scientists. It is the Centre's policy of opening India's space sector to private players that is now haunting ISRO. Space scientists are now turning to the roughly 400 new space startups, which promise better opportunities and pay. New Delhi: The Indian Space Research Organisation is witnessing a surge in resignations due to low pay, and the private sector offering better opportunities to scientists. This has prompted the Centre to tighten rules around exits and voluntary retirements, said scientists who quit the government space agency in recent months. This category of scientists and technical personnel includes senior professionals, who are an integral part of important missions like the upcoming human spaceflight Gaganyaan, the setting up of the Bharatiya Antariksh Station and the Chandrayaan-4 lunar return mission. "Of late, it is noticed that there has been a spate of requests for voluntary retirement and resignation from Group 'A' Scientific/Technical personnel of ISRO including those associated with the prestigious Gaganyaan and other important missions/projects, severely impacting the implementation of projects of national importance," read ISRO's memorandum, seen by ThePrint. The order added, "In view of this, it has been decided that voluntary retirement and resignation requests from Scientific and Technical personnel associated with the Gaganyaan and other important Mission/ Projects may not be accepted as a matter of routine." DoS officials that ThePrint spoke to said that the order essentially means that every request for an early retirement and resignation by a senior scientist or a core member of "critical future missions" will first have to be cleared by the corresponding centre's directors and then passed on to the ministry for a final decision. Officials said, however, that the directive does not mean a blanket ban on resignations across the space agency. It is applicable to certain significant centres, including the Satish Dhawan Space Centre, VSSC, URSC, ISRO Telemetry and the National Remote Sensing Centre (NRSC). "We, of course, cannot stop people from leaving. But the ministry will review resignation requests of core scientists, who are leading important missions," an ISRO official told ThePrint. The official said that while an exact number is not known, around 120 personnel, including senior scientists, have left ISRO in the last 12 months. The most significant among the recent resignations was senior scientist Victor Joseph earlier this year. He was the project director of Launch Vehicle Mk-3, which is slated to carry the Gaganyaan Mission to space in February this year. Since then, at least two senior scientists associated to the Gaganyaan Mission have quit, according to ministry sources. Low pay better private opportunities Scientists who have recently quit ISRO said that the recent opening up of the space sector for private players has come as an opportunity for many, particularly young scientists. "Since the Indian Space Policy 2023, many space startups have started coming up and these provide better creative opportunities and pay packages. This is an incentive, especially for the younger lot," said a scientist, who left ISRO in 2024 to join a private company. ISRO data shows that attrition numbers started increasing with more private players entering the sector in the lead up to the space policy. Between 2018 and 2022, 381 scientists resigned from across ISRO centres. Similarly, 38 scientists quit the space agency for better opportunities from 2023 to mid-2024. Among all the ISRO centres, the Vikram Sarabhai Space Centre in Thiruvananthapuram and the Space Applications Centre in Ahmedabad-both among the most coveted centres of ISRO-have recorded the highest attrition. Meanwhile, the UR Rao Space Centre in Bengaluru has the lowest resignations. Between 2012 and 2017, 289 scientists quit ISRO from 25 of its centres. The situation remained the same ever since 2017, with only a minor improvement in 2023 and 2024 after missions like Chandrayaan-3 and Aditya-L1-India's first mission to study the sun-were launched. Data show that in 2023, ISRO had a staff strength of 9,337 group A or tier-1 scientists, 2,303 group B scientists, and 1,141 group C scientists, apart from its administrative staff. (Edited by Aakriti Handa)</w:t>
+        <w:t>- Governance - 1 min read India's priorities include the Voice of the Global South and reformed multilateralism. The nation will also focus on AI's impact and countering terror financing. Stronger maritime cooperation and seafarer safety are also key concerns. Dipanjan Roy Chaudhury - ETGovernment - Published On Jul 15, 2026 at 05:33 PM IST Select ETGovernment as Preferred Choice on Google Copy Link Share on WhatsApp Share on Linkedin Share on X Share on Telegram Share on Facebook India has launched its campaign for a non-permanent UN Security Council seat. External affairs minister S Jaishankar unveiled the SHANTI framework for global governance. New Delhi: India has launched its campaign for a non-permanent seat on the UN Security Council (UNSC) for the 2028-29 term, with external affairs minister S Jaishankar unveiling the 'SHANTI' framework as the cornerstone of New Delhi's approach to global governance . Launching the campaign at an event at the UN headquarters in New York on Tuesday, attended by diplomats and UN officials, he said India's engagement with the UN would be guided by SHANTI - Securing Holistic Advancement through Norms, Trust, Integrity. Advt He outlined six priorities for India's candidature: Voice of the Global South, advancing reformed multilateralism, promoting future-ready peacekeeping, addressing threats arising from the misuse of artificial intelligence, securing maritime commons and countering terror financing. "We are all aware that global governance has to reform in order to transform," Jaishankar said. "For that to happen, multilateralism must be democratic, representative and effective... There will be understandably different points of view and divergent interests on the major issues of the day. But that only enhances the value of harmonising them and enabling the Security Council to be more robust, responsive and ready. Nations like India, which have a long history of bridging differences and building consensus, can certainly make their due contribution." Jaishankar said India had put forward a human-centric vision of AI that draws on both its capabilities and India's traditions. "That is why the recent AI Impact Summit in India was based on a vision of 'AI for all'. Equally important, we are also determined to counter the misuse of AI and threats it may pose to international peace and security in different ways," he said. Calling for stronger maritime cooperation, he said: "The safety of seafarers is another major concern thrown up by developments in the Gulf." Dipanjan Roy Chaudhury , --&gt; - By - See more on: - India UN Security Council 2028-29 , - SHANTI framework , - Non-permanent seat UNSC , - S Jaishankar , - Global governance Telegram Facebook Comments What are your thoughts? Comment Now --&gt; Comment Now Read Comment (1) All Comments By commenting, you agree to the Prohibited Content Policy Post Find this Comment Offensive? Choose your reason below and click on the submit button. This will alert our moderators to take actions REASONS FOR REPORTING Foul Language Defamatory Inciting hatred against a certain community Out of Context / Spam Others Report Join the community of 2M+ industry professionals. Subscribe to Newsletter to get latest insights &amp; analysis in your inbox. All about ETGovernment industry right on your smartphone! - Download the ETGovernment App and get the Realtime updates and Save your favourite articles. Scan to download App --&gt;</w:t>
       </w:r>
     </w:p>
     <w:p>
@@ -422,7 +422,7 @@
           <w:b/>
           <w:sz w:val="26"/>
         </w:rPr>
-        <w:t>4. 'Many Come And Go': Science Minister Downplays ISRO Resignations - NDTV</w:t>
+        <w:t>4. UP to host over 200 Japanese CEOs in August as Yamanashi pushes investment partnerships</w:t>
       </w:r>
     </w:p>
     <w:p>
@@ -430,7 +430,7 @@
         <w:spacing w:after="80"/>
         <w:jc w:val="left"/>
       </w:pPr>
-      <w:hyperlink r:id="rId18">
+      <w:hyperlink r:id="rId17">
         <w:r>
           <w:rPr>
             <w:color w:val="0000FF"/>
@@ -442,6 +442,46 @@
     </w:p>
     <w:p>
       <w:pPr>
+        <w:spacing w:after="120"/>
+        <w:jc w:val="center"/>
+      </w:pPr>
+      <w:r>
+        <w:drawing>
+          <wp:inline xmlns:a="http://schemas.openxmlformats.org/drawingml/2006/main" xmlns:pic="http://schemas.openxmlformats.org/drawingml/2006/picture">
+            <wp:extent cx="4389120" cy="4389120"/>
+            <wp:docPr id="6" name="Picture 6"/>
+            <wp:cNvGraphicFramePr>
+              <a:graphicFrameLocks noChangeAspect="1"/>
+            </wp:cNvGraphicFramePr>
+            <a:graphic>
+              <a:graphicData uri="http://schemas.openxmlformats.org/drawingml/2006/picture">
+                <pic:pic>
+                  <pic:nvPicPr>
+                    <pic:cNvPr id="0" name="image.png"/>
+                    <pic:cNvPicPr/>
+                  </pic:nvPicPr>
+                  <pic:blipFill>
+                    <a:blip r:embed="rId15"/>
+                    <a:stretch>
+                      <a:fillRect/>
+                    </a:stretch>
+                  </pic:blipFill>
+                  <pic:spPr>
+                    <a:xfrm>
+                      <a:off x="0" y="0"/>
+                      <a:ext cx="4389120" cy="4389120"/>
+                    </a:xfrm>
+                    <a:prstGeom prst="rect"/>
+                  </pic:spPr>
+                </pic:pic>
+              </a:graphicData>
+            </a:graphic>
+          </wp:inline>
+        </w:drawing>
+      </w:r>
+    </w:p>
+    <w:p>
+      <w:pPr>
         <w:spacing w:after="120" w:line="276" w:lineRule="auto"/>
         <w:jc w:val="both"/>
       </w:pPr>
@@ -450,7 +490,7 @@
           <w:rFonts w:ascii="Times New Roman" w:hAnsi="Times New Roman"/>
           <w:sz w:val="24"/>
         </w:rPr>
-        <w:t>'Many Come And Go': Science Minister Downplays ISRO Resignations NDTV</w:t>
+        <w:t>- Economy - 1 min read The visit is aimed at exploring investment opportunities across priority sectors including manufacturing, renewable energy, green hydrogen, automobiles, food processing, GCCs, tourism and skill development, while strengthening economic and technology partnerships between UP and Japan. ETGovernment Desk - ETGovernment - Published On Jul 15, 2026 at 10:10 PM IST Select ETGovernment as Preferred Choice on Google Copy Link Share on WhatsApp Share on Linkedin Share on X Share on Telegram Share on Facebook Ahead of the visit, a 12-member delegation from Yamanashi Prefecture, led by Narendra Upadhyay, Advisor to the Prefectural Government, met officials at Invest UP in Lucknow to finalise the itinerary and business engagement plan. Lucknow: Uttar Pradesh is set to host one of its largest Japanese business delegations next month, with more than 200 chief executives from Japan, including companies from Yamanashi Prefecture , scheduled to visit the state from August 19 for a five-day investment outreach programme. The visit is aimed at exploring investment opportunities across priority sectors including manufacturing , renewable energy, green hydrogen, automobiles, food processing, Global Capability Centres (GCCs), tourism and skill development, while strengthening economic and technology partnerships between Uttar Pradesh and Japan. Advt Ahead of the visit, a 12-member delegation from Yamanashi Prefecture, led by Narendra Upadhyay, Advisor to the Prefectural Government, met officials at Invest UP in Lucknow to finalise the itinerary and business engagement plan. The visit follows Chief Minister Yogi Adityanath's recent outreach to Japan and is expected to build on discussions held during that tour. The preparatory meeting was chaired by Infrastructure and Industrial Development Commissioner (IIDC) Deepak Kumar and attended by Invest UP CEO Vijay Kiran Anand and Additional CEO Shashank Chaudhary. According to officials, the August programme will feature government-to-business (G2B) and business-to-business (B2B) meetings involving senior state officials, Japanese companies and industry stakeholders. The discussions will focus on facilitating investments in manufacturing, clean energy, green hydrogen, GCCs, automotive, food processing, and workforce collaboration. Officials said the visit could culminate in the signing of fresh memorandums of understanding (MoUs), issuance of Letters of Comfort (LoCs) and land allotments for proposed investment projects in the state. As part of the preparatory engagements, the Yamanashi delegation also met Tourism and Culture Minister Jaiveer Singh to discuss opportunities for expanding tourism and cultural cooperation. The discussions covered tourism infrastructure development, improved connectivity, heritage conservation, and potential investments in hospitality and wellness tourism. ETGovernment Desk , --&gt; - By - See more on: - Uttar Pradesh , - Japanese CEOs , - Yamanashi Prefecture , - investment opportunities , - manufacturing Telegram Facebook Comments What are your thoughts? Comment Now --&gt; Comment Now Read Comment (1) All Comments By commenting, you agree to the Prohibited Content Policy Post Find this Comment Offensive? Choose your reason below and click on the submit button. This will alert our moderators to take actions REASONS FOR REPORTING Foul Language Defamatory Inciting hatred against a certain community Out of Context / Spam Others Report Join the community of 2M+ industry professionals. Subscribe to Newsletter to get latest insights &amp; analysis in your inbox. All about ETGovernment industry right on your smartphone! - Download the ETGovernment App and get the Realtime updates and Save your favourite articles. Scan to download App --&gt;</w:t>
       </w:r>
     </w:p>
     <w:p>
@@ -471,7 +511,62 @@
           <w:b/>
           <w:sz w:val="26"/>
         </w:rPr>
-        <w:t>5. ISRO's scientist exit wave: What is the reason behind mass exodus? - Moneycontrol.com</w:t>
+        <w:t>5. Department of space moves to stem exodus from key Isro missions; at least 100 quit in past few months: So - The Times of India</w:t>
+      </w:r>
+    </w:p>
+    <w:p>
+      <w:pPr>
+        <w:spacing w:after="80"/>
+        <w:jc w:val="left"/>
+      </w:pPr>
+      <w:hyperlink r:id="rId18">
+        <w:r>
+          <w:rPr>
+            <w:color w:val="0000FF"/>
+            <w:u w:val="single"/>
+          </w:rPr>
+          <w:t>Read more</w:t>
+        </w:r>
+      </w:hyperlink>
+    </w:p>
+    <w:p>
+      <w:pPr>
+        <w:jc w:val="center"/>
+      </w:pPr>
+      <w:r/>
+    </w:p>
+    <w:p>
+      <w:pPr>
+        <w:spacing w:after="120" w:line="276" w:lineRule="auto"/>
+        <w:jc w:val="both"/>
+      </w:pPr>
+      <w:r>
+        <w:rPr>
+          <w:rFonts w:ascii="Times New Roman" w:hAnsi="Times New Roman"/>
+          <w:sz w:val="24"/>
+        </w:rPr>
+        <w:t>Department of space moves to stem exodus from key Isro missions; at least 100 quit in past few months: So The Times of India</w:t>
+      </w:r>
+    </w:p>
+    <w:p>
+      <w:pPr>
+        <w:pBdr>
+          <w:bottom w:val="single" w:sz="6" w:space="6" w:color="A6A6A6"/>
+        </w:pBdr>
+      </w:pPr>
+    </w:p>
+    <w:p/>
+    <w:p>
+      <w:pPr>
+        <w:spacing w:after="60"/>
+      </w:pPr>
+      <w:r>
+        <w:rPr>
+          <w:rFonts w:ascii="Times New Roman" w:hAnsi="Times New Roman"/>
+          <w:b/>
+          <w:sz w:val="26"/>
+        </w:rPr>
+        <w:t>6. Special YUVIKA Programme for Oman Students - ISRO</w:t>
       </w:r>
     </w:p>
     <w:p>
@@ -491,14 +586,213 @@
     </w:p>
     <w:p>
       <w:pPr>
+        <w:jc w:val="center"/>
+      </w:pPr>
+      <w:r/>
+    </w:p>
+    <w:p>
+      <w:pPr>
+        <w:spacing w:after="120" w:line="276" w:lineRule="auto"/>
+        <w:jc w:val="both"/>
+      </w:pPr>
+      <w:r>
+        <w:rPr>
+          <w:rFonts w:ascii="Times New Roman" w:hAnsi="Times New Roman"/>
+          <w:sz w:val="24"/>
+        </w:rPr>
+        <w:t>July 15, 2026 YUva VIjyani KArayakram (YUVIKA) programme was conceived to impart basic knowledge on Space Technology, Space Science and Space Applications to young students. The Hon'ble Prime Minister, during his visit to Oman on 18th December, 2025, announced the organization of the YUVIKA programme for Omani students. Accordingly, ISRO planned one week residential programme at SDSC SHAR, Sriharikota and processed the same through MEA. In follow up the Ministry of Education, Sultanate of Oman, has nominated eight students and two observers from Omani schools to participate in the programme. The programme was inaugurated on 13th July, 2026 by Shri S Muthuchezian, Director, SDSC SHAR. The programme includes classroom training, practical demonstrations of experiments, hands-on experience with robotic kits, model rocketry, field visits and Interaction with ISRO scientists.</w:t>
+      </w:r>
+    </w:p>
+    <w:p>
+      <w:pPr>
+        <w:pBdr>
+          <w:bottom w:val="single" w:sz="6" w:space="6" w:color="A6A6A6"/>
+        </w:pBdr>
+      </w:pPr>
+    </w:p>
+    <w:p/>
+    <w:p>
+      <w:pPr>
+        <w:spacing w:after="60"/>
+      </w:pPr>
+      <w:r>
+        <w:rPr>
+          <w:rFonts w:ascii="Times New Roman" w:hAnsi="Times New Roman"/>
+          <w:b/>
+          <w:sz w:val="26"/>
+        </w:rPr>
+        <w:t>7. ISRO resignations: Govt tightens exit rules for Gaganyaan and other critical projects after 100+ reported - The Economic Times</w:t>
+      </w:r>
+    </w:p>
+    <w:p>
+      <w:pPr>
+        <w:spacing w:after="80"/>
+        <w:jc w:val="left"/>
+      </w:pPr>
+      <w:hyperlink r:id="rId20">
+        <w:r>
+          <w:rPr>
+            <w:color w:val="0000FF"/>
+            <w:u w:val="single"/>
+          </w:rPr>
+          <w:t>Read more</w:t>
+        </w:r>
+      </w:hyperlink>
+    </w:p>
+    <w:p>
+      <w:pPr>
         <w:spacing w:after="120"/>
         <w:jc w:val="center"/>
       </w:pPr>
       <w:r>
         <w:drawing>
           <wp:inline xmlns:a="http://schemas.openxmlformats.org/drawingml/2006/main" xmlns:pic="http://schemas.openxmlformats.org/drawingml/2006/picture">
-            <wp:extent cx="4389120" cy="2468880"/>
-            <wp:docPr id="6" name="Picture 6"/>
+            <wp:extent cx="4389120" cy="2173559"/>
+            <wp:docPr id="7" name="Picture 7"/>
+            <wp:cNvGraphicFramePr>
+              <a:graphicFrameLocks noChangeAspect="1"/>
+            </wp:cNvGraphicFramePr>
+            <a:graphic>
+              <a:graphicData uri="http://schemas.openxmlformats.org/drawingml/2006/picture">
+                <pic:pic>
+                  <pic:nvPicPr>
+                    <pic:cNvPr id="0" name="image.png"/>
+                    <pic:cNvPicPr/>
+                  </pic:nvPicPr>
+                  <pic:blipFill>
+                    <a:blip r:embed="rId21"/>
+                    <a:stretch>
+                      <a:fillRect/>
+                    </a:stretch>
+                  </pic:blipFill>
+                  <pic:spPr>
+                    <a:xfrm>
+                      <a:off x="0" y="0"/>
+                      <a:ext cx="4389120" cy="2173559"/>
+                    </a:xfrm>
+                    <a:prstGeom prst="rect"/>
+                  </pic:spPr>
+                </pic:pic>
+              </a:graphicData>
+            </a:graphic>
+          </wp:inline>
+        </w:drawing>
+      </w:r>
+    </w:p>
+    <w:p>
+      <w:pPr>
+        <w:spacing w:after="120" w:line="276" w:lineRule="auto"/>
+        <w:jc w:val="both"/>
+      </w:pPr>
+      <w:r>
+        <w:rPr>
+          <w:rFonts w:ascii="Times New Roman" w:hAnsi="Times New Roman"/>
+          <w:sz w:val="24"/>
+        </w:rPr>
+        <w:t>Synopsis The Department of Space has tightened rules for scientists leaving ISRO. This action follows a significant number of scientists resigning from key projects. Previously, centre directors could approve these departures, but now DoS will decide. This move aims to retain experienced personnel and ensure project continuity. ISRO acknowledges attrition but states projects will continue as planned.</w:t>
+      </w:r>
+    </w:p>
+    <w:p>
+      <w:pPr>
+        <w:pBdr>
+          <w:bottom w:val="single" w:sz="6" w:space="6" w:color="A6A6A6"/>
+        </w:pBdr>
+      </w:pPr>
+    </w:p>
+    <w:p/>
+    <w:p>
+      <w:pPr>
+        <w:spacing w:after="60"/>
+      </w:pPr>
+      <w:r>
+        <w:rPr>
+          <w:rFonts w:ascii="Times New Roman" w:hAnsi="Times New Roman"/>
+          <w:b/>
+          <w:sz w:val="26"/>
+        </w:rPr>
+        <w:t>8. NASA Uses Subscale Aircraft to Accelerate Flight Innovation</w:t>
+      </w:r>
+    </w:p>
+    <w:p>
+      <w:pPr>
+        <w:spacing w:after="80"/>
+        <w:jc w:val="left"/>
+      </w:pPr>
+      <w:hyperlink r:id="rId22">
+        <w:r>
+          <w:rPr>
+            <w:color w:val="0000FF"/>
+            <w:u w:val="single"/>
+          </w:rPr>
+          <w:t>Read more</w:t>
+        </w:r>
+      </w:hyperlink>
+    </w:p>
+    <w:p>
+      <w:pPr>
+        <w:jc w:val="center"/>
+      </w:pPr>
+      <w:r/>
+    </w:p>
+    <w:p>
+      <w:pPr>
+        <w:spacing w:after="120" w:line="276" w:lineRule="auto"/>
+        <w:jc w:val="both"/>
+      </w:pPr>
+      <w:r>
+        <w:rPr>
+          <w:rFonts w:ascii="Times New Roman" w:hAnsi="Times New Roman"/>
+          <w:sz w:val="24"/>
+        </w:rPr>
+        <w:t>Testing new aerospace concepts in flight remains one of NASA's most effective ways to advance knowledge and reduce risk. The Dale Reed Subscale Flight Research Laboratory at NASA's Armstrong Flight Research Center in Edwards, California, supports this mission by using small, remotely piloted and autonomous aircraft as cost‑effective platforms to mature innovative ideas, accelerate learning, and enable smoother transitions to full‑scale flight. When experiments require a flight platform, several NASA remotely piloted aircraft are available: the Alta‑X quadrotor; the Dryden Remotely Operated Integrated Drone (DROID) with its 10‑foot wingspan; and the Multi‑Use Cub, a 14‑foot‑span fixed‑wing aircraft with an expandable payload capacity for flight experiments. For electric vertical takeoff and landing testing, the HQ‑90 quadrotor provides an additional option. Once aircraft and experiments are cleared for operations, laboratory pilots support the mission, including ground operations and flight activities. Justin Link, left, holds the subscale aircraft in place, while Justin Hall manages engine speed during preliminary engine tests on Friday, Sept. 12, 2025, at NASA's Armstong Flight Research Center in Edwards, California. Link is a pilot for small uncrewed aircraft systems at the center's Dale Reed Subscale Flight Research Laboratory and Hall is the chief pilot. NASA/Christopher LC Clark Flight expertise Each staff member serves as an experienced and certified subscale aircraft pilot and is prepared to fly unique one-of-a-kind or modified commercial aircraft wherever the mission requires. NASA's FireSense project conducted flights in the Geneva State Forest, located about 100 miles south of Montgomery, Alabama. NASA Armstrong flight research staff integrated the instrument onto an Alta-X drone and tested the system before deployment. Two team members then transported the drone and sensor to the forest, prepared the vehicle for flight, and operated it during the mission. The NASA sensor was flown on the drone to demonstrate how remotely piloted aircraft can gather localized weather data that influences smoke movement and fire behavior. This information may help operational agencies improve wildfire decision-making and better allocate firefighters and resources. Other missions occur closer to NASA Armstrong, such as the Enhancing Parachutes by Instrumenting the Canopy (EPIC) project. EPIC involved air‑launching a capsule containing a parachute and flexible sensor from the Alta‑X. Laboratory staff piloted the flights, supported flight operations, and worked with the EPIC team to design and integrate the parachute‑drop mechanism and safety system into the aircraft. These tests demonstrated that a flexible sensor could help researchers study supersonic parachutes. Continuation of this work can help fill gaps in computer models, making supersonic parachutes safer and more reliable for delivering science instruments and payloads to Mars. Justin Link, left, pilot for small uncrewed aircraft systems, and Justin Hall, chief pilot for small uncrewed aircraft systems, install weather instruments on NASA's Alta X drone at the agency's Armstrong Flight Research Center in Edwards, California. Members of the center's Dale Reed Subscale Flight Research Laboratory used the Alta X to support the agency's FireSense project in March 2025 for a prescribed burn in Geneva State Forest, which is about 100 miles south of Montgomery, Alabama. NASA/Steve Freeman Advancing challenging research The Dale Reed Subscale Flight Research Laboratory uses rapid design and testing capabilities to help small aircraft fly big ideas. These concepts could lead to future breakthroughs that support NASA's missions across aeronautics, science, and exploration. For decades, NASA and its partners have advanced Automatic Collision Avoidance Technology. The research demonstrated an autopilot could detect and recover from an imminent ground collision - a capability now helping save lives in high‑performance U.S. military jets. NASA Armstrong had key roles in that work and developed a simplified version, the Automatic Ground Collision Avoidance System, which was installed on the DROID for testing. The system demonstrated on the DROID - developed to assist general aviation pilots as well as remotely piloted and autonomous aircraft - performed well and led to further research toward a version that provides alerts and steering cues. The NASA Armstrong Technology Transfer Office is working to license the technology for U.S. businesses to develop the system as a commercial product. The Prandtl‑D (Preliminary Research Aerodynamic Design to Lower Drag) flying‑wing glider was also designed, fabricated, and flown at NASA Armstrong. Researchers found that its twisted wing design could reduce drag and generate thrust at the wingtips, advancing concepts that may support greater fuel economy for future aircraft. The original Prandtl‑D is now part of the Smithsonian National Air and Space Museum collection in Washington, and the Prandtl-D3 is at the California Science Center in Los Angeles. Researchers continue developing the next generation of the design in the laboratory. A wide range of capabilities in the laboratory help transform promising concepts into flight-ready test structures. These include rapid prototyping using traditional and advanced 3D manufacturing techniques, as well as composite and conventional fabrication processes. The team of engineers and technicians also provides custom component design and specialized fabrication to meet unique research needs. The laboratory supports electrical and mechanical design, hardware and software integration, and the safety and flight-readiness processes required for successful missions. Additional technical facilities, such as the Experimental Fabrication Branch and the Environmental Laboratory at NASA Armstrong, further enhance these capabilities. Together, they support development, testing, and validation activities that advance NASA's aeronautics and exploration goals.</w:t>
+      </w:r>
+    </w:p>
+    <w:p>
+      <w:pPr>
+        <w:pBdr>
+          <w:bottom w:val="single" w:sz="6" w:space="6" w:color="A6A6A6"/>
+        </w:pBdr>
+      </w:pPr>
+    </w:p>
+    <w:p/>
+    <w:p>
+      <w:pPr>
+        <w:spacing w:after="60"/>
+      </w:pPr>
+      <w:r>
+        <w:rPr>
+          <w:rFonts w:ascii="Times New Roman" w:hAnsi="Times New Roman"/>
+          <w:b/>
+          <w:sz w:val="26"/>
+        </w:rPr>
+        <w:t>9. NASA Study of Pristine Meteorite Adds to Story of Ancient Asteroids</w:t>
+      </w:r>
+    </w:p>
+    <w:p>
+      <w:pPr>
+        <w:spacing w:after="80"/>
+        <w:jc w:val="left"/>
+      </w:pPr>
+      <w:hyperlink r:id="rId23">
+        <w:r>
+          <w:rPr>
+            <w:color w:val="0000FF"/>
+            <w:u w:val="single"/>
+          </w:rPr>
+          <w:t>Read more</w:t>
+        </w:r>
+      </w:hyperlink>
+    </w:p>
+    <w:p>
+      <w:pPr>
+        <w:spacing w:after="120"/>
+        <w:jc w:val="center"/>
+      </w:pPr>
+      <w:r>
+        <w:drawing>
+          <wp:inline xmlns:a="http://schemas.openxmlformats.org/drawingml/2006/main" xmlns:pic="http://schemas.openxmlformats.org/drawingml/2006/picture">
+            <wp:extent cx="4389120" cy="2623572"/>
+            <wp:docPr id="8" name="Picture 8"/>
             <wp:cNvGraphicFramePr>
               <a:graphicFrameLocks noChangeAspect="1"/>
             </wp:cNvGraphicFramePr>
@@ -510,7 +804,473 @@
                     <pic:cNvPicPr/>
                   </pic:nvPicPr>
                   <pic:blipFill>
-                    <a:blip r:embed="rId20"/>
+                    <a:blip r:embed="rId24"/>
+                    <a:stretch>
+                      <a:fillRect/>
+                    </a:stretch>
+                  </pic:blipFill>
+                  <pic:spPr>
+                    <a:xfrm>
+                      <a:off x="0" y="0"/>
+                      <a:ext cx="4389120" cy="2623572"/>
+                    </a:xfrm>
+                    <a:prstGeom prst="rect"/>
+                  </pic:spPr>
+                </pic:pic>
+              </a:graphicData>
+            </a:graphic>
+          </wp:inline>
+        </w:drawing>
+      </w:r>
+    </w:p>
+    <w:p>
+      <w:pPr>
+        <w:spacing w:after="120" w:line="276" w:lineRule="auto"/>
+        <w:jc w:val="both"/>
+      </w:pPr>
+      <w:r>
+        <w:rPr>
+          <w:rFonts w:ascii="Times New Roman" w:hAnsi="Times New Roman"/>
+          <w:sz w:val="24"/>
+        </w:rPr>
+        <w:t>C1 clasts in Hillsborough: On the left is a back-scattered electron image with two C1 748 clasts circled. On the right, an X-ray map of the same area as (A), indicating Na enrichment in 749 of the C1 clasts relative to the bulk of Hillsborough. Credit: NASA/SETI A meteorite recovered immediately upon its fall to Earth on July 16, 2024, is helping NASA scientists uncover new clues about ancient water, the chemical evolution of primitive asteroids, and the ingredients that may have helped make life possible throughout the early solar system. This rapid recovery began when an amateur astronomer in New Jersey quickly recognized that a newly fallen meteorite had landed on his property. Recognizing its scientific value and wearing protective gloves, he collected the fragments and stored them in aluminum foil and glass containers, which preserved delicate minerals and organic compounds that are often altered by moisture, weather, and contamination. As the meteorite fell to Earth, cameras across New Jersey captured its fiery passage through the atmosphere. Scientists used these observations to reconstruct the fireball's trajectory and, after recovering the meteorite, combined this data with laboratory analyses to determine where in the solar system the rock most likely originated. In a study published Wednesday in the journal Science Advances, researchers found evidence that ancient salty water altered minerals within the meteorite's parent asteroid, preserving unique minerals and a rich inventory of organic compounds. "When we have both a documented fireball and a quick recovery of its meteorite, we can learn not only what the rock is made of, but where it came from in the asteroid belt," said Peter Jenniskens, meteor astronomer at both NASA's Ames Research Center in California's Silicon Valley and the SETI Institute, and lead author of the study. Combined radar detections from the Hillsborough meteorite fall. The green line shows the fireball's projected path, while colored radar signatures show falling meteorite fragments drifting east-northeast with prevailing winds. Credit: NASA/Marc Fries Named for the township where it was recovered, the Hillsborough meteorite belongs to a class of carbon-rich meteorites known as CM carbonaceous chondrites. These primitive rocks preserve some of the oldest materials in the solar system, recording the chemical processes that shaped asteroids more than 4.5 billion years ago. While examining the unusually pristine meteorite, researchers found a mosaic of tiny broken-up rocks and noticed that some contained unusually high concentrations of sodium - an unexpected finding for this type of meteorite. The surprising signal prompted a closer investigation using powerful electron microscopes that allowed scientists to examine the meteorite from the millimeter scale down to individual atoms. By combining observations across multiple scales, researchers reconstructed the history of the minerals and the fluids that once flowed through them. These analyses revealed microscopic fractures filled with sodium-rich material left behind by ancient brines. Unlike pure water, brines contain dissolved salts that allow them to transport elements and chemically alter the rocks they move through. In the case of the Hillsborough sample, those ancient fluids altered the asteroid's minerals and left behind chemical evidence that remained preserved for billions of years. Scientists were also able to detect fragile sodium-carbonate salts that normally react with moisture in Earth's atmosphere before they can be studied. Jangmi Han, a paper co-author and mineralogist at NASA's Johnson Space Center in Houston, identified evidence of ancient brines preserved within microscopic fractures. Similar salts were identified in samples returned from the asteroids Bennu and Ryugu by NASA's OSIRIS-REx mission and JAXA's (Japan Aerospace Exploration Agency) Hayabusa2 mission. However,Hillsborough marks the first time the salts have been identified in a CM carbonaceous chondrite meteorite, offering a new glimpse into the surfaces of the primitive asteroids that produced these meteorites. Together, these findings suggest that ancient, salt-rich brines were more widespread among primitive asteroids than previously recognized, and provide scientists with new opportunities to compare how water altered different asteroid bodies across the early solar system. "The chips of the most salt-rich bits of this meteorite are quite comparable to the samples returned by the Hayabusa2 and OSIRIS-REx missions," said Mike Zolensky, a meteorite researcher at NASA Johnson and co-author of the study. "They're not identical. They're different in some very interesting ways, but they've seen very similar processes." Following the history of water through the solar system is an essential part of understanding the origin of life. Mike Zolensky Meteorite Researcher Scientists expected Hillsborough to contain a rich suite of organic compounds because it is a CM carbonaceous chondrite. What made the meteorite exceptional was how quickly it was recovered, allowing researchers to study those compounds before prolonged exposure to Earth's environment could contaminate the sample. "One of the big surprises for me when we analyzed a small chip of the Hillsborough meteorite was the complexity of amino acids and other organic compounds," said Danny Glavin, senior scientist in the Astrobiology Analytical Laboratory at NASA's Goddard Space Flight Center in Greenbelt, Maryland, and co-author of the study. Its diversity of amino acids and other organic compounds is, comparable to the Murchison meteorite, a nearly 100-kilogram carbonaceous chondrite that fell in Australia in 1969 and became the benchmark for extraterrestrial organic chemistry. "It's just more proof that the chemical building blocks of life could have been delivered - and are still being delivered - to Earth today by these carbonaceous asteroid fragments," said Glavin, who was a co-investigator on OSIRIS-REx, leading an international team that studied the organic composition of the samples delivered to Earth from asteroid Bennu in 2023. Understanding the Hillsborough meteorite required expertise from multiple scientific disciplines. Astronomers reconstructed the meteorite's journey through space, finding evidence that it may have originated from the Erigone asteroid family in the inner asteroid belt, home to the asteroid Donaldjohanson, which was visited in 2025 by NASA's Lucy spacecraft. Mineralogists identified evidence of ancient brines preserved within microscopic fractures, while organic chemists analyzed the meteorite's inventory of amino acids and other organic compounds. "Together, those complementary studies are helping scientists build one of the clearest pictures yet of how primitive asteroids such as the asteroid Erigone evolved chemically over billions of years," said Jenniskens. Researchers continue to study the Hillsborough meteorite, revealing new details about how water transformed primitive asteroids and shaped the early solar system. By tracing the history of water on primitive asteroids, scientists are learning how water and the chemical ingredients for life were distributed throughout the early solar system. "If you follow the water through the solar system, you're actually following life," Zolensky said. "Following the history of water through the solar system is an essential part of understanding the origin of life." For more information on NASA's astromaterials research and exploration, visit: https://science.nasa.gov/astromaterials Karen Fox / Molly Wasser Headquarters, Washington 240-285-5155 / 240-419-1732 karen.c.fox@nasa.gov / molly.l.wasser@nasa.gov Victoria Segovia NASA's Johnson Space Center, Houston 281-483-5111 victoria.segovia@nasa.gov</w:t>
+      </w:r>
+    </w:p>
+    <w:p>
+      <w:pPr>
+        <w:pBdr>
+          <w:bottom w:val="single" w:sz="6" w:space="6" w:color="A6A6A6"/>
+        </w:pBdr>
+      </w:pPr>
+    </w:p>
+    <w:p/>
+    <w:p>
+      <w:pPr>
+        <w:spacing w:after="60"/>
+      </w:pPr>
+      <w:r>
+        <w:rPr>
+          <w:rFonts w:ascii="Times New Roman" w:hAnsi="Times New Roman"/>
+          <w:b/>
+          <w:sz w:val="26"/>
+        </w:rPr>
+        <w:t>10. How NASA's Artemis III Lander Test Will Pave Way for Moon Landings</w:t>
+      </w:r>
+    </w:p>
+    <w:p>
+      <w:pPr>
+        <w:spacing w:after="80"/>
+        <w:jc w:val="left"/>
+      </w:pPr>
+      <w:hyperlink r:id="rId25">
+        <w:r>
+          <w:rPr>
+            <w:color w:val="0000FF"/>
+            <w:u w:val="single"/>
+          </w:rPr>
+          <w:t>Read more</w:t>
+        </w:r>
+      </w:hyperlink>
+    </w:p>
+    <w:p>
+      <w:pPr>
+        <w:spacing w:after="120"/>
+        <w:jc w:val="center"/>
+      </w:pPr>
+      <w:r>
+        <w:drawing>
+          <wp:inline xmlns:a="http://schemas.openxmlformats.org/drawingml/2006/main" xmlns:pic="http://schemas.openxmlformats.org/drawingml/2006/picture">
+            <wp:extent cx="4389120" cy="2926080"/>
+            <wp:docPr id="9" name="Picture 9"/>
+            <wp:cNvGraphicFramePr>
+              <a:graphicFrameLocks noChangeAspect="1"/>
+            </wp:cNvGraphicFramePr>
+            <a:graphic>
+              <a:graphicData uri="http://schemas.openxmlformats.org/drawingml/2006/picture">
+                <pic:pic>
+                  <pic:nvPicPr>
+                    <pic:cNvPr id="0" name="image.jpg"/>
+                    <pic:cNvPicPr/>
+                  </pic:nvPicPr>
+                  <pic:blipFill>
+                    <a:blip r:embed="rId26"/>
+                    <a:stretch>
+                      <a:fillRect/>
+                    </a:stretch>
+                  </pic:blipFill>
+                  <pic:spPr>
+                    <a:xfrm>
+                      <a:off x="0" y="0"/>
+                      <a:ext cx="4389120" cy="2926080"/>
+                    </a:xfrm>
+                    <a:prstGeom prst="rect"/>
+                  </pic:spPr>
+                </pic:pic>
+              </a:graphicData>
+            </a:graphic>
+          </wp:inline>
+        </w:drawing>
+      </w:r>
+    </w:p>
+    <w:p>
+      <w:pPr>
+        <w:spacing w:after="120" w:line="276" w:lineRule="auto"/>
+        <w:jc w:val="both"/>
+      </w:pPr>
+      <w:r>
+        <w:rPr>
+          <w:rFonts w:ascii="Times New Roman" w:hAnsi="Times New Roman"/>
+          <w:sz w:val="24"/>
+        </w:rPr>
+        <w:t>Before Artemis astronauts land on the Moon's surface in 2028, NASA will conduct the Artemis III demonstration mission in 2027, allowing teams on Earth and in orbit to practice rendezvous and docking operations between commercial human landing systems and the Orion spacecraft. Data from that mission, along with future uncrewed demonstration missions at the Moon, will support astronaut safety and mission success for crewed lunar landings. NASA is working with two American companies to develop the human landing systems that will safely transport astronauts from lunar orbit to the Moon's surface and back for future Artemis missions. For Artemis III, both SpaceX and Blue Origin will fly test versions, or test articles, of the crewed landers that will be used for future Moon landings. The lander test articles will launch by commercial rockets, while the Artemis III crew will launch to low Earth orbit in Orion atop the agency's SLS (Space Launch System) rocket. Stage setting for crewed flights NASA and the human landing system providers have been working closely together to plan and determine capabilities for the Artemis III mission. With missions fast approaching, both SpaceX and Blue Origin are optimizing hardware availability and capability. SpaceX plans to use the company's latest version of Starship and basis of the future Starship HLS, called Version 3, while Blue Origin will test their planned HLS crew cabin, allowing each company to apply lessons learned prior to uncrewed and crewed missions on the Moon. "Each human landing system provider has taken a different approach to the Artemis III mission," said Steve Creech, program manager, Human Landing System Program, NASA's Marshall Space Flight Center in Huntsville, Alabama. "Ultimately, SpaceX and Blue Origin have put forward a list of aggressive objectives and goals intended to complement upcoming uncrewed demonstration missions at the Moon so that we can gain both understanding and confidence in the spacecraft and launch vehicles prior to a crewed landing. The lander prototype designs will inform future development efforts and will continue to mature over the next year." For the Artemis III mission, the Blue Moon test lander will be based on Blue Origin's current architecture for its Mark 2 crew lander, incorporating all the major avionics and flight software and control systems to ensure flight operations from this demonstration mission can directly translate to crewed lunar flights. Up to two crew members, donning orange Orion crew survival system suits, will open the hatch to enter the Blue Origin test lander. The production hardware must incorporate many of the same systems and subsystems, including an Environmental Control and Life Support System (ECLSS), a crew cabin, and avionics. These artist's concepts depict Blue Origin's Blue Moon Mark 2 human landing system test article in Earth orbit and docked with NASA's Orion spacecraft as part of NASA's upcoming Artemis III demonstration mission in low Earth orbit. Blue Origin These artist's concepts depict Blue Origin's Blue Moon Mark 2 human landing system test article in Earth orbit and docked with NASA's Orion spacecraft as part of NASA's upcoming Artemis III demonstration mission in low Earth orbit. Blue Origin The Blue Origin lander also will fly with an instrumented lunar surface spacesuit mass simulator. Like the suited "Moonikin" manikin that flew aboard Orion during the uncrewed Artemis I test flight, the low-fidelity spacesuit mass simulator will provide real-time feedback about the environment within the Blue Moon crew cabin. SpaceX's Starship lander test article will use a Starship Version 3, currently in production and testing, with an added docking system installed on the nose of the 171-foot (52-m) spacecraft, enabling NASA and SpaceX to evaluate how the entire integrated stack of Orion and the Starship test lander interact. NASA and SpaceX are identifying controllability and communications tests for the Artemis III mission. Astronauts will not enter the Starship test lander during Artemis III. These artist's concepts depict NASA's Orion spacecraft and SpaceX's Starship human landing system test article during docking operations as part of NASA's upcoming Artemis III demonstration mission in low Earth orbit. SpaceX These artist's concepts depict NASA's Orion spacecraft and SpaceX's Starship human landing system test article during docking operations as part of NASA's upcoming Artemis III demonstration mission in low Earth orbit. SpaceX Launch cadence NASA, SpaceX, and Blue Origin will launch three of the world's most powerful rockets within a short timeframe of one another, exercising ground processing, launch crews, and facilities as well as control centers, networking, and data exchange at key sites across the country during two separate, back-to-back rendezvous and docking maneuvers between Orion and the lander test articles, before a safe splashdown of the Artemis III crew in Orion. "Artemis III will be a highly choreographed dance with a demanding launch sequence across multiple launch pads and equally demanding mission operations for our ground and flight crews, making it one of the most complex and ambitious missions NASA has ever undertaken," said Jeremy Parsons, Artemis program manager. "The demonstration mission will set the stage before our next giant leap. NASA's expertise in systems engineering and integration, as well as launch and mission operations in low Earth orbit, will bring the mission together." For future crewed missions to the Moon, NASA and one of the commercial lander partners will execute a "dual launch campaign," prepositioning the lander in orbit to await a crewed Orion, launched on SLS. Launching the three rockets in succession of one another for Artemis III offers a unique opportunity to practice launch processing and operations. Blue Origin's lander test article is planned to launch first and will be able to loiter in space for up to 30 days, allowing for checkouts in orbit prior to the launch of SLS and Orion from Launch Complex 39B at NASA's Kennedy Space Center in Florida. The Blue Origin test article will launch at a set trajectory to meet a designated "parking" orbit for these systems checks. Artemis III will be a highly choreographed dance with a demanding launch sequence across multiple launch pads and equally demanding mission operations for our ground and flight crews, making it one of the most complex and ambitious missions NASA has ever undertaken. Jeremy Parsons Artemis program manager Following the completion of Blue Origin's rendezvous and docking operations testing and the Artemis III crewed launch on SLS, SpaceX will launch its Starship lander test article to rendezvous with Orion and its crew for its phase of on-orbit testing. Throughout the Artemis III mission, Orion will fly in a circular orbit. All three rockets will have more launch opportunities than are available for a lunar mission and will be able to reach the designated mission altitude in a single launch. Docking operations During docking and undocking operations, Orion and the Artemis III crew will use the lander test articles as the targets, while Orion will operate as the chaser spacecraft. This is the same configuration planned for future crew landing mission to the Moon. NASA will ensure both test landers are mission ready and crew safe prior to Artemis III. These verifications will be based on functional and performance requirements for the test lander designs and hazard controls for hardware and software, ensuring the Artemis III astronauts inside Orion are safe throughout both docking phases of the mission. SpaceX and Blue Origin have already tested their docking capabilities for their respective landers on the ground. SpaceX's docking capability was qualified in 2023; Blue Origin conducted development ground testing on its pressurized docking system earlier this year. A key difference between the docking capabilities of both lander test articles will be the location of docking. Orion will dock along the side of the Blue Moon test lander, adjacent to the crew cabin. Later, Orion will dock nose-to-nose with the giant SpaceX test lander. Software testing between spacecrafts will help demonstrate that the commercial human landing system prototypes and Orion can meet at a precise time and location in space. When Orion docks with the Blue Moon test lander, the Orion spacecraft's software will control the docked spacecraft. Meanwhile, the SpaceX test article will control the docked spacecraft for the second portion of the mission. During the docking phases, teams with NASA and the commercial partners will be able to test hardware and software interoperability, as well as dynamics of how the integrated lander-Orion spacecraft moves in space. Through the Artemis program, NASA will send astronauts to explore the Moon for scientific discovery, economic benefits, and to build the foundation for the first crewed missions to Mars - for the benefit of all. News Media Contact AmberJacobson Headquarters, Washington 240.298.1832 amber.c.jacobson@nasa.gov Corinne Beckinger Marshall Space Flight Center, Huntsville, Ala. 256-544-0034 corinne.m.beckinger@nasa.gov</w:t>
+      </w:r>
+    </w:p>
+    <w:p>
+      <w:pPr>
+        <w:pBdr>
+          <w:bottom w:val="single" w:sz="6" w:space="6" w:color="A6A6A6"/>
+        </w:pBdr>
+      </w:pPr>
+    </w:p>
+    <w:p/>
+    <w:p>
+      <w:pPr>
+        <w:spacing w:after="60"/>
+      </w:pPr>
+      <w:r>
+        <w:rPr>
+          <w:rFonts w:ascii="Times New Roman" w:hAnsi="Times New Roman"/>
+          <w:b/>
+          <w:sz w:val="26"/>
+        </w:rPr>
+        <w:t>11. Anil Menon Launches to Space Station</w:t>
+      </w:r>
+    </w:p>
+    <w:p>
+      <w:pPr>
+        <w:spacing w:after="80"/>
+        <w:jc w:val="left"/>
+      </w:pPr>
+      <w:hyperlink r:id="rId27">
+        <w:r>
+          <w:rPr>
+            <w:color w:val="0000FF"/>
+            <w:u w:val="single"/>
+          </w:rPr>
+          <w:t>Read more</w:t>
+        </w:r>
+      </w:hyperlink>
+    </w:p>
+    <w:p>
+      <w:pPr>
+        <w:jc w:val="center"/>
+      </w:pPr>
+      <w:r/>
+    </w:p>
+    <w:p>
+      <w:pPr>
+        <w:spacing w:after="120" w:line="276" w:lineRule="auto"/>
+        <w:jc w:val="both"/>
+      </w:pPr>
+      <w:r>
+        <w:rPr>
+          <w:rFonts w:ascii="Times New Roman" w:hAnsi="Times New Roman"/>
+          <w:sz w:val="24"/>
+        </w:rPr>
+        <w:t>NASA/John Kraus NASA astronaut candidate Anna Menon and her children watch as a Soyuz rocket launches to the International Space Station with NASA astronaut Anil Menon and Roscosmos cosmonauts Pyotr Dubrov and Anna Kikina, Tuesday, July 14, 2026, at the Baikonur Cosmodrome in Kazakhstan. The trio lifted off for the Soyuz MS-29 mission at 7:47 p.m. local time to begin their long-duration stay aboard the orbital outpost. During his stay on the station, Menon will conduct scientific research and technology demonstrations aimed at advancing human space exploration and benefiting life on Earth. Image credit: NASA/John Kraus</w:t>
+      </w:r>
+    </w:p>
+    <w:p>
+      <w:pPr>
+        <w:pBdr>
+          <w:bottom w:val="single" w:sz="6" w:space="6" w:color="A6A6A6"/>
+        </w:pBdr>
+      </w:pPr>
+    </w:p>
+    <w:p/>
+    <w:p>
+      <w:pPr>
+        <w:spacing w:after="60"/>
+      </w:pPr>
+      <w:r>
+        <w:rPr>
+          <w:rFonts w:ascii="Times New Roman" w:hAnsi="Times New Roman"/>
+          <w:b/>
+          <w:sz w:val="26"/>
+        </w:rPr>
+        <w:t>12. NASA's Perseverance Rover Provides Sweeping View of Broom Point</w:t>
+      </w:r>
+    </w:p>
+    <w:p>
+      <w:pPr>
+        <w:spacing w:after="80"/>
+        <w:jc w:val="left"/>
+      </w:pPr>
+      <w:hyperlink r:id="rId28">
+        <w:r>
+          <w:rPr>
+            <w:color w:val="0000FF"/>
+            <w:u w:val="single"/>
+          </w:rPr>
+          <w:t>Read more</w:t>
+        </w:r>
+      </w:hyperlink>
+    </w:p>
+    <w:p>
+      <w:pPr>
+        <w:spacing w:after="120"/>
+        <w:jc w:val="center"/>
+      </w:pPr>
+      <w:r>
+        <w:drawing>
+          <wp:inline xmlns:a="http://schemas.openxmlformats.org/drawingml/2006/main" xmlns:pic="http://schemas.openxmlformats.org/drawingml/2006/picture">
+            <wp:extent cx="4389120" cy="1549908"/>
+            <wp:docPr id="10" name="Picture 10"/>
+            <wp:cNvGraphicFramePr>
+              <a:graphicFrameLocks noChangeAspect="1"/>
+            </wp:cNvGraphicFramePr>
+            <a:graphic>
+              <a:graphicData uri="http://schemas.openxmlformats.org/drawingml/2006/picture">
+                <pic:pic>
+                  <pic:nvPicPr>
+                    <pic:cNvPr id="0" name="image.png"/>
+                    <pic:cNvPicPr/>
+                  </pic:nvPicPr>
+                  <pic:blipFill>
+                    <a:blip r:embed="rId29"/>
+                    <a:stretch>
+                      <a:fillRect/>
+                    </a:stretch>
+                  </pic:blipFill>
+                  <pic:spPr>
+                    <a:xfrm>
+                      <a:off x="0" y="0"/>
+                      <a:ext cx="4389120" cy="1549908"/>
+                    </a:xfrm>
+                    <a:prstGeom prst="rect"/>
+                  </pic:spPr>
+                </pic:pic>
+              </a:graphicData>
+            </a:graphic>
+          </wp:inline>
+        </w:drawing>
+      </w:r>
+    </w:p>
+    <w:p>
+      <w:pPr>
+        <w:spacing w:after="120" w:line="276" w:lineRule="auto"/>
+        <w:jc w:val="both"/>
+      </w:pPr>
+      <w:r>
+        <w:rPr>
+          <w:rFonts w:ascii="Times New Roman" w:hAnsi="Times New Roman"/>
+          <w:sz w:val="24"/>
+        </w:rPr>
+        <w:t>Description This view looking back up at the outside lip of the 490-foot-tall (150-meter-tall) rim of Jezero Crater was taken by the Mastcam-Z instrument aboard NASA's Perseverance on May 15, 2025, the 1,505th day, or sol, of the rover's mission to Mars. The bright-colored rocks exposed across the slope, running from middle left to middle right of the image, belong to a formation the science team calls the "Broom Point member," a 245-foot-thick (75-meter-thick) stack of ancient rock. This sequence of layered bedrock is likely more than 3.9 billion years old, making it among the oldest terrain ever examined by a Mars rover. Evidence uncovered by Perseverance indicates this thick section of rock was built by repeated asteroid strikes, with layers tilting at nearly vertical angles exceeding 80 degrees due to the subsequent colossal impacts that created the Isidis Basin and Jezero Crater. The rover's tracks are visible in the image, showing Perseverance's descent of the steep crater rim slope. Figure A Figure A includes annotations: Dashed yellow lines indicate upper and lower boundaries of the Broom Point member Black lines indicate rover traverses White circles indicate locations rover stopped for science collection Red icons indicate locations of cored samples collected by Perseverance: "Bell Island" on April 22, 2025 (Sol 1,483) and "Main River" on March 10, 2025 (Sol 1,441) NASA's Jet Propulsion Laboratory, which is managed for the agency by Caltech in Pasadena, California, built and manages operations of the Perseverance rover. Arizona State University leads the operations of the Mastcam-Z instrument, working in collaboration with Malin Space Science Systems in San Diego, on the design, fabrication, testing, and operation of the cameras, and in collaboration with the Niels Bohr Institute of the University of Copenhagen on the design, fabrication, and testing of the calibration targets. For more about Perseverance: science.nasa.gov/mission/mars-2020-perseverance/</w:t>
+      </w:r>
+    </w:p>
+    <w:p>
+      <w:pPr>
+        <w:pBdr>
+          <w:bottom w:val="single" w:sz="6" w:space="6" w:color="A6A6A6"/>
+        </w:pBdr>
+      </w:pPr>
+    </w:p>
+    <w:p/>
+    <w:p>
+      <w:pPr>
+        <w:spacing w:after="60"/>
+      </w:pPr>
+      <w:r>
+        <w:rPr>
+          <w:rFonts w:ascii="Times New Roman" w:hAnsi="Times New Roman"/>
+          <w:b/>
+          <w:sz w:val="26"/>
+        </w:rPr>
+        <w:t>13. Perseverance's Trip to 'Broom Point'</w:t>
+      </w:r>
+    </w:p>
+    <w:p>
+      <w:pPr>
+        <w:spacing w:after="80"/>
+        <w:jc w:val="left"/>
+      </w:pPr>
+      <w:hyperlink r:id="rId30">
+        <w:r>
+          <w:rPr>
+            <w:color w:val="0000FF"/>
+            <w:u w:val="single"/>
+          </w:rPr>
+          <w:t>Read more</w:t>
+        </w:r>
+      </w:hyperlink>
+    </w:p>
+    <w:p>
+      <w:pPr>
+        <w:spacing w:after="120"/>
+        <w:jc w:val="center"/>
+      </w:pPr>
+      <w:r>
+        <w:drawing>
+          <wp:inline xmlns:a="http://schemas.openxmlformats.org/drawingml/2006/main" xmlns:pic="http://schemas.openxmlformats.org/drawingml/2006/picture">
+            <wp:extent cx="4389120" cy="1728216"/>
+            <wp:docPr id="11" name="Picture 11"/>
+            <wp:cNvGraphicFramePr>
+              <a:graphicFrameLocks noChangeAspect="1"/>
+            </wp:cNvGraphicFramePr>
+            <a:graphic>
+              <a:graphicData uri="http://schemas.openxmlformats.org/drawingml/2006/picture">
+                <pic:pic>
+                  <pic:nvPicPr>
+                    <pic:cNvPr id="0" name="image.png"/>
+                    <pic:cNvPicPr/>
+                  </pic:nvPicPr>
+                  <pic:blipFill>
+                    <a:blip r:embed="rId31"/>
+                    <a:stretch>
+                      <a:fillRect/>
+                    </a:stretch>
+                  </pic:blipFill>
+                  <pic:spPr>
+                    <a:xfrm>
+                      <a:off x="0" y="0"/>
+                      <a:ext cx="4389120" cy="1728216"/>
+                    </a:xfrm>
+                    <a:prstGeom prst="rect"/>
+                  </pic:spPr>
+                </pic:pic>
+              </a:graphicData>
+            </a:graphic>
+          </wp:inline>
+        </w:drawing>
+      </w:r>
+    </w:p>
+    <w:p>
+      <w:pPr>
+        <w:spacing w:after="120" w:line="276" w:lineRule="auto"/>
+        <w:jc w:val="both"/>
+      </w:pPr>
+      <w:r>
+        <w:rPr>
+          <w:rFonts w:ascii="Times New Roman" w:hAnsi="Times New Roman"/>
+          <w:sz w:val="24"/>
+        </w:rPr>
+        <w:t>Description This orbital map shows the path NASA's Perseverance Mars rover took to get to a location the science team has dubbed the "Broom Point member," a sequence of layered bedrock likely more than 3.9 billion years old. As planned, the rover landed inside Jezero Crater on Feb. 18, 2021. It investigated the crater's western delta and inlet river valley, Neretva Vallis, before summiting the crater rim in December 2024 following a rim-to-crest climb of 2,620 feet (800 meters). The Broom Point region is situated on the outer edge of the crater rim and was visited by the rover in mid-2025. The yellow dot indicates location where the rover took a selfie. NASA's Jet Propulsion Laboratory, which is managed for the agency by Caltech in Pasadena, California, built and manages operations of the Perseverance rover. Arizona State University leads the operations of the Mastcam-Z instrument, working in collaboration with Malin Space Science Systems in San Diego, on the design, fabrication, testing, and operation of the cameras, and in collaboration with the Niels Bohr Institute of the University of Copenhagen on the design, fabrication, and testing of the calibration targets. For more about Perseverance: science.nasa.gov/mission/mars-2020-perseverance/ JPL manages the Mars Reconnaissance Orbiter for NASA's Science Mission Directorate in Washington as part of NASA's Mars Exploration Program portfolio. Lockheed Martin Space in Denver built MRO and supports its operations. The University of Arizona, in Tucson, operates HiRISE, which was built by Ball Aerospace &amp; Technologies Corp., in Boulder, Colorado. For more information, visit: science.nasa.gov/mission/mars-reconnaissance-orbiter</w:t>
+      </w:r>
+    </w:p>
+    <w:p>
+      <w:pPr>
+        <w:pBdr>
+          <w:bottom w:val="single" w:sz="6" w:space="6" w:color="A6A6A6"/>
+        </w:pBdr>
+      </w:pPr>
+    </w:p>
+    <w:p/>
+    <w:p>
+      <w:pPr>
+        <w:spacing w:after="60"/>
+      </w:pPr>
+      <w:r>
+        <w:rPr>
+          <w:rFonts w:ascii="Times New Roman" w:hAnsi="Times New Roman"/>
+          <w:b/>
+          <w:sz w:val="26"/>
+        </w:rPr>
+        <w:t>14. NASA's Perseverance Rover Reads Record of Ancient Mars Impacts</w:t>
+      </w:r>
+    </w:p>
+    <w:p>
+      <w:pPr>
+        <w:spacing w:after="80"/>
+        <w:jc w:val="left"/>
+      </w:pPr>
+      <w:hyperlink r:id="rId32">
+        <w:r>
+          <w:rPr>
+            <w:color w:val="0000FF"/>
+            <w:u w:val="single"/>
+          </w:rPr>
+          <w:t>Read more</w:t>
+        </w:r>
+      </w:hyperlink>
+    </w:p>
+    <w:p>
+      <w:pPr>
+        <w:jc w:val="center"/>
+      </w:pPr>
+      <w:r/>
+    </w:p>
+    <w:p>
+      <w:pPr>
+        <w:spacing w:after="120" w:line="276" w:lineRule="auto"/>
+        <w:jc w:val="both"/>
+      </w:pPr>
+      <w:r>
+        <w:rPr>
+          <w:rFonts w:ascii="Times New Roman" w:hAnsi="Times New Roman"/>
+          <w:sz w:val="24"/>
+        </w:rPr>
+        <w:t>NASA's Perseverance took this selfie at "Witch Hazel Hill" on Jezero Crater's rim on May 10, 2025. The small dark hole in the rock in front of the rover is the borehole made when the rover collected the "Bell Island" sample. The small puff of dust left of center and below the horizon line is a dust devil. NASA/JPL-Caltech/MSSS NASA's Perseverance Mars rover has uncovered evidence that a 245-foot-thick (75-meter-thick) stack of ancient rock on the rim of Jezero Crater was built by repeated asteroid impacts. Referred to as the "Broom Point member" by the rover's science team, this sequence of layered bedrock is likely more than 3.9 billion years old, making it among the oldest terrain ever examined by a Mars rover. Released Wednesday in the Journal of Geophysical Research: Planets, the findings offer a window into one of the most tumultuous chapters in the history of the solar system. "Since leaving Jezero, Perseverance has been exploring a brand-new frontier, both geographically and geologically - a chapter of Martian time that predates the crater itself," said Ken Farley, Perseverance deputy project scientist at Caltech in Pasadena, California. "On Earth, our earliest geologic history has been fundamentally broken up, deformed, and erased by plate tectonics. Because Mars lacks plate tectonics to recycle its crust, this ancient record remains intact, giving us a rare glimpse into a geological time period that doesn't exist on our own planet." Reading between layers After ascending the western rim of Jezero Crater in late 2024, Perseverance began examining surrounding locations with its science instruments. Their data at Broom Point revealed six distinct rock types, including breccias - rocks composed of angular fragments - alternating with layers of fine-grained, pulverized rock dust. Rock fragments within the breccias are pocked with gas-bubble cavities, indicating they were once molten. The presence of tiny, dark, glassy beads within the layers offered an important clue about how these rocks formed. While volcanoes can produce similar glassy droplets, they rarely occur in such high abundance, pointing to asteroid impacts, instead, as the primary architect. In fact, the largest beads rival those flung out by the dinosaur-killing Chicxulub asteroid's impact on Earth. NASA's Perseverance rover captured its own tracks descending from the rim of Jezero Crater. The bright-colored rocks running from middle left to middle right of the image, a formation dubbed the "Broom Point member," are likely more than 3.9 billion years old, making them among the oldest terrain ever examined by a Mars rover. NASA/JPL-Caltech/ASU/MSSS The repetition of these distinct rock types multiple times throughout this thick sequence of rock indicates that high-energy impact events happened again and again across this region of early Mars. "The different rock layers are a record of variable-sized impacts occurring at different distances from where this rock sequence was accumulating," said Alex Jones, a Ph.D. student in planetary geology at Imperial College London and lead author of the paper. "Some large impacts took place very far away, some small impacts nearby. Their debris all ended up landing here, constructing this thick section of rock." How these layers formed may suggest an interaction with water or ice. Several of the layers look like they may have been formed by fast, ground-hugging debris flows. On Earth, these powerful, fluidlike surges can occur when molten rock hits water or ice that instantly flashes into steam. Cosmic one-two punch Some of Broom Point's layers tilt at angles exceeding 80 degrees - nearly vertical - which is far too steep to be caused by the impact that created Jezero Crater. Instead, scientists suspect a cosmic "one-two punch" shaped this landscape long ago. First, a colossal asteroid impact created the 1,200-mile-wide (1,900-kilometer-wide) Isidis Basin, one of the largest impact basins on Mars, upending and tilting the once-flat rock layers. Later, a second asteroid likely struck, forming Jezero Crater, which measures 28 miles (45 kilometers) across. This second impact fractured and uplifted the already-tilted rocks into the dramatic formations the rover sees today. To pin down exactly when these events took place, the Perseverance team collected two core samples, dubbed "Bell Island" and "Main River." If a future mission were to return them to Earth, laboratory dating could determine when and how often impacts were occurring on early Mars - and, by extension, the infant Earth, whose own early impact record has been erased by billions of years of plate tectonics. "During this violent era, it wasn't rain or snow falling from the sky, but an almost constant barrage of molten rock droplets and pulverized dust kicked up by asteroid impacts," said Jones. "If we can pin down the ages of these layers, it would be like reading a cosmic weather report from 4 billion years ago." This orbital map shows the path NASA's Perseverance Mars rover took from its 2021 landing site in Jezero Crater to the "Broom Point" location in mid-2025. NASA/JPL-Caltech/MRO/HIRISE/UA/ICL More about Perseverance NASA's Jet Propulsion Laboratory in Southern California, which is managed for the agency by Caltech, built and manages operations of the Perseverance rover on behalf of the agency's Science Mission Directorate in Washington, as part of NASA's Mars Exploration Program portfolio. Arizona State University leads the operations of the rover's Mastcam-Z instrument, working in collaboration with Malin Space Science Systems in San Diego, on the design, fabrication, testing, and operation of the cameras. SuperCam is led by Los Alamos National Laboratory in New Mexico, where the instrument's Body Unit was developed. The rover's SHERLOC (Scanning Habitable Environments with Raman and Luminescence for Organics and Chemicals) instrument was built at NASA JPL, and its WATSON (Wide Angle Topographic Sensor for Operations and eNgineering) camera was built at Malin Space Science Systems. For more information on NASA's Perseverance, visit: https://science.nasa.gov/mission/mars-2020-perseverance News Media Contacts DC Agle Jet Propulsion Laboratory, Pasadena, Calif. 818-393-9011 agle@jpl.nasa.gov Karen Fox / Alana Johnson NASA Headquarters, Washington 240-285-5155 / 202-672-4780 karen.c.fox@nasa.gov / alana.r.johnson@nasa.gov 2026-045</w:t>
+      </w:r>
+    </w:p>
+    <w:p>
+      <w:pPr>
+        <w:pBdr>
+          <w:bottom w:val="single" w:sz="6" w:space="6" w:color="A6A6A6"/>
+        </w:pBdr>
+      </w:pPr>
+    </w:p>
+    <w:p/>
+    <w:p>
+      <w:pPr>
+        <w:spacing w:after="60"/>
+      </w:pPr>
+      <w:r>
+        <w:rPr>
+          <w:rFonts w:ascii="Times New Roman" w:hAnsi="Times New Roman"/>
+          <w:b/>
+          <w:sz w:val="26"/>
+        </w:rPr>
+        <w:t>15. 'Full steam ahead': NASA ramps up prep for Artemis III astronaut launch in 2027</w:t>
+      </w:r>
+    </w:p>
+    <w:p>
+      <w:pPr>
+        <w:spacing w:after="80"/>
+        <w:jc w:val="left"/>
+      </w:pPr>
+      <w:hyperlink r:id="rId33">
+        <w:r>
+          <w:rPr>
+            <w:color w:val="0000FF"/>
+            <w:u w:val="single"/>
+          </w:rPr>
+          <w:t>Read more</w:t>
+        </w:r>
+      </w:hyperlink>
+    </w:p>
+    <w:p>
+      <w:pPr>
+        <w:spacing w:after="120"/>
+        <w:jc w:val="center"/>
+      </w:pPr>
+      <w:r>
+        <w:drawing>
+          <wp:inline xmlns:a="http://schemas.openxmlformats.org/drawingml/2006/main" xmlns:pic="http://schemas.openxmlformats.org/drawingml/2006/picture">
+            <wp:extent cx="4389120" cy="2468880"/>
+            <wp:docPr id="12" name="Picture 12"/>
+            <wp:cNvGraphicFramePr>
+              <a:graphicFrameLocks noChangeAspect="1"/>
+            </wp:cNvGraphicFramePr>
+            <a:graphic>
+              <a:graphicData uri="http://schemas.openxmlformats.org/drawingml/2006/picture">
+                <pic:pic>
+                  <pic:nvPicPr>
+                    <pic:cNvPr id="0" name="image.jpg"/>
+                    <pic:cNvPicPr/>
+                  </pic:nvPicPr>
+                  <pic:blipFill>
+                    <a:blip r:embed="rId34"/>
                     <a:stretch>
                       <a:fillRect/>
                     </a:stretch>
@@ -539,562 +1299,7 @@
           <w:rFonts w:ascii="Times New Roman" w:hAnsi="Times New Roman"/>
           <w:sz w:val="24"/>
         </w:rPr>
-        <w:t>ISRO's scientist exit wave: What is the reason behind mass exodus? Moneycontrol.com</w:t>
-      </w:r>
-    </w:p>
-    <w:p>
-      <w:pPr>
-        <w:pBdr>
-          <w:bottom w:val="single" w:sz="6" w:space="6" w:color="A6A6A6"/>
-        </w:pBdr>
-      </w:pPr>
-    </w:p>
-    <w:p/>
-    <w:p>
-      <w:pPr>
-        <w:spacing w:after="60"/>
-      </w:pPr>
-      <w:r>
-        <w:rPr>
-          <w:rFonts w:ascii="Times New Roman" w:hAnsi="Times New Roman"/>
-          <w:b/>
-          <w:sz w:val="26"/>
-        </w:rPr>
-        <w:t>6. A Tide-Fueled Trove of Biodiversity in Guinea-Bissau</w:t>
-      </w:r>
-    </w:p>
-    <w:p>
-      <w:pPr>
-        <w:spacing w:after="80"/>
-        <w:jc w:val="left"/>
-      </w:pPr>
-      <w:hyperlink r:id="rId21">
-        <w:r>
-          <w:rPr>
-            <w:color w:val="0000FF"/>
-            <w:u w:val="single"/>
-          </w:rPr>
-          <w:t>Read more</w:t>
-        </w:r>
-      </w:hyperlink>
-    </w:p>
-    <w:p>
-      <w:pPr>
-        <w:spacing w:after="120"/>
-        <w:jc w:val="center"/>
-      </w:pPr>
-      <w:r>
-        <w:drawing>
-          <wp:inline xmlns:a="http://schemas.openxmlformats.org/drawingml/2006/main" xmlns:pic="http://schemas.openxmlformats.org/drawingml/2006/picture">
-            <wp:extent cx="4389120" cy="2926080"/>
-            <wp:docPr id="7" name="Picture 7"/>
-            <wp:cNvGraphicFramePr>
-              <a:graphicFrameLocks noChangeAspect="1"/>
-            </wp:cNvGraphicFramePr>
-            <a:graphic>
-              <a:graphicData uri="http://schemas.openxmlformats.org/drawingml/2006/picture">
-                <pic:pic>
-                  <pic:nvPicPr>
-                    <pic:cNvPr id="0" name="image.jpg"/>
-                    <pic:cNvPicPr/>
-                  </pic:nvPicPr>
-                  <pic:blipFill>
-                    <a:blip r:embed="rId22"/>
-                    <a:stretch>
-                      <a:fillRect/>
-                    </a:stretch>
-                  </pic:blipFill>
-                  <pic:spPr>
-                    <a:xfrm>
-                      <a:off x="0" y="0"/>
-                      <a:ext cx="4389120" cy="2926080"/>
-                    </a:xfrm>
-                    <a:prstGeom prst="rect"/>
-                  </pic:spPr>
-                </pic:pic>
-              </a:graphicData>
-            </a:graphic>
-          </wp:inline>
-        </w:drawing>
-      </w:r>
-    </w:p>
-    <w:p>
-      <w:pPr>
-        <w:spacing w:after="120" w:line="276" w:lineRule="auto"/>
-        <w:jc w:val="both"/>
-      </w:pPr>
-      <w:r>
-        <w:rPr>
-          <w:rFonts w:ascii="Times New Roman" w:hAnsi="Times New Roman"/>
-          <w:sz w:val="24"/>
-        </w:rPr>
-        <w:t>Relatively low tidal waters expose sandflats and mudflats in the Bijagós Archipelago of Guinea-Bissau in this image acquired on November 28, 2025, with the OLI (Operational Land Imager) on Landsat 8 . These coastal landforms support an array of invertebrates, making the archipelago a popular stopover for migratory shorebirds. NASA Earth Observatory/Lauren Dauphin Twice each day, tides ebb and flow through a maze of sandy channels, mudflats, and mangrove forests that flank the 88 islands and islets of Guinea-Bissau's Bijagós Archipelago (Arquipélago dos Bijagós in Portuguese). Seen from above, the process leads to stark changes to the landscape: around low tide, intertidal mudflats and sandflats emerge from the sea, causing islands to grow significantly before shrinking again hours later. The perpetual rhythm of the tides sustains outpourings of marine life in an archipelago that, as of 2025, was inscribed as a UNESCO World Heritage site. The site protects the only active deltaic archipelago on Africa's Atlantic coast, a place where tides, river sediments, coastal upwelling, and coastal currents come together to shape unusually productive and biodiverse island ecosystems. UNESCO estimates that the islands support some 870,000 migratory shorebirds, making this one of the most important feeding areas for birds in West Africa along the East Atlantic Flyway. Hundreds of species of birds dine on a potpourri of marine worms, crustaceans, mollusks, and small fish found on mudflats exposed by low tides. During high tides, manatees, dolphins, and schools of fish move closer to the islands, pushing deeper into the mangrove forests that ring them, and tens of thousands of sea turtles swim inland to sandy beaches as they hunt for nesting sites. A huge population of green sea turtles nests on the tiny island of Poilão, part of the João Vieira and Poilão Marine National Park. After hatching, young turtles make perilous nighttime dashes to the water, often pursued by crabs, lizards, and birds. Once they reach the water, baby sea turtles face an array of predators, including jacks, barracudas, groupers, and snappers that patrol shallow waters as well as tuna, mackerel, sharks, and rays in deeper waters. According to some estimates, less than 1 percent of green sea turtle hatchlings survive to adulthood. A 2025 analysis of the region's tides explored why the archipelago has some of the largest tidal ranges in West Africa. The researchers concluded that the region's wide, shallow shelf and the estuary's geometry combine to create a tidal range of up to 7 meters (23 feet), compared to about 1 meter (3 feet) in many other parts of the West African coast. The scientists used altimetry data from the NASA/CNES TOPEX/Poseidon, Jason-1, and Jason-2 satellites to help validate their findings. NASA Earth Observatory images by Lauren Dauphin, using Landsat data from the U.S. Geological Survey. Story by Adam Voiland. Downloads November 28, 2025 References &amp; Resources</w:t>
-      </w:r>
-    </w:p>
-    <w:p>
-      <w:pPr>
-        <w:pBdr>
-          <w:bottom w:val="single" w:sz="6" w:space="6" w:color="A6A6A6"/>
-        </w:pBdr>
-      </w:pPr>
-    </w:p>
-    <w:p/>
-    <w:p>
-      <w:pPr>
-        <w:spacing w:after="60"/>
-      </w:pPr>
-      <w:r>
-        <w:rPr>
-          <w:rFonts w:ascii="Times New Roman" w:hAnsi="Times New Roman"/>
-          <w:b/>
-          <w:sz w:val="26"/>
-        </w:rPr>
-        <w:t>7. NASA Welcomes Serbia as Newest Artemis Accords Signatory</w:t>
-      </w:r>
-    </w:p>
-    <w:p>
-      <w:pPr>
-        <w:spacing w:after="80"/>
-        <w:jc w:val="left"/>
-      </w:pPr>
-      <w:hyperlink r:id="rId23">
-        <w:r>
-          <w:rPr>
-            <w:color w:val="0000FF"/>
-            <w:u w:val="single"/>
-          </w:rPr>
-          <w:t>Read more</w:t>
-        </w:r>
-      </w:hyperlink>
-    </w:p>
-    <w:p>
-      <w:pPr>
-        <w:jc w:val="center"/>
-      </w:pPr>
-      <w:r/>
-    </w:p>
-    <w:p>
-      <w:pPr>
-        <w:spacing w:after="120" w:line="276" w:lineRule="auto"/>
-        <w:jc w:val="both"/>
-      </w:pPr>
-      <w:r>
-        <w:rPr>
-          <w:rFonts w:ascii="Times New Roman" w:hAnsi="Times New Roman"/>
-          <w:sz w:val="24"/>
-        </w:rPr>
-        <w:t>Serbia's Minister of Foreign Affairs Marko Đurić, right, shakes hands with NASA Deputy Administrator Matt Anderson, left, after signing the Artemis Accords Thursday, July 16, at NASA Headquarters in Washington. NASA/Keegan Barber The Republic of Serbia signed the Artemis Accords Thursday during a ceremony hosted by NASA at the agency's Headquarters in Washington, becoming the 69th nation to join a large community of like-minded nations committed to the peaceful, transparent, and responsible exploration of space. "Serbia's connection to NASA reaches back to the Apollo program, when the work of Serbian engineers helped make some of humanity's greatest achievements in space possible," said NASA Deputy Administrator Matt Anderson. "Among them was Milojko 'Mike' Vučelić, who was awarded the Presidential Medal of Freedom for the critical role he played in bringing the Apollo 13 crew safely home. Their story stands as a reminder that the greatest achievements in space are made possible by talented people working together." The broader team of Serbian American engineers played key roles during the Apollo era across systems engineering, propulsion, power systems, spacecraft docking, electronics reliability, and mission coordination. Their expertise supported critical functions ranging from lunar landing analysis to safe spacecraft docking. Serbia's Minister of Foreign Affairs Marko Đurić signed the Artemis Accords on behalf of the country. "The great beyond has always inspired humanity to achieve its greatest feats - from the Roman 'per aspera ad astra' to Norman Vincent Peale's belief that if we aim for the Moon, we will at least land among the stars," said Đurić. "Those words feel especially fitting today. We come from a nation of great minds like Nikola Tesla and Milutin Milanković, but also from the legacy of David Vujic, one of the pioneers of the Apollo missions and a member of the 'Serbian Seven,' a group of engineers and technicians whose contributions to NASA helped make the Moon landing possible. In that spirit, we owe it to both our brave ancestors and our children to keep pushing toward new frontiers - to explore, to inspire one another, and to dare even greater things." By signing the Artemis Accords, nations open the door to opportunities for future lunar exploration with NASA, such as providing science and technology payloads for the U.S.-led Moon Base and CubeSats for upcoming Artemis missions, advancing humanity's return to the Moon, and shaping the Golden Age of space exploration and innovation. Ambassador of the Republic of Serbia to the United States Dragan Šutanovac; State Secretary for Serbia's Ministry of Science, Technological Development and Innovation Marija Gnjatović; and U.S. Department of State Assistant Secretary for Oceans and International Environmental and Scientific Affairs Wesley Brooks all participated in Serbia's signing ceremony. In 2020, NASA and the Department of State joined with seven other founding nations to establish the Artemis Accords, responding to the growing interest in lunar activities by both governments and private companies. They introduced the first set of practical principles aimed at enhancing the safety and coordination between nations as they explore the Moon, Mars, and beyond, committing nations to: explore peaceably and transparently render aid to those in need enable access to scientific data ensure activities do not interfere with those of others preserve historically significant sites and artifacts by developing best practices Five years later, President Donald J. Trump's National Space Policy directed NASA to establish a sustained lunar outpost. With this Moon Base, NASA is putting the principles of the Artemis Accords into practice, inviting every signatory to take part in the endeavor. More countries are expected to sign the Artemis Accords in the months and years ahead, as NASA continues its work to establish a safe, peaceful, and prosperous future in space. Learn more about the Artemis Accords at: https://www.nasa.gov/artemis-accords</w:t>
-      </w:r>
-    </w:p>
-    <w:p>
-      <w:pPr>
-        <w:pBdr>
-          <w:bottom w:val="single" w:sz="6" w:space="6" w:color="A6A6A6"/>
-        </w:pBdr>
-      </w:pPr>
-    </w:p>
-    <w:p/>
-    <w:p>
-      <w:pPr>
-        <w:spacing w:after="60"/>
-      </w:pPr>
-      <w:r>
-        <w:rPr>
-          <w:rFonts w:ascii="Times New Roman" w:hAnsi="Times New Roman"/>
-          <w:b/>
-          <w:sz w:val="26"/>
-        </w:rPr>
-        <w:t>8. NASA Study Finds Near-Earth Asteroid Is Actually Comet</w:t>
-      </w:r>
-    </w:p>
-    <w:p>
-      <w:pPr>
-        <w:spacing w:after="80"/>
-        <w:jc w:val="left"/>
-      </w:pPr>
-      <w:hyperlink r:id="rId24">
-        <w:r>
-          <w:rPr>
-            <w:color w:val="0000FF"/>
-            <w:u w:val="single"/>
-          </w:rPr>
-          <w:t>Read more</w:t>
-        </w:r>
-      </w:hyperlink>
-    </w:p>
-    <w:p>
-      <w:pPr>
-        <w:jc w:val="center"/>
-      </w:pPr>
-      <w:r/>
-    </w:p>
-    <w:p>
-      <w:pPr>
-        <w:spacing w:after="120" w:line="276" w:lineRule="auto"/>
-        <w:jc w:val="both"/>
-      </w:pPr>
-      <w:r>
-        <w:rPr>
-          <w:rFonts w:ascii="Times New Roman" w:hAnsi="Times New Roman"/>
-          <w:sz w:val="24"/>
-        </w:rPr>
-        <w:t>This artist's concept depicts a near-Earth asteroid with an elongated orbit. A few objects such as these can exhibit significant perturbations in their motion around the Sun and, like the asteroid 1998 SH2, could turn out to be regular comets with a weak tail and coma (the gas and dust around a comet's nucleus). NASA/JPL-Caltech New research led by scientists at NASA's Jet Propulsion Laboratory in Southern California has revealed the identity of a puzzling near-Earth object by precisely tracking its motion through space and using powerful observatories that image faint celestial objects. This object has a dual personality: Past images hadn't revealed obvious cometlike activity, suggesting it might be an asteroid, but its motion recently proved to be irregular like that of a comet. The scientists detailed their findings in a study published in the journal Nature Astronomy. The puzzle began on Aug. 28, 2025, when the object, provisionally known as the asteroid 1998 SH2, passed safely within 2 million miles (3 million kilometers) of our planet during its 4½-year orbit around the Sun. Researchers looking to observe 1998 SH2 with NASA's Deep Space Network (DSN) planetary radar system had calculated its position using data from previous orbits and factored in the effects that the gravity of the Sun and planets would have on its path. But when 1998 SH2 didn't show up where they expected, they realized that something unanticipated had been influencing the object's motion. Object tracking By using optical astrometry to precisely measure the object's position in the sky, the researchers were able to identify the cause. "After we measured the nongravitational perturbations affecting the motion of 1998 SH2 and recognized they weren't compatible with the object being an asteroid, we suspected the object could be an active comet," said Davide Farnocchia, a navigation engineer with NASA's Center for Near-Earth Object Studies at JPL and study lead. Although 1998 SH2's orbit around the Sun had been well-tracked from 1998 to 2016, the object had completed two solar orbits without additional observations by telescopes until the 2025 DSN attempts. Analyzing all observations collected since the object's discovery in 1998, researchers determined the perturbations to 1998 SH2's motion and hypothesized that the object may be generating a small thrust by venting gas into space, causing it to deviate from its predicted path. This venting results from the Sun heating ice mixed with rocky material, turning the ice into a gas. With regular comets, this activity forms a trademark bright tail and coma - the gas and dust surrounding a comet's nucleus. But when an object produces gas and dust in much smaller quantities, its tail and coma may not be detectable to most observatories. Tail, coma emerge The August 2025 close approach to Earth of 1998 SH2 provided the perfect opportunity for the paper's authors to gather observational evidence of visible cometary activity. They reached out to astronomers at the Canada-France-Hawaii Telescope, a 3.6-meter (12-foot) optical/infrared telescope near the summit of Mauna Kea, Hawaii, and the 1.5-meter (5-foot) European Southern Observatory's Danish Telescope in La Silla, Chile, to observe. Astronomers at the powerful European Southern Observatory's 8.2-meter (27-foot) Very Large Telescope on the Chilean mountain Cerro Paranal also tracked the object. "The images we collected from these observatories showed a weak but clear tail, thus confirming that 1998 SH2 is, in fact, a comet," said Olivier Hainaut, an astronomer with the European Southern Observatory and coauthor of the study. "That's how science works - you form a hypothesis, and you set out to test it. This data is exactly what was needed to confirm our hypothesis that 1998 SH2 was a comet." As an outcome of the investigation, 1998 SH2 will receive an additional comet provisional designation, P/1998 SH2. Planetary defense implications The research also sheds light on another, even more unusual, class of objects called dark comets. Like 1998 SH2, dark comets exhibit significant irregularities, or perturbations, in their trajectory but lack other visible evidence of comet activity - there's no coma, tail, or visible outgassing. These enigmatic objects fall into two distinct populations: larger ones with orbits similar to those of Jupiter-family comets (short period comets with highly elliptical, or eccentric, orbits), and smaller ones that orbit closer to the Sun. Since the 2016 discovery of the first dark comet, about a dozen more have been identified. The paper's authors suggest that many of the larger dark comets, which have orbits like 1998 SH2's, could turn out to be regular comets if astronomers get the right opportunity to observe them with powerful telescopes capable of imaging incredibly faint objects. And by analyzing the motion of all near-Earth objects using precision astrometry data, researchers may reveal more comets that were previously designated as asteroids if they exhibit cometlike nongravitational perturbations. "This work shows the importance of continuously tracking near-Earth objects," said Farnocchia. "Because of outgassing, the motion of comets is more significantly perturbed than that of asteroids. Detecting these perturbations can be an important diagnostic tool for planetary defense that will help understand which objects may be comets rather than asteroids, how their orbits evolve, and how that influences their Earth impact risks." Hunting for near-Earth objects NASA's upcoming Near-Earth Object (NEO) Surveyor will collect data that can be used to support this effort. The first space survey telescope to be built for planetary defense, this next-generation mission will seek out some of the hardest-to-find near-Earth objects, such as dark asteroids and comets that don't reflect much visible light. NASA's Center for Near Earth Object Studies, the Goldstone Solar System Radar Group, and NEO Surveyor all are managed by JPL and supported by the agency's Planetary Defense Coordination Office in Washington. Caltech in Pasadena manages JPL for NASA. The DSN receives programmatic oversight from the SCaN (Space Communications and Navigation) program office, also at NASA headquarters. More information about planetary radar, NASA's Center for Near Earth Object Studies, and near-Earth objects can be found at: https://www.jpl.nasa.gov/asteroid-watch News Media Contacts Ian J. O'Neill Jet Propulsion Laboratory, Pasadena, Calif. 818-354-2649 ian.j.oneill@jpl.nasa.gov Karen Fox / Molly Wasser NASA Headquarters, Washington 202-358-1600 karen.c.fox@nasa.gov / molly.l.wasser@nasa.gov 2026-046</w:t>
-      </w:r>
-    </w:p>
-    <w:p>
-      <w:pPr>
-        <w:pBdr>
-          <w:bottom w:val="single" w:sz="6" w:space="6" w:color="A6A6A6"/>
-        </w:pBdr>
-      </w:pPr>
-    </w:p>
-    <w:p/>
-    <w:p>
-      <w:pPr>
-        <w:spacing w:after="60"/>
-      </w:pPr>
-      <w:r>
-        <w:rPr>
-          <w:rFonts w:ascii="Times New Roman" w:hAnsi="Times New Roman"/>
-          <w:b/>
-          <w:sz w:val="26"/>
-        </w:rPr>
-        <w:t>9. SpaceX's Starship Flight 13 test launch aborts at last second (video)</w:t>
-      </w:r>
-    </w:p>
-    <w:p>
-      <w:pPr>
-        <w:spacing w:after="80"/>
-        <w:jc w:val="left"/>
-      </w:pPr>
-      <w:hyperlink r:id="rId25">
-        <w:r>
-          <w:rPr>
-            <w:color w:val="0000FF"/>
-            <w:u w:val="single"/>
-          </w:rPr>
-          <w:t>Read more</w:t>
-        </w:r>
-      </w:hyperlink>
-    </w:p>
-    <w:p>
-      <w:pPr>
-        <w:spacing w:after="120"/>
-        <w:jc w:val="center"/>
-      </w:pPr>
-      <w:r>
-        <w:drawing>
-          <wp:inline xmlns:a="http://schemas.openxmlformats.org/drawingml/2006/main" xmlns:pic="http://schemas.openxmlformats.org/drawingml/2006/picture">
-            <wp:extent cx="4389120" cy="2469740"/>
-            <wp:docPr id="8" name="Picture 8"/>
-            <wp:cNvGraphicFramePr>
-              <a:graphicFrameLocks noChangeAspect="1"/>
-            </wp:cNvGraphicFramePr>
-            <a:graphic>
-              <a:graphicData uri="http://schemas.openxmlformats.org/drawingml/2006/picture">
-                <pic:pic>
-                  <pic:nvPicPr>
-                    <pic:cNvPr id="0" name="image.png"/>
-                    <pic:cNvPicPr/>
-                  </pic:nvPicPr>
-                  <pic:blipFill>
-                    <a:blip r:embed="rId26"/>
-                    <a:stretch>
-                      <a:fillRect/>
-                    </a:stretch>
-                  </pic:blipFill>
-                  <pic:spPr>
-                    <a:xfrm>
-                      <a:off x="0" y="0"/>
-                      <a:ext cx="4389120" cy="2469740"/>
-                    </a:xfrm>
-                    <a:prstGeom prst="rect"/>
-                  </pic:spPr>
-                </pic:pic>
-              </a:graphicData>
-            </a:graphic>
-          </wp:inline>
-        </w:drawing>
-      </w:r>
-    </w:p>
-    <w:p>
-      <w:pPr>
-        <w:spacing w:after="120" w:line="276" w:lineRule="auto"/>
-        <w:jc w:val="both"/>
-      </w:pPr>
-      <w:r>
-        <w:rPr>
-          <w:rFonts w:ascii="Times New Roman" w:hAnsi="Times New Roman"/>
-          <w:sz w:val="24"/>
-        </w:rPr>
-        <w:t>Click for next article Starship wasn't quite ready to fly today (July 16). SpaceX tried to launch the Starship megarocket on its 13th test flight today but couldn't quite pull it off. Something went wrong just as the giant vehicle's 33 first-stage Raptor engines started to fire up, and an abort was triggered. "We'll take some time, dig into what triggered that abort once the booster was igniting to launch, and then we'll figure out what our path forward is going to be," SpaceX's Dan Huot said during the company's launch webcast today. SpaceX's second V3 Starship vehicle tries to launch on July 16, 2026. The attempt was aborted at the last second. (Image credit: SpaceX) It didn't take long for SpaceX to narrow in on the root cause and address it. "To be confident of a good flight, 2 Raptors will be removed &amp; replaced. Most probable launch timing is early next week," company founder and CEO Elon Musk said this evening via X , the social media platform he owns. Starship Flight 13 will fly from SpaceX's Starbase site in South Texas. Today's attempt occurred at 6:45 p.m. EDT (2245 GMT; 5:45 p.m. local time), right at the beginning of a 90-minute launch window. $39.99 at Amazon Starship Die Cast Rocket Model Was $47.99 Now $39.99 on Amazon. Even if you can't see SpaceX's Starship in person, you can score a model of your own. Standing at 13.77 inches (35 cm), this is a 1:375 ratio of SpaceX's Starship as a desktop model. The materials here are alloy steel and it weighs just 225g. Flight 13 will be the second test launch of Starship Version 3 (V3), an upgraded variant of the megarocket designed to get it up to operational status. V3's first jaunt, Flight 12 on May 22 , was mostly successful, but there were a few issues. For example, Starship's Super Heavy first stage didn't steer itself back for a controlled splashdown in the Gulf of Mexico as planned, and the Ship upper stage wasn't able to relight one of its Raptor engines in space. Starship V3 will get a second chance on Flight 13, whose goals are similar to those of Flight 12: Get Super Heavy down on target in the Gulf and send Ship most of the way around the world, for a controlled splashdown of its own off the coast of Western Australia. (Ship pulled that off on Flight 12.) There are a few new objectives, however. The most notable is the payload suite flying on Flight 13 - 20 of SpaceX's next-gen Starlink V3 internet satellites. The company wants to build a constellation of 100,000 Starlink V3 spacecraft in low Earth orbit using Starship, and Flight 13 will mark the satellites' first-ever trip to space. They won't stay up there, however; the spacecraft will be deployed on Ship's suborbital trajectory and will crash back to Earth after about 20 minutes, according to SpaceX. Six of the 20 Starlinks going up on Flight 13 will be equipped with cameras, to image Ship's heat shield. SpaceX did this with a couple of V2 Starlinks on Flight 12 as well. Editor's note: This story was updated at 9:38 p.m. ET on July 16 with information from an Elon Musk X post.</w:t>
-      </w:r>
-    </w:p>
-    <w:p>
-      <w:pPr>
-        <w:pBdr>
-          <w:bottom w:val="single" w:sz="6" w:space="6" w:color="A6A6A6"/>
-        </w:pBdr>
-      </w:pPr>
-    </w:p>
-    <w:p/>
-    <w:p>
-      <w:pPr>
-        <w:spacing w:after="60"/>
-      </w:pPr>
-      <w:r>
-        <w:rPr>
-          <w:rFonts w:ascii="Times New Roman" w:hAnsi="Times New Roman"/>
-          <w:b/>
-          <w:sz w:val="26"/>
-        </w:rPr>
-        <w:t>10. SpaceX stacks massive Starship rocket ahead of today's Flight 13 test launch (video)</w:t>
-      </w:r>
-    </w:p>
-    <w:p>
-      <w:pPr>
-        <w:spacing w:after="80"/>
-        <w:jc w:val="left"/>
-      </w:pPr>
-      <w:hyperlink r:id="rId27">
-        <w:r>
-          <w:rPr>
-            <w:color w:val="0000FF"/>
-            <w:u w:val="single"/>
-          </w:rPr>
-          <w:t>Read more</w:t>
-        </w:r>
-      </w:hyperlink>
-    </w:p>
-    <w:p>
-      <w:pPr>
-        <w:spacing w:after="120"/>
-        <w:jc w:val="center"/>
-      </w:pPr>
-      <w:r>
-        <w:drawing>
-          <wp:inline xmlns:a="http://schemas.openxmlformats.org/drawingml/2006/main" xmlns:pic="http://schemas.openxmlformats.org/drawingml/2006/picture">
-            <wp:extent cx="4389120" cy="2468880"/>
-            <wp:docPr id="9" name="Picture 9"/>
-            <wp:cNvGraphicFramePr>
-              <a:graphicFrameLocks noChangeAspect="1"/>
-            </wp:cNvGraphicFramePr>
-            <a:graphic>
-              <a:graphicData uri="http://schemas.openxmlformats.org/drawingml/2006/picture">
-                <pic:pic>
-                  <pic:nvPicPr>
-                    <pic:cNvPr id="0" name="image.jpg"/>
-                    <pic:cNvPicPr/>
-                  </pic:nvPicPr>
-                  <pic:blipFill>
-                    <a:blip r:embed="rId28"/>
-                    <a:stretch>
-                      <a:fillRect/>
-                    </a:stretch>
-                  </pic:blipFill>
-                  <pic:spPr>
-                    <a:xfrm>
-                      <a:off x="0" y="0"/>
-                      <a:ext cx="4389120" cy="2468880"/>
-                    </a:xfrm>
-                    <a:prstGeom prst="rect"/>
-                  </pic:spPr>
-                </pic:pic>
-              </a:graphicData>
-            </a:graphic>
-          </wp:inline>
-        </w:drawing>
-      </w:r>
-    </w:p>
-    <w:p>
-      <w:pPr>
-        <w:spacing w:after="120" w:line="276" w:lineRule="auto"/>
-        <w:jc w:val="both"/>
-      </w:pPr>
-      <w:r>
-        <w:rPr>
-          <w:rFonts w:ascii="Times New Roman" w:hAnsi="Times New Roman"/>
-          <w:sz w:val="24"/>
-        </w:rPr>
-        <w:t>Click for next article Update for 7:10 p.m. ET on July 16: SpaceX's Starship Flight 13 test launch aborted at the last second on July 16: Read our abort story . Starship is about to take to the skies on a bold new test flight of the world's most powerful rocket. After several days of testing, SpaceX has stacked and readied its massive Starship rocket for its 13th test flight . Liftoff is scheduled to occur today (July 16) during a 90-minute launch window that opens at 6:45 p.m. EDT (2245 GMT), from pad 2 at SpaceX's facility in Starbase, Texas. Both stages had been in their respective Starbase hangars for final checkouts following successful engine tests. Booster 40, the Super Heavy first stage launching on Starship Flight 13 , was returned to the pad yesterday (July 15). Ship 40, the mission's upper-stage spacecraft, was rolled from the hangar beginning yesterday evening. The rocket was stacked overnight, according to a SpaceX post on X , and now awaits prelaunch procedures ahead of the beginning of Flight 13's launch countdown. Starship is stacked at Starbase, Texas, ahead of its planned 13th test launch on July 16, 2026. (Image credit: SpaceX) Flight 13 will launch the second "Version 3" (V3) Starship, a new iteration featuring extensive design upgrades to help mature the rocket toward clearing the vehicle for official operation. Compared to its Version 2 predecessor, V3 is taller, carries more propellant, and has lost significant mass around its engine section due to upgraded avionics systems. V3 is also equipped with 33 of SpaceX's upgraded Raptor 3 engines on Super Heavy, and another six (three sea-level, three vacuum-optimized) Raptor 3s on Ship. Starship is designed for full reusability, with both Super Heavy and Ship capable of returning to their launch site for landing and refurbishment, which means making sure there's enough fuel in the tank to make the journey back. One critical upgrade for Starship V3 involves the propellant transfer docking ports that have been added to Ship's dorsal side (opposite the heat-shield tiles on its belly, or ventral side). Ship uses the majority of its fuel getting to space and will therefore require propellant transfers from various refueling flights in order to fly beyond low Earth orbit . NASA is eyeing the development progress of Starship very closely, with a vested interest in the spacecraft's yet-unproven ability to transfer and maintain the types of cryogenic fuels that power its Raptor 3s. NASA has contracted SpaceX to design a lunar lander version of Starship to return astronauts to the moon as a part of the agency's Artemis program , and effectively managing its onboard propellants is one of the requirements on NASA's checklist to certify the vehicle to fly with crews. $39.99 at Amazon Starship Die Cast Rocket Model Was $47.99 Now $39.99 on Amazon. Even if you can't see SpaceX's Starship in person, you can score a model of your own. Standing at 13.77 inches (35 cm), this is a 1:375 ratio of SpaceX's Starship as a desktop model. The materials here are alloy steel and it weighs just 225g. SpaceX plans to complete such a demonstration later this year in preparation for Artemis III , targeted for mid-to-late 2027, which will fly a crew of four aboard NASA's Orion spacecraft to dock with Ship in Earth orbit ahead of the program's first moon landing mission on Artemis IV in 2028. NASA contracted Blue Origin 's Blue Moon spacecraft as an additional Artemis lander, which will also launch to Earth orbit for docking operations with Orion during Artemis III. Starship's readiness to fly those future missions will largely be determined by the rocket's performance on Flight 13, and its subsequent test launches in the coming months. Today's launch aims to smooth over a few rough patches that the vehicle ran into during V3's debut on the mostly successful Flight 12 , which occurred on May 22. Those hiccups included Super Heavy failing to steer itself back to Earth for a controlled splashdown and Ship not relighting one of its Raptor engines in space as planned. Stacking Starship for Flight 13 pic.twitter.com/L4XN6gqgRtJuly 16, 2026 If all goes according to plan on today's launch, Super Heavy will perform a boostback burn and soft splashdown in the Gulf of Mexico. Ship will carry on with a suborbital trajectory, and is expected to release 20 Starlink V3 satellites - the first of the upgraded Starlinks to fly to space. Six of those spacecraft are equipped with cameras to inspect Ship's heat-shield tiles during flight. The satellites , though, will be on the same suborbital trajectory as Ship, and are expected to burn up during reentry through Earth's atmosphere . Ship is scheduled to perform a landing burn and soft splashdown of its own a little more than an hour after liftoff, and will meet a watery demise in the Indian Ocean.</w:t>
-      </w:r>
-    </w:p>
-    <w:p>
-      <w:pPr>
-        <w:pBdr>
-          <w:bottom w:val="single" w:sz="6" w:space="6" w:color="A6A6A6"/>
-        </w:pBdr>
-      </w:pPr>
-    </w:p>
-    <w:p/>
-    <w:p>
-      <w:pPr>
-        <w:spacing w:after="60"/>
-      </w:pPr>
-      <w:r>
-        <w:rPr>
-          <w:rFonts w:ascii="Times New Roman" w:hAnsi="Times New Roman"/>
-          <w:b/>
-          <w:sz w:val="26"/>
-        </w:rPr>
-        <w:t>11. SpaceX launches 21 'data transport' satellites for US military (video, photos)</w:t>
-      </w:r>
-    </w:p>
-    <w:p>
-      <w:pPr>
-        <w:spacing w:after="80"/>
-        <w:jc w:val="left"/>
-      </w:pPr>
-      <w:hyperlink r:id="rId29">
-        <w:r>
-          <w:rPr>
-            <w:color w:val="0000FF"/>
-            <w:u w:val="single"/>
-          </w:rPr>
-          <w:t>Read more</w:t>
-        </w:r>
-      </w:hyperlink>
-    </w:p>
-    <w:p>
-      <w:pPr>
-        <w:spacing w:after="120"/>
-        <w:jc w:val="center"/>
-      </w:pPr>
-      <w:r>
-        <w:drawing>
-          <wp:inline xmlns:a="http://schemas.openxmlformats.org/drawingml/2006/main" xmlns:pic="http://schemas.openxmlformats.org/drawingml/2006/picture">
-            <wp:extent cx="4389120" cy="2468880"/>
-            <wp:docPr id="10" name="Picture 10"/>
-            <wp:cNvGraphicFramePr>
-              <a:graphicFrameLocks noChangeAspect="1"/>
-            </wp:cNvGraphicFramePr>
-            <a:graphic>
-              <a:graphicData uri="http://schemas.openxmlformats.org/drawingml/2006/picture">
-                <pic:pic>
-                  <pic:nvPicPr>
-                    <pic:cNvPr id="0" name="image.jpg"/>
-                    <pic:cNvPicPr/>
-                  </pic:nvPicPr>
-                  <pic:blipFill>
-                    <a:blip r:embed="rId30"/>
-                    <a:stretch>
-                      <a:fillRect/>
-                    </a:stretch>
-                  </pic:blipFill>
-                  <pic:spPr>
-                    <a:xfrm>
-                      <a:off x="0" y="0"/>
-                      <a:ext cx="4389120" cy="2468880"/>
-                    </a:xfrm>
-                    <a:prstGeom prst="rect"/>
-                  </pic:spPr>
-                </pic:pic>
-              </a:graphicData>
-            </a:graphic>
-          </wp:inline>
-        </w:drawing>
-      </w:r>
-    </w:p>
-    <w:p>
-      <w:pPr>
-        <w:spacing w:after="120" w:line="276" w:lineRule="auto"/>
-        <w:jc w:val="both"/>
-      </w:pPr>
-      <w:r>
-        <w:rPr>
-          <w:rFonts w:ascii="Times New Roman" w:hAnsi="Times New Roman"/>
-          <w:sz w:val="24"/>
-        </w:rPr>
-        <w:t>Click for next article Starship isn't the only SpaceX rocket flying today. A Falcon 9 rocket launched from California's Vandenberg Space Force Base today (July 16), carrying 21 satellites for the U.S. military's advanced new "Tranche 1 Transport Layer" (T1TL) constellation to orbit. Liftoff took place at 4:32 p.m. EDT (2032 GMT; 1:32 p.m. local California time). A SpaceX Falcon 9 rocket launches the Third Tranche 1 Mission for the U.S. Space Development Agency from Vandenberg Space Force Base in California on July 16, 2026. (Image credit: SpaceX) SpaceX's Starship megarocket - the biggest and most powerful launch vehicle ever built - is slated to make its 13th test flight a few hours later. It will lift off from the company's Starbase site in South Texas during a 90-minute window that opens at 6:45 p.m. EDT (2245 GMT; 5:45 p.m. local Texas time). SpaceX will stream that mission live, and Space.com will carry the feed . Coverage will begin about half an hour before launch. Today's Falcon 9 flight helps assemble the T1TL, a network in low Earth orbit (LEO) that will be operated by the U.S. Space Force 's Space Development Agency (SDA). The T1TL "will provide global communications access and deliver persistent regional encrypted connectivity in support of warfighter missions around the globe," SDA officials wrote in a explainer . The T1TL will eventually consist of 126 satellites, which will be built by York Space Systems, Lockheed Martin and Northrop Grumman. Sixty-three of the spacecraft have now launched to date, on three Falcon 9 launches from Vandenberg - one last September , another last October and today. These 126 spacecraft will be part of a larger LEO network that the SDA calls the Proliferated Warfighter Space Architecture. The PWSA is "a proliferated constellation of hundreds of optically linked small satellites, in low-Earth orbit (LEO), delivering capability at speed to the warfighter," SDA officials wrote in a Tranche 1 fact sheet . "SDA leverages spiral development to deploy and proliferate new capability into a new generation of the PWSA every two years, called a 'tranche,' to continually increase capability used by the warfighter," they added. The first stage of a SpaceX Falcon 9 rocket rests on a drone ship after launching the Third Tranche 1 Mission for the U.S. Space Development Agency on July 16, 2026. (Image credit: SpaceX) Previous Booster 1103 launches NROL-179 | 2 Starlink missions Everything went according to plan today, at least during the mission's early stages. The Falcon 9's first stage came back to Earth about 8.5 minutes after liftoff for a landing in the Pacific Ocean, on the drone ship "Of Course I Still Love You." According to a SpaceX mission description , it was the fourth flight for this particular booster, which is designated 1103. The Falcon 9's upper stage continued hauling the 21 satellites to LEO. We don't know when or exactly where they'll be deployed; the SpaceX mission description doesn't provide that information, and the company cut off its launch webcast shortly after booster landing at the request of the SDA. Editor's note: This story was updated at 4:44 p.m. ET on July 16 with news of successful launch and booster landing.</w:t>
-      </w:r>
-    </w:p>
-    <w:p>
-      <w:pPr>
-        <w:pBdr>
-          <w:bottom w:val="single" w:sz="6" w:space="6" w:color="A6A6A6"/>
-        </w:pBdr>
-      </w:pPr>
-    </w:p>
-    <w:p/>
-    <w:p>
-      <w:pPr>
-        <w:spacing w:after="60"/>
-      </w:pPr>
-      <w:r>
-        <w:rPr>
-          <w:rFonts w:ascii="Times New Roman" w:hAnsi="Times New Roman"/>
-          <w:b/>
-          <w:sz w:val="26"/>
-        </w:rPr>
-        <w:t>12. How NASA's Artemis III lander test will pave way for moon landings</w:t>
-      </w:r>
-    </w:p>
-    <w:p>
-      <w:pPr>
-        <w:spacing w:after="80"/>
-        <w:jc w:val="left"/>
-      </w:pPr>
-      <w:hyperlink r:id="rId31">
-        <w:r>
-          <w:rPr>
-            <w:color w:val="0000FF"/>
-            <w:u w:val="single"/>
-          </w:rPr>
-          <w:t>Read more</w:t>
-        </w:r>
-      </w:hyperlink>
-    </w:p>
-    <w:p>
-      <w:pPr>
-        <w:spacing w:after="120"/>
-        <w:jc w:val="center"/>
-      </w:pPr>
-      <w:r>
-        <w:drawing>
-          <wp:inline xmlns:a="http://schemas.openxmlformats.org/drawingml/2006/main" xmlns:pic="http://schemas.openxmlformats.org/drawingml/2006/picture">
-            <wp:extent cx="4389120" cy="4389120"/>
-            <wp:docPr id="11" name="Picture 11"/>
-            <wp:cNvGraphicFramePr>
-              <a:graphicFrameLocks noChangeAspect="1"/>
-            </wp:cNvGraphicFramePr>
-            <a:graphic>
-              <a:graphicData uri="http://schemas.openxmlformats.org/drawingml/2006/picture">
-                <pic:pic>
-                  <pic:nvPicPr>
-                    <pic:cNvPr id="0" name="image.jpg"/>
-                    <pic:cNvPicPr/>
-                  </pic:nvPicPr>
-                  <pic:blipFill>
-                    <a:blip r:embed="rId32"/>
-                    <a:stretch>
-                      <a:fillRect/>
-                    </a:stretch>
-                  </pic:blipFill>
-                  <pic:spPr>
-                    <a:xfrm>
-                      <a:off x="0" y="0"/>
-                      <a:ext cx="4389120" cy="4389120"/>
-                    </a:xfrm>
-                    <a:prstGeom prst="rect"/>
-                  </pic:spPr>
-                </pic:pic>
-              </a:graphicData>
-            </a:graphic>
-          </wp:inline>
-        </w:drawing>
-      </w:r>
-    </w:p>
-    <w:p>
-      <w:pPr>
-        <w:spacing w:after="120" w:line="276" w:lineRule="auto"/>
-        <w:jc w:val="both"/>
-      </w:pPr>
-      <w:r>
-        <w:rPr>
-          <w:rFonts w:ascii="Times New Roman" w:hAnsi="Times New Roman"/>
-          <w:sz w:val="24"/>
-        </w:rPr>
-        <w:t>Before Artemis astronauts land on the moon's surface in 2028, NASA will conduct the Artemis III demonstration mission in 2027, allowing teams on Earth and in orbit to practice rendezvous and docking operations between commercial human landing systems and the Orion spacecraft. Data from that mission, along with future uncrewed demonstration missions at the moon, will support ast...</w:t>
+        <w:t>Click for next article Two of the four RS-25 engines that will power the core stage of Artemis III's Space Launch System rocket. NASA is picking up the pace on its Artemis III mission preparations, pressing forward on multiple fronts to assemble launch vehicle hardware and beginning routine simulations inside Artemis mission control. The agency is "full steam ahead," according to a July 13 NASA update . Across Kennedy Space Center (KSC) in Florida, components of Artemis III's Space Launch System (SLS) rocket are coming together, undergoing tests and awaiting transportation for final integration ahead of next year's launch. NASA is targeting mid-to-late 2027 for Artemis III, which will launch four astronauts into low Earth orbit (LEO) aboard the Orion spacecraft . It will be the second crewed mission of NASA's Artemis program , which aims to establish a permanent human presence on the moon . Artemis III will be a critical stepping stone in NASA's lunar landing architecture, despite the mission not actually flying to the moon. Instead, SLS will launch Orion and its four-person crew into LEO for rendezvous and docking operations with the program's two commercial lunar lander vehicles: SpaceX 's Starship and Blue Origin 's Blue Moon spacecraft. With the completion of the massively successful Artemis II mission that flew astronauts around the moon in April and the second half of 2026 beginning to count down, NASA has shifted into full gear to complete assembly and testing of the hardware that will launch Artemis III . Several components for the mission's SLS rocket have arrived in the Vehicle Assembly Building (VAB) at KSC. The SLS core stage was delivered at the end of April , and it was connected with the rocket's engine block section in May. The first two of the core stage's four RS-25 engines arrived in June and will be installed on the SLS engine block once the remaining two are delivered, after which NASA plans to begin integration with the mobile launch platform (MLP) and launch operations tests. A temporary weather cap was also delivered in June, which will protect the stage when NASA transports it to the launch pad for tests before the full vehicle is stacked. The bottom segments of both SLS solid rocket boosters (SRBs) were delivered over the last week , and they have been mounted on the MLP, according to NASA's update. The upper SRB segments arrived at KSC via train in June and will undergo inspection and testing before the twin boosters are fully stacked. Per NASA: Artemis launch director Charlie Blackwell-Thompson participates in the launch countdown simulation on July 2, 2026, in Firing Room 1 of the Launch Control Center. Image credit: NASA/Chad Siwik Per NASA: Employees pose for a photograph following work inside the VAB to secure the left-hand aft assembly solid rocket booster segment to the mobile launcher at the VAB on July 9, 2026. Image credit: NASA/Ben Smegelsky Per NASA: The left-hand and right-hand aft assembly solid rocket booster segments for NASA's Artemis III SLS (Space Launch System) rocket are secured to the mobile launcher at the agency's Vehicle Assembly Building at NASA's Kennedy Space Center in Florida on July 11, 2026. Image credit: NASA/Frank Michaux Per NASA: Artemis III astronauts Randy Bresnik and Andre Douglas visit the Multi-Payload Processing Facility at NASA's Kennedy Space Center on July 10, 2026. Image credit: NASA/Cory Huston Inside KSC's Neil Armstrong Operations and Checkout Building, the Artemis III Orion is making significant progress - engineers have now finished installation of the spacecraft's heat shield. Artemis III will be the first Orion mission to use an upgraded heat shield, featuring design improvements gleaned from analysis of unexpected wear on the heat shield flown on Artemis I . Orion's service module is also currently inside the Operations and Checkout Building and recently completed acoustic testing. Both the service module and Orion capsule are now being prepared for joining and eventual transportation to the VAB for stacking. The pieces for Artemis III are coming together at @NASAKennedy.The twin solid rocket boosters? They're getting stacked.The launch team? They're simulating the countdown.The heat shield? It's now attached to the Orion spacecraft.Full steam ahead for Artemis III. pic.twitter.com/2f92kv6HEiJuly 13, 2026 On the personnel side of things, Artemis III team members at KSC have begun monthly launch simulation tests to hone procedures for SLS propellant loading, terminal count operations (the final 10 minutes prior to liftoff) and launch day operations. Those tests will continue regularly leading up to Artemis III's launch next year, according to NASA. As teams across NASA are busy readying all the pieces for Artemis III, others are looking ahead to the program's first lunar landing, planned for Artemis IV. That mission, scheduled for late 2028, will deliver a crew of astronauts to the surface of the moon for the first time since 1972. The SLS that will get them there is also coming together piece by piece.</w:t>
       </w:r>
     </w:p>
     <w:sectPr>

--- a/Space_News_17_07_2026.docx
+++ b/Space_News_17_07_2026.docx
@@ -155,7 +155,7 @@
           <w:b/>
           <w:sz w:val="26"/>
         </w:rPr>
-        <w:t>1. Excessive smartphone use affects memory &amp; relationships, warns psychologist</w:t>
+        <w:t>1. Over 100 scientists quit Isro, govt steps in to tighten exit norms amid mass resignations: Reports | India News - Hindustan Times</w:t>
       </w:r>
     </w:p>
     <w:p>
@@ -181,7 +181,7 @@
       <w:r>
         <w:drawing>
           <wp:inline xmlns:a="http://schemas.openxmlformats.org/drawingml/2006/main" xmlns:pic="http://schemas.openxmlformats.org/drawingml/2006/picture">
-            <wp:extent cx="4389120" cy="4389120"/>
+            <wp:extent cx="4389120" cy="2470379"/>
             <wp:docPr id="3" name="Picture 3"/>
             <wp:cNvGraphicFramePr>
               <a:graphicFrameLocks noChangeAspect="1"/>
@@ -190,7 +190,7 @@
               <a:graphicData uri="http://schemas.openxmlformats.org/drawingml/2006/picture">
                 <pic:pic>
                   <pic:nvPicPr>
-                    <pic:cNvPr id="0" name="image.png"/>
+                    <pic:cNvPr id="0" name="image.jpg"/>
                     <pic:cNvPicPr/>
                   </pic:nvPicPr>
                   <pic:blipFill>
@@ -202,7 +202,7 @@
                   <pic:spPr>
                     <a:xfrm>
                       <a:off x="0" y="0"/>
-                      <a:ext cx="4389120" cy="4389120"/>
+                      <a:ext cx="4389120" cy="2470379"/>
                     </a:xfrm>
                     <a:prstGeom prst="rect"/>
                   </pic:spPr>
@@ -223,7 +223,7 @@
           <w:rFonts w:ascii="Times New Roman" w:hAnsi="Times New Roman"/>
           <w:sz w:val="24"/>
         </w:rPr>
-        <w:t>PIONEER EDGE NEWS SERVICE/Dehradun From checking messages the moment a notification pops up to scrolling endlessly during free time, smartphones have become an inseparable part of daily life. Mental health experts, however, warn that excessive phone use is taking a toll on focus, memory and real-life relationships. A noted Dehradun-based psychologist, Bhagyalaxmi said that frequent notifications trigger the brain's system by creating an expectation of receiving new information, messages or social validation. "This encourages people to check their phones repeatedly, leading to a pattern that closely resembles behavioural addiction," she said. Sharing more, she said that constant interruptions make it harder for the brain to stay focused on one task for long. "Over time, excessive screen time may also affect memory as people increasingly depend on their phones instead of recalling information on their own. Regularly switching between apps and daily activities further reduces concentration and productivity," she warned. According to Bhagyalaxmi, warning signs of unhealthy smartphone dependence include feeling anxious without the phone, checking it repeatedly without any specific reason, being unable to reduce screen time, sleep disturbances and neglecting work, studies or personal relationships. Echoing the same view, a Dehradun user Sahil Mehra said that excessive phone use has reduced meaningful face-to-face conversations and weakened family interactions. "Even when people are sitting together, many remain busy looking at their screens instead of talking to one another," he said. Another user, Niharika Taak said that people now instinctively reach for their phones whenever they receive a notification or even when they are simply bored. "It has become a habit and we hardly realise it," she said. Bhagyalaxmi further warned that children and teenagers are more vulnerable to the effects of excessive smartphone use because their brains are still developing. She stressed that parents, schools and workplaces should encourage healthier digital habits by promoting offline activities, setting screen-time limits and creating device-free spaces. "If left unchecked, prolonged smartphone use may contribute to stress, anxiety, erratic sleep pattern and a decline in overall mental well-being," she cautioned.</w:t>
+        <w:t>As per media reports, this move from the Centre comes after around 100 scientists submitted their resignations. The memorandum further adds that all requests for resignation and retirement will now be referred to the Department of Space. Centre has directed Isro centres not to accept resignation or voluntary retirement requests from Group 'A' scientific and technical personnel associated with Gaganyaan and other key missions, according to an internal document issued on July 14, accessed by India Today. The Indian Space Research Organisation (ISRO) has reportedly been hit by mass resignations with with at least 100 scientists putting in their papers in recent months, prompting Centre to step in to tighten rules on voluntary exits and retirement, especially for those working on critical missions such as Gaganyaan. While the Department of Space has not officially disclosed the number of departures, the Times of India reported multiple Isro sources have stated that between 100 and 120 scientists may have resigned in recent months. Nearly 80 scientists have left the UR Rao Satellite Centre (URSC) in Karnataka's Bengaluru, while around 20 departures have been reported from the Vikram Sarabhai Space Centre (VSSC) in Kerala's Thiruvananthapuram, per the report. While sources confirmed 100 resignations, they added that the number could be around 120, TOI reported. Also Read | Road to Bharatiya Antariksh Station, Moon and beyond: ISRO shows how tech maturity accumulates Acknowledging the mass resignations, ISRO chairman V Narayana told the publication that the space organisation was prepared to deal with the departures. "Yes, a lot of people go, but that's part of every organisation. The move [memorandum] isn't only to retain, but also to ensure that important projects don't suffer all of a sudden. But if someone is still going, someone else will take responsibility. We're taking care of it," he was quoted as saying.</w:t>
       </w:r>
     </w:p>
     <w:p>
@@ -244,7 +244,7 @@
           <w:b/>
           <w:sz w:val="26"/>
         </w:rPr>
-        <w:t>2. UP has provided over 9 lakh govt jobs transparently since 2017: CM Yogi Adityanath</w:t>
+        <w:t>2. Higher pay, better opportunities, more recognition: Why scientists are leaving Isro - India Today</w:t>
       </w:r>
     </w:p>
     <w:p>
@@ -270,7 +270,7 @@
       <w:r>
         <w:drawing>
           <wp:inline xmlns:a="http://schemas.openxmlformats.org/drawingml/2006/main" xmlns:pic="http://schemas.openxmlformats.org/drawingml/2006/picture">
-            <wp:extent cx="4389120" cy="4389120"/>
+            <wp:extent cx="4389120" cy="2468880"/>
             <wp:docPr id="4" name="Picture 4"/>
             <wp:cNvGraphicFramePr>
               <a:graphicFrameLocks noChangeAspect="1"/>
@@ -279,7 +279,7 @@
               <a:graphicData uri="http://schemas.openxmlformats.org/drawingml/2006/picture">
                 <pic:pic>
                   <pic:nvPicPr>
-                    <pic:cNvPr id="0" name="image.png"/>
+                    <pic:cNvPr id="0" name="image.jpg"/>
                     <pic:cNvPicPr/>
                   </pic:nvPicPr>
                   <pic:blipFill>
@@ -291,7 +291,7 @@
                   <pic:spPr>
                     <a:xfrm>
                       <a:off x="0" y="0"/>
-                      <a:ext cx="4389120" cy="4389120"/>
+                      <a:ext cx="4389120" cy="2468880"/>
                     </a:xfrm>
                     <a:prstGeom prst="rect"/>
                   </pic:spPr>
@@ -312,7 +312,7 @@
           <w:rFonts w:ascii="Times New Roman" w:hAnsi="Times New Roman"/>
           <w:sz w:val="24"/>
         </w:rPr>
-        <w:t>- Governance - 3 min read The CM said Uttar Pradesh's demographic dividend would be central to achieving the state's ambition of becoming a $1-trillion economy, stressing that investments in skill development and industry-oriented training were critical to creating employment. ETGovernment Desk - ETGovernment - Published On Jul 15, 2026 at 10:56 PM IST Select ETGovernment as Preferred Choice on Google Copy Link Share on WhatsApp Share on Linkedin Share on X Share on Telegram Share on Facebook Chief minister Yogi Adityanath said the state has provided more than 9 lakh government jobs over the past nine years through a transparent recruitment process, while over 3.25 crore youth, artisans and entrepreneurs have been linked to employment and self-employment opportunities. Lucknow: Uttar Pradesh Chief Minister Yogi Adityanath on Tuesday said that his government has provided more than 9 lakh government jobs through a transparent recruitment process over the past nine years. Addressing a felicitation ceremony for youth trained under the Uttar Pradesh Skill Development Mission and Industrial Training Institutes (ITIs) on the occasion of World Youth Skills Day , the chief minister said the state has provided more than 9 lakh government jobs over the past nine years through a transparent recruitment process, while over 3.25 crore youth, artisans and entrepreneurs have been linked to employment and self-employment opportunities. Advt The chief minister said Uttar Pradesh's demographic dividend would be central to achieving the state's ambition of becoming a $1-trillion economy, stressing that investments in skill development and industry-oriented training were critical to creating employment. He said the state's Industrial Training Institutes and skill development centres are expanding training beyond conventional trades to emerging technologies such as artificial intelligence, robotics, drone technology, 3D printing and semiconductor manufacturing. According to him, these programmes will be extended beyond major urban centres to districts including Mahoba, Chitrakoot, Sonbhadra, Ballia and Bahraich. Adityanath also highlighted the state's industrial ecosystem, saying Uttar Pradesh now has around 96 lakh MSME units that form the backbone of its economy. He said traditional sectors such as Moradabad's brassware, Firozabad's glass industry, Bhadohi's carpets, Lucknow's chikankari, Banarasi textiles and Azamgarh's black pottery have received renewed policy support under the current government. Referring to defence manufacturing, the chief minister said the BrahMos missile production facility being developed in Lucknow has already generated employment for around 500 ITI, polytechnic and engineering graduates from across Uttar Pradesh. He said the project was retained in Lucknow to maximise employment opportunities for local youth. Strengthening overseas employment initiatives Adityanath also announced that the government is strengthening overseas employment initiatives by providing language training for countries such as Japan, enabling skilled youth to access international job opportunities. He said industrial and employment zones named after Sardar Vallabhbhai Patel are being planned across districts through coordination between the MSME, Skill Development, Vocational Education, Labour and Employment departments to encourage entrepreneurship and job creation. Urging young people to become job creators rather than job seekers, the chief minister said demand for skilled workers was growing across sectors including electronics, advanced manufacturing, digital services, piped natural gas and the Har Ghar Nal Yojana. During the event, Adityanath felicitated youth trained under the state's skill development programmes and interacted with beneficiaries showcasing products developed through vocational training. UPSDM launches digital skilling platforms At the World Youth Skills Day programme in Lucknow, Minister of State (Independent Charge) for Vocational Education, Skill Development and Entrepreneurship Kapil Dev Agrawal inaugurated Kaushal Setu, a digital portal of the Uttar Pradesh Skill Development Mission (UPSDM) that will enable the online registration and empanelment of training partners. The platform digitises the entire application process, including document submission, with the objective of reducing paperwork and improving transparency. The minister also launched Kaushal Sarathi, a portal that allows young people to locate district-wise training centres, courses and authorised training partners through an interactive digital map. The platform provides information on training centre locations, contact details and available programmes, helping candidates identify suitable skill courses. During the event, UPSDM signed memorandums of understanding with KLK Private Limited and Winsome Textile Industries Ltd to provide industry-led training and placement opportunities in sectors such as robotics, artificial intelligence and textiles. A coffee table book titled Skilling the Future Uttar Pradesh: Journey from Training to Transformation was also released, showcasing the state's skill development initiatives and outcomes. ETGovernment Desk , --&gt; - By - See more on: - Uttar Pradesh government jobs , - Yogi Adityanath employment initiatives , - skill development training , - Uttar Pradesh Skill Development Mission , - World Youth Skills Day Telegram Facebook Comments What are your thoughts? Comment Now --&gt; Comment Now Read Comment (1) All Comments By commenting, you agree to the Prohibited Content Policy Post Find this Comment Offensive? Choose your reason below and click on the submit button. This will alert our moderators to take actions REASONS FOR REPORTING Foul Language Defamatory Inciting hatred against a certain community Out of Context / Spam Others Report Join the community of 2M+ industry professionals. Subscribe to Newsletter to get latest insights &amp; analysis in your inbox. All about ETGovernment industry right on your smartphone! - Download the ETGovernment App and get the Realtime updates and Save your favourite articles. Scan to download App --&gt;</w:t>
+        <w:t>India's space programme is facing an unexpected challenge, not from failed launches or technical setbacks, but from a growing exodus of experienced scientists from the Indian Space Research Organisation (Isro). Over 100 scientists have either resigned or taken voluntary retirement from the space agency within the last few months. The Department of Space (DoS) has now stepped in to stem the departures, issuing a fresh directive that restricts resignations and voluntary retirement of scientists working on flagship missions such as Gaganyaan. Read Full Story While the move points to the strategic importance of retaining talent, it also raises a larger question: Why are scientists choosing to leave Isro at a time when India's space ambitions have never been bigger? Isro is facing a major brain drain as the agency is hit by a wave of resignations. (Photo: PTI) WHY ARE SCIENTISTS LEAVING ISRO? Industry experts and senior officials within Isro point to a combination of factors ranging from the explosive growth of India's private space sector to organisational bottlenecks and uncertainty surrounding major national missions. One of the biggest drivers is the emergence of a vibrant private space ecosystem. Since the space sector was opened to private participation in 2020, startups such as Skyroot Aerospace, Agnikul Cosmos, Pixxel, Bellatrix Aerospace, Dhruva Space, Digantara and several others have transformed India's aerospace landscape. These companies are developing rockets, satellites, propulsion systems and space-based services at a pace that was unimaginable just a few years ago. For Isro scientists, the appeal is obvious. Private companies often offer significantly better salaries, stock options, greater flexibility and the opportunity to work in fast-moving environments where ideas move quickly from the drawing board to hardware. Unlike traditional government organisations, startups also provide leadership roles at an earlier stage of a scientist's career, along with the opportunity to build entirely new technologies. The trend is being reinforced by former Isro veterans themselves. Over the past few years, several retired and former senior Isro officials have gone on to establish or mentor aerospace startups, helping create an ecosystem that is increasingly attracting talent away from the national space agency. Their experience, combined with growing private investment, has opened career paths that previously did not exist for India's aerospace engineers. However, the attraction of private industry tells only part of the story. India's first private rocket, Vikram-1, on the launch pad. (Photo: Skyroot) DELAYS, EXTENDED TIMELINE, LOW ACCOUNTABILITY The departures also come at a time when Isro is grappling with an unusual slowdown in mission execution. Several high-profile missions, including the Gaganyaan G1 test flight, SSLV-L1, GSLV-F17 and the industry-built PSLV-N1, have slipped beyond their announced timelines. The twin PSLV setbacks earlier this year have further delayed launch activities, with the agency yet to publicly release a detailed failure assessment. Within sections of the organisation, there is also growing discussion about decision-making becoming increasingly centralised. Multiple current and former officials, speaking privately, have suggested that major technical and administrative decisions are now concentrated within the Chairman's Office, slowing approvals and limiting operational flexibility. EMPLOYMENT MODEL NEEDS TO CHANGE Senior officials, on condition of anonymity, also said that the space agency needs to look at western space agencies like Nasa and the European Space Agency for their employment models, which are mostly project-based. Nasa's workforce structure combines permanent civil servants, contractors, and project-specific hires. This gives the agency flexibility while retaining critical institutional expertise. Many space policy experts believe Isro could benefit from expanding this hybrid model. As India's private space ecosystem grows, Isro can increasingly focus on: Mission design and systems engineering. Human spaceflight and deep-space exploration. Advanced R&amp;D such as reusable rockets and nuclear propulsion. ISRO RUSHING TO PLUG THE ISSUE The Department of Space's July 14 memorandum reflects concerns that the departures are affecting nationally important programmes. Scientists associated with Gaganyaan and other flagship missions will no longer be allowed to leave through routine approvals; instead, every resignation must now be cleared by the Department of Space. Although the number of departures represents only a small fraction of Isro's workforce of over 14,600 employees, the impact is disproportionately large because many of those leaving possess years of specialised expertise gained through missions such as Chandrayaan-3, SpaDeX and Gaganyaan. Such knowledge cannot be replaced simply by recruiting new graduates. Scientists associated with Gaganyaan and other flagship missions will no longer be allowed to leave through routine approvals. (Photo: Generative AI by India Today) The talent shift also reflects a broader transition in India's space sector. For decades, Isro was virtually the only destination for ambitious aerospace engineers. Today, it has become the anchor of a much larger ecosystem where private companies offer alternative career paths with competitive compensation, faster growth and the opportunity to shape the next generation of space technology. For Isro, the challenge is no longer just attracting the country's brightest minds, it is also retaining them. - Ends</w:t>
       </w:r>
     </w:p>
     <w:p>
@@ -333,7 +333,7 @@
           <w:b/>
           <w:sz w:val="26"/>
         </w:rPr>
-        <w:t>3. India Launches Campaign for '28-29 Non-Perm UNSC Seat</w:t>
+        <w:t>3. India opened space to private players. ISRO brain drain is one result - ThePrint</w:t>
       </w:r>
     </w:p>
     <w:p>
@@ -372,7 +372,7 @@
                     <pic:cNvPicPr/>
                   </pic:nvPicPr>
                   <pic:blipFill>
-                    <a:blip r:embed="rId15"/>
+                    <a:blip r:embed="rId17"/>
                     <a:stretch>
                       <a:fillRect/>
                     </a:stretch>
@@ -401,7 +401,7 @@
           <w:rFonts w:ascii="Times New Roman" w:hAnsi="Times New Roman"/>
           <w:sz w:val="24"/>
         </w:rPr>
-        <w:t>- Governance - 1 min read India's priorities include the Voice of the Global South and reformed multilateralism. The nation will also focus on AI's impact and countering terror financing. Stronger maritime cooperation and seafarer safety are also key concerns. Dipanjan Roy Chaudhury - ETGovernment - Published On Jul 15, 2026 at 05:33 PM IST Select ETGovernment as Preferred Choice on Google Copy Link Share on WhatsApp Share on Linkedin Share on X Share on Telegram Share on Facebook India has launched its campaign for a non-permanent UN Security Council seat. External affairs minister S Jaishankar unveiled the SHANTI framework for global governance. New Delhi: India has launched its campaign for a non-permanent seat on the UN Security Council (UNSC) for the 2028-29 term, with external affairs minister S Jaishankar unveiling the 'SHANTI' framework as the cornerstone of New Delhi's approach to global governance . Launching the campaign at an event at the UN headquarters in New York on Tuesday, attended by diplomats and UN officials, he said India's engagement with the UN would be guided by SHANTI - Securing Holistic Advancement through Norms, Trust, Integrity. Advt He outlined six priorities for India's candidature: Voice of the Global South, advancing reformed multilateralism, promoting future-ready peacekeeping, addressing threats arising from the misuse of artificial intelligence, securing maritime commons and countering terror financing. "We are all aware that global governance has to reform in order to transform," Jaishankar said. "For that to happen, multilateralism must be democratic, representative and effective... There will be understandably different points of view and divergent interests on the major issues of the day. But that only enhances the value of harmonising them and enabling the Security Council to be more robust, responsive and ready. Nations like India, which have a long history of bridging differences and building consensus, can certainly make their due contribution." Jaishankar said India had put forward a human-centric vision of AI that draws on both its capabilities and India's traditions. "That is why the recent AI Impact Summit in India was based on a vision of 'AI for all'. Equally important, we are also determined to counter the misuse of AI and threats it may pose to international peace and security in different ways," he said. Calling for stronger maritime cooperation, he said: "The safety of seafarers is another major concern thrown up by developments in the Gulf." Dipanjan Roy Chaudhury , --&gt; - By - See more on: - India UN Security Council 2028-29 , - SHANTI framework , - Non-permanent seat UNSC , - S Jaishankar , - Global governance Telegram Facebook Comments What are your thoughts? Comment Now --&gt; Comment Now Read Comment (1) All Comments By commenting, you agree to the Prohibited Content Policy Post Find this Comment Offensive? Choose your reason below and click on the submit button. This will alert our moderators to take actions REASONS FOR REPORTING Foul Language Defamatory Inciting hatred against a certain community Out of Context / Spam Others Report Join the community of 2M+ industry professionals. Subscribe to Newsletter to get latest insights &amp; analysis in your inbox. All about ETGovernment industry right on your smartphone! - Download the ETGovernment App and get the Realtime updates and Save your favourite articles. Scan to download App --&gt;</w:t>
+        <w:t>Taking note of a spate of resignations in ISRO over the last year, the Department of Space (DoS) on July 14 issued an office memorandum, directing centres including the Vikram Sarabhai Space Centre (VSSC) and the UR Rao Satellite Centre (URSC) to not accept routine resignations from Group-A scientists. It is the Centre's policy of opening India's space sector to private players that is now haunting ISRO. Space scientists are now turning to the roughly 400 new space startups, which promise better opportunities and pay. New Delhi: The Indian Space Research Organisation is witnessing a surge in resignations due to low pay, and the private sector offering better opportunities to scientists. This has prompted the Centre to tighten rules around exits and voluntary retirements, said scientists who quit the government space agency in recent months. This category of scientists and technical personnel includes senior professionals, who are an integral part of important missions like the upcoming human spaceflight Gaganyaan, the setting up of the Bharatiya Antariksh Station and the Chandrayaan-4 lunar return mission. "Of late, it is noticed that there has been a spate of requests for voluntary retirement and resignation from Group 'A' Scientific/Technical personnel of ISRO including those associated with the prestigious Gaganyaan and other important missions/projects, severely impacting the implementation of projects of national importance," read ISRO's memorandum, seen by ThePrint. The order added, "In view of this, it has been decided that voluntary retirement and resignation requests from Scientific and Technical personnel associated with the Gaganyaan and other important Mission/ Projects may not be accepted as a matter of routine." DoS officials that ThePrint spoke to said that the order essentially means that every request for an early retirement and resignation by a senior scientist or a core member of "critical future missions" will first have to be cleared by the corresponding centre's directors and then passed on to the ministry for a final decision. Officials said, however, that the directive does not mean a blanket ban on resignations across the space agency. It is applicable to certain significant centres, including the Satish Dhawan Space Centre, VSSC, URSC, ISRO Telemetry and the National Remote Sensing Centre (NRSC). "We, of course, cannot stop people from leaving. But the ministry will review resignation requests of core scientists, who are leading important missions," an ISRO official told ThePrint. The official said that while an exact number is not known, around 120 personnel, including senior scientists, have left ISRO in the last 12 months. The most significant among the recent resignations was senior scientist Victor Joseph earlier this year. He was the project director of Launch Vehicle Mk-3, which is slated to carry the Gaganyaan Mission to space in February this year. Since then, at least two senior scientists associated to the Gaganyaan Mission have quit, according to ministry sources. Low pay better private opportunities Scientists who have recently quit ISRO said that the recent opening up of the space sector for private players has come as an opportunity for many, particularly young scientists. "Since the Indian Space Policy 2023, many space startups have started coming up and these provide better creative opportunities and pay packages. This is an incentive, especially for the younger lot," said a scientist, who left ISRO in 2024 to join a private company. ISRO data shows that attrition numbers started increasing with more private players entering the sector in the lead up to the space policy. Between 2018 and 2022, 381 scientists resigned from across ISRO centres. Similarly, 38 scientists quit the space agency for better opportunities from 2023 to mid-2024. Among all the ISRO centres, the Vikram Sarabhai Space Centre in Thiruvananthapuram and the Space Applications Centre in Ahmedabad-both among the most coveted centres of ISRO-have recorded the highest attrition. Meanwhile, the UR Rao Space Centre in Bengaluru has the lowest resignations. Between 2012 and 2017, 289 scientists quit ISRO from 25 of its centres. The situation remained the same ever since 2017, with only a minor improvement in 2023 and 2024 after missions like Chandrayaan-3 and Aditya-L1-India's first mission to study the sun-were launched. Data show that in 2023, ISRO had a staff strength of 9,337 group A or tier-1 scientists, 2,303 group B scientists, and 1,141 group C scientists, apart from its administrative staff. (Edited by Aakriti Handa)</w:t>
       </w:r>
     </w:p>
     <w:p>
@@ -422,7 +422,7 @@
           <w:b/>
           <w:sz w:val="26"/>
         </w:rPr>
-        <w:t>4. UP to host over 200 Japanese CEOs in August as Yamanashi pushes investment partnerships</w:t>
+        <w:t>4. 'Many Come And Go': Science Minister Downplays ISRO Resignations - NDTV</w:t>
       </w:r>
     </w:p>
     <w:p>
@@ -430,7 +430,611 @@
         <w:spacing w:after="80"/>
         <w:jc w:val="left"/>
       </w:pPr>
-      <w:hyperlink r:id="rId17">
+      <w:hyperlink r:id="rId18">
+        <w:r>
+          <w:rPr>
+            <w:color w:val="0000FF"/>
+            <w:u w:val="single"/>
+          </w:rPr>
+          <w:t>Read more</w:t>
+        </w:r>
+      </w:hyperlink>
+    </w:p>
+    <w:p>
+      <w:pPr>
+        <w:spacing w:after="120" w:line="276" w:lineRule="auto"/>
+        <w:jc w:val="both"/>
+      </w:pPr>
+      <w:r>
+        <w:rPr>
+          <w:rFonts w:ascii="Times New Roman" w:hAnsi="Times New Roman"/>
+          <w:sz w:val="24"/>
+        </w:rPr>
+        <w:t>'Many Come And Go': Science Minister Downplays ISRO Resignations NDTV</w:t>
+      </w:r>
+    </w:p>
+    <w:p>
+      <w:pPr>
+        <w:pBdr>
+          <w:bottom w:val="single" w:sz="6" w:space="6" w:color="A6A6A6"/>
+        </w:pBdr>
+      </w:pPr>
+    </w:p>
+    <w:p/>
+    <w:p>
+      <w:pPr>
+        <w:spacing w:after="60"/>
+      </w:pPr>
+      <w:r>
+        <w:rPr>
+          <w:rFonts w:ascii="Times New Roman" w:hAnsi="Times New Roman"/>
+          <w:b/>
+          <w:sz w:val="26"/>
+        </w:rPr>
+        <w:t>5. ISRO's scientist exit wave: What is the reason behind mass exodus? - Moneycontrol.com</w:t>
+      </w:r>
+    </w:p>
+    <w:p>
+      <w:pPr>
+        <w:spacing w:after="80"/>
+        <w:jc w:val="left"/>
+      </w:pPr>
+      <w:hyperlink r:id="rId19">
+        <w:r>
+          <w:rPr>
+            <w:color w:val="0000FF"/>
+            <w:u w:val="single"/>
+          </w:rPr>
+          <w:t>Read more</w:t>
+        </w:r>
+      </w:hyperlink>
+    </w:p>
+    <w:p>
+      <w:pPr>
+        <w:spacing w:after="120"/>
+        <w:jc w:val="center"/>
+      </w:pPr>
+      <w:r>
+        <w:drawing>
+          <wp:inline xmlns:a="http://schemas.openxmlformats.org/drawingml/2006/main" xmlns:pic="http://schemas.openxmlformats.org/drawingml/2006/picture">
+            <wp:extent cx="4389120" cy="2468880"/>
+            <wp:docPr id="6" name="Picture 6"/>
+            <wp:cNvGraphicFramePr>
+              <a:graphicFrameLocks noChangeAspect="1"/>
+            </wp:cNvGraphicFramePr>
+            <a:graphic>
+              <a:graphicData uri="http://schemas.openxmlformats.org/drawingml/2006/picture">
+                <pic:pic>
+                  <pic:nvPicPr>
+                    <pic:cNvPr id="0" name="image.jpg"/>
+                    <pic:cNvPicPr/>
+                  </pic:nvPicPr>
+                  <pic:blipFill>
+                    <a:blip r:embed="rId20"/>
+                    <a:stretch>
+                      <a:fillRect/>
+                    </a:stretch>
+                  </pic:blipFill>
+                  <pic:spPr>
+                    <a:xfrm>
+                      <a:off x="0" y="0"/>
+                      <a:ext cx="4389120" cy="2468880"/>
+                    </a:xfrm>
+                    <a:prstGeom prst="rect"/>
+                  </pic:spPr>
+                </pic:pic>
+              </a:graphicData>
+            </a:graphic>
+          </wp:inline>
+        </w:drawing>
+      </w:r>
+    </w:p>
+    <w:p>
+      <w:pPr>
+        <w:spacing w:after="120" w:line="276" w:lineRule="auto"/>
+        <w:jc w:val="both"/>
+      </w:pPr>
+      <w:r>
+        <w:rPr>
+          <w:rFonts w:ascii="Times New Roman" w:hAnsi="Times New Roman"/>
+          <w:sz w:val="24"/>
+        </w:rPr>
+        <w:t>To a question about the ISRO memo, Union Minister Jitendra Singh said it was "for administrative reasons" and not because of any other factor. ISRO The Indian Space Research Organisation (ISRO) has reportedly been hit by mass exodus with at least 100 scientists putting in their papers in recent months, prompting Centre to step in to tighten rules on voluntary exits and retirement, especially for those working on critical missions such as Gaganyaan. The memorandum further adds that all requests for resignation and retirement will now be referred to the Department of Space. Reason behind mass exodus While the Department of Space has not officially disclosed the number of departures, the Times of India reported multiple ISRO sources have stated that between 100 and 120 scientists may have resigned in recent months. Nearly 80 scientists have left the UR Rao Satellite Centre (URSC) in Karnataka's Bengaluru, while around 20 departures have been reported from the Vikram Sarabhai Space Centre (VSSC) in Kerala's Thiruvananthapuram, per the report. While sources confirmed 100 resignations, they added that the number could be around 120, TOI reported. Acknowledging the mass resignations, ISRO chairman V Narayana told the publication that the space organisation was prepared to deal with the departures. "Yes, a lot of people go, but that's part of every organisation. The move [memorandum] isn't only to retain, but also to ensure that important projects don't suffer all of a sudden. But if someone is still going, someone else will take responsibility. We're taking care of it," he was quoted as saying. Centre tightens exit rule The Department of Space (DoS) has issued a new directive to major space research centres of the ISRO, tightening rules on voluntary retirement and resignations amid a mass exodus in the Indian space agency. The memorandum, issued on July 14 to centres like the UR Rao Satellite Centre (URSC) and the Vikram Sarabhai Space Centre (VSSC), directed them not to routinely accept resignation or voluntary retirement requests from Group 'A' scientific and technical personnel linked to Gaganyaan - India's prestigious human spaceflight programme - and other "important missions". "Of late, it is noticed that there has been spate of requests for voluntary retirement and resignation from Group 'A' Scientific/Technical personnel of ISRO including those associated with the prestigious Gaganyaan and other important missions/projects severely impacting the implementation of projects of national importance," according to the directive, as reported by NDTV. "In view of this, it has been decided that voluntary retirement and resignation requests from Scientific &amp; Technical personnel associated with the Gaganyaan and other important Mission / Projects may not be accepted as a matter of routine," it added. These centres were told that any such requests received from scientific or technical personnel, even of and below the rank of scientist and engineer, should be sent to the Department of Space with "clear recommendations" of their directors for final decision. The order reverses a key administrative change made in 2020 that allowed ISRO centre directors and heads to accept voluntary retirement and resignation requests from Group A scientific and technical personnel up to scientist/engineer-SG level. 'Many come and go' "No, that is because... that is for administrative reasons so that the decision can be taken at a much mature level," the Union Minister of State for Science and Technology told reporters. He said ISRO has a very large workforce that as people leave, many also join. "Many have gone, many have come," he said, and pointed out there was no controversy on the matter.</w:t>
+      </w:r>
+    </w:p>
+    <w:p>
+      <w:pPr>
+        <w:pBdr>
+          <w:bottom w:val="single" w:sz="6" w:space="6" w:color="A6A6A6"/>
+        </w:pBdr>
+      </w:pPr>
+    </w:p>
+    <w:p/>
+    <w:p>
+      <w:pPr>
+        <w:spacing w:after="60"/>
+      </w:pPr>
+      <w:r>
+        <w:rPr>
+          <w:rFonts w:ascii="Times New Roman" w:hAnsi="Times New Roman"/>
+          <w:b/>
+          <w:sz w:val="26"/>
+        </w:rPr>
+        <w:t>6. A Tide-Fueled Trove of Biodiversity in Guinea-Bissau</w:t>
+      </w:r>
+    </w:p>
+    <w:p>
+      <w:pPr>
+        <w:spacing w:after="80"/>
+        <w:jc w:val="left"/>
+      </w:pPr>
+      <w:hyperlink r:id="rId21">
+        <w:r>
+          <w:rPr>
+            <w:color w:val="0000FF"/>
+            <w:u w:val="single"/>
+          </w:rPr>
+          <w:t>Read more</w:t>
+        </w:r>
+      </w:hyperlink>
+    </w:p>
+    <w:p>
+      <w:pPr>
+        <w:spacing w:after="120"/>
+        <w:jc w:val="center"/>
+      </w:pPr>
+      <w:r>
+        <w:drawing>
+          <wp:inline xmlns:a="http://schemas.openxmlformats.org/drawingml/2006/main" xmlns:pic="http://schemas.openxmlformats.org/drawingml/2006/picture">
+            <wp:extent cx="4389120" cy="2926080"/>
+            <wp:docPr id="7" name="Picture 7"/>
+            <wp:cNvGraphicFramePr>
+              <a:graphicFrameLocks noChangeAspect="1"/>
+            </wp:cNvGraphicFramePr>
+            <a:graphic>
+              <a:graphicData uri="http://schemas.openxmlformats.org/drawingml/2006/picture">
+                <pic:pic>
+                  <pic:nvPicPr>
+                    <pic:cNvPr id="0" name="image.jpg"/>
+                    <pic:cNvPicPr/>
+                  </pic:nvPicPr>
+                  <pic:blipFill>
+                    <a:blip r:embed="rId22"/>
+                    <a:stretch>
+                      <a:fillRect/>
+                    </a:stretch>
+                  </pic:blipFill>
+                  <pic:spPr>
+                    <a:xfrm>
+                      <a:off x="0" y="0"/>
+                      <a:ext cx="4389120" cy="2926080"/>
+                    </a:xfrm>
+                    <a:prstGeom prst="rect"/>
+                  </pic:spPr>
+                </pic:pic>
+              </a:graphicData>
+            </a:graphic>
+          </wp:inline>
+        </w:drawing>
+      </w:r>
+    </w:p>
+    <w:p>
+      <w:pPr>
+        <w:spacing w:after="120" w:line="276" w:lineRule="auto"/>
+        <w:jc w:val="both"/>
+      </w:pPr>
+      <w:r>
+        <w:rPr>
+          <w:rFonts w:ascii="Times New Roman" w:hAnsi="Times New Roman"/>
+          <w:sz w:val="24"/>
+        </w:rPr>
+        <w:t>Relatively low tidal waters expose sandflats and mudflats in the Bijagós Archipelago of Guinea-Bissau in this image acquired on November 28, 2025, with the OLI (Operational Land Imager) on Landsat 8 . These coastal landforms support an array of invertebrates, making the archipelago a popular stopover for migratory shorebirds. NASA Earth Observatory/Lauren Dauphin Twice each day, tides ebb and flow through a maze of sandy channels, mudflats, and mangrove forests that flank the 88 islands and islets of Guinea-Bissau's Bijagós Archipelago (Arquipélago dos Bijagós in Portuguese). Seen from above, the process leads to stark changes to the landscape: around low tide, intertidal mudflats and sandflats emerge from the sea, causing islands to grow significantly before shrinking again hours later. The perpetual rhythm of the tides sustains outpourings of marine life in an archipelago that, as of 2025, was inscribed as a UNESCO World Heritage site. The site protects the only active deltaic archipelago on Africa's Atlantic coast, a place where tides, river sediments, coastal upwelling, and coastal currents come together to shape unusually productive and biodiverse island ecosystems. UNESCO estimates that the islands support some 870,000 migratory shorebirds, making this one of the most important feeding areas for birds in West Africa along the East Atlantic Flyway. Hundreds of species of birds dine on a potpourri of marine worms, crustaceans, mollusks, and small fish found on mudflats exposed by low tides. During high tides, manatees, dolphins, and schools of fish move closer to the islands, pushing deeper into the mangrove forests that ring them, and tens of thousands of sea turtles swim inland to sandy beaches as they hunt for nesting sites. A huge population of green sea turtles nests on the tiny island of Poilão, part of the João Vieira and Poilão Marine National Park. After hatching, young turtles make perilous nighttime dashes to the water, often pursued by crabs, lizards, and birds. Once they reach the water, baby sea turtles face an array of predators, including jacks, barracudas, groupers, and snappers that patrol shallow waters as well as tuna, mackerel, sharks, and rays in deeper waters. According to some estimates, less than 1 percent of green sea turtle hatchlings survive to adulthood. A 2025 analysis of the region's tides explored why the archipelago has some of the largest tidal ranges in West Africa. The researchers concluded that the region's wide, shallow shelf and the estuary's geometry combine to create a tidal range of up to 7 meters (23 feet), compared to about 1 meter (3 feet) in many other parts of the West African coast. The scientists used altimetry data from the NASA/CNES TOPEX/Poseidon, Jason-1, and Jason-2 satellites to help validate their findings. NASA Earth Observatory images by Lauren Dauphin, using Landsat data from the U.S. Geological Survey. Story by Adam Voiland. Downloads November 28, 2025 References &amp; Resources</w:t>
+      </w:r>
+    </w:p>
+    <w:p>
+      <w:pPr>
+        <w:pBdr>
+          <w:bottom w:val="single" w:sz="6" w:space="6" w:color="A6A6A6"/>
+        </w:pBdr>
+      </w:pPr>
+    </w:p>
+    <w:p/>
+    <w:p>
+      <w:pPr>
+        <w:spacing w:after="60"/>
+      </w:pPr>
+      <w:r>
+        <w:rPr>
+          <w:rFonts w:ascii="Times New Roman" w:hAnsi="Times New Roman"/>
+          <w:b/>
+          <w:sz w:val="26"/>
+        </w:rPr>
+        <w:t>7. NASA Welcomes Serbia as Newest Artemis Accords Signatory</w:t>
+      </w:r>
+    </w:p>
+    <w:p>
+      <w:pPr>
+        <w:spacing w:after="80"/>
+        <w:jc w:val="left"/>
+      </w:pPr>
+      <w:hyperlink r:id="rId23">
+        <w:r>
+          <w:rPr>
+            <w:color w:val="0000FF"/>
+            <w:u w:val="single"/>
+          </w:rPr>
+          <w:t>Read more</w:t>
+        </w:r>
+      </w:hyperlink>
+    </w:p>
+    <w:p>
+      <w:pPr>
+        <w:jc w:val="center"/>
+      </w:pPr>
+      <w:r/>
+    </w:p>
+    <w:p>
+      <w:pPr>
+        <w:spacing w:after="120" w:line="276" w:lineRule="auto"/>
+        <w:jc w:val="both"/>
+      </w:pPr>
+      <w:r>
+        <w:rPr>
+          <w:rFonts w:ascii="Times New Roman" w:hAnsi="Times New Roman"/>
+          <w:sz w:val="24"/>
+        </w:rPr>
+        <w:t>Serbia's Minister of Foreign Affairs Marko Đurić, right, shakes hands with NASA Deputy Administrator Matt Anderson, left, after signing the Artemis Accords Thursday, July 16, at NASA Headquarters in Washington. NASA/Keegan Barber The Republic of Serbia signed the Artemis Accords Thursday during a ceremony hosted by NASA at the agency's Headquarters in Washington, becoming the 69th nation to join a large community of like-minded nations committed to the peaceful, transparent, and responsible exploration of space. "Serbia's connection to NASA reaches back to the Apollo program, when the work of Serbian engineers helped make some of humanity's greatest achievements in space possible," said NASA Deputy Administrator Matt Anderson. "Among them was Milojko 'Mike' Vučelić, who was awarded the Presidential Medal of Freedom for the critical role he played in bringing the Apollo 13 crew safely home. Their story stands as a reminder that the greatest achievements in space are made possible by talented people working together." The broader team of Serbian American engineers played key roles during the Apollo era across systems engineering, propulsion, power systems, spacecraft docking, electronics reliability, and mission coordination. Their expertise supported critical functions ranging from lunar landing analysis to safe spacecraft docking. Serbia's Minister of Foreign Affairs Marko Đurić signed the Artemis Accords on behalf of the country. "The great beyond has always inspired humanity to achieve its greatest feats - from the Roman 'per aspera ad astra' to Norman Vincent Peale's belief that if we aim for the Moon, we will at least land among the stars," said Đurić. "Those words feel especially fitting today. We come from a nation of great minds like Nikola Tesla and Milutin Milanković, but also from the legacy of David Vujic, one of the pioneers of the Apollo missions and a member of the 'Serbian Seven,' a group of engineers and technicians whose contributions to NASA helped make the Moon landing possible. In that spirit, we owe it to both our brave ancestors and our children to keep pushing toward new frontiers - to explore, to inspire one another, and to dare even greater things." By signing the Artemis Accords, nations open the door to opportunities for future lunar exploration with NASA, such as providing science and technology payloads for the U.S.-led Moon Base and CubeSats for upcoming Artemis missions, advancing humanity's return to the Moon, and shaping the Golden Age of space exploration and innovation. Ambassador of the Republic of Serbia to the United States Dragan Šutanovac; State Secretary for Serbia's Ministry of Science, Technological Development and Innovation Marija Gnjatović; and U.S. Department of State Assistant Secretary for Oceans and International Environmental and Scientific Affairs Wesley Brooks all participated in Serbia's signing ceremony. In 2020, NASA and the Department of State joined with seven other founding nations to establish the Artemis Accords, responding to the growing interest in lunar activities by both governments and private companies. They introduced the first set of practical principles aimed at enhancing the safety and coordination between nations as they explore the Moon, Mars, and beyond, committing nations to: explore peaceably and transparently render aid to those in need enable access to scientific data ensure activities do not interfere with those of others preserve historically significant sites and artifacts by developing best practices Five years later, President Donald J. Trump's National Space Policy directed NASA to establish a sustained lunar outpost. With this Moon Base, NASA is putting the principles of the Artemis Accords into practice, inviting every signatory to take part in the endeavor. More countries are expected to sign the Artemis Accords in the months and years ahead, as NASA continues its work to establish a safe, peaceful, and prosperous future in space. Learn more about the Artemis Accords at: https://www.nasa.gov/artemis-accords</w:t>
+      </w:r>
+    </w:p>
+    <w:p>
+      <w:pPr>
+        <w:pBdr>
+          <w:bottom w:val="single" w:sz="6" w:space="6" w:color="A6A6A6"/>
+        </w:pBdr>
+      </w:pPr>
+    </w:p>
+    <w:p/>
+    <w:p>
+      <w:pPr>
+        <w:spacing w:after="60"/>
+      </w:pPr>
+      <w:r>
+        <w:rPr>
+          <w:rFonts w:ascii="Times New Roman" w:hAnsi="Times New Roman"/>
+          <w:b/>
+          <w:sz w:val="26"/>
+        </w:rPr>
+        <w:t>8. NASA Study Finds Near-Earth Asteroid Is Actually Comet</w:t>
+      </w:r>
+    </w:p>
+    <w:p>
+      <w:pPr>
+        <w:spacing w:after="80"/>
+        <w:jc w:val="left"/>
+      </w:pPr>
+      <w:hyperlink r:id="rId24">
+        <w:r>
+          <w:rPr>
+            <w:color w:val="0000FF"/>
+            <w:u w:val="single"/>
+          </w:rPr>
+          <w:t>Read more</w:t>
+        </w:r>
+      </w:hyperlink>
+    </w:p>
+    <w:p>
+      <w:pPr>
+        <w:jc w:val="center"/>
+      </w:pPr>
+      <w:r/>
+    </w:p>
+    <w:p>
+      <w:pPr>
+        <w:spacing w:after="120" w:line="276" w:lineRule="auto"/>
+        <w:jc w:val="both"/>
+      </w:pPr>
+      <w:r>
+        <w:rPr>
+          <w:rFonts w:ascii="Times New Roman" w:hAnsi="Times New Roman"/>
+          <w:sz w:val="24"/>
+        </w:rPr>
+        <w:t>This artist's concept depicts a near-Earth asteroid with an elongated orbit. A few objects such as these can exhibit significant perturbations in their motion around the Sun and, like the asteroid 1998 SH2, could turn out to be regular comets with a weak tail and coma (the gas and dust around a comet's nucleus). NASA/JPL-Caltech New research led by scientists at NASA's Jet Propulsion Laboratory in Southern California has revealed the identity of a puzzling near-Earth object by precisely tracking its motion through space and using powerful observatories that image faint celestial objects. This object has a dual personality: Past images hadn't revealed obvious cometlike activity, suggesting it might be an asteroid, but its motion recently proved to be irregular like that of a comet. The scientists detailed their findings in a study published in the journal Nature Astronomy. The puzzle began on Aug. 28, 2025, when the object, provisionally known as the asteroid 1998 SH2, passed safely within 2 million miles (3 million kilometers) of our planet during its 4½-year orbit around the Sun. Researchers looking to observe 1998 SH2 with NASA's Deep Space Network (DSN) planetary radar system had calculated its position using data from previous orbits and factored in the effects that the gravity of the Sun and planets would have on its path. But when 1998 SH2 didn't show up where they expected, they realized that something unanticipated had been influencing the object's motion. Object tracking By using optical astrometry to precisely measure the object's position in the sky, the researchers were able to identify the cause. "After we measured the nongravitational perturbations affecting the motion of 1998 SH2 and recognized they weren't compatible with the object being an asteroid, we suspected the object could be an active comet," said Davide Farnocchia, a navigation engineer with NASA's Center for Near-Earth Object Studies at JPL and study lead. Although 1998 SH2's orbit around the Sun had been well-tracked from 1998 to 2016, the object had completed two solar orbits without additional observations by telescopes until the 2025 DSN attempts. Analyzing all observations collected since the object's discovery in 1998, researchers determined the perturbations to 1998 SH2's motion and hypothesized that the object may be generating a small thrust by venting gas into space, causing it to deviate from its predicted path. This venting results from the Sun heating ice mixed with rocky material, turning the ice into a gas. With regular comets, this activity forms a trademark bright tail and coma - the gas and dust surrounding a comet's nucleus. But when an object produces gas and dust in much smaller quantities, its tail and coma may not be detectable to most observatories. Tail, coma emerge The August 2025 close approach to Earth of 1998 SH2 provided the perfect opportunity for the paper's authors to gather observational evidence of visible cometary activity. They reached out to astronomers at the Canada-France-Hawaii Telescope, a 3.6-meter (12-foot) optical/infrared telescope near the summit of Mauna Kea, Hawaii, and the 1.5-meter (5-foot) European Southern Observatory's Danish Telescope in La Silla, Chile, to observe. Astronomers at the powerful European Southern Observatory's 8.2-meter (27-foot) Very Large Telescope on the Chilean mountain Cerro Paranal also tracked the object. "The images we collected from these observatories showed a weak but clear tail, thus confirming that 1998 SH2 is, in fact, a comet," said Olivier Hainaut, an astronomer with the European Southern Observatory and coauthor of the study. "That's how science works - you form a hypothesis, and you set out to test it. This data is exactly what was needed to confirm our hypothesis that 1998 SH2 was a comet." As an outcome of the investigation, 1998 SH2 will receive an additional comet provisional designation, P/1998 SH2. Planetary defense implications The research also sheds light on another, even more unusual, class of objects called dark comets. Like 1998 SH2, dark comets exhibit significant irregularities, or perturbations, in their trajectory but lack other visible evidence of comet activity - there's no coma, tail, or visible outgassing. These enigmatic objects fall into two distinct populations: larger ones with orbits similar to those of Jupiter-family comets (short period comets with highly elliptical, or eccentric, orbits), and smaller ones that orbit closer to the Sun. Since the 2016 discovery of the first dark comet, about a dozen more have been identified. The paper's authors suggest that many of the larger dark comets, which have orbits like 1998 SH2's, could turn out to be regular comets if astronomers get the right opportunity to observe them with powerful telescopes capable of imaging incredibly faint objects. And by analyzing the motion of all near-Earth objects using precision astrometry data, researchers may reveal more comets that were previously designated as asteroids if they exhibit cometlike nongravitational perturbations. "This work shows the importance of continuously tracking near-Earth objects," said Farnocchia. "Because of outgassing, the motion of comets is more significantly perturbed than that of asteroids. Detecting these perturbations can be an important diagnostic tool for planetary defense that will help understand which objects may be comets rather than asteroids, how their orbits evolve, and how that influences their Earth impact risks." Hunting for near-Earth objects NASA's upcoming Near-Earth Object (NEO) Surveyor will collect data that can be used to support this effort. The first space survey telescope to be built for planetary defense, this next-generation mission will seek out some of the hardest-to-find near-Earth objects, such as dark asteroids and comets that don't reflect much visible light. NASA's Center for Near Earth Object Studies, the Goldstone Solar System Radar Group, and NEO Surveyor all are managed by JPL and supported by the agency's Planetary Defense Coordination Office in Washington. Caltech in Pasadena manages JPL for NASA. The DSN receives programmatic oversight from the SCaN (Space Communications and Navigation) program office, also at NASA headquarters. More information about planetary radar, NASA's Center for Near Earth Object Studies, and near-Earth objects can be found at: https://www.jpl.nasa.gov/asteroid-watch News Media Contacts Ian J. O'Neill Jet Propulsion Laboratory, Pasadena, Calif. 818-354-2649 ian.j.oneill@jpl.nasa.gov Karen Fox / Molly Wasser NASA Headquarters, Washington 202-358-1600 karen.c.fox@nasa.gov / molly.l.wasser@nasa.gov 2026-046</w:t>
+      </w:r>
+    </w:p>
+    <w:p>
+      <w:pPr>
+        <w:pBdr>
+          <w:bottom w:val="single" w:sz="6" w:space="6" w:color="A6A6A6"/>
+        </w:pBdr>
+      </w:pPr>
+    </w:p>
+    <w:p/>
+    <w:p>
+      <w:pPr>
+        <w:spacing w:after="60"/>
+      </w:pPr>
+      <w:r>
+        <w:rPr>
+          <w:rFonts w:ascii="Times New Roman" w:hAnsi="Times New Roman"/>
+          <w:b/>
+          <w:sz w:val="26"/>
+        </w:rPr>
+        <w:t>9. SpaceX's Starship Flight 13 test launch aborts at last second (video)</w:t>
+      </w:r>
+    </w:p>
+    <w:p>
+      <w:pPr>
+        <w:spacing w:after="80"/>
+        <w:jc w:val="left"/>
+      </w:pPr>
+      <w:hyperlink r:id="rId25">
+        <w:r>
+          <w:rPr>
+            <w:color w:val="0000FF"/>
+            <w:u w:val="single"/>
+          </w:rPr>
+          <w:t>Read more</w:t>
+        </w:r>
+      </w:hyperlink>
+    </w:p>
+    <w:p>
+      <w:pPr>
+        <w:spacing w:after="120"/>
+        <w:jc w:val="center"/>
+      </w:pPr>
+      <w:r>
+        <w:drawing>
+          <wp:inline xmlns:a="http://schemas.openxmlformats.org/drawingml/2006/main" xmlns:pic="http://schemas.openxmlformats.org/drawingml/2006/picture">
+            <wp:extent cx="4389120" cy="2469740"/>
+            <wp:docPr id="8" name="Picture 8"/>
+            <wp:cNvGraphicFramePr>
+              <a:graphicFrameLocks noChangeAspect="1"/>
+            </wp:cNvGraphicFramePr>
+            <a:graphic>
+              <a:graphicData uri="http://schemas.openxmlformats.org/drawingml/2006/picture">
+                <pic:pic>
+                  <pic:nvPicPr>
+                    <pic:cNvPr id="0" name="image.png"/>
+                    <pic:cNvPicPr/>
+                  </pic:nvPicPr>
+                  <pic:blipFill>
+                    <a:blip r:embed="rId26"/>
+                    <a:stretch>
+                      <a:fillRect/>
+                    </a:stretch>
+                  </pic:blipFill>
+                  <pic:spPr>
+                    <a:xfrm>
+                      <a:off x="0" y="0"/>
+                      <a:ext cx="4389120" cy="2469740"/>
+                    </a:xfrm>
+                    <a:prstGeom prst="rect"/>
+                  </pic:spPr>
+                </pic:pic>
+              </a:graphicData>
+            </a:graphic>
+          </wp:inline>
+        </w:drawing>
+      </w:r>
+    </w:p>
+    <w:p>
+      <w:pPr>
+        <w:spacing w:after="120" w:line="276" w:lineRule="auto"/>
+        <w:jc w:val="both"/>
+      </w:pPr>
+      <w:r>
+        <w:rPr>
+          <w:rFonts w:ascii="Times New Roman" w:hAnsi="Times New Roman"/>
+          <w:sz w:val="24"/>
+        </w:rPr>
+        <w:t>Click for next article Starship wasn't quite ready to fly today (July 16). SpaceX tried to launch the Starship megarocket on its 13th test flight today but couldn't quite pull it off. Something went wrong just as the giant vehicle's 33 first-stage Raptor engines started to fire up, and an abort was triggered. "We'll take some time, dig into what triggered that abort once the booster was igniting to launch, and then we'll figure out what our path forward is going to be," SpaceX's Dan Huot said during the company's launch webcast today. SpaceX's second V3 Starship vehicle tries to launch on July 16, 2026. The attempt was aborted at the last second. (Image credit: SpaceX) It didn't take long for SpaceX to narrow in on the root cause and address it. "To be confident of a good flight, 2 Raptors will be removed &amp; replaced. Most probable launch timing is early next week," company founder and CEO Elon Musk said this evening via X , the social media platform he owns. Starship Flight 13 will fly from SpaceX's Starbase site in South Texas. Today's attempt occurred at 6:45 p.m. EDT (2245 GMT; 5:45 p.m. local time), right at the beginning of a 90-minute launch window. $39.99 at Amazon Starship Die Cast Rocket Model Was $47.99 Now $39.99 on Amazon. Even if you can't see SpaceX's Starship in person, you can score a model of your own. Standing at 13.77 inches (35 cm), this is a 1:375 ratio of SpaceX's Starship as a desktop model. The materials here are alloy steel and it weighs just 225g. Flight 13 will be the second test launch of Starship Version 3 (V3), an upgraded variant of the megarocket designed to get it up to operational status. V3's first jaunt, Flight 12 on May 22 , was mostly successful, but there were a few issues. For example, Starship's Super Heavy first stage didn't steer itself back for a controlled splashdown in the Gulf of Mexico as planned, and the Ship upper stage wasn't able to relight one of its Raptor engines in space. Starship V3 will get a second chance on Flight 13, whose goals are similar to those of Flight 12: Get Super Heavy down on target in the Gulf and send Ship most of the way around the world, for a controlled splashdown of its own off the coast of Western Australia. (Ship pulled that off on Flight 12.) There are a few new objectives, however. The most notable is the payload suite flying on Flight 13 - 20 of SpaceX's next-gen Starlink V3 internet satellites. The company wants to build a constellation of 100,000 Starlink V3 spacecraft in low Earth orbit using Starship, and Flight 13 will mark the satellites' first-ever trip to space. They won't stay up there, however; the spacecraft will be deployed on Ship's suborbital trajectory and will crash back to Earth after about 20 minutes, according to SpaceX. Six of the 20 Starlinks going up on Flight 13 will be equipped with cameras, to image Ship's heat shield. SpaceX did this with a couple of V2 Starlinks on Flight 12 as well. Editor's note: This story was updated at 9:38 p.m. ET on July 16 with information from an Elon Musk X post.</w:t>
+      </w:r>
+    </w:p>
+    <w:p>
+      <w:pPr>
+        <w:pBdr>
+          <w:bottom w:val="single" w:sz="6" w:space="6" w:color="A6A6A6"/>
+        </w:pBdr>
+      </w:pPr>
+    </w:p>
+    <w:p/>
+    <w:p>
+      <w:pPr>
+        <w:spacing w:after="60"/>
+      </w:pPr>
+      <w:r>
+        <w:rPr>
+          <w:rFonts w:ascii="Times New Roman" w:hAnsi="Times New Roman"/>
+          <w:b/>
+          <w:sz w:val="26"/>
+        </w:rPr>
+        <w:t>10. SpaceX stacks massive Starship rocket ahead of today's Flight 13 test launch (video)</w:t>
+      </w:r>
+    </w:p>
+    <w:p>
+      <w:pPr>
+        <w:spacing w:after="80"/>
+        <w:jc w:val="left"/>
+      </w:pPr>
+      <w:hyperlink r:id="rId27">
+        <w:r>
+          <w:rPr>
+            <w:color w:val="0000FF"/>
+            <w:u w:val="single"/>
+          </w:rPr>
+          <w:t>Read more</w:t>
+        </w:r>
+      </w:hyperlink>
+    </w:p>
+    <w:p>
+      <w:pPr>
+        <w:spacing w:after="120"/>
+        <w:jc w:val="center"/>
+      </w:pPr>
+      <w:r>
+        <w:drawing>
+          <wp:inline xmlns:a="http://schemas.openxmlformats.org/drawingml/2006/main" xmlns:pic="http://schemas.openxmlformats.org/drawingml/2006/picture">
+            <wp:extent cx="4389120" cy="2468880"/>
+            <wp:docPr id="9" name="Picture 9"/>
+            <wp:cNvGraphicFramePr>
+              <a:graphicFrameLocks noChangeAspect="1"/>
+            </wp:cNvGraphicFramePr>
+            <a:graphic>
+              <a:graphicData uri="http://schemas.openxmlformats.org/drawingml/2006/picture">
+                <pic:pic>
+                  <pic:nvPicPr>
+                    <pic:cNvPr id="0" name="image.jpg"/>
+                    <pic:cNvPicPr/>
+                  </pic:nvPicPr>
+                  <pic:blipFill>
+                    <a:blip r:embed="rId28"/>
+                    <a:stretch>
+                      <a:fillRect/>
+                    </a:stretch>
+                  </pic:blipFill>
+                  <pic:spPr>
+                    <a:xfrm>
+                      <a:off x="0" y="0"/>
+                      <a:ext cx="4389120" cy="2468880"/>
+                    </a:xfrm>
+                    <a:prstGeom prst="rect"/>
+                  </pic:spPr>
+                </pic:pic>
+              </a:graphicData>
+            </a:graphic>
+          </wp:inline>
+        </w:drawing>
+      </w:r>
+    </w:p>
+    <w:p>
+      <w:pPr>
+        <w:spacing w:after="120" w:line="276" w:lineRule="auto"/>
+        <w:jc w:val="both"/>
+      </w:pPr>
+      <w:r>
+        <w:rPr>
+          <w:rFonts w:ascii="Times New Roman" w:hAnsi="Times New Roman"/>
+          <w:sz w:val="24"/>
+        </w:rPr>
+        <w:t>Click for next article Update for 7:10 p.m. ET on July 16: SpaceX's Starship Flight 13 test launch aborted at the last second on July 16: Read our abort story . Starship is about to take to the skies on a bold new test flight of the world's most powerful rocket. After several days of testing, SpaceX has stacked and readied its massive Starship rocket for its 13th test flight . Liftoff is scheduled to occur today (July 16) during a 90-minute launch window that opens at 6:45 p.m. EDT (2245 GMT), from pad 2 at SpaceX's facility in Starbase, Texas. Both stages had been in their respective Starbase hangars for final checkouts following successful engine tests. Booster 40, the Super Heavy first stage launching on Starship Flight 13 , was returned to the pad yesterday (July 15). Ship 40, the mission's upper-stage spacecraft, was rolled from the hangar beginning yesterday evening. The rocket was stacked overnight, according to a SpaceX post on X , and now awaits prelaunch procedures ahead of the beginning of Flight 13's launch countdown. Starship is stacked at Starbase, Texas, ahead of its planned 13th test launch on July 16, 2026. (Image credit: SpaceX) Flight 13 will launch the second "Version 3" (V3) Starship, a new iteration featuring extensive design upgrades to help mature the rocket toward clearing the vehicle for official operation. Compared to its Version 2 predecessor, V3 is taller, carries more propellant, and has lost significant mass around its engine section due to upgraded avionics systems. V3 is also equipped with 33 of SpaceX's upgraded Raptor 3 engines on Super Heavy, and another six (three sea-level, three vacuum-optimized) Raptor 3s on Ship. Starship is designed for full reusability, with both Super Heavy and Ship capable of returning to their launch site for landing and refurbishment, which means making sure there's enough fuel in the tank to make the journey back. One critical upgrade for Starship V3 involves the propellant transfer docking ports that have been added to Ship's dorsal side (opposite the heat-shield tiles on its belly, or ventral side). Ship uses the majority of its fuel getting to space and will therefore require propellant transfers from various refueling flights in order to fly beyond low Earth orbit . NASA is eyeing the development progress of Starship very closely, with a vested interest in the spacecraft's yet-unproven ability to transfer and maintain the types of cryogenic fuels that power its Raptor 3s. NASA has contracted SpaceX to design a lunar lander version of Starship to return astronauts to the moon as a part of the agency's Artemis program , and effectively managing its onboard propellants is one of the requirements on NASA's checklist to certify the vehicle to fly with crews. $39.99 at Amazon Starship Die Cast Rocket Model Was $47.99 Now $39.99 on Amazon. Even if you can't see SpaceX's Starship in person, you can score a model of your own. Standing at 13.77 inches (35 cm), this is a 1:375 ratio of SpaceX's Starship as a desktop model. The materials here are alloy steel and it weighs just 225g. SpaceX plans to complete such a demonstration later this year in preparation for Artemis III , targeted for mid-to-late 2027, which will fly a crew of four aboard NASA's Orion spacecraft to dock with Ship in Earth orbit ahead of the program's first moon landing mission on Artemis IV in 2028. NASA contracted Blue Origin 's Blue Moon spacecraft as an additional Artemis lander, which will also launch to Earth orbit for docking operations with Orion during Artemis III. Starship's readiness to fly those future missions will largely be determined by the rocket's performance on Flight 13, and its subsequent test launches in the coming months. Today's launch aims to smooth over a few rough patches that the vehicle ran into during V3's debut on the mostly successful Flight 12 , which occurred on May 22. Those hiccups included Super Heavy failing to steer itself back to Earth for a controlled splashdown and Ship not relighting one of its Raptor engines in space as planned. Stacking Starship for Flight 13 pic.twitter.com/L4XN6gqgRtJuly 16, 2026 If all goes according to plan on today's launch, Super Heavy will perform a boostback burn and soft splashdown in the Gulf of Mexico. Ship will carry on with a suborbital trajectory, and is expected to release 20 Starlink V3 satellites - the first of the upgraded Starlinks to fly to space. Six of those spacecraft are equipped with cameras to inspect Ship's heat-shield tiles during flight. The satellites , though, will be on the same suborbital trajectory as Ship, and are expected to burn up during reentry through Earth's atmosphere . Ship is scheduled to perform a landing burn and soft splashdown of its own a little more than an hour after liftoff, and will meet a watery demise in the Indian Ocean.</w:t>
+      </w:r>
+    </w:p>
+    <w:p>
+      <w:pPr>
+        <w:pBdr>
+          <w:bottom w:val="single" w:sz="6" w:space="6" w:color="A6A6A6"/>
+        </w:pBdr>
+      </w:pPr>
+    </w:p>
+    <w:p/>
+    <w:p>
+      <w:pPr>
+        <w:spacing w:after="60"/>
+      </w:pPr>
+      <w:r>
+        <w:rPr>
+          <w:rFonts w:ascii="Times New Roman" w:hAnsi="Times New Roman"/>
+          <w:b/>
+          <w:sz w:val="26"/>
+        </w:rPr>
+        <w:t>11. SpaceX launches 21 'data transport' satellites for US military (video, photos)</w:t>
+      </w:r>
+    </w:p>
+    <w:p>
+      <w:pPr>
+        <w:spacing w:after="80"/>
+        <w:jc w:val="left"/>
+      </w:pPr>
+      <w:hyperlink r:id="rId29">
+        <w:r>
+          <w:rPr>
+            <w:color w:val="0000FF"/>
+            <w:u w:val="single"/>
+          </w:rPr>
+          <w:t>Read more</w:t>
+        </w:r>
+      </w:hyperlink>
+    </w:p>
+    <w:p>
+      <w:pPr>
+        <w:spacing w:after="120"/>
+        <w:jc w:val="center"/>
+      </w:pPr>
+      <w:r>
+        <w:drawing>
+          <wp:inline xmlns:a="http://schemas.openxmlformats.org/drawingml/2006/main" xmlns:pic="http://schemas.openxmlformats.org/drawingml/2006/picture">
+            <wp:extent cx="4389120" cy="2468880"/>
+            <wp:docPr id="10" name="Picture 10"/>
+            <wp:cNvGraphicFramePr>
+              <a:graphicFrameLocks noChangeAspect="1"/>
+            </wp:cNvGraphicFramePr>
+            <a:graphic>
+              <a:graphicData uri="http://schemas.openxmlformats.org/drawingml/2006/picture">
+                <pic:pic>
+                  <pic:nvPicPr>
+                    <pic:cNvPr id="0" name="image.jpg"/>
+                    <pic:cNvPicPr/>
+                  </pic:nvPicPr>
+                  <pic:blipFill>
+                    <a:blip r:embed="rId30"/>
+                    <a:stretch>
+                      <a:fillRect/>
+                    </a:stretch>
+                  </pic:blipFill>
+                  <pic:spPr>
+                    <a:xfrm>
+                      <a:off x="0" y="0"/>
+                      <a:ext cx="4389120" cy="2468880"/>
+                    </a:xfrm>
+                    <a:prstGeom prst="rect"/>
+                  </pic:spPr>
+                </pic:pic>
+              </a:graphicData>
+            </a:graphic>
+          </wp:inline>
+        </w:drawing>
+      </w:r>
+    </w:p>
+    <w:p>
+      <w:pPr>
+        <w:spacing w:after="120" w:line="276" w:lineRule="auto"/>
+        <w:jc w:val="both"/>
+      </w:pPr>
+      <w:r>
+        <w:rPr>
+          <w:rFonts w:ascii="Times New Roman" w:hAnsi="Times New Roman"/>
+          <w:sz w:val="24"/>
+        </w:rPr>
+        <w:t>Click for next article Starship isn't the only SpaceX rocket flying today. A Falcon 9 rocket launched from California's Vandenberg Space Force Base today (July 16), carrying 21 satellites for the U.S. military's advanced new "Tranche 1 Transport Layer" (T1TL) constellation to orbit. Liftoff took place at 4:32 p.m. EDT (2032 GMT; 1:32 p.m. local California time). A SpaceX Falcon 9 rocket launches the Third Tranche 1 Mission for the U.S. Space Development Agency from Vandenberg Space Force Base in California on July 16, 2026. (Image credit: SpaceX) SpaceX's Starship megarocket - the biggest and most powerful launch vehicle ever built - is slated to make its 13th test flight a few hours later. It will lift off from the company's Starbase site in South Texas during a 90-minute window that opens at 6:45 p.m. EDT (2245 GMT; 5:45 p.m. local Texas time). SpaceX will stream that mission live, and Space.com will carry the feed . Coverage will begin about half an hour before launch. Today's Falcon 9 flight helps assemble the T1TL, a network in low Earth orbit (LEO) that will be operated by the U.S. Space Force 's Space Development Agency (SDA). The T1TL "will provide global communications access and deliver persistent regional encrypted connectivity in support of warfighter missions around the globe," SDA officials wrote in a explainer . The T1TL will eventually consist of 126 satellites, which will be built by York Space Systems, Lockheed Martin and Northrop Grumman. Sixty-three of the spacecraft have now launched to date, on three Falcon 9 launches from Vandenberg - one last September , another last October and today. These 126 spacecraft will be part of a larger LEO network that the SDA calls the Proliferated Warfighter Space Architecture. The PWSA is "a proliferated constellation of hundreds of optically linked small satellites, in low-Earth orbit (LEO), delivering capability at speed to the warfighter," SDA officials wrote in a Tranche 1 fact sheet . "SDA leverages spiral development to deploy and proliferate new capability into a new generation of the PWSA every two years, called a 'tranche,' to continually increase capability used by the warfighter," they added. The first stage of a SpaceX Falcon 9 rocket rests on a drone ship after launching the Third Tranche 1 Mission for the U.S. Space Development Agency on July 16, 2026. (Image credit: SpaceX) Previous Booster 1103 launches NROL-179 | 2 Starlink missions Everything went according to plan today, at least during the mission's early stages. The Falcon 9's first stage came back to Earth about 8.5 minutes after liftoff for a landing in the Pacific Ocean, on the drone ship "Of Course I Still Love You." According to a SpaceX mission description , it was the fourth flight for this particular booster, which is designated 1103. The Falcon 9's upper stage continued hauling the 21 satellites to LEO. We don't know when or exactly where they'll be deployed; the SpaceX mission description doesn't provide that information, and the company cut off its launch webcast shortly after booster landing at the request of the SDA. Editor's note: This story was updated at 4:44 p.m. ET on July 16 with news of successful launch and booster landing.</w:t>
+      </w:r>
+    </w:p>
+    <w:p>
+      <w:pPr>
+        <w:pBdr>
+          <w:bottom w:val="single" w:sz="6" w:space="6" w:color="A6A6A6"/>
+        </w:pBdr>
+      </w:pPr>
+    </w:p>
+    <w:p/>
+    <w:p>
+      <w:pPr>
+        <w:spacing w:after="60"/>
+      </w:pPr>
+      <w:r>
+        <w:rPr>
+          <w:rFonts w:ascii="Times New Roman" w:hAnsi="Times New Roman"/>
+          <w:b/>
+          <w:sz w:val="26"/>
+        </w:rPr>
+        <w:t>12. How NASA's Artemis III lander test will pave way for moon landings</w:t>
+      </w:r>
+    </w:p>
+    <w:p>
+      <w:pPr>
+        <w:spacing w:after="80"/>
+        <w:jc w:val="left"/>
+      </w:pPr>
+      <w:hyperlink r:id="rId31">
         <w:r>
           <w:rPr>
             <w:color w:val="0000FF"/>
@@ -449,7 +1053,7 @@
         <w:drawing>
           <wp:inline xmlns:a="http://schemas.openxmlformats.org/drawingml/2006/main" xmlns:pic="http://schemas.openxmlformats.org/drawingml/2006/picture">
             <wp:extent cx="4389120" cy="4389120"/>
-            <wp:docPr id="6" name="Picture 6"/>
+            <wp:docPr id="11" name="Picture 11"/>
             <wp:cNvGraphicFramePr>
               <a:graphicFrameLocks noChangeAspect="1"/>
             </wp:cNvGraphicFramePr>
@@ -457,11 +1061,11 @@
               <a:graphicData uri="http://schemas.openxmlformats.org/drawingml/2006/picture">
                 <pic:pic>
                   <pic:nvPicPr>
-                    <pic:cNvPr id="0" name="image.png"/>
+                    <pic:cNvPr id="0" name="image.jpg"/>
                     <pic:cNvPicPr/>
                   </pic:nvPicPr>
                   <pic:blipFill>
-                    <a:blip r:embed="rId15"/>
+                    <a:blip r:embed="rId32"/>
                     <a:stretch>
                       <a:fillRect/>
                     </a:stretch>
@@ -490,816 +1094,7 @@
           <w:rFonts w:ascii="Times New Roman" w:hAnsi="Times New Roman"/>
           <w:sz w:val="24"/>
         </w:rPr>
-        <w:t>- Economy - 1 min read The visit is aimed at exploring investment opportunities across priority sectors including manufacturing, renewable energy, green hydrogen, automobiles, food processing, GCCs, tourism and skill development, while strengthening economic and technology partnerships between UP and Japan. ETGovernment Desk - ETGovernment - Published On Jul 15, 2026 at 10:10 PM IST Select ETGovernment as Preferred Choice on Google Copy Link Share on WhatsApp Share on Linkedin Share on X Share on Telegram Share on Facebook Ahead of the visit, a 12-member delegation from Yamanashi Prefecture, led by Narendra Upadhyay, Advisor to the Prefectural Government, met officials at Invest UP in Lucknow to finalise the itinerary and business engagement plan. Lucknow: Uttar Pradesh is set to host one of its largest Japanese business delegations next month, with more than 200 chief executives from Japan, including companies from Yamanashi Prefecture , scheduled to visit the state from August 19 for a five-day investment outreach programme. The visit is aimed at exploring investment opportunities across priority sectors including manufacturing , renewable energy, green hydrogen, automobiles, food processing, Global Capability Centres (GCCs), tourism and skill development, while strengthening economic and technology partnerships between Uttar Pradesh and Japan. Advt Ahead of the visit, a 12-member delegation from Yamanashi Prefecture, led by Narendra Upadhyay, Advisor to the Prefectural Government, met officials at Invest UP in Lucknow to finalise the itinerary and business engagement plan. The visit follows Chief Minister Yogi Adityanath's recent outreach to Japan and is expected to build on discussions held during that tour. The preparatory meeting was chaired by Infrastructure and Industrial Development Commissioner (IIDC) Deepak Kumar and attended by Invest UP CEO Vijay Kiran Anand and Additional CEO Shashank Chaudhary. According to officials, the August programme will feature government-to-business (G2B) and business-to-business (B2B) meetings involving senior state officials, Japanese companies and industry stakeholders. The discussions will focus on facilitating investments in manufacturing, clean energy, green hydrogen, GCCs, automotive, food processing, and workforce collaboration. Officials said the visit could culminate in the signing of fresh memorandums of understanding (MoUs), issuance of Letters of Comfort (LoCs) and land allotments for proposed investment projects in the state. As part of the preparatory engagements, the Yamanashi delegation also met Tourism and Culture Minister Jaiveer Singh to discuss opportunities for expanding tourism and cultural cooperation. The discussions covered tourism infrastructure development, improved connectivity, heritage conservation, and potential investments in hospitality and wellness tourism. ETGovernment Desk , --&gt; - By - See more on: - Uttar Pradesh , - Japanese CEOs , - Yamanashi Prefecture , - investment opportunities , - manufacturing Telegram Facebook Comments What are your thoughts? Comment Now --&gt; Comment Now Read Comment (1) All Comments By commenting, you agree to the Prohibited Content Policy Post Find this Comment Offensive? Choose your reason below and click on the submit button. This will alert our moderators to take actions REASONS FOR REPORTING Foul Language Defamatory Inciting hatred against a certain community Out of Context / Spam Others Report Join the community of 2M+ industry professionals. Subscribe to Newsletter to get latest insights &amp; analysis in your inbox. All about ETGovernment industry right on your smartphone! - Download the ETGovernment App and get the Realtime updates and Save your favourite articles. Scan to download App --&gt;</w:t>
-      </w:r>
-    </w:p>
-    <w:p>
-      <w:pPr>
-        <w:pBdr>
-          <w:bottom w:val="single" w:sz="6" w:space="6" w:color="A6A6A6"/>
-        </w:pBdr>
-      </w:pPr>
-    </w:p>
-    <w:p/>
-    <w:p>
-      <w:pPr>
-        <w:spacing w:after="60"/>
-      </w:pPr>
-      <w:r>
-        <w:rPr>
-          <w:rFonts w:ascii="Times New Roman" w:hAnsi="Times New Roman"/>
-          <w:b/>
-          <w:sz w:val="26"/>
-        </w:rPr>
-        <w:t>5. Department of space moves to stem exodus from key Isro missions; at least 100 quit in past few months: So - The Times of India</w:t>
-      </w:r>
-    </w:p>
-    <w:p>
-      <w:pPr>
-        <w:spacing w:after="80"/>
-        <w:jc w:val="left"/>
-      </w:pPr>
-      <w:hyperlink r:id="rId18">
-        <w:r>
-          <w:rPr>
-            <w:color w:val="0000FF"/>
-            <w:u w:val="single"/>
-          </w:rPr>
-          <w:t>Read more</w:t>
-        </w:r>
-      </w:hyperlink>
-    </w:p>
-    <w:p>
-      <w:pPr>
-        <w:jc w:val="center"/>
-      </w:pPr>
-      <w:r/>
-    </w:p>
-    <w:p>
-      <w:pPr>
-        <w:spacing w:after="120" w:line="276" w:lineRule="auto"/>
-        <w:jc w:val="both"/>
-      </w:pPr>
-      <w:r>
-        <w:rPr>
-          <w:rFonts w:ascii="Times New Roman" w:hAnsi="Times New Roman"/>
-          <w:sz w:val="24"/>
-        </w:rPr>
-        <w:t>Department of space moves to stem exodus from key Isro missions; at least 100 quit in past few months: So The Times of India</w:t>
-      </w:r>
-    </w:p>
-    <w:p>
-      <w:pPr>
-        <w:pBdr>
-          <w:bottom w:val="single" w:sz="6" w:space="6" w:color="A6A6A6"/>
-        </w:pBdr>
-      </w:pPr>
-    </w:p>
-    <w:p/>
-    <w:p>
-      <w:pPr>
-        <w:spacing w:after="60"/>
-      </w:pPr>
-      <w:r>
-        <w:rPr>
-          <w:rFonts w:ascii="Times New Roman" w:hAnsi="Times New Roman"/>
-          <w:b/>
-          <w:sz w:val="26"/>
-        </w:rPr>
-        <w:t>6. Special YUVIKA Programme for Oman Students - ISRO</w:t>
-      </w:r>
-    </w:p>
-    <w:p>
-      <w:pPr>
-        <w:spacing w:after="80"/>
-        <w:jc w:val="left"/>
-      </w:pPr>
-      <w:hyperlink r:id="rId19">
-        <w:r>
-          <w:rPr>
-            <w:color w:val="0000FF"/>
-            <w:u w:val="single"/>
-          </w:rPr>
-          <w:t>Read more</w:t>
-        </w:r>
-      </w:hyperlink>
-    </w:p>
-    <w:p>
-      <w:pPr>
-        <w:jc w:val="center"/>
-      </w:pPr>
-      <w:r/>
-    </w:p>
-    <w:p>
-      <w:pPr>
-        <w:spacing w:after="120" w:line="276" w:lineRule="auto"/>
-        <w:jc w:val="both"/>
-      </w:pPr>
-      <w:r>
-        <w:rPr>
-          <w:rFonts w:ascii="Times New Roman" w:hAnsi="Times New Roman"/>
-          <w:sz w:val="24"/>
-        </w:rPr>
-        <w:t>July 15, 2026 YUva VIjyani KArayakram (YUVIKA) programme was conceived to impart basic knowledge on Space Technology, Space Science and Space Applications to young students. The Hon'ble Prime Minister, during his visit to Oman on 18th December, 2025, announced the organization of the YUVIKA programme for Omani students. Accordingly, ISRO planned one week residential programme at SDSC SHAR, Sriharikota and processed the same through MEA. In follow up the Ministry of Education, Sultanate of Oman, has nominated eight students and two observers from Omani schools to participate in the programme. The programme was inaugurated on 13th July, 2026 by Shri S Muthuchezian, Director, SDSC SHAR. The programme includes classroom training, practical demonstrations of experiments, hands-on experience with robotic kits, model rocketry, field visits and Interaction with ISRO scientists.</w:t>
-      </w:r>
-    </w:p>
-    <w:p>
-      <w:pPr>
-        <w:pBdr>
-          <w:bottom w:val="single" w:sz="6" w:space="6" w:color="A6A6A6"/>
-        </w:pBdr>
-      </w:pPr>
-    </w:p>
-    <w:p/>
-    <w:p>
-      <w:pPr>
-        <w:spacing w:after="60"/>
-      </w:pPr>
-      <w:r>
-        <w:rPr>
-          <w:rFonts w:ascii="Times New Roman" w:hAnsi="Times New Roman"/>
-          <w:b/>
-          <w:sz w:val="26"/>
-        </w:rPr>
-        <w:t>7. ISRO resignations: Govt tightens exit rules for Gaganyaan and other critical projects after 100+ reported - The Economic Times</w:t>
-      </w:r>
-    </w:p>
-    <w:p>
-      <w:pPr>
-        <w:spacing w:after="80"/>
-        <w:jc w:val="left"/>
-      </w:pPr>
-      <w:hyperlink r:id="rId20">
-        <w:r>
-          <w:rPr>
-            <w:color w:val="0000FF"/>
-            <w:u w:val="single"/>
-          </w:rPr>
-          <w:t>Read more</w:t>
-        </w:r>
-      </w:hyperlink>
-    </w:p>
-    <w:p>
-      <w:pPr>
-        <w:spacing w:after="120"/>
-        <w:jc w:val="center"/>
-      </w:pPr>
-      <w:r>
-        <w:drawing>
-          <wp:inline xmlns:a="http://schemas.openxmlformats.org/drawingml/2006/main" xmlns:pic="http://schemas.openxmlformats.org/drawingml/2006/picture">
-            <wp:extent cx="4389120" cy="2173559"/>
-            <wp:docPr id="7" name="Picture 7"/>
-            <wp:cNvGraphicFramePr>
-              <a:graphicFrameLocks noChangeAspect="1"/>
-            </wp:cNvGraphicFramePr>
-            <a:graphic>
-              <a:graphicData uri="http://schemas.openxmlformats.org/drawingml/2006/picture">
-                <pic:pic>
-                  <pic:nvPicPr>
-                    <pic:cNvPr id="0" name="image.png"/>
-                    <pic:cNvPicPr/>
-                  </pic:nvPicPr>
-                  <pic:blipFill>
-                    <a:blip r:embed="rId21"/>
-                    <a:stretch>
-                      <a:fillRect/>
-                    </a:stretch>
-                  </pic:blipFill>
-                  <pic:spPr>
-                    <a:xfrm>
-                      <a:off x="0" y="0"/>
-                      <a:ext cx="4389120" cy="2173559"/>
-                    </a:xfrm>
-                    <a:prstGeom prst="rect"/>
-                  </pic:spPr>
-                </pic:pic>
-              </a:graphicData>
-            </a:graphic>
-          </wp:inline>
-        </w:drawing>
-      </w:r>
-    </w:p>
-    <w:p>
-      <w:pPr>
-        <w:spacing w:after="120" w:line="276" w:lineRule="auto"/>
-        <w:jc w:val="both"/>
-      </w:pPr>
-      <w:r>
-        <w:rPr>
-          <w:rFonts w:ascii="Times New Roman" w:hAnsi="Times New Roman"/>
-          <w:sz w:val="24"/>
-        </w:rPr>
-        <w:t>Synopsis The Department of Space has tightened rules for scientists leaving ISRO. This action follows a significant number of scientists resigning from key projects. Previously, centre directors could approve these departures, but now DoS will decide. This move aims to retain experienced personnel and ensure project continuity. ISRO acknowledges attrition but states projects will continue as planned.</w:t>
-      </w:r>
-    </w:p>
-    <w:p>
-      <w:pPr>
-        <w:pBdr>
-          <w:bottom w:val="single" w:sz="6" w:space="6" w:color="A6A6A6"/>
-        </w:pBdr>
-      </w:pPr>
-    </w:p>
-    <w:p/>
-    <w:p>
-      <w:pPr>
-        <w:spacing w:after="60"/>
-      </w:pPr>
-      <w:r>
-        <w:rPr>
-          <w:rFonts w:ascii="Times New Roman" w:hAnsi="Times New Roman"/>
-          <w:b/>
-          <w:sz w:val="26"/>
-        </w:rPr>
-        <w:t>8. NASA Uses Subscale Aircraft to Accelerate Flight Innovation</w:t>
-      </w:r>
-    </w:p>
-    <w:p>
-      <w:pPr>
-        <w:spacing w:after="80"/>
-        <w:jc w:val="left"/>
-      </w:pPr>
-      <w:hyperlink r:id="rId22">
-        <w:r>
-          <w:rPr>
-            <w:color w:val="0000FF"/>
-            <w:u w:val="single"/>
-          </w:rPr>
-          <w:t>Read more</w:t>
-        </w:r>
-      </w:hyperlink>
-    </w:p>
-    <w:p>
-      <w:pPr>
-        <w:jc w:val="center"/>
-      </w:pPr>
-      <w:r/>
-    </w:p>
-    <w:p>
-      <w:pPr>
-        <w:spacing w:after="120" w:line="276" w:lineRule="auto"/>
-        <w:jc w:val="both"/>
-      </w:pPr>
-      <w:r>
-        <w:rPr>
-          <w:rFonts w:ascii="Times New Roman" w:hAnsi="Times New Roman"/>
-          <w:sz w:val="24"/>
-        </w:rPr>
-        <w:t>Testing new aerospace concepts in flight remains one of NASA's most effective ways to advance knowledge and reduce risk. The Dale Reed Subscale Flight Research Laboratory at NASA's Armstrong Flight Research Center in Edwards, California, supports this mission by using small, remotely piloted and autonomous aircraft as cost‑effective platforms to mature innovative ideas, accelerate learning, and enable smoother transitions to full‑scale flight. When experiments require a flight platform, several NASA remotely piloted aircraft are available: the Alta‑X quadrotor; the Dryden Remotely Operated Integrated Drone (DROID) with its 10‑foot wingspan; and the Multi‑Use Cub, a 14‑foot‑span fixed‑wing aircraft with an expandable payload capacity for flight experiments. For electric vertical takeoff and landing testing, the HQ‑90 quadrotor provides an additional option. Once aircraft and experiments are cleared for operations, laboratory pilots support the mission, including ground operations and flight activities. Justin Link, left, holds the subscale aircraft in place, while Justin Hall manages engine speed during preliminary engine tests on Friday, Sept. 12, 2025, at NASA's Armstong Flight Research Center in Edwards, California. Link is a pilot for small uncrewed aircraft systems at the center's Dale Reed Subscale Flight Research Laboratory and Hall is the chief pilot. NASA/Christopher LC Clark Flight expertise Each staff member serves as an experienced and certified subscale aircraft pilot and is prepared to fly unique one-of-a-kind or modified commercial aircraft wherever the mission requires. NASA's FireSense project conducted flights in the Geneva State Forest, located about 100 miles south of Montgomery, Alabama. NASA Armstrong flight research staff integrated the instrument onto an Alta-X drone and tested the system before deployment. Two team members then transported the drone and sensor to the forest, prepared the vehicle for flight, and operated it during the mission. The NASA sensor was flown on the drone to demonstrate how remotely piloted aircraft can gather localized weather data that influences smoke movement and fire behavior. This information may help operational agencies improve wildfire decision-making and better allocate firefighters and resources. Other missions occur closer to NASA Armstrong, such as the Enhancing Parachutes by Instrumenting the Canopy (EPIC) project. EPIC involved air‑launching a capsule containing a parachute and flexible sensor from the Alta‑X. Laboratory staff piloted the flights, supported flight operations, and worked with the EPIC team to design and integrate the parachute‑drop mechanism and safety system into the aircraft. These tests demonstrated that a flexible sensor could help researchers study supersonic parachutes. Continuation of this work can help fill gaps in computer models, making supersonic parachutes safer and more reliable for delivering science instruments and payloads to Mars. Justin Link, left, pilot for small uncrewed aircraft systems, and Justin Hall, chief pilot for small uncrewed aircraft systems, install weather instruments on NASA's Alta X drone at the agency's Armstrong Flight Research Center in Edwards, California. Members of the center's Dale Reed Subscale Flight Research Laboratory used the Alta X to support the agency's FireSense project in March 2025 for a prescribed burn in Geneva State Forest, which is about 100 miles south of Montgomery, Alabama. NASA/Steve Freeman Advancing challenging research The Dale Reed Subscale Flight Research Laboratory uses rapid design and testing capabilities to help small aircraft fly big ideas. These concepts could lead to future breakthroughs that support NASA's missions across aeronautics, science, and exploration. For decades, NASA and its partners have advanced Automatic Collision Avoidance Technology. The research demonstrated an autopilot could detect and recover from an imminent ground collision - a capability now helping save lives in high‑performance U.S. military jets. NASA Armstrong had key roles in that work and developed a simplified version, the Automatic Ground Collision Avoidance System, which was installed on the DROID for testing. The system demonstrated on the DROID - developed to assist general aviation pilots as well as remotely piloted and autonomous aircraft - performed well and led to further research toward a version that provides alerts and steering cues. The NASA Armstrong Technology Transfer Office is working to license the technology for U.S. businesses to develop the system as a commercial product. The Prandtl‑D (Preliminary Research Aerodynamic Design to Lower Drag) flying‑wing glider was also designed, fabricated, and flown at NASA Armstrong. Researchers found that its twisted wing design could reduce drag and generate thrust at the wingtips, advancing concepts that may support greater fuel economy for future aircraft. The original Prandtl‑D is now part of the Smithsonian National Air and Space Museum collection in Washington, and the Prandtl-D3 is at the California Science Center in Los Angeles. Researchers continue developing the next generation of the design in the laboratory. A wide range of capabilities in the laboratory help transform promising concepts into flight-ready test structures. These include rapid prototyping using traditional and advanced 3D manufacturing techniques, as well as composite and conventional fabrication processes. The team of engineers and technicians also provides custom component design and specialized fabrication to meet unique research needs. The laboratory supports electrical and mechanical design, hardware and software integration, and the safety and flight-readiness processes required for successful missions. Additional technical facilities, such as the Experimental Fabrication Branch and the Environmental Laboratory at NASA Armstrong, further enhance these capabilities. Together, they support development, testing, and validation activities that advance NASA's aeronautics and exploration goals.</w:t>
-      </w:r>
-    </w:p>
-    <w:p>
-      <w:pPr>
-        <w:pBdr>
-          <w:bottom w:val="single" w:sz="6" w:space="6" w:color="A6A6A6"/>
-        </w:pBdr>
-      </w:pPr>
-    </w:p>
-    <w:p/>
-    <w:p>
-      <w:pPr>
-        <w:spacing w:after="60"/>
-      </w:pPr>
-      <w:r>
-        <w:rPr>
-          <w:rFonts w:ascii="Times New Roman" w:hAnsi="Times New Roman"/>
-          <w:b/>
-          <w:sz w:val="26"/>
-        </w:rPr>
-        <w:t>9. NASA Study of Pristine Meteorite Adds to Story of Ancient Asteroids</w:t>
-      </w:r>
-    </w:p>
-    <w:p>
-      <w:pPr>
-        <w:spacing w:after="80"/>
-        <w:jc w:val="left"/>
-      </w:pPr>
-      <w:hyperlink r:id="rId23">
-        <w:r>
-          <w:rPr>
-            <w:color w:val="0000FF"/>
-            <w:u w:val="single"/>
-          </w:rPr>
-          <w:t>Read more</w:t>
-        </w:r>
-      </w:hyperlink>
-    </w:p>
-    <w:p>
-      <w:pPr>
-        <w:spacing w:after="120"/>
-        <w:jc w:val="center"/>
-      </w:pPr>
-      <w:r>
-        <w:drawing>
-          <wp:inline xmlns:a="http://schemas.openxmlformats.org/drawingml/2006/main" xmlns:pic="http://schemas.openxmlformats.org/drawingml/2006/picture">
-            <wp:extent cx="4389120" cy="2623572"/>
-            <wp:docPr id="8" name="Picture 8"/>
-            <wp:cNvGraphicFramePr>
-              <a:graphicFrameLocks noChangeAspect="1"/>
-            </wp:cNvGraphicFramePr>
-            <a:graphic>
-              <a:graphicData uri="http://schemas.openxmlformats.org/drawingml/2006/picture">
-                <pic:pic>
-                  <pic:nvPicPr>
-                    <pic:cNvPr id="0" name="image.jpg"/>
-                    <pic:cNvPicPr/>
-                  </pic:nvPicPr>
-                  <pic:blipFill>
-                    <a:blip r:embed="rId24"/>
-                    <a:stretch>
-                      <a:fillRect/>
-                    </a:stretch>
-                  </pic:blipFill>
-                  <pic:spPr>
-                    <a:xfrm>
-                      <a:off x="0" y="0"/>
-                      <a:ext cx="4389120" cy="2623572"/>
-                    </a:xfrm>
-                    <a:prstGeom prst="rect"/>
-                  </pic:spPr>
-                </pic:pic>
-              </a:graphicData>
-            </a:graphic>
-          </wp:inline>
-        </w:drawing>
-      </w:r>
-    </w:p>
-    <w:p>
-      <w:pPr>
-        <w:spacing w:after="120" w:line="276" w:lineRule="auto"/>
-        <w:jc w:val="both"/>
-      </w:pPr>
-      <w:r>
-        <w:rPr>
-          <w:rFonts w:ascii="Times New Roman" w:hAnsi="Times New Roman"/>
-          <w:sz w:val="24"/>
-        </w:rPr>
-        <w:t>C1 clasts in Hillsborough: On the left is a back-scattered electron image with two C1 748 clasts circled. On the right, an X-ray map of the same area as (A), indicating Na enrichment in 749 of the C1 clasts relative to the bulk of Hillsborough. Credit: NASA/SETI A meteorite recovered immediately upon its fall to Earth on July 16, 2024, is helping NASA scientists uncover new clues about ancient water, the chemical evolution of primitive asteroids, and the ingredients that may have helped make life possible throughout the early solar system. This rapid recovery began when an amateur astronomer in New Jersey quickly recognized that a newly fallen meteorite had landed on his property. Recognizing its scientific value and wearing protective gloves, he collected the fragments and stored them in aluminum foil and glass containers, which preserved delicate minerals and organic compounds that are often altered by moisture, weather, and contamination. As the meteorite fell to Earth, cameras across New Jersey captured its fiery passage through the atmosphere. Scientists used these observations to reconstruct the fireball's trajectory and, after recovering the meteorite, combined this data with laboratory analyses to determine where in the solar system the rock most likely originated. In a study published Wednesday in the journal Science Advances, researchers found evidence that ancient salty water altered minerals within the meteorite's parent asteroid, preserving unique minerals and a rich inventory of organic compounds. "When we have both a documented fireball and a quick recovery of its meteorite, we can learn not only what the rock is made of, but where it came from in the asteroid belt," said Peter Jenniskens, meteor astronomer at both NASA's Ames Research Center in California's Silicon Valley and the SETI Institute, and lead author of the study. Combined radar detections from the Hillsborough meteorite fall. The green line shows the fireball's projected path, while colored radar signatures show falling meteorite fragments drifting east-northeast with prevailing winds. Credit: NASA/Marc Fries Named for the township where it was recovered, the Hillsborough meteorite belongs to a class of carbon-rich meteorites known as CM carbonaceous chondrites. These primitive rocks preserve some of the oldest materials in the solar system, recording the chemical processes that shaped asteroids more than 4.5 billion years ago. While examining the unusually pristine meteorite, researchers found a mosaic of tiny broken-up rocks and noticed that some contained unusually high concentrations of sodium - an unexpected finding for this type of meteorite. The surprising signal prompted a closer investigation using powerful electron microscopes that allowed scientists to examine the meteorite from the millimeter scale down to individual atoms. By combining observations across multiple scales, researchers reconstructed the history of the minerals and the fluids that once flowed through them. These analyses revealed microscopic fractures filled with sodium-rich material left behind by ancient brines. Unlike pure water, brines contain dissolved salts that allow them to transport elements and chemically alter the rocks they move through. In the case of the Hillsborough sample, those ancient fluids altered the asteroid's minerals and left behind chemical evidence that remained preserved for billions of years. Scientists were also able to detect fragile sodium-carbonate salts that normally react with moisture in Earth's atmosphere before they can be studied. Jangmi Han, a paper co-author and mineralogist at NASA's Johnson Space Center in Houston, identified evidence of ancient brines preserved within microscopic fractures. Similar salts were identified in samples returned from the asteroids Bennu and Ryugu by NASA's OSIRIS-REx mission and JAXA's (Japan Aerospace Exploration Agency) Hayabusa2 mission. However,Hillsborough marks the first time the salts have been identified in a CM carbonaceous chondrite meteorite, offering a new glimpse into the surfaces of the primitive asteroids that produced these meteorites. Together, these findings suggest that ancient, salt-rich brines were more widespread among primitive asteroids than previously recognized, and provide scientists with new opportunities to compare how water altered different asteroid bodies across the early solar system. "The chips of the most salt-rich bits of this meteorite are quite comparable to the samples returned by the Hayabusa2 and OSIRIS-REx missions," said Mike Zolensky, a meteorite researcher at NASA Johnson and co-author of the study. "They're not identical. They're different in some very interesting ways, but they've seen very similar processes." Following the history of water through the solar system is an essential part of understanding the origin of life. Mike Zolensky Meteorite Researcher Scientists expected Hillsborough to contain a rich suite of organic compounds because it is a CM carbonaceous chondrite. What made the meteorite exceptional was how quickly it was recovered, allowing researchers to study those compounds before prolonged exposure to Earth's environment could contaminate the sample. "One of the big surprises for me when we analyzed a small chip of the Hillsborough meteorite was the complexity of amino acids and other organic compounds," said Danny Glavin, senior scientist in the Astrobiology Analytical Laboratory at NASA's Goddard Space Flight Center in Greenbelt, Maryland, and co-author of the study. Its diversity of amino acids and other organic compounds is, comparable to the Murchison meteorite, a nearly 100-kilogram carbonaceous chondrite that fell in Australia in 1969 and became the benchmark for extraterrestrial organic chemistry. "It's just more proof that the chemical building blocks of life could have been delivered - and are still being delivered - to Earth today by these carbonaceous asteroid fragments," said Glavin, who was a co-investigator on OSIRIS-REx, leading an international team that studied the organic composition of the samples delivered to Earth from asteroid Bennu in 2023. Understanding the Hillsborough meteorite required expertise from multiple scientific disciplines. Astronomers reconstructed the meteorite's journey through space, finding evidence that it may have originated from the Erigone asteroid family in the inner asteroid belt, home to the asteroid Donaldjohanson, which was visited in 2025 by NASA's Lucy spacecraft. Mineralogists identified evidence of ancient brines preserved within microscopic fractures, while organic chemists analyzed the meteorite's inventory of amino acids and other organic compounds. "Together, those complementary studies are helping scientists build one of the clearest pictures yet of how primitive asteroids such as the asteroid Erigone evolved chemically over billions of years," said Jenniskens. Researchers continue to study the Hillsborough meteorite, revealing new details about how water transformed primitive asteroids and shaped the early solar system. By tracing the history of water on primitive asteroids, scientists are learning how water and the chemical ingredients for life were distributed throughout the early solar system. "If you follow the water through the solar system, you're actually following life," Zolensky said. "Following the history of water through the solar system is an essential part of understanding the origin of life." For more information on NASA's astromaterials research and exploration, visit: https://science.nasa.gov/astromaterials Karen Fox / Molly Wasser Headquarters, Washington 240-285-5155 / 240-419-1732 karen.c.fox@nasa.gov / molly.l.wasser@nasa.gov Victoria Segovia NASA's Johnson Space Center, Houston 281-483-5111 victoria.segovia@nasa.gov</w:t>
-      </w:r>
-    </w:p>
-    <w:p>
-      <w:pPr>
-        <w:pBdr>
-          <w:bottom w:val="single" w:sz="6" w:space="6" w:color="A6A6A6"/>
-        </w:pBdr>
-      </w:pPr>
-    </w:p>
-    <w:p/>
-    <w:p>
-      <w:pPr>
-        <w:spacing w:after="60"/>
-      </w:pPr>
-      <w:r>
-        <w:rPr>
-          <w:rFonts w:ascii="Times New Roman" w:hAnsi="Times New Roman"/>
-          <w:b/>
-          <w:sz w:val="26"/>
-        </w:rPr>
-        <w:t>10. How NASA's Artemis III Lander Test Will Pave Way for Moon Landings</w:t>
-      </w:r>
-    </w:p>
-    <w:p>
-      <w:pPr>
-        <w:spacing w:after="80"/>
-        <w:jc w:val="left"/>
-      </w:pPr>
-      <w:hyperlink r:id="rId25">
-        <w:r>
-          <w:rPr>
-            <w:color w:val="0000FF"/>
-            <w:u w:val="single"/>
-          </w:rPr>
-          <w:t>Read more</w:t>
-        </w:r>
-      </w:hyperlink>
-    </w:p>
-    <w:p>
-      <w:pPr>
-        <w:spacing w:after="120"/>
-        <w:jc w:val="center"/>
-      </w:pPr>
-      <w:r>
-        <w:drawing>
-          <wp:inline xmlns:a="http://schemas.openxmlformats.org/drawingml/2006/main" xmlns:pic="http://schemas.openxmlformats.org/drawingml/2006/picture">
-            <wp:extent cx="4389120" cy="2926080"/>
-            <wp:docPr id="9" name="Picture 9"/>
-            <wp:cNvGraphicFramePr>
-              <a:graphicFrameLocks noChangeAspect="1"/>
-            </wp:cNvGraphicFramePr>
-            <a:graphic>
-              <a:graphicData uri="http://schemas.openxmlformats.org/drawingml/2006/picture">
-                <pic:pic>
-                  <pic:nvPicPr>
-                    <pic:cNvPr id="0" name="image.jpg"/>
-                    <pic:cNvPicPr/>
-                  </pic:nvPicPr>
-                  <pic:blipFill>
-                    <a:blip r:embed="rId26"/>
-                    <a:stretch>
-                      <a:fillRect/>
-                    </a:stretch>
-                  </pic:blipFill>
-                  <pic:spPr>
-                    <a:xfrm>
-                      <a:off x="0" y="0"/>
-                      <a:ext cx="4389120" cy="2926080"/>
-                    </a:xfrm>
-                    <a:prstGeom prst="rect"/>
-                  </pic:spPr>
-                </pic:pic>
-              </a:graphicData>
-            </a:graphic>
-          </wp:inline>
-        </w:drawing>
-      </w:r>
-    </w:p>
-    <w:p>
-      <w:pPr>
-        <w:spacing w:after="120" w:line="276" w:lineRule="auto"/>
-        <w:jc w:val="both"/>
-      </w:pPr>
-      <w:r>
-        <w:rPr>
-          <w:rFonts w:ascii="Times New Roman" w:hAnsi="Times New Roman"/>
-          <w:sz w:val="24"/>
-        </w:rPr>
-        <w:t>Before Artemis astronauts land on the Moon's surface in 2028, NASA will conduct the Artemis III demonstration mission in 2027, allowing teams on Earth and in orbit to practice rendezvous and docking operations between commercial human landing systems and the Orion spacecraft. Data from that mission, along with future uncrewed demonstration missions at the Moon, will support astronaut safety and mission success for crewed lunar landings. NASA is working with two American companies to develop the human landing systems that will safely transport astronauts from lunar orbit to the Moon's surface and back for future Artemis missions. For Artemis III, both SpaceX and Blue Origin will fly test versions, or test articles, of the crewed landers that will be used for future Moon landings. The lander test articles will launch by commercial rockets, while the Artemis III crew will launch to low Earth orbit in Orion atop the agency's SLS (Space Launch System) rocket. Stage setting for crewed flights NASA and the human landing system providers have been working closely together to plan and determine capabilities for the Artemis III mission. With missions fast approaching, both SpaceX and Blue Origin are optimizing hardware availability and capability. SpaceX plans to use the company's latest version of Starship and basis of the future Starship HLS, called Version 3, while Blue Origin will test their planned HLS crew cabin, allowing each company to apply lessons learned prior to uncrewed and crewed missions on the Moon. "Each human landing system provider has taken a different approach to the Artemis III mission," said Steve Creech, program manager, Human Landing System Program, NASA's Marshall Space Flight Center in Huntsville, Alabama. "Ultimately, SpaceX and Blue Origin have put forward a list of aggressive objectives and goals intended to complement upcoming uncrewed demonstration missions at the Moon so that we can gain both understanding and confidence in the spacecraft and launch vehicles prior to a crewed landing. The lander prototype designs will inform future development efforts and will continue to mature over the next year." For the Artemis III mission, the Blue Moon test lander will be based on Blue Origin's current architecture for its Mark 2 crew lander, incorporating all the major avionics and flight software and control systems to ensure flight operations from this demonstration mission can directly translate to crewed lunar flights. Up to two crew members, donning orange Orion crew survival system suits, will open the hatch to enter the Blue Origin test lander. The production hardware must incorporate many of the same systems and subsystems, including an Environmental Control and Life Support System (ECLSS), a crew cabin, and avionics. These artist's concepts depict Blue Origin's Blue Moon Mark 2 human landing system test article in Earth orbit and docked with NASA's Orion spacecraft as part of NASA's upcoming Artemis III demonstration mission in low Earth orbit. Blue Origin These artist's concepts depict Blue Origin's Blue Moon Mark 2 human landing system test article in Earth orbit and docked with NASA's Orion spacecraft as part of NASA's upcoming Artemis III demonstration mission in low Earth orbit. Blue Origin The Blue Origin lander also will fly with an instrumented lunar surface spacesuit mass simulator. Like the suited "Moonikin" manikin that flew aboard Orion during the uncrewed Artemis I test flight, the low-fidelity spacesuit mass simulator will provide real-time feedback about the environment within the Blue Moon crew cabin. SpaceX's Starship lander test article will use a Starship Version 3, currently in production and testing, with an added docking system installed on the nose of the 171-foot (52-m) spacecraft, enabling NASA and SpaceX to evaluate how the entire integrated stack of Orion and the Starship test lander interact. NASA and SpaceX are identifying controllability and communications tests for the Artemis III mission. Astronauts will not enter the Starship test lander during Artemis III. These artist's concepts depict NASA's Orion spacecraft and SpaceX's Starship human landing system test article during docking operations as part of NASA's upcoming Artemis III demonstration mission in low Earth orbit. SpaceX These artist's concepts depict NASA's Orion spacecraft and SpaceX's Starship human landing system test article during docking operations as part of NASA's upcoming Artemis III demonstration mission in low Earth orbit. SpaceX Launch cadence NASA, SpaceX, and Blue Origin will launch three of the world's most powerful rockets within a short timeframe of one another, exercising ground processing, launch crews, and facilities as well as control centers, networking, and data exchange at key sites across the country during two separate, back-to-back rendezvous and docking maneuvers between Orion and the lander test articles, before a safe splashdown of the Artemis III crew in Orion. "Artemis III will be a highly choreographed dance with a demanding launch sequence across multiple launch pads and equally demanding mission operations for our ground and flight crews, making it one of the most complex and ambitious missions NASA has ever undertaken," said Jeremy Parsons, Artemis program manager. "The demonstration mission will set the stage before our next giant leap. NASA's expertise in systems engineering and integration, as well as launch and mission operations in low Earth orbit, will bring the mission together." For future crewed missions to the Moon, NASA and one of the commercial lander partners will execute a "dual launch campaign," prepositioning the lander in orbit to await a crewed Orion, launched on SLS. Launching the three rockets in succession of one another for Artemis III offers a unique opportunity to practice launch processing and operations. Blue Origin's lander test article is planned to launch first and will be able to loiter in space for up to 30 days, allowing for checkouts in orbit prior to the launch of SLS and Orion from Launch Complex 39B at NASA's Kennedy Space Center in Florida. The Blue Origin test article will launch at a set trajectory to meet a designated "parking" orbit for these systems checks. Artemis III will be a highly choreographed dance with a demanding launch sequence across multiple launch pads and equally demanding mission operations for our ground and flight crews, making it one of the most complex and ambitious missions NASA has ever undertaken. Jeremy Parsons Artemis program manager Following the completion of Blue Origin's rendezvous and docking operations testing and the Artemis III crewed launch on SLS, SpaceX will launch its Starship lander test article to rendezvous with Orion and its crew for its phase of on-orbit testing. Throughout the Artemis III mission, Orion will fly in a circular orbit. All three rockets will have more launch opportunities than are available for a lunar mission and will be able to reach the designated mission altitude in a single launch. Docking operations During docking and undocking operations, Orion and the Artemis III crew will use the lander test articles as the targets, while Orion will operate as the chaser spacecraft. This is the same configuration planned for future crew landing mission to the Moon. NASA will ensure both test landers are mission ready and crew safe prior to Artemis III. These verifications will be based on functional and performance requirements for the test lander designs and hazard controls for hardware and software, ensuring the Artemis III astronauts inside Orion are safe throughout both docking phases of the mission. SpaceX and Blue Origin have already tested their docking capabilities for their respective landers on the ground. SpaceX's docking capability was qualified in 2023; Blue Origin conducted development ground testing on its pressurized docking system earlier this year. A key difference between the docking capabilities of both lander test articles will be the location of docking. Orion will dock along the side of the Blue Moon test lander, adjacent to the crew cabin. Later, Orion will dock nose-to-nose with the giant SpaceX test lander. Software testing between spacecrafts will help demonstrate that the commercial human landing system prototypes and Orion can meet at a precise time and location in space. When Orion docks with the Blue Moon test lander, the Orion spacecraft's software will control the docked spacecraft. Meanwhile, the SpaceX test article will control the docked spacecraft for the second portion of the mission. During the docking phases, teams with NASA and the commercial partners will be able to test hardware and software interoperability, as well as dynamics of how the integrated lander-Orion spacecraft moves in space. Through the Artemis program, NASA will send astronauts to explore the Moon for scientific discovery, economic benefits, and to build the foundation for the first crewed missions to Mars - for the benefit of all. News Media Contact AmberJacobson Headquarters, Washington 240.298.1832 amber.c.jacobson@nasa.gov Corinne Beckinger Marshall Space Flight Center, Huntsville, Ala. 256-544-0034 corinne.m.beckinger@nasa.gov</w:t>
-      </w:r>
-    </w:p>
-    <w:p>
-      <w:pPr>
-        <w:pBdr>
-          <w:bottom w:val="single" w:sz="6" w:space="6" w:color="A6A6A6"/>
-        </w:pBdr>
-      </w:pPr>
-    </w:p>
-    <w:p/>
-    <w:p>
-      <w:pPr>
-        <w:spacing w:after="60"/>
-      </w:pPr>
-      <w:r>
-        <w:rPr>
-          <w:rFonts w:ascii="Times New Roman" w:hAnsi="Times New Roman"/>
-          <w:b/>
-          <w:sz w:val="26"/>
-        </w:rPr>
-        <w:t>11. Anil Menon Launches to Space Station</w:t>
-      </w:r>
-    </w:p>
-    <w:p>
-      <w:pPr>
-        <w:spacing w:after="80"/>
-        <w:jc w:val="left"/>
-      </w:pPr>
-      <w:hyperlink r:id="rId27">
-        <w:r>
-          <w:rPr>
-            <w:color w:val="0000FF"/>
-            <w:u w:val="single"/>
-          </w:rPr>
-          <w:t>Read more</w:t>
-        </w:r>
-      </w:hyperlink>
-    </w:p>
-    <w:p>
-      <w:pPr>
-        <w:jc w:val="center"/>
-      </w:pPr>
-      <w:r/>
-    </w:p>
-    <w:p>
-      <w:pPr>
-        <w:spacing w:after="120" w:line="276" w:lineRule="auto"/>
-        <w:jc w:val="both"/>
-      </w:pPr>
-      <w:r>
-        <w:rPr>
-          <w:rFonts w:ascii="Times New Roman" w:hAnsi="Times New Roman"/>
-          <w:sz w:val="24"/>
-        </w:rPr>
-        <w:t>NASA/John Kraus NASA astronaut candidate Anna Menon and her children watch as a Soyuz rocket launches to the International Space Station with NASA astronaut Anil Menon and Roscosmos cosmonauts Pyotr Dubrov and Anna Kikina, Tuesday, July 14, 2026, at the Baikonur Cosmodrome in Kazakhstan. The trio lifted off for the Soyuz MS-29 mission at 7:47 p.m. local time to begin their long-duration stay aboard the orbital outpost. During his stay on the station, Menon will conduct scientific research and technology demonstrations aimed at advancing human space exploration and benefiting life on Earth. Image credit: NASA/John Kraus</w:t>
-      </w:r>
-    </w:p>
-    <w:p>
-      <w:pPr>
-        <w:pBdr>
-          <w:bottom w:val="single" w:sz="6" w:space="6" w:color="A6A6A6"/>
-        </w:pBdr>
-      </w:pPr>
-    </w:p>
-    <w:p/>
-    <w:p>
-      <w:pPr>
-        <w:spacing w:after="60"/>
-      </w:pPr>
-      <w:r>
-        <w:rPr>
-          <w:rFonts w:ascii="Times New Roman" w:hAnsi="Times New Roman"/>
-          <w:b/>
-          <w:sz w:val="26"/>
-        </w:rPr>
-        <w:t>12. NASA's Perseverance Rover Provides Sweeping View of Broom Point</w:t>
-      </w:r>
-    </w:p>
-    <w:p>
-      <w:pPr>
-        <w:spacing w:after="80"/>
-        <w:jc w:val="left"/>
-      </w:pPr>
-      <w:hyperlink r:id="rId28">
-        <w:r>
-          <w:rPr>
-            <w:color w:val="0000FF"/>
-            <w:u w:val="single"/>
-          </w:rPr>
-          <w:t>Read more</w:t>
-        </w:r>
-      </w:hyperlink>
-    </w:p>
-    <w:p>
-      <w:pPr>
-        <w:spacing w:after="120"/>
-        <w:jc w:val="center"/>
-      </w:pPr>
-      <w:r>
-        <w:drawing>
-          <wp:inline xmlns:a="http://schemas.openxmlformats.org/drawingml/2006/main" xmlns:pic="http://schemas.openxmlformats.org/drawingml/2006/picture">
-            <wp:extent cx="4389120" cy="1549908"/>
-            <wp:docPr id="10" name="Picture 10"/>
-            <wp:cNvGraphicFramePr>
-              <a:graphicFrameLocks noChangeAspect="1"/>
-            </wp:cNvGraphicFramePr>
-            <a:graphic>
-              <a:graphicData uri="http://schemas.openxmlformats.org/drawingml/2006/picture">
-                <pic:pic>
-                  <pic:nvPicPr>
-                    <pic:cNvPr id="0" name="image.png"/>
-                    <pic:cNvPicPr/>
-                  </pic:nvPicPr>
-                  <pic:blipFill>
-                    <a:blip r:embed="rId29"/>
-                    <a:stretch>
-                      <a:fillRect/>
-                    </a:stretch>
-                  </pic:blipFill>
-                  <pic:spPr>
-                    <a:xfrm>
-                      <a:off x="0" y="0"/>
-                      <a:ext cx="4389120" cy="1549908"/>
-                    </a:xfrm>
-                    <a:prstGeom prst="rect"/>
-                  </pic:spPr>
-                </pic:pic>
-              </a:graphicData>
-            </a:graphic>
-          </wp:inline>
-        </w:drawing>
-      </w:r>
-    </w:p>
-    <w:p>
-      <w:pPr>
-        <w:spacing w:after="120" w:line="276" w:lineRule="auto"/>
-        <w:jc w:val="both"/>
-      </w:pPr>
-      <w:r>
-        <w:rPr>
-          <w:rFonts w:ascii="Times New Roman" w:hAnsi="Times New Roman"/>
-          <w:sz w:val="24"/>
-        </w:rPr>
-        <w:t>Description This view looking back up at the outside lip of the 490-foot-tall (150-meter-tall) rim of Jezero Crater was taken by the Mastcam-Z instrument aboard NASA's Perseverance on May 15, 2025, the 1,505th day, or sol, of the rover's mission to Mars. The bright-colored rocks exposed across the slope, running from middle left to middle right of the image, belong to a formation the science team calls the "Broom Point member," a 245-foot-thick (75-meter-thick) stack of ancient rock. This sequence of layered bedrock is likely more than 3.9 billion years old, making it among the oldest terrain ever examined by a Mars rover. Evidence uncovered by Perseverance indicates this thick section of rock was built by repeated asteroid strikes, with layers tilting at nearly vertical angles exceeding 80 degrees due to the subsequent colossal impacts that created the Isidis Basin and Jezero Crater. The rover's tracks are visible in the image, showing Perseverance's descent of the steep crater rim slope. Figure A Figure A includes annotations: Dashed yellow lines indicate upper and lower boundaries of the Broom Point member Black lines indicate rover traverses White circles indicate locations rover stopped for science collection Red icons indicate locations of cored samples collected by Perseverance: "Bell Island" on April 22, 2025 (Sol 1,483) and "Main River" on March 10, 2025 (Sol 1,441) NASA's Jet Propulsion Laboratory, which is managed for the agency by Caltech in Pasadena, California, built and manages operations of the Perseverance rover. Arizona State University leads the operations of the Mastcam-Z instrument, working in collaboration with Malin Space Science Systems in San Diego, on the design, fabrication, testing, and operation of the cameras, and in collaboration with the Niels Bohr Institute of the University of Copenhagen on the design, fabrication, and testing of the calibration targets. For more about Perseverance: science.nasa.gov/mission/mars-2020-perseverance/</w:t>
-      </w:r>
-    </w:p>
-    <w:p>
-      <w:pPr>
-        <w:pBdr>
-          <w:bottom w:val="single" w:sz="6" w:space="6" w:color="A6A6A6"/>
-        </w:pBdr>
-      </w:pPr>
-    </w:p>
-    <w:p/>
-    <w:p>
-      <w:pPr>
-        <w:spacing w:after="60"/>
-      </w:pPr>
-      <w:r>
-        <w:rPr>
-          <w:rFonts w:ascii="Times New Roman" w:hAnsi="Times New Roman"/>
-          <w:b/>
-          <w:sz w:val="26"/>
-        </w:rPr>
-        <w:t>13. Perseverance's Trip to 'Broom Point'</w:t>
-      </w:r>
-    </w:p>
-    <w:p>
-      <w:pPr>
-        <w:spacing w:after="80"/>
-        <w:jc w:val="left"/>
-      </w:pPr>
-      <w:hyperlink r:id="rId30">
-        <w:r>
-          <w:rPr>
-            <w:color w:val="0000FF"/>
-            <w:u w:val="single"/>
-          </w:rPr>
-          <w:t>Read more</w:t>
-        </w:r>
-      </w:hyperlink>
-    </w:p>
-    <w:p>
-      <w:pPr>
-        <w:spacing w:after="120"/>
-        <w:jc w:val="center"/>
-      </w:pPr>
-      <w:r>
-        <w:drawing>
-          <wp:inline xmlns:a="http://schemas.openxmlformats.org/drawingml/2006/main" xmlns:pic="http://schemas.openxmlformats.org/drawingml/2006/picture">
-            <wp:extent cx="4389120" cy="1728216"/>
-            <wp:docPr id="11" name="Picture 11"/>
-            <wp:cNvGraphicFramePr>
-              <a:graphicFrameLocks noChangeAspect="1"/>
-            </wp:cNvGraphicFramePr>
-            <a:graphic>
-              <a:graphicData uri="http://schemas.openxmlformats.org/drawingml/2006/picture">
-                <pic:pic>
-                  <pic:nvPicPr>
-                    <pic:cNvPr id="0" name="image.png"/>
-                    <pic:cNvPicPr/>
-                  </pic:nvPicPr>
-                  <pic:blipFill>
-                    <a:blip r:embed="rId31"/>
-                    <a:stretch>
-                      <a:fillRect/>
-                    </a:stretch>
-                  </pic:blipFill>
-                  <pic:spPr>
-                    <a:xfrm>
-                      <a:off x="0" y="0"/>
-                      <a:ext cx="4389120" cy="1728216"/>
-                    </a:xfrm>
-                    <a:prstGeom prst="rect"/>
-                  </pic:spPr>
-                </pic:pic>
-              </a:graphicData>
-            </a:graphic>
-          </wp:inline>
-        </w:drawing>
-      </w:r>
-    </w:p>
-    <w:p>
-      <w:pPr>
-        <w:spacing w:after="120" w:line="276" w:lineRule="auto"/>
-        <w:jc w:val="both"/>
-      </w:pPr>
-      <w:r>
-        <w:rPr>
-          <w:rFonts w:ascii="Times New Roman" w:hAnsi="Times New Roman"/>
-          <w:sz w:val="24"/>
-        </w:rPr>
-        <w:t>Description This orbital map shows the path NASA's Perseverance Mars rover took to get to a location the science team has dubbed the "Broom Point member," a sequence of layered bedrock likely more than 3.9 billion years old. As planned, the rover landed inside Jezero Crater on Feb. 18, 2021. It investigated the crater's western delta and inlet river valley, Neretva Vallis, before summiting the crater rim in December 2024 following a rim-to-crest climb of 2,620 feet (800 meters). The Broom Point region is situated on the outer edge of the crater rim and was visited by the rover in mid-2025. The yellow dot indicates location where the rover took a selfie. NASA's Jet Propulsion Laboratory, which is managed for the agency by Caltech in Pasadena, California, built and manages operations of the Perseverance rover. Arizona State University leads the operations of the Mastcam-Z instrument, working in collaboration with Malin Space Science Systems in San Diego, on the design, fabrication, testing, and operation of the cameras, and in collaboration with the Niels Bohr Institute of the University of Copenhagen on the design, fabrication, and testing of the calibration targets. For more about Perseverance: science.nasa.gov/mission/mars-2020-perseverance/ JPL manages the Mars Reconnaissance Orbiter for NASA's Science Mission Directorate in Washington as part of NASA's Mars Exploration Program portfolio. Lockheed Martin Space in Denver built MRO and supports its operations. The University of Arizona, in Tucson, operates HiRISE, which was built by Ball Aerospace &amp; Technologies Corp., in Boulder, Colorado. For more information, visit: science.nasa.gov/mission/mars-reconnaissance-orbiter</w:t>
-      </w:r>
-    </w:p>
-    <w:p>
-      <w:pPr>
-        <w:pBdr>
-          <w:bottom w:val="single" w:sz="6" w:space="6" w:color="A6A6A6"/>
-        </w:pBdr>
-      </w:pPr>
-    </w:p>
-    <w:p/>
-    <w:p>
-      <w:pPr>
-        <w:spacing w:after="60"/>
-      </w:pPr>
-      <w:r>
-        <w:rPr>
-          <w:rFonts w:ascii="Times New Roman" w:hAnsi="Times New Roman"/>
-          <w:b/>
-          <w:sz w:val="26"/>
-        </w:rPr>
-        <w:t>14. NASA's Perseverance Rover Reads Record of Ancient Mars Impacts</w:t>
-      </w:r>
-    </w:p>
-    <w:p>
-      <w:pPr>
-        <w:spacing w:after="80"/>
-        <w:jc w:val="left"/>
-      </w:pPr>
-      <w:hyperlink r:id="rId32">
-        <w:r>
-          <w:rPr>
-            <w:color w:val="0000FF"/>
-            <w:u w:val="single"/>
-          </w:rPr>
-          <w:t>Read more</w:t>
-        </w:r>
-      </w:hyperlink>
-    </w:p>
-    <w:p>
-      <w:pPr>
-        <w:jc w:val="center"/>
-      </w:pPr>
-      <w:r/>
-    </w:p>
-    <w:p>
-      <w:pPr>
-        <w:spacing w:after="120" w:line="276" w:lineRule="auto"/>
-        <w:jc w:val="both"/>
-      </w:pPr>
-      <w:r>
-        <w:rPr>
-          <w:rFonts w:ascii="Times New Roman" w:hAnsi="Times New Roman"/>
-          <w:sz w:val="24"/>
-        </w:rPr>
-        <w:t>NASA's Perseverance took this selfie at "Witch Hazel Hill" on Jezero Crater's rim on May 10, 2025. The small dark hole in the rock in front of the rover is the borehole made when the rover collected the "Bell Island" sample. The small puff of dust left of center and below the horizon line is a dust devil. NASA/JPL-Caltech/MSSS NASA's Perseverance Mars rover has uncovered evidence that a 245-foot-thick (75-meter-thick) stack of ancient rock on the rim of Jezero Crater was built by repeated asteroid impacts. Referred to as the "Broom Point member" by the rover's science team, this sequence of layered bedrock is likely more than 3.9 billion years old, making it among the oldest terrain ever examined by a Mars rover. Released Wednesday in the Journal of Geophysical Research: Planets, the findings offer a window into one of the most tumultuous chapters in the history of the solar system. "Since leaving Jezero, Perseverance has been exploring a brand-new frontier, both geographically and geologically - a chapter of Martian time that predates the crater itself," said Ken Farley, Perseverance deputy project scientist at Caltech in Pasadena, California. "On Earth, our earliest geologic history has been fundamentally broken up, deformed, and erased by plate tectonics. Because Mars lacks plate tectonics to recycle its crust, this ancient record remains intact, giving us a rare glimpse into a geological time period that doesn't exist on our own planet." Reading between layers After ascending the western rim of Jezero Crater in late 2024, Perseverance began examining surrounding locations with its science instruments. Their data at Broom Point revealed six distinct rock types, including breccias - rocks composed of angular fragments - alternating with layers of fine-grained, pulverized rock dust. Rock fragments within the breccias are pocked with gas-bubble cavities, indicating they were once molten. The presence of tiny, dark, glassy beads within the layers offered an important clue about how these rocks formed. While volcanoes can produce similar glassy droplets, they rarely occur in such high abundance, pointing to asteroid impacts, instead, as the primary architect. In fact, the largest beads rival those flung out by the dinosaur-killing Chicxulub asteroid's impact on Earth. NASA's Perseverance rover captured its own tracks descending from the rim of Jezero Crater. The bright-colored rocks running from middle left to middle right of the image, a formation dubbed the "Broom Point member," are likely more than 3.9 billion years old, making them among the oldest terrain ever examined by a Mars rover. NASA/JPL-Caltech/ASU/MSSS The repetition of these distinct rock types multiple times throughout this thick sequence of rock indicates that high-energy impact events happened again and again across this region of early Mars. "The different rock layers are a record of variable-sized impacts occurring at different distances from where this rock sequence was accumulating," said Alex Jones, a Ph.D. student in planetary geology at Imperial College London and lead author of the paper. "Some large impacts took place very far away, some small impacts nearby. Their debris all ended up landing here, constructing this thick section of rock." How these layers formed may suggest an interaction with water or ice. Several of the layers look like they may have been formed by fast, ground-hugging debris flows. On Earth, these powerful, fluidlike surges can occur when molten rock hits water or ice that instantly flashes into steam. Cosmic one-two punch Some of Broom Point's layers tilt at angles exceeding 80 degrees - nearly vertical - which is far too steep to be caused by the impact that created Jezero Crater. Instead, scientists suspect a cosmic "one-two punch" shaped this landscape long ago. First, a colossal asteroid impact created the 1,200-mile-wide (1,900-kilometer-wide) Isidis Basin, one of the largest impact basins on Mars, upending and tilting the once-flat rock layers. Later, a second asteroid likely struck, forming Jezero Crater, which measures 28 miles (45 kilometers) across. This second impact fractured and uplifted the already-tilted rocks into the dramatic formations the rover sees today. To pin down exactly when these events took place, the Perseverance team collected two core samples, dubbed "Bell Island" and "Main River." If a future mission were to return them to Earth, laboratory dating could determine when and how often impacts were occurring on early Mars - and, by extension, the infant Earth, whose own early impact record has been erased by billions of years of plate tectonics. "During this violent era, it wasn't rain or snow falling from the sky, but an almost constant barrage of molten rock droplets and pulverized dust kicked up by asteroid impacts," said Jones. "If we can pin down the ages of these layers, it would be like reading a cosmic weather report from 4 billion years ago." This orbital map shows the path NASA's Perseverance Mars rover took from its 2021 landing site in Jezero Crater to the "Broom Point" location in mid-2025. NASA/JPL-Caltech/MRO/HIRISE/UA/ICL More about Perseverance NASA's Jet Propulsion Laboratory in Southern California, which is managed for the agency by Caltech, built and manages operations of the Perseverance rover on behalf of the agency's Science Mission Directorate in Washington, as part of NASA's Mars Exploration Program portfolio. Arizona State University leads the operations of the rover's Mastcam-Z instrument, working in collaboration with Malin Space Science Systems in San Diego, on the design, fabrication, testing, and operation of the cameras. SuperCam is led by Los Alamos National Laboratory in New Mexico, where the instrument's Body Unit was developed. The rover's SHERLOC (Scanning Habitable Environments with Raman and Luminescence for Organics and Chemicals) instrument was built at NASA JPL, and its WATSON (Wide Angle Topographic Sensor for Operations and eNgineering) camera was built at Malin Space Science Systems. For more information on NASA's Perseverance, visit: https://science.nasa.gov/mission/mars-2020-perseverance News Media Contacts DC Agle Jet Propulsion Laboratory, Pasadena, Calif. 818-393-9011 agle@jpl.nasa.gov Karen Fox / Alana Johnson NASA Headquarters, Washington 240-285-5155 / 202-672-4780 karen.c.fox@nasa.gov / alana.r.johnson@nasa.gov 2026-045</w:t>
-      </w:r>
-    </w:p>
-    <w:p>
-      <w:pPr>
-        <w:pBdr>
-          <w:bottom w:val="single" w:sz="6" w:space="6" w:color="A6A6A6"/>
-        </w:pBdr>
-      </w:pPr>
-    </w:p>
-    <w:p/>
-    <w:p>
-      <w:pPr>
-        <w:spacing w:after="60"/>
-      </w:pPr>
-      <w:r>
-        <w:rPr>
-          <w:rFonts w:ascii="Times New Roman" w:hAnsi="Times New Roman"/>
-          <w:b/>
-          <w:sz w:val="26"/>
-        </w:rPr>
-        <w:t>15. 'Full steam ahead': NASA ramps up prep for Artemis III astronaut launch in 2027</w:t>
-      </w:r>
-    </w:p>
-    <w:p>
-      <w:pPr>
-        <w:spacing w:after="80"/>
-        <w:jc w:val="left"/>
-      </w:pPr>
-      <w:hyperlink r:id="rId33">
-        <w:r>
-          <w:rPr>
-            <w:color w:val="0000FF"/>
-            <w:u w:val="single"/>
-          </w:rPr>
-          <w:t>Read more</w:t>
-        </w:r>
-      </w:hyperlink>
-    </w:p>
-    <w:p>
-      <w:pPr>
-        <w:spacing w:after="120"/>
-        <w:jc w:val="center"/>
-      </w:pPr>
-      <w:r>
-        <w:drawing>
-          <wp:inline xmlns:a="http://schemas.openxmlformats.org/drawingml/2006/main" xmlns:pic="http://schemas.openxmlformats.org/drawingml/2006/picture">
-            <wp:extent cx="4389120" cy="2468880"/>
-            <wp:docPr id="12" name="Picture 12"/>
-            <wp:cNvGraphicFramePr>
-              <a:graphicFrameLocks noChangeAspect="1"/>
-            </wp:cNvGraphicFramePr>
-            <a:graphic>
-              <a:graphicData uri="http://schemas.openxmlformats.org/drawingml/2006/picture">
-                <pic:pic>
-                  <pic:nvPicPr>
-                    <pic:cNvPr id="0" name="image.jpg"/>
-                    <pic:cNvPicPr/>
-                  </pic:nvPicPr>
-                  <pic:blipFill>
-                    <a:blip r:embed="rId34"/>
-                    <a:stretch>
-                      <a:fillRect/>
-                    </a:stretch>
-                  </pic:blipFill>
-                  <pic:spPr>
-                    <a:xfrm>
-                      <a:off x="0" y="0"/>
-                      <a:ext cx="4389120" cy="2468880"/>
-                    </a:xfrm>
-                    <a:prstGeom prst="rect"/>
-                  </pic:spPr>
-                </pic:pic>
-              </a:graphicData>
-            </a:graphic>
-          </wp:inline>
-        </w:drawing>
-      </w:r>
-    </w:p>
-    <w:p>
-      <w:pPr>
-        <w:spacing w:after="120" w:line="276" w:lineRule="auto"/>
-        <w:jc w:val="both"/>
-      </w:pPr>
-      <w:r>
-        <w:rPr>
-          <w:rFonts w:ascii="Times New Roman" w:hAnsi="Times New Roman"/>
-          <w:sz w:val="24"/>
-        </w:rPr>
-        <w:t>Click for next article Two of the four RS-25 engines that will power the core stage of Artemis III's Space Launch System rocket. NASA is picking up the pace on its Artemis III mission preparations, pressing forward on multiple fronts to assemble launch vehicle hardware and beginning routine simulations inside Artemis mission control. The agency is "full steam ahead," according to a July 13 NASA update . Across Kennedy Space Center (KSC) in Florida, components of Artemis III's Space Launch System (SLS) rocket are coming together, undergoing tests and awaiting transportation for final integration ahead of next year's launch. NASA is targeting mid-to-late 2027 for Artemis III, which will launch four astronauts into low Earth orbit (LEO) aboard the Orion spacecraft . It will be the second crewed mission of NASA's Artemis program , which aims to establish a permanent human presence on the moon . Artemis III will be a critical stepping stone in NASA's lunar landing architecture, despite the mission not actually flying to the moon. Instead, SLS will launch Orion and its four-person crew into LEO for rendezvous and docking operations with the program's two commercial lunar lander vehicles: SpaceX 's Starship and Blue Origin 's Blue Moon spacecraft. With the completion of the massively successful Artemis II mission that flew astronauts around the moon in April and the second half of 2026 beginning to count down, NASA has shifted into full gear to complete assembly and testing of the hardware that will launch Artemis III . Several components for the mission's SLS rocket have arrived in the Vehicle Assembly Building (VAB) at KSC. The SLS core stage was delivered at the end of April , and it was connected with the rocket's engine block section in May. The first two of the core stage's four RS-25 engines arrived in June and will be installed on the SLS engine block once the remaining two are delivered, after which NASA plans to begin integration with the mobile launch platform (MLP) and launch operations tests. A temporary weather cap was also delivered in June, which will protect the stage when NASA transports it to the launch pad for tests before the full vehicle is stacked. The bottom segments of both SLS solid rocket boosters (SRBs) were delivered over the last week , and they have been mounted on the MLP, according to NASA's update. The upper SRB segments arrived at KSC via train in June and will undergo inspection and testing before the twin boosters are fully stacked. Per NASA: Artemis launch director Charlie Blackwell-Thompson participates in the launch countdown simulation on July 2, 2026, in Firing Room 1 of the Launch Control Center. Image credit: NASA/Chad Siwik Per NASA: Employees pose for a photograph following work inside the VAB to secure the left-hand aft assembly solid rocket booster segment to the mobile launcher at the VAB on July 9, 2026. Image credit: NASA/Ben Smegelsky Per NASA: The left-hand and right-hand aft assembly solid rocket booster segments for NASA's Artemis III SLS (Space Launch System) rocket are secured to the mobile launcher at the agency's Vehicle Assembly Building at NASA's Kennedy Space Center in Florida on July 11, 2026. Image credit: NASA/Frank Michaux Per NASA: Artemis III astronauts Randy Bresnik and Andre Douglas visit the Multi-Payload Processing Facility at NASA's Kennedy Space Center on July 10, 2026. Image credit: NASA/Cory Huston Inside KSC's Neil Armstrong Operations and Checkout Building, the Artemis III Orion is making significant progress - engineers have now finished installation of the spacecraft's heat shield. Artemis III will be the first Orion mission to use an upgraded heat shield, featuring design improvements gleaned from analysis of unexpected wear on the heat shield flown on Artemis I . Orion's service module is also currently inside the Operations and Checkout Building and recently completed acoustic testing. Both the service module and Orion capsule are now being prepared for joining and eventual transportation to the VAB for stacking. The pieces for Artemis III are coming together at @NASAKennedy.The twin solid rocket boosters? They're getting stacked.The launch team? They're simulating the countdown.The heat shield? It's now attached to the Orion spacecraft.Full steam ahead for Artemis III. pic.twitter.com/2f92kv6HEiJuly 13, 2026 On the personnel side of things, Artemis III team members at KSC have begun monthly launch simulation tests to hone procedures for SLS propellant loading, terminal count operations (the final 10 minutes prior to liftoff) and launch day operations. Those tests will continue regularly leading up to Artemis III's launch next year, according to NASA. As teams across NASA are busy readying all the pieces for Artemis III, others are looking ahead to the program's first lunar landing, planned for Artemis IV. That mission, scheduled for late 2028, will deliver a crew of astronauts to the surface of the moon for the first time since 1972. The SLS that will get them there is also coming together piece by piece.</w:t>
+        <w:t>Before Artemis astronauts land on the moon's surface in 2028, NASA will conduct the Artemis III demonstration mission in 2027, allowing teams on Earth and in orbit to practice rendezvous and docking operations between commercial human landing systems and the Orion spacecraft. Data from that mission, along with future uncrewed demonstration missions at the moon, will support ast...</w:t>
       </w:r>
     </w:p>
     <w:sectPr>

--- a/Space_News_17_07_2026.docx
+++ b/Space_News_17_07_2026.docx
@@ -155,7 +155,7 @@
           <w:b/>
           <w:sz w:val="26"/>
         </w:rPr>
-        <w:t>1. Over 100 scientists quit Isro, govt steps in to tighten exit norms amid mass resignations: Reports | India News - Hindustan Times</w:t>
+        <w:t>1. Excessive smartphone use affects memory &amp; relationships, warns psychologist</w:t>
       </w:r>
     </w:p>
     <w:p>
@@ -181,7 +181,7 @@
       <w:r>
         <w:drawing>
           <wp:inline xmlns:a="http://schemas.openxmlformats.org/drawingml/2006/main" xmlns:pic="http://schemas.openxmlformats.org/drawingml/2006/picture">
-            <wp:extent cx="4389120" cy="2470379"/>
+            <wp:extent cx="4389120" cy="4389120"/>
             <wp:docPr id="3" name="Picture 3"/>
             <wp:cNvGraphicFramePr>
               <a:graphicFrameLocks noChangeAspect="1"/>
@@ -190,7 +190,7 @@
               <a:graphicData uri="http://schemas.openxmlformats.org/drawingml/2006/picture">
                 <pic:pic>
                   <pic:nvPicPr>
-                    <pic:cNvPr id="0" name="image.jpg"/>
+                    <pic:cNvPr id="0" name="image.png"/>
                     <pic:cNvPicPr/>
                   </pic:nvPicPr>
                   <pic:blipFill>
@@ -202,7 +202,7 @@
                   <pic:spPr>
                     <a:xfrm>
                       <a:off x="0" y="0"/>
-                      <a:ext cx="4389120" cy="2470379"/>
+                      <a:ext cx="4389120" cy="4389120"/>
                     </a:xfrm>
                     <a:prstGeom prst="rect"/>
                   </pic:spPr>
@@ -223,7 +223,7 @@
           <w:rFonts w:ascii="Times New Roman" w:hAnsi="Times New Roman"/>
           <w:sz w:val="24"/>
         </w:rPr>
-        <w:t>As per media reports, this move from the Centre comes after around 100 scientists submitted their resignations. The memorandum further adds that all requests for resignation and retirement will now be referred to the Department of Space. Centre has directed Isro centres not to accept resignation or voluntary retirement requests from Group 'A' scientific and technical personnel associated with Gaganyaan and other key missions, according to an internal document issued on July 14, accessed by India Today. The Indian Space Research Organisation (ISRO) has reportedly been hit by mass resignations with with at least 100 scientists putting in their papers in recent months, prompting Centre to step in to tighten rules on voluntary exits and retirement, especially for those working on critical missions such as Gaganyaan. While the Department of Space has not officially disclosed the number of departures, the Times of India reported multiple Isro sources have stated that between 100 and 120 scientists may have resigned in recent months. Nearly 80 scientists have left the UR Rao Satellite Centre (URSC) in Karnataka's Bengaluru, while around 20 departures have been reported from the Vikram Sarabhai Space Centre (VSSC) in Kerala's Thiruvananthapuram, per the report. While sources confirmed 100 resignations, they added that the number could be around 120, TOI reported. Also Read | Road to Bharatiya Antariksh Station, Moon and beyond: ISRO shows how tech maturity accumulates Acknowledging the mass resignations, ISRO chairman V Narayana told the publication that the space organisation was prepared to deal with the departures. "Yes, a lot of people go, but that's part of every organisation. The move [memorandum] isn't only to retain, but also to ensure that important projects don't suffer all of a sudden. But if someone is still going, someone else will take responsibility. We're taking care of it," he was quoted as saying.</w:t>
+        <w:t>PIONEER EDGE NEWS SERVICE/Dehradun From checking messages the moment a notification pops up to scrolling endlessly during free time, smartphones have become an inseparable part of daily life. Mental health experts, however, warn that excessive phone use is taking a toll on focus, memory and real-life relationships. A noted Dehradun-based psychologist, Bhagyalaxmi said that frequent notifications trigger the brain's system by creating an expectation of receiving new information, messages or social validation. "This encourages people to check their phones repeatedly, leading to a pattern that closely resembles behavioural addiction," she said. Sharing more, she said that constant interruptions make it harder for the brain to stay focused on one task for long. "Over time, excessive screen time may also affect memory as people increasingly depend on their phones instead of recalling information on their own. Regularly switching between apps and daily activities further reduces concentration and productivity," she warned. According to Bhagyalaxmi, warning signs of unhealthy smartphone dependence include feeling anxious without the phone, checking it repeatedly without any specific reason, being unable to reduce screen time, sleep disturbances and neglecting work, studies or personal relationships. Echoing the same view, a Dehradun user Sahil Mehra said that excessive phone use has reduced meaningful face-to-face conversations and weakened family interactions. "Even when people are sitting together, many remain busy looking at their screens instead of talking to one another," he said. Another user, Niharika Taak said that people now instinctively reach for their phones whenever they receive a notification or even when they are simply bored. "It has become a habit and we hardly realise it," she said. Bhagyalaxmi further warned that children and teenagers are more vulnerable to the effects of excessive smartphone use because their brains are still developing. She stressed that parents, schools and workplaces should encourage healthier digital habits by promoting offline activities, setting screen-time limits and creating device-free spaces. "If left unchecked, prolonged smartphone use may contribute to stress, anxiety, erratic sleep pattern and a decline in overall mental well-being," she cautioned.</w:t>
       </w:r>
     </w:p>
     <w:p>
@@ -244,7 +244,7 @@
           <w:b/>
           <w:sz w:val="26"/>
         </w:rPr>
-        <w:t>2. Higher pay, better opportunities, more recognition: Why scientists are leaving Isro - India Today</w:t>
+        <w:t>2. UP has provided over 9 lakh govt jobs transparently since 2017: CM Yogi Adityanath</w:t>
       </w:r>
     </w:p>
     <w:p>
@@ -270,7 +270,7 @@
       <w:r>
         <w:drawing>
           <wp:inline xmlns:a="http://schemas.openxmlformats.org/drawingml/2006/main" xmlns:pic="http://schemas.openxmlformats.org/drawingml/2006/picture">
-            <wp:extent cx="4389120" cy="2468880"/>
+            <wp:extent cx="4389120" cy="4389120"/>
             <wp:docPr id="4" name="Picture 4"/>
             <wp:cNvGraphicFramePr>
               <a:graphicFrameLocks noChangeAspect="1"/>
@@ -279,7 +279,7 @@
               <a:graphicData uri="http://schemas.openxmlformats.org/drawingml/2006/picture">
                 <pic:pic>
                   <pic:nvPicPr>
-                    <pic:cNvPr id="0" name="image.jpg"/>
+                    <pic:cNvPr id="0" name="image.png"/>
                     <pic:cNvPicPr/>
                   </pic:nvPicPr>
                   <pic:blipFill>
@@ -291,7 +291,7 @@
                   <pic:spPr>
                     <a:xfrm>
                       <a:off x="0" y="0"/>
-                      <a:ext cx="4389120" cy="2468880"/>
+                      <a:ext cx="4389120" cy="4389120"/>
                     </a:xfrm>
                     <a:prstGeom prst="rect"/>
                   </pic:spPr>
@@ -312,7 +312,7 @@
           <w:rFonts w:ascii="Times New Roman" w:hAnsi="Times New Roman"/>
           <w:sz w:val="24"/>
         </w:rPr>
-        <w:t>India's space programme is facing an unexpected challenge, not from failed launches or technical setbacks, but from a growing exodus of experienced scientists from the Indian Space Research Organisation (Isro). Over 100 scientists have either resigned or taken voluntary retirement from the space agency within the last few months. The Department of Space (DoS) has now stepped in to stem the departures, issuing a fresh directive that restricts resignations and voluntary retirement of scientists working on flagship missions such as Gaganyaan. Read Full Story While the move points to the strategic importance of retaining talent, it also raises a larger question: Why are scientists choosing to leave Isro at a time when India's space ambitions have never been bigger? Isro is facing a major brain drain as the agency is hit by a wave of resignations. (Photo: PTI) WHY ARE SCIENTISTS LEAVING ISRO? Industry experts and senior officials within Isro point to a combination of factors ranging from the explosive growth of India's private space sector to organisational bottlenecks and uncertainty surrounding major national missions. One of the biggest drivers is the emergence of a vibrant private space ecosystem. Since the space sector was opened to private participation in 2020, startups such as Skyroot Aerospace, Agnikul Cosmos, Pixxel, Bellatrix Aerospace, Dhruva Space, Digantara and several others have transformed India's aerospace landscape. These companies are developing rockets, satellites, propulsion systems and space-based services at a pace that was unimaginable just a few years ago. For Isro scientists, the appeal is obvious. Private companies often offer significantly better salaries, stock options, greater flexibility and the opportunity to work in fast-moving environments where ideas move quickly from the drawing board to hardware. Unlike traditional government organisations, startups also provide leadership roles at an earlier stage of a scientist's career, along with the opportunity to build entirely new technologies. The trend is being reinforced by former Isro veterans themselves. Over the past few years, several retired and former senior Isro officials have gone on to establish or mentor aerospace startups, helping create an ecosystem that is increasingly attracting talent away from the national space agency. Their experience, combined with growing private investment, has opened career paths that previously did not exist for India's aerospace engineers. However, the attraction of private industry tells only part of the story. India's first private rocket, Vikram-1, on the launch pad. (Photo: Skyroot) DELAYS, EXTENDED TIMELINE, LOW ACCOUNTABILITY The departures also come at a time when Isro is grappling with an unusual slowdown in mission execution. Several high-profile missions, including the Gaganyaan G1 test flight, SSLV-L1, GSLV-F17 and the industry-built PSLV-N1, have slipped beyond their announced timelines. The twin PSLV setbacks earlier this year have further delayed launch activities, with the agency yet to publicly release a detailed failure assessment. Within sections of the organisation, there is also growing discussion about decision-making becoming increasingly centralised. Multiple current and former officials, speaking privately, have suggested that major technical and administrative decisions are now concentrated within the Chairman's Office, slowing approvals and limiting operational flexibility. EMPLOYMENT MODEL NEEDS TO CHANGE Senior officials, on condition of anonymity, also said that the space agency needs to look at western space agencies like Nasa and the European Space Agency for their employment models, which are mostly project-based. Nasa's workforce structure combines permanent civil servants, contractors, and project-specific hires. This gives the agency flexibility while retaining critical institutional expertise. Many space policy experts believe Isro could benefit from expanding this hybrid model. As India's private space ecosystem grows, Isro can increasingly focus on: Mission design and systems engineering. Human spaceflight and deep-space exploration. Advanced R&amp;D such as reusable rockets and nuclear propulsion. ISRO RUSHING TO PLUG THE ISSUE The Department of Space's July 14 memorandum reflects concerns that the departures are affecting nationally important programmes. Scientists associated with Gaganyaan and other flagship missions will no longer be allowed to leave through routine approvals; instead, every resignation must now be cleared by the Department of Space. Although the number of departures represents only a small fraction of Isro's workforce of over 14,600 employees, the impact is disproportionately large because many of those leaving possess years of specialised expertise gained through missions such as Chandrayaan-3, SpaDeX and Gaganyaan. Such knowledge cannot be replaced simply by recruiting new graduates. Scientists associated with Gaganyaan and other flagship missions will no longer be allowed to leave through routine approvals. (Photo: Generative AI by India Today) The talent shift also reflects a broader transition in India's space sector. For decades, Isro was virtually the only destination for ambitious aerospace engineers. Today, it has become the anchor of a much larger ecosystem where private companies offer alternative career paths with competitive compensation, faster growth and the opportunity to shape the next generation of space technology. For Isro, the challenge is no longer just attracting the country's brightest minds, it is also retaining them. - Ends</w:t>
+        <w:t>- Governance - 3 min read The CM said Uttar Pradesh's demographic dividend would be central to achieving the state's ambition of becoming a $1-trillion economy, stressing that investments in skill development and industry-oriented training were critical to creating employment. ETGovernment Desk - ETGovernment - Published On Jul 15, 2026 at 10:56 PM IST Select ETGovernment as Preferred Choice on Google Copy Link Share on WhatsApp Share on Linkedin Share on X Share on Telegram Share on Facebook Chief minister Yogi Adityanath said the state has provided more than 9 lakh government jobs over the past nine years through a transparent recruitment process, while over 3.25 crore youth, artisans and entrepreneurs have been linked to employment and self-employment opportunities. Lucknow: Uttar Pradesh Chief Minister Yogi Adityanath on Tuesday said that his government has provided more than 9 lakh government jobs through a transparent recruitment process over the past nine years. Addressing a felicitation ceremony for youth trained under the Uttar Pradesh Skill Development Mission and Industrial Training Institutes (ITIs) on the occasion of World Youth Skills Day , the chief minister said the state has provided more than 9 lakh government jobs over the past nine years through a transparent recruitment process, while over 3.25 crore youth, artisans and entrepreneurs have been linked to employment and self-employment opportunities. Advt The chief minister said Uttar Pradesh's demographic dividend would be central to achieving the state's ambition of becoming a $1-trillion economy, stressing that investments in skill development and industry-oriented training were critical to creating employment. He said the state's Industrial Training Institutes and skill development centres are expanding training beyond conventional trades to emerging technologies such as artificial intelligence, robotics, drone technology, 3D printing and semiconductor manufacturing. According to him, these programmes will be extended beyond major urban centres to districts including Mahoba, Chitrakoot, Sonbhadra, Ballia and Bahraich. Adityanath also highlighted the state's industrial ecosystem, saying Uttar Pradesh now has around 96 lakh MSME units that form the backbone of its economy. He said traditional sectors such as Moradabad's brassware, Firozabad's glass industry, Bhadohi's carpets, Lucknow's chikankari, Banarasi textiles and Azamgarh's black pottery have received renewed policy support under the current government. Referring to defence manufacturing, the chief minister said the BrahMos missile production facility being developed in Lucknow has already generated employment for around 500 ITI, polytechnic and engineering graduates from across Uttar Pradesh. He said the project was retained in Lucknow to maximise employment opportunities for local youth. Strengthening overseas employment initiatives Adityanath also announced that the government is strengthening overseas employment initiatives by providing language training for countries such as Japan, enabling skilled youth to access international job opportunities. He said industrial and employment zones named after Sardar Vallabhbhai Patel are being planned across districts through coordination between the MSME, Skill Development, Vocational Education, Labour and Employment departments to encourage entrepreneurship and job creation. Urging young people to become job creators rather than job seekers, the chief minister said demand for skilled workers was growing across sectors including electronics, advanced manufacturing, digital services, piped natural gas and the Har Ghar Nal Yojana. During the event, Adityanath felicitated youth trained under the state's skill development programmes and interacted with beneficiaries showcasing products developed through vocational training. UPSDM launches digital skilling platforms At the World Youth Skills Day programme in Lucknow, Minister of State (Independent Charge) for Vocational Education, Skill Development and Entrepreneurship Kapil Dev Agrawal inaugurated Kaushal Setu, a digital portal of the Uttar Pradesh Skill Development Mission (UPSDM) that will enable the online registration and empanelment of training partners. The platform digitises the entire application process, including document submission, with the objective of reducing paperwork and improving transparency. The minister also launched Kaushal Sarathi, a portal that allows young people to locate district-wise training centres, courses and authorised training partners through an interactive digital map. The platform provides information on training centre locations, contact details and available programmes, helping candidates identify suitable skill courses. During the event, UPSDM signed memorandums of understanding with KLK Private Limited and Winsome Textile Industries Ltd to provide industry-led training and placement opportunities in sectors such as robotics, artificial intelligence and textiles. A coffee table book titled Skilling the Future Uttar Pradesh: Journey from Training to Transformation was also released, showcasing the state's skill development initiatives and outcomes. ETGovernment Desk , --&gt; - By - See more on: - Uttar Pradesh government jobs , - Yogi Adityanath employment initiatives , - skill development training , - Uttar Pradesh Skill Development Mission , - World Youth Skills Day Telegram Facebook Comments What are your thoughts? Comment Now --&gt; Comment Now Read Comment (1) All Comments By commenting, you agree to the Prohibited Content Policy Post Find this Comment Offensive? Choose your reason below and click on the submit button. This will alert our moderators to take actions REASONS FOR REPORTING Foul Language Defamatory Inciting hatred against a certain community Out of Context / Spam Others Report Join the community of 2M+ industry professionals. Subscribe to Newsletter to get latest insights &amp; analysis in your inbox. All about ETGovernment industry right on your smartphone! - Download the ETGovernment App and get the Realtime updates and Save your favourite articles. Scan to download App --&gt;</w:t>
       </w:r>
     </w:p>
     <w:p>
@@ -333,7 +333,7 @@
           <w:b/>
           <w:sz w:val="26"/>
         </w:rPr>
-        <w:t>3. India opened space to private players. ISRO brain drain is one result - ThePrint</w:t>
+        <w:t>3. India Launches Campaign for '28-29 Non-Perm UNSC Seat</w:t>
       </w:r>
     </w:p>
     <w:p>
@@ -372,7 +372,7 @@
                     <pic:cNvPicPr/>
                   </pic:nvPicPr>
                   <pic:blipFill>
-                    <a:blip r:embed="rId17"/>
+                    <a:blip r:embed="rId15"/>
                     <a:stretch>
                       <a:fillRect/>
                     </a:stretch>
@@ -401,7 +401,7 @@
           <w:rFonts w:ascii="Times New Roman" w:hAnsi="Times New Roman"/>
           <w:sz w:val="24"/>
         </w:rPr>
-        <w:t>Taking note of a spate of resignations in ISRO over the last year, the Department of Space (DoS) on July 14 issued an office memorandum, directing centres including the Vikram Sarabhai Space Centre (VSSC) and the UR Rao Satellite Centre (URSC) to not accept routine resignations from Group-A scientists. It is the Centre's policy of opening India's space sector to private players that is now haunting ISRO. Space scientists are now turning to the roughly 400 new space startups, which promise better opportunities and pay. New Delhi: The Indian Space Research Organisation is witnessing a surge in resignations due to low pay, and the private sector offering better opportunities to scientists. This has prompted the Centre to tighten rules around exits and voluntary retirements, said scientists who quit the government space agency in recent months. This category of scientists and technical personnel includes senior professionals, who are an integral part of important missions like the upcoming human spaceflight Gaganyaan, the setting up of the Bharatiya Antariksh Station and the Chandrayaan-4 lunar return mission. "Of late, it is noticed that there has been a spate of requests for voluntary retirement and resignation from Group 'A' Scientific/Technical personnel of ISRO including those associated with the prestigious Gaganyaan and other important missions/projects, severely impacting the implementation of projects of national importance," read ISRO's memorandum, seen by ThePrint. The order added, "In view of this, it has been decided that voluntary retirement and resignation requests from Scientific and Technical personnel associated with the Gaganyaan and other important Mission/ Projects may not be accepted as a matter of routine." DoS officials that ThePrint spoke to said that the order essentially means that every request for an early retirement and resignation by a senior scientist or a core member of "critical future missions" will first have to be cleared by the corresponding centre's directors and then passed on to the ministry for a final decision. Officials said, however, that the directive does not mean a blanket ban on resignations across the space agency. It is applicable to certain significant centres, including the Satish Dhawan Space Centre, VSSC, URSC, ISRO Telemetry and the National Remote Sensing Centre (NRSC). "We, of course, cannot stop people from leaving. But the ministry will review resignation requests of core scientists, who are leading important missions," an ISRO official told ThePrint. The official said that while an exact number is not known, around 120 personnel, including senior scientists, have left ISRO in the last 12 months. The most significant among the recent resignations was senior scientist Victor Joseph earlier this year. He was the project director of Launch Vehicle Mk-3, which is slated to carry the Gaganyaan Mission to space in February this year. Since then, at least two senior scientists associated to the Gaganyaan Mission have quit, according to ministry sources. Low pay better private opportunities Scientists who have recently quit ISRO said that the recent opening up of the space sector for private players has come as an opportunity for many, particularly young scientists. "Since the Indian Space Policy 2023, many space startups have started coming up and these provide better creative opportunities and pay packages. This is an incentive, especially for the younger lot," said a scientist, who left ISRO in 2024 to join a private company. ISRO data shows that attrition numbers started increasing with more private players entering the sector in the lead up to the space policy. Between 2018 and 2022, 381 scientists resigned from across ISRO centres. Similarly, 38 scientists quit the space agency for better opportunities from 2023 to mid-2024. Among all the ISRO centres, the Vikram Sarabhai Space Centre in Thiruvananthapuram and the Space Applications Centre in Ahmedabad-both among the most coveted centres of ISRO-have recorded the highest attrition. Meanwhile, the UR Rao Space Centre in Bengaluru has the lowest resignations. Between 2012 and 2017, 289 scientists quit ISRO from 25 of its centres. The situation remained the same ever since 2017, with only a minor improvement in 2023 and 2024 after missions like Chandrayaan-3 and Aditya-L1-India's first mission to study the sun-were launched. Data show that in 2023, ISRO had a staff strength of 9,337 group A or tier-1 scientists, 2,303 group B scientists, and 1,141 group C scientists, apart from its administrative staff. (Edited by Aakriti Handa)</w:t>
+        <w:t>- Governance - 1 min read India's priorities include the Voice of the Global South and reformed multilateralism. The nation will also focus on AI's impact and countering terror financing. Stronger maritime cooperation and seafarer safety are also key concerns. Dipanjan Roy Chaudhury - ETGovernment - Published On Jul 15, 2026 at 05:33 PM IST Select ETGovernment as Preferred Choice on Google Copy Link Share on WhatsApp Share on Linkedin Share on X Share on Telegram Share on Facebook India has launched its campaign for a non-permanent UN Security Council seat. External affairs minister S Jaishankar unveiled the SHANTI framework for global governance. New Delhi: India has launched its campaign for a non-permanent seat on the UN Security Council (UNSC) for the 2028-29 term, with external affairs minister S Jaishankar unveiling the 'SHANTI' framework as the cornerstone of New Delhi's approach to global governance . Launching the campaign at an event at the UN headquarters in New York on Tuesday, attended by diplomats and UN officials, he said India's engagement with the UN would be guided by SHANTI - Securing Holistic Advancement through Norms, Trust, Integrity. Advt He outlined six priorities for India's candidature: Voice of the Global South, advancing reformed multilateralism, promoting future-ready peacekeeping, addressing threats arising from the misuse of artificial intelligence, securing maritime commons and countering terror financing. "We are all aware that global governance has to reform in order to transform," Jaishankar said. "For that to happen, multilateralism must be democratic, representative and effective... There will be understandably different points of view and divergent interests on the major issues of the day. But that only enhances the value of harmonising them and enabling the Security Council to be more robust, responsive and ready. Nations like India, which have a long history of bridging differences and building consensus, can certainly make their due contribution." Jaishankar said India had put forward a human-centric vision of AI that draws on both its capabilities and India's traditions. "That is why the recent AI Impact Summit in India was based on a vision of 'AI for all'. Equally important, we are also determined to counter the misuse of AI and threats it may pose to international peace and security in different ways," he said. Calling for stronger maritime cooperation, he said: "The safety of seafarers is another major concern thrown up by developments in the Gulf." Dipanjan Roy Chaudhury , --&gt; - By - See more on: - India UN Security Council 2028-29 , - SHANTI framework , - Non-permanent seat UNSC , - S Jaishankar , - Global governance Telegram Facebook Comments What are your thoughts? Comment Now --&gt; Comment Now Read Comment (1) All Comments By commenting, you agree to the Prohibited Content Policy Post Find this Comment Offensive? Choose your reason below and click on the submit button. This will alert our moderators to take actions REASONS FOR REPORTING Foul Language Defamatory Inciting hatred against a certain community Out of Context / Spam Others Report Join the community of 2M+ industry professionals. Subscribe to Newsletter to get latest insights &amp; analysis in your inbox. All about ETGovernment industry right on your smartphone! - Download the ETGovernment App and get the Realtime updates and Save your favourite articles. Scan to download App --&gt;</w:t>
       </w:r>
     </w:p>
     <w:p>
@@ -422,7 +422,7 @@
           <w:b/>
           <w:sz w:val="26"/>
         </w:rPr>
-        <w:t>4. 'Many Come And Go': Science Minister Downplays ISRO Resignations - NDTV</w:t>
+        <w:t>4. UP to host over 200 Japanese CEOs in August as Yamanashi pushes investment partnerships</w:t>
       </w:r>
     </w:p>
     <w:p>
@@ -430,7 +430,7 @@
         <w:spacing w:after="80"/>
         <w:jc w:val="left"/>
       </w:pPr>
-      <w:hyperlink r:id="rId18">
+      <w:hyperlink r:id="rId17">
         <w:r>
           <w:rPr>
             <w:color w:val="0000FF"/>
@@ -442,6 +442,46 @@
     </w:p>
     <w:p>
       <w:pPr>
+        <w:spacing w:after="120"/>
+        <w:jc w:val="center"/>
+      </w:pPr>
+      <w:r>
+        <w:drawing>
+          <wp:inline xmlns:a="http://schemas.openxmlformats.org/drawingml/2006/main" xmlns:pic="http://schemas.openxmlformats.org/drawingml/2006/picture">
+            <wp:extent cx="4389120" cy="4389120"/>
+            <wp:docPr id="6" name="Picture 6"/>
+            <wp:cNvGraphicFramePr>
+              <a:graphicFrameLocks noChangeAspect="1"/>
+            </wp:cNvGraphicFramePr>
+            <a:graphic>
+              <a:graphicData uri="http://schemas.openxmlformats.org/drawingml/2006/picture">
+                <pic:pic>
+                  <pic:nvPicPr>
+                    <pic:cNvPr id="0" name="image.png"/>
+                    <pic:cNvPicPr/>
+                  </pic:nvPicPr>
+                  <pic:blipFill>
+                    <a:blip r:embed="rId15"/>
+                    <a:stretch>
+                      <a:fillRect/>
+                    </a:stretch>
+                  </pic:blipFill>
+                  <pic:spPr>
+                    <a:xfrm>
+                      <a:off x="0" y="0"/>
+                      <a:ext cx="4389120" cy="4389120"/>
+                    </a:xfrm>
+                    <a:prstGeom prst="rect"/>
+                  </pic:spPr>
+                </pic:pic>
+              </a:graphicData>
+            </a:graphic>
+          </wp:inline>
+        </w:drawing>
+      </w:r>
+    </w:p>
+    <w:p>
+      <w:pPr>
         <w:spacing w:after="120" w:line="276" w:lineRule="auto"/>
         <w:jc w:val="both"/>
       </w:pPr>
@@ -450,7 +490,7 @@
           <w:rFonts w:ascii="Times New Roman" w:hAnsi="Times New Roman"/>
           <w:sz w:val="24"/>
         </w:rPr>
-        <w:t>'Many Come And Go': Science Minister Downplays ISRO Resignations NDTV</w:t>
+        <w:t>- Economy - 1 min read The visit is aimed at exploring investment opportunities across priority sectors including manufacturing, renewable energy, green hydrogen, automobiles, food processing, GCCs, tourism and skill development, while strengthening economic and technology partnerships between UP and Japan. ETGovernment Desk - ETGovernment - Published On Jul 15, 2026 at 10:10 PM IST Select ETGovernment as Preferred Choice on Google Copy Link Share on WhatsApp Share on Linkedin Share on X Share on Telegram Share on Facebook Ahead of the visit, a 12-member delegation from Yamanashi Prefecture, led by Narendra Upadhyay, Advisor to the Prefectural Government, met officials at Invest UP in Lucknow to finalise the itinerary and business engagement plan. Lucknow: Uttar Pradesh is set to host one of its largest Japanese business delegations next month, with more than 200 chief executives from Japan, including companies from Yamanashi Prefecture , scheduled to visit the state from August 19 for a five-day investment outreach programme. The visit is aimed at exploring investment opportunities across priority sectors including manufacturing , renewable energy, green hydrogen, automobiles, food processing, Global Capability Centres (GCCs), tourism and skill development, while strengthening economic and technology partnerships between Uttar Pradesh and Japan. Advt Ahead of the visit, a 12-member delegation from Yamanashi Prefecture, led by Narendra Upadhyay, Advisor to the Prefectural Government, met officials at Invest UP in Lucknow to finalise the itinerary and business engagement plan. The visit follows Chief Minister Yogi Adityanath's recent outreach to Japan and is expected to build on discussions held during that tour. The preparatory meeting was chaired by Infrastructure and Industrial Development Commissioner (IIDC) Deepak Kumar and attended by Invest UP CEO Vijay Kiran Anand and Additional CEO Shashank Chaudhary. According to officials, the August programme will feature government-to-business (G2B) and business-to-business (B2B) meetings involving senior state officials, Japanese companies and industry stakeholders. The discussions will focus on facilitating investments in manufacturing, clean energy, green hydrogen, GCCs, automotive, food processing, and workforce collaboration. Officials said the visit could culminate in the signing of fresh memorandums of understanding (MoUs), issuance of Letters of Comfort (LoCs) and land allotments for proposed investment projects in the state. As part of the preparatory engagements, the Yamanashi delegation also met Tourism and Culture Minister Jaiveer Singh to discuss opportunities for expanding tourism and cultural cooperation. The discussions covered tourism infrastructure development, improved connectivity, heritage conservation, and potential investments in hospitality and wellness tourism. ETGovernment Desk , --&gt; - By - See more on: - Uttar Pradesh , - Japanese CEOs , - Yamanashi Prefecture , - investment opportunities , - manufacturing Telegram Facebook Comments What are your thoughts? Comment Now --&gt; Comment Now Read Comment (1) All Comments By commenting, you agree to the Prohibited Content Policy Post Find this Comment Offensive? Choose your reason below and click on the submit button. This will alert our moderators to take actions REASONS FOR REPORTING Foul Language Defamatory Inciting hatred against a certain community Out of Context / Spam Others Report Join the community of 2M+ industry professionals. Subscribe to Newsletter to get latest insights &amp; analysis in your inbox. All about ETGovernment industry right on your smartphone! - Download the ETGovernment App and get the Realtime updates and Save your favourite articles. Scan to download App --&gt;</w:t>
       </w:r>
     </w:p>
     <w:p>
@@ -471,7 +511,62 @@
           <w:b/>
           <w:sz w:val="26"/>
         </w:rPr>
-        <w:t>5. ISRO's scientist exit wave: What is the reason behind mass exodus? - Moneycontrol.com</w:t>
+        <w:t>5. Department of space moves to stem exodus from key Isro missions; at least 100 quit in past few months: So - The Times of India</w:t>
+      </w:r>
+    </w:p>
+    <w:p>
+      <w:pPr>
+        <w:spacing w:after="80"/>
+        <w:jc w:val="left"/>
+      </w:pPr>
+      <w:hyperlink r:id="rId18">
+        <w:r>
+          <w:rPr>
+            <w:color w:val="0000FF"/>
+            <w:u w:val="single"/>
+          </w:rPr>
+          <w:t>Read more</w:t>
+        </w:r>
+      </w:hyperlink>
+    </w:p>
+    <w:p>
+      <w:pPr>
+        <w:jc w:val="center"/>
+      </w:pPr>
+      <w:r/>
+    </w:p>
+    <w:p>
+      <w:pPr>
+        <w:spacing w:after="120" w:line="276" w:lineRule="auto"/>
+        <w:jc w:val="both"/>
+      </w:pPr>
+      <w:r>
+        <w:rPr>
+          <w:rFonts w:ascii="Times New Roman" w:hAnsi="Times New Roman"/>
+          <w:sz w:val="24"/>
+        </w:rPr>
+        <w:t>Department of space moves to stem exodus from key Isro missions; at least 100 quit in past few months: So The Times of India</w:t>
+      </w:r>
+    </w:p>
+    <w:p>
+      <w:pPr>
+        <w:pBdr>
+          <w:bottom w:val="single" w:sz="6" w:space="6" w:color="A6A6A6"/>
+        </w:pBdr>
+      </w:pPr>
+    </w:p>
+    <w:p/>
+    <w:p>
+      <w:pPr>
+        <w:spacing w:after="60"/>
+      </w:pPr>
+      <w:r>
+        <w:rPr>
+          <w:rFonts w:ascii="Times New Roman" w:hAnsi="Times New Roman"/>
+          <w:b/>
+          <w:sz w:val="26"/>
+        </w:rPr>
+        <w:t>6. Special YUVIKA Programme for Oman Students - ISRO</w:t>
       </w:r>
     </w:p>
     <w:p>
@@ -491,14 +586,213 @@
     </w:p>
     <w:p>
       <w:pPr>
+        <w:jc w:val="center"/>
+      </w:pPr>
+      <w:r/>
+    </w:p>
+    <w:p>
+      <w:pPr>
+        <w:spacing w:after="120" w:line="276" w:lineRule="auto"/>
+        <w:jc w:val="both"/>
+      </w:pPr>
+      <w:r>
+        <w:rPr>
+          <w:rFonts w:ascii="Times New Roman" w:hAnsi="Times New Roman"/>
+          <w:sz w:val="24"/>
+        </w:rPr>
+        <w:t>July 15, 2026 YUva VIjyani KArayakram (YUVIKA) programme was conceived to impart basic knowledge on Space Technology, Space Science and Space Applications to young students. The Hon'ble Prime Minister, during his visit to Oman on 18th December, 2025, announced the organization of the YUVIKA programme for Omani students. Accordingly, ISRO planned one week residential programme at SDSC SHAR, Sriharikota and processed the same through MEA. In follow up the Ministry of Education, Sultanate of Oman, has nominated eight students and two observers from Omani schools to participate in the programme. The programme was inaugurated on 13th July, 2026 by Shri S Muthuchezian, Director, SDSC SHAR. The programme includes classroom training, practical demonstrations of experiments, hands-on experience with robotic kits, model rocketry, field visits and Interaction with ISRO scientists.</w:t>
+      </w:r>
+    </w:p>
+    <w:p>
+      <w:pPr>
+        <w:pBdr>
+          <w:bottom w:val="single" w:sz="6" w:space="6" w:color="A6A6A6"/>
+        </w:pBdr>
+      </w:pPr>
+    </w:p>
+    <w:p/>
+    <w:p>
+      <w:pPr>
+        <w:spacing w:after="60"/>
+      </w:pPr>
+      <w:r>
+        <w:rPr>
+          <w:rFonts w:ascii="Times New Roman" w:hAnsi="Times New Roman"/>
+          <w:b/>
+          <w:sz w:val="26"/>
+        </w:rPr>
+        <w:t>7. ISRO resignations: Govt tightens exit rules for Gaganyaan and other critical projects after 100+ reported - The Economic Times</w:t>
+      </w:r>
+    </w:p>
+    <w:p>
+      <w:pPr>
+        <w:spacing w:after="80"/>
+        <w:jc w:val="left"/>
+      </w:pPr>
+      <w:hyperlink r:id="rId20">
+        <w:r>
+          <w:rPr>
+            <w:color w:val="0000FF"/>
+            <w:u w:val="single"/>
+          </w:rPr>
+          <w:t>Read more</w:t>
+        </w:r>
+      </w:hyperlink>
+    </w:p>
+    <w:p>
+      <w:pPr>
         <w:spacing w:after="120"/>
         <w:jc w:val="center"/>
       </w:pPr>
       <w:r>
         <w:drawing>
           <wp:inline xmlns:a="http://schemas.openxmlformats.org/drawingml/2006/main" xmlns:pic="http://schemas.openxmlformats.org/drawingml/2006/picture">
-            <wp:extent cx="4389120" cy="2468880"/>
-            <wp:docPr id="6" name="Picture 6"/>
+            <wp:extent cx="4389120" cy="2173559"/>
+            <wp:docPr id="7" name="Picture 7"/>
+            <wp:cNvGraphicFramePr>
+              <a:graphicFrameLocks noChangeAspect="1"/>
+            </wp:cNvGraphicFramePr>
+            <a:graphic>
+              <a:graphicData uri="http://schemas.openxmlformats.org/drawingml/2006/picture">
+                <pic:pic>
+                  <pic:nvPicPr>
+                    <pic:cNvPr id="0" name="image.png"/>
+                    <pic:cNvPicPr/>
+                  </pic:nvPicPr>
+                  <pic:blipFill>
+                    <a:blip r:embed="rId21"/>
+                    <a:stretch>
+                      <a:fillRect/>
+                    </a:stretch>
+                  </pic:blipFill>
+                  <pic:spPr>
+                    <a:xfrm>
+                      <a:off x="0" y="0"/>
+                      <a:ext cx="4389120" cy="2173559"/>
+                    </a:xfrm>
+                    <a:prstGeom prst="rect"/>
+                  </pic:spPr>
+                </pic:pic>
+              </a:graphicData>
+            </a:graphic>
+          </wp:inline>
+        </w:drawing>
+      </w:r>
+    </w:p>
+    <w:p>
+      <w:pPr>
+        <w:spacing w:after="120" w:line="276" w:lineRule="auto"/>
+        <w:jc w:val="both"/>
+      </w:pPr>
+      <w:r>
+        <w:rPr>
+          <w:rFonts w:ascii="Times New Roman" w:hAnsi="Times New Roman"/>
+          <w:sz w:val="24"/>
+        </w:rPr>
+        <w:t>Synopsis The Department of Space has tightened rules for scientists leaving ISRO. This action follows a significant number of scientists resigning from key projects. Previously, centre directors could approve these departures, but now DoS will decide. This move aims to retain experienced personnel and ensure project continuity. ISRO acknowledges attrition but states projects will continue as planned.</w:t>
+      </w:r>
+    </w:p>
+    <w:p>
+      <w:pPr>
+        <w:pBdr>
+          <w:bottom w:val="single" w:sz="6" w:space="6" w:color="A6A6A6"/>
+        </w:pBdr>
+      </w:pPr>
+    </w:p>
+    <w:p/>
+    <w:p>
+      <w:pPr>
+        <w:spacing w:after="60"/>
+      </w:pPr>
+      <w:r>
+        <w:rPr>
+          <w:rFonts w:ascii="Times New Roman" w:hAnsi="Times New Roman"/>
+          <w:b/>
+          <w:sz w:val="26"/>
+        </w:rPr>
+        <w:t>8. NASA Uses Subscale Aircraft to Accelerate Flight Innovation</w:t>
+      </w:r>
+    </w:p>
+    <w:p>
+      <w:pPr>
+        <w:spacing w:after="80"/>
+        <w:jc w:val="left"/>
+      </w:pPr>
+      <w:hyperlink r:id="rId22">
+        <w:r>
+          <w:rPr>
+            <w:color w:val="0000FF"/>
+            <w:u w:val="single"/>
+          </w:rPr>
+          <w:t>Read more</w:t>
+        </w:r>
+      </w:hyperlink>
+    </w:p>
+    <w:p>
+      <w:pPr>
+        <w:jc w:val="center"/>
+      </w:pPr>
+      <w:r/>
+    </w:p>
+    <w:p>
+      <w:pPr>
+        <w:spacing w:after="120" w:line="276" w:lineRule="auto"/>
+        <w:jc w:val="both"/>
+      </w:pPr>
+      <w:r>
+        <w:rPr>
+          <w:rFonts w:ascii="Times New Roman" w:hAnsi="Times New Roman"/>
+          <w:sz w:val="24"/>
+        </w:rPr>
+        <w:t>Testing new aerospace concepts in flight remains one of NASA's most effective ways to advance knowledge and reduce risk. The Dale Reed Subscale Flight Research Laboratory at NASA's Armstrong Flight Research Center in Edwards, California, supports this mission by using small, remotely piloted and autonomous aircraft as cost‑effective platforms to mature innovative ideas, accelerate learning, and enable smoother transitions to full‑scale flight. When experiments require a flight platform, several NASA remotely piloted aircraft are available: the Alta‑X quadrotor; the Dryden Remotely Operated Integrated Drone (DROID) with its 10‑foot wingspan; and the Multi‑Use Cub, a 14‑foot‑span fixed‑wing aircraft with an expandable payload capacity for flight experiments. For electric vertical takeoff and landing testing, the HQ‑90 quadrotor provides an additional option. Once aircraft and experiments are cleared for operations, laboratory pilots support the mission, including ground operations and flight activities. Justin Link, left, holds the subscale aircraft in place, while Justin Hall manages engine speed during preliminary engine tests on Friday, Sept. 12, 2025, at NASA's Armstong Flight Research Center in Edwards, California. Link is a pilot for small uncrewed aircraft systems at the center's Dale Reed Subscale Flight Research Laboratory and Hall is the chief pilot. NASA/Christopher LC Clark Flight expertise Each staff member serves as an experienced and certified subscale aircraft pilot and is prepared to fly unique one-of-a-kind or modified commercial aircraft wherever the mission requires. NASA's FireSense project conducted flights in the Geneva State Forest, located about 100 miles south of Montgomery, Alabama. NASA Armstrong flight research staff integrated the instrument onto an Alta-X drone and tested the system before deployment. Two team members then transported the drone and sensor to the forest, prepared the vehicle for flight, and operated it during the mission. The NASA sensor was flown on the drone to demonstrate how remotely piloted aircraft can gather localized weather data that influences smoke movement and fire behavior. This information may help operational agencies improve wildfire decision-making and better allocate firefighters and resources. Other missions occur closer to NASA Armstrong, such as the Enhancing Parachutes by Instrumenting the Canopy (EPIC) project. EPIC involved air‑launching a capsule containing a parachute and flexible sensor from the Alta‑X. Laboratory staff piloted the flights, supported flight operations, and worked with the EPIC team to design and integrate the parachute‑drop mechanism and safety system into the aircraft. These tests demonstrated that a flexible sensor could help researchers study supersonic parachutes. Continuation of this work can help fill gaps in computer models, making supersonic parachutes safer and more reliable for delivering science instruments and payloads to Mars. Justin Link, left, pilot for small uncrewed aircraft systems, and Justin Hall, chief pilot for small uncrewed aircraft systems, install weather instruments on NASA's Alta X drone at the agency's Armstrong Flight Research Center in Edwards, California. Members of the center's Dale Reed Subscale Flight Research Laboratory used the Alta X to support the agency's FireSense project in March 2025 for a prescribed burn in Geneva State Forest, which is about 100 miles south of Montgomery, Alabama. NASA/Steve Freeman Advancing challenging research The Dale Reed Subscale Flight Research Laboratory uses rapid design and testing capabilities to help small aircraft fly big ideas. These concepts could lead to future breakthroughs that support NASA's missions across aeronautics, science, and exploration. For decades, NASA and its partners have advanced Automatic Collision Avoidance Technology. The research demonstrated an autopilot could detect and recover from an imminent ground collision - a capability now helping save lives in high‑performance U.S. military jets. NASA Armstrong had key roles in that work and developed a simplified version, the Automatic Ground Collision Avoidance System, which was installed on the DROID for testing. The system demonstrated on the DROID - developed to assist general aviation pilots as well as remotely piloted and autonomous aircraft - performed well and led to further research toward a version that provides alerts and steering cues. The NASA Armstrong Technology Transfer Office is working to license the technology for U.S. businesses to develop the system as a commercial product. The Prandtl‑D (Preliminary Research Aerodynamic Design to Lower Drag) flying‑wing glider was also designed, fabricated, and flown at NASA Armstrong. Researchers found that its twisted wing design could reduce drag and generate thrust at the wingtips, advancing concepts that may support greater fuel economy for future aircraft. The original Prandtl‑D is now part of the Smithsonian National Air and Space Museum collection in Washington, and the Prandtl-D3 is at the California Science Center in Los Angeles. Researchers continue developing the next generation of the design in the laboratory. A wide range of capabilities in the laboratory help transform promising concepts into flight-ready test structures. These include rapid prototyping using traditional and advanced 3D manufacturing techniques, as well as composite and conventional fabrication processes. The team of engineers and technicians also provides custom component design and specialized fabrication to meet unique research needs. The laboratory supports electrical and mechanical design, hardware and software integration, and the safety and flight-readiness processes required for successful missions. Additional technical facilities, such as the Experimental Fabrication Branch and the Environmental Laboratory at NASA Armstrong, further enhance these capabilities. Together, they support development, testing, and validation activities that advance NASA's aeronautics and exploration goals.</w:t>
+      </w:r>
+    </w:p>
+    <w:p>
+      <w:pPr>
+        <w:pBdr>
+          <w:bottom w:val="single" w:sz="6" w:space="6" w:color="A6A6A6"/>
+        </w:pBdr>
+      </w:pPr>
+    </w:p>
+    <w:p/>
+    <w:p>
+      <w:pPr>
+        <w:spacing w:after="60"/>
+      </w:pPr>
+      <w:r>
+        <w:rPr>
+          <w:rFonts w:ascii="Times New Roman" w:hAnsi="Times New Roman"/>
+          <w:b/>
+          <w:sz w:val="26"/>
+        </w:rPr>
+        <w:t>9. NASA Study of Pristine Meteorite Adds to Story of Ancient Asteroids</w:t>
+      </w:r>
+    </w:p>
+    <w:p>
+      <w:pPr>
+        <w:spacing w:after="80"/>
+        <w:jc w:val="left"/>
+      </w:pPr>
+      <w:hyperlink r:id="rId23">
+        <w:r>
+          <w:rPr>
+            <w:color w:val="0000FF"/>
+            <w:u w:val="single"/>
+          </w:rPr>
+          <w:t>Read more</w:t>
+        </w:r>
+      </w:hyperlink>
+    </w:p>
+    <w:p>
+      <w:pPr>
+        <w:spacing w:after="120"/>
+        <w:jc w:val="center"/>
+      </w:pPr>
+      <w:r>
+        <w:drawing>
+          <wp:inline xmlns:a="http://schemas.openxmlformats.org/drawingml/2006/main" xmlns:pic="http://schemas.openxmlformats.org/drawingml/2006/picture">
+            <wp:extent cx="4389120" cy="2623572"/>
+            <wp:docPr id="8" name="Picture 8"/>
             <wp:cNvGraphicFramePr>
               <a:graphicFrameLocks noChangeAspect="1"/>
             </wp:cNvGraphicFramePr>
@@ -510,7 +804,473 @@
                     <pic:cNvPicPr/>
                   </pic:nvPicPr>
                   <pic:blipFill>
-                    <a:blip r:embed="rId20"/>
+                    <a:blip r:embed="rId24"/>
+                    <a:stretch>
+                      <a:fillRect/>
+                    </a:stretch>
+                  </pic:blipFill>
+                  <pic:spPr>
+                    <a:xfrm>
+                      <a:off x="0" y="0"/>
+                      <a:ext cx="4389120" cy="2623572"/>
+                    </a:xfrm>
+                    <a:prstGeom prst="rect"/>
+                  </pic:spPr>
+                </pic:pic>
+              </a:graphicData>
+            </a:graphic>
+          </wp:inline>
+        </w:drawing>
+      </w:r>
+    </w:p>
+    <w:p>
+      <w:pPr>
+        <w:spacing w:after="120" w:line="276" w:lineRule="auto"/>
+        <w:jc w:val="both"/>
+      </w:pPr>
+      <w:r>
+        <w:rPr>
+          <w:rFonts w:ascii="Times New Roman" w:hAnsi="Times New Roman"/>
+          <w:sz w:val="24"/>
+        </w:rPr>
+        <w:t>C1 clasts in Hillsborough: On the left is a back-scattered electron image with two C1 748 clasts circled. On the right, an X-ray map of the same area as (A), indicating Na enrichment in 749 of the C1 clasts relative to the bulk of Hillsborough. Credit: NASA/SETI A meteorite recovered immediately upon its fall to Earth on July 16, 2024, is helping NASA scientists uncover new clues about ancient water, the chemical evolution of primitive asteroids, and the ingredients that may have helped make life possible throughout the early solar system. This rapid recovery began when an amateur astronomer in New Jersey quickly recognized that a newly fallen meteorite had landed on his property. Recognizing its scientific value and wearing protective gloves, he collected the fragments and stored them in aluminum foil and glass containers, which preserved delicate minerals and organic compounds that are often altered by moisture, weather, and contamination. As the meteorite fell to Earth, cameras across New Jersey captured its fiery passage through the atmosphere. Scientists used these observations to reconstruct the fireball's trajectory and, after recovering the meteorite, combined this data with laboratory analyses to determine where in the solar system the rock most likely originated. In a study published Wednesday in the journal Science Advances, researchers found evidence that ancient salty water altered minerals within the meteorite's parent asteroid, preserving unique minerals and a rich inventory of organic compounds. "When we have both a documented fireball and a quick recovery of its meteorite, we can learn not only what the rock is made of, but where it came from in the asteroid belt," said Peter Jenniskens, meteor astronomer at both NASA's Ames Research Center in California's Silicon Valley and the SETI Institute, and lead author of the study. Combined radar detections from the Hillsborough meteorite fall. The green line shows the fireball's projected path, while colored radar signatures show falling meteorite fragments drifting east-northeast with prevailing winds. Credit: NASA/Marc Fries Named for the township where it was recovered, the Hillsborough meteorite belongs to a class of carbon-rich meteorites known as CM carbonaceous chondrites. These primitive rocks preserve some of the oldest materials in the solar system, recording the chemical processes that shaped asteroids more than 4.5 billion years ago. While examining the unusually pristine meteorite, researchers found a mosaic of tiny broken-up rocks and noticed that some contained unusually high concentrations of sodium - an unexpected finding for this type of meteorite. The surprising signal prompted a closer investigation using powerful electron microscopes that allowed scientists to examine the meteorite from the millimeter scale down to individual atoms. By combining observations across multiple scales, researchers reconstructed the history of the minerals and the fluids that once flowed through them. These analyses revealed microscopic fractures filled with sodium-rich material left behind by ancient brines. Unlike pure water, brines contain dissolved salts that allow them to transport elements and chemically alter the rocks they move through. In the case of the Hillsborough sample, those ancient fluids altered the asteroid's minerals and left behind chemical evidence that remained preserved for billions of years. Scientists were also able to detect fragile sodium-carbonate salts that normally react with moisture in Earth's atmosphere before they can be studied. Jangmi Han, a paper co-author and mineralogist at NASA's Johnson Space Center in Houston, identified evidence of ancient brines preserved within microscopic fractures. Similar salts were identified in samples returned from the asteroids Bennu and Ryugu by NASA's OSIRIS-REx mission and JAXA's (Japan Aerospace Exploration Agency) Hayabusa2 mission. However,Hillsborough marks the first time the salts have been identified in a CM carbonaceous chondrite meteorite, offering a new glimpse into the surfaces of the primitive asteroids that produced these meteorites. Together, these findings suggest that ancient, salt-rich brines were more widespread among primitive asteroids than previously recognized, and provide scientists with new opportunities to compare how water altered different asteroid bodies across the early solar system. "The chips of the most salt-rich bits of this meteorite are quite comparable to the samples returned by the Hayabusa2 and OSIRIS-REx missions," said Mike Zolensky, a meteorite researcher at NASA Johnson and co-author of the study. "They're not identical. They're different in some very interesting ways, but they've seen very similar processes." Following the history of water through the solar system is an essential part of understanding the origin of life. Mike Zolensky Meteorite Researcher Scientists expected Hillsborough to contain a rich suite of organic compounds because it is a CM carbonaceous chondrite. What made the meteorite exceptional was how quickly it was recovered, allowing researchers to study those compounds before prolonged exposure to Earth's environment could contaminate the sample. "One of the big surprises for me when we analyzed a small chip of the Hillsborough meteorite was the complexity of amino acids and other organic compounds," said Danny Glavin, senior scientist in the Astrobiology Analytical Laboratory at NASA's Goddard Space Flight Center in Greenbelt, Maryland, and co-author of the study. Its diversity of amino acids and other organic compounds is, comparable to the Murchison meteorite, a nearly 100-kilogram carbonaceous chondrite that fell in Australia in 1969 and became the benchmark for extraterrestrial organic chemistry. "It's just more proof that the chemical building blocks of life could have been delivered - and are still being delivered - to Earth today by these carbonaceous asteroid fragments," said Glavin, who was a co-investigator on OSIRIS-REx, leading an international team that studied the organic composition of the samples delivered to Earth from asteroid Bennu in 2023. Understanding the Hillsborough meteorite required expertise from multiple scientific disciplines. Astronomers reconstructed the meteorite's journey through space, finding evidence that it may have originated from the Erigone asteroid family in the inner asteroid belt, home to the asteroid Donaldjohanson, which was visited in 2025 by NASA's Lucy spacecraft. Mineralogists identified evidence of ancient brines preserved within microscopic fractures, while organic chemists analyzed the meteorite's inventory of amino acids and other organic compounds. "Together, those complementary studies are helping scientists build one of the clearest pictures yet of how primitive asteroids such as the asteroid Erigone evolved chemically over billions of years," said Jenniskens. Researchers continue to study the Hillsborough meteorite, revealing new details about how water transformed primitive asteroids and shaped the early solar system. By tracing the history of water on primitive asteroids, scientists are learning how water and the chemical ingredients for life were distributed throughout the early solar system. "If you follow the water through the solar system, you're actually following life," Zolensky said. "Following the history of water through the solar system is an essential part of understanding the origin of life." For more information on NASA's astromaterials research and exploration, visit: https://science.nasa.gov/astromaterials Karen Fox / Molly Wasser Headquarters, Washington 240-285-5155 / 240-419-1732 karen.c.fox@nasa.gov / molly.l.wasser@nasa.gov Victoria Segovia NASA's Johnson Space Center, Houston 281-483-5111 victoria.segovia@nasa.gov</w:t>
+      </w:r>
+    </w:p>
+    <w:p>
+      <w:pPr>
+        <w:pBdr>
+          <w:bottom w:val="single" w:sz="6" w:space="6" w:color="A6A6A6"/>
+        </w:pBdr>
+      </w:pPr>
+    </w:p>
+    <w:p/>
+    <w:p>
+      <w:pPr>
+        <w:spacing w:after="60"/>
+      </w:pPr>
+      <w:r>
+        <w:rPr>
+          <w:rFonts w:ascii="Times New Roman" w:hAnsi="Times New Roman"/>
+          <w:b/>
+          <w:sz w:val="26"/>
+        </w:rPr>
+        <w:t>10. How NASA's Artemis III Lander Test Will Pave Way for Moon Landings</w:t>
+      </w:r>
+    </w:p>
+    <w:p>
+      <w:pPr>
+        <w:spacing w:after="80"/>
+        <w:jc w:val="left"/>
+      </w:pPr>
+      <w:hyperlink r:id="rId25">
+        <w:r>
+          <w:rPr>
+            <w:color w:val="0000FF"/>
+            <w:u w:val="single"/>
+          </w:rPr>
+          <w:t>Read more</w:t>
+        </w:r>
+      </w:hyperlink>
+    </w:p>
+    <w:p>
+      <w:pPr>
+        <w:spacing w:after="120"/>
+        <w:jc w:val="center"/>
+      </w:pPr>
+      <w:r>
+        <w:drawing>
+          <wp:inline xmlns:a="http://schemas.openxmlformats.org/drawingml/2006/main" xmlns:pic="http://schemas.openxmlformats.org/drawingml/2006/picture">
+            <wp:extent cx="4389120" cy="2926080"/>
+            <wp:docPr id="9" name="Picture 9"/>
+            <wp:cNvGraphicFramePr>
+              <a:graphicFrameLocks noChangeAspect="1"/>
+            </wp:cNvGraphicFramePr>
+            <a:graphic>
+              <a:graphicData uri="http://schemas.openxmlformats.org/drawingml/2006/picture">
+                <pic:pic>
+                  <pic:nvPicPr>
+                    <pic:cNvPr id="0" name="image.jpg"/>
+                    <pic:cNvPicPr/>
+                  </pic:nvPicPr>
+                  <pic:blipFill>
+                    <a:blip r:embed="rId26"/>
+                    <a:stretch>
+                      <a:fillRect/>
+                    </a:stretch>
+                  </pic:blipFill>
+                  <pic:spPr>
+                    <a:xfrm>
+                      <a:off x="0" y="0"/>
+                      <a:ext cx="4389120" cy="2926080"/>
+                    </a:xfrm>
+                    <a:prstGeom prst="rect"/>
+                  </pic:spPr>
+                </pic:pic>
+              </a:graphicData>
+            </a:graphic>
+          </wp:inline>
+        </w:drawing>
+      </w:r>
+    </w:p>
+    <w:p>
+      <w:pPr>
+        <w:spacing w:after="120" w:line="276" w:lineRule="auto"/>
+        <w:jc w:val="both"/>
+      </w:pPr>
+      <w:r>
+        <w:rPr>
+          <w:rFonts w:ascii="Times New Roman" w:hAnsi="Times New Roman"/>
+          <w:sz w:val="24"/>
+        </w:rPr>
+        <w:t>Before Artemis astronauts land on the Moon's surface in 2028, NASA will conduct the Artemis III demonstration mission in 2027, allowing teams on Earth and in orbit to practice rendezvous and docking operations between commercial human landing systems and the Orion spacecraft. Data from that mission, along with future uncrewed demonstration missions at the Moon, will support astronaut safety and mission success for crewed lunar landings. NASA is working with two American companies to develop the human landing systems that will safely transport astronauts from lunar orbit to the Moon's surface and back for future Artemis missions. For Artemis III, both SpaceX and Blue Origin will fly test versions, or test articles, of the crewed landers that will be used for future Moon landings. The lander test articles will launch by commercial rockets, while the Artemis III crew will launch to low Earth orbit in Orion atop the agency's SLS (Space Launch System) rocket. Stage setting for crewed flights NASA and the human landing system providers have been working closely together to plan and determine capabilities for the Artemis III mission. With missions fast approaching, both SpaceX and Blue Origin are optimizing hardware availability and capability. SpaceX plans to use the company's latest version of Starship and basis of the future Starship HLS, called Version 3, while Blue Origin will test their planned HLS crew cabin, allowing each company to apply lessons learned prior to uncrewed and crewed missions on the Moon. "Each human landing system provider has taken a different approach to the Artemis III mission," said Steve Creech, program manager, Human Landing System Program, NASA's Marshall Space Flight Center in Huntsville, Alabama. "Ultimately, SpaceX and Blue Origin have put forward a list of aggressive objectives and goals intended to complement upcoming uncrewed demonstration missions at the Moon so that we can gain both understanding and confidence in the spacecraft and launch vehicles prior to a crewed landing. The lander prototype designs will inform future development efforts and will continue to mature over the next year." For the Artemis III mission, the Blue Moon test lander will be based on Blue Origin's current architecture for its Mark 2 crew lander, incorporating all the major avionics and flight software and control systems to ensure flight operations from this demonstration mission can directly translate to crewed lunar flights. Up to two crew members, donning orange Orion crew survival system suits, will open the hatch to enter the Blue Origin test lander. The production hardware must incorporate many of the same systems and subsystems, including an Environmental Control and Life Support System (ECLSS), a crew cabin, and avionics. These artist's concepts depict Blue Origin's Blue Moon Mark 2 human landing system test article in Earth orbit and docked with NASA's Orion spacecraft as part of NASA's upcoming Artemis III demonstration mission in low Earth orbit. Blue Origin These artist's concepts depict Blue Origin's Blue Moon Mark 2 human landing system test article in Earth orbit and docked with NASA's Orion spacecraft as part of NASA's upcoming Artemis III demonstration mission in low Earth orbit. Blue Origin The Blue Origin lander also will fly with an instrumented lunar surface spacesuit mass simulator. Like the suited "Moonikin" manikin that flew aboard Orion during the uncrewed Artemis I test flight, the low-fidelity spacesuit mass simulator will provide real-time feedback about the environment within the Blue Moon crew cabin. SpaceX's Starship lander test article will use a Starship Version 3, currently in production and testing, with an added docking system installed on the nose of the 171-foot (52-m) spacecraft, enabling NASA and SpaceX to evaluate how the entire integrated stack of Orion and the Starship test lander interact. NASA and SpaceX are identifying controllability and communications tests for the Artemis III mission. Astronauts will not enter the Starship test lander during Artemis III. These artist's concepts depict NASA's Orion spacecraft and SpaceX's Starship human landing system test article during docking operations as part of NASA's upcoming Artemis III demonstration mission in low Earth orbit. SpaceX These artist's concepts depict NASA's Orion spacecraft and SpaceX's Starship human landing system test article during docking operations as part of NASA's upcoming Artemis III demonstration mission in low Earth orbit. SpaceX Launch cadence NASA, SpaceX, and Blue Origin will launch three of the world's most powerful rockets within a short timeframe of one another, exercising ground processing, launch crews, and facilities as well as control centers, networking, and data exchange at key sites across the country during two separate, back-to-back rendezvous and docking maneuvers between Orion and the lander test articles, before a safe splashdown of the Artemis III crew in Orion. "Artemis III will be a highly choreographed dance with a demanding launch sequence across multiple launch pads and equally demanding mission operations for our ground and flight crews, making it one of the most complex and ambitious missions NASA has ever undertaken," said Jeremy Parsons, Artemis program manager. "The demonstration mission will set the stage before our next giant leap. NASA's expertise in systems engineering and integration, as well as launch and mission operations in low Earth orbit, will bring the mission together." For future crewed missions to the Moon, NASA and one of the commercial lander partners will execute a "dual launch campaign," prepositioning the lander in orbit to await a crewed Orion, launched on SLS. Launching the three rockets in succession of one another for Artemis III offers a unique opportunity to practice launch processing and operations. Blue Origin's lander test article is planned to launch first and will be able to loiter in space for up to 30 days, allowing for checkouts in orbit prior to the launch of SLS and Orion from Launch Complex 39B at NASA's Kennedy Space Center in Florida. The Blue Origin test article will launch at a set trajectory to meet a designated "parking" orbit for these systems checks. Artemis III will be a highly choreographed dance with a demanding launch sequence across multiple launch pads and equally demanding mission operations for our ground and flight crews, making it one of the most complex and ambitious missions NASA has ever undertaken. Jeremy Parsons Artemis program manager Following the completion of Blue Origin's rendezvous and docking operations testing and the Artemis III crewed launch on SLS, SpaceX will launch its Starship lander test article to rendezvous with Orion and its crew for its phase of on-orbit testing. Throughout the Artemis III mission, Orion will fly in a circular orbit. All three rockets will have more launch opportunities than are available for a lunar mission and will be able to reach the designated mission altitude in a single launch. Docking operations During docking and undocking operations, Orion and the Artemis III crew will use the lander test articles as the targets, while Orion will operate as the chaser spacecraft. This is the same configuration planned for future crew landing mission to the Moon. NASA will ensure both test landers are mission ready and crew safe prior to Artemis III. These verifications will be based on functional and performance requirements for the test lander designs and hazard controls for hardware and software, ensuring the Artemis III astronauts inside Orion are safe throughout both docking phases of the mission. SpaceX and Blue Origin have already tested their docking capabilities for their respective landers on the ground. SpaceX's docking capability was qualified in 2023; Blue Origin conducted development ground testing on its pressurized docking system earlier this year. A key difference between the docking capabilities of both lander test articles will be the location of docking. Orion will dock along the side of the Blue Moon test lander, adjacent to the crew cabin. Later, Orion will dock nose-to-nose with the giant SpaceX test lander. Software testing between spacecrafts will help demonstrate that the commercial human landing system prototypes and Orion can meet at a precise time and location in space. When Orion docks with the Blue Moon test lander, the Orion spacecraft's software will control the docked spacecraft. Meanwhile, the SpaceX test article will control the docked spacecraft for the second portion of the mission. During the docking phases, teams with NASA and the commercial partners will be able to test hardware and software interoperability, as well as dynamics of how the integrated lander-Orion spacecraft moves in space. Through the Artemis program, NASA will send astronauts to explore the Moon for scientific discovery, economic benefits, and to build the foundation for the first crewed missions to Mars - for the benefit of all. News Media Contact AmberJacobson Headquarters, Washington 240.298.1832 amber.c.jacobson@nasa.gov Corinne Beckinger Marshall Space Flight Center, Huntsville, Ala. 256-544-0034 corinne.m.beckinger@nasa.gov</w:t>
+      </w:r>
+    </w:p>
+    <w:p>
+      <w:pPr>
+        <w:pBdr>
+          <w:bottom w:val="single" w:sz="6" w:space="6" w:color="A6A6A6"/>
+        </w:pBdr>
+      </w:pPr>
+    </w:p>
+    <w:p/>
+    <w:p>
+      <w:pPr>
+        <w:spacing w:after="60"/>
+      </w:pPr>
+      <w:r>
+        <w:rPr>
+          <w:rFonts w:ascii="Times New Roman" w:hAnsi="Times New Roman"/>
+          <w:b/>
+          <w:sz w:val="26"/>
+        </w:rPr>
+        <w:t>11. Anil Menon Launches to Space Station</w:t>
+      </w:r>
+    </w:p>
+    <w:p>
+      <w:pPr>
+        <w:spacing w:after="80"/>
+        <w:jc w:val="left"/>
+      </w:pPr>
+      <w:hyperlink r:id="rId27">
+        <w:r>
+          <w:rPr>
+            <w:color w:val="0000FF"/>
+            <w:u w:val="single"/>
+          </w:rPr>
+          <w:t>Read more</w:t>
+        </w:r>
+      </w:hyperlink>
+    </w:p>
+    <w:p>
+      <w:pPr>
+        <w:jc w:val="center"/>
+      </w:pPr>
+      <w:r/>
+    </w:p>
+    <w:p>
+      <w:pPr>
+        <w:spacing w:after="120" w:line="276" w:lineRule="auto"/>
+        <w:jc w:val="both"/>
+      </w:pPr>
+      <w:r>
+        <w:rPr>
+          <w:rFonts w:ascii="Times New Roman" w:hAnsi="Times New Roman"/>
+          <w:sz w:val="24"/>
+        </w:rPr>
+        <w:t>NASA/John Kraus NASA astronaut candidate Anna Menon and her children watch as a Soyuz rocket launches to the International Space Station with NASA astronaut Anil Menon and Roscosmos cosmonauts Pyotr Dubrov and Anna Kikina, Tuesday, July 14, 2026, at the Baikonur Cosmodrome in Kazakhstan. The trio lifted off for the Soyuz MS-29 mission at 7:47 p.m. local time to begin their long-duration stay aboard the orbital outpost. During his stay on the station, Menon will conduct scientific research and technology demonstrations aimed at advancing human space exploration and benefiting life on Earth. Image credit: NASA/John Kraus</w:t>
+      </w:r>
+    </w:p>
+    <w:p>
+      <w:pPr>
+        <w:pBdr>
+          <w:bottom w:val="single" w:sz="6" w:space="6" w:color="A6A6A6"/>
+        </w:pBdr>
+      </w:pPr>
+    </w:p>
+    <w:p/>
+    <w:p>
+      <w:pPr>
+        <w:spacing w:after="60"/>
+      </w:pPr>
+      <w:r>
+        <w:rPr>
+          <w:rFonts w:ascii="Times New Roman" w:hAnsi="Times New Roman"/>
+          <w:b/>
+          <w:sz w:val="26"/>
+        </w:rPr>
+        <w:t>12. NASA's Perseverance Rover Provides Sweeping View of Broom Point</w:t>
+      </w:r>
+    </w:p>
+    <w:p>
+      <w:pPr>
+        <w:spacing w:after="80"/>
+        <w:jc w:val="left"/>
+      </w:pPr>
+      <w:hyperlink r:id="rId28">
+        <w:r>
+          <w:rPr>
+            <w:color w:val="0000FF"/>
+            <w:u w:val="single"/>
+          </w:rPr>
+          <w:t>Read more</w:t>
+        </w:r>
+      </w:hyperlink>
+    </w:p>
+    <w:p>
+      <w:pPr>
+        <w:spacing w:after="120"/>
+        <w:jc w:val="center"/>
+      </w:pPr>
+      <w:r>
+        <w:drawing>
+          <wp:inline xmlns:a="http://schemas.openxmlformats.org/drawingml/2006/main" xmlns:pic="http://schemas.openxmlformats.org/drawingml/2006/picture">
+            <wp:extent cx="4389120" cy="1549908"/>
+            <wp:docPr id="10" name="Picture 10"/>
+            <wp:cNvGraphicFramePr>
+              <a:graphicFrameLocks noChangeAspect="1"/>
+            </wp:cNvGraphicFramePr>
+            <a:graphic>
+              <a:graphicData uri="http://schemas.openxmlformats.org/drawingml/2006/picture">
+                <pic:pic>
+                  <pic:nvPicPr>
+                    <pic:cNvPr id="0" name="image.png"/>
+                    <pic:cNvPicPr/>
+                  </pic:nvPicPr>
+                  <pic:blipFill>
+                    <a:blip r:embed="rId29"/>
+                    <a:stretch>
+                      <a:fillRect/>
+                    </a:stretch>
+                  </pic:blipFill>
+                  <pic:spPr>
+                    <a:xfrm>
+                      <a:off x="0" y="0"/>
+                      <a:ext cx="4389120" cy="1549908"/>
+                    </a:xfrm>
+                    <a:prstGeom prst="rect"/>
+                  </pic:spPr>
+                </pic:pic>
+              </a:graphicData>
+            </a:graphic>
+          </wp:inline>
+        </w:drawing>
+      </w:r>
+    </w:p>
+    <w:p>
+      <w:pPr>
+        <w:spacing w:after="120" w:line="276" w:lineRule="auto"/>
+        <w:jc w:val="both"/>
+      </w:pPr>
+      <w:r>
+        <w:rPr>
+          <w:rFonts w:ascii="Times New Roman" w:hAnsi="Times New Roman"/>
+          <w:sz w:val="24"/>
+        </w:rPr>
+        <w:t>Description This view looking back up at the outside lip of the 490-foot-tall (150-meter-tall) rim of Jezero Crater was taken by the Mastcam-Z instrument aboard NASA's Perseverance on May 15, 2025, the 1,505th day, or sol, of the rover's mission to Mars. The bright-colored rocks exposed across the slope, running from middle left to middle right of the image, belong to a formation the science team calls the "Broom Point member," a 245-foot-thick (75-meter-thick) stack of ancient rock. This sequence of layered bedrock is likely more than 3.9 billion years old, making it among the oldest terrain ever examined by a Mars rover. Evidence uncovered by Perseverance indicates this thick section of rock was built by repeated asteroid strikes, with layers tilting at nearly vertical angles exceeding 80 degrees due to the subsequent colossal impacts that created the Isidis Basin and Jezero Crater. The rover's tracks are visible in the image, showing Perseverance's descent of the steep crater rim slope. Figure A Figure A includes annotations: Dashed yellow lines indicate upper and lower boundaries of the Broom Point member Black lines indicate rover traverses White circles indicate locations rover stopped for science collection Red icons indicate locations of cored samples collected by Perseverance: "Bell Island" on April 22, 2025 (Sol 1,483) and "Main River" on March 10, 2025 (Sol 1,441) NASA's Jet Propulsion Laboratory, which is managed for the agency by Caltech in Pasadena, California, built and manages operations of the Perseverance rover. Arizona State University leads the operations of the Mastcam-Z instrument, working in collaboration with Malin Space Science Systems in San Diego, on the design, fabrication, testing, and operation of the cameras, and in collaboration with the Niels Bohr Institute of the University of Copenhagen on the design, fabrication, and testing of the calibration targets. For more about Perseverance: science.nasa.gov/mission/mars-2020-perseverance/</w:t>
+      </w:r>
+    </w:p>
+    <w:p>
+      <w:pPr>
+        <w:pBdr>
+          <w:bottom w:val="single" w:sz="6" w:space="6" w:color="A6A6A6"/>
+        </w:pBdr>
+      </w:pPr>
+    </w:p>
+    <w:p/>
+    <w:p>
+      <w:pPr>
+        <w:spacing w:after="60"/>
+      </w:pPr>
+      <w:r>
+        <w:rPr>
+          <w:rFonts w:ascii="Times New Roman" w:hAnsi="Times New Roman"/>
+          <w:b/>
+          <w:sz w:val="26"/>
+        </w:rPr>
+        <w:t>13. Perseverance's Trip to 'Broom Point'</w:t>
+      </w:r>
+    </w:p>
+    <w:p>
+      <w:pPr>
+        <w:spacing w:after="80"/>
+        <w:jc w:val="left"/>
+      </w:pPr>
+      <w:hyperlink r:id="rId30">
+        <w:r>
+          <w:rPr>
+            <w:color w:val="0000FF"/>
+            <w:u w:val="single"/>
+          </w:rPr>
+          <w:t>Read more</w:t>
+        </w:r>
+      </w:hyperlink>
+    </w:p>
+    <w:p>
+      <w:pPr>
+        <w:spacing w:after="120"/>
+        <w:jc w:val="center"/>
+      </w:pPr>
+      <w:r>
+        <w:drawing>
+          <wp:inline xmlns:a="http://schemas.openxmlformats.org/drawingml/2006/main" xmlns:pic="http://schemas.openxmlformats.org/drawingml/2006/picture">
+            <wp:extent cx="4389120" cy="1728216"/>
+            <wp:docPr id="11" name="Picture 11"/>
+            <wp:cNvGraphicFramePr>
+              <a:graphicFrameLocks noChangeAspect="1"/>
+            </wp:cNvGraphicFramePr>
+            <a:graphic>
+              <a:graphicData uri="http://schemas.openxmlformats.org/drawingml/2006/picture">
+                <pic:pic>
+                  <pic:nvPicPr>
+                    <pic:cNvPr id="0" name="image.png"/>
+                    <pic:cNvPicPr/>
+                  </pic:nvPicPr>
+                  <pic:blipFill>
+                    <a:blip r:embed="rId31"/>
+                    <a:stretch>
+                      <a:fillRect/>
+                    </a:stretch>
+                  </pic:blipFill>
+                  <pic:spPr>
+                    <a:xfrm>
+                      <a:off x="0" y="0"/>
+                      <a:ext cx="4389120" cy="1728216"/>
+                    </a:xfrm>
+                    <a:prstGeom prst="rect"/>
+                  </pic:spPr>
+                </pic:pic>
+              </a:graphicData>
+            </a:graphic>
+          </wp:inline>
+        </w:drawing>
+      </w:r>
+    </w:p>
+    <w:p>
+      <w:pPr>
+        <w:spacing w:after="120" w:line="276" w:lineRule="auto"/>
+        <w:jc w:val="both"/>
+      </w:pPr>
+      <w:r>
+        <w:rPr>
+          <w:rFonts w:ascii="Times New Roman" w:hAnsi="Times New Roman"/>
+          <w:sz w:val="24"/>
+        </w:rPr>
+        <w:t>Description This orbital map shows the path NASA's Perseverance Mars rover took to get to a location the science team has dubbed the "Broom Point member," a sequence of layered bedrock likely more than 3.9 billion years old. As planned, the rover landed inside Jezero Crater on Feb. 18, 2021. It investigated the crater's western delta and inlet river valley, Neretva Vallis, before summiting the crater rim in December 2024 following a rim-to-crest climb of 2,620 feet (800 meters). The Broom Point region is situated on the outer edge of the crater rim and was visited by the rover in mid-2025. The yellow dot indicates location where the rover took a selfie. NASA's Jet Propulsion Laboratory, which is managed for the agency by Caltech in Pasadena, California, built and manages operations of the Perseverance rover. Arizona State University leads the operations of the Mastcam-Z instrument, working in collaboration with Malin Space Science Systems in San Diego, on the design, fabrication, testing, and operation of the cameras, and in collaboration with the Niels Bohr Institute of the University of Copenhagen on the design, fabrication, and testing of the calibration targets. For more about Perseverance: science.nasa.gov/mission/mars-2020-perseverance/ JPL manages the Mars Reconnaissance Orbiter for NASA's Science Mission Directorate in Washington as part of NASA's Mars Exploration Program portfolio. Lockheed Martin Space in Denver built MRO and supports its operations. The University of Arizona, in Tucson, operates HiRISE, which was built by Ball Aerospace &amp; Technologies Corp., in Boulder, Colorado. For more information, visit: science.nasa.gov/mission/mars-reconnaissance-orbiter</w:t>
+      </w:r>
+    </w:p>
+    <w:p>
+      <w:pPr>
+        <w:pBdr>
+          <w:bottom w:val="single" w:sz="6" w:space="6" w:color="A6A6A6"/>
+        </w:pBdr>
+      </w:pPr>
+    </w:p>
+    <w:p/>
+    <w:p>
+      <w:pPr>
+        <w:spacing w:after="60"/>
+      </w:pPr>
+      <w:r>
+        <w:rPr>
+          <w:rFonts w:ascii="Times New Roman" w:hAnsi="Times New Roman"/>
+          <w:b/>
+          <w:sz w:val="26"/>
+        </w:rPr>
+        <w:t>14. NASA's Perseverance Rover Reads Record of Ancient Mars Impacts</w:t>
+      </w:r>
+    </w:p>
+    <w:p>
+      <w:pPr>
+        <w:spacing w:after="80"/>
+        <w:jc w:val="left"/>
+      </w:pPr>
+      <w:hyperlink r:id="rId32">
+        <w:r>
+          <w:rPr>
+            <w:color w:val="0000FF"/>
+            <w:u w:val="single"/>
+          </w:rPr>
+          <w:t>Read more</w:t>
+        </w:r>
+      </w:hyperlink>
+    </w:p>
+    <w:p>
+      <w:pPr>
+        <w:jc w:val="center"/>
+      </w:pPr>
+      <w:r/>
+    </w:p>
+    <w:p>
+      <w:pPr>
+        <w:spacing w:after="120" w:line="276" w:lineRule="auto"/>
+        <w:jc w:val="both"/>
+      </w:pPr>
+      <w:r>
+        <w:rPr>
+          <w:rFonts w:ascii="Times New Roman" w:hAnsi="Times New Roman"/>
+          <w:sz w:val="24"/>
+        </w:rPr>
+        <w:t>NASA's Perseverance took this selfie at "Witch Hazel Hill" on Jezero Crater's rim on May 10, 2025. The small dark hole in the rock in front of the rover is the borehole made when the rover collected the "Bell Island" sample. The small puff of dust left of center and below the horizon line is a dust devil. NASA/JPL-Caltech/MSSS NASA's Perseverance Mars rover has uncovered evidence that a 245-foot-thick (75-meter-thick) stack of ancient rock on the rim of Jezero Crater was built by repeated asteroid impacts. Referred to as the "Broom Point member" by the rover's science team, this sequence of layered bedrock is likely more than 3.9 billion years old, making it among the oldest terrain ever examined by a Mars rover. Released Wednesday in the Journal of Geophysical Research: Planets, the findings offer a window into one of the most tumultuous chapters in the history of the solar system. "Since leaving Jezero, Perseverance has been exploring a brand-new frontier, both geographically and geologically - a chapter of Martian time that predates the crater itself," said Ken Farley, Perseverance deputy project scientist at Caltech in Pasadena, California. "On Earth, our earliest geologic history has been fundamentally broken up, deformed, and erased by plate tectonics. Because Mars lacks plate tectonics to recycle its crust, this ancient record remains intact, giving us a rare glimpse into a geological time period that doesn't exist on our own planet." Reading between layers After ascending the western rim of Jezero Crater in late 2024, Perseverance began examining surrounding locations with its science instruments. Their data at Broom Point revealed six distinct rock types, including breccias - rocks composed of angular fragments - alternating with layers of fine-grained, pulverized rock dust. Rock fragments within the breccias are pocked with gas-bubble cavities, indicating they were once molten. The presence of tiny, dark, glassy beads within the layers offered an important clue about how these rocks formed. While volcanoes can produce similar glassy droplets, they rarely occur in such high abundance, pointing to asteroid impacts, instead, as the primary architect. In fact, the largest beads rival those flung out by the dinosaur-killing Chicxulub asteroid's impact on Earth. NASA's Perseverance rover captured its own tracks descending from the rim of Jezero Crater. The bright-colored rocks running from middle left to middle right of the image, a formation dubbed the "Broom Point member," are likely more than 3.9 billion years old, making them among the oldest terrain ever examined by a Mars rover. NASA/JPL-Caltech/ASU/MSSS The repetition of these distinct rock types multiple times throughout this thick sequence of rock indicates that high-energy impact events happened again and again across this region of early Mars. "The different rock layers are a record of variable-sized impacts occurring at different distances from where this rock sequence was accumulating," said Alex Jones, a Ph.D. student in planetary geology at Imperial College London and lead author of the paper. "Some large impacts took place very far away, some small impacts nearby. Their debris all ended up landing here, constructing this thick section of rock." How these layers formed may suggest an interaction with water or ice. Several of the layers look like they may have been formed by fast, ground-hugging debris flows. On Earth, these powerful, fluidlike surges can occur when molten rock hits water or ice that instantly flashes into steam. Cosmic one-two punch Some of Broom Point's layers tilt at angles exceeding 80 degrees - nearly vertical - which is far too steep to be caused by the impact that created Jezero Crater. Instead, scientists suspect a cosmic "one-two punch" shaped this landscape long ago. First, a colossal asteroid impact created the 1,200-mile-wide (1,900-kilometer-wide) Isidis Basin, one of the largest impact basins on Mars, upending and tilting the once-flat rock layers. Later, a second asteroid likely struck, forming Jezero Crater, which measures 28 miles (45 kilometers) across. This second impact fractured and uplifted the already-tilted rocks into the dramatic formations the rover sees today. To pin down exactly when these events took place, the Perseverance team collected two core samples, dubbed "Bell Island" and "Main River." If a future mission were to return them to Earth, laboratory dating could determine when and how often impacts were occurring on early Mars - and, by extension, the infant Earth, whose own early impact record has been erased by billions of years of plate tectonics. "During this violent era, it wasn't rain or snow falling from the sky, but an almost constant barrage of molten rock droplets and pulverized dust kicked up by asteroid impacts," said Jones. "If we can pin down the ages of these layers, it would be like reading a cosmic weather report from 4 billion years ago." This orbital map shows the path NASA's Perseverance Mars rover took from its 2021 landing site in Jezero Crater to the "Broom Point" location in mid-2025. NASA/JPL-Caltech/MRO/HIRISE/UA/ICL More about Perseverance NASA's Jet Propulsion Laboratory in Southern California, which is managed for the agency by Caltech, built and manages operations of the Perseverance rover on behalf of the agency's Science Mission Directorate in Washington, as part of NASA's Mars Exploration Program portfolio. Arizona State University leads the operations of the rover's Mastcam-Z instrument, working in collaboration with Malin Space Science Systems in San Diego, on the design, fabrication, testing, and operation of the cameras. SuperCam is led by Los Alamos National Laboratory in New Mexico, where the instrument's Body Unit was developed. The rover's SHERLOC (Scanning Habitable Environments with Raman and Luminescence for Organics and Chemicals) instrument was built at NASA JPL, and its WATSON (Wide Angle Topographic Sensor for Operations and eNgineering) camera was built at Malin Space Science Systems. For more information on NASA's Perseverance, visit: https://science.nasa.gov/mission/mars-2020-perseverance News Media Contacts DC Agle Jet Propulsion Laboratory, Pasadena, Calif. 818-393-9011 agle@jpl.nasa.gov Karen Fox / Alana Johnson NASA Headquarters, Washington 240-285-5155 / 202-672-4780 karen.c.fox@nasa.gov / alana.r.johnson@nasa.gov 2026-045</w:t>
+      </w:r>
+    </w:p>
+    <w:p>
+      <w:pPr>
+        <w:pBdr>
+          <w:bottom w:val="single" w:sz="6" w:space="6" w:color="A6A6A6"/>
+        </w:pBdr>
+      </w:pPr>
+    </w:p>
+    <w:p/>
+    <w:p>
+      <w:pPr>
+        <w:spacing w:after="60"/>
+      </w:pPr>
+      <w:r>
+        <w:rPr>
+          <w:rFonts w:ascii="Times New Roman" w:hAnsi="Times New Roman"/>
+          <w:b/>
+          <w:sz w:val="26"/>
+        </w:rPr>
+        <w:t>15. 'Full steam ahead': NASA ramps up prep for Artemis III astronaut launch in 2027</w:t>
+      </w:r>
+    </w:p>
+    <w:p>
+      <w:pPr>
+        <w:spacing w:after="80"/>
+        <w:jc w:val="left"/>
+      </w:pPr>
+      <w:hyperlink r:id="rId33">
+        <w:r>
+          <w:rPr>
+            <w:color w:val="0000FF"/>
+            <w:u w:val="single"/>
+          </w:rPr>
+          <w:t>Read more</w:t>
+        </w:r>
+      </w:hyperlink>
+    </w:p>
+    <w:p>
+      <w:pPr>
+        <w:spacing w:after="120"/>
+        <w:jc w:val="center"/>
+      </w:pPr>
+      <w:r>
+        <w:drawing>
+          <wp:inline xmlns:a="http://schemas.openxmlformats.org/drawingml/2006/main" xmlns:pic="http://schemas.openxmlformats.org/drawingml/2006/picture">
+            <wp:extent cx="4389120" cy="2468880"/>
+            <wp:docPr id="12" name="Picture 12"/>
+            <wp:cNvGraphicFramePr>
+              <a:graphicFrameLocks noChangeAspect="1"/>
+            </wp:cNvGraphicFramePr>
+            <a:graphic>
+              <a:graphicData uri="http://schemas.openxmlformats.org/drawingml/2006/picture">
+                <pic:pic>
+                  <pic:nvPicPr>
+                    <pic:cNvPr id="0" name="image.jpg"/>
+                    <pic:cNvPicPr/>
+                  </pic:nvPicPr>
+                  <pic:blipFill>
+                    <a:blip r:embed="rId34"/>
                     <a:stretch>
                       <a:fillRect/>
                     </a:stretch>
@@ -539,562 +1299,7 @@
           <w:rFonts w:ascii="Times New Roman" w:hAnsi="Times New Roman"/>
           <w:sz w:val="24"/>
         </w:rPr>
-        <w:t>To a question about the ISRO memo, Union Minister Jitendra Singh said it was "for administrative reasons" and not because of any other factor. ISRO The Indian Space Research Organisation (ISRO) has reportedly been hit by mass exodus with at least 100 scientists putting in their papers in recent months, prompting Centre to step in to tighten rules on voluntary exits and retirement, especially for those working on critical missions such as Gaganyaan. The memorandum further adds that all requests for resignation and retirement will now be referred to the Department of Space. Reason behind mass exodus While the Department of Space has not officially disclosed the number of departures, the Times of India reported multiple ISRO sources have stated that between 100 and 120 scientists may have resigned in recent months. Nearly 80 scientists have left the UR Rao Satellite Centre (URSC) in Karnataka's Bengaluru, while around 20 departures have been reported from the Vikram Sarabhai Space Centre (VSSC) in Kerala's Thiruvananthapuram, per the report. While sources confirmed 100 resignations, they added that the number could be around 120, TOI reported. Acknowledging the mass resignations, ISRO chairman V Narayana told the publication that the space organisation was prepared to deal with the departures. "Yes, a lot of people go, but that's part of every organisation. The move [memorandum] isn't only to retain, but also to ensure that important projects don't suffer all of a sudden. But if someone is still going, someone else will take responsibility. We're taking care of it," he was quoted as saying. Centre tightens exit rule The Department of Space (DoS) has issued a new directive to major space research centres of the ISRO, tightening rules on voluntary retirement and resignations amid a mass exodus in the Indian space agency. The memorandum, issued on July 14 to centres like the UR Rao Satellite Centre (URSC) and the Vikram Sarabhai Space Centre (VSSC), directed them not to routinely accept resignation or voluntary retirement requests from Group 'A' scientific and technical personnel linked to Gaganyaan - India's prestigious human spaceflight programme - and other "important missions". "Of late, it is noticed that there has been spate of requests for voluntary retirement and resignation from Group 'A' Scientific/Technical personnel of ISRO including those associated with the prestigious Gaganyaan and other important missions/projects severely impacting the implementation of projects of national importance," according to the directive, as reported by NDTV. "In view of this, it has been decided that voluntary retirement and resignation requests from Scientific &amp; Technical personnel associated with the Gaganyaan and other important Mission / Projects may not be accepted as a matter of routine," it added. These centres were told that any such requests received from scientific or technical personnel, even of and below the rank of scientist and engineer, should be sent to the Department of Space with "clear recommendations" of their directors for final decision. The order reverses a key administrative change made in 2020 that allowed ISRO centre directors and heads to accept voluntary retirement and resignation requests from Group A scientific and technical personnel up to scientist/engineer-SG level. 'Many come and go' "No, that is because... that is for administrative reasons so that the decision can be taken at a much mature level," the Union Minister of State for Science and Technology told reporters. He said ISRO has a very large workforce that as people leave, many also join. "Many have gone, many have come," he said, and pointed out there was no controversy on the matter.</w:t>
-      </w:r>
-    </w:p>
-    <w:p>
-      <w:pPr>
-        <w:pBdr>
-          <w:bottom w:val="single" w:sz="6" w:space="6" w:color="A6A6A6"/>
-        </w:pBdr>
-      </w:pPr>
-    </w:p>
-    <w:p/>
-    <w:p>
-      <w:pPr>
-        <w:spacing w:after="60"/>
-      </w:pPr>
-      <w:r>
-        <w:rPr>
-          <w:rFonts w:ascii="Times New Roman" w:hAnsi="Times New Roman"/>
-          <w:b/>
-          <w:sz w:val="26"/>
-        </w:rPr>
-        <w:t>6. A Tide-Fueled Trove of Biodiversity in Guinea-Bissau</w:t>
-      </w:r>
-    </w:p>
-    <w:p>
-      <w:pPr>
-        <w:spacing w:after="80"/>
-        <w:jc w:val="left"/>
-      </w:pPr>
-      <w:hyperlink r:id="rId21">
-        <w:r>
-          <w:rPr>
-            <w:color w:val="0000FF"/>
-            <w:u w:val="single"/>
-          </w:rPr>
-          <w:t>Read more</w:t>
-        </w:r>
-      </w:hyperlink>
-    </w:p>
-    <w:p>
-      <w:pPr>
-        <w:spacing w:after="120"/>
-        <w:jc w:val="center"/>
-      </w:pPr>
-      <w:r>
-        <w:drawing>
-          <wp:inline xmlns:a="http://schemas.openxmlformats.org/drawingml/2006/main" xmlns:pic="http://schemas.openxmlformats.org/drawingml/2006/picture">
-            <wp:extent cx="4389120" cy="2926080"/>
-            <wp:docPr id="7" name="Picture 7"/>
-            <wp:cNvGraphicFramePr>
-              <a:graphicFrameLocks noChangeAspect="1"/>
-            </wp:cNvGraphicFramePr>
-            <a:graphic>
-              <a:graphicData uri="http://schemas.openxmlformats.org/drawingml/2006/picture">
-                <pic:pic>
-                  <pic:nvPicPr>
-                    <pic:cNvPr id="0" name="image.jpg"/>
-                    <pic:cNvPicPr/>
-                  </pic:nvPicPr>
-                  <pic:blipFill>
-                    <a:blip r:embed="rId22"/>
-                    <a:stretch>
-                      <a:fillRect/>
-                    </a:stretch>
-                  </pic:blipFill>
-                  <pic:spPr>
-                    <a:xfrm>
-                      <a:off x="0" y="0"/>
-                      <a:ext cx="4389120" cy="2926080"/>
-                    </a:xfrm>
-                    <a:prstGeom prst="rect"/>
-                  </pic:spPr>
-                </pic:pic>
-              </a:graphicData>
-            </a:graphic>
-          </wp:inline>
-        </w:drawing>
-      </w:r>
-    </w:p>
-    <w:p>
-      <w:pPr>
-        <w:spacing w:after="120" w:line="276" w:lineRule="auto"/>
-        <w:jc w:val="both"/>
-      </w:pPr>
-      <w:r>
-        <w:rPr>
-          <w:rFonts w:ascii="Times New Roman" w:hAnsi="Times New Roman"/>
-          <w:sz w:val="24"/>
-        </w:rPr>
-        <w:t>Relatively low tidal waters expose sandflats and mudflats in the Bijagós Archipelago of Guinea-Bissau in this image acquired on November 28, 2025, with the OLI (Operational Land Imager) on Landsat 8 . These coastal landforms support an array of invertebrates, making the archipelago a popular stopover for migratory shorebirds. NASA Earth Observatory/Lauren Dauphin Twice each day, tides ebb and flow through a maze of sandy channels, mudflats, and mangrove forests that flank the 88 islands and islets of Guinea-Bissau's Bijagós Archipelago (Arquipélago dos Bijagós in Portuguese). Seen from above, the process leads to stark changes to the landscape: around low tide, intertidal mudflats and sandflats emerge from the sea, causing islands to grow significantly before shrinking again hours later. The perpetual rhythm of the tides sustains outpourings of marine life in an archipelago that, as of 2025, was inscribed as a UNESCO World Heritage site. The site protects the only active deltaic archipelago on Africa's Atlantic coast, a place where tides, river sediments, coastal upwelling, and coastal currents come together to shape unusually productive and biodiverse island ecosystems. UNESCO estimates that the islands support some 870,000 migratory shorebirds, making this one of the most important feeding areas for birds in West Africa along the East Atlantic Flyway. Hundreds of species of birds dine on a potpourri of marine worms, crustaceans, mollusks, and small fish found on mudflats exposed by low tides. During high tides, manatees, dolphins, and schools of fish move closer to the islands, pushing deeper into the mangrove forests that ring them, and tens of thousands of sea turtles swim inland to sandy beaches as they hunt for nesting sites. A huge population of green sea turtles nests on the tiny island of Poilão, part of the João Vieira and Poilão Marine National Park. After hatching, young turtles make perilous nighttime dashes to the water, often pursued by crabs, lizards, and birds. Once they reach the water, baby sea turtles face an array of predators, including jacks, barracudas, groupers, and snappers that patrol shallow waters as well as tuna, mackerel, sharks, and rays in deeper waters. According to some estimates, less than 1 percent of green sea turtle hatchlings survive to adulthood. A 2025 analysis of the region's tides explored why the archipelago has some of the largest tidal ranges in West Africa. The researchers concluded that the region's wide, shallow shelf and the estuary's geometry combine to create a tidal range of up to 7 meters (23 feet), compared to about 1 meter (3 feet) in many other parts of the West African coast. The scientists used altimetry data from the NASA/CNES TOPEX/Poseidon, Jason-1, and Jason-2 satellites to help validate their findings. NASA Earth Observatory images by Lauren Dauphin, using Landsat data from the U.S. Geological Survey. Story by Adam Voiland. Downloads November 28, 2025 References &amp; Resources</w:t>
-      </w:r>
-    </w:p>
-    <w:p>
-      <w:pPr>
-        <w:pBdr>
-          <w:bottom w:val="single" w:sz="6" w:space="6" w:color="A6A6A6"/>
-        </w:pBdr>
-      </w:pPr>
-    </w:p>
-    <w:p/>
-    <w:p>
-      <w:pPr>
-        <w:spacing w:after="60"/>
-      </w:pPr>
-      <w:r>
-        <w:rPr>
-          <w:rFonts w:ascii="Times New Roman" w:hAnsi="Times New Roman"/>
-          <w:b/>
-          <w:sz w:val="26"/>
-        </w:rPr>
-        <w:t>7. NASA Welcomes Serbia as Newest Artemis Accords Signatory</w:t>
-      </w:r>
-    </w:p>
-    <w:p>
-      <w:pPr>
-        <w:spacing w:after="80"/>
-        <w:jc w:val="left"/>
-      </w:pPr>
-      <w:hyperlink r:id="rId23">
-        <w:r>
-          <w:rPr>
-            <w:color w:val="0000FF"/>
-            <w:u w:val="single"/>
-          </w:rPr>
-          <w:t>Read more</w:t>
-        </w:r>
-      </w:hyperlink>
-    </w:p>
-    <w:p>
-      <w:pPr>
-        <w:jc w:val="center"/>
-      </w:pPr>
-      <w:r/>
-    </w:p>
-    <w:p>
-      <w:pPr>
-        <w:spacing w:after="120" w:line="276" w:lineRule="auto"/>
-        <w:jc w:val="both"/>
-      </w:pPr>
-      <w:r>
-        <w:rPr>
-          <w:rFonts w:ascii="Times New Roman" w:hAnsi="Times New Roman"/>
-          <w:sz w:val="24"/>
-        </w:rPr>
-        <w:t>Serbia's Minister of Foreign Affairs Marko Đurić, right, shakes hands with NASA Deputy Administrator Matt Anderson, left, after signing the Artemis Accords Thursday, July 16, at NASA Headquarters in Washington. NASA/Keegan Barber The Republic of Serbia signed the Artemis Accords Thursday during a ceremony hosted by NASA at the agency's Headquarters in Washington, becoming the 69th nation to join a large community of like-minded nations committed to the peaceful, transparent, and responsible exploration of space. "Serbia's connection to NASA reaches back to the Apollo program, when the work of Serbian engineers helped make some of humanity's greatest achievements in space possible," said NASA Deputy Administrator Matt Anderson. "Among them was Milojko 'Mike' Vučelić, who was awarded the Presidential Medal of Freedom for the critical role he played in bringing the Apollo 13 crew safely home. Their story stands as a reminder that the greatest achievements in space are made possible by talented people working together." The broader team of Serbian American engineers played key roles during the Apollo era across systems engineering, propulsion, power systems, spacecraft docking, electronics reliability, and mission coordination. Their expertise supported critical functions ranging from lunar landing analysis to safe spacecraft docking. Serbia's Minister of Foreign Affairs Marko Đurić signed the Artemis Accords on behalf of the country. "The great beyond has always inspired humanity to achieve its greatest feats - from the Roman 'per aspera ad astra' to Norman Vincent Peale's belief that if we aim for the Moon, we will at least land among the stars," said Đurić. "Those words feel especially fitting today. We come from a nation of great minds like Nikola Tesla and Milutin Milanković, but also from the legacy of David Vujic, one of the pioneers of the Apollo missions and a member of the 'Serbian Seven,' a group of engineers and technicians whose contributions to NASA helped make the Moon landing possible. In that spirit, we owe it to both our brave ancestors and our children to keep pushing toward new frontiers - to explore, to inspire one another, and to dare even greater things." By signing the Artemis Accords, nations open the door to opportunities for future lunar exploration with NASA, such as providing science and technology payloads for the U.S.-led Moon Base and CubeSats for upcoming Artemis missions, advancing humanity's return to the Moon, and shaping the Golden Age of space exploration and innovation. Ambassador of the Republic of Serbia to the United States Dragan Šutanovac; State Secretary for Serbia's Ministry of Science, Technological Development and Innovation Marija Gnjatović; and U.S. Department of State Assistant Secretary for Oceans and International Environmental and Scientific Affairs Wesley Brooks all participated in Serbia's signing ceremony. In 2020, NASA and the Department of State joined with seven other founding nations to establish the Artemis Accords, responding to the growing interest in lunar activities by both governments and private companies. They introduced the first set of practical principles aimed at enhancing the safety and coordination between nations as they explore the Moon, Mars, and beyond, committing nations to: explore peaceably and transparently render aid to those in need enable access to scientific data ensure activities do not interfere with those of others preserve historically significant sites and artifacts by developing best practices Five years later, President Donald J. Trump's National Space Policy directed NASA to establish a sustained lunar outpost. With this Moon Base, NASA is putting the principles of the Artemis Accords into practice, inviting every signatory to take part in the endeavor. More countries are expected to sign the Artemis Accords in the months and years ahead, as NASA continues its work to establish a safe, peaceful, and prosperous future in space. Learn more about the Artemis Accords at: https://www.nasa.gov/artemis-accords</w:t>
-      </w:r>
-    </w:p>
-    <w:p>
-      <w:pPr>
-        <w:pBdr>
-          <w:bottom w:val="single" w:sz="6" w:space="6" w:color="A6A6A6"/>
-        </w:pBdr>
-      </w:pPr>
-    </w:p>
-    <w:p/>
-    <w:p>
-      <w:pPr>
-        <w:spacing w:after="60"/>
-      </w:pPr>
-      <w:r>
-        <w:rPr>
-          <w:rFonts w:ascii="Times New Roman" w:hAnsi="Times New Roman"/>
-          <w:b/>
-          <w:sz w:val="26"/>
-        </w:rPr>
-        <w:t>8. NASA Study Finds Near-Earth Asteroid Is Actually Comet</w:t>
-      </w:r>
-    </w:p>
-    <w:p>
-      <w:pPr>
-        <w:spacing w:after="80"/>
-        <w:jc w:val="left"/>
-      </w:pPr>
-      <w:hyperlink r:id="rId24">
-        <w:r>
-          <w:rPr>
-            <w:color w:val="0000FF"/>
-            <w:u w:val="single"/>
-          </w:rPr>
-          <w:t>Read more</w:t>
-        </w:r>
-      </w:hyperlink>
-    </w:p>
-    <w:p>
-      <w:pPr>
-        <w:jc w:val="center"/>
-      </w:pPr>
-      <w:r/>
-    </w:p>
-    <w:p>
-      <w:pPr>
-        <w:spacing w:after="120" w:line="276" w:lineRule="auto"/>
-        <w:jc w:val="both"/>
-      </w:pPr>
-      <w:r>
-        <w:rPr>
-          <w:rFonts w:ascii="Times New Roman" w:hAnsi="Times New Roman"/>
-          <w:sz w:val="24"/>
-        </w:rPr>
-        <w:t>This artist's concept depicts a near-Earth asteroid with an elongated orbit. A few objects such as these can exhibit significant perturbations in their motion around the Sun and, like the asteroid 1998 SH2, could turn out to be regular comets with a weak tail and coma (the gas and dust around a comet's nucleus). NASA/JPL-Caltech New research led by scientists at NASA's Jet Propulsion Laboratory in Southern California has revealed the identity of a puzzling near-Earth object by precisely tracking its motion through space and using powerful observatories that image faint celestial objects. This object has a dual personality: Past images hadn't revealed obvious cometlike activity, suggesting it might be an asteroid, but its motion recently proved to be irregular like that of a comet. The scientists detailed their findings in a study published in the journal Nature Astronomy. The puzzle began on Aug. 28, 2025, when the object, provisionally known as the asteroid 1998 SH2, passed safely within 2 million miles (3 million kilometers) of our planet during its 4½-year orbit around the Sun. Researchers looking to observe 1998 SH2 with NASA's Deep Space Network (DSN) planetary radar system had calculated its position using data from previous orbits and factored in the effects that the gravity of the Sun and planets would have on its path. But when 1998 SH2 didn't show up where they expected, they realized that something unanticipated had been influencing the object's motion. Object tracking By using optical astrometry to precisely measure the object's position in the sky, the researchers were able to identify the cause. "After we measured the nongravitational perturbations affecting the motion of 1998 SH2 and recognized they weren't compatible with the object being an asteroid, we suspected the object could be an active comet," said Davide Farnocchia, a navigation engineer with NASA's Center for Near-Earth Object Studies at JPL and study lead. Although 1998 SH2's orbit around the Sun had been well-tracked from 1998 to 2016, the object had completed two solar orbits without additional observations by telescopes until the 2025 DSN attempts. Analyzing all observations collected since the object's discovery in 1998, researchers determined the perturbations to 1998 SH2's motion and hypothesized that the object may be generating a small thrust by venting gas into space, causing it to deviate from its predicted path. This venting results from the Sun heating ice mixed with rocky material, turning the ice into a gas. With regular comets, this activity forms a trademark bright tail and coma - the gas and dust surrounding a comet's nucleus. But when an object produces gas and dust in much smaller quantities, its tail and coma may not be detectable to most observatories. Tail, coma emerge The August 2025 close approach to Earth of 1998 SH2 provided the perfect opportunity for the paper's authors to gather observational evidence of visible cometary activity. They reached out to astronomers at the Canada-France-Hawaii Telescope, a 3.6-meter (12-foot) optical/infrared telescope near the summit of Mauna Kea, Hawaii, and the 1.5-meter (5-foot) European Southern Observatory's Danish Telescope in La Silla, Chile, to observe. Astronomers at the powerful European Southern Observatory's 8.2-meter (27-foot) Very Large Telescope on the Chilean mountain Cerro Paranal also tracked the object. "The images we collected from these observatories showed a weak but clear tail, thus confirming that 1998 SH2 is, in fact, a comet," said Olivier Hainaut, an astronomer with the European Southern Observatory and coauthor of the study. "That's how science works - you form a hypothesis, and you set out to test it. This data is exactly what was needed to confirm our hypothesis that 1998 SH2 was a comet." As an outcome of the investigation, 1998 SH2 will receive an additional comet provisional designation, P/1998 SH2. Planetary defense implications The research also sheds light on another, even more unusual, class of objects called dark comets. Like 1998 SH2, dark comets exhibit significant irregularities, or perturbations, in their trajectory but lack other visible evidence of comet activity - there's no coma, tail, or visible outgassing. These enigmatic objects fall into two distinct populations: larger ones with orbits similar to those of Jupiter-family comets (short period comets with highly elliptical, or eccentric, orbits), and smaller ones that orbit closer to the Sun. Since the 2016 discovery of the first dark comet, about a dozen more have been identified. The paper's authors suggest that many of the larger dark comets, which have orbits like 1998 SH2's, could turn out to be regular comets if astronomers get the right opportunity to observe them with powerful telescopes capable of imaging incredibly faint objects. And by analyzing the motion of all near-Earth objects using precision astrometry data, researchers may reveal more comets that were previously designated as asteroids if they exhibit cometlike nongravitational perturbations. "This work shows the importance of continuously tracking near-Earth objects," said Farnocchia. "Because of outgassing, the motion of comets is more significantly perturbed than that of asteroids. Detecting these perturbations can be an important diagnostic tool for planetary defense that will help understand which objects may be comets rather than asteroids, how their orbits evolve, and how that influences their Earth impact risks." Hunting for near-Earth objects NASA's upcoming Near-Earth Object (NEO) Surveyor will collect data that can be used to support this effort. The first space survey telescope to be built for planetary defense, this next-generation mission will seek out some of the hardest-to-find near-Earth objects, such as dark asteroids and comets that don't reflect much visible light. NASA's Center for Near Earth Object Studies, the Goldstone Solar System Radar Group, and NEO Surveyor all are managed by JPL and supported by the agency's Planetary Defense Coordination Office in Washington. Caltech in Pasadena manages JPL for NASA. The DSN receives programmatic oversight from the SCaN (Space Communications and Navigation) program office, also at NASA headquarters. More information about planetary radar, NASA's Center for Near Earth Object Studies, and near-Earth objects can be found at: https://www.jpl.nasa.gov/asteroid-watch News Media Contacts Ian J. O'Neill Jet Propulsion Laboratory, Pasadena, Calif. 818-354-2649 ian.j.oneill@jpl.nasa.gov Karen Fox / Molly Wasser NASA Headquarters, Washington 202-358-1600 karen.c.fox@nasa.gov / molly.l.wasser@nasa.gov 2026-046</w:t>
-      </w:r>
-    </w:p>
-    <w:p>
-      <w:pPr>
-        <w:pBdr>
-          <w:bottom w:val="single" w:sz="6" w:space="6" w:color="A6A6A6"/>
-        </w:pBdr>
-      </w:pPr>
-    </w:p>
-    <w:p/>
-    <w:p>
-      <w:pPr>
-        <w:spacing w:after="60"/>
-      </w:pPr>
-      <w:r>
-        <w:rPr>
-          <w:rFonts w:ascii="Times New Roman" w:hAnsi="Times New Roman"/>
-          <w:b/>
-          <w:sz w:val="26"/>
-        </w:rPr>
-        <w:t>9. SpaceX's Starship Flight 13 test launch aborts at last second (video)</w:t>
-      </w:r>
-    </w:p>
-    <w:p>
-      <w:pPr>
-        <w:spacing w:after="80"/>
-        <w:jc w:val="left"/>
-      </w:pPr>
-      <w:hyperlink r:id="rId25">
-        <w:r>
-          <w:rPr>
-            <w:color w:val="0000FF"/>
-            <w:u w:val="single"/>
-          </w:rPr>
-          <w:t>Read more</w:t>
-        </w:r>
-      </w:hyperlink>
-    </w:p>
-    <w:p>
-      <w:pPr>
-        <w:spacing w:after="120"/>
-        <w:jc w:val="center"/>
-      </w:pPr>
-      <w:r>
-        <w:drawing>
-          <wp:inline xmlns:a="http://schemas.openxmlformats.org/drawingml/2006/main" xmlns:pic="http://schemas.openxmlformats.org/drawingml/2006/picture">
-            <wp:extent cx="4389120" cy="2469740"/>
-            <wp:docPr id="8" name="Picture 8"/>
-            <wp:cNvGraphicFramePr>
-              <a:graphicFrameLocks noChangeAspect="1"/>
-            </wp:cNvGraphicFramePr>
-            <a:graphic>
-              <a:graphicData uri="http://schemas.openxmlformats.org/drawingml/2006/picture">
-                <pic:pic>
-                  <pic:nvPicPr>
-                    <pic:cNvPr id="0" name="image.png"/>
-                    <pic:cNvPicPr/>
-                  </pic:nvPicPr>
-                  <pic:blipFill>
-                    <a:blip r:embed="rId26"/>
-                    <a:stretch>
-                      <a:fillRect/>
-                    </a:stretch>
-                  </pic:blipFill>
-                  <pic:spPr>
-                    <a:xfrm>
-                      <a:off x="0" y="0"/>
-                      <a:ext cx="4389120" cy="2469740"/>
-                    </a:xfrm>
-                    <a:prstGeom prst="rect"/>
-                  </pic:spPr>
-                </pic:pic>
-              </a:graphicData>
-            </a:graphic>
-          </wp:inline>
-        </w:drawing>
-      </w:r>
-    </w:p>
-    <w:p>
-      <w:pPr>
-        <w:spacing w:after="120" w:line="276" w:lineRule="auto"/>
-        <w:jc w:val="both"/>
-      </w:pPr>
-      <w:r>
-        <w:rPr>
-          <w:rFonts w:ascii="Times New Roman" w:hAnsi="Times New Roman"/>
-          <w:sz w:val="24"/>
-        </w:rPr>
-        <w:t>Click for next article Starship wasn't quite ready to fly today (July 16). SpaceX tried to launch the Starship megarocket on its 13th test flight today but couldn't quite pull it off. Something went wrong just as the giant vehicle's 33 first-stage Raptor engines started to fire up, and an abort was triggered. "We'll take some time, dig into what triggered that abort once the booster was igniting to launch, and then we'll figure out what our path forward is going to be," SpaceX's Dan Huot said during the company's launch webcast today. SpaceX's second V3 Starship vehicle tries to launch on July 16, 2026. The attempt was aborted at the last second. (Image credit: SpaceX) It didn't take long for SpaceX to narrow in on the root cause and address it. "To be confident of a good flight, 2 Raptors will be removed &amp; replaced. Most probable launch timing is early next week," company founder and CEO Elon Musk said this evening via X , the social media platform he owns. Starship Flight 13 will fly from SpaceX's Starbase site in South Texas. Today's attempt occurred at 6:45 p.m. EDT (2245 GMT; 5:45 p.m. local time), right at the beginning of a 90-minute launch window. $39.99 at Amazon Starship Die Cast Rocket Model Was $47.99 Now $39.99 on Amazon. Even if you can't see SpaceX's Starship in person, you can score a model of your own. Standing at 13.77 inches (35 cm), this is a 1:375 ratio of SpaceX's Starship as a desktop model. The materials here are alloy steel and it weighs just 225g. Flight 13 will be the second test launch of Starship Version 3 (V3), an upgraded variant of the megarocket designed to get it up to operational status. V3's first jaunt, Flight 12 on May 22 , was mostly successful, but there were a few issues. For example, Starship's Super Heavy first stage didn't steer itself back for a controlled splashdown in the Gulf of Mexico as planned, and the Ship upper stage wasn't able to relight one of its Raptor engines in space. Starship V3 will get a second chance on Flight 13, whose goals are similar to those of Flight 12: Get Super Heavy down on target in the Gulf and send Ship most of the way around the world, for a controlled splashdown of its own off the coast of Western Australia. (Ship pulled that off on Flight 12.) There are a few new objectives, however. The most notable is the payload suite flying on Flight 13 - 20 of SpaceX's next-gen Starlink V3 internet satellites. The company wants to build a constellation of 100,000 Starlink V3 spacecraft in low Earth orbit using Starship, and Flight 13 will mark the satellites' first-ever trip to space. They won't stay up there, however; the spacecraft will be deployed on Ship's suborbital trajectory and will crash back to Earth after about 20 minutes, according to SpaceX. Six of the 20 Starlinks going up on Flight 13 will be equipped with cameras, to image Ship's heat shield. SpaceX did this with a couple of V2 Starlinks on Flight 12 as well. Editor's note: This story was updated at 9:38 p.m. ET on July 16 with information from an Elon Musk X post.</w:t>
-      </w:r>
-    </w:p>
-    <w:p>
-      <w:pPr>
-        <w:pBdr>
-          <w:bottom w:val="single" w:sz="6" w:space="6" w:color="A6A6A6"/>
-        </w:pBdr>
-      </w:pPr>
-    </w:p>
-    <w:p/>
-    <w:p>
-      <w:pPr>
-        <w:spacing w:after="60"/>
-      </w:pPr>
-      <w:r>
-        <w:rPr>
-          <w:rFonts w:ascii="Times New Roman" w:hAnsi="Times New Roman"/>
-          <w:b/>
-          <w:sz w:val="26"/>
-        </w:rPr>
-        <w:t>10. SpaceX stacks massive Starship rocket ahead of today's Flight 13 test launch (video)</w:t>
-      </w:r>
-    </w:p>
-    <w:p>
-      <w:pPr>
-        <w:spacing w:after="80"/>
-        <w:jc w:val="left"/>
-      </w:pPr>
-      <w:hyperlink r:id="rId27">
-        <w:r>
-          <w:rPr>
-            <w:color w:val="0000FF"/>
-            <w:u w:val="single"/>
-          </w:rPr>
-          <w:t>Read more</w:t>
-        </w:r>
-      </w:hyperlink>
-    </w:p>
-    <w:p>
-      <w:pPr>
-        <w:spacing w:after="120"/>
-        <w:jc w:val="center"/>
-      </w:pPr>
-      <w:r>
-        <w:drawing>
-          <wp:inline xmlns:a="http://schemas.openxmlformats.org/drawingml/2006/main" xmlns:pic="http://schemas.openxmlformats.org/drawingml/2006/picture">
-            <wp:extent cx="4389120" cy="2468880"/>
-            <wp:docPr id="9" name="Picture 9"/>
-            <wp:cNvGraphicFramePr>
-              <a:graphicFrameLocks noChangeAspect="1"/>
-            </wp:cNvGraphicFramePr>
-            <a:graphic>
-              <a:graphicData uri="http://schemas.openxmlformats.org/drawingml/2006/picture">
-                <pic:pic>
-                  <pic:nvPicPr>
-                    <pic:cNvPr id="0" name="image.jpg"/>
-                    <pic:cNvPicPr/>
-                  </pic:nvPicPr>
-                  <pic:blipFill>
-                    <a:blip r:embed="rId28"/>
-                    <a:stretch>
-                      <a:fillRect/>
-                    </a:stretch>
-                  </pic:blipFill>
-                  <pic:spPr>
-                    <a:xfrm>
-                      <a:off x="0" y="0"/>
-                      <a:ext cx="4389120" cy="2468880"/>
-                    </a:xfrm>
-                    <a:prstGeom prst="rect"/>
-                  </pic:spPr>
-                </pic:pic>
-              </a:graphicData>
-            </a:graphic>
-          </wp:inline>
-        </w:drawing>
-      </w:r>
-    </w:p>
-    <w:p>
-      <w:pPr>
-        <w:spacing w:after="120" w:line="276" w:lineRule="auto"/>
-        <w:jc w:val="both"/>
-      </w:pPr>
-      <w:r>
-        <w:rPr>
-          <w:rFonts w:ascii="Times New Roman" w:hAnsi="Times New Roman"/>
-          <w:sz w:val="24"/>
-        </w:rPr>
-        <w:t>Click for next article Update for 7:10 p.m. ET on July 16: SpaceX's Starship Flight 13 test launch aborted at the last second on July 16: Read our abort story . Starship is about to take to the skies on a bold new test flight of the world's most powerful rocket. After several days of testing, SpaceX has stacked and readied its massive Starship rocket for its 13th test flight . Liftoff is scheduled to occur today (July 16) during a 90-minute launch window that opens at 6:45 p.m. EDT (2245 GMT), from pad 2 at SpaceX's facility in Starbase, Texas. Both stages had been in their respective Starbase hangars for final checkouts following successful engine tests. Booster 40, the Super Heavy first stage launching on Starship Flight 13 , was returned to the pad yesterday (July 15). Ship 40, the mission's upper-stage spacecraft, was rolled from the hangar beginning yesterday evening. The rocket was stacked overnight, according to a SpaceX post on X , and now awaits prelaunch procedures ahead of the beginning of Flight 13's launch countdown. Starship is stacked at Starbase, Texas, ahead of its planned 13th test launch on July 16, 2026. (Image credit: SpaceX) Flight 13 will launch the second "Version 3" (V3) Starship, a new iteration featuring extensive design upgrades to help mature the rocket toward clearing the vehicle for official operation. Compared to its Version 2 predecessor, V3 is taller, carries more propellant, and has lost significant mass around its engine section due to upgraded avionics systems. V3 is also equipped with 33 of SpaceX's upgraded Raptor 3 engines on Super Heavy, and another six (three sea-level, three vacuum-optimized) Raptor 3s on Ship. Starship is designed for full reusability, with both Super Heavy and Ship capable of returning to their launch site for landing and refurbishment, which means making sure there's enough fuel in the tank to make the journey back. One critical upgrade for Starship V3 involves the propellant transfer docking ports that have been added to Ship's dorsal side (opposite the heat-shield tiles on its belly, or ventral side). Ship uses the majority of its fuel getting to space and will therefore require propellant transfers from various refueling flights in order to fly beyond low Earth orbit . NASA is eyeing the development progress of Starship very closely, with a vested interest in the spacecraft's yet-unproven ability to transfer and maintain the types of cryogenic fuels that power its Raptor 3s. NASA has contracted SpaceX to design a lunar lander version of Starship to return astronauts to the moon as a part of the agency's Artemis program , and effectively managing its onboard propellants is one of the requirements on NASA's checklist to certify the vehicle to fly with crews. $39.99 at Amazon Starship Die Cast Rocket Model Was $47.99 Now $39.99 on Amazon. Even if you can't see SpaceX's Starship in person, you can score a model of your own. Standing at 13.77 inches (35 cm), this is a 1:375 ratio of SpaceX's Starship as a desktop model. The materials here are alloy steel and it weighs just 225g. SpaceX plans to complete such a demonstration later this year in preparation for Artemis III , targeted for mid-to-late 2027, which will fly a crew of four aboard NASA's Orion spacecraft to dock with Ship in Earth orbit ahead of the program's first moon landing mission on Artemis IV in 2028. NASA contracted Blue Origin 's Blue Moon spacecraft as an additional Artemis lander, which will also launch to Earth orbit for docking operations with Orion during Artemis III. Starship's readiness to fly those future missions will largely be determined by the rocket's performance on Flight 13, and its subsequent test launches in the coming months. Today's launch aims to smooth over a few rough patches that the vehicle ran into during V3's debut on the mostly successful Flight 12 , which occurred on May 22. Those hiccups included Super Heavy failing to steer itself back to Earth for a controlled splashdown and Ship not relighting one of its Raptor engines in space as planned. Stacking Starship for Flight 13 pic.twitter.com/L4XN6gqgRtJuly 16, 2026 If all goes according to plan on today's launch, Super Heavy will perform a boostback burn and soft splashdown in the Gulf of Mexico. Ship will carry on with a suborbital trajectory, and is expected to release 20 Starlink V3 satellites - the first of the upgraded Starlinks to fly to space. Six of those spacecraft are equipped with cameras to inspect Ship's heat-shield tiles during flight. The satellites , though, will be on the same suborbital trajectory as Ship, and are expected to burn up during reentry through Earth's atmosphere . Ship is scheduled to perform a landing burn and soft splashdown of its own a little more than an hour after liftoff, and will meet a watery demise in the Indian Ocean.</w:t>
-      </w:r>
-    </w:p>
-    <w:p>
-      <w:pPr>
-        <w:pBdr>
-          <w:bottom w:val="single" w:sz="6" w:space="6" w:color="A6A6A6"/>
-        </w:pBdr>
-      </w:pPr>
-    </w:p>
-    <w:p/>
-    <w:p>
-      <w:pPr>
-        <w:spacing w:after="60"/>
-      </w:pPr>
-      <w:r>
-        <w:rPr>
-          <w:rFonts w:ascii="Times New Roman" w:hAnsi="Times New Roman"/>
-          <w:b/>
-          <w:sz w:val="26"/>
-        </w:rPr>
-        <w:t>11. SpaceX launches 21 'data transport' satellites for US military (video, photos)</w:t>
-      </w:r>
-    </w:p>
-    <w:p>
-      <w:pPr>
-        <w:spacing w:after="80"/>
-        <w:jc w:val="left"/>
-      </w:pPr>
-      <w:hyperlink r:id="rId29">
-        <w:r>
-          <w:rPr>
-            <w:color w:val="0000FF"/>
-            <w:u w:val="single"/>
-          </w:rPr>
-          <w:t>Read more</w:t>
-        </w:r>
-      </w:hyperlink>
-    </w:p>
-    <w:p>
-      <w:pPr>
-        <w:spacing w:after="120"/>
-        <w:jc w:val="center"/>
-      </w:pPr>
-      <w:r>
-        <w:drawing>
-          <wp:inline xmlns:a="http://schemas.openxmlformats.org/drawingml/2006/main" xmlns:pic="http://schemas.openxmlformats.org/drawingml/2006/picture">
-            <wp:extent cx="4389120" cy="2468880"/>
-            <wp:docPr id="10" name="Picture 10"/>
-            <wp:cNvGraphicFramePr>
-              <a:graphicFrameLocks noChangeAspect="1"/>
-            </wp:cNvGraphicFramePr>
-            <a:graphic>
-              <a:graphicData uri="http://schemas.openxmlformats.org/drawingml/2006/picture">
-                <pic:pic>
-                  <pic:nvPicPr>
-                    <pic:cNvPr id="0" name="image.jpg"/>
-                    <pic:cNvPicPr/>
-                  </pic:nvPicPr>
-                  <pic:blipFill>
-                    <a:blip r:embed="rId30"/>
-                    <a:stretch>
-                      <a:fillRect/>
-                    </a:stretch>
-                  </pic:blipFill>
-                  <pic:spPr>
-                    <a:xfrm>
-                      <a:off x="0" y="0"/>
-                      <a:ext cx="4389120" cy="2468880"/>
-                    </a:xfrm>
-                    <a:prstGeom prst="rect"/>
-                  </pic:spPr>
-                </pic:pic>
-              </a:graphicData>
-            </a:graphic>
-          </wp:inline>
-        </w:drawing>
-      </w:r>
-    </w:p>
-    <w:p>
-      <w:pPr>
-        <w:spacing w:after="120" w:line="276" w:lineRule="auto"/>
-        <w:jc w:val="both"/>
-      </w:pPr>
-      <w:r>
-        <w:rPr>
-          <w:rFonts w:ascii="Times New Roman" w:hAnsi="Times New Roman"/>
-          <w:sz w:val="24"/>
-        </w:rPr>
-        <w:t>Click for next article Starship isn't the only SpaceX rocket flying today. A Falcon 9 rocket launched from California's Vandenberg Space Force Base today (July 16), carrying 21 satellites for the U.S. military's advanced new "Tranche 1 Transport Layer" (T1TL) constellation to orbit. Liftoff took place at 4:32 p.m. EDT (2032 GMT; 1:32 p.m. local California time). A SpaceX Falcon 9 rocket launches the Third Tranche 1 Mission for the U.S. Space Development Agency from Vandenberg Space Force Base in California on July 16, 2026. (Image credit: SpaceX) SpaceX's Starship megarocket - the biggest and most powerful launch vehicle ever built - is slated to make its 13th test flight a few hours later. It will lift off from the company's Starbase site in South Texas during a 90-minute window that opens at 6:45 p.m. EDT (2245 GMT; 5:45 p.m. local Texas time). SpaceX will stream that mission live, and Space.com will carry the feed . Coverage will begin about half an hour before launch. Today's Falcon 9 flight helps assemble the T1TL, a network in low Earth orbit (LEO) that will be operated by the U.S. Space Force 's Space Development Agency (SDA). The T1TL "will provide global communications access and deliver persistent regional encrypted connectivity in support of warfighter missions around the globe," SDA officials wrote in a explainer . The T1TL will eventually consist of 126 satellites, which will be built by York Space Systems, Lockheed Martin and Northrop Grumman. Sixty-three of the spacecraft have now launched to date, on three Falcon 9 launches from Vandenberg - one last September , another last October and today. These 126 spacecraft will be part of a larger LEO network that the SDA calls the Proliferated Warfighter Space Architecture. The PWSA is "a proliferated constellation of hundreds of optically linked small satellites, in low-Earth orbit (LEO), delivering capability at speed to the warfighter," SDA officials wrote in a Tranche 1 fact sheet . "SDA leverages spiral development to deploy and proliferate new capability into a new generation of the PWSA every two years, called a 'tranche,' to continually increase capability used by the warfighter," they added. The first stage of a SpaceX Falcon 9 rocket rests on a drone ship after launching the Third Tranche 1 Mission for the U.S. Space Development Agency on July 16, 2026. (Image credit: SpaceX) Previous Booster 1103 launches NROL-179 | 2 Starlink missions Everything went according to plan today, at least during the mission's early stages. The Falcon 9's first stage came back to Earth about 8.5 minutes after liftoff for a landing in the Pacific Ocean, on the drone ship "Of Course I Still Love You." According to a SpaceX mission description , it was the fourth flight for this particular booster, which is designated 1103. The Falcon 9's upper stage continued hauling the 21 satellites to LEO. We don't know when or exactly where they'll be deployed; the SpaceX mission description doesn't provide that information, and the company cut off its launch webcast shortly after booster landing at the request of the SDA. Editor's note: This story was updated at 4:44 p.m. ET on July 16 with news of successful launch and booster landing.</w:t>
-      </w:r>
-    </w:p>
-    <w:p>
-      <w:pPr>
-        <w:pBdr>
-          <w:bottom w:val="single" w:sz="6" w:space="6" w:color="A6A6A6"/>
-        </w:pBdr>
-      </w:pPr>
-    </w:p>
-    <w:p/>
-    <w:p>
-      <w:pPr>
-        <w:spacing w:after="60"/>
-      </w:pPr>
-      <w:r>
-        <w:rPr>
-          <w:rFonts w:ascii="Times New Roman" w:hAnsi="Times New Roman"/>
-          <w:b/>
-          <w:sz w:val="26"/>
-        </w:rPr>
-        <w:t>12. How NASA's Artemis III lander test will pave way for moon landings</w:t>
-      </w:r>
-    </w:p>
-    <w:p>
-      <w:pPr>
-        <w:spacing w:after="80"/>
-        <w:jc w:val="left"/>
-      </w:pPr>
-      <w:hyperlink r:id="rId31">
-        <w:r>
-          <w:rPr>
-            <w:color w:val="0000FF"/>
-            <w:u w:val="single"/>
-          </w:rPr>
-          <w:t>Read more</w:t>
-        </w:r>
-      </w:hyperlink>
-    </w:p>
-    <w:p>
-      <w:pPr>
-        <w:spacing w:after="120"/>
-        <w:jc w:val="center"/>
-      </w:pPr>
-      <w:r>
-        <w:drawing>
-          <wp:inline xmlns:a="http://schemas.openxmlformats.org/drawingml/2006/main" xmlns:pic="http://schemas.openxmlformats.org/drawingml/2006/picture">
-            <wp:extent cx="4389120" cy="4389120"/>
-            <wp:docPr id="11" name="Picture 11"/>
-            <wp:cNvGraphicFramePr>
-              <a:graphicFrameLocks noChangeAspect="1"/>
-            </wp:cNvGraphicFramePr>
-            <a:graphic>
-              <a:graphicData uri="http://schemas.openxmlformats.org/drawingml/2006/picture">
-                <pic:pic>
-                  <pic:nvPicPr>
-                    <pic:cNvPr id="0" name="image.jpg"/>
-                    <pic:cNvPicPr/>
-                  </pic:nvPicPr>
-                  <pic:blipFill>
-                    <a:blip r:embed="rId32"/>
-                    <a:stretch>
-                      <a:fillRect/>
-                    </a:stretch>
-                  </pic:blipFill>
-                  <pic:spPr>
-                    <a:xfrm>
-                      <a:off x="0" y="0"/>
-                      <a:ext cx="4389120" cy="4389120"/>
-                    </a:xfrm>
-                    <a:prstGeom prst="rect"/>
-                  </pic:spPr>
-                </pic:pic>
-              </a:graphicData>
-            </a:graphic>
-          </wp:inline>
-        </w:drawing>
-      </w:r>
-    </w:p>
-    <w:p>
-      <w:pPr>
-        <w:spacing w:after="120" w:line="276" w:lineRule="auto"/>
-        <w:jc w:val="both"/>
-      </w:pPr>
-      <w:r>
-        <w:rPr>
-          <w:rFonts w:ascii="Times New Roman" w:hAnsi="Times New Roman"/>
-          <w:sz w:val="24"/>
-        </w:rPr>
-        <w:t>Before Artemis astronauts land on the moon's surface in 2028, NASA will conduct the Artemis III demonstration mission in 2027, allowing teams on Earth and in orbit to practice rendezvous and docking operations between commercial human landing systems and the Orion spacecraft. Data from that mission, along with future uncrewed demonstration missions at the moon, will support ast...</w:t>
+        <w:t>Click for next article Two of the four RS-25 engines that will power the core stage of Artemis III's Space Launch System rocket. NASA is picking up the pace on its Artemis III mission preparations, pressing forward on multiple fronts to assemble launch vehicle hardware and beginning routine simulations inside Artemis mission control. The agency is "full steam ahead," according to a July 13 NASA update . Across Kennedy Space Center (KSC) in Florida, components of Artemis III's Space Launch System (SLS) rocket are coming together, undergoing tests and awaiting transportation for final integration ahead of next year's launch. NASA is targeting mid-to-late 2027 for Artemis III, which will launch four astronauts into low Earth orbit (LEO) aboard the Orion spacecraft . It will be the second crewed mission of NASA's Artemis program , which aims to establish a permanent human presence on the moon . Artemis III will be a critical stepping stone in NASA's lunar landing architecture, despite the mission not actually flying to the moon. Instead, SLS will launch Orion and its four-person crew into LEO for rendezvous and docking operations with the program's two commercial lunar lander vehicles: SpaceX 's Starship and Blue Origin 's Blue Moon spacecraft. With the completion of the massively successful Artemis II mission that flew astronauts around the moon in April and the second half of 2026 beginning to count down, NASA has shifted into full gear to complete assembly and testing of the hardware that will launch Artemis III . Several components for the mission's SLS rocket have arrived in the Vehicle Assembly Building (VAB) at KSC. The SLS core stage was delivered at the end of April , and it was connected with the rocket's engine block section in May. The first two of the core stage's four RS-25 engines arrived in June and will be installed on the SLS engine block once the remaining two are delivered, after which NASA plans to begin integration with the mobile launch platform (MLP) and launch operations tests. A temporary weather cap was also delivered in June, which will protect the stage when NASA transports it to the launch pad for tests before the full vehicle is stacked. The bottom segments of both SLS solid rocket boosters (SRBs) were delivered over the last week , and they have been mounted on the MLP, according to NASA's update. The upper SRB segments arrived at KSC via train in June and will undergo inspection and testing before the twin boosters are fully stacked. Per NASA: Artemis launch director Charlie Blackwell-Thompson participates in the launch countdown simulation on July 2, 2026, in Firing Room 1 of the Launch Control Center. Image credit: NASA/Chad Siwik Per NASA: Employees pose for a photograph following work inside the VAB to secure the left-hand aft assembly solid rocket booster segment to the mobile launcher at the VAB on July 9, 2026. Image credit: NASA/Ben Smegelsky Per NASA: The left-hand and right-hand aft assembly solid rocket booster segments for NASA's Artemis III SLS (Space Launch System) rocket are secured to the mobile launcher at the agency's Vehicle Assembly Building at NASA's Kennedy Space Center in Florida on July 11, 2026. Image credit: NASA/Frank Michaux Per NASA: Artemis III astronauts Randy Bresnik and Andre Douglas visit the Multi-Payload Processing Facility at NASA's Kennedy Space Center on July 10, 2026. Image credit: NASA/Cory Huston Inside KSC's Neil Armstrong Operations and Checkout Building, the Artemis III Orion is making significant progress - engineers have now finished installation of the spacecraft's heat shield. Artemis III will be the first Orion mission to use an upgraded heat shield, featuring design improvements gleaned from analysis of unexpected wear on the heat shield flown on Artemis I . Orion's service module is also currently inside the Operations and Checkout Building and recently completed acoustic testing. Both the service module and Orion capsule are now being prepared for joining and eventual transportation to the VAB for stacking. The pieces for Artemis III are coming together at @NASAKennedy.The twin solid rocket boosters? They're getting stacked.The launch team? They're simulating the countdown.The heat shield? It's now attached to the Orion spacecraft.Full steam ahead for Artemis III. pic.twitter.com/2f92kv6HEiJuly 13, 2026 On the personnel side of things, Artemis III team members at KSC have begun monthly launch simulation tests to hone procedures for SLS propellant loading, terminal count operations (the final 10 minutes prior to liftoff) and launch day operations. Those tests will continue regularly leading up to Artemis III's launch next year, according to NASA. As teams across NASA are busy readying all the pieces for Artemis III, others are looking ahead to the program's first lunar landing, planned for Artemis IV. That mission, scheduled for late 2028, will deliver a crew of astronauts to the surface of the moon for the first time since 1972. The SLS that will get them there is also coming together piece by piece.</w:t>
       </w:r>
     </w:p>
     <w:sectPr>

--- a/Space_News_17_07_2026.docx
+++ b/Space_News_17_07_2026.docx
@@ -422,7 +422,7 @@
           <w:b/>
           <w:sz w:val="26"/>
         </w:rPr>
-        <w:t>4. 'Many Come And Go': Science Minister Downplays ISRO Resignations - NDTV</w:t>
+        <w:t>4. ISRO's scientist exit wave: What is the reason behind mass exodus? - Moneycontrol.com</w:t>
       </w:r>
     </w:p>
     <w:p>
@@ -431,55 +431,6 @@
         <w:jc w:val="left"/>
       </w:pPr>
       <w:hyperlink r:id="rId18">
-        <w:r>
-          <w:rPr>
-            <w:color w:val="0000FF"/>
-            <w:u w:val="single"/>
-          </w:rPr>
-          <w:t>Read more</w:t>
-        </w:r>
-      </w:hyperlink>
-    </w:p>
-    <w:p>
-      <w:pPr>
-        <w:spacing w:after="120" w:line="276" w:lineRule="auto"/>
-        <w:jc w:val="both"/>
-      </w:pPr>
-      <w:r>
-        <w:rPr>
-          <w:rFonts w:ascii="Times New Roman" w:hAnsi="Times New Roman"/>
-          <w:sz w:val="24"/>
-        </w:rPr>
-        <w:t>'Many Come And Go': Science Minister Downplays ISRO Resignations NDTV</w:t>
-      </w:r>
-    </w:p>
-    <w:p>
-      <w:pPr>
-        <w:pBdr>
-          <w:bottom w:val="single" w:sz="6" w:space="6" w:color="A6A6A6"/>
-        </w:pBdr>
-      </w:pPr>
-    </w:p>
-    <w:p/>
-    <w:p>
-      <w:pPr>
-        <w:spacing w:after="60"/>
-      </w:pPr>
-      <w:r>
-        <w:rPr>
-          <w:rFonts w:ascii="Times New Roman" w:hAnsi="Times New Roman"/>
-          <w:b/>
-          <w:sz w:val="26"/>
-        </w:rPr>
-        <w:t>5. ISRO's scientist exit wave: What is the reason behind mass exodus? - Moneycontrol.com</w:t>
-      </w:r>
-    </w:p>
-    <w:p>
-      <w:pPr>
-        <w:spacing w:after="80"/>
-        <w:jc w:val="left"/>
-      </w:pPr>
-      <w:hyperlink r:id="rId19">
         <w:r>
           <w:rPr>
             <w:color w:val="0000FF"/>
@@ -510,7 +461,7 @@
                     <pic:cNvPicPr/>
                   </pic:nvPicPr>
                   <pic:blipFill>
-                    <a:blip r:embed="rId20"/>
+                    <a:blip r:embed="rId19"/>
                     <a:stretch>
                       <a:fillRect/>
                     </a:stretch>
@@ -560,7 +511,7 @@
           <w:b/>
           <w:sz w:val="26"/>
         </w:rPr>
-        <w:t>6. A Tide-Fueled Trove of Biodiversity in Guinea-Bissau</w:t>
+        <w:t>5. A Tide-Fueled Trove of Biodiversity in Guinea-Bissau</w:t>
       </w:r>
     </w:p>
     <w:p>
@@ -568,7 +519,7 @@
         <w:spacing w:after="80"/>
         <w:jc w:val="left"/>
       </w:pPr>
-      <w:hyperlink r:id="rId21">
+      <w:hyperlink r:id="rId20">
         <w:r>
           <w:rPr>
             <w:color w:val="0000FF"/>
@@ -599,7 +550,7 @@
                     <pic:cNvPicPr/>
                   </pic:nvPicPr>
                   <pic:blipFill>
-                    <a:blip r:embed="rId22"/>
+                    <a:blip r:embed="rId21"/>
                     <a:stretch>
                       <a:fillRect/>
                     </a:stretch>
@@ -649,7 +600,7 @@
           <w:b/>
           <w:sz w:val="26"/>
         </w:rPr>
-        <w:t>7. NASA Welcomes Serbia as Newest Artemis Accords Signatory</w:t>
+        <w:t>6. NASA Welcomes Serbia as Newest Artemis Accords Signatory</w:t>
       </w:r>
     </w:p>
     <w:p>
@@ -657,7 +608,7 @@
         <w:spacing w:after="80"/>
         <w:jc w:val="left"/>
       </w:pPr>
-      <w:hyperlink r:id="rId23">
+      <w:hyperlink r:id="rId22">
         <w:r>
           <w:rPr>
             <w:color w:val="0000FF"/>
@@ -704,7 +655,7 @@
           <w:b/>
           <w:sz w:val="26"/>
         </w:rPr>
-        <w:t>8. NASA Study Finds Near-Earth Asteroid Is Actually Comet</w:t>
+        <w:t>7. NASA Study Finds Near-Earth Asteroid Is Actually Comet</w:t>
       </w:r>
     </w:p>
     <w:p>
@@ -712,7 +663,7 @@
         <w:spacing w:after="80"/>
         <w:jc w:val="left"/>
       </w:pPr>
-      <w:hyperlink r:id="rId24">
+      <w:hyperlink r:id="rId23">
         <w:r>
           <w:rPr>
             <w:color w:val="0000FF"/>
@@ -759,7 +710,7 @@
           <w:b/>
           <w:sz w:val="26"/>
         </w:rPr>
-        <w:t>9. SpaceX's Starship Flight 13 test launch aborts at last second (video)</w:t>
+        <w:t>8. SpaceX's Starship Flight 13 test launch aborts at last second (video)</w:t>
       </w:r>
     </w:p>
     <w:p>
@@ -767,7 +718,7 @@
         <w:spacing w:after="80"/>
         <w:jc w:val="left"/>
       </w:pPr>
-      <w:hyperlink r:id="rId25">
+      <w:hyperlink r:id="rId24">
         <w:r>
           <w:rPr>
             <w:color w:val="0000FF"/>
@@ -798,7 +749,7 @@
                     <pic:cNvPicPr/>
                   </pic:nvPicPr>
                   <pic:blipFill>
-                    <a:blip r:embed="rId26"/>
+                    <a:blip r:embed="rId25"/>
                     <a:stretch>
                       <a:fillRect/>
                     </a:stretch>
@@ -848,7 +799,7 @@
           <w:b/>
           <w:sz w:val="26"/>
         </w:rPr>
-        <w:t>10. SpaceX stacks massive Starship rocket ahead of today's Flight 13 test launch (video)</w:t>
+        <w:t>9. SpaceX stacks massive Starship rocket ahead of today's Flight 13 test launch (video)</w:t>
       </w:r>
     </w:p>
     <w:p>
@@ -856,7 +807,7 @@
         <w:spacing w:after="80"/>
         <w:jc w:val="left"/>
       </w:pPr>
-      <w:hyperlink r:id="rId27">
+      <w:hyperlink r:id="rId26">
         <w:r>
           <w:rPr>
             <w:color w:val="0000FF"/>
@@ -887,7 +838,7 @@
                     <pic:cNvPicPr/>
                   </pic:nvPicPr>
                   <pic:blipFill>
-                    <a:blip r:embed="rId28"/>
+                    <a:blip r:embed="rId27"/>
                     <a:stretch>
                       <a:fillRect/>
                     </a:stretch>
@@ -937,7 +888,7 @@
           <w:b/>
           <w:sz w:val="26"/>
         </w:rPr>
-        <w:t>11. SpaceX launches 21 'data transport' satellites for US military (video, photos)</w:t>
+        <w:t>10. SpaceX launches 21 'data transport' satellites for US military (video, photos)</w:t>
       </w:r>
     </w:p>
     <w:p>
@@ -945,7 +896,7 @@
         <w:spacing w:after="80"/>
         <w:jc w:val="left"/>
       </w:pPr>
-      <w:hyperlink r:id="rId29">
+      <w:hyperlink r:id="rId28">
         <w:r>
           <w:rPr>
             <w:color w:val="0000FF"/>
@@ -976,7 +927,7 @@
                     <pic:cNvPicPr/>
                   </pic:nvPicPr>
                   <pic:blipFill>
-                    <a:blip r:embed="rId30"/>
+                    <a:blip r:embed="rId29"/>
                     <a:stretch>
                       <a:fillRect/>
                     </a:stretch>
@@ -1026,7 +977,7 @@
           <w:b/>
           <w:sz w:val="26"/>
         </w:rPr>
-        <w:t>12. How NASA's Artemis III lander test will pave way for moon landings</w:t>
+        <w:t>11. How NASA's Artemis III lander test will pave way for moon landings</w:t>
       </w:r>
     </w:p>
     <w:p>
@@ -1034,7 +985,7 @@
         <w:spacing w:after="80"/>
         <w:jc w:val="left"/>
       </w:pPr>
-      <w:hyperlink r:id="rId31">
+      <w:hyperlink r:id="rId30">
         <w:r>
           <w:rPr>
             <w:color w:val="0000FF"/>
@@ -1065,7 +1016,7 @@
                     <pic:cNvPicPr/>
                   </pic:nvPicPr>
                   <pic:blipFill>
-                    <a:blip r:embed="rId32"/>
+                    <a:blip r:embed="rId31"/>
                     <a:stretch>
                       <a:fillRect/>
                     </a:stretch>
